--- a/WIP/rapport de projet/Rapport de projet test.docx
+++ b/WIP/rapport de projet/Rapport de projet test.docx
@@ -10,6 +10,7 @@
           <w:docPartUnique/>
         </w:docPartObj>
       </w:sdtPr>
+      <w:sdtEndPr/>
       <w:sdtContent>
         <w:p>
           <w:pPr>
@@ -131,6 +132,7 @@
                   <w:tab w:val="left" w:pos="440"/>
                   <w:tab w:val="right" w:leader="dot" w:pos="9062"/>
                 </w:tabs>
+                <w:jc w:val="both"/>
                 <w:rPr>
                   <w:rFonts w:cstheme="minorBidi"/>
                   <w:noProof/>
@@ -229,6 +231,7 @@
                   <w:tab w:val="left" w:pos="880"/>
                   <w:tab w:val="right" w:leader="dot" w:pos="9062"/>
                 </w:tabs>
+                <w:jc w:val="both"/>
                 <w:rPr>
                   <w:rFonts w:cstheme="minorBidi"/>
                   <w:noProof/>
@@ -317,6 +320,7 @@
                   <w:tab w:val="left" w:pos="880"/>
                   <w:tab w:val="right" w:leader="dot" w:pos="9062"/>
                 </w:tabs>
+                <w:jc w:val="both"/>
                 <w:rPr>
                   <w:rFonts w:cstheme="minorBidi"/>
                   <w:noProof/>
@@ -405,6 +409,7 @@
                   <w:tab w:val="left" w:pos="880"/>
                   <w:tab w:val="right" w:leader="dot" w:pos="9062"/>
                 </w:tabs>
+                <w:jc w:val="both"/>
                 <w:rPr>
                   <w:rFonts w:cstheme="minorBidi"/>
                   <w:noProof/>
@@ -493,6 +498,7 @@
                   <w:tab w:val="left" w:pos="880"/>
                   <w:tab w:val="right" w:leader="dot" w:pos="9062"/>
                 </w:tabs>
+                <w:jc w:val="both"/>
                 <w:rPr>
                   <w:rFonts w:cstheme="minorBidi"/>
                   <w:noProof/>
@@ -581,6 +587,7 @@
                   <w:tab w:val="left" w:pos="440"/>
                   <w:tab w:val="right" w:leader="dot" w:pos="9062"/>
                 </w:tabs>
+                <w:jc w:val="both"/>
                 <w:rPr>
                   <w:rFonts w:cstheme="minorBidi"/>
                   <w:noProof/>
@@ -670,6 +677,7 @@
                   <w:tab w:val="left" w:pos="880"/>
                   <w:tab w:val="right" w:leader="dot" w:pos="9062"/>
                 </w:tabs>
+                <w:jc w:val="both"/>
                 <w:rPr>
                   <w:rFonts w:cstheme="minorBidi"/>
                   <w:noProof/>
@@ -758,6 +766,7 @@
                   <w:tab w:val="left" w:pos="880"/>
                   <w:tab w:val="right" w:leader="dot" w:pos="9062"/>
                 </w:tabs>
+                <w:jc w:val="both"/>
                 <w:rPr>
                   <w:rFonts w:cstheme="minorBidi"/>
                   <w:noProof/>
@@ -846,6 +855,7 @@
                   <w:tab w:val="left" w:pos="880"/>
                   <w:tab w:val="right" w:leader="dot" w:pos="9062"/>
                 </w:tabs>
+                <w:jc w:val="both"/>
                 <w:rPr>
                   <w:rFonts w:cstheme="minorBidi"/>
                   <w:noProof/>
@@ -1960,10 +1970,15 @@
       </w:r>
       <w:bookmarkEnd w:id="6"/>
     </w:p>
-    <w:p/>
+    <w:p>
+      <w:pPr>
+        <w:jc w:val="both"/>
+      </w:pPr>
+    </w:p>
     <w:p>
       <w:pPr>
         <w:ind w:left="360"/>
+        <w:jc w:val="both"/>
         <w:rPr>
           <w:b/>
           <w:bCs/>
@@ -1990,6 +2005,7 @@
     <w:p>
       <w:pPr>
         <w:ind w:left="360"/>
+        <w:jc w:val="both"/>
       </w:pPr>
       <w:r>
         <w:t xml:space="preserve">Cette politique de test définit les approches, les outils et les méthodologies pour assurer la qualité de l'application </w:t>
@@ -2006,6 +2022,7 @@
     <w:p>
       <w:pPr>
         <w:ind w:left="360"/>
+        <w:jc w:val="both"/>
         <w:rPr>
           <w:b/>
           <w:bCs/>
@@ -2036,6 +2053,7 @@
           <w:ilvl w:val="0"/>
           <w:numId w:val="17"/>
         </w:numPr>
+        <w:jc w:val="both"/>
         <w:rPr>
           <w:b/>
           <w:bCs/>
@@ -2057,6 +2075,7 @@
           <w:ilvl w:val="0"/>
           <w:numId w:val="17"/>
         </w:numPr>
+        <w:jc w:val="both"/>
         <w:rPr>
           <w:b/>
           <w:bCs/>
@@ -2078,6 +2097,7 @@
           <w:ilvl w:val="0"/>
           <w:numId w:val="17"/>
         </w:numPr>
+        <w:jc w:val="both"/>
         <w:rPr>
           <w:b/>
           <w:bCs/>
@@ -2111,11 +2131,13 @@
     <w:p>
       <w:pPr>
         <w:ind w:left="360"/>
+        <w:jc w:val="both"/>
       </w:pPr>
     </w:p>
     <w:p>
       <w:pPr>
         <w:ind w:left="360"/>
+        <w:jc w:val="both"/>
         <w:rPr>
           <w:b/>
           <w:bCs/>
@@ -2146,6 +2168,7 @@
           <w:ilvl w:val="0"/>
           <w:numId w:val="17"/>
         </w:numPr>
+        <w:jc w:val="both"/>
         <w:rPr>
           <w:b/>
           <w:bCs/>
@@ -2175,6 +2198,7 @@
           <w:ilvl w:val="0"/>
           <w:numId w:val="17"/>
         </w:numPr>
+        <w:jc w:val="both"/>
         <w:rPr>
           <w:b/>
           <w:bCs/>
@@ -2183,23 +2207,34 @@
           <w:sz w:val="26"/>
           <w:szCs w:val="26"/>
           <w:u w:val="single"/>
-        </w:rPr>
-      </w:pPr>
-      <w:r>
+          <w:lang w:val="en-US"/>
+        </w:rPr>
+      </w:pPr>
+      <w:r>
+        <w:rPr>
+          <w:lang w:val="en-US"/>
+        </w:rPr>
         <w:t xml:space="preserve">Test End to End pour le </w:t>
       </w:r>
       <w:proofErr w:type="spellStart"/>
       <w:r>
+        <w:rPr>
+          <w:lang w:val="en-US"/>
+        </w:rPr>
         <w:t>FrontEnd</w:t>
       </w:r>
       <w:proofErr w:type="spellEnd"/>
       <w:r>
+        <w:rPr>
+          <w:lang w:val="en-US"/>
+        </w:rPr>
         <w:t>.</w:t>
       </w:r>
     </w:p>
     <w:p>
       <w:pPr>
         <w:ind w:firstLine="360"/>
+        <w:jc w:val="both"/>
         <w:rPr>
           <w:b/>
           <w:bCs/>
@@ -2226,6 +2261,7 @@
     <w:p>
       <w:pPr>
         <w:ind w:left="360"/>
+        <w:jc w:val="both"/>
         <w:rPr>
           <w:sz w:val="26"/>
           <w:szCs w:val="26"/>
@@ -2246,6 +2282,7 @@
           <w:ilvl w:val="0"/>
           <w:numId w:val="17"/>
         </w:numPr>
+        <w:jc w:val="both"/>
       </w:pPr>
       <w:proofErr w:type="spellStart"/>
       <w:r>
@@ -2263,6 +2300,7 @@
           <w:ilvl w:val="0"/>
           <w:numId w:val="17"/>
         </w:numPr>
+        <w:jc w:val="both"/>
       </w:pPr>
       <w:proofErr w:type="spellStart"/>
       <w:r>
@@ -2273,6 +2311,7 @@
     <w:p>
       <w:pPr>
         <w:ind w:left="360"/>
+        <w:jc w:val="both"/>
         <w:rPr>
           <w:sz w:val="26"/>
           <w:szCs w:val="26"/>
@@ -2300,6 +2339,7 @@
           <w:ilvl w:val="0"/>
           <w:numId w:val="17"/>
         </w:numPr>
+        <w:jc w:val="both"/>
         <w:rPr>
           <w:sz w:val="26"/>
           <w:szCs w:val="26"/>
@@ -2316,6 +2356,7 @@
           <w:ilvl w:val="0"/>
           <w:numId w:val="17"/>
         </w:numPr>
+        <w:jc w:val="both"/>
         <w:rPr>
           <w:sz w:val="26"/>
           <w:szCs w:val="26"/>
@@ -2328,6 +2369,7 @@
     <w:p>
       <w:pPr>
         <w:ind w:left="360"/>
+        <w:jc w:val="both"/>
         <w:rPr>
           <w:b/>
           <w:bCs/>
@@ -2354,6 +2396,7 @@
     <w:p>
       <w:pPr>
         <w:ind w:left="360"/>
+        <w:jc w:val="both"/>
         <w:rPr>
           <w:sz w:val="26"/>
           <w:szCs w:val="26"/>
@@ -2381,6 +2424,7 @@
           <w:ilvl w:val="0"/>
           <w:numId w:val="17"/>
         </w:numPr>
+        <w:jc w:val="both"/>
       </w:pPr>
       <w:proofErr w:type="spellStart"/>
       <w:r>
@@ -2391,6 +2435,7 @@
     <w:p>
       <w:pPr>
         <w:ind w:left="360"/>
+        <w:jc w:val="both"/>
         <w:rPr>
           <w:sz w:val="26"/>
           <w:szCs w:val="26"/>
@@ -2418,6 +2463,7 @@
           <w:ilvl w:val="0"/>
           <w:numId w:val="17"/>
         </w:numPr>
+        <w:jc w:val="both"/>
         <w:rPr>
           <w:sz w:val="26"/>
           <w:szCs w:val="26"/>
@@ -2430,6 +2476,7 @@
     <w:p>
       <w:pPr>
         <w:ind w:left="360"/>
+        <w:jc w:val="both"/>
         <w:rPr>
           <w:b/>
           <w:bCs/>
@@ -2460,6 +2507,7 @@
           <w:ilvl w:val="0"/>
           <w:numId w:val="17"/>
         </w:numPr>
+        <w:jc w:val="both"/>
         <w:rPr>
           <w:b/>
           <w:bCs/>
@@ -2487,6 +2535,7 @@
           <w:ilvl w:val="0"/>
           <w:numId w:val="17"/>
         </w:numPr>
+        <w:jc w:val="both"/>
         <w:rPr>
           <w:b/>
           <w:bCs/>
@@ -2519,6 +2568,7 @@
           <w:ilvl w:val="0"/>
           <w:numId w:val="17"/>
         </w:numPr>
+        <w:jc w:val="both"/>
         <w:rPr>
           <w:b/>
           <w:bCs/>
@@ -2539,6 +2589,7 @@
     <w:p>
       <w:pPr>
         <w:ind w:left="360"/>
+        <w:jc w:val="both"/>
         <w:rPr>
           <w:b/>
           <w:bCs/>
@@ -2569,17 +2620,42 @@
           <w:ilvl w:val="0"/>
           <w:numId w:val="17"/>
         </w:numPr>
+        <w:jc w:val="both"/>
       </w:pPr>
       <w:r>
         <w:t>100% des test unitaire réussis</w:t>
       </w:r>
     </w:p>
-    <w:p/>
-    <w:p/>
-    <w:p/>
-    <w:p/>
-    <w:p/>
-    <w:p/>
+    <w:p>
+      <w:pPr>
+        <w:jc w:val="both"/>
+      </w:pPr>
+    </w:p>
+    <w:p>
+      <w:pPr>
+        <w:jc w:val="both"/>
+      </w:pPr>
+    </w:p>
+    <w:p>
+      <w:pPr>
+        <w:jc w:val="both"/>
+      </w:pPr>
+    </w:p>
+    <w:p>
+      <w:pPr>
+        <w:jc w:val="both"/>
+      </w:pPr>
+    </w:p>
+    <w:p>
+      <w:pPr>
+        <w:jc w:val="both"/>
+      </w:pPr>
+    </w:p>
+    <w:p>
+      <w:pPr>
+        <w:jc w:val="both"/>
+      </w:pPr>
+    </w:p>
     <w:p>
       <w:pPr>
         <w:pStyle w:val="Titre2"/>
@@ -2599,6 +2675,7 @@
     <w:p>
       <w:pPr>
         <w:ind w:left="360"/>
+        <w:jc w:val="both"/>
         <w:rPr>
           <w:b/>
           <w:bCs/>
@@ -2625,6 +2702,7 @@
     <w:p>
       <w:pPr>
         <w:ind w:left="360"/>
+        <w:jc w:val="both"/>
         <w:rPr>
           <w:sz w:val="26"/>
           <w:szCs w:val="26"/>
@@ -2676,6 +2754,7 @@
     <w:p>
       <w:pPr>
         <w:ind w:left="360"/>
+        <w:jc w:val="both"/>
         <w:rPr>
           <w:sz w:val="26"/>
           <w:szCs w:val="26"/>
@@ -2685,6 +2764,7 @@
     <w:p>
       <w:pPr>
         <w:ind w:left="360"/>
+        <w:jc w:val="both"/>
         <w:rPr>
           <w:b/>
           <w:bCs/>
@@ -2711,6 +2791,7 @@
     <w:p>
       <w:pPr>
         <w:ind w:left="360"/>
+        <w:jc w:val="both"/>
         <w:rPr>
           <w:b/>
           <w:bCs/>
@@ -2769,15 +2850,27 @@
         </w:drawing>
       </w:r>
     </w:p>
-    <w:p/>
-    <w:p>
+    <w:p>
+      <w:pPr>
+        <w:jc w:val="both"/>
+      </w:pPr>
+    </w:p>
+    <w:p>
+      <w:pPr>
+        <w:jc w:val="both"/>
+      </w:pPr>
       <w:r>
         <w:tab/>
       </w:r>
     </w:p>
-    <w:p/>
-    <w:p>
-      <w:pPr>
+    <w:p>
+      <w:pPr>
+        <w:jc w:val="both"/>
+      </w:pPr>
+    </w:p>
+    <w:p>
+      <w:pPr>
+        <w:jc w:val="both"/>
         <w:rPr>
           <w:b/>
           <w:bCs/>
@@ -2799,8 +2892,9 @@
           <w:u w:val="single"/>
         </w:rPr>
         <w:lastRenderedPageBreak/>
-        <w:t>Création</w:t>
-      </w:r>
+        <w:t xml:space="preserve">Création Des </w:t>
+      </w:r>
+      <w:proofErr w:type="spellStart"/>
       <w:r>
         <w:rPr>
           <w:b/>
@@ -2811,10 +2905,13 @@
           <w:szCs w:val="26"/>
           <w:u w:val="single"/>
         </w:rPr>
-        <w:t xml:space="preserve"> Des </w:t>
-      </w:r>
-      <w:proofErr w:type="spellStart"/>
-      <w:r>
+        <w:t>Todo</w:t>
+      </w:r>
+      <w:proofErr w:type="spellEnd"/>
+    </w:p>
+    <w:p>
+      <w:pPr>
+        <w:jc w:val="both"/>
         <w:rPr>
           <w:b/>
           <w:bCs/>
@@ -2824,28 +2921,14 @@
           <w:szCs w:val="26"/>
           <w:u w:val="single"/>
         </w:rPr>
-        <w:t>Todo</w:t>
-      </w:r>
-      <w:proofErr w:type="spellEnd"/>
-    </w:p>
-    <w:p>
-      <w:pPr>
+      </w:pPr>
+      <w:r>
         <w:rPr>
           <w:b/>
           <w:bCs/>
           <w:i/>
           <w:iCs/>
-          <w:sz w:val="26"/>
-          <w:szCs w:val="26"/>
-          <w:u w:val="single"/>
-        </w:rPr>
-      </w:pPr>
-      <w:r>
-        <w:rPr>
-          <w:b/>
-          <w:bCs/>
-          <w:i/>
-          <w:iCs/>
+          <w:noProof/>
           <w:sz w:val="26"/>
           <w:szCs w:val="26"/>
           <w:u w:val="single"/>
@@ -2889,6 +2972,7 @@
     </w:p>
     <w:p>
       <w:pPr>
+        <w:jc w:val="both"/>
         <w:rPr>
           <w:b/>
           <w:bCs/>
@@ -2928,6 +3012,7 @@
     </w:p>
     <w:p>
       <w:pPr>
+        <w:jc w:val="both"/>
         <w:rPr>
           <w:b/>
           <w:bCs/>
@@ -2944,6 +3029,7 @@
           <w:bCs/>
           <w:i/>
           <w:iCs/>
+          <w:noProof/>
           <w:sz w:val="26"/>
           <w:szCs w:val="26"/>
           <w:u w:val="single"/>
@@ -2987,6 +3073,7 @@
     </w:p>
     <w:p>
       <w:pPr>
+        <w:jc w:val="both"/>
         <w:rPr>
           <w:b/>
           <w:bCs/>
@@ -3000,6 +3087,7 @@
     </w:p>
     <w:p>
       <w:pPr>
+        <w:jc w:val="both"/>
         <w:rPr>
           <w:b/>
           <w:bCs/>
@@ -3013,6 +3101,7 @@
     </w:p>
     <w:p>
       <w:pPr>
+        <w:jc w:val="both"/>
         <w:rPr>
           <w:b/>
           <w:bCs/>
@@ -3026,6 +3115,7 @@
     </w:p>
     <w:p>
       <w:pPr>
+        <w:jc w:val="both"/>
         <w:rPr>
           <w:b/>
           <w:bCs/>
@@ -3058,6 +3148,7 @@
           <w:ilvl w:val="2"/>
           <w:numId w:val="1"/>
         </w:numPr>
+        <w:jc w:val="both"/>
         <w:rPr>
           <w:sz w:val="26"/>
           <w:szCs w:val="26"/>
@@ -3081,6 +3172,7 @@
     <w:p>
       <w:pPr>
         <w:ind w:left="360"/>
+        <w:jc w:val="both"/>
       </w:pPr>
       <w:r>
         <w:t xml:space="preserve">Ces tests ont pour but de vérifier le système d’authentification de l’application pour d’assurer que le fonctionnement et les sorties de la fonctionnalité soit correct. </w:t>
@@ -3089,6 +3181,7 @@
     <w:p>
       <w:pPr>
         <w:ind w:left="360"/>
+        <w:jc w:val="both"/>
       </w:pPr>
       <w:r>
         <w:t>Pour se faire nous avons testé deux cas distincts le premier étant l’authentification avec des données valide, et le deuxième avec des données invalide.</w:t>
@@ -3097,6 +3190,7 @@
     <w:p>
       <w:pPr>
         <w:ind w:left="360"/>
+        <w:jc w:val="both"/>
         <w:rPr>
           <w:b/>
           <w:bCs/>
@@ -3123,6 +3217,7 @@
     <w:p>
       <w:pPr>
         <w:ind w:left="360"/>
+        <w:jc w:val="both"/>
       </w:pPr>
       <w:r>
         <w:t>Voici la liste des différents module/importation requise pour mettre en place les tests :</w:t>
@@ -3135,6 +3230,7 @@
           <w:ilvl w:val="0"/>
           <w:numId w:val="17"/>
         </w:numPr>
+        <w:jc w:val="both"/>
       </w:pPr>
       <w:proofErr w:type="spellStart"/>
       <w:r>
@@ -3149,6 +3245,7 @@
           <w:ilvl w:val="0"/>
           <w:numId w:val="17"/>
         </w:numPr>
+        <w:jc w:val="both"/>
       </w:pPr>
       <w:r>
         <w:t>Express</w:t>
@@ -3161,6 +3258,7 @@
           <w:ilvl w:val="0"/>
           <w:numId w:val="17"/>
         </w:numPr>
+        <w:jc w:val="both"/>
       </w:pPr>
       <w:r>
         <w:t>Le fichier index.js du dossier routes</w:t>
@@ -3173,6 +3271,7 @@
           <w:ilvl w:val="0"/>
           <w:numId w:val="17"/>
         </w:numPr>
+        <w:jc w:val="both"/>
       </w:pPr>
       <w:proofErr w:type="spellStart"/>
       <w:r>
@@ -3187,6 +3286,7 @@
           <w:ilvl w:val="0"/>
           <w:numId w:val="17"/>
         </w:numPr>
+        <w:jc w:val="both"/>
       </w:pPr>
       <w:r>
         <w:t xml:space="preserve">Le fichier user.model.sj du dossier </w:t>
@@ -3200,6 +3300,7 @@
     <w:p>
       <w:pPr>
         <w:ind w:left="360"/>
+        <w:jc w:val="both"/>
       </w:pPr>
       <w:r>
         <w:t xml:space="preserve">Voici comment cela se mets en place dans le code. </w:t>
@@ -3208,8 +3309,12 @@
     <w:p>
       <w:pPr>
         <w:ind w:left="360"/>
-      </w:pPr>
-      <w:r>
+        <w:jc w:val="both"/>
+      </w:pPr>
+      <w:r>
+        <w:rPr>
+          <w:noProof/>
+        </w:rPr>
         <w:drawing>
           <wp:inline distT="0" distB="0" distL="0" distR="0" wp14:anchorId="27B28FE8" wp14:editId="08478CB4">
             <wp:extent cx="4601217" cy="924054"/>
@@ -3250,6 +3355,7 @@
     <w:p>
       <w:pPr>
         <w:ind w:left="360"/>
+        <w:jc w:val="both"/>
         <w:rPr>
           <w:b/>
           <w:bCs/>
@@ -3288,6 +3394,7 @@
     <w:p>
       <w:pPr>
         <w:ind w:left="360"/>
+        <w:jc w:val="both"/>
       </w:pPr>
       <w:r>
         <w:t>La première étape consiste à créer un nouveau model d’utilisateur avec la variable « </w:t>
@@ -3304,11 +3411,15 @@
     <w:p>
       <w:pPr>
         <w:ind w:left="360"/>
+        <w:jc w:val="both"/>
       </w:pPr>
       <w:r>
         <w:t xml:space="preserve"> </w:t>
       </w:r>
       <w:r>
+        <w:rPr>
+          <w:noProof/>
+        </w:rPr>
         <w:drawing>
           <wp:inline distT="0" distB="0" distL="0" distR="0" wp14:anchorId="1CDD3ADA" wp14:editId="6E2778C3">
             <wp:extent cx="3496163" cy="1086002"/>
@@ -3349,6 +3460,7 @@
     <w:p>
       <w:pPr>
         <w:ind w:left="360"/>
+        <w:jc w:val="both"/>
       </w:pPr>
       <w:r>
         <w:t>La seconde envoie une demande d’authentification avec les informations du model venant d’être créé et vérifie les réponses du server.</w:t>
@@ -3357,8 +3469,12 @@
     <w:p>
       <w:pPr>
         <w:ind w:left="360"/>
-      </w:pPr>
-      <w:r>
+        <w:jc w:val="both"/>
+      </w:pPr>
+      <w:r>
+        <w:rPr>
+          <w:noProof/>
+        </w:rPr>
         <w:drawing>
           <wp:inline distT="0" distB="0" distL="0" distR="0" wp14:anchorId="6DD671CB" wp14:editId="56D87BF2">
             <wp:extent cx="4525006" cy="1333686"/>
@@ -3399,6 +3515,7 @@
     <w:p>
       <w:pPr>
         <w:ind w:left="360"/>
+        <w:jc w:val="both"/>
         <w:rPr>
           <w:b/>
           <w:bCs/>
@@ -3413,6 +3530,7 @@
     <w:p>
       <w:pPr>
         <w:ind w:left="360"/>
+        <w:jc w:val="both"/>
         <w:rPr>
           <w:b/>
           <w:bCs/>
@@ -3427,6 +3545,7 @@
     <w:p>
       <w:pPr>
         <w:ind w:left="360"/>
+        <w:jc w:val="both"/>
         <w:rPr>
           <w:b/>
           <w:bCs/>
@@ -3460,24 +3579,13 @@
           <w:szCs w:val="26"/>
           <w:u w:val="single"/>
         </w:rPr>
-        <w:t xml:space="preserve"> avec données </w:t>
-      </w:r>
-      <w:r>
-        <w:rPr>
-          <w:b/>
-          <w:bCs/>
-          <w:i/>
-          <w:iCs/>
-          <w:sz w:val="26"/>
-          <w:szCs w:val="26"/>
-          <w:u w:val="single"/>
-        </w:rPr>
-        <w:t>invalides</w:t>
+        <w:t xml:space="preserve"> avec données invalides</w:t>
       </w:r>
     </w:p>
     <w:p>
       <w:pPr>
         <w:ind w:left="360"/>
+        <w:jc w:val="both"/>
       </w:pPr>
       <w:r>
         <w:t>La seule étape de ce test est une tentative de connexion sans avoir créer de model au préalable.</w:t>
@@ -3486,8 +3594,12 @@
     <w:p>
       <w:pPr>
         <w:ind w:left="360"/>
-      </w:pPr>
-      <w:r>
+        <w:jc w:val="both"/>
+      </w:pPr>
+      <w:r>
+        <w:rPr>
+          <w:noProof/>
+        </w:rPr>
         <w:drawing>
           <wp:inline distT="0" distB="0" distL="0" distR="0" wp14:anchorId="06DF2A25" wp14:editId="3A6073BB">
             <wp:extent cx="5572903" cy="1505160"/>
@@ -3528,6 +3640,7 @@
     <w:p>
       <w:pPr>
         <w:ind w:left="360"/>
+        <w:jc w:val="both"/>
         <w:rPr>
           <w:b/>
           <w:bCs/>
@@ -3605,7 +3718,7 @@
           </w:tcPr>
           <w:p>
             <w:pPr>
-              <w:jc w:val="center"/>
+              <w:jc w:val="both"/>
               <w:rPr>
                 <w:b/>
                 <w:bCs/>
@@ -3630,7 +3743,7 @@
           </w:tcPr>
           <w:p>
             <w:pPr>
-              <w:jc w:val="center"/>
+              <w:jc w:val="both"/>
               <w:rPr>
                 <w:b/>
                 <w:bCs/>
@@ -3657,7 +3770,7 @@
           </w:tcPr>
           <w:p>
             <w:pPr>
-              <w:jc w:val="center"/>
+              <w:jc w:val="both"/>
             </w:pPr>
             <w:r>
               <w:t>Statut du server 200</w:t>
@@ -3670,7 +3783,7 @@
           </w:tcPr>
           <w:p>
             <w:pPr>
-              <w:jc w:val="center"/>
+              <w:jc w:val="both"/>
             </w:pPr>
             <w:r>
               <w:rPr>
@@ -3700,7 +3813,7 @@
           </w:tcPr>
           <w:p>
             <w:pPr>
-              <w:jc w:val="center"/>
+              <w:jc w:val="both"/>
             </w:pPr>
             <w:proofErr w:type="gramStart"/>
             <w:r>
@@ -3718,7 +3831,7 @@
           </w:tcPr>
           <w:p>
             <w:pPr>
-              <w:jc w:val="center"/>
+              <w:jc w:val="both"/>
             </w:pPr>
             <w:proofErr w:type="gramStart"/>
             <w:r>
@@ -3744,7 +3857,7 @@
           </w:tcPr>
           <w:p>
             <w:pPr>
-              <w:jc w:val="center"/>
+              <w:jc w:val="both"/>
             </w:pPr>
             <w:r>
               <w:t xml:space="preserve">Présence d’un body dans la réponse du server </w:t>
@@ -3757,7 +3870,7 @@
           </w:tcPr>
           <w:p>
             <w:pPr>
-              <w:jc w:val="center"/>
+              <w:jc w:val="both"/>
             </w:pPr>
             <w:r>
               <w:rPr>
@@ -3775,7 +3888,7 @@
           </w:tcPr>
           <w:p>
             <w:pPr>
-              <w:jc w:val="center"/>
+              <w:jc w:val="both"/>
             </w:pPr>
             <w:r>
               <w:t>Présence de cookies dans le header de la réponse du server</w:t>
@@ -3788,7 +3901,7 @@
           </w:tcPr>
           <w:p>
             <w:pPr>
-              <w:jc w:val="center"/>
+              <w:jc w:val="both"/>
             </w:pPr>
             <w:r>
               <w:rPr>
@@ -3803,6 +3916,7 @@
     <w:p>
       <w:pPr>
         <w:ind w:left="360"/>
+        <w:jc w:val="both"/>
         <w:rPr>
           <w:b/>
           <w:bCs/>
@@ -3817,6 +3931,7 @@
     <w:p>
       <w:pPr>
         <w:ind w:left="360"/>
+        <w:jc w:val="both"/>
         <w:rPr>
           <w:b/>
           <w:bCs/>
@@ -3861,31 +3976,7 @@
           <w:szCs w:val="26"/>
           <w:u w:val="single"/>
         </w:rPr>
-        <w:t xml:space="preserve"> avec données </w:t>
-      </w:r>
-      <w:r>
-        <w:rPr>
-          <w:b/>
-          <w:bCs/>
-          <w:i/>
-          <w:iCs/>
-          <w:sz w:val="26"/>
-          <w:szCs w:val="26"/>
-          <w:u w:val="single"/>
-        </w:rPr>
-        <w:t>in</w:t>
-      </w:r>
-      <w:r>
-        <w:rPr>
-          <w:b/>
-          <w:bCs/>
-          <w:i/>
-          <w:iCs/>
-          <w:sz w:val="26"/>
-          <w:szCs w:val="26"/>
-          <w:u w:val="single"/>
-        </w:rPr>
-        <w:t>valide</w:t>
+        <w:t xml:space="preserve"> avec données invalide</w:t>
       </w:r>
     </w:p>
     <w:tbl>
@@ -3906,7 +3997,7 @@
           </w:tcPr>
           <w:p>
             <w:pPr>
-              <w:jc w:val="center"/>
+              <w:jc w:val="both"/>
               <w:rPr>
                 <w:sz w:val="26"/>
                 <w:szCs w:val="26"/>
@@ -3929,7 +4020,7 @@
           </w:tcPr>
           <w:p>
             <w:pPr>
-              <w:jc w:val="center"/>
+              <w:jc w:val="both"/>
               <w:rPr>
                 <w:sz w:val="26"/>
                 <w:szCs w:val="26"/>
@@ -3954,7 +4045,7 @@
           </w:tcPr>
           <w:p>
             <w:pPr>
-              <w:jc w:val="center"/>
+              <w:jc w:val="both"/>
             </w:pPr>
             <w:r>
               <w:t>Statut du server 400</w:t>
@@ -3967,7 +4058,7 @@
           </w:tcPr>
           <w:p>
             <w:pPr>
-              <w:jc w:val="center"/>
+              <w:jc w:val="both"/>
               <w:rPr>
                 <w:highlight w:val="green"/>
               </w:rPr>
@@ -3988,7 +4079,7 @@
           </w:tcPr>
           <w:p>
             <w:pPr>
-              <w:jc w:val="center"/>
+              <w:jc w:val="both"/>
             </w:pPr>
             <w:r>
               <w:t>Message « Utilisateur non trouvé » dans le body de la réponse du server</w:t>
@@ -4001,7 +4092,7 @@
           </w:tcPr>
           <w:p>
             <w:pPr>
-              <w:jc w:val="center"/>
+              <w:jc w:val="both"/>
             </w:pPr>
             <w:r>
               <w:rPr>
@@ -4020,6 +4111,7 @@
           <w:ilvl w:val="2"/>
           <w:numId w:val="1"/>
         </w:numPr>
+        <w:jc w:val="both"/>
       </w:pPr>
       <w:r>
         <w:t>Test Login</w:t>
@@ -4028,6 +4120,7 @@
     <w:p>
       <w:pPr>
         <w:ind w:left="360"/>
+        <w:jc w:val="both"/>
       </w:pPr>
       <w:r>
         <w:t xml:space="preserve">Ces tests ont pour but de vérifié le système de création de compte </w:t>
@@ -4050,6 +4143,7 @@
     <w:p>
       <w:pPr>
         <w:ind w:left="360"/>
+        <w:jc w:val="both"/>
         <w:rPr>
           <w:b/>
           <w:bCs/>
@@ -4076,6 +4170,7 @@
     <w:p>
       <w:pPr>
         <w:ind w:left="360"/>
+        <w:jc w:val="both"/>
       </w:pPr>
       <w:r>
         <w:t>Voici la liste des module/importation requise pour ces tests :</w:t>
@@ -4088,6 +4183,7 @@
           <w:ilvl w:val="0"/>
           <w:numId w:val="17"/>
         </w:numPr>
+        <w:jc w:val="both"/>
       </w:pPr>
       <w:proofErr w:type="spellStart"/>
       <w:r>
@@ -4102,6 +4198,7 @@
           <w:ilvl w:val="0"/>
           <w:numId w:val="17"/>
         </w:numPr>
+        <w:jc w:val="both"/>
       </w:pPr>
       <w:r>
         <w:t>Express</w:t>
@@ -4114,20 +4211,46 @@
           <w:ilvl w:val="0"/>
           <w:numId w:val="17"/>
         </w:numPr>
+        <w:jc w:val="both"/>
       </w:pPr>
       <w:r>
         <w:t>Le fichier index.js du dossier routes</w:t>
       </w:r>
     </w:p>
-    <w:p/>
-    <w:p/>
-    <w:p/>
-    <w:p/>
-    <w:p/>
-    <w:p/>
+    <w:p>
+      <w:pPr>
+        <w:jc w:val="both"/>
+      </w:pPr>
+    </w:p>
+    <w:p>
+      <w:pPr>
+        <w:jc w:val="both"/>
+      </w:pPr>
+    </w:p>
+    <w:p>
+      <w:pPr>
+        <w:jc w:val="both"/>
+      </w:pPr>
+    </w:p>
+    <w:p>
+      <w:pPr>
+        <w:jc w:val="both"/>
+      </w:pPr>
+    </w:p>
+    <w:p>
+      <w:pPr>
+        <w:jc w:val="both"/>
+      </w:pPr>
+    </w:p>
+    <w:p>
+      <w:pPr>
+        <w:jc w:val="both"/>
+      </w:pPr>
+    </w:p>
     <w:p>
       <w:pPr>
         <w:ind w:left="360"/>
+        <w:jc w:val="both"/>
         <w:rPr>
           <w:b/>
           <w:bCs/>
@@ -4155,6 +4278,7 @@
     <w:p>
       <w:pPr>
         <w:ind w:left="360"/>
+        <w:jc w:val="both"/>
       </w:pPr>
       <w:r>
         <w:t xml:space="preserve">La seule étape de ce consiste à envoyer une requête avec le nom, </w:t>
@@ -4171,8 +4295,12 @@
     <w:p>
       <w:pPr>
         <w:ind w:left="360"/>
-      </w:pPr>
-      <w:r>
+        <w:jc w:val="both"/>
+      </w:pPr>
+      <w:r>
+        <w:rPr>
+          <w:noProof/>
+        </w:rPr>
         <w:drawing>
           <wp:inline distT="0" distB="0" distL="0" distR="0" wp14:anchorId="2580D86C" wp14:editId="5AFB6AE5">
             <wp:extent cx="5068007" cy="2905530"/>
@@ -4213,11 +4341,13 @@
     <w:p>
       <w:pPr>
         <w:ind w:left="360"/>
+        <w:jc w:val="both"/>
       </w:pPr>
     </w:p>
     <w:p>
       <w:pPr>
         <w:ind w:left="360"/>
+        <w:jc w:val="both"/>
         <w:rPr>
           <w:b/>
           <w:bCs/>
@@ -4238,36 +4368,13 @@
           <w:szCs w:val="26"/>
           <w:u w:val="single"/>
         </w:rPr>
-        <w:t xml:space="preserve">Création d’un compte avec des données </w:t>
-      </w:r>
-      <w:r>
-        <w:rPr>
-          <w:b/>
-          <w:bCs/>
-          <w:i/>
-          <w:iCs/>
-          <w:sz w:val="26"/>
-          <w:szCs w:val="26"/>
-          <w:u w:val="single"/>
-        </w:rPr>
-        <w:t>in</w:t>
-      </w:r>
-      <w:r>
-        <w:rPr>
-          <w:b/>
-          <w:bCs/>
-          <w:i/>
-          <w:iCs/>
-          <w:sz w:val="26"/>
-          <w:szCs w:val="26"/>
-          <w:u w:val="single"/>
-        </w:rPr>
-        <w:t>valides</w:t>
+        <w:t>Création d’un compte avec des données invalides</w:t>
       </w:r>
     </w:p>
     <w:p>
       <w:pPr>
         <w:ind w:left="360"/>
+        <w:jc w:val="both"/>
       </w:pPr>
       <w:r>
         <w:t xml:space="preserve">Ce test tente de créer un nouvel utilisateur mais sans fournir </w:t>
@@ -4284,8 +4391,12 @@
     <w:p>
       <w:pPr>
         <w:ind w:left="360"/>
-      </w:pPr>
-      <w:r>
+        <w:jc w:val="both"/>
+      </w:pPr>
+      <w:r>
+        <w:rPr>
+          <w:noProof/>
+        </w:rPr>
         <w:drawing>
           <wp:inline distT="0" distB="0" distL="0" distR="0" wp14:anchorId="59520E20" wp14:editId="3BF4BB9D">
             <wp:extent cx="5496692" cy="2048161"/>
@@ -4326,11 +4437,13 @@
     <w:p>
       <w:pPr>
         <w:ind w:left="360"/>
+        <w:jc w:val="both"/>
       </w:pPr>
     </w:p>
     <w:p>
       <w:pPr>
         <w:ind w:left="360"/>
+        <w:jc w:val="both"/>
         <w:rPr>
           <w:b/>
           <w:bCs/>
@@ -4372,7 +4485,7 @@
           </w:tcPr>
           <w:p>
             <w:pPr>
-              <w:jc w:val="center"/>
+              <w:jc w:val="both"/>
               <w:rPr>
                 <w:b/>
                 <w:bCs/>
@@ -4397,7 +4510,7 @@
           </w:tcPr>
           <w:p>
             <w:pPr>
-              <w:jc w:val="center"/>
+              <w:jc w:val="both"/>
               <w:rPr>
                 <w:b/>
                 <w:bCs/>
@@ -4424,7 +4537,7 @@
           </w:tcPr>
           <w:p>
             <w:pPr>
-              <w:jc w:val="center"/>
+              <w:jc w:val="both"/>
             </w:pPr>
             <w:r>
               <w:t>Statut de la réponse 200</w:t>
@@ -4437,7 +4550,7 @@
           </w:tcPr>
           <w:p>
             <w:pPr>
-              <w:jc w:val="center"/>
+              <w:jc w:val="both"/>
             </w:pPr>
             <w:r>
               <w:rPr>
@@ -4455,7 +4568,7 @@
           </w:tcPr>
           <w:p>
             <w:pPr>
-              <w:jc w:val="center"/>
+              <w:jc w:val="both"/>
             </w:pPr>
             <w:r>
               <w:t xml:space="preserve">Renvoie le nom et </w:t>
@@ -4476,7 +4589,7 @@
           </w:tcPr>
           <w:p>
             <w:pPr>
-              <w:jc w:val="center"/>
+              <w:jc w:val="both"/>
             </w:pPr>
             <w:r>
               <w:rPr>
@@ -4505,16 +4618,19 @@
     <w:p>
       <w:pPr>
         <w:ind w:left="360"/>
+        <w:jc w:val="both"/>
       </w:pPr>
     </w:p>
     <w:p>
       <w:pPr>
         <w:ind w:left="360"/>
+        <w:jc w:val="both"/>
       </w:pPr>
     </w:p>
     <w:p>
       <w:pPr>
         <w:ind w:left="360"/>
+        <w:jc w:val="both"/>
         <w:rPr>
           <w:b/>
           <w:bCs/>
@@ -4536,43 +4652,7 @@
           <w:u w:val="single"/>
         </w:rPr>
         <w:lastRenderedPageBreak/>
-        <w:t xml:space="preserve">Résultat Création de compte avec données </w:t>
-      </w:r>
-      <w:r>
-        <w:rPr>
-          <w:b/>
-          <w:bCs/>
-          <w:i/>
-          <w:iCs/>
-          <w:sz w:val="26"/>
-          <w:szCs w:val="26"/>
-          <w:u w:val="single"/>
-        </w:rPr>
-        <w:t>in</w:t>
-      </w:r>
-      <w:r>
-        <w:rPr>
-          <w:b/>
-          <w:bCs/>
-          <w:i/>
-          <w:iCs/>
-          <w:sz w:val="26"/>
-          <w:szCs w:val="26"/>
-          <w:u w:val="single"/>
-        </w:rPr>
-        <w:t>valide</w:t>
-      </w:r>
-      <w:r>
-        <w:rPr>
-          <w:b/>
-          <w:bCs/>
-          <w:i/>
-          <w:iCs/>
-          <w:sz w:val="26"/>
-          <w:szCs w:val="26"/>
-          <w:u w:val="single"/>
-        </w:rPr>
-        <w:t>s</w:t>
+        <w:t>Résultat Création de compte avec données invalides</w:t>
       </w:r>
     </w:p>
     <w:tbl>
@@ -4593,7 +4673,7 @@
           </w:tcPr>
           <w:p>
             <w:pPr>
-              <w:jc w:val="center"/>
+              <w:jc w:val="both"/>
               <w:rPr>
                 <w:b/>
                 <w:bCs/>
@@ -4618,7 +4698,7 @@
           </w:tcPr>
           <w:p>
             <w:pPr>
-              <w:jc w:val="center"/>
+              <w:jc w:val="both"/>
               <w:rPr>
                 <w:b/>
                 <w:bCs/>
@@ -4645,13 +4725,10 @@
           </w:tcPr>
           <w:p>
             <w:pPr>
-              <w:jc w:val="center"/>
+              <w:jc w:val="both"/>
             </w:pPr>
             <w:r>
-              <w:t xml:space="preserve">Statut de la réponse </w:t>
-            </w:r>
-            <w:r>
-              <w:t>400</w:t>
+              <w:t>Statut de la réponse 400</w:t>
             </w:r>
           </w:p>
         </w:tc>
@@ -4661,7 +4738,7 @@
           </w:tcPr>
           <w:p>
             <w:pPr>
-              <w:jc w:val="center"/>
+              <w:jc w:val="both"/>
             </w:pPr>
             <w:r>
               <w:rPr>
@@ -4720,6 +4797,7 @@
     <w:p>
       <w:pPr>
         <w:ind w:left="360"/>
+        <w:jc w:val="both"/>
         <w:rPr>
           <w:b/>
           <w:bCs/>
@@ -4734,6 +4812,7 @@
     <w:p>
       <w:pPr>
         <w:ind w:left="360"/>
+        <w:jc w:val="both"/>
         <w:rPr>
           <w:b/>
           <w:bCs/>
@@ -4760,6 +4839,7 @@
     <w:p>
       <w:pPr>
         <w:ind w:left="360"/>
+        <w:jc w:val="both"/>
       </w:pPr>
       <w:r>
         <w:t>La solution serait de vérifier si tous les champs demandés sont rentrés avant de créer l’utilisateur comme ceci.</w:t>
@@ -4768,8 +4848,12 @@
     <w:p>
       <w:pPr>
         <w:ind w:left="360"/>
-      </w:pPr>
-      <w:r>
+        <w:jc w:val="both"/>
+      </w:pPr>
+      <w:r>
+        <w:rPr>
+          <w:noProof/>
+        </w:rPr>
         <w:drawing>
           <wp:inline distT="0" distB="0" distL="0" distR="0" wp14:anchorId="72F25967" wp14:editId="565CB82E">
             <wp:extent cx="4563112" cy="743054"/>
@@ -4810,6 +4894,7 @@
     <w:p>
       <w:pPr>
         <w:ind w:left="360"/>
+        <w:jc w:val="both"/>
       </w:pPr>
       <w:r>
         <w:t>Une fois ce code ajouter à la route entière.</w:t>
@@ -4818,8 +4903,12 @@
     <w:p>
       <w:pPr>
         <w:ind w:left="360"/>
-      </w:pPr>
-      <w:r>
+        <w:jc w:val="both"/>
+      </w:pPr>
+      <w:r>
+        <w:rPr>
+          <w:noProof/>
+        </w:rPr>
         <w:drawing>
           <wp:inline distT="0" distB="0" distL="0" distR="0" wp14:anchorId="3AC716C2" wp14:editId="02C0E659">
             <wp:extent cx="4677428" cy="4182059"/>
@@ -4860,6 +4949,7 @@
     <w:p>
       <w:pPr>
         <w:ind w:left="360"/>
+        <w:jc w:val="both"/>
       </w:pPr>
       <w:r>
         <w:t>Le code renvoie bien une erreur 400 si un des champs est manquant.</w:t>
@@ -4868,16 +4958,19 @@
     <w:p>
       <w:pPr>
         <w:ind w:left="360"/>
+        <w:jc w:val="both"/>
       </w:pPr>
     </w:p>
     <w:p>
       <w:pPr>
         <w:ind w:left="360"/>
+        <w:jc w:val="both"/>
       </w:pPr>
     </w:p>
     <w:p>
       <w:pPr>
         <w:ind w:left="360"/>
+        <w:jc w:val="both"/>
       </w:pPr>
     </w:p>
     <w:p>
@@ -4887,6 +4980,7 @@
           <w:ilvl w:val="2"/>
           <w:numId w:val="1"/>
         </w:numPr>
+        <w:jc w:val="both"/>
       </w:pPr>
       <w:r>
         <w:lastRenderedPageBreak/>
@@ -4896,6 +4990,7 @@
     <w:p>
       <w:pPr>
         <w:ind w:left="360"/>
+        <w:jc w:val="both"/>
       </w:pPr>
       <w:r>
         <w:t>Ces tests vérifient le bon fonctionnement des fonctionnalités lié à la gestion d’un utilisateur de l’application, la gestion des utilisateurs prend en compte :</w:t>
@@ -4908,6 +5003,7 @@
           <w:ilvl w:val="0"/>
           <w:numId w:val="17"/>
         </w:numPr>
+        <w:jc w:val="both"/>
       </w:pPr>
       <w:r>
         <w:t>Suppression d’un utilisateur</w:t>
@@ -4920,6 +5016,7 @@
           <w:ilvl w:val="0"/>
           <w:numId w:val="17"/>
         </w:numPr>
+        <w:jc w:val="both"/>
       </w:pPr>
       <w:r>
         <w:t>Mise à jour du nom de l’utilisateur</w:t>
@@ -4932,6 +5029,7 @@
           <w:ilvl w:val="0"/>
           <w:numId w:val="17"/>
         </w:numPr>
+        <w:jc w:val="both"/>
       </w:pPr>
       <w:r>
         <w:t>Mise à jour de l’adresse de l’utilisateur</w:t>
@@ -4944,6 +5042,7 @@
           <w:ilvl w:val="0"/>
           <w:numId w:val="17"/>
         </w:numPr>
+        <w:jc w:val="both"/>
       </w:pPr>
       <w:r>
         <w:t>Mise à jour du NPA</w:t>
@@ -4956,6 +5055,7 @@
           <w:ilvl w:val="0"/>
           <w:numId w:val="17"/>
         </w:numPr>
+        <w:jc w:val="both"/>
       </w:pPr>
       <w:r>
         <w:t xml:space="preserve">Mise à jour du lieu </w:t>
@@ -4964,6 +5064,7 @@
     <w:p>
       <w:pPr>
         <w:ind w:left="360"/>
+        <w:jc w:val="both"/>
       </w:pPr>
       <w:r>
         <w:t xml:space="preserve">Les tests vérifieront donc tous ces points ainsi que la mise à jour de plusieurs </w:t>
@@ -4983,6 +5084,7 @@
     <w:p>
       <w:pPr>
         <w:ind w:left="360"/>
+        <w:jc w:val="both"/>
         <w:rPr>
           <w:b/>
           <w:bCs/>
@@ -5009,6 +5111,7 @@
     <w:p>
       <w:pPr>
         <w:ind w:left="360"/>
+        <w:jc w:val="both"/>
       </w:pPr>
       <w:r>
         <w:t>Les modules suivants seront requis afin de mettre en place les tests de gestion de l’utilisateur :</w:t>
@@ -5021,6 +5124,7 @@
           <w:ilvl w:val="0"/>
           <w:numId w:val="17"/>
         </w:numPr>
+        <w:jc w:val="both"/>
       </w:pPr>
       <w:proofErr w:type="spellStart"/>
       <w:r>
@@ -5035,6 +5139,7 @@
           <w:ilvl w:val="0"/>
           <w:numId w:val="17"/>
         </w:numPr>
+        <w:jc w:val="both"/>
       </w:pPr>
       <w:r>
         <w:t>Express</w:t>
@@ -5047,6 +5152,7 @@
           <w:ilvl w:val="0"/>
           <w:numId w:val="17"/>
         </w:numPr>
+        <w:jc w:val="both"/>
       </w:pPr>
       <w:r>
         <w:t>Index.js</w:t>
@@ -5059,6 +5165,7 @@
           <w:ilvl w:val="0"/>
           <w:numId w:val="17"/>
         </w:numPr>
+        <w:jc w:val="both"/>
       </w:pPr>
       <w:proofErr w:type="spellStart"/>
       <w:r>
@@ -5073,6 +5180,7 @@
           <w:ilvl w:val="0"/>
           <w:numId w:val="17"/>
         </w:numPr>
+        <w:jc w:val="both"/>
       </w:pPr>
       <w:proofErr w:type="spellStart"/>
       <w:r>
@@ -5087,6 +5195,7 @@
           <w:ilvl w:val="0"/>
           <w:numId w:val="17"/>
         </w:numPr>
+        <w:jc w:val="both"/>
       </w:pPr>
       <w:r>
         <w:t>La clef privée du projet</w:t>
@@ -5099,6 +5208,7 @@
           <w:ilvl w:val="0"/>
           <w:numId w:val="17"/>
         </w:numPr>
+        <w:jc w:val="both"/>
       </w:pPr>
       <w:r>
         <w:t>Cookie-</w:t>
@@ -5116,6 +5226,7 @@
           <w:ilvl w:val="0"/>
           <w:numId w:val="17"/>
         </w:numPr>
+        <w:jc w:val="both"/>
       </w:pPr>
       <w:proofErr w:type="spellStart"/>
       <w:r>
@@ -5126,6 +5237,7 @@
     <w:p>
       <w:pPr>
         <w:ind w:left="360"/>
+        <w:jc w:val="both"/>
         <w:rPr>
           <w:b/>
           <w:bCs/>
@@ -5152,6 +5264,7 @@
     <w:p>
       <w:pPr>
         <w:ind w:left="360"/>
+        <w:jc w:val="both"/>
       </w:pPr>
       <w:r>
         <w:t>Ce test vérifie la suppression d’un utilisateur, pour se faire il est divisé en trois étapes :</w:t>
@@ -5164,6 +5277,7 @@
           <w:ilvl w:val="0"/>
           <w:numId w:val="17"/>
         </w:numPr>
+        <w:jc w:val="both"/>
       </w:pPr>
       <w:r>
         <w:t xml:space="preserve">Création d’un utilisateur avec le </w:t>
@@ -5177,8 +5291,12 @@
     <w:p>
       <w:pPr>
         <w:pStyle w:val="Paragraphedeliste"/>
-      </w:pPr>
-      <w:r>
+        <w:jc w:val="both"/>
+      </w:pPr>
+      <w:r>
+        <w:rPr>
+          <w:noProof/>
+        </w:rPr>
         <w:drawing>
           <wp:inline distT="0" distB="0" distL="0" distR="0" wp14:anchorId="669CDECB" wp14:editId="2B1BEDD6">
             <wp:extent cx="3496163" cy="695422"/>
@@ -5223,6 +5341,7 @@
           <w:ilvl w:val="0"/>
           <w:numId w:val="17"/>
         </w:numPr>
+        <w:jc w:val="both"/>
       </w:pPr>
       <w:r>
         <w:t xml:space="preserve">Signature d’un </w:t>
@@ -5239,8 +5358,12 @@
     <w:p>
       <w:pPr>
         <w:pStyle w:val="Paragraphedeliste"/>
-      </w:pPr>
-      <w:r>
+        <w:jc w:val="both"/>
+      </w:pPr>
+      <w:r>
+        <w:rPr>
+          <w:noProof/>
+        </w:rPr>
         <w:drawing>
           <wp:inline distT="0" distB="0" distL="0" distR="0" wp14:anchorId="27B3C10E" wp14:editId="3602110D">
             <wp:extent cx="3096057" cy="857370"/>
@@ -5285,6 +5408,7 @@
           <w:ilvl w:val="0"/>
           <w:numId w:val="17"/>
         </w:numPr>
+        <w:jc w:val="both"/>
       </w:pPr>
       <w:r>
         <w:t>Envoie de la requête de suppression et vérification de la réponse du server</w:t>
@@ -5293,8 +5417,12 @@
     <w:p>
       <w:pPr>
         <w:pStyle w:val="Paragraphedeliste"/>
-      </w:pPr>
-      <w:r>
+        <w:jc w:val="both"/>
+      </w:pPr>
+      <w:r>
+        <w:rPr>
+          <w:noProof/>
+        </w:rPr>
         <w:drawing>
           <wp:inline distT="0" distB="0" distL="0" distR="0" wp14:anchorId="5ED2E745" wp14:editId="5BFF2100">
             <wp:extent cx="2857899" cy="990738"/>
@@ -5335,6 +5463,7 @@
     <w:p>
       <w:pPr>
         <w:ind w:left="360"/>
+        <w:jc w:val="both"/>
         <w:rPr>
           <w:b/>
           <w:bCs/>
@@ -5349,6 +5478,7 @@
     <w:p>
       <w:pPr>
         <w:ind w:left="360"/>
+        <w:jc w:val="both"/>
         <w:rPr>
           <w:b/>
           <w:bCs/>
@@ -5363,6 +5493,7 @@
     <w:p>
       <w:pPr>
         <w:ind w:left="360"/>
+        <w:jc w:val="both"/>
         <w:rPr>
           <w:b/>
           <w:bCs/>
@@ -5390,6 +5521,7 @@
     <w:p>
       <w:pPr>
         <w:ind w:left="360"/>
+        <w:jc w:val="both"/>
       </w:pPr>
       <w:r>
         <w:t>Avant de pouvoir mettre en place les différents tests il est important de s’assurer qu’un utilisateur est créé, pour se faire il est nécessaire d’utiliser la fonction « </w:t>
@@ -5406,8 +5538,12 @@
     <w:p>
       <w:pPr>
         <w:ind w:left="360"/>
-      </w:pPr>
-      <w:r>
+        <w:jc w:val="both"/>
+      </w:pPr>
+      <w:r>
+        <w:rPr>
+          <w:noProof/>
+        </w:rPr>
         <w:drawing>
           <wp:inline distT="0" distB="0" distL="0" distR="0" wp14:anchorId="70726E0B" wp14:editId="70F49D8B">
             <wp:extent cx="4344006" cy="3648584"/>
@@ -5448,6 +5584,7 @@
     <w:p>
       <w:pPr>
         <w:ind w:left="360"/>
+        <w:jc w:val="both"/>
       </w:pPr>
       <w:r>
         <w:rPr>
@@ -5465,6 +5602,7 @@
     <w:p>
       <w:pPr>
         <w:ind w:left="360"/>
+        <w:jc w:val="both"/>
       </w:pPr>
       <w:r>
         <w:t>Ce test consiste en une simple requête vers la route « Edit » avec en corps la valeur du nouveau nom de l’utilisateur.</w:t>
@@ -5473,8 +5611,12 @@
     <w:p>
       <w:pPr>
         <w:ind w:left="360"/>
-      </w:pPr>
-      <w:r>
+        <w:jc w:val="both"/>
+      </w:pPr>
+      <w:r>
+        <w:rPr>
+          <w:noProof/>
+        </w:rPr>
         <w:drawing>
           <wp:inline distT="0" distB="0" distL="0" distR="0" wp14:anchorId="38415587" wp14:editId="3D7ADE48">
             <wp:extent cx="4887007" cy="1695687"/>
@@ -5515,31 +5657,37 @@
     <w:p>
       <w:pPr>
         <w:ind w:left="360"/>
+        <w:jc w:val="both"/>
       </w:pPr>
     </w:p>
     <w:p>
       <w:pPr>
         <w:ind w:left="360"/>
+        <w:jc w:val="both"/>
       </w:pPr>
     </w:p>
     <w:p>
       <w:pPr>
         <w:ind w:left="360"/>
+        <w:jc w:val="both"/>
       </w:pPr>
     </w:p>
     <w:p>
       <w:pPr>
         <w:ind w:left="360"/>
+        <w:jc w:val="both"/>
       </w:pPr>
     </w:p>
     <w:p>
       <w:pPr>
         <w:ind w:left="360"/>
+        <w:jc w:val="both"/>
       </w:pPr>
     </w:p>
     <w:p>
       <w:pPr>
         <w:ind w:left="360"/>
+        <w:jc w:val="both"/>
         <w:rPr>
           <w:b/>
           <w:bCs/>
@@ -5561,76 +5709,27 @@
           <w:u w:val="single"/>
         </w:rPr>
         <w:lastRenderedPageBreak/>
-        <w:t>Mise à jour d</w:t>
-      </w:r>
-      <w:r>
-        <w:rPr>
-          <w:b/>
-          <w:bCs/>
-          <w:i/>
-          <w:iCs/>
-          <w:sz w:val="26"/>
-          <w:szCs w:val="26"/>
-          <w:u w:val="single"/>
-        </w:rPr>
-        <w:t xml:space="preserve">e l’adresse </w:t>
-      </w:r>
-      <w:r>
-        <w:rPr>
-          <w:b/>
-          <w:bCs/>
-          <w:i/>
-          <w:iCs/>
-          <w:sz w:val="26"/>
-          <w:szCs w:val="26"/>
-          <w:u w:val="single"/>
-        </w:rPr>
-        <w:t>d</w:t>
-      </w:r>
-      <w:r>
-        <w:rPr>
-          <w:b/>
-          <w:bCs/>
-          <w:i/>
-          <w:iCs/>
-          <w:sz w:val="26"/>
-          <w:szCs w:val="26"/>
-          <w:u w:val="single"/>
-        </w:rPr>
-        <w:t>e l’</w:t>
-      </w:r>
-      <w:r>
-        <w:rPr>
-          <w:b/>
-          <w:bCs/>
-          <w:i/>
-          <w:iCs/>
-          <w:sz w:val="26"/>
-          <w:szCs w:val="26"/>
-          <w:u w:val="single"/>
-        </w:rPr>
-        <w:t>utilisateur</w:t>
+        <w:t>Mise à jour de l’adresse de l’utilisateur</w:t>
       </w:r>
     </w:p>
     <w:p>
       <w:pPr>
         <w:ind w:left="360"/>
-      </w:pPr>
-      <w:r>
-        <w:t>Ce test consiste en une simple requête vers la route « Edit » avec en corps la valeur</w:t>
-      </w:r>
-      <w:r>
-        <w:t xml:space="preserve"> de la nouvelle adresse</w:t>
-      </w:r>
-      <w:r>
-        <w:t xml:space="preserve"> de l’utilisateur.</w:t>
+        <w:jc w:val="both"/>
+      </w:pPr>
+      <w:r>
+        <w:t>Ce test consiste en une simple requête vers la route « Edit » avec en corps la valeur de la nouvelle adresse de l’utilisateur.</w:t>
       </w:r>
     </w:p>
     <w:p>
       <w:pPr>
         <w:ind w:left="360"/>
-      </w:pPr>
-      <w:r>
+        <w:jc w:val="both"/>
+      </w:pPr>
+      <w:r>
+        <w:rPr>
+          <w:noProof/>
+        </w:rPr>
         <w:drawing>
           <wp:inline distT="0" distB="0" distL="0" distR="0" wp14:anchorId="32159459" wp14:editId="00E8EB2F">
             <wp:extent cx="5010849" cy="1676634"/>
@@ -5671,23 +5770,4013 @@
     <w:p>
       <w:pPr>
         <w:ind w:left="360"/>
-      </w:pPr>
+        <w:jc w:val="both"/>
+      </w:pPr>
+    </w:p>
+    <w:p>
+      <w:pPr>
+        <w:pStyle w:val="Titre2"/>
+        <w:numPr>
+          <w:ilvl w:val="1"/>
+          <w:numId w:val="1"/>
+        </w:numPr>
+        <w:jc w:val="both"/>
+      </w:pPr>
+      <w:r>
+        <w:t>Test E2E</w:t>
+      </w:r>
+    </w:p>
+    <w:p>
+      <w:pPr>
+        <w:pStyle w:val="Titre3"/>
+        <w:numPr>
+          <w:ilvl w:val="2"/>
+          <w:numId w:val="1"/>
+        </w:numPr>
+        <w:jc w:val="both"/>
+        <w:rPr>
+          <w:sz w:val="26"/>
+          <w:szCs w:val="26"/>
+        </w:rPr>
+      </w:pPr>
+      <w:r>
+        <w:rPr>
+          <w:sz w:val="26"/>
+          <w:szCs w:val="26"/>
+        </w:rPr>
+        <w:t>Détails globaux</w:t>
+      </w:r>
+    </w:p>
+    <w:p>
+      <w:pPr>
+        <w:ind w:left="360"/>
+        <w:jc w:val="both"/>
+      </w:pPr>
+      <w:r>
+        <w:t xml:space="preserve">Ces tests E2E permettent de vérifier les principales fonctionnalités de l’application. Tous les tests sont regroupés dans un seul fichier pour les exécuter de manière logique, comme si un utilisateur utilisait l’application du début à la fin. </w:t>
+      </w:r>
+      <w:proofErr w:type="gramStart"/>
+      <w:r>
+        <w:t>L’email</w:t>
+      </w:r>
+      <w:proofErr w:type="gramEnd"/>
+      <w:r>
+        <w:t xml:space="preserve"> est généré dynamiquement avec la date pour qu’il soit unique à chaque test</w:t>
+      </w:r>
+      <w:r>
+        <w:t>, comme si cela était un nouvel utilisateur</w:t>
+      </w:r>
+    </w:p>
+    <w:p>
+      <w:pPr>
+        <w:ind w:left="360"/>
+        <w:jc w:val="both"/>
+      </w:pPr>
+      <w:r>
+        <w:drawing>
+          <wp:inline distT="0" distB="0" distL="0" distR="0" wp14:anchorId="534B79CB" wp14:editId="118C550A">
+            <wp:extent cx="3686689" cy="276264"/>
+            <wp:effectExtent l="0" t="0" r="0" b="9525"/>
+            <wp:docPr id="10" name="Image 10"/>
+            <wp:cNvGraphicFramePr>
+              <a:graphicFrameLocks xmlns:a="http://schemas.openxmlformats.org/drawingml/2006/main" noChangeAspect="1"/>
+            </wp:cNvGraphicFramePr>
+            <a:graphic xmlns:a="http://schemas.openxmlformats.org/drawingml/2006/main">
+              <a:graphicData uri="http://schemas.openxmlformats.org/drawingml/2006/picture">
+                <pic:pic xmlns:pic="http://schemas.openxmlformats.org/drawingml/2006/picture">
+                  <pic:nvPicPr>
+                    <pic:cNvPr id="1" name=""/>
+                    <pic:cNvPicPr/>
+                  </pic:nvPicPr>
+                  <pic:blipFill>
+                    <a:blip r:embed="rId28"/>
+                    <a:stretch>
+                      <a:fillRect/>
+                    </a:stretch>
+                  </pic:blipFill>
+                  <pic:spPr>
+                    <a:xfrm>
+                      <a:off x="0" y="0"/>
+                      <a:ext cx="3686689" cy="276264"/>
+                    </a:xfrm>
+                    <a:prstGeom prst="rect">
+                      <a:avLst/>
+                    </a:prstGeom>
+                  </pic:spPr>
+                </pic:pic>
+              </a:graphicData>
+            </a:graphic>
+          </wp:inline>
+        </w:drawing>
+      </w:r>
+    </w:p>
+    <w:p>
+      <w:pPr>
+        <w:ind w:left="360"/>
+        <w:jc w:val="both"/>
+      </w:pPr>
+      <w:r>
+        <w:t xml:space="preserve">Les étapes des tests suivent un ordre précis : </w:t>
+      </w:r>
+      <w:r>
+        <w:rPr>
+          <w:b/>
+          <w:bCs/>
+        </w:rPr>
+        <w:t>création de compte</w:t>
+      </w:r>
+      <w:r>
+        <w:t xml:space="preserve">, </w:t>
+      </w:r>
+      <w:r>
+        <w:rPr>
+          <w:b/>
+          <w:bCs/>
+        </w:rPr>
+        <w:t>connexion</w:t>
+      </w:r>
+      <w:r>
+        <w:t xml:space="preserve">, </w:t>
+      </w:r>
+      <w:r>
+        <w:rPr>
+          <w:b/>
+          <w:bCs/>
+        </w:rPr>
+        <w:t>gestion du profil</w:t>
+      </w:r>
+      <w:r>
+        <w:t xml:space="preserve">, </w:t>
+      </w:r>
+      <w:r>
+        <w:rPr>
+          <w:b/>
+          <w:bCs/>
+        </w:rPr>
+        <w:t>gestion des tâches</w:t>
+      </w:r>
+      <w:r>
+        <w:t xml:space="preserve">, </w:t>
+      </w:r>
+      <w:r>
+        <w:rPr>
+          <w:b/>
+          <w:bCs/>
+        </w:rPr>
+        <w:t>navigation</w:t>
+      </w:r>
+      <w:r>
+        <w:t xml:space="preserve">, </w:t>
+      </w:r>
+      <w:r>
+        <w:rPr>
+          <w:b/>
+          <w:bCs/>
+        </w:rPr>
+        <w:t>déconnexion</w:t>
+      </w:r>
+      <w:r>
+        <w:t xml:space="preserve">, et </w:t>
+      </w:r>
+      <w:r>
+        <w:rPr>
+          <w:b/>
+          <w:bCs/>
+        </w:rPr>
+        <w:t>suppression de compte</w:t>
+      </w:r>
+      <w:r>
+        <w:t>. La suppression est placée à la fin car elle provoque un crash de l’application backend, ce qui empêche de lancer d’autres tests après.</w:t>
+      </w:r>
+    </w:p>
+    <w:p>
+      <w:pPr>
+        <w:ind w:left="360"/>
+        <w:jc w:val="both"/>
+      </w:pPr>
+      <w:r>
+        <w:t>Les tests sont divisés en deux types :</w:t>
+      </w:r>
+    </w:p>
+    <w:p>
+      <w:pPr>
+        <w:numPr>
+          <w:ilvl w:val="0"/>
+          <w:numId w:val="21"/>
+        </w:numPr>
+        <w:jc w:val="both"/>
+      </w:pPr>
+      <w:r>
+        <w:t>Ceux qui valident que les fonctionnalités réussissent correctement avec des données valides.</w:t>
+      </w:r>
+    </w:p>
+    <w:p>
+      <w:pPr>
+        <w:numPr>
+          <w:ilvl w:val="0"/>
+          <w:numId w:val="21"/>
+        </w:numPr>
+        <w:jc w:val="both"/>
+      </w:pPr>
+      <w:r>
+        <w:t>Ceux qui simulent des échecs pour tester la gestion des erreurs et s’assurer que des messages appropriés s’affichent ou que les actions sont bloquées.</w:t>
+      </w:r>
+    </w:p>
+    <w:p>
+      <w:pPr>
+        <w:pStyle w:val="Titre3"/>
+        <w:numPr>
+          <w:ilvl w:val="2"/>
+          <w:numId w:val="1"/>
+        </w:numPr>
+        <w:jc w:val="both"/>
+        <w:rPr>
+          <w:sz w:val="26"/>
+          <w:szCs w:val="26"/>
+        </w:rPr>
+      </w:pPr>
+      <w:r>
+        <w:rPr>
+          <w:sz w:val="26"/>
+          <w:szCs w:val="26"/>
+        </w:rPr>
+        <w:t>Création de compte</w:t>
+      </w:r>
+    </w:p>
+    <w:p>
+      <w:pPr>
+        <w:ind w:left="708"/>
+        <w:jc w:val="both"/>
+      </w:pPr>
+      <w:r>
+        <w:t>La création de compte est la première étape pour accéder à l’application. Les tests ont été réalisés pour vérifier plusieurs cas : s’assurer que les erreurs sont bien affichées lorsque les données sont invalides et que la création fonctionne avec des données valides.</w:t>
+      </w:r>
+    </w:p>
+    <w:p>
+      <w:pPr>
+        <w:ind w:left="708"/>
+        <w:jc w:val="both"/>
+      </w:pPr>
+      <w:r>
+        <w:t>Voici les cas testés :</w:t>
+      </w:r>
+    </w:p>
+    <w:p>
+      <w:pPr>
+        <w:pStyle w:val="Paragraphedeliste"/>
+        <w:numPr>
+          <w:ilvl w:val="0"/>
+          <w:numId w:val="20"/>
+        </w:numPr>
+        <w:ind w:left="1428"/>
+        <w:jc w:val="both"/>
+      </w:pPr>
+      <w:r>
+        <w:t>Champs vides</w:t>
+      </w:r>
+    </w:p>
+    <w:p>
+      <w:pPr>
+        <w:pStyle w:val="Paragraphedeliste"/>
+        <w:numPr>
+          <w:ilvl w:val="0"/>
+          <w:numId w:val="20"/>
+        </w:numPr>
+        <w:ind w:left="1428"/>
+        <w:jc w:val="both"/>
+      </w:pPr>
+      <w:bookmarkStart w:id="9" w:name="_Hlk186983000"/>
+      <w:r>
+        <w:t xml:space="preserve">Format </w:t>
+      </w:r>
+      <w:proofErr w:type="gramStart"/>
+      <w:r>
+        <w:t>d’email</w:t>
+      </w:r>
+      <w:proofErr w:type="gramEnd"/>
+      <w:r>
+        <w:t xml:space="preserve"> incorrect</w:t>
+      </w:r>
+    </w:p>
+    <w:p>
+      <w:pPr>
+        <w:pStyle w:val="Paragraphedeliste"/>
+        <w:numPr>
+          <w:ilvl w:val="0"/>
+          <w:numId w:val="20"/>
+        </w:numPr>
+        <w:ind w:left="1428"/>
+        <w:jc w:val="both"/>
+      </w:pPr>
+      <w:bookmarkStart w:id="10" w:name="_Hlk186983145"/>
+      <w:bookmarkEnd w:id="9"/>
+      <w:r>
+        <w:t>Mot de passe trop court</w:t>
+      </w:r>
+    </w:p>
+    <w:p>
+      <w:pPr>
+        <w:pStyle w:val="Paragraphedeliste"/>
+        <w:numPr>
+          <w:ilvl w:val="0"/>
+          <w:numId w:val="20"/>
+        </w:numPr>
+        <w:ind w:left="1428"/>
+        <w:jc w:val="both"/>
+      </w:pPr>
+      <w:bookmarkStart w:id="11" w:name="_Hlk186983409"/>
+      <w:bookmarkEnd w:id="10"/>
+      <w:r>
+        <w:t>Mots de passe non correspondants</w:t>
+      </w:r>
+    </w:p>
+    <w:p>
+      <w:pPr>
+        <w:pStyle w:val="Paragraphedeliste"/>
+        <w:numPr>
+          <w:ilvl w:val="0"/>
+          <w:numId w:val="20"/>
+        </w:numPr>
+        <w:ind w:left="1428"/>
+        <w:jc w:val="both"/>
+      </w:pPr>
+      <w:bookmarkStart w:id="12" w:name="_Hlk186983622"/>
+      <w:bookmarkEnd w:id="11"/>
+      <w:r>
+        <w:t>Compte déjà existant</w:t>
+      </w:r>
+    </w:p>
+    <w:p>
+      <w:pPr>
+        <w:pStyle w:val="Paragraphedeliste"/>
+        <w:numPr>
+          <w:ilvl w:val="0"/>
+          <w:numId w:val="20"/>
+        </w:numPr>
+        <w:ind w:left="1428"/>
+        <w:jc w:val="both"/>
+      </w:pPr>
+      <w:bookmarkStart w:id="13" w:name="_Hlk186983472"/>
+      <w:bookmarkEnd w:id="12"/>
+      <w:r>
+        <w:t>Création d’un compte valide</w:t>
+      </w:r>
+      <w:bookmarkEnd w:id="13"/>
+    </w:p>
+    <w:p>
+      <w:pPr>
+        <w:pStyle w:val="Paragraphedeliste"/>
+        <w:numPr>
+          <w:ilvl w:val="0"/>
+          <w:numId w:val="22"/>
+        </w:numPr>
+        <w:jc w:val="both"/>
+        <w:rPr>
+          <w:i/>
+          <w:iCs/>
+          <w:color w:val="FF0000"/>
+        </w:rPr>
+      </w:pPr>
+      <w:r>
+        <w:rPr>
+          <w:b/>
+          <w:bCs/>
+          <w:i/>
+          <w:iCs/>
+          <w:color w:val="FF0000"/>
+          <w:sz w:val="26"/>
+          <w:szCs w:val="26"/>
+        </w:rPr>
+        <w:lastRenderedPageBreak/>
+        <w:t>Champs vides</w:t>
+      </w:r>
+    </w:p>
+    <w:p>
+      <w:pPr>
+        <w:ind w:left="708"/>
+        <w:jc w:val="both"/>
+      </w:pPr>
+      <w:r>
+        <w:drawing>
+          <wp:anchor distT="0" distB="0" distL="114300" distR="114300" simplePos="0" relativeHeight="251662336" behindDoc="0" locked="0" layoutInCell="1" allowOverlap="1" wp14:anchorId="35E0E019" wp14:editId="6B3CF22D">
+            <wp:simplePos x="0" y="0"/>
+            <wp:positionH relativeFrom="margin">
+              <wp:align>center</wp:align>
+            </wp:positionH>
+            <wp:positionV relativeFrom="paragraph">
+              <wp:posOffset>514350</wp:posOffset>
+            </wp:positionV>
+            <wp:extent cx="5353797" cy="1933845"/>
+            <wp:effectExtent l="0" t="0" r="0" b="9525"/>
+            <wp:wrapSquare wrapText="bothSides"/>
+            <wp:docPr id="11" name="Image 11" descr="Une image contenant texte, capture d’écran, Police&#10;&#10;Description générée automatiquement"/>
+            <wp:cNvGraphicFramePr>
+              <a:graphicFrameLocks xmlns:a="http://schemas.openxmlformats.org/drawingml/2006/main" noChangeAspect="1"/>
+            </wp:cNvGraphicFramePr>
+            <a:graphic xmlns:a="http://schemas.openxmlformats.org/drawingml/2006/main">
+              <a:graphicData uri="http://schemas.openxmlformats.org/drawingml/2006/picture">
+                <pic:pic xmlns:pic="http://schemas.openxmlformats.org/drawingml/2006/picture">
+                  <pic:nvPicPr>
+                    <pic:cNvPr id="11" name="Image 11" descr="Une image contenant texte, capture d’écran, Police&#10;&#10;Description générée automatiquement"/>
+                    <pic:cNvPicPr/>
+                  </pic:nvPicPr>
+                  <pic:blipFill>
+                    <a:blip r:embed="rId29">
+                      <a:extLst>
+                        <a:ext uri="{28A0092B-C50C-407E-A947-70E740481C1C}">
+                          <a14:useLocalDpi xmlns:a14="http://schemas.microsoft.com/office/drawing/2010/main" val="0"/>
+                        </a:ext>
+                      </a:extLst>
+                    </a:blip>
+                    <a:stretch>
+                      <a:fillRect/>
+                    </a:stretch>
+                  </pic:blipFill>
+                  <pic:spPr>
+                    <a:xfrm>
+                      <a:off x="0" y="0"/>
+                      <a:ext cx="5353797" cy="1933845"/>
+                    </a:xfrm>
+                    <a:prstGeom prst="rect">
+                      <a:avLst/>
+                    </a:prstGeom>
+                  </pic:spPr>
+                </pic:pic>
+              </a:graphicData>
+            </a:graphic>
+          </wp:anchor>
+        </w:drawing>
+      </w:r>
+      <w:r>
+        <w:t>Ce test vérifie que l</w:t>
+      </w:r>
+      <w:r>
+        <w:t xml:space="preserve">’application </w:t>
+      </w:r>
+      <w:r>
+        <w:t>affiche un message d’erreur lorsque les champs requis ne sont pas remplis.</w:t>
+      </w:r>
+    </w:p>
+    <w:p>
+      <w:pPr>
+        <w:ind w:left="708"/>
+        <w:jc w:val="both"/>
+      </w:pPr>
+    </w:p>
+    <w:p>
+      <w:pPr>
+        <w:pStyle w:val="Paragraphedeliste"/>
+        <w:numPr>
+          <w:ilvl w:val="0"/>
+          <w:numId w:val="22"/>
+        </w:numPr>
+        <w:jc w:val="both"/>
+        <w:rPr>
+          <w:b/>
+          <w:bCs/>
+          <w:i/>
+          <w:iCs/>
+          <w:color w:val="FF0000"/>
+          <w:sz w:val="26"/>
+          <w:szCs w:val="26"/>
+        </w:rPr>
+      </w:pPr>
+      <w:r>
+        <w:rPr>
+          <w:b/>
+          <w:bCs/>
+          <w:i/>
+          <w:iCs/>
+          <w:color w:val="FF0000"/>
+          <w:sz w:val="26"/>
+          <w:szCs w:val="26"/>
+        </w:rPr>
+        <w:t xml:space="preserve">Format </w:t>
+      </w:r>
+      <w:proofErr w:type="gramStart"/>
+      <w:r>
+        <w:rPr>
+          <w:b/>
+          <w:bCs/>
+          <w:i/>
+          <w:iCs/>
+          <w:color w:val="FF0000"/>
+          <w:sz w:val="26"/>
+          <w:szCs w:val="26"/>
+        </w:rPr>
+        <w:t>d’email</w:t>
+      </w:r>
+      <w:proofErr w:type="gramEnd"/>
+      <w:r>
+        <w:rPr>
+          <w:b/>
+          <w:bCs/>
+          <w:i/>
+          <w:iCs/>
+          <w:color w:val="FF0000"/>
+          <w:sz w:val="26"/>
+          <w:szCs w:val="26"/>
+        </w:rPr>
+        <w:t xml:space="preserve"> incorrect</w:t>
+      </w:r>
+    </w:p>
+    <w:p>
+      <w:pPr>
+        <w:ind w:left="360" w:firstLine="348"/>
+        <w:jc w:val="both"/>
+        <w:rPr>
+          <w:sz w:val="26"/>
+          <w:szCs w:val="26"/>
+        </w:rPr>
+      </w:pPr>
+      <w:r>
+        <w:t xml:space="preserve">Ce test vérifie que l’application rejette un </w:t>
+      </w:r>
+      <w:proofErr w:type="gramStart"/>
+      <w:r>
+        <w:t>email</w:t>
+      </w:r>
+      <w:proofErr w:type="gramEnd"/>
+      <w:r>
+        <w:t xml:space="preserve"> </w:t>
+      </w:r>
+      <w:r>
+        <w:t>au format incorrect</w:t>
+      </w:r>
+      <w:r>
+        <w:t xml:space="preserve"> et affiche une erreur.</w:t>
+      </w:r>
+    </w:p>
+    <w:p>
+      <w:pPr>
+        <w:jc w:val="both"/>
+      </w:pPr>
+      <w:r>
+        <w:drawing>
+          <wp:anchor distT="0" distB="0" distL="114300" distR="114300" simplePos="0" relativeHeight="251663360" behindDoc="0" locked="0" layoutInCell="1" allowOverlap="1" wp14:anchorId="59CCB8C5" wp14:editId="11861EB1">
+            <wp:simplePos x="0" y="0"/>
+            <wp:positionH relativeFrom="margin">
+              <wp:align>center</wp:align>
+            </wp:positionH>
+            <wp:positionV relativeFrom="paragraph">
+              <wp:posOffset>5080</wp:posOffset>
+            </wp:positionV>
+            <wp:extent cx="4972744" cy="2400635"/>
+            <wp:effectExtent l="0" t="0" r="0" b="0"/>
+            <wp:wrapSquare wrapText="bothSides"/>
+            <wp:docPr id="26" name="Image 26" descr="Une image contenant texte, capture d’écran, Police&#10;&#10;Description générée automatiquement"/>
+            <wp:cNvGraphicFramePr>
+              <a:graphicFrameLocks xmlns:a="http://schemas.openxmlformats.org/drawingml/2006/main" noChangeAspect="1"/>
+            </wp:cNvGraphicFramePr>
+            <a:graphic xmlns:a="http://schemas.openxmlformats.org/drawingml/2006/main">
+              <a:graphicData uri="http://schemas.openxmlformats.org/drawingml/2006/picture">
+                <pic:pic xmlns:pic="http://schemas.openxmlformats.org/drawingml/2006/picture">
+                  <pic:nvPicPr>
+                    <pic:cNvPr id="26" name="Image 26" descr="Une image contenant texte, capture d’écran, Police&#10;&#10;Description générée automatiquement"/>
+                    <pic:cNvPicPr/>
+                  </pic:nvPicPr>
+                  <pic:blipFill>
+                    <a:blip r:embed="rId30">
+                      <a:extLst>
+                        <a:ext uri="{28A0092B-C50C-407E-A947-70E740481C1C}">
+                          <a14:useLocalDpi xmlns:a14="http://schemas.microsoft.com/office/drawing/2010/main" val="0"/>
+                        </a:ext>
+                      </a:extLst>
+                    </a:blip>
+                    <a:stretch>
+                      <a:fillRect/>
+                    </a:stretch>
+                  </pic:blipFill>
+                  <pic:spPr>
+                    <a:xfrm>
+                      <a:off x="0" y="0"/>
+                      <a:ext cx="4972744" cy="2400635"/>
+                    </a:xfrm>
+                    <a:prstGeom prst="rect">
+                      <a:avLst/>
+                    </a:prstGeom>
+                  </pic:spPr>
+                </pic:pic>
+              </a:graphicData>
+            </a:graphic>
+          </wp:anchor>
+        </w:drawing>
+      </w:r>
+    </w:p>
+    <w:p>
+      <w:pPr>
+        <w:jc w:val="both"/>
+      </w:pPr>
+    </w:p>
+    <w:p>
+      <w:pPr>
+        <w:jc w:val="both"/>
+      </w:pPr>
+    </w:p>
+    <w:p>
+      <w:pPr>
+        <w:jc w:val="both"/>
+      </w:pPr>
+    </w:p>
+    <w:p>
+      <w:pPr>
+        <w:jc w:val="both"/>
+      </w:pPr>
+    </w:p>
+    <w:p>
+      <w:pPr>
+        <w:jc w:val="both"/>
+      </w:pPr>
+    </w:p>
+    <w:p>
+      <w:pPr>
+        <w:jc w:val="both"/>
+      </w:pPr>
+    </w:p>
+    <w:p>
+      <w:pPr>
+        <w:jc w:val="both"/>
+      </w:pPr>
+    </w:p>
+    <w:p>
+      <w:pPr>
+        <w:jc w:val="both"/>
+      </w:pPr>
+    </w:p>
+    <w:p>
+      <w:pPr>
+        <w:pStyle w:val="Paragraphedeliste"/>
+        <w:numPr>
+          <w:ilvl w:val="0"/>
+          <w:numId w:val="22"/>
+        </w:numPr>
+        <w:jc w:val="both"/>
+        <w:rPr>
+          <w:b/>
+          <w:bCs/>
+          <w:i/>
+          <w:iCs/>
+          <w:color w:val="FF0000"/>
+          <w:sz w:val="26"/>
+          <w:szCs w:val="26"/>
+        </w:rPr>
+      </w:pPr>
+      <w:r>
+        <w:rPr>
+          <w:b/>
+          <w:bCs/>
+          <w:i/>
+          <w:iCs/>
+          <w:color w:val="FF0000"/>
+          <w:sz w:val="26"/>
+          <w:szCs w:val="26"/>
+        </w:rPr>
+        <w:t>Mot de passe trop court</w:t>
+      </w:r>
+    </w:p>
+    <w:p>
+      <w:pPr>
+        <w:ind w:left="708"/>
+        <w:jc w:val="both"/>
+      </w:pPr>
+      <w:r>
+        <w:drawing>
+          <wp:anchor distT="0" distB="0" distL="114300" distR="114300" simplePos="0" relativeHeight="251664384" behindDoc="0" locked="0" layoutInCell="1" allowOverlap="1" wp14:anchorId="3AC2A11A" wp14:editId="2102D381">
+            <wp:simplePos x="0" y="0"/>
+            <wp:positionH relativeFrom="margin">
+              <wp:align>right</wp:align>
+            </wp:positionH>
+            <wp:positionV relativeFrom="paragraph">
+              <wp:posOffset>287655</wp:posOffset>
+            </wp:positionV>
+            <wp:extent cx="5760720" cy="2045335"/>
+            <wp:effectExtent l="0" t="0" r="0" b="0"/>
+            <wp:wrapSquare wrapText="bothSides"/>
+            <wp:docPr id="27" name="Image 27" descr="Une image contenant texte, capture d’écran, Police&#10;&#10;Description générée automatiquement"/>
+            <wp:cNvGraphicFramePr>
+              <a:graphicFrameLocks xmlns:a="http://schemas.openxmlformats.org/drawingml/2006/main" noChangeAspect="1"/>
+            </wp:cNvGraphicFramePr>
+            <a:graphic xmlns:a="http://schemas.openxmlformats.org/drawingml/2006/main">
+              <a:graphicData uri="http://schemas.openxmlformats.org/drawingml/2006/picture">
+                <pic:pic xmlns:pic="http://schemas.openxmlformats.org/drawingml/2006/picture">
+                  <pic:nvPicPr>
+                    <pic:cNvPr id="27" name="Image 27" descr="Une image contenant texte, capture d’écran, Police&#10;&#10;Description générée automatiquement"/>
+                    <pic:cNvPicPr/>
+                  </pic:nvPicPr>
+                  <pic:blipFill>
+                    <a:blip r:embed="rId31">
+                      <a:extLst>
+                        <a:ext uri="{28A0092B-C50C-407E-A947-70E740481C1C}">
+                          <a14:useLocalDpi xmlns:a14="http://schemas.microsoft.com/office/drawing/2010/main" val="0"/>
+                        </a:ext>
+                      </a:extLst>
+                    </a:blip>
+                    <a:stretch>
+                      <a:fillRect/>
+                    </a:stretch>
+                  </pic:blipFill>
+                  <pic:spPr>
+                    <a:xfrm>
+                      <a:off x="0" y="0"/>
+                      <a:ext cx="5760720" cy="2045335"/>
+                    </a:xfrm>
+                    <a:prstGeom prst="rect">
+                      <a:avLst/>
+                    </a:prstGeom>
+                  </pic:spPr>
+                </pic:pic>
+              </a:graphicData>
+            </a:graphic>
+          </wp:anchor>
+        </w:drawing>
+      </w:r>
+      <w:r>
+        <w:t>Ce test vérifie que l</w:t>
+      </w:r>
+      <w:r>
+        <w:t xml:space="preserve">’application </w:t>
+      </w:r>
+      <w:r>
+        <w:t>emp</w:t>
+      </w:r>
+      <w:r>
+        <w:t>ê</w:t>
+      </w:r>
+      <w:r>
+        <w:t>che</w:t>
+      </w:r>
+      <w:r>
+        <w:t xml:space="preserve"> la création si le mot de passe est trop court.</w:t>
+      </w:r>
+    </w:p>
+    <w:p>
+      <w:pPr>
+        <w:pStyle w:val="Paragraphedeliste"/>
+        <w:numPr>
+          <w:ilvl w:val="0"/>
+          <w:numId w:val="22"/>
+        </w:numPr>
+        <w:jc w:val="both"/>
+        <w:rPr>
+          <w:b/>
+          <w:bCs/>
+          <w:i/>
+          <w:iCs/>
+          <w:color w:val="FF0000"/>
+          <w:sz w:val="26"/>
+          <w:szCs w:val="26"/>
+        </w:rPr>
+      </w:pPr>
+      <w:r>
+        <w:rPr>
+          <w:b/>
+          <w:bCs/>
+          <w:i/>
+          <w:iCs/>
+          <w:color w:val="FF0000"/>
+          <w:sz w:val="26"/>
+          <w:szCs w:val="26"/>
+        </w:rPr>
+        <w:lastRenderedPageBreak/>
+        <w:t>Mots de passe non correspondants</w:t>
+      </w:r>
+    </w:p>
+    <w:p>
+      <w:pPr>
+        <w:ind w:left="360" w:firstLine="348"/>
+        <w:jc w:val="both"/>
+      </w:pPr>
+      <w:r>
+        <w:rPr>
+          <w:b/>
+          <w:bCs/>
+          <w:i/>
+          <w:iCs/>
+          <w:sz w:val="26"/>
+          <w:szCs w:val="26"/>
+        </w:rPr>
+        <w:drawing>
+          <wp:anchor distT="0" distB="0" distL="114300" distR="114300" simplePos="0" relativeHeight="251665408" behindDoc="0" locked="0" layoutInCell="1" allowOverlap="1" wp14:anchorId="676A8E5F" wp14:editId="55335363">
+            <wp:simplePos x="0" y="0"/>
+            <wp:positionH relativeFrom="margin">
+              <wp:align>right</wp:align>
+            </wp:positionH>
+            <wp:positionV relativeFrom="paragraph">
+              <wp:posOffset>342900</wp:posOffset>
+            </wp:positionV>
+            <wp:extent cx="5760720" cy="2303780"/>
+            <wp:effectExtent l="0" t="0" r="0" b="1270"/>
+            <wp:wrapSquare wrapText="bothSides"/>
+            <wp:docPr id="28" name="Image 28" descr="Une image contenant texte, capture d’écran, Police&#10;&#10;Description générée automatiquement"/>
+            <wp:cNvGraphicFramePr>
+              <a:graphicFrameLocks xmlns:a="http://schemas.openxmlformats.org/drawingml/2006/main" noChangeAspect="1"/>
+            </wp:cNvGraphicFramePr>
+            <a:graphic xmlns:a="http://schemas.openxmlformats.org/drawingml/2006/main">
+              <a:graphicData uri="http://schemas.openxmlformats.org/drawingml/2006/picture">
+                <pic:pic xmlns:pic="http://schemas.openxmlformats.org/drawingml/2006/picture">
+                  <pic:nvPicPr>
+                    <pic:cNvPr id="28" name="Image 28" descr="Une image contenant texte, capture d’écran, Police&#10;&#10;Description générée automatiquement"/>
+                    <pic:cNvPicPr/>
+                  </pic:nvPicPr>
+                  <pic:blipFill>
+                    <a:blip r:embed="rId32">
+                      <a:extLst>
+                        <a:ext uri="{28A0092B-C50C-407E-A947-70E740481C1C}">
+                          <a14:useLocalDpi xmlns:a14="http://schemas.microsoft.com/office/drawing/2010/main" val="0"/>
+                        </a:ext>
+                      </a:extLst>
+                    </a:blip>
+                    <a:stretch>
+                      <a:fillRect/>
+                    </a:stretch>
+                  </pic:blipFill>
+                  <pic:spPr>
+                    <a:xfrm>
+                      <a:off x="0" y="0"/>
+                      <a:ext cx="5760720" cy="2303780"/>
+                    </a:xfrm>
+                    <a:prstGeom prst="rect">
+                      <a:avLst/>
+                    </a:prstGeom>
+                  </pic:spPr>
+                </pic:pic>
+              </a:graphicData>
+            </a:graphic>
+          </wp:anchor>
+        </w:drawing>
+      </w:r>
+      <w:r>
+        <w:t>Ce test vérifie que la création échoue si les mots de passe ne correspondent pas.</w:t>
+      </w:r>
+    </w:p>
+    <w:p>
+      <w:pPr>
+        <w:ind w:left="360" w:firstLine="348"/>
+        <w:jc w:val="both"/>
+        <w:rPr>
+          <w:b/>
+          <w:bCs/>
+          <w:i/>
+          <w:iCs/>
+          <w:sz w:val="26"/>
+          <w:szCs w:val="26"/>
+        </w:rPr>
+      </w:pPr>
+    </w:p>
+    <w:p>
+      <w:pPr>
+        <w:pStyle w:val="Paragraphedeliste"/>
+        <w:numPr>
+          <w:ilvl w:val="0"/>
+          <w:numId w:val="22"/>
+        </w:numPr>
+        <w:jc w:val="both"/>
+        <w:rPr>
+          <w:b/>
+          <w:bCs/>
+          <w:i/>
+          <w:iCs/>
+          <w:color w:val="C00000"/>
+          <w:sz w:val="26"/>
+          <w:szCs w:val="26"/>
+        </w:rPr>
+      </w:pPr>
+      <w:r>
+        <w:rPr>
+          <w:b/>
+          <w:bCs/>
+          <w:i/>
+          <w:iCs/>
+          <w:color w:val="C00000"/>
+          <w:sz w:val="26"/>
+          <w:szCs w:val="26"/>
+        </w:rPr>
+        <w:t>Compte déjà existant</w:t>
+      </w:r>
+    </w:p>
+    <w:p>
+      <w:pPr>
+        <w:ind w:left="708"/>
+        <w:jc w:val="both"/>
+        <w:rPr>
+          <w:color w:val="000000" w:themeColor="text1"/>
+        </w:rPr>
+      </w:pPr>
+      <w:r>
+        <w:rPr>
+          <w:color w:val="000000" w:themeColor="text1"/>
+        </w:rPr>
+        <w:drawing>
+          <wp:anchor distT="0" distB="0" distL="114300" distR="114300" simplePos="0" relativeHeight="251666432" behindDoc="0" locked="0" layoutInCell="1" allowOverlap="1" wp14:anchorId="099AB8AD" wp14:editId="1BDC7595">
+            <wp:simplePos x="0" y="0"/>
+            <wp:positionH relativeFrom="margin">
+              <wp:align>right</wp:align>
+            </wp:positionH>
+            <wp:positionV relativeFrom="paragraph">
+              <wp:posOffset>523875</wp:posOffset>
+            </wp:positionV>
+            <wp:extent cx="5760720" cy="3403600"/>
+            <wp:effectExtent l="0" t="0" r="0" b="6350"/>
+            <wp:wrapSquare wrapText="bothSides"/>
+            <wp:docPr id="29" name="Image 29" descr="Une image contenant texte, capture d’écran, Police&#10;&#10;Description générée automatiquement"/>
+            <wp:cNvGraphicFramePr>
+              <a:graphicFrameLocks xmlns:a="http://schemas.openxmlformats.org/drawingml/2006/main" noChangeAspect="1"/>
+            </wp:cNvGraphicFramePr>
+            <a:graphic xmlns:a="http://schemas.openxmlformats.org/drawingml/2006/main">
+              <a:graphicData uri="http://schemas.openxmlformats.org/drawingml/2006/picture">
+                <pic:pic xmlns:pic="http://schemas.openxmlformats.org/drawingml/2006/picture">
+                  <pic:nvPicPr>
+                    <pic:cNvPr id="29" name="Image 29" descr="Une image contenant texte, capture d’écran, Police&#10;&#10;Description générée automatiquement"/>
+                    <pic:cNvPicPr/>
+                  </pic:nvPicPr>
+                  <pic:blipFill>
+                    <a:blip r:embed="rId33">
+                      <a:extLst>
+                        <a:ext uri="{28A0092B-C50C-407E-A947-70E740481C1C}">
+                          <a14:useLocalDpi xmlns:a14="http://schemas.microsoft.com/office/drawing/2010/main" val="0"/>
+                        </a:ext>
+                      </a:extLst>
+                    </a:blip>
+                    <a:stretch>
+                      <a:fillRect/>
+                    </a:stretch>
+                  </pic:blipFill>
+                  <pic:spPr>
+                    <a:xfrm>
+                      <a:off x="0" y="0"/>
+                      <a:ext cx="5760720" cy="3403600"/>
+                    </a:xfrm>
+                    <a:prstGeom prst="rect">
+                      <a:avLst/>
+                    </a:prstGeom>
+                  </pic:spPr>
+                </pic:pic>
+              </a:graphicData>
+            </a:graphic>
+          </wp:anchor>
+        </w:drawing>
+      </w:r>
+      <w:r>
+        <w:rPr>
+          <w:color w:val="000000" w:themeColor="text1"/>
+        </w:rPr>
+        <w:t>Ce test vérifie que l</w:t>
+      </w:r>
+      <w:r>
+        <w:rPr>
+          <w:color w:val="000000" w:themeColor="text1"/>
+        </w:rPr>
+        <w:t xml:space="preserve">’application </w:t>
+      </w:r>
+      <w:r>
+        <w:rPr>
+          <w:color w:val="000000" w:themeColor="text1"/>
+        </w:rPr>
+        <w:t>emp</w:t>
+      </w:r>
+      <w:r>
+        <w:rPr>
+          <w:color w:val="000000" w:themeColor="text1"/>
+        </w:rPr>
+        <w:t>ê</w:t>
+      </w:r>
+      <w:r>
+        <w:rPr>
+          <w:color w:val="000000" w:themeColor="text1"/>
+        </w:rPr>
+        <w:t>che</w:t>
+      </w:r>
+      <w:r>
+        <w:rPr>
+          <w:color w:val="000000" w:themeColor="text1"/>
+        </w:rPr>
+        <w:t xml:space="preserve"> la création d’un compte avec un </w:t>
+      </w:r>
+      <w:proofErr w:type="gramStart"/>
+      <w:r>
+        <w:rPr>
+          <w:color w:val="000000" w:themeColor="text1"/>
+        </w:rPr>
+        <w:t>email</w:t>
+      </w:r>
+      <w:proofErr w:type="gramEnd"/>
+      <w:r>
+        <w:rPr>
+          <w:color w:val="000000" w:themeColor="text1"/>
+        </w:rPr>
+        <w:t xml:space="preserve"> déjà utilisé et affiche</w:t>
+      </w:r>
+      <w:r>
+        <w:rPr>
+          <w:color w:val="000000" w:themeColor="text1"/>
+        </w:rPr>
+        <w:t xml:space="preserve"> une erreur.</w:t>
+      </w:r>
+    </w:p>
+    <w:p>
+      <w:pPr>
+        <w:jc w:val="both"/>
+        <w:rPr>
+          <w:b/>
+          <w:bCs/>
+          <w:i/>
+          <w:iCs/>
+          <w:color w:val="538135" w:themeColor="accent6" w:themeShade="BF"/>
+          <w:sz w:val="26"/>
+          <w:szCs w:val="26"/>
+        </w:rPr>
+      </w:pPr>
+    </w:p>
+    <w:p>
+      <w:pPr>
+        <w:ind w:left="360"/>
+        <w:jc w:val="both"/>
+      </w:pPr>
+    </w:p>
+    <w:p>
+      <w:pPr>
+        <w:ind w:left="360"/>
+        <w:jc w:val="both"/>
+      </w:pPr>
+    </w:p>
+    <w:p>
+      <w:pPr>
+        <w:ind w:left="360"/>
+        <w:jc w:val="both"/>
+      </w:pPr>
+    </w:p>
+    <w:p>
+      <w:pPr>
+        <w:ind w:left="360"/>
+        <w:jc w:val="both"/>
+      </w:pPr>
+    </w:p>
+    <w:p>
+      <w:pPr>
+        <w:pStyle w:val="Paragraphedeliste"/>
+        <w:numPr>
+          <w:ilvl w:val="0"/>
+          <w:numId w:val="22"/>
+        </w:numPr>
+        <w:jc w:val="both"/>
+        <w:rPr>
+          <w:b/>
+          <w:bCs/>
+          <w:i/>
+          <w:iCs/>
+          <w:color w:val="538135" w:themeColor="accent6" w:themeShade="BF"/>
+          <w:sz w:val="26"/>
+          <w:szCs w:val="26"/>
+        </w:rPr>
+      </w:pPr>
+      <w:r>
+        <w:rPr>
+          <w:b/>
+          <w:bCs/>
+          <w:i/>
+          <w:iCs/>
+          <w:color w:val="538135" w:themeColor="accent6" w:themeShade="BF"/>
+          <w:sz w:val="26"/>
+          <w:szCs w:val="26"/>
+        </w:rPr>
+        <w:lastRenderedPageBreak/>
+        <w:t>Création d’un compte valide</w:t>
+      </w:r>
+    </w:p>
+    <w:p>
+      <w:pPr>
+        <w:ind w:left="360" w:firstLine="348"/>
+        <w:jc w:val="both"/>
+      </w:pPr>
+      <w:r>
+        <w:drawing>
+          <wp:anchor distT="0" distB="0" distL="114300" distR="114300" simplePos="0" relativeHeight="251667456" behindDoc="0" locked="0" layoutInCell="1" allowOverlap="1" wp14:anchorId="28A9B337" wp14:editId="2EB03014">
+            <wp:simplePos x="0" y="0"/>
+            <wp:positionH relativeFrom="margin">
+              <wp:align>right</wp:align>
+            </wp:positionH>
+            <wp:positionV relativeFrom="paragraph">
+              <wp:posOffset>371475</wp:posOffset>
+            </wp:positionV>
+            <wp:extent cx="5706271" cy="2467319"/>
+            <wp:effectExtent l="0" t="0" r="8890" b="9525"/>
+            <wp:wrapSquare wrapText="bothSides"/>
+            <wp:docPr id="30" name="Image 30" descr="Une image contenant texte, capture d’écran, affichage, Police&#10;&#10;Description générée automatiquement"/>
+            <wp:cNvGraphicFramePr>
+              <a:graphicFrameLocks xmlns:a="http://schemas.openxmlformats.org/drawingml/2006/main" noChangeAspect="1"/>
+            </wp:cNvGraphicFramePr>
+            <a:graphic xmlns:a="http://schemas.openxmlformats.org/drawingml/2006/main">
+              <a:graphicData uri="http://schemas.openxmlformats.org/drawingml/2006/picture">
+                <pic:pic xmlns:pic="http://schemas.openxmlformats.org/drawingml/2006/picture">
+                  <pic:nvPicPr>
+                    <pic:cNvPr id="30" name="Image 30" descr="Une image contenant texte, capture d’écran, affichage, Police&#10;&#10;Description générée automatiquement"/>
+                    <pic:cNvPicPr/>
+                  </pic:nvPicPr>
+                  <pic:blipFill>
+                    <a:blip r:embed="rId34">
+                      <a:extLst>
+                        <a:ext uri="{28A0092B-C50C-407E-A947-70E740481C1C}">
+                          <a14:useLocalDpi xmlns:a14="http://schemas.microsoft.com/office/drawing/2010/main" val="0"/>
+                        </a:ext>
+                      </a:extLst>
+                    </a:blip>
+                    <a:stretch>
+                      <a:fillRect/>
+                    </a:stretch>
+                  </pic:blipFill>
+                  <pic:spPr>
+                    <a:xfrm>
+                      <a:off x="0" y="0"/>
+                      <a:ext cx="5706271" cy="2467319"/>
+                    </a:xfrm>
+                    <a:prstGeom prst="rect">
+                      <a:avLst/>
+                    </a:prstGeom>
+                  </pic:spPr>
+                </pic:pic>
+              </a:graphicData>
+            </a:graphic>
+          </wp:anchor>
+        </w:drawing>
+      </w:r>
+      <w:r>
+        <w:t>Ce test vérifie qu’un compte est bien créé et redirige vers la page de connexion.</w:t>
+      </w:r>
+    </w:p>
+    <w:p>
+      <w:pPr>
+        <w:ind w:left="360"/>
+        <w:jc w:val="both"/>
+      </w:pPr>
+    </w:p>
+    <w:p>
+      <w:pPr>
+        <w:pStyle w:val="Titre3"/>
+        <w:numPr>
+          <w:ilvl w:val="2"/>
+          <w:numId w:val="1"/>
+        </w:numPr>
+        <w:jc w:val="both"/>
+        <w:rPr>
+          <w:sz w:val="26"/>
+          <w:szCs w:val="26"/>
+        </w:rPr>
+      </w:pPr>
+      <w:r>
+        <w:rPr>
+          <w:sz w:val="26"/>
+          <w:szCs w:val="26"/>
+        </w:rPr>
+        <w:t>C</w:t>
+      </w:r>
+      <w:r>
+        <w:rPr>
+          <w:sz w:val="26"/>
+          <w:szCs w:val="26"/>
+        </w:rPr>
+        <w:t>onnexion</w:t>
+      </w:r>
+    </w:p>
+    <w:p>
+      <w:pPr>
+        <w:ind w:left="360"/>
+        <w:jc w:val="both"/>
+      </w:pPr>
+      <w:r>
+        <w:t>La connexion permet aux utilisateurs d’accéder à leur compte. Ces tests vérifient si l’application accepte des informations valides, mais aussi si elle affiche les bonnes erreurs en cas de problème.</w:t>
+      </w:r>
+    </w:p>
+    <w:p>
+      <w:pPr>
+        <w:ind w:left="360"/>
+        <w:jc w:val="both"/>
+      </w:pPr>
+      <w:r>
+        <w:t xml:space="preserve">Voici </w:t>
+      </w:r>
+      <w:proofErr w:type="gramStart"/>
+      <w:r>
+        <w:t>les cas testé</w:t>
+      </w:r>
+      <w:proofErr w:type="gramEnd"/>
+      <w:r>
+        <w:t> :</w:t>
+      </w:r>
+    </w:p>
+    <w:p>
+      <w:pPr>
+        <w:pStyle w:val="Paragraphedeliste"/>
+        <w:numPr>
+          <w:ilvl w:val="0"/>
+          <w:numId w:val="24"/>
+        </w:numPr>
+        <w:jc w:val="both"/>
+      </w:pPr>
+      <w:r>
+        <w:t>Champs vides</w:t>
+      </w:r>
+    </w:p>
+    <w:p>
+      <w:pPr>
+        <w:pStyle w:val="Paragraphedeliste"/>
+        <w:numPr>
+          <w:ilvl w:val="0"/>
+          <w:numId w:val="24"/>
+        </w:numPr>
+        <w:jc w:val="both"/>
+      </w:pPr>
+      <w:r>
+        <w:t xml:space="preserve"> </w:t>
+      </w:r>
+      <w:r>
+        <w:t xml:space="preserve">Format </w:t>
+      </w:r>
+      <w:proofErr w:type="gramStart"/>
+      <w:r>
+        <w:t>d’email</w:t>
+      </w:r>
+      <w:proofErr w:type="gramEnd"/>
+      <w:r>
+        <w:t xml:space="preserve"> incorrect</w:t>
+      </w:r>
+    </w:p>
+    <w:p>
+      <w:pPr>
+        <w:pStyle w:val="Paragraphedeliste"/>
+        <w:numPr>
+          <w:ilvl w:val="0"/>
+          <w:numId w:val="24"/>
+        </w:numPr>
+        <w:jc w:val="both"/>
+      </w:pPr>
+      <w:r>
+        <w:t xml:space="preserve"> </w:t>
+      </w:r>
+      <w:bookmarkStart w:id="14" w:name="_Hlk186984248"/>
+      <w:r>
+        <w:t>Utilisateur inexistant</w:t>
+      </w:r>
+      <w:bookmarkEnd w:id="14"/>
+    </w:p>
+    <w:p>
+      <w:pPr>
+        <w:pStyle w:val="Paragraphedeliste"/>
+        <w:numPr>
+          <w:ilvl w:val="0"/>
+          <w:numId w:val="24"/>
+        </w:numPr>
+        <w:jc w:val="both"/>
+      </w:pPr>
+      <w:r>
+        <w:t xml:space="preserve"> Mauvais mot de passe</w:t>
+      </w:r>
+    </w:p>
+    <w:p>
+      <w:pPr>
+        <w:pStyle w:val="Paragraphedeliste"/>
+        <w:numPr>
+          <w:ilvl w:val="0"/>
+          <w:numId w:val="24"/>
+        </w:numPr>
+        <w:jc w:val="both"/>
+      </w:pPr>
+      <w:r>
+        <w:t xml:space="preserve"> Connexion réussie</w:t>
+      </w:r>
+    </w:p>
+    <w:p>
+      <w:pPr>
+        <w:jc w:val="both"/>
+      </w:pPr>
+    </w:p>
+    <w:p>
+      <w:pPr>
+        <w:pStyle w:val="Paragraphedeliste"/>
+        <w:numPr>
+          <w:ilvl w:val="0"/>
+          <w:numId w:val="25"/>
+        </w:numPr>
+        <w:jc w:val="both"/>
+        <w:rPr>
+          <w:i/>
+          <w:iCs/>
+          <w:color w:val="FF0000"/>
+        </w:rPr>
+      </w:pPr>
+      <w:r>
+        <w:rPr>
+          <w:b/>
+          <w:bCs/>
+          <w:i/>
+          <w:iCs/>
+          <w:color w:val="FF0000"/>
+          <w:sz w:val="26"/>
+          <w:szCs w:val="26"/>
+        </w:rPr>
+        <w:t>Champs vides</w:t>
+      </w:r>
+    </w:p>
+    <w:p>
+      <w:pPr>
+        <w:ind w:left="708"/>
+        <w:jc w:val="both"/>
+      </w:pPr>
+      <w:r>
+        <w:drawing>
+          <wp:anchor distT="0" distB="0" distL="114300" distR="114300" simplePos="0" relativeHeight="251668480" behindDoc="0" locked="0" layoutInCell="1" allowOverlap="1" wp14:anchorId="67890327" wp14:editId="7BEBA548">
+            <wp:simplePos x="0" y="0"/>
+            <wp:positionH relativeFrom="margin">
+              <wp:align>center</wp:align>
+            </wp:positionH>
+            <wp:positionV relativeFrom="paragraph">
+              <wp:posOffset>478790</wp:posOffset>
+            </wp:positionV>
+            <wp:extent cx="5210810" cy="1952625"/>
+            <wp:effectExtent l="0" t="0" r="8890" b="9525"/>
+            <wp:wrapSquare wrapText="bothSides"/>
+            <wp:docPr id="31" name="Image 31" descr="Une image contenant texte, capture d’écran, Police&#10;&#10;Description générée automatiquement"/>
+            <wp:cNvGraphicFramePr>
+              <a:graphicFrameLocks xmlns:a="http://schemas.openxmlformats.org/drawingml/2006/main" noChangeAspect="1"/>
+            </wp:cNvGraphicFramePr>
+            <a:graphic xmlns:a="http://schemas.openxmlformats.org/drawingml/2006/main">
+              <a:graphicData uri="http://schemas.openxmlformats.org/drawingml/2006/picture">
+                <pic:pic xmlns:pic="http://schemas.openxmlformats.org/drawingml/2006/picture">
+                  <pic:nvPicPr>
+                    <pic:cNvPr id="31" name="Image 31" descr="Une image contenant texte, capture d’écran, Police&#10;&#10;Description générée automatiquement"/>
+                    <pic:cNvPicPr/>
+                  </pic:nvPicPr>
+                  <pic:blipFill>
+                    <a:blip r:embed="rId35">
+                      <a:extLst>
+                        <a:ext uri="{28A0092B-C50C-407E-A947-70E740481C1C}">
+                          <a14:useLocalDpi xmlns:a14="http://schemas.microsoft.com/office/drawing/2010/main" val="0"/>
+                        </a:ext>
+                      </a:extLst>
+                    </a:blip>
+                    <a:stretch>
+                      <a:fillRect/>
+                    </a:stretch>
+                  </pic:blipFill>
+                  <pic:spPr>
+                    <a:xfrm>
+                      <a:off x="0" y="0"/>
+                      <a:ext cx="5210810" cy="1952625"/>
+                    </a:xfrm>
+                    <a:prstGeom prst="rect">
+                      <a:avLst/>
+                    </a:prstGeom>
+                  </pic:spPr>
+                </pic:pic>
+              </a:graphicData>
+            </a:graphic>
+          </wp:anchor>
+        </w:drawing>
+      </w:r>
+      <w:r>
+        <w:t>Ce test vérifie que l</w:t>
+      </w:r>
+      <w:r>
+        <w:t xml:space="preserve">’application </w:t>
+      </w:r>
+      <w:r>
+        <w:t>affiche un message d’erreur lorsque les champs requis ne sont pas remplis.</w:t>
+      </w:r>
+    </w:p>
+    <w:p>
+      <w:pPr>
+        <w:jc w:val="both"/>
+      </w:pPr>
+    </w:p>
+    <w:p>
+      <w:pPr>
+        <w:pStyle w:val="Paragraphedeliste"/>
+        <w:numPr>
+          <w:ilvl w:val="0"/>
+          <w:numId w:val="25"/>
+        </w:numPr>
+        <w:jc w:val="both"/>
+        <w:rPr>
+          <w:i/>
+          <w:iCs/>
+          <w:color w:val="FF0000"/>
+        </w:rPr>
+      </w:pPr>
+      <w:r>
+        <w:rPr>
+          <w:b/>
+          <w:bCs/>
+          <w:i/>
+          <w:iCs/>
+          <w:color w:val="FF0000"/>
+          <w:sz w:val="26"/>
+          <w:szCs w:val="26"/>
+        </w:rPr>
+        <w:lastRenderedPageBreak/>
+        <w:t xml:space="preserve">Format </w:t>
+      </w:r>
+      <w:proofErr w:type="gramStart"/>
+      <w:r>
+        <w:rPr>
+          <w:b/>
+          <w:bCs/>
+          <w:i/>
+          <w:iCs/>
+          <w:color w:val="FF0000"/>
+          <w:sz w:val="26"/>
+          <w:szCs w:val="26"/>
+        </w:rPr>
+        <w:t>d’email</w:t>
+      </w:r>
+      <w:proofErr w:type="gramEnd"/>
+      <w:r>
+        <w:rPr>
+          <w:b/>
+          <w:bCs/>
+          <w:i/>
+          <w:iCs/>
+          <w:color w:val="FF0000"/>
+          <w:sz w:val="26"/>
+          <w:szCs w:val="26"/>
+        </w:rPr>
+        <w:t xml:space="preserve"> incorrect</w:t>
+      </w:r>
+    </w:p>
+    <w:p>
+      <w:pPr>
+        <w:ind w:left="360" w:firstLine="348"/>
+        <w:jc w:val="both"/>
+        <w:rPr>
+          <w:sz w:val="26"/>
+          <w:szCs w:val="26"/>
+        </w:rPr>
+      </w:pPr>
+      <w:r>
+        <w:t xml:space="preserve">Ce test vérifie que l’application rejette un </w:t>
+      </w:r>
+      <w:proofErr w:type="gramStart"/>
+      <w:r>
+        <w:t>email</w:t>
+      </w:r>
+      <w:proofErr w:type="gramEnd"/>
+      <w:r>
+        <w:t xml:space="preserve"> au format incorrect et affiche une erreur.</w:t>
+      </w:r>
+    </w:p>
+    <w:p>
+      <w:pPr>
+        <w:jc w:val="both"/>
+      </w:pPr>
+      <w:r>
+        <w:drawing>
+          <wp:anchor distT="0" distB="0" distL="114300" distR="114300" simplePos="0" relativeHeight="251669504" behindDoc="0" locked="0" layoutInCell="1" allowOverlap="1" wp14:anchorId="65160888" wp14:editId="52B1A813">
+            <wp:simplePos x="0" y="0"/>
+            <wp:positionH relativeFrom="margin">
+              <wp:align>center</wp:align>
+            </wp:positionH>
+            <wp:positionV relativeFrom="paragraph">
+              <wp:posOffset>57785</wp:posOffset>
+            </wp:positionV>
+            <wp:extent cx="4696480" cy="2124371"/>
+            <wp:effectExtent l="0" t="0" r="8890" b="9525"/>
+            <wp:wrapSquare wrapText="bothSides"/>
+            <wp:docPr id="32" name="Image 32" descr="Une image contenant texte, capture d’écran, Police&#10;&#10;Description générée automatiquement"/>
+            <wp:cNvGraphicFramePr>
+              <a:graphicFrameLocks xmlns:a="http://schemas.openxmlformats.org/drawingml/2006/main" noChangeAspect="1"/>
+            </wp:cNvGraphicFramePr>
+            <a:graphic xmlns:a="http://schemas.openxmlformats.org/drawingml/2006/main">
+              <a:graphicData uri="http://schemas.openxmlformats.org/drawingml/2006/picture">
+                <pic:pic xmlns:pic="http://schemas.openxmlformats.org/drawingml/2006/picture">
+                  <pic:nvPicPr>
+                    <pic:cNvPr id="32" name="Image 32" descr="Une image contenant texte, capture d’écran, Police&#10;&#10;Description générée automatiquement"/>
+                    <pic:cNvPicPr/>
+                  </pic:nvPicPr>
+                  <pic:blipFill>
+                    <a:blip r:embed="rId36">
+                      <a:extLst>
+                        <a:ext uri="{28A0092B-C50C-407E-A947-70E740481C1C}">
+                          <a14:useLocalDpi xmlns:a14="http://schemas.microsoft.com/office/drawing/2010/main" val="0"/>
+                        </a:ext>
+                      </a:extLst>
+                    </a:blip>
+                    <a:stretch>
+                      <a:fillRect/>
+                    </a:stretch>
+                  </pic:blipFill>
+                  <pic:spPr>
+                    <a:xfrm>
+                      <a:off x="0" y="0"/>
+                      <a:ext cx="4696480" cy="2124371"/>
+                    </a:xfrm>
+                    <a:prstGeom prst="rect">
+                      <a:avLst/>
+                    </a:prstGeom>
+                  </pic:spPr>
+                </pic:pic>
+              </a:graphicData>
+            </a:graphic>
+          </wp:anchor>
+        </w:drawing>
+      </w:r>
     </w:p>
     <w:p/>
-    <w:p>
-      <w:pPr>
+    <w:p/>
+    <w:p/>
+    <w:p/>
+    <w:p/>
+    <w:p/>
+    <w:p/>
+    <w:p>
+      <w:pPr>
+        <w:pStyle w:val="Paragraphedeliste"/>
+        <w:numPr>
+          <w:ilvl w:val="0"/>
+          <w:numId w:val="25"/>
+        </w:numPr>
+        <w:jc w:val="both"/>
+        <w:rPr>
+          <w:b/>
+          <w:bCs/>
+          <w:i/>
+          <w:iCs/>
+          <w:color w:val="C00000"/>
+          <w:sz w:val="26"/>
+          <w:szCs w:val="26"/>
+        </w:rPr>
+      </w:pPr>
+      <w:r>
+        <w:rPr>
+          <w:b/>
+          <w:bCs/>
+          <w:color w:val="C00000"/>
+          <w:sz w:val="26"/>
+          <w:szCs w:val="26"/>
+        </w:rPr>
+        <w:t>Utilisateur inexistant</w:t>
+      </w:r>
+    </w:p>
+    <w:p>
+      <w:pPr>
+        <w:ind w:left="708"/>
+      </w:pPr>
+      <w:r>
+        <w:drawing>
+          <wp:anchor distT="0" distB="0" distL="114300" distR="114300" simplePos="0" relativeHeight="251670528" behindDoc="0" locked="0" layoutInCell="1" allowOverlap="1" wp14:anchorId="05322CD4" wp14:editId="41DE2B36">
+            <wp:simplePos x="0" y="0"/>
+            <wp:positionH relativeFrom="margin">
+              <wp:align>center</wp:align>
+            </wp:positionH>
+            <wp:positionV relativeFrom="paragraph">
+              <wp:posOffset>473075</wp:posOffset>
+            </wp:positionV>
+            <wp:extent cx="4782185" cy="2133600"/>
+            <wp:effectExtent l="0" t="0" r="0" b="0"/>
+            <wp:wrapSquare wrapText="bothSides"/>
+            <wp:docPr id="33" name="Image 33" descr="Une image contenant texte, capture d’écran, Police&#10;&#10;Description générée automatiquement"/>
+            <wp:cNvGraphicFramePr>
+              <a:graphicFrameLocks xmlns:a="http://schemas.openxmlformats.org/drawingml/2006/main" noChangeAspect="1"/>
+            </wp:cNvGraphicFramePr>
+            <a:graphic xmlns:a="http://schemas.openxmlformats.org/drawingml/2006/main">
+              <a:graphicData uri="http://schemas.openxmlformats.org/drawingml/2006/picture">
+                <pic:pic xmlns:pic="http://schemas.openxmlformats.org/drawingml/2006/picture">
+                  <pic:nvPicPr>
+                    <pic:cNvPr id="33" name="Image 33" descr="Une image contenant texte, capture d’écran, Police&#10;&#10;Description générée automatiquement"/>
+                    <pic:cNvPicPr/>
+                  </pic:nvPicPr>
+                  <pic:blipFill>
+                    <a:blip r:embed="rId37">
+                      <a:extLst>
+                        <a:ext uri="{28A0092B-C50C-407E-A947-70E740481C1C}">
+                          <a14:useLocalDpi xmlns:a14="http://schemas.microsoft.com/office/drawing/2010/main" val="0"/>
+                        </a:ext>
+                      </a:extLst>
+                    </a:blip>
+                    <a:stretch>
+                      <a:fillRect/>
+                    </a:stretch>
+                  </pic:blipFill>
+                  <pic:spPr>
+                    <a:xfrm>
+                      <a:off x="0" y="0"/>
+                      <a:ext cx="4782185" cy="2133600"/>
+                    </a:xfrm>
+                    <a:prstGeom prst="rect">
+                      <a:avLst/>
+                    </a:prstGeom>
+                  </pic:spPr>
+                </pic:pic>
+              </a:graphicData>
+            </a:graphic>
+          </wp:anchor>
+        </w:drawing>
+      </w:r>
+      <w:r>
+        <w:t xml:space="preserve">Ce test vérifie que l’application affiche une erreur si un utilisateur tente de se connecter avec un </w:t>
+      </w:r>
+      <w:r>
+        <w:t>utilisateur</w:t>
+      </w:r>
+      <w:r>
+        <w:t xml:space="preserve"> inexistant.</w:t>
+      </w:r>
+      <w:r>
+        <w:rPr>
+          <w:noProof/>
+        </w:rPr>
+        <w:t xml:space="preserve"> </w:t>
+      </w:r>
+    </w:p>
+    <w:p/>
+    <w:p/>
+    <w:p/>
+    <w:p/>
+    <w:p/>
+    <w:p/>
+    <w:p/>
+    <w:p/>
+    <w:p>
+      <w:pPr>
+        <w:tabs>
+          <w:tab w:val="left" w:pos="960"/>
+        </w:tabs>
         <w:ind w:left="360"/>
-      </w:pPr>
-    </w:p>
-    <w:p>
-      <w:pPr>
+        <w:jc w:val="both"/>
+        <w:rPr>
+          <w:b/>
+          <w:bCs/>
+          <w:color w:val="C00000"/>
+          <w:sz w:val="26"/>
+          <w:szCs w:val="26"/>
+        </w:rPr>
+      </w:pPr>
+      <w:r>
+        <w:rPr>
+          <w:b/>
+          <w:bCs/>
+          <w:color w:val="C00000"/>
+          <w:sz w:val="26"/>
+          <w:szCs w:val="26"/>
+        </w:rPr>
+        <w:t xml:space="preserve">4.   </w:t>
+      </w:r>
+      <w:r>
+        <w:rPr>
+          <w:b/>
+          <w:bCs/>
+          <w:color w:val="C00000"/>
+          <w:sz w:val="26"/>
+          <w:szCs w:val="26"/>
+        </w:rPr>
+        <w:t>Mauvais mot de passe</w:t>
+      </w:r>
+    </w:p>
+    <w:p>
+      <w:pPr>
+        <w:tabs>
+          <w:tab w:val="left" w:pos="960"/>
+        </w:tabs>
         <w:ind w:left="360"/>
-      </w:pPr>
+        <w:jc w:val="both"/>
+      </w:pPr>
+      <w:r>
+        <w:drawing>
+          <wp:anchor distT="0" distB="0" distL="114300" distR="114300" simplePos="0" relativeHeight="251671552" behindDoc="0" locked="0" layoutInCell="1" allowOverlap="1" wp14:anchorId="5DC2C0B4" wp14:editId="4150E7AB">
+            <wp:simplePos x="0" y="0"/>
+            <wp:positionH relativeFrom="margin">
+              <wp:align>center</wp:align>
+            </wp:positionH>
+            <wp:positionV relativeFrom="paragraph">
+              <wp:posOffset>332740</wp:posOffset>
+            </wp:positionV>
+            <wp:extent cx="5325218" cy="2124371"/>
+            <wp:effectExtent l="0" t="0" r="8890" b="9525"/>
+            <wp:wrapSquare wrapText="bothSides"/>
+            <wp:docPr id="34" name="Image 34" descr="Une image contenant texte, capture d’écran, Police&#10;&#10;Description générée automatiquement"/>
+            <wp:cNvGraphicFramePr>
+              <a:graphicFrameLocks xmlns:a="http://schemas.openxmlformats.org/drawingml/2006/main" noChangeAspect="1"/>
+            </wp:cNvGraphicFramePr>
+            <a:graphic xmlns:a="http://schemas.openxmlformats.org/drawingml/2006/main">
+              <a:graphicData uri="http://schemas.openxmlformats.org/drawingml/2006/picture">
+                <pic:pic xmlns:pic="http://schemas.openxmlformats.org/drawingml/2006/picture">
+                  <pic:nvPicPr>
+                    <pic:cNvPr id="34" name="Image 34" descr="Une image contenant texte, capture d’écran, Police&#10;&#10;Description générée automatiquement"/>
+                    <pic:cNvPicPr/>
+                  </pic:nvPicPr>
+                  <pic:blipFill>
+                    <a:blip r:embed="rId38">
+                      <a:extLst>
+                        <a:ext uri="{28A0092B-C50C-407E-A947-70E740481C1C}">
+                          <a14:useLocalDpi xmlns:a14="http://schemas.microsoft.com/office/drawing/2010/main" val="0"/>
+                        </a:ext>
+                      </a:extLst>
+                    </a:blip>
+                    <a:stretch>
+                      <a:fillRect/>
+                    </a:stretch>
+                  </pic:blipFill>
+                  <pic:spPr>
+                    <a:xfrm>
+                      <a:off x="0" y="0"/>
+                      <a:ext cx="5325218" cy="2124371"/>
+                    </a:xfrm>
+                    <a:prstGeom prst="rect">
+                      <a:avLst/>
+                    </a:prstGeom>
+                  </pic:spPr>
+                </pic:pic>
+              </a:graphicData>
+            </a:graphic>
+          </wp:anchor>
+        </w:drawing>
+      </w:r>
+      <w:r>
+        <w:tab/>
+      </w:r>
+      <w:r>
+        <w:t>Ce test vérifie que la connexion échoue si le mot de passe est incorrect</w:t>
+      </w:r>
+      <w:r>
+        <w:t xml:space="preserve"> et affiche une erreur</w:t>
+      </w:r>
+    </w:p>
+    <w:p>
+      <w:pPr>
+        <w:tabs>
+          <w:tab w:val="left" w:pos="960"/>
+        </w:tabs>
+        <w:ind w:left="360"/>
+        <w:jc w:val="both"/>
+        <w:rPr>
+          <w:b/>
+          <w:bCs/>
+          <w:color w:val="C00000"/>
+          <w:sz w:val="26"/>
+          <w:szCs w:val="26"/>
+        </w:rPr>
+      </w:pPr>
+      <w:r>
+        <w:rPr>
+          <w:b/>
+          <w:bCs/>
+          <w:color w:val="538135" w:themeColor="accent6" w:themeShade="BF"/>
+          <w:sz w:val="26"/>
+          <w:szCs w:val="26"/>
+        </w:rPr>
+        <w:lastRenderedPageBreak/>
+        <w:t>5.</w:t>
+      </w:r>
+      <w:r>
+        <w:rPr>
+          <w:b/>
+          <w:bCs/>
+          <w:color w:val="C00000"/>
+          <w:sz w:val="26"/>
+          <w:szCs w:val="26"/>
+        </w:rPr>
+        <w:t xml:space="preserve">   </w:t>
+      </w:r>
+      <w:r>
+        <w:rPr>
+          <w:b/>
+          <w:bCs/>
+          <w:color w:val="538135" w:themeColor="accent6" w:themeShade="BF"/>
+          <w:sz w:val="26"/>
+          <w:szCs w:val="26"/>
+        </w:rPr>
+        <w:t>Connexion réussie</w:t>
+      </w:r>
+    </w:p>
+    <w:p>
+      <w:pPr>
+        <w:tabs>
+          <w:tab w:val="left" w:pos="960"/>
+        </w:tabs>
+        <w:ind w:left="708"/>
+        <w:jc w:val="both"/>
+      </w:pPr>
+      <w:r>
+        <w:drawing>
+          <wp:anchor distT="0" distB="0" distL="114300" distR="114300" simplePos="0" relativeHeight="251672576" behindDoc="0" locked="0" layoutInCell="1" allowOverlap="1" wp14:anchorId="4216B0BC" wp14:editId="2B3590BE">
+            <wp:simplePos x="0" y="0"/>
+            <wp:positionH relativeFrom="margin">
+              <wp:align>center</wp:align>
+            </wp:positionH>
+            <wp:positionV relativeFrom="paragraph">
+              <wp:posOffset>523875</wp:posOffset>
+            </wp:positionV>
+            <wp:extent cx="5020310" cy="1743075"/>
+            <wp:effectExtent l="0" t="0" r="8890" b="9525"/>
+            <wp:wrapSquare wrapText="bothSides"/>
+            <wp:docPr id="35" name="Image 35" descr="Une image contenant texte, capture d’écran, Police, affichage&#10;&#10;Description générée automatiquement"/>
+            <wp:cNvGraphicFramePr>
+              <a:graphicFrameLocks xmlns:a="http://schemas.openxmlformats.org/drawingml/2006/main" noChangeAspect="1"/>
+            </wp:cNvGraphicFramePr>
+            <a:graphic xmlns:a="http://schemas.openxmlformats.org/drawingml/2006/main">
+              <a:graphicData uri="http://schemas.openxmlformats.org/drawingml/2006/picture">
+                <pic:pic xmlns:pic="http://schemas.openxmlformats.org/drawingml/2006/picture">
+                  <pic:nvPicPr>
+                    <pic:cNvPr id="35" name="Image 35" descr="Une image contenant texte, capture d’écran, Police, affichage&#10;&#10;Description générée automatiquement"/>
+                    <pic:cNvPicPr/>
+                  </pic:nvPicPr>
+                  <pic:blipFill>
+                    <a:blip r:embed="rId39">
+                      <a:extLst>
+                        <a:ext uri="{28A0092B-C50C-407E-A947-70E740481C1C}">
+                          <a14:useLocalDpi xmlns:a14="http://schemas.microsoft.com/office/drawing/2010/main" val="0"/>
+                        </a:ext>
+                      </a:extLst>
+                    </a:blip>
+                    <a:stretch>
+                      <a:fillRect/>
+                    </a:stretch>
+                  </pic:blipFill>
+                  <pic:spPr>
+                    <a:xfrm>
+                      <a:off x="0" y="0"/>
+                      <a:ext cx="5020310" cy="1743075"/>
+                    </a:xfrm>
+                    <a:prstGeom prst="rect">
+                      <a:avLst/>
+                    </a:prstGeom>
+                  </pic:spPr>
+                </pic:pic>
+              </a:graphicData>
+            </a:graphic>
+          </wp:anchor>
+        </w:drawing>
+      </w:r>
+      <w:r>
+        <w:t xml:space="preserve">Ce test vérifie qu’un utilisateur peut se connecter avec des informations et être redirigé vers la page </w:t>
+      </w:r>
+      <w:r>
+        <w:t>d’accueil</w:t>
+      </w:r>
+      <w:r>
+        <w:t>.</w:t>
+      </w:r>
+      <w:r>
+        <w:rPr>
+          <w:noProof/>
+        </w:rPr>
+        <w:t xml:space="preserve"> </w:t>
+      </w:r>
+    </w:p>
+    <w:p/>
+    <w:p/>
+    <w:p/>
+    <w:p/>
+    <w:p/>
+    <w:p/>
+    <w:p/>
+    <w:p>
+      <w:pPr>
+        <w:pStyle w:val="Titre3"/>
+        <w:numPr>
+          <w:ilvl w:val="2"/>
+          <w:numId w:val="1"/>
+        </w:numPr>
+        <w:jc w:val="both"/>
+        <w:rPr>
+          <w:sz w:val="26"/>
+          <w:szCs w:val="26"/>
+        </w:rPr>
+      </w:pPr>
+      <w:r>
+        <w:rPr>
+          <w:sz w:val="26"/>
+          <w:szCs w:val="26"/>
+        </w:rPr>
+        <w:t>Gestion du profil</w:t>
+      </w:r>
+    </w:p>
+    <w:p>
+      <w:pPr>
+        <w:ind w:left="360"/>
+      </w:pPr>
+      <w:r>
+        <w:t>La gestion du profil permet aux utilisateurs de consulter et modifier leurs informations. Les tests vérifient si les informations actuelles sont affichées, si les modifications sont prises en compte, et si les erreurs sont bien gérées.</w:t>
+      </w:r>
+    </w:p>
+    <w:p>
+      <w:pPr>
+        <w:ind w:left="360"/>
+      </w:pPr>
+      <w:r>
+        <w:t xml:space="preserve">Voici </w:t>
+      </w:r>
+      <w:proofErr w:type="gramStart"/>
+      <w:r>
+        <w:t>les cas testé</w:t>
+      </w:r>
+      <w:proofErr w:type="gramEnd"/>
+      <w:r>
+        <w:t> :</w:t>
+      </w:r>
+    </w:p>
+    <w:p>
+      <w:pPr>
+        <w:pStyle w:val="Paragraphedeliste"/>
+        <w:numPr>
+          <w:ilvl w:val="0"/>
+          <w:numId w:val="27"/>
+        </w:numPr>
+      </w:pPr>
+      <w:r>
+        <w:t>Affichage des informations actuelles</w:t>
+      </w:r>
+    </w:p>
+    <w:p>
+      <w:pPr>
+        <w:pStyle w:val="Paragraphedeliste"/>
+        <w:numPr>
+          <w:ilvl w:val="0"/>
+          <w:numId w:val="27"/>
+        </w:numPr>
+      </w:pPr>
+      <w:bookmarkStart w:id="15" w:name="_Hlk186984834"/>
+      <w:r>
+        <w:t>Champs vides</w:t>
+      </w:r>
+    </w:p>
+    <w:bookmarkEnd w:id="15"/>
+    <w:p>
+      <w:pPr>
+        <w:pStyle w:val="Paragraphedeliste"/>
+        <w:numPr>
+          <w:ilvl w:val="0"/>
+          <w:numId w:val="27"/>
+        </w:numPr>
+      </w:pPr>
+      <w:r>
+        <w:t>Mise à jour avec des valeurs valides</w:t>
+      </w:r>
+    </w:p>
+    <w:p/>
+    <w:p>
+      <w:pPr>
+        <w:pStyle w:val="Paragraphedeliste"/>
+        <w:numPr>
+          <w:ilvl w:val="0"/>
+          <w:numId w:val="28"/>
+        </w:numPr>
+        <w:jc w:val="both"/>
+        <w:rPr>
+          <w:b/>
+          <w:bCs/>
+          <w:i/>
+          <w:iCs/>
+          <w:color w:val="538135" w:themeColor="accent6" w:themeShade="BF"/>
+          <w:sz w:val="26"/>
+          <w:szCs w:val="26"/>
+        </w:rPr>
+      </w:pPr>
+      <w:r>
+        <w:rPr>
+          <w:b/>
+          <w:bCs/>
+          <w:i/>
+          <w:iCs/>
+          <w:color w:val="538135" w:themeColor="accent6" w:themeShade="BF"/>
+          <w:sz w:val="26"/>
+          <w:szCs w:val="26"/>
+        </w:rPr>
+        <w:t>Création d’un compte valide</w:t>
+      </w:r>
+    </w:p>
+    <w:p>
+      <w:pPr>
+        <w:ind w:left="360" w:firstLine="348"/>
+      </w:pPr>
+      <w:r>
+        <w:t xml:space="preserve">Ce test vérifie que </w:t>
+      </w:r>
+      <w:proofErr w:type="gramStart"/>
+      <w:r>
+        <w:t>l’email</w:t>
+      </w:r>
+      <w:proofErr w:type="gramEnd"/>
+      <w:r>
+        <w:t xml:space="preserve"> enregistré s’affiche correctement sur la page du profil.</w:t>
+      </w:r>
+    </w:p>
+    <w:p>
+      <w:pPr>
+        <w:tabs>
+          <w:tab w:val="left" w:pos="930"/>
+        </w:tabs>
+      </w:pPr>
+      <w:r>
+        <w:drawing>
+          <wp:anchor distT="0" distB="0" distL="114300" distR="114300" simplePos="0" relativeHeight="251673600" behindDoc="0" locked="0" layoutInCell="1" allowOverlap="1" wp14:anchorId="59097CCA" wp14:editId="0A49CDE6">
+            <wp:simplePos x="0" y="0"/>
+            <wp:positionH relativeFrom="margin">
+              <wp:align>center</wp:align>
+            </wp:positionH>
+            <wp:positionV relativeFrom="paragraph">
+              <wp:posOffset>46990</wp:posOffset>
+            </wp:positionV>
+            <wp:extent cx="4210638" cy="1962424"/>
+            <wp:effectExtent l="0" t="0" r="0" b="0"/>
+            <wp:wrapSquare wrapText="bothSides"/>
+            <wp:docPr id="36" name="Image 36" descr="Une image contenant texte, capture d’écran, Police&#10;&#10;Description générée automatiquement"/>
+            <wp:cNvGraphicFramePr>
+              <a:graphicFrameLocks xmlns:a="http://schemas.openxmlformats.org/drawingml/2006/main" noChangeAspect="1"/>
+            </wp:cNvGraphicFramePr>
+            <a:graphic xmlns:a="http://schemas.openxmlformats.org/drawingml/2006/main">
+              <a:graphicData uri="http://schemas.openxmlformats.org/drawingml/2006/picture">
+                <pic:pic xmlns:pic="http://schemas.openxmlformats.org/drawingml/2006/picture">
+                  <pic:nvPicPr>
+                    <pic:cNvPr id="36" name="Image 36" descr="Une image contenant texte, capture d’écran, Police&#10;&#10;Description générée automatiquement"/>
+                    <pic:cNvPicPr/>
+                  </pic:nvPicPr>
+                  <pic:blipFill>
+                    <a:blip r:embed="rId40">
+                      <a:extLst>
+                        <a:ext uri="{28A0092B-C50C-407E-A947-70E740481C1C}">
+                          <a14:useLocalDpi xmlns:a14="http://schemas.microsoft.com/office/drawing/2010/main" val="0"/>
+                        </a:ext>
+                      </a:extLst>
+                    </a:blip>
+                    <a:stretch>
+                      <a:fillRect/>
+                    </a:stretch>
+                  </pic:blipFill>
+                  <pic:spPr>
+                    <a:xfrm>
+                      <a:off x="0" y="0"/>
+                      <a:ext cx="4210638" cy="1962424"/>
+                    </a:xfrm>
+                    <a:prstGeom prst="rect">
+                      <a:avLst/>
+                    </a:prstGeom>
+                  </pic:spPr>
+                </pic:pic>
+              </a:graphicData>
+            </a:graphic>
+          </wp:anchor>
+        </w:drawing>
+      </w:r>
+    </w:p>
+    <w:p/>
+    <w:p/>
+    <w:p/>
+    <w:p/>
+    <w:p/>
+    <w:p/>
+    <w:p/>
+    <w:p/>
+    <w:p/>
+    <w:p/>
+    <w:p/>
+    <w:p>
+      <w:pPr>
+        <w:pStyle w:val="Paragraphedeliste"/>
+        <w:numPr>
+          <w:ilvl w:val="0"/>
+          <w:numId w:val="28"/>
+        </w:numPr>
+        <w:rPr>
+          <w:b/>
+          <w:bCs/>
+          <w:i/>
+          <w:iCs/>
+          <w:color w:val="C00000"/>
+          <w:sz w:val="26"/>
+          <w:szCs w:val="26"/>
+        </w:rPr>
+      </w:pPr>
+      <w:r>
+        <w:rPr>
+          <w:b/>
+          <w:bCs/>
+          <w:i/>
+          <w:iCs/>
+          <w:color w:val="C00000"/>
+          <w:sz w:val="26"/>
+          <w:szCs w:val="26"/>
+        </w:rPr>
+        <w:lastRenderedPageBreak/>
+        <w:t>Champs vides</w:t>
+      </w:r>
+    </w:p>
+    <w:p>
+      <w:pPr>
+        <w:ind w:left="708"/>
+      </w:pPr>
+      <w:r>
+        <w:t>Ce test vérifie que l</w:t>
+      </w:r>
+      <w:r>
+        <w:t xml:space="preserve">’application </w:t>
+      </w:r>
+      <w:r>
+        <w:t>affiche un message d’erreur lorsque les champs requis ne sont pas remplis.</w:t>
+      </w:r>
+      <w:r>
+        <w:drawing>
+          <wp:anchor distT="0" distB="0" distL="114300" distR="114300" simplePos="0" relativeHeight="251674624" behindDoc="0" locked="0" layoutInCell="1" allowOverlap="1" wp14:anchorId="237B5728" wp14:editId="12CE9499">
+            <wp:simplePos x="0" y="0"/>
+            <wp:positionH relativeFrom="column">
+              <wp:posOffset>319406</wp:posOffset>
+            </wp:positionH>
+            <wp:positionV relativeFrom="paragraph">
+              <wp:posOffset>457200</wp:posOffset>
+            </wp:positionV>
+            <wp:extent cx="5439534" cy="2476846"/>
+            <wp:effectExtent l="0" t="0" r="0" b="0"/>
+            <wp:wrapSquare wrapText="bothSides"/>
+            <wp:docPr id="37" name="Image 37" descr="Une image contenant texte, capture d’écran, Police, affichage&#10;&#10;Description générée automatiquement"/>
+            <wp:cNvGraphicFramePr>
+              <a:graphicFrameLocks xmlns:a="http://schemas.openxmlformats.org/drawingml/2006/main" noChangeAspect="1"/>
+            </wp:cNvGraphicFramePr>
+            <a:graphic xmlns:a="http://schemas.openxmlformats.org/drawingml/2006/main">
+              <a:graphicData uri="http://schemas.openxmlformats.org/drawingml/2006/picture">
+                <pic:pic xmlns:pic="http://schemas.openxmlformats.org/drawingml/2006/picture">
+                  <pic:nvPicPr>
+                    <pic:cNvPr id="37" name="Image 37" descr="Une image contenant texte, capture d’écran, Police, affichage&#10;&#10;Description générée automatiquement"/>
+                    <pic:cNvPicPr/>
+                  </pic:nvPicPr>
+                  <pic:blipFill>
+                    <a:blip r:embed="rId41">
+                      <a:extLst>
+                        <a:ext uri="{28A0092B-C50C-407E-A947-70E740481C1C}">
+                          <a14:useLocalDpi xmlns:a14="http://schemas.microsoft.com/office/drawing/2010/main" val="0"/>
+                        </a:ext>
+                      </a:extLst>
+                    </a:blip>
+                    <a:stretch>
+                      <a:fillRect/>
+                    </a:stretch>
+                  </pic:blipFill>
+                  <pic:spPr>
+                    <a:xfrm>
+                      <a:off x="0" y="0"/>
+                      <a:ext cx="5439534" cy="2476846"/>
+                    </a:xfrm>
+                    <a:prstGeom prst="rect">
+                      <a:avLst/>
+                    </a:prstGeom>
+                  </pic:spPr>
+                </pic:pic>
+              </a:graphicData>
+            </a:graphic>
+          </wp:anchor>
+        </w:drawing>
+      </w:r>
+    </w:p>
+    <w:p/>
+    <w:p>
+      <w:pPr>
+        <w:pStyle w:val="Paragraphedeliste"/>
+        <w:numPr>
+          <w:ilvl w:val="0"/>
+          <w:numId w:val="28"/>
+        </w:numPr>
+        <w:rPr>
+          <w:b/>
+          <w:bCs/>
+          <w:i/>
+          <w:iCs/>
+          <w:color w:val="538135" w:themeColor="accent6" w:themeShade="BF"/>
+          <w:sz w:val="26"/>
+          <w:szCs w:val="26"/>
+        </w:rPr>
+      </w:pPr>
+      <w:r>
+        <w:rPr>
+          <w:b/>
+          <w:bCs/>
+          <w:i/>
+          <w:iCs/>
+          <w:color w:val="538135" w:themeColor="accent6" w:themeShade="BF"/>
+          <w:sz w:val="26"/>
+          <w:szCs w:val="26"/>
+        </w:rPr>
+        <w:t>Mise à jour avec des valeurs valides</w:t>
+      </w:r>
+    </w:p>
+    <w:p>
+      <w:pPr>
+        <w:ind w:left="708"/>
+      </w:pPr>
+      <w:r>
+        <w:drawing>
+          <wp:anchor distT="0" distB="0" distL="114300" distR="114300" simplePos="0" relativeHeight="251675648" behindDoc="0" locked="0" layoutInCell="1" allowOverlap="1" wp14:anchorId="12F33E03" wp14:editId="351F7047">
+            <wp:simplePos x="0" y="0"/>
+            <wp:positionH relativeFrom="column">
+              <wp:posOffset>453390</wp:posOffset>
+            </wp:positionH>
+            <wp:positionV relativeFrom="paragraph">
+              <wp:posOffset>500380</wp:posOffset>
+            </wp:positionV>
+            <wp:extent cx="5134692" cy="3600953"/>
+            <wp:effectExtent l="0" t="0" r="8890" b="0"/>
+            <wp:wrapSquare wrapText="bothSides"/>
+            <wp:docPr id="38" name="Image 38" descr="Une image contenant texte, capture d’écran, Police&#10;&#10;Description générée automatiquement"/>
+            <wp:cNvGraphicFramePr>
+              <a:graphicFrameLocks xmlns:a="http://schemas.openxmlformats.org/drawingml/2006/main" noChangeAspect="1"/>
+            </wp:cNvGraphicFramePr>
+            <a:graphic xmlns:a="http://schemas.openxmlformats.org/drawingml/2006/main">
+              <a:graphicData uri="http://schemas.openxmlformats.org/drawingml/2006/picture">
+                <pic:pic xmlns:pic="http://schemas.openxmlformats.org/drawingml/2006/picture">
+                  <pic:nvPicPr>
+                    <pic:cNvPr id="38" name="Image 38" descr="Une image contenant texte, capture d’écran, Police&#10;&#10;Description générée automatiquement"/>
+                    <pic:cNvPicPr/>
+                  </pic:nvPicPr>
+                  <pic:blipFill>
+                    <a:blip r:embed="rId42">
+                      <a:extLst>
+                        <a:ext uri="{28A0092B-C50C-407E-A947-70E740481C1C}">
+                          <a14:useLocalDpi xmlns:a14="http://schemas.microsoft.com/office/drawing/2010/main" val="0"/>
+                        </a:ext>
+                      </a:extLst>
+                    </a:blip>
+                    <a:stretch>
+                      <a:fillRect/>
+                    </a:stretch>
+                  </pic:blipFill>
+                  <pic:spPr>
+                    <a:xfrm>
+                      <a:off x="0" y="0"/>
+                      <a:ext cx="5134692" cy="3600953"/>
+                    </a:xfrm>
+                    <a:prstGeom prst="rect">
+                      <a:avLst/>
+                    </a:prstGeom>
+                  </pic:spPr>
+                </pic:pic>
+              </a:graphicData>
+            </a:graphic>
+          </wp:anchor>
+        </w:drawing>
+      </w:r>
+      <w:r>
+        <w:t xml:space="preserve">Ce test vérifie que les champs du profil (nom, adresse, etc.) peuvent être modifiés et </w:t>
+      </w:r>
+      <w:r>
+        <w:t>enregistré</w:t>
+      </w:r>
+      <w:r>
+        <w:t xml:space="preserve"> correctement.</w:t>
+      </w:r>
+    </w:p>
+    <w:p>
+      <w:pPr>
+        <w:ind w:left="708"/>
+      </w:pPr>
+    </w:p>
+    <w:p/>
+    <w:p/>
+    <w:p>
+      <w:pPr>
+        <w:pStyle w:val="Titre3"/>
+        <w:numPr>
+          <w:ilvl w:val="2"/>
+          <w:numId w:val="1"/>
+        </w:numPr>
+        <w:jc w:val="both"/>
+        <w:rPr>
+          <w:sz w:val="26"/>
+          <w:szCs w:val="26"/>
+        </w:rPr>
+      </w:pPr>
+      <w:r>
+        <w:rPr>
+          <w:sz w:val="26"/>
+          <w:szCs w:val="26"/>
+        </w:rPr>
+        <w:lastRenderedPageBreak/>
+        <w:t>Gestion d</w:t>
+      </w:r>
+      <w:r>
+        <w:rPr>
+          <w:sz w:val="26"/>
+          <w:szCs w:val="26"/>
+        </w:rPr>
+        <w:t>es t</w:t>
+      </w:r>
+      <w:r>
+        <w:t>â</w:t>
+      </w:r>
+      <w:r>
+        <w:rPr>
+          <w:sz w:val="26"/>
+          <w:szCs w:val="26"/>
+        </w:rPr>
+        <w:t>ches</w:t>
+      </w:r>
+    </w:p>
+    <w:p>
+      <w:pPr>
+        <w:ind w:left="360"/>
+      </w:pPr>
+      <w:r>
+        <w:t xml:space="preserve">Ces tests permettent de vérifier </w:t>
+      </w:r>
+      <w:r>
+        <w:t>l’</w:t>
+      </w:r>
+      <w:r>
+        <w:t>ajout, validation, et suppression</w:t>
+      </w:r>
+      <w:r>
+        <w:t xml:space="preserve"> des t</w:t>
+      </w:r>
+      <w:r>
+        <w:t>â</w:t>
+      </w:r>
+      <w:r>
+        <w:t>ches</w:t>
+      </w:r>
+      <w:r>
+        <w:t>. Les erreurs comme l’ajout sans description, sont également testées pour s’assurer qu’elles sont bien gérées.</w:t>
+      </w:r>
+    </w:p>
+    <w:p>
+      <w:pPr>
+        <w:ind w:left="360"/>
+      </w:pPr>
+      <w:r>
+        <w:t>Voici les cas testés :</w:t>
+      </w:r>
+    </w:p>
+    <w:p>
+      <w:pPr>
+        <w:pStyle w:val="Paragraphedeliste"/>
+        <w:numPr>
+          <w:ilvl w:val="0"/>
+          <w:numId w:val="30"/>
+        </w:numPr>
+      </w:pPr>
+      <w:r>
+        <w:t>Champs vides</w:t>
+      </w:r>
+    </w:p>
+    <w:p>
+      <w:pPr>
+        <w:pStyle w:val="Paragraphedeliste"/>
+        <w:numPr>
+          <w:ilvl w:val="0"/>
+          <w:numId w:val="30"/>
+        </w:numPr>
+      </w:pPr>
+      <w:bookmarkStart w:id="16" w:name="_Hlk186985346"/>
+      <w:r>
+        <w:t>Ajout de tâches valides</w:t>
+      </w:r>
+    </w:p>
+    <w:bookmarkEnd w:id="16"/>
+    <w:p>
+      <w:pPr>
+        <w:pStyle w:val="Paragraphedeliste"/>
+        <w:numPr>
+          <w:ilvl w:val="0"/>
+          <w:numId w:val="30"/>
+        </w:numPr>
+      </w:pPr>
+      <w:r>
+        <w:t>Validation des tâches</w:t>
+      </w:r>
+    </w:p>
+    <w:p>
+      <w:pPr>
+        <w:pStyle w:val="Paragraphedeliste"/>
+        <w:numPr>
+          <w:ilvl w:val="0"/>
+          <w:numId w:val="30"/>
+        </w:numPr>
+      </w:pPr>
+      <w:r>
+        <w:t>Suppression des tâches</w:t>
+      </w:r>
+    </w:p>
+    <w:p/>
+    <w:p>
+      <w:pPr>
+        <w:pStyle w:val="Paragraphedeliste"/>
+        <w:numPr>
+          <w:ilvl w:val="0"/>
+          <w:numId w:val="31"/>
+        </w:numPr>
+        <w:jc w:val="both"/>
+        <w:rPr>
+          <w:i/>
+          <w:iCs/>
+          <w:color w:val="FF0000"/>
+        </w:rPr>
+      </w:pPr>
+      <w:r>
+        <w:rPr>
+          <w:b/>
+          <w:bCs/>
+          <w:i/>
+          <w:iCs/>
+          <w:color w:val="FF0000"/>
+          <w:sz w:val="26"/>
+          <w:szCs w:val="26"/>
+        </w:rPr>
+        <w:t>Champs vides</w:t>
+      </w:r>
+    </w:p>
+    <w:p>
+      <w:pPr>
+        <w:ind w:left="708"/>
+        <w:jc w:val="both"/>
+      </w:pPr>
+      <w:r>
+        <w:drawing>
+          <wp:anchor distT="0" distB="0" distL="114300" distR="114300" simplePos="0" relativeHeight="251676672" behindDoc="0" locked="0" layoutInCell="1" allowOverlap="1" wp14:anchorId="2AEE7DD4" wp14:editId="4AC26E7C">
+            <wp:simplePos x="0" y="0"/>
+            <wp:positionH relativeFrom="margin">
+              <wp:align>center</wp:align>
+            </wp:positionH>
+            <wp:positionV relativeFrom="paragraph">
+              <wp:posOffset>436880</wp:posOffset>
+            </wp:positionV>
+            <wp:extent cx="5344271" cy="2305372"/>
+            <wp:effectExtent l="0" t="0" r="8890" b="0"/>
+            <wp:wrapSquare wrapText="bothSides"/>
+            <wp:docPr id="40" name="Image 40" descr="Une image contenant texte, capture d’écran, Police&#10;&#10;Description générée automatiquement"/>
+            <wp:cNvGraphicFramePr>
+              <a:graphicFrameLocks xmlns:a="http://schemas.openxmlformats.org/drawingml/2006/main" noChangeAspect="1"/>
+            </wp:cNvGraphicFramePr>
+            <a:graphic xmlns:a="http://schemas.openxmlformats.org/drawingml/2006/main">
+              <a:graphicData uri="http://schemas.openxmlformats.org/drawingml/2006/picture">
+                <pic:pic xmlns:pic="http://schemas.openxmlformats.org/drawingml/2006/picture">
+                  <pic:nvPicPr>
+                    <pic:cNvPr id="40" name="Image 40" descr="Une image contenant texte, capture d’écran, Police&#10;&#10;Description générée automatiquement"/>
+                    <pic:cNvPicPr/>
+                  </pic:nvPicPr>
+                  <pic:blipFill>
+                    <a:blip r:embed="rId43">
+                      <a:extLst>
+                        <a:ext uri="{28A0092B-C50C-407E-A947-70E740481C1C}">
+                          <a14:useLocalDpi xmlns:a14="http://schemas.microsoft.com/office/drawing/2010/main" val="0"/>
+                        </a:ext>
+                      </a:extLst>
+                    </a:blip>
+                    <a:stretch>
+                      <a:fillRect/>
+                    </a:stretch>
+                  </pic:blipFill>
+                  <pic:spPr>
+                    <a:xfrm>
+                      <a:off x="0" y="0"/>
+                      <a:ext cx="5344271" cy="2305372"/>
+                    </a:xfrm>
+                    <a:prstGeom prst="rect">
+                      <a:avLst/>
+                    </a:prstGeom>
+                  </pic:spPr>
+                </pic:pic>
+              </a:graphicData>
+            </a:graphic>
+          </wp:anchor>
+        </w:drawing>
+      </w:r>
+      <w:r>
+        <w:t>Ce test vérifie que l</w:t>
+      </w:r>
+      <w:r>
+        <w:t xml:space="preserve">’application </w:t>
+      </w:r>
+      <w:r>
+        <w:t>affiche un message d’erreur lorsque les champs requis ne sont pas remplis.</w:t>
+      </w:r>
+    </w:p>
+    <w:p>
+      <w:pPr>
+        <w:pStyle w:val="Paragraphedeliste"/>
+        <w:numPr>
+          <w:ilvl w:val="0"/>
+          <w:numId w:val="31"/>
+        </w:numPr>
+        <w:jc w:val="both"/>
+        <w:rPr>
+          <w:b/>
+          <w:bCs/>
+          <w:i/>
+          <w:iCs/>
+          <w:color w:val="538135" w:themeColor="accent6" w:themeShade="BF"/>
+          <w:sz w:val="26"/>
+          <w:szCs w:val="26"/>
+        </w:rPr>
+      </w:pPr>
+      <w:r>
+        <w:rPr>
+          <w:b/>
+          <w:bCs/>
+          <w:i/>
+          <w:iCs/>
+          <w:color w:val="538135" w:themeColor="accent6" w:themeShade="BF"/>
+          <w:sz w:val="26"/>
+          <w:szCs w:val="26"/>
+        </w:rPr>
+        <w:t>Ajout de tâches valides</w:t>
+      </w:r>
+    </w:p>
+    <w:p>
+      <w:pPr>
+        <w:ind w:left="708"/>
+      </w:pPr>
+      <w:r>
+        <w:drawing>
+          <wp:anchor distT="0" distB="0" distL="114300" distR="114300" simplePos="0" relativeHeight="251677696" behindDoc="0" locked="0" layoutInCell="1" allowOverlap="1" wp14:anchorId="45DE04D6" wp14:editId="1F22400A">
+            <wp:simplePos x="0" y="0"/>
+            <wp:positionH relativeFrom="margin">
+              <wp:posOffset>376555</wp:posOffset>
+            </wp:positionH>
+            <wp:positionV relativeFrom="paragraph">
+              <wp:posOffset>450214</wp:posOffset>
+            </wp:positionV>
+            <wp:extent cx="5000625" cy="2886075"/>
+            <wp:effectExtent l="0" t="0" r="9525" b="9525"/>
+            <wp:wrapSquare wrapText="bothSides"/>
+            <wp:docPr id="41" name="Image 41" descr="Une image contenant texte, capture d’écran, Police&#10;&#10;Description générée automatiquement"/>
+            <wp:cNvGraphicFramePr>
+              <a:graphicFrameLocks xmlns:a="http://schemas.openxmlformats.org/drawingml/2006/main" noChangeAspect="1"/>
+            </wp:cNvGraphicFramePr>
+            <a:graphic xmlns:a="http://schemas.openxmlformats.org/drawingml/2006/main">
+              <a:graphicData uri="http://schemas.openxmlformats.org/drawingml/2006/picture">
+                <pic:pic xmlns:pic="http://schemas.openxmlformats.org/drawingml/2006/picture">
+                  <pic:nvPicPr>
+                    <pic:cNvPr id="41" name="Image 41" descr="Une image contenant texte, capture d’écran, Police&#10;&#10;Description générée automatiquement"/>
+                    <pic:cNvPicPr/>
+                  </pic:nvPicPr>
+                  <pic:blipFill>
+                    <a:blip r:embed="rId44">
+                      <a:extLst>
+                        <a:ext uri="{28A0092B-C50C-407E-A947-70E740481C1C}">
+                          <a14:useLocalDpi xmlns:a14="http://schemas.microsoft.com/office/drawing/2010/main" val="0"/>
+                        </a:ext>
+                      </a:extLst>
+                    </a:blip>
+                    <a:stretch>
+                      <a:fillRect/>
+                    </a:stretch>
+                  </pic:blipFill>
+                  <pic:spPr>
+                    <a:xfrm>
+                      <a:off x="0" y="0"/>
+                      <a:ext cx="5000625" cy="2886075"/>
+                    </a:xfrm>
+                    <a:prstGeom prst="rect">
+                      <a:avLst/>
+                    </a:prstGeom>
+                  </pic:spPr>
+                </pic:pic>
+              </a:graphicData>
+            </a:graphic>
+            <wp14:sizeRelH relativeFrom="margin">
+              <wp14:pctWidth>0</wp14:pctWidth>
+            </wp14:sizeRelH>
+            <wp14:sizeRelV relativeFrom="margin">
+              <wp14:pctHeight>0</wp14:pctHeight>
+            </wp14:sizeRelV>
+          </wp:anchor>
+        </w:drawing>
+      </w:r>
+      <w:r>
+        <w:t>Ce test vérifie que l’utilisateur peut ajouter des tâches avec et qu’elles s’affichent correctement dans la liste.</w:t>
+      </w:r>
+    </w:p>
+    <w:p/>
+    <w:p/>
+    <w:p/>
+    <w:p/>
+    <w:p/>
+    <w:p/>
+    <w:p/>
+    <w:p/>
+    <w:p/>
+    <w:p/>
+    <w:p>
+      <w:pPr>
+        <w:pStyle w:val="Paragraphedeliste"/>
+        <w:numPr>
+          <w:ilvl w:val="0"/>
+          <w:numId w:val="31"/>
+        </w:numPr>
+        <w:jc w:val="both"/>
+        <w:rPr>
+          <w:b/>
+          <w:bCs/>
+          <w:i/>
+          <w:iCs/>
+          <w:color w:val="538135" w:themeColor="accent6" w:themeShade="BF"/>
+          <w:sz w:val="26"/>
+          <w:szCs w:val="26"/>
+        </w:rPr>
+      </w:pPr>
+      <w:r>
+        <w:rPr>
+          <w:b/>
+          <w:bCs/>
+          <w:i/>
+          <w:iCs/>
+          <w:color w:val="538135" w:themeColor="accent6" w:themeShade="BF"/>
+          <w:sz w:val="26"/>
+          <w:szCs w:val="26"/>
+        </w:rPr>
+        <w:lastRenderedPageBreak/>
+        <w:t>Validation</w:t>
+      </w:r>
+      <w:r>
+        <w:rPr>
+          <w:b/>
+          <w:bCs/>
+          <w:i/>
+          <w:iCs/>
+          <w:color w:val="538135" w:themeColor="accent6" w:themeShade="BF"/>
+          <w:sz w:val="26"/>
+          <w:szCs w:val="26"/>
+        </w:rPr>
+        <w:t xml:space="preserve"> de</w:t>
+      </w:r>
+      <w:r>
+        <w:rPr>
+          <w:b/>
+          <w:bCs/>
+          <w:i/>
+          <w:iCs/>
+          <w:color w:val="538135" w:themeColor="accent6" w:themeShade="BF"/>
+          <w:sz w:val="26"/>
+          <w:szCs w:val="26"/>
+        </w:rPr>
+        <w:t>s</w:t>
+      </w:r>
+      <w:r>
+        <w:rPr>
+          <w:b/>
+          <w:bCs/>
+          <w:i/>
+          <w:iCs/>
+          <w:color w:val="538135" w:themeColor="accent6" w:themeShade="BF"/>
+          <w:sz w:val="26"/>
+          <w:szCs w:val="26"/>
+        </w:rPr>
+        <w:t xml:space="preserve"> tâches</w:t>
+      </w:r>
+    </w:p>
+    <w:p>
+      <w:pPr>
+        <w:ind w:left="708"/>
+      </w:pPr>
+      <w:r>
+        <w:t xml:space="preserve">Ce test vérifie que l’utilisateur peut marquer des tâches comme </w:t>
+      </w:r>
+      <w:r>
+        <w:t>validé</w:t>
+      </w:r>
+      <w:r>
+        <w:t xml:space="preserve"> et que leur état est correctement affiché.</w:t>
+      </w:r>
+    </w:p>
+    <w:p>
+      <w:pPr>
+        <w:ind w:left="708"/>
+      </w:pPr>
+      <w:r>
+        <w:drawing>
+          <wp:anchor distT="0" distB="0" distL="114300" distR="114300" simplePos="0" relativeHeight="251678720" behindDoc="0" locked="0" layoutInCell="1" allowOverlap="1" wp14:anchorId="6DA727F4" wp14:editId="52CBC259">
+            <wp:simplePos x="0" y="0"/>
+            <wp:positionH relativeFrom="margin">
+              <wp:align>center</wp:align>
+            </wp:positionH>
+            <wp:positionV relativeFrom="paragraph">
+              <wp:posOffset>45085</wp:posOffset>
+            </wp:positionV>
+            <wp:extent cx="5010849" cy="2695951"/>
+            <wp:effectExtent l="0" t="0" r="0" b="9525"/>
+            <wp:wrapSquare wrapText="bothSides"/>
+            <wp:docPr id="42" name="Image 42" descr="Une image contenant texte, capture d’écran, Police&#10;&#10;Description générée automatiquement"/>
+            <wp:cNvGraphicFramePr>
+              <a:graphicFrameLocks xmlns:a="http://schemas.openxmlformats.org/drawingml/2006/main" noChangeAspect="1"/>
+            </wp:cNvGraphicFramePr>
+            <a:graphic xmlns:a="http://schemas.openxmlformats.org/drawingml/2006/main">
+              <a:graphicData uri="http://schemas.openxmlformats.org/drawingml/2006/picture">
+                <pic:pic xmlns:pic="http://schemas.openxmlformats.org/drawingml/2006/picture">
+                  <pic:nvPicPr>
+                    <pic:cNvPr id="42" name="Image 42" descr="Une image contenant texte, capture d’écran, Police&#10;&#10;Description générée automatiquement"/>
+                    <pic:cNvPicPr/>
+                  </pic:nvPicPr>
+                  <pic:blipFill>
+                    <a:blip r:embed="rId45">
+                      <a:extLst>
+                        <a:ext uri="{28A0092B-C50C-407E-A947-70E740481C1C}">
+                          <a14:useLocalDpi xmlns:a14="http://schemas.microsoft.com/office/drawing/2010/main" val="0"/>
+                        </a:ext>
+                      </a:extLst>
+                    </a:blip>
+                    <a:stretch>
+                      <a:fillRect/>
+                    </a:stretch>
+                  </pic:blipFill>
+                  <pic:spPr>
+                    <a:xfrm>
+                      <a:off x="0" y="0"/>
+                      <a:ext cx="5010849" cy="2695951"/>
+                    </a:xfrm>
+                    <a:prstGeom prst="rect">
+                      <a:avLst/>
+                    </a:prstGeom>
+                  </pic:spPr>
+                </pic:pic>
+              </a:graphicData>
+            </a:graphic>
+          </wp:anchor>
+        </w:drawing>
+      </w:r>
+    </w:p>
+    <w:p/>
+    <w:p/>
+    <w:p/>
+    <w:p/>
+    <w:p/>
+    <w:p/>
+    <w:p/>
+    <w:p/>
+    <w:p/>
+    <w:p>
+      <w:pPr>
+        <w:pStyle w:val="Paragraphedeliste"/>
+        <w:numPr>
+          <w:ilvl w:val="0"/>
+          <w:numId w:val="31"/>
+        </w:numPr>
+        <w:jc w:val="both"/>
+        <w:rPr>
+          <w:b/>
+          <w:bCs/>
+          <w:i/>
+          <w:iCs/>
+          <w:color w:val="538135" w:themeColor="accent6" w:themeShade="BF"/>
+          <w:sz w:val="26"/>
+          <w:szCs w:val="26"/>
+        </w:rPr>
+      </w:pPr>
+      <w:r>
+        <w:rPr>
+          <w:b/>
+          <w:bCs/>
+          <w:i/>
+          <w:iCs/>
+          <w:color w:val="538135" w:themeColor="accent6" w:themeShade="BF"/>
+          <w:sz w:val="26"/>
+          <w:szCs w:val="26"/>
+        </w:rPr>
+        <w:t>Suppression</w:t>
+      </w:r>
+      <w:r>
+        <w:rPr>
+          <w:b/>
+          <w:bCs/>
+          <w:i/>
+          <w:iCs/>
+          <w:color w:val="538135" w:themeColor="accent6" w:themeShade="BF"/>
+          <w:sz w:val="26"/>
+          <w:szCs w:val="26"/>
+        </w:rPr>
+        <w:t xml:space="preserve"> d</w:t>
+      </w:r>
+      <w:r>
+        <w:rPr>
+          <w:b/>
+          <w:bCs/>
+          <w:i/>
+          <w:iCs/>
+          <w:color w:val="538135" w:themeColor="accent6" w:themeShade="BF"/>
+          <w:sz w:val="26"/>
+          <w:szCs w:val="26"/>
+        </w:rPr>
+        <w:t>es</w:t>
+      </w:r>
+      <w:r>
+        <w:rPr>
+          <w:b/>
+          <w:bCs/>
+          <w:i/>
+          <w:iCs/>
+          <w:color w:val="538135" w:themeColor="accent6" w:themeShade="BF"/>
+          <w:sz w:val="26"/>
+          <w:szCs w:val="26"/>
+        </w:rPr>
+        <w:t xml:space="preserve"> tâches</w:t>
+      </w:r>
+    </w:p>
+    <w:p>
+      <w:pPr>
+        <w:ind w:left="708"/>
+        <w:jc w:val="both"/>
+        <w:rPr>
+          <w:color w:val="000000" w:themeColor="text1"/>
+        </w:rPr>
+      </w:pPr>
+      <w:r>
+        <w:drawing>
+          <wp:anchor distT="0" distB="0" distL="114300" distR="114300" simplePos="0" relativeHeight="251679744" behindDoc="0" locked="0" layoutInCell="1" allowOverlap="1" wp14:anchorId="4BAFEFF0" wp14:editId="399198FF">
+            <wp:simplePos x="0" y="0"/>
+            <wp:positionH relativeFrom="margin">
+              <wp:align>right</wp:align>
+            </wp:positionH>
+            <wp:positionV relativeFrom="paragraph">
+              <wp:posOffset>565150</wp:posOffset>
+            </wp:positionV>
+            <wp:extent cx="5725324" cy="2362530"/>
+            <wp:effectExtent l="0" t="0" r="0" b="0"/>
+            <wp:wrapSquare wrapText="bothSides"/>
+            <wp:docPr id="43" name="Image 43" descr="Une image contenant texte, capture d’écran, Police&#10;&#10;Description générée automatiquement"/>
+            <wp:cNvGraphicFramePr>
+              <a:graphicFrameLocks xmlns:a="http://schemas.openxmlformats.org/drawingml/2006/main" noChangeAspect="1"/>
+            </wp:cNvGraphicFramePr>
+            <a:graphic xmlns:a="http://schemas.openxmlformats.org/drawingml/2006/main">
+              <a:graphicData uri="http://schemas.openxmlformats.org/drawingml/2006/picture">
+                <pic:pic xmlns:pic="http://schemas.openxmlformats.org/drawingml/2006/picture">
+                  <pic:nvPicPr>
+                    <pic:cNvPr id="43" name="Image 43" descr="Une image contenant texte, capture d’écran, Police&#10;&#10;Description générée automatiquement"/>
+                    <pic:cNvPicPr/>
+                  </pic:nvPicPr>
+                  <pic:blipFill>
+                    <a:blip r:embed="rId46">
+                      <a:extLst>
+                        <a:ext uri="{28A0092B-C50C-407E-A947-70E740481C1C}">
+                          <a14:useLocalDpi xmlns:a14="http://schemas.microsoft.com/office/drawing/2010/main" val="0"/>
+                        </a:ext>
+                      </a:extLst>
+                    </a:blip>
+                    <a:stretch>
+                      <a:fillRect/>
+                    </a:stretch>
+                  </pic:blipFill>
+                  <pic:spPr>
+                    <a:xfrm>
+                      <a:off x="0" y="0"/>
+                      <a:ext cx="5725324" cy="2362530"/>
+                    </a:xfrm>
+                    <a:prstGeom prst="rect">
+                      <a:avLst/>
+                    </a:prstGeom>
+                  </pic:spPr>
+                </pic:pic>
+              </a:graphicData>
+            </a:graphic>
+          </wp:anchor>
+        </w:drawing>
+      </w:r>
+      <w:r>
+        <w:rPr>
+          <w:color w:val="000000" w:themeColor="text1"/>
+        </w:rPr>
+        <w:t xml:space="preserve">Ce test vérifie que les tâches peuvent être supprimées de la liste et qu’un message s’affiche </w:t>
+      </w:r>
+      <w:r>
+        <w:rPr>
+          <w:color w:val="000000" w:themeColor="text1"/>
+        </w:rPr>
+        <w:t>s’il n</w:t>
+      </w:r>
+      <w:r>
+        <w:rPr>
+          <w:color w:val="000000" w:themeColor="text1"/>
+        </w:rPr>
+        <w:t>’y a plus de tâches.</w:t>
+      </w:r>
+    </w:p>
+    <w:p>
+      <w:pPr>
+        <w:ind w:firstLine="708"/>
+      </w:pPr>
+    </w:p>
+    <w:p>
+      <w:pPr>
+        <w:pStyle w:val="Titre3"/>
+        <w:numPr>
+          <w:ilvl w:val="2"/>
+          <w:numId w:val="1"/>
+        </w:numPr>
+        <w:jc w:val="both"/>
+        <w:rPr>
+          <w:sz w:val="26"/>
+          <w:szCs w:val="26"/>
+        </w:rPr>
+      </w:pPr>
+      <w:r>
+        <w:rPr>
+          <w:sz w:val="26"/>
+          <w:szCs w:val="26"/>
+        </w:rPr>
+        <w:t>Navigation</w:t>
+      </w:r>
+    </w:p>
+    <w:p>
+      <w:pPr>
+        <w:ind w:left="360"/>
+      </w:pPr>
+      <w:r>
+        <w:t xml:space="preserve">Ces tests valident la navigation entre les différentes pages de l’application </w:t>
+      </w:r>
+      <w:r>
+        <w:t>et</w:t>
+      </w:r>
+      <w:r>
+        <w:t xml:space="preserve"> le changement entre les modes clair et sombre. Ils permettent de vérifier que l’interface réagit correctement aux interactions et que les URL changent comme prévu.</w:t>
+      </w:r>
+    </w:p>
+    <w:p>
+      <w:pPr>
+        <w:ind w:left="360"/>
+      </w:pPr>
+    </w:p>
+    <w:p>
+      <w:pPr>
+        <w:ind w:left="360"/>
+      </w:pPr>
+    </w:p>
+    <w:p>
+      <w:pPr>
+        <w:ind w:left="360"/>
+      </w:pPr>
+    </w:p>
+    <w:p>
+      <w:pPr>
+        <w:ind w:left="360"/>
+      </w:pPr>
+      <w:r>
+        <w:lastRenderedPageBreak/>
+        <w:t>Voici les cas testés :</w:t>
+      </w:r>
+    </w:p>
+    <w:p>
+      <w:pPr>
+        <w:pStyle w:val="Paragraphedeliste"/>
+        <w:numPr>
+          <w:ilvl w:val="0"/>
+          <w:numId w:val="32"/>
+        </w:numPr>
+      </w:pPr>
+      <w:r>
+        <w:t>Changement de mode clair/sombre</w:t>
+      </w:r>
+    </w:p>
+    <w:p>
+      <w:pPr>
+        <w:pStyle w:val="Paragraphedeliste"/>
+        <w:numPr>
+          <w:ilvl w:val="0"/>
+          <w:numId w:val="32"/>
+        </w:numPr>
+      </w:pPr>
+      <w:bookmarkStart w:id="17" w:name="_Hlk186985856"/>
+      <w:r>
+        <w:t>Navigation vers la page "À propos"</w:t>
+      </w:r>
+    </w:p>
+    <w:bookmarkEnd w:id="17"/>
+    <w:p>
+      <w:pPr>
+        <w:pStyle w:val="Paragraphedeliste"/>
+        <w:numPr>
+          <w:ilvl w:val="0"/>
+          <w:numId w:val="32"/>
+        </w:numPr>
+      </w:pPr>
+      <w:r>
+        <w:t xml:space="preserve">Navigation vers la page "Profil" </w:t>
+      </w:r>
+    </w:p>
+    <w:p>
+      <w:pPr>
+        <w:pStyle w:val="Paragraphedeliste"/>
+        <w:numPr>
+          <w:ilvl w:val="0"/>
+          <w:numId w:val="32"/>
+        </w:numPr>
+      </w:pPr>
+      <w:r>
+        <w:t>Retour à l’accueil via le logo</w:t>
+      </w:r>
+    </w:p>
+    <w:p/>
+    <w:p>
+      <w:pPr>
+        <w:pStyle w:val="Paragraphedeliste"/>
+        <w:numPr>
+          <w:ilvl w:val="0"/>
+          <w:numId w:val="33"/>
+        </w:numPr>
+        <w:jc w:val="both"/>
+        <w:rPr>
+          <w:b/>
+          <w:bCs/>
+          <w:i/>
+          <w:iCs/>
+          <w:color w:val="538135" w:themeColor="accent6" w:themeShade="BF"/>
+          <w:sz w:val="26"/>
+          <w:szCs w:val="26"/>
+        </w:rPr>
+      </w:pPr>
+      <w:r>
+        <w:rPr>
+          <w:b/>
+          <w:bCs/>
+          <w:i/>
+          <w:iCs/>
+          <w:color w:val="538135" w:themeColor="accent6" w:themeShade="BF"/>
+          <w:sz w:val="26"/>
+          <w:szCs w:val="26"/>
+        </w:rPr>
+        <w:t>Changement de mode clair/sombre</w:t>
+      </w:r>
+    </w:p>
+    <w:p>
+      <w:pPr>
+        <w:ind w:left="708"/>
+        <w:jc w:val="both"/>
+        <w:rPr>
+          <w:color w:val="000000" w:themeColor="text1"/>
+        </w:rPr>
+      </w:pPr>
+      <w:r>
+        <w:rPr>
+          <w:color w:val="000000" w:themeColor="text1"/>
+        </w:rPr>
+        <w:t>Ce test vérifie que l’application permet de basculer entre le</w:t>
+      </w:r>
+      <w:r>
+        <w:rPr>
+          <w:color w:val="000000" w:themeColor="text1"/>
+        </w:rPr>
+        <w:t xml:space="preserve"> mode </w:t>
+      </w:r>
+      <w:r>
+        <w:rPr>
+          <w:color w:val="000000" w:themeColor="text1"/>
+        </w:rPr>
+        <w:t xml:space="preserve">clair et sombre et que cela est correctement </w:t>
+      </w:r>
+      <w:r>
+        <w:rPr>
+          <w:color w:val="000000" w:themeColor="text1"/>
+        </w:rPr>
+        <w:t>afficher dans la fenêtre</w:t>
+      </w:r>
+      <w:r>
+        <w:rPr>
+          <w:color w:val="000000" w:themeColor="text1"/>
+        </w:rPr>
+        <w:t>.</w:t>
+      </w:r>
+    </w:p>
+    <w:p>
+      <w:pPr>
+        <w:ind w:left="708"/>
+        <w:jc w:val="both"/>
+        <w:rPr>
+          <w:color w:val="000000" w:themeColor="text1"/>
+        </w:rPr>
+      </w:pPr>
+      <w:r>
+        <w:rPr>
+          <w:color w:val="000000" w:themeColor="text1"/>
+        </w:rPr>
+        <w:drawing>
+          <wp:anchor distT="0" distB="0" distL="114300" distR="114300" simplePos="0" relativeHeight="251680768" behindDoc="0" locked="0" layoutInCell="1" allowOverlap="1" wp14:anchorId="1C7FCA20" wp14:editId="6AD4504F">
+            <wp:simplePos x="0" y="0"/>
+            <wp:positionH relativeFrom="column">
+              <wp:posOffset>462280</wp:posOffset>
+            </wp:positionH>
+            <wp:positionV relativeFrom="paragraph">
+              <wp:posOffset>6350</wp:posOffset>
+            </wp:positionV>
+            <wp:extent cx="4334480" cy="3515216"/>
+            <wp:effectExtent l="0" t="0" r="9525" b="9525"/>
+            <wp:wrapSquare wrapText="bothSides"/>
+            <wp:docPr id="44" name="Image 44" descr="Une image contenant texte, capture d’écran, Police&#10;&#10;Description générée automatiquement"/>
+            <wp:cNvGraphicFramePr>
+              <a:graphicFrameLocks xmlns:a="http://schemas.openxmlformats.org/drawingml/2006/main" noChangeAspect="1"/>
+            </wp:cNvGraphicFramePr>
+            <a:graphic xmlns:a="http://schemas.openxmlformats.org/drawingml/2006/main">
+              <a:graphicData uri="http://schemas.openxmlformats.org/drawingml/2006/picture">
+                <pic:pic xmlns:pic="http://schemas.openxmlformats.org/drawingml/2006/picture">
+                  <pic:nvPicPr>
+                    <pic:cNvPr id="44" name="Image 44" descr="Une image contenant texte, capture d’écran, Police&#10;&#10;Description générée automatiquement"/>
+                    <pic:cNvPicPr/>
+                  </pic:nvPicPr>
+                  <pic:blipFill>
+                    <a:blip r:embed="rId47">
+                      <a:extLst>
+                        <a:ext uri="{28A0092B-C50C-407E-A947-70E740481C1C}">
+                          <a14:useLocalDpi xmlns:a14="http://schemas.microsoft.com/office/drawing/2010/main" val="0"/>
+                        </a:ext>
+                      </a:extLst>
+                    </a:blip>
+                    <a:stretch>
+                      <a:fillRect/>
+                    </a:stretch>
+                  </pic:blipFill>
+                  <pic:spPr>
+                    <a:xfrm>
+                      <a:off x="0" y="0"/>
+                      <a:ext cx="4334480" cy="3515216"/>
+                    </a:xfrm>
+                    <a:prstGeom prst="rect">
+                      <a:avLst/>
+                    </a:prstGeom>
+                  </pic:spPr>
+                </pic:pic>
+              </a:graphicData>
+            </a:graphic>
+          </wp:anchor>
+        </w:drawing>
+      </w:r>
+    </w:p>
+    <w:p>
+      <w:pPr>
+        <w:ind w:left="708"/>
+        <w:jc w:val="both"/>
+        <w:rPr>
+          <w:color w:val="000000" w:themeColor="text1"/>
+        </w:rPr>
+      </w:pPr>
+    </w:p>
+    <w:p/>
+    <w:p/>
+    <w:p/>
+    <w:p/>
+    <w:p/>
+    <w:p/>
+    <w:p/>
+    <w:p/>
+    <w:p/>
+    <w:p/>
+    <w:p/>
+    <w:p>
+      <w:pPr>
+        <w:pStyle w:val="Paragraphedeliste"/>
+        <w:numPr>
+          <w:ilvl w:val="0"/>
+          <w:numId w:val="33"/>
+        </w:numPr>
+        <w:jc w:val="both"/>
+        <w:rPr>
+          <w:b/>
+          <w:bCs/>
+          <w:i/>
+          <w:iCs/>
+          <w:color w:val="538135" w:themeColor="accent6" w:themeShade="BF"/>
+          <w:sz w:val="26"/>
+          <w:szCs w:val="26"/>
+        </w:rPr>
+      </w:pPr>
+      <w:r>
+        <w:rPr>
+          <w:b/>
+          <w:bCs/>
+          <w:i/>
+          <w:iCs/>
+          <w:color w:val="538135" w:themeColor="accent6" w:themeShade="BF"/>
+          <w:sz w:val="26"/>
+          <w:szCs w:val="26"/>
+        </w:rPr>
+        <w:t>Navigation vers la page "À propos"</w:t>
+      </w:r>
+    </w:p>
+    <w:p>
+      <w:pPr>
+        <w:ind w:left="708"/>
+      </w:pPr>
+      <w:bookmarkStart w:id="18" w:name="_Hlk186986379"/>
+      <w:r>
+        <w:t>Ce test vérifie que l’utilisateur peut accéder à la page "À propos"</w:t>
+      </w:r>
+      <w:r>
+        <w:t>.</w:t>
+      </w:r>
+    </w:p>
+    <w:bookmarkEnd w:id="18"/>
+    <w:p>
+      <w:pPr>
+        <w:ind w:left="708"/>
+      </w:pPr>
+      <w:r>
+        <w:drawing>
+          <wp:anchor distT="0" distB="0" distL="114300" distR="114300" simplePos="0" relativeHeight="251681792" behindDoc="1" locked="0" layoutInCell="1" allowOverlap="1" wp14:anchorId="10726571" wp14:editId="782EF8A7">
+            <wp:simplePos x="0" y="0"/>
+            <wp:positionH relativeFrom="margin">
+              <wp:align>center</wp:align>
+            </wp:positionH>
+            <wp:positionV relativeFrom="paragraph">
+              <wp:posOffset>95885</wp:posOffset>
+            </wp:positionV>
+            <wp:extent cx="3648075" cy="2244725"/>
+            <wp:effectExtent l="0" t="0" r="9525" b="3175"/>
+            <wp:wrapSquare wrapText="bothSides"/>
+            <wp:docPr id="45" name="Image 45" descr="Une image contenant texte, capture d’écran, Police&#10;&#10;Description générée automatiquement"/>
+            <wp:cNvGraphicFramePr>
+              <a:graphicFrameLocks xmlns:a="http://schemas.openxmlformats.org/drawingml/2006/main" noChangeAspect="1"/>
+            </wp:cNvGraphicFramePr>
+            <a:graphic xmlns:a="http://schemas.openxmlformats.org/drawingml/2006/main">
+              <a:graphicData uri="http://schemas.openxmlformats.org/drawingml/2006/picture">
+                <pic:pic xmlns:pic="http://schemas.openxmlformats.org/drawingml/2006/picture">
+                  <pic:nvPicPr>
+                    <pic:cNvPr id="45" name="Image 45" descr="Une image contenant texte, capture d’écran, Police&#10;&#10;Description générée automatiquement"/>
+                    <pic:cNvPicPr/>
+                  </pic:nvPicPr>
+                  <pic:blipFill>
+                    <a:blip r:embed="rId48">
+                      <a:extLst>
+                        <a:ext uri="{28A0092B-C50C-407E-A947-70E740481C1C}">
+                          <a14:useLocalDpi xmlns:a14="http://schemas.microsoft.com/office/drawing/2010/main" val="0"/>
+                        </a:ext>
+                      </a:extLst>
+                    </a:blip>
+                    <a:stretch>
+                      <a:fillRect/>
+                    </a:stretch>
+                  </pic:blipFill>
+                  <pic:spPr>
+                    <a:xfrm>
+                      <a:off x="0" y="0"/>
+                      <a:ext cx="3648075" cy="2244725"/>
+                    </a:xfrm>
+                    <a:prstGeom prst="rect">
+                      <a:avLst/>
+                    </a:prstGeom>
+                  </pic:spPr>
+                </pic:pic>
+              </a:graphicData>
+            </a:graphic>
+            <wp14:sizeRelH relativeFrom="margin">
+              <wp14:pctWidth>0</wp14:pctWidth>
+            </wp14:sizeRelH>
+            <wp14:sizeRelV relativeFrom="margin">
+              <wp14:pctHeight>0</wp14:pctHeight>
+            </wp14:sizeRelV>
+          </wp:anchor>
+        </w:drawing>
+      </w:r>
+    </w:p>
+    <w:p>
+      <w:pPr>
+        <w:ind w:left="708"/>
+      </w:pPr>
+    </w:p>
+    <w:p>
+      <w:pPr>
+        <w:ind w:left="708"/>
+      </w:pPr>
+    </w:p>
+    <w:p>
+      <w:pPr>
+        <w:ind w:left="708"/>
+      </w:pPr>
+    </w:p>
+    <w:p>
+      <w:pPr>
+        <w:ind w:left="708"/>
+      </w:pPr>
+    </w:p>
+    <w:p>
+      <w:pPr>
+        <w:ind w:left="708"/>
+      </w:pPr>
+    </w:p>
+    <w:p>
+      <w:pPr>
+        <w:ind w:left="708"/>
+      </w:pPr>
+    </w:p>
+    <w:p>
+      <w:pPr>
+        <w:ind w:left="708"/>
+      </w:pPr>
+    </w:p>
+    <w:p>
+      <w:pPr>
+        <w:pStyle w:val="Paragraphedeliste"/>
+        <w:numPr>
+          <w:ilvl w:val="0"/>
+          <w:numId w:val="33"/>
+        </w:numPr>
+        <w:jc w:val="both"/>
+        <w:rPr>
+          <w:b/>
+          <w:bCs/>
+          <w:i/>
+          <w:iCs/>
+          <w:color w:val="538135" w:themeColor="accent6" w:themeShade="BF"/>
+          <w:sz w:val="26"/>
+          <w:szCs w:val="26"/>
+        </w:rPr>
+      </w:pPr>
+      <w:r>
+        <w:rPr>
+          <w:b/>
+          <w:bCs/>
+          <w:i/>
+          <w:iCs/>
+          <w:color w:val="538135" w:themeColor="accent6" w:themeShade="BF"/>
+          <w:sz w:val="26"/>
+          <w:szCs w:val="26"/>
+        </w:rPr>
+        <w:lastRenderedPageBreak/>
+        <w:t>Navigation vers la page "</w:t>
+      </w:r>
+      <w:r>
+        <w:rPr>
+          <w:b/>
+          <w:bCs/>
+          <w:i/>
+          <w:iCs/>
+          <w:color w:val="538135" w:themeColor="accent6" w:themeShade="BF"/>
+          <w:sz w:val="26"/>
+          <w:szCs w:val="26"/>
+        </w:rPr>
+        <w:t>Profil</w:t>
+      </w:r>
+      <w:r>
+        <w:rPr>
+          <w:b/>
+          <w:bCs/>
+          <w:i/>
+          <w:iCs/>
+          <w:color w:val="538135" w:themeColor="accent6" w:themeShade="BF"/>
+          <w:sz w:val="26"/>
+          <w:szCs w:val="26"/>
+        </w:rPr>
+        <w:t>"</w:t>
+      </w:r>
+    </w:p>
+    <w:p>
+      <w:pPr>
+        <w:ind w:left="360" w:firstLine="348"/>
+      </w:pPr>
+      <w:bookmarkStart w:id="19" w:name="_Hlk186986014"/>
+      <w:r>
+        <w:t>Ce test vérifie que l’utilisateur peut accéder à la page "À propos"</w:t>
+      </w:r>
+      <w:r>
+        <w:t>.</w:t>
+      </w:r>
+    </w:p>
+    <w:bookmarkEnd w:id="19"/>
+    <w:p>
+      <w:pPr>
+        <w:ind w:left="708"/>
+      </w:pPr>
+      <w:r>
+        <w:drawing>
+          <wp:anchor distT="0" distB="0" distL="114300" distR="114300" simplePos="0" relativeHeight="251682816" behindDoc="0" locked="0" layoutInCell="1" allowOverlap="1" wp14:anchorId="2E9E78F0" wp14:editId="45639D2B">
+            <wp:simplePos x="0" y="0"/>
+            <wp:positionH relativeFrom="margin">
+              <wp:align>center</wp:align>
+            </wp:positionH>
+            <wp:positionV relativeFrom="paragraph">
+              <wp:posOffset>29210</wp:posOffset>
+            </wp:positionV>
+            <wp:extent cx="4191585" cy="2619741"/>
+            <wp:effectExtent l="0" t="0" r="0" b="9525"/>
+            <wp:wrapSquare wrapText="bothSides"/>
+            <wp:docPr id="46" name="Image 46" descr="Une image contenant texte, capture d’écran, Police&#10;&#10;Description générée automatiquement"/>
+            <wp:cNvGraphicFramePr>
+              <a:graphicFrameLocks xmlns:a="http://schemas.openxmlformats.org/drawingml/2006/main" noChangeAspect="1"/>
+            </wp:cNvGraphicFramePr>
+            <a:graphic xmlns:a="http://schemas.openxmlformats.org/drawingml/2006/main">
+              <a:graphicData uri="http://schemas.openxmlformats.org/drawingml/2006/picture">
+                <pic:pic xmlns:pic="http://schemas.openxmlformats.org/drawingml/2006/picture">
+                  <pic:nvPicPr>
+                    <pic:cNvPr id="46" name="Image 46" descr="Une image contenant texte, capture d’écran, Police&#10;&#10;Description générée automatiquement"/>
+                    <pic:cNvPicPr/>
+                  </pic:nvPicPr>
+                  <pic:blipFill>
+                    <a:blip r:embed="rId49">
+                      <a:extLst>
+                        <a:ext uri="{28A0092B-C50C-407E-A947-70E740481C1C}">
+                          <a14:useLocalDpi xmlns:a14="http://schemas.microsoft.com/office/drawing/2010/main" val="0"/>
+                        </a:ext>
+                      </a:extLst>
+                    </a:blip>
+                    <a:stretch>
+                      <a:fillRect/>
+                    </a:stretch>
+                  </pic:blipFill>
+                  <pic:spPr>
+                    <a:xfrm>
+                      <a:off x="0" y="0"/>
+                      <a:ext cx="4191585" cy="2619741"/>
+                    </a:xfrm>
+                    <a:prstGeom prst="rect">
+                      <a:avLst/>
+                    </a:prstGeom>
+                  </pic:spPr>
+                </pic:pic>
+              </a:graphicData>
+            </a:graphic>
+          </wp:anchor>
+        </w:drawing>
+      </w:r>
+    </w:p>
+    <w:p/>
+    <w:p/>
+    <w:p/>
+    <w:p/>
+    <w:p/>
+    <w:p/>
+    <w:p/>
+    <w:p/>
+    <w:p/>
+    <w:p>
+      <w:pPr>
+        <w:pStyle w:val="Paragraphedeliste"/>
+        <w:numPr>
+          <w:ilvl w:val="0"/>
+          <w:numId w:val="33"/>
+        </w:numPr>
+        <w:jc w:val="both"/>
+        <w:rPr>
+          <w:b/>
+          <w:bCs/>
+          <w:i/>
+          <w:iCs/>
+          <w:color w:val="538135" w:themeColor="accent6" w:themeShade="BF"/>
+          <w:sz w:val="26"/>
+          <w:szCs w:val="26"/>
+        </w:rPr>
+      </w:pPr>
+      <w:r>
+        <w:rPr>
+          <w:b/>
+          <w:bCs/>
+          <w:i/>
+          <w:iCs/>
+          <w:color w:val="538135" w:themeColor="accent6" w:themeShade="BF"/>
+          <w:sz w:val="26"/>
+          <w:szCs w:val="26"/>
+        </w:rPr>
+        <w:t>Retour à l’accueil via le logo</w:t>
+      </w:r>
+    </w:p>
+    <w:p>
+      <w:pPr>
+        <w:ind w:left="360" w:firstLine="348"/>
+      </w:pPr>
+      <w:r>
+        <w:t xml:space="preserve">Ce test vérifie que l’utilisateur peut </w:t>
+      </w:r>
+      <w:r>
+        <w:t xml:space="preserve">retourner </w:t>
+      </w:r>
+      <w:proofErr w:type="gramStart"/>
+      <w:r>
+        <w:t>a</w:t>
+      </w:r>
+      <w:proofErr w:type="gramEnd"/>
+      <w:r>
+        <w:t xml:space="preserve"> la page d’accueil en cliquant sur le logo.</w:t>
+      </w:r>
+    </w:p>
+    <w:p>
+      <w:pPr>
+        <w:ind w:left="360" w:firstLine="348"/>
+      </w:pPr>
+      <w:r>
+        <w:drawing>
+          <wp:anchor distT="0" distB="0" distL="114300" distR="114300" simplePos="0" relativeHeight="251683840" behindDoc="0" locked="0" layoutInCell="1" allowOverlap="1" wp14:anchorId="40A594AD" wp14:editId="47D7F65F">
+            <wp:simplePos x="0" y="0"/>
+            <wp:positionH relativeFrom="margin">
+              <wp:align>center</wp:align>
+            </wp:positionH>
+            <wp:positionV relativeFrom="paragraph">
+              <wp:posOffset>25400</wp:posOffset>
+            </wp:positionV>
+            <wp:extent cx="4020111" cy="2372056"/>
+            <wp:effectExtent l="0" t="0" r="0" b="9525"/>
+            <wp:wrapSquare wrapText="bothSides"/>
+            <wp:docPr id="47" name="Image 47" descr="Une image contenant texte, capture d’écran, Police&#10;&#10;Description générée automatiquement"/>
+            <wp:cNvGraphicFramePr>
+              <a:graphicFrameLocks xmlns:a="http://schemas.openxmlformats.org/drawingml/2006/main" noChangeAspect="1"/>
+            </wp:cNvGraphicFramePr>
+            <a:graphic xmlns:a="http://schemas.openxmlformats.org/drawingml/2006/main">
+              <a:graphicData uri="http://schemas.openxmlformats.org/drawingml/2006/picture">
+                <pic:pic xmlns:pic="http://schemas.openxmlformats.org/drawingml/2006/picture">
+                  <pic:nvPicPr>
+                    <pic:cNvPr id="47" name="Image 47" descr="Une image contenant texte, capture d’écran, Police&#10;&#10;Description générée automatiquement"/>
+                    <pic:cNvPicPr/>
+                  </pic:nvPicPr>
+                  <pic:blipFill>
+                    <a:blip r:embed="rId50">
+                      <a:extLst>
+                        <a:ext uri="{28A0092B-C50C-407E-A947-70E740481C1C}">
+                          <a14:useLocalDpi xmlns:a14="http://schemas.microsoft.com/office/drawing/2010/main" val="0"/>
+                        </a:ext>
+                      </a:extLst>
+                    </a:blip>
+                    <a:stretch>
+                      <a:fillRect/>
+                    </a:stretch>
+                  </pic:blipFill>
+                  <pic:spPr>
+                    <a:xfrm>
+                      <a:off x="0" y="0"/>
+                      <a:ext cx="4020111" cy="2372056"/>
+                    </a:xfrm>
+                    <a:prstGeom prst="rect">
+                      <a:avLst/>
+                    </a:prstGeom>
+                  </pic:spPr>
+                </pic:pic>
+              </a:graphicData>
+            </a:graphic>
+          </wp:anchor>
+        </w:drawing>
+      </w:r>
+    </w:p>
+    <w:p>
+      <w:pPr>
+        <w:tabs>
+          <w:tab w:val="left" w:pos="1320"/>
+        </w:tabs>
+      </w:pPr>
+    </w:p>
+    <w:p/>
+    <w:p/>
+    <w:p/>
+    <w:p/>
+    <w:p/>
+    <w:p/>
+    <w:p/>
+    <w:p>
+      <w:pPr>
+        <w:pStyle w:val="Titre3"/>
+        <w:numPr>
+          <w:ilvl w:val="2"/>
+          <w:numId w:val="1"/>
+        </w:numPr>
+        <w:jc w:val="both"/>
+        <w:rPr>
+          <w:sz w:val="26"/>
+          <w:szCs w:val="26"/>
+        </w:rPr>
+      </w:pPr>
+      <w:r>
+        <w:rPr>
+          <w:sz w:val="26"/>
+          <w:szCs w:val="26"/>
+        </w:rPr>
+        <w:t>Déconnexion</w:t>
+      </w:r>
+    </w:p>
+    <w:p>
+      <w:pPr>
+        <w:tabs>
+          <w:tab w:val="left" w:pos="990"/>
+        </w:tabs>
+        <w:ind w:left="360"/>
+      </w:pPr>
+      <w:r>
+        <w:t>Ces tests valident que l’utilisateur peut se déconnecter de l’application</w:t>
+      </w:r>
+      <w:r>
+        <w:t xml:space="preserve"> et que cela lui retourne sur la page de connexion</w:t>
+      </w:r>
+      <w:r>
+        <w:t xml:space="preserve">. Cependant, un problème a été identifié : après la déconnexion, l’application reste sur la page de gestion des tâches au lieu de rediriger vers la page de connexion ou d’accueil, comme prévu. </w:t>
+      </w:r>
+      <w:r>
+        <w:t>Cela</w:t>
+      </w:r>
+      <w:r>
+        <w:t xml:space="preserve"> a été </w:t>
+      </w:r>
+      <w:r>
+        <w:t>commenté</w:t>
+      </w:r>
+      <w:r>
+        <w:t xml:space="preserve"> dans le code pour éviter que cela bloque les tests.</w:t>
+      </w:r>
+    </w:p>
+    <w:p>
+      <w:pPr>
+        <w:tabs>
+          <w:tab w:val="left" w:pos="990"/>
+        </w:tabs>
+        <w:ind w:left="360"/>
+      </w:pPr>
+      <w:r>
+        <w:t>Voici le cas testé :</w:t>
+      </w:r>
+    </w:p>
+    <w:p>
+      <w:pPr>
+        <w:pStyle w:val="Paragraphedeliste"/>
+        <w:numPr>
+          <w:ilvl w:val="0"/>
+          <w:numId w:val="34"/>
+        </w:numPr>
+        <w:tabs>
+          <w:tab w:val="left" w:pos="990"/>
+        </w:tabs>
+      </w:pPr>
+      <w:r>
+        <w:t>Déconnexion</w:t>
+      </w:r>
+    </w:p>
+    <w:p>
+      <w:pPr>
+        <w:tabs>
+          <w:tab w:val="left" w:pos="990"/>
+        </w:tabs>
+      </w:pPr>
+    </w:p>
+    <w:p>
+      <w:pPr>
+        <w:pStyle w:val="Paragraphedeliste"/>
+        <w:numPr>
+          <w:ilvl w:val="0"/>
+          <w:numId w:val="35"/>
+        </w:numPr>
+        <w:jc w:val="both"/>
+        <w:rPr>
+          <w:b/>
+          <w:bCs/>
+          <w:i/>
+          <w:iCs/>
+          <w:color w:val="538135" w:themeColor="accent6" w:themeShade="BF"/>
+          <w:sz w:val="26"/>
+          <w:szCs w:val="26"/>
+        </w:rPr>
+      </w:pPr>
+      <w:r>
+        <w:rPr>
+          <w:b/>
+          <w:bCs/>
+          <w:i/>
+          <w:iCs/>
+          <w:color w:val="538135" w:themeColor="accent6" w:themeShade="BF"/>
+          <w:sz w:val="26"/>
+          <w:szCs w:val="26"/>
+        </w:rPr>
+        <w:lastRenderedPageBreak/>
+        <w:t>Déconnexion</w:t>
+      </w:r>
+    </w:p>
+    <w:p>
+      <w:pPr>
+        <w:ind w:left="708"/>
+      </w:pPr>
+      <w:r>
+        <w:t xml:space="preserve">Ce test vérifie que l’utilisateur peut </w:t>
+      </w:r>
+      <w:r>
+        <w:t>se déconnecter</w:t>
+      </w:r>
+      <w:r>
+        <w:t xml:space="preserve"> </w:t>
+      </w:r>
+      <w:r>
+        <w:t>en cliquant sur le bouton « </w:t>
+      </w:r>
+      <w:r>
+        <w:t>Déconnection</w:t>
+      </w:r>
+      <w:r>
+        <w:t> »</w:t>
+      </w:r>
+    </w:p>
+    <w:p>
+      <w:pPr>
+        <w:ind w:left="708"/>
+      </w:pPr>
+      <w:r>
+        <w:drawing>
+          <wp:anchor distT="0" distB="0" distL="114300" distR="114300" simplePos="0" relativeHeight="251684864" behindDoc="0" locked="0" layoutInCell="1" allowOverlap="1" wp14:anchorId="0D3D8CA2" wp14:editId="45E1DB97">
+            <wp:simplePos x="0" y="0"/>
+            <wp:positionH relativeFrom="column">
+              <wp:posOffset>833755</wp:posOffset>
+            </wp:positionH>
+            <wp:positionV relativeFrom="paragraph">
+              <wp:posOffset>-2539</wp:posOffset>
+            </wp:positionV>
+            <wp:extent cx="4067743" cy="2934109"/>
+            <wp:effectExtent l="0" t="0" r="9525" b="0"/>
+            <wp:wrapSquare wrapText="bothSides"/>
+            <wp:docPr id="48" name="Image 48" descr="Une image contenant texte, capture d’écran, Police&#10;&#10;Description générée automatiquement"/>
+            <wp:cNvGraphicFramePr>
+              <a:graphicFrameLocks xmlns:a="http://schemas.openxmlformats.org/drawingml/2006/main" noChangeAspect="1"/>
+            </wp:cNvGraphicFramePr>
+            <a:graphic xmlns:a="http://schemas.openxmlformats.org/drawingml/2006/main">
+              <a:graphicData uri="http://schemas.openxmlformats.org/drawingml/2006/picture">
+                <pic:pic xmlns:pic="http://schemas.openxmlformats.org/drawingml/2006/picture">
+                  <pic:nvPicPr>
+                    <pic:cNvPr id="48" name="Image 48" descr="Une image contenant texte, capture d’écran, Police&#10;&#10;Description générée automatiquement"/>
+                    <pic:cNvPicPr/>
+                  </pic:nvPicPr>
+                  <pic:blipFill>
+                    <a:blip r:embed="rId51">
+                      <a:extLst>
+                        <a:ext uri="{28A0092B-C50C-407E-A947-70E740481C1C}">
+                          <a14:useLocalDpi xmlns:a14="http://schemas.microsoft.com/office/drawing/2010/main" val="0"/>
+                        </a:ext>
+                      </a:extLst>
+                    </a:blip>
+                    <a:stretch>
+                      <a:fillRect/>
+                    </a:stretch>
+                  </pic:blipFill>
+                  <pic:spPr>
+                    <a:xfrm>
+                      <a:off x="0" y="0"/>
+                      <a:ext cx="4067743" cy="2934109"/>
+                    </a:xfrm>
+                    <a:prstGeom prst="rect">
+                      <a:avLst/>
+                    </a:prstGeom>
+                  </pic:spPr>
+                </pic:pic>
+              </a:graphicData>
+            </a:graphic>
+          </wp:anchor>
+        </w:drawing>
+      </w:r>
+    </w:p>
+    <w:p>
+      <w:pPr>
+        <w:ind w:left="360"/>
+        <w:jc w:val="both"/>
+        <w:rPr>
+          <w:b/>
+          <w:bCs/>
+          <w:i/>
+          <w:iCs/>
+          <w:color w:val="538135" w:themeColor="accent6" w:themeShade="BF"/>
+          <w:sz w:val="26"/>
+          <w:szCs w:val="26"/>
+        </w:rPr>
+      </w:pPr>
+    </w:p>
+    <w:p>
+      <w:pPr>
+        <w:tabs>
+          <w:tab w:val="left" w:pos="990"/>
+        </w:tabs>
+      </w:pPr>
+    </w:p>
+    <w:p/>
+    <w:p/>
+    <w:p/>
+    <w:p/>
+    <w:p/>
+    <w:p/>
+    <w:p/>
+    <w:p/>
+    <w:p>
+      <w:pPr>
+        <w:pStyle w:val="Titre3"/>
+        <w:numPr>
+          <w:ilvl w:val="2"/>
+          <w:numId w:val="1"/>
+        </w:numPr>
+        <w:jc w:val="both"/>
+        <w:rPr>
+          <w:sz w:val="26"/>
+          <w:szCs w:val="26"/>
+        </w:rPr>
+      </w:pPr>
+      <w:r>
+        <w:rPr>
+          <w:sz w:val="26"/>
+          <w:szCs w:val="26"/>
+        </w:rPr>
+        <w:t>Suppression de compte</w:t>
+      </w:r>
+    </w:p>
+    <w:p>
+      <w:pPr>
+        <w:ind w:left="708"/>
+      </w:pPr>
+      <w:r>
+        <w:t xml:space="preserve">Ce test vérifie que l’utilisateur peut supprimer son compte. Cependant, </w:t>
+      </w:r>
+      <w:r>
+        <w:t>cela fait</w:t>
+      </w:r>
+      <w:r>
+        <w:t xml:space="preserve"> crash l’application backend, car l’exception n’est pas correctement gérée. Ce problème empêche de poursuivre les tests après la suppression. C’est pour cela que ce test est placé en dernier. De plus, la vérification du résultat est mise en commentaire, car le crash lui-même indique, d’une certaine manière, que la suppression a bien été tentée par l’application.</w:t>
+      </w:r>
+    </w:p>
+    <w:p>
+      <w:pPr>
+        <w:ind w:left="708"/>
+      </w:pPr>
+      <w:r>
+        <w:t>Voici le cas testé :</w:t>
+      </w:r>
+    </w:p>
+    <w:p>
+      <w:pPr>
+        <w:pStyle w:val="Paragraphedeliste"/>
+        <w:numPr>
+          <w:ilvl w:val="0"/>
+          <w:numId w:val="34"/>
+        </w:numPr>
+      </w:pPr>
+      <w:r>
+        <w:t>Suppression de compte</w:t>
+      </w:r>
+    </w:p>
+    <w:p/>
+    <w:p>
+      <w:pPr>
+        <w:pStyle w:val="Paragraphedeliste"/>
+        <w:numPr>
+          <w:ilvl w:val="0"/>
+          <w:numId w:val="36"/>
+        </w:numPr>
+        <w:jc w:val="both"/>
+        <w:rPr>
+          <w:b/>
+          <w:bCs/>
+          <w:i/>
+          <w:iCs/>
+          <w:color w:val="538135" w:themeColor="accent6" w:themeShade="BF"/>
+          <w:sz w:val="26"/>
+          <w:szCs w:val="26"/>
+        </w:rPr>
+      </w:pPr>
+      <w:r>
+        <w:rPr>
+          <w:b/>
+          <w:bCs/>
+          <w:i/>
+          <w:iCs/>
+          <w:color w:val="538135" w:themeColor="accent6" w:themeShade="BF"/>
+          <w:sz w:val="26"/>
+          <w:szCs w:val="26"/>
+        </w:rPr>
+        <w:t>Suppression de compte</w:t>
+      </w:r>
+    </w:p>
+    <w:p>
+      <w:pPr>
+        <w:ind w:left="708"/>
+      </w:pPr>
+      <w:r>
+        <w:t xml:space="preserve">Ce test vérifie que l’utilisateur peut </w:t>
+      </w:r>
+      <w:r>
+        <w:t>s</w:t>
+      </w:r>
+      <w:r>
+        <w:t xml:space="preserve">upprimer son compte </w:t>
+      </w:r>
+      <w:r>
+        <w:t>en cliquant sur le bouton « </w:t>
+      </w:r>
+      <w:r>
+        <w:t xml:space="preserve">Supprimer votre </w:t>
+      </w:r>
+      <w:proofErr w:type="gramStart"/>
+      <w:r>
+        <w:t>compte</w:t>
+      </w:r>
+      <w:r>
+        <w:t>»</w:t>
+      </w:r>
+      <w:proofErr w:type="gramEnd"/>
+    </w:p>
+    <w:p>
+      <w:pPr>
+        <w:ind w:left="708"/>
+      </w:pPr>
+      <w:r>
+        <w:drawing>
+          <wp:anchor distT="0" distB="0" distL="114300" distR="114300" simplePos="0" relativeHeight="251685888" behindDoc="0" locked="0" layoutInCell="1" allowOverlap="1" wp14:anchorId="15B7CB98" wp14:editId="44CE085C">
+            <wp:simplePos x="0" y="0"/>
+            <wp:positionH relativeFrom="margin">
+              <wp:posOffset>595630</wp:posOffset>
+            </wp:positionH>
+            <wp:positionV relativeFrom="paragraph">
+              <wp:posOffset>1270</wp:posOffset>
+            </wp:positionV>
+            <wp:extent cx="4248150" cy="1838325"/>
+            <wp:effectExtent l="0" t="0" r="0" b="9525"/>
+            <wp:wrapSquare wrapText="bothSides"/>
+            <wp:docPr id="50" name="Image 50" descr="Une image contenant texte, capture d’écran, Police&#10;&#10;Description générée automatiquement"/>
+            <wp:cNvGraphicFramePr>
+              <a:graphicFrameLocks xmlns:a="http://schemas.openxmlformats.org/drawingml/2006/main" noChangeAspect="1"/>
+            </wp:cNvGraphicFramePr>
+            <a:graphic xmlns:a="http://schemas.openxmlformats.org/drawingml/2006/main">
+              <a:graphicData uri="http://schemas.openxmlformats.org/drawingml/2006/picture">
+                <pic:pic xmlns:pic="http://schemas.openxmlformats.org/drawingml/2006/picture">
+                  <pic:nvPicPr>
+                    <pic:cNvPr id="50" name="Image 50" descr="Une image contenant texte, capture d’écran, Police&#10;&#10;Description générée automatiquement"/>
+                    <pic:cNvPicPr/>
+                  </pic:nvPicPr>
+                  <pic:blipFill>
+                    <a:blip r:embed="rId52">
+                      <a:extLst>
+                        <a:ext uri="{28A0092B-C50C-407E-A947-70E740481C1C}">
+                          <a14:useLocalDpi xmlns:a14="http://schemas.microsoft.com/office/drawing/2010/main" val="0"/>
+                        </a:ext>
+                      </a:extLst>
+                    </a:blip>
+                    <a:stretch>
+                      <a:fillRect/>
+                    </a:stretch>
+                  </pic:blipFill>
+                  <pic:spPr>
+                    <a:xfrm>
+                      <a:off x="0" y="0"/>
+                      <a:ext cx="4248150" cy="1838325"/>
+                    </a:xfrm>
+                    <a:prstGeom prst="rect">
+                      <a:avLst/>
+                    </a:prstGeom>
+                  </pic:spPr>
+                </pic:pic>
+              </a:graphicData>
+            </a:graphic>
+            <wp14:sizeRelH relativeFrom="margin">
+              <wp14:pctWidth>0</wp14:pctWidth>
+            </wp14:sizeRelH>
+            <wp14:sizeRelV relativeFrom="margin">
+              <wp14:pctHeight>0</wp14:pctHeight>
+            </wp14:sizeRelV>
+          </wp:anchor>
+        </w:drawing>
+      </w:r>
+    </w:p>
+    <w:p/>
+    <w:p/>
+    <w:p/>
+    <w:p/>
+    <w:p/>
+    <w:p>
+      <w:r>
+        <w:lastRenderedPageBreak/>
+        <w:drawing>
+          <wp:anchor distT="0" distB="0" distL="114300" distR="114300" simplePos="0" relativeHeight="251686912" behindDoc="0" locked="0" layoutInCell="1" allowOverlap="1" wp14:anchorId="4BB7451C" wp14:editId="2CCB1B28">
+            <wp:simplePos x="0" y="0"/>
+            <wp:positionH relativeFrom="margin">
+              <wp:align>left</wp:align>
+            </wp:positionH>
+            <wp:positionV relativeFrom="paragraph">
+              <wp:posOffset>243205</wp:posOffset>
+            </wp:positionV>
+            <wp:extent cx="6388100" cy="1085850"/>
+            <wp:effectExtent l="0" t="0" r="0" b="0"/>
+            <wp:wrapSquare wrapText="bothSides"/>
+            <wp:docPr id="51" name="Image 51" descr="Une image contenant texte, capture d’écran, Police&#10;&#10;Description générée automatiquement"/>
+            <wp:cNvGraphicFramePr>
+              <a:graphicFrameLocks xmlns:a="http://schemas.openxmlformats.org/drawingml/2006/main" noChangeAspect="1"/>
+            </wp:cNvGraphicFramePr>
+            <a:graphic xmlns:a="http://schemas.openxmlformats.org/drawingml/2006/main">
+              <a:graphicData uri="http://schemas.openxmlformats.org/drawingml/2006/picture">
+                <pic:pic xmlns:pic="http://schemas.openxmlformats.org/drawingml/2006/picture">
+                  <pic:nvPicPr>
+                    <pic:cNvPr id="51" name="Image 51" descr="Une image contenant texte, capture d’écran, Police&#10;&#10;Description générée automatiquement"/>
+                    <pic:cNvPicPr/>
+                  </pic:nvPicPr>
+                  <pic:blipFill>
+                    <a:blip r:embed="rId53">
+                      <a:extLst>
+                        <a:ext uri="{28A0092B-C50C-407E-A947-70E740481C1C}">
+                          <a14:useLocalDpi xmlns:a14="http://schemas.microsoft.com/office/drawing/2010/main" val="0"/>
+                        </a:ext>
+                      </a:extLst>
+                    </a:blip>
+                    <a:stretch>
+                      <a:fillRect/>
+                    </a:stretch>
+                  </pic:blipFill>
+                  <pic:spPr>
+                    <a:xfrm>
+                      <a:off x="0" y="0"/>
+                      <a:ext cx="6388100" cy="1085850"/>
+                    </a:xfrm>
+                    <a:prstGeom prst="rect">
+                      <a:avLst/>
+                    </a:prstGeom>
+                  </pic:spPr>
+                </pic:pic>
+              </a:graphicData>
+            </a:graphic>
+            <wp14:sizeRelH relativeFrom="margin">
+              <wp14:pctWidth>0</wp14:pctWidth>
+            </wp14:sizeRelH>
+            <wp14:sizeRelV relativeFrom="margin">
+              <wp14:pctHeight>0</wp14:pctHeight>
+            </wp14:sizeRelV>
+          </wp:anchor>
+        </w:drawing>
+      </w:r>
+      <w:r>
+        <w:t xml:space="preserve"> Voici le code en commentaire :</w:t>
+      </w:r>
     </w:p>
     <w:p/>
     <w:sectPr>
-      <w:headerReference w:type="default" r:id="rId28"/>
-      <w:headerReference w:type="first" r:id="rId29"/>
+      <w:headerReference w:type="default" r:id="rId54"/>
+      <w:headerReference w:type="first" r:id="rId55"/>
       <w:pgSz w:w="11906" w:h="16838"/>
       <w:pgMar w:top="1417" w:right="1417" w:bottom="1417" w:left="1417" w:header="709" w:footer="708" w:gutter="0"/>
       <w:pgNumType w:start="0"/>
@@ -6153,6 +10242,119 @@
     </w:lvl>
   </w:abstractNum>
   <w:abstractNum w:abstractNumId="2" w15:restartNumberingAfterBreak="0">
+    <w:nsid w:val="1320696B"/>
+    <w:multiLevelType w:val="hybridMultilevel"/>
+    <w:tmpl w:val="E8F8F59C"/>
+    <w:lvl w:ilvl="0" w:tplc="100C0001">
+      <w:start w:val="1"/>
+      <w:numFmt w:val="bullet"/>
+      <w:lvlText w:val=""/>
+      <w:lvlJc w:val="left"/>
+      <w:pPr>
+        <w:ind w:left="1080" w:hanging="360"/>
+      </w:pPr>
+      <w:rPr>
+        <w:rFonts w:ascii="Symbol" w:hAnsi="Symbol" w:hint="default"/>
+      </w:rPr>
+    </w:lvl>
+    <w:lvl w:ilvl="1" w:tplc="100C0003" w:tentative="1">
+      <w:start w:val="1"/>
+      <w:numFmt w:val="bullet"/>
+      <w:lvlText w:val="o"/>
+      <w:lvlJc w:val="left"/>
+      <w:pPr>
+        <w:ind w:left="1800" w:hanging="360"/>
+      </w:pPr>
+      <w:rPr>
+        <w:rFonts w:ascii="Courier New" w:hAnsi="Courier New" w:cs="Courier New" w:hint="default"/>
+      </w:rPr>
+    </w:lvl>
+    <w:lvl w:ilvl="2" w:tplc="100C0005" w:tentative="1">
+      <w:start w:val="1"/>
+      <w:numFmt w:val="bullet"/>
+      <w:lvlText w:val=""/>
+      <w:lvlJc w:val="left"/>
+      <w:pPr>
+        <w:ind w:left="2520" w:hanging="360"/>
+      </w:pPr>
+      <w:rPr>
+        <w:rFonts w:ascii="Wingdings" w:hAnsi="Wingdings" w:hint="default"/>
+      </w:rPr>
+    </w:lvl>
+    <w:lvl w:ilvl="3" w:tplc="100C0001" w:tentative="1">
+      <w:start w:val="1"/>
+      <w:numFmt w:val="bullet"/>
+      <w:lvlText w:val=""/>
+      <w:lvlJc w:val="left"/>
+      <w:pPr>
+        <w:ind w:left="3240" w:hanging="360"/>
+      </w:pPr>
+      <w:rPr>
+        <w:rFonts w:ascii="Symbol" w:hAnsi="Symbol" w:hint="default"/>
+      </w:rPr>
+    </w:lvl>
+    <w:lvl w:ilvl="4" w:tplc="100C0003" w:tentative="1">
+      <w:start w:val="1"/>
+      <w:numFmt w:val="bullet"/>
+      <w:lvlText w:val="o"/>
+      <w:lvlJc w:val="left"/>
+      <w:pPr>
+        <w:ind w:left="3960" w:hanging="360"/>
+      </w:pPr>
+      <w:rPr>
+        <w:rFonts w:ascii="Courier New" w:hAnsi="Courier New" w:cs="Courier New" w:hint="default"/>
+      </w:rPr>
+    </w:lvl>
+    <w:lvl w:ilvl="5" w:tplc="100C0005" w:tentative="1">
+      <w:start w:val="1"/>
+      <w:numFmt w:val="bullet"/>
+      <w:lvlText w:val=""/>
+      <w:lvlJc w:val="left"/>
+      <w:pPr>
+        <w:ind w:left="4680" w:hanging="360"/>
+      </w:pPr>
+      <w:rPr>
+        <w:rFonts w:ascii="Wingdings" w:hAnsi="Wingdings" w:hint="default"/>
+      </w:rPr>
+    </w:lvl>
+    <w:lvl w:ilvl="6" w:tplc="100C0001" w:tentative="1">
+      <w:start w:val="1"/>
+      <w:numFmt w:val="bullet"/>
+      <w:lvlText w:val=""/>
+      <w:lvlJc w:val="left"/>
+      <w:pPr>
+        <w:ind w:left="5400" w:hanging="360"/>
+      </w:pPr>
+      <w:rPr>
+        <w:rFonts w:ascii="Symbol" w:hAnsi="Symbol" w:hint="default"/>
+      </w:rPr>
+    </w:lvl>
+    <w:lvl w:ilvl="7" w:tplc="100C0003" w:tentative="1">
+      <w:start w:val="1"/>
+      <w:numFmt w:val="bullet"/>
+      <w:lvlText w:val="o"/>
+      <w:lvlJc w:val="left"/>
+      <w:pPr>
+        <w:ind w:left="6120" w:hanging="360"/>
+      </w:pPr>
+      <w:rPr>
+        <w:rFonts w:ascii="Courier New" w:hAnsi="Courier New" w:cs="Courier New" w:hint="default"/>
+      </w:rPr>
+    </w:lvl>
+    <w:lvl w:ilvl="8" w:tplc="100C0005" w:tentative="1">
+      <w:start w:val="1"/>
+      <w:numFmt w:val="bullet"/>
+      <w:lvlText w:val=""/>
+      <w:lvlJc w:val="left"/>
+      <w:pPr>
+        <w:ind w:left="6840" w:hanging="360"/>
+      </w:pPr>
+      <w:rPr>
+        <w:rFonts w:ascii="Wingdings" w:hAnsi="Wingdings" w:hint="default"/>
+      </w:rPr>
+    </w:lvl>
+  </w:abstractNum>
+  <w:abstractNum w:abstractNumId="3" w15:restartNumberingAfterBreak="0">
     <w:nsid w:val="1FA546E2"/>
     <w:multiLevelType w:val="hybridMultilevel"/>
     <w:tmpl w:val="27AA0648"/>
@@ -6241,7 +10443,399 @@
       </w:pPr>
     </w:lvl>
   </w:abstractNum>
-  <w:abstractNum w:abstractNumId="3" w15:restartNumberingAfterBreak="0">
+  <w:abstractNum w:abstractNumId="4" w15:restartNumberingAfterBreak="0">
+    <w:nsid w:val="2163198A"/>
+    <w:multiLevelType w:val="hybridMultilevel"/>
+    <w:tmpl w:val="2B92F014"/>
+    <w:lvl w:ilvl="0" w:tplc="BB94CB16">
+      <w:start w:val="1"/>
+      <w:numFmt w:val="decimal"/>
+      <w:lvlText w:val="%1."/>
+      <w:lvlJc w:val="left"/>
+      <w:pPr>
+        <w:ind w:left="720" w:hanging="360"/>
+      </w:pPr>
+      <w:rPr>
+        <w:rFonts w:hint="default"/>
+        <w:b/>
+        <w:i/>
+        <w:sz w:val="26"/>
+        <w:u w:val="none"/>
+      </w:rPr>
+    </w:lvl>
+    <w:lvl w:ilvl="1" w:tplc="100C0019" w:tentative="1">
+      <w:start w:val="1"/>
+      <w:numFmt w:val="lowerLetter"/>
+      <w:lvlText w:val="%2."/>
+      <w:lvlJc w:val="left"/>
+      <w:pPr>
+        <w:ind w:left="1440" w:hanging="360"/>
+      </w:pPr>
+    </w:lvl>
+    <w:lvl w:ilvl="2" w:tplc="100C001B" w:tentative="1">
+      <w:start w:val="1"/>
+      <w:numFmt w:val="lowerRoman"/>
+      <w:lvlText w:val="%3."/>
+      <w:lvlJc w:val="right"/>
+      <w:pPr>
+        <w:ind w:left="2160" w:hanging="180"/>
+      </w:pPr>
+    </w:lvl>
+    <w:lvl w:ilvl="3" w:tplc="100C000F" w:tentative="1">
+      <w:start w:val="1"/>
+      <w:numFmt w:val="decimal"/>
+      <w:lvlText w:val="%4."/>
+      <w:lvlJc w:val="left"/>
+      <w:pPr>
+        <w:ind w:left="2880" w:hanging="360"/>
+      </w:pPr>
+    </w:lvl>
+    <w:lvl w:ilvl="4" w:tplc="100C0019" w:tentative="1">
+      <w:start w:val="1"/>
+      <w:numFmt w:val="lowerLetter"/>
+      <w:lvlText w:val="%5."/>
+      <w:lvlJc w:val="left"/>
+      <w:pPr>
+        <w:ind w:left="3600" w:hanging="360"/>
+      </w:pPr>
+    </w:lvl>
+    <w:lvl w:ilvl="5" w:tplc="100C001B" w:tentative="1">
+      <w:start w:val="1"/>
+      <w:numFmt w:val="lowerRoman"/>
+      <w:lvlText w:val="%6."/>
+      <w:lvlJc w:val="right"/>
+      <w:pPr>
+        <w:ind w:left="4320" w:hanging="180"/>
+      </w:pPr>
+    </w:lvl>
+    <w:lvl w:ilvl="6" w:tplc="100C000F" w:tentative="1">
+      <w:start w:val="1"/>
+      <w:numFmt w:val="decimal"/>
+      <w:lvlText w:val="%7."/>
+      <w:lvlJc w:val="left"/>
+      <w:pPr>
+        <w:ind w:left="5040" w:hanging="360"/>
+      </w:pPr>
+    </w:lvl>
+    <w:lvl w:ilvl="7" w:tplc="100C0019" w:tentative="1">
+      <w:start w:val="1"/>
+      <w:numFmt w:val="lowerLetter"/>
+      <w:lvlText w:val="%8."/>
+      <w:lvlJc w:val="left"/>
+      <w:pPr>
+        <w:ind w:left="5760" w:hanging="360"/>
+      </w:pPr>
+    </w:lvl>
+    <w:lvl w:ilvl="8" w:tplc="100C001B" w:tentative="1">
+      <w:start w:val="1"/>
+      <w:numFmt w:val="lowerRoman"/>
+      <w:lvlText w:val="%9."/>
+      <w:lvlJc w:val="right"/>
+      <w:pPr>
+        <w:ind w:left="6480" w:hanging="180"/>
+      </w:pPr>
+    </w:lvl>
+  </w:abstractNum>
+  <w:abstractNum w:abstractNumId="5" w15:restartNumberingAfterBreak="0">
+    <w:nsid w:val="2A9843F3"/>
+    <w:multiLevelType w:val="hybridMultilevel"/>
+    <w:tmpl w:val="AA0AF358"/>
+    <w:lvl w:ilvl="0" w:tplc="100C0001">
+      <w:start w:val="1"/>
+      <w:numFmt w:val="bullet"/>
+      <w:lvlText w:val=""/>
+      <w:lvlJc w:val="left"/>
+      <w:pPr>
+        <w:ind w:left="1080" w:hanging="360"/>
+      </w:pPr>
+      <w:rPr>
+        <w:rFonts w:ascii="Symbol" w:hAnsi="Symbol" w:hint="default"/>
+      </w:rPr>
+    </w:lvl>
+    <w:lvl w:ilvl="1" w:tplc="100C0003" w:tentative="1">
+      <w:start w:val="1"/>
+      <w:numFmt w:val="bullet"/>
+      <w:lvlText w:val="o"/>
+      <w:lvlJc w:val="left"/>
+      <w:pPr>
+        <w:ind w:left="1800" w:hanging="360"/>
+      </w:pPr>
+      <w:rPr>
+        <w:rFonts w:ascii="Courier New" w:hAnsi="Courier New" w:cs="Courier New" w:hint="default"/>
+      </w:rPr>
+    </w:lvl>
+    <w:lvl w:ilvl="2" w:tplc="100C0005" w:tentative="1">
+      <w:start w:val="1"/>
+      <w:numFmt w:val="bullet"/>
+      <w:lvlText w:val=""/>
+      <w:lvlJc w:val="left"/>
+      <w:pPr>
+        <w:ind w:left="2520" w:hanging="360"/>
+      </w:pPr>
+      <w:rPr>
+        <w:rFonts w:ascii="Wingdings" w:hAnsi="Wingdings" w:hint="default"/>
+      </w:rPr>
+    </w:lvl>
+    <w:lvl w:ilvl="3" w:tplc="100C0001" w:tentative="1">
+      <w:start w:val="1"/>
+      <w:numFmt w:val="bullet"/>
+      <w:lvlText w:val=""/>
+      <w:lvlJc w:val="left"/>
+      <w:pPr>
+        <w:ind w:left="3240" w:hanging="360"/>
+      </w:pPr>
+      <w:rPr>
+        <w:rFonts w:ascii="Symbol" w:hAnsi="Symbol" w:hint="default"/>
+      </w:rPr>
+    </w:lvl>
+    <w:lvl w:ilvl="4" w:tplc="100C0003" w:tentative="1">
+      <w:start w:val="1"/>
+      <w:numFmt w:val="bullet"/>
+      <w:lvlText w:val="o"/>
+      <w:lvlJc w:val="left"/>
+      <w:pPr>
+        <w:ind w:left="3960" w:hanging="360"/>
+      </w:pPr>
+      <w:rPr>
+        <w:rFonts w:ascii="Courier New" w:hAnsi="Courier New" w:cs="Courier New" w:hint="default"/>
+      </w:rPr>
+    </w:lvl>
+    <w:lvl w:ilvl="5" w:tplc="100C0005" w:tentative="1">
+      <w:start w:val="1"/>
+      <w:numFmt w:val="bullet"/>
+      <w:lvlText w:val=""/>
+      <w:lvlJc w:val="left"/>
+      <w:pPr>
+        <w:ind w:left="4680" w:hanging="360"/>
+      </w:pPr>
+      <w:rPr>
+        <w:rFonts w:ascii="Wingdings" w:hAnsi="Wingdings" w:hint="default"/>
+      </w:rPr>
+    </w:lvl>
+    <w:lvl w:ilvl="6" w:tplc="100C0001" w:tentative="1">
+      <w:start w:val="1"/>
+      <w:numFmt w:val="bullet"/>
+      <w:lvlText w:val=""/>
+      <w:lvlJc w:val="left"/>
+      <w:pPr>
+        <w:ind w:left="5400" w:hanging="360"/>
+      </w:pPr>
+      <w:rPr>
+        <w:rFonts w:ascii="Symbol" w:hAnsi="Symbol" w:hint="default"/>
+      </w:rPr>
+    </w:lvl>
+    <w:lvl w:ilvl="7" w:tplc="100C0003" w:tentative="1">
+      <w:start w:val="1"/>
+      <w:numFmt w:val="bullet"/>
+      <w:lvlText w:val="o"/>
+      <w:lvlJc w:val="left"/>
+      <w:pPr>
+        <w:ind w:left="6120" w:hanging="360"/>
+      </w:pPr>
+      <w:rPr>
+        <w:rFonts w:ascii="Courier New" w:hAnsi="Courier New" w:cs="Courier New" w:hint="default"/>
+      </w:rPr>
+    </w:lvl>
+    <w:lvl w:ilvl="8" w:tplc="100C0005" w:tentative="1">
+      <w:start w:val="1"/>
+      <w:numFmt w:val="bullet"/>
+      <w:lvlText w:val=""/>
+      <w:lvlJc w:val="left"/>
+      <w:pPr>
+        <w:ind w:left="6840" w:hanging="360"/>
+      </w:pPr>
+      <w:rPr>
+        <w:rFonts w:ascii="Wingdings" w:hAnsi="Wingdings" w:hint="default"/>
+      </w:rPr>
+    </w:lvl>
+  </w:abstractNum>
+  <w:abstractNum w:abstractNumId="6" w15:restartNumberingAfterBreak="0">
+    <w:nsid w:val="2C270C56"/>
+    <w:multiLevelType w:val="hybridMultilevel"/>
+    <w:tmpl w:val="2B92F014"/>
+    <w:lvl w:ilvl="0" w:tplc="FFFFFFFF">
+      <w:start w:val="1"/>
+      <w:numFmt w:val="decimal"/>
+      <w:lvlText w:val="%1."/>
+      <w:lvlJc w:val="left"/>
+      <w:pPr>
+        <w:ind w:left="720" w:hanging="360"/>
+      </w:pPr>
+      <w:rPr>
+        <w:rFonts w:hint="default"/>
+        <w:b/>
+        <w:i/>
+        <w:sz w:val="26"/>
+        <w:u w:val="none"/>
+      </w:rPr>
+    </w:lvl>
+    <w:lvl w:ilvl="1" w:tplc="FFFFFFFF" w:tentative="1">
+      <w:start w:val="1"/>
+      <w:numFmt w:val="lowerLetter"/>
+      <w:lvlText w:val="%2."/>
+      <w:lvlJc w:val="left"/>
+      <w:pPr>
+        <w:ind w:left="1440" w:hanging="360"/>
+      </w:pPr>
+    </w:lvl>
+    <w:lvl w:ilvl="2" w:tplc="FFFFFFFF" w:tentative="1">
+      <w:start w:val="1"/>
+      <w:numFmt w:val="lowerRoman"/>
+      <w:lvlText w:val="%3."/>
+      <w:lvlJc w:val="right"/>
+      <w:pPr>
+        <w:ind w:left="2160" w:hanging="180"/>
+      </w:pPr>
+    </w:lvl>
+    <w:lvl w:ilvl="3" w:tplc="FFFFFFFF" w:tentative="1">
+      <w:start w:val="1"/>
+      <w:numFmt w:val="decimal"/>
+      <w:lvlText w:val="%4."/>
+      <w:lvlJc w:val="left"/>
+      <w:pPr>
+        <w:ind w:left="2880" w:hanging="360"/>
+      </w:pPr>
+    </w:lvl>
+    <w:lvl w:ilvl="4" w:tplc="FFFFFFFF" w:tentative="1">
+      <w:start w:val="1"/>
+      <w:numFmt w:val="lowerLetter"/>
+      <w:lvlText w:val="%5."/>
+      <w:lvlJc w:val="left"/>
+      <w:pPr>
+        <w:ind w:left="3600" w:hanging="360"/>
+      </w:pPr>
+    </w:lvl>
+    <w:lvl w:ilvl="5" w:tplc="FFFFFFFF" w:tentative="1">
+      <w:start w:val="1"/>
+      <w:numFmt w:val="lowerRoman"/>
+      <w:lvlText w:val="%6."/>
+      <w:lvlJc w:val="right"/>
+      <w:pPr>
+        <w:ind w:left="4320" w:hanging="180"/>
+      </w:pPr>
+    </w:lvl>
+    <w:lvl w:ilvl="6" w:tplc="FFFFFFFF" w:tentative="1">
+      <w:start w:val="1"/>
+      <w:numFmt w:val="decimal"/>
+      <w:lvlText w:val="%7."/>
+      <w:lvlJc w:val="left"/>
+      <w:pPr>
+        <w:ind w:left="5040" w:hanging="360"/>
+      </w:pPr>
+    </w:lvl>
+    <w:lvl w:ilvl="7" w:tplc="FFFFFFFF" w:tentative="1">
+      <w:start w:val="1"/>
+      <w:numFmt w:val="lowerLetter"/>
+      <w:lvlText w:val="%8."/>
+      <w:lvlJc w:val="left"/>
+      <w:pPr>
+        <w:ind w:left="5760" w:hanging="360"/>
+      </w:pPr>
+    </w:lvl>
+    <w:lvl w:ilvl="8" w:tplc="FFFFFFFF" w:tentative="1">
+      <w:start w:val="1"/>
+      <w:numFmt w:val="lowerRoman"/>
+      <w:lvlText w:val="%9."/>
+      <w:lvlJc w:val="right"/>
+      <w:pPr>
+        <w:ind w:left="6480" w:hanging="180"/>
+      </w:pPr>
+    </w:lvl>
+  </w:abstractNum>
+  <w:abstractNum w:abstractNumId="7" w15:restartNumberingAfterBreak="0">
+    <w:nsid w:val="3D8556F6"/>
+    <w:multiLevelType w:val="hybridMultilevel"/>
+    <w:tmpl w:val="2B92F014"/>
+    <w:lvl w:ilvl="0" w:tplc="FFFFFFFF">
+      <w:start w:val="1"/>
+      <w:numFmt w:val="decimal"/>
+      <w:lvlText w:val="%1."/>
+      <w:lvlJc w:val="left"/>
+      <w:pPr>
+        <w:ind w:left="720" w:hanging="360"/>
+      </w:pPr>
+      <w:rPr>
+        <w:rFonts w:hint="default"/>
+        <w:b/>
+        <w:i/>
+        <w:sz w:val="26"/>
+        <w:u w:val="none"/>
+      </w:rPr>
+    </w:lvl>
+    <w:lvl w:ilvl="1" w:tplc="FFFFFFFF" w:tentative="1">
+      <w:start w:val="1"/>
+      <w:numFmt w:val="lowerLetter"/>
+      <w:lvlText w:val="%2."/>
+      <w:lvlJc w:val="left"/>
+      <w:pPr>
+        <w:ind w:left="1440" w:hanging="360"/>
+      </w:pPr>
+    </w:lvl>
+    <w:lvl w:ilvl="2" w:tplc="FFFFFFFF" w:tentative="1">
+      <w:start w:val="1"/>
+      <w:numFmt w:val="lowerRoman"/>
+      <w:lvlText w:val="%3."/>
+      <w:lvlJc w:val="right"/>
+      <w:pPr>
+        <w:ind w:left="2160" w:hanging="180"/>
+      </w:pPr>
+    </w:lvl>
+    <w:lvl w:ilvl="3" w:tplc="FFFFFFFF" w:tentative="1">
+      <w:start w:val="1"/>
+      <w:numFmt w:val="decimal"/>
+      <w:lvlText w:val="%4."/>
+      <w:lvlJc w:val="left"/>
+      <w:pPr>
+        <w:ind w:left="2880" w:hanging="360"/>
+      </w:pPr>
+    </w:lvl>
+    <w:lvl w:ilvl="4" w:tplc="FFFFFFFF" w:tentative="1">
+      <w:start w:val="1"/>
+      <w:numFmt w:val="lowerLetter"/>
+      <w:lvlText w:val="%5."/>
+      <w:lvlJc w:val="left"/>
+      <w:pPr>
+        <w:ind w:left="3600" w:hanging="360"/>
+      </w:pPr>
+    </w:lvl>
+    <w:lvl w:ilvl="5" w:tplc="FFFFFFFF" w:tentative="1">
+      <w:start w:val="1"/>
+      <w:numFmt w:val="lowerRoman"/>
+      <w:lvlText w:val="%6."/>
+      <w:lvlJc w:val="right"/>
+      <w:pPr>
+        <w:ind w:left="4320" w:hanging="180"/>
+      </w:pPr>
+    </w:lvl>
+    <w:lvl w:ilvl="6" w:tplc="FFFFFFFF" w:tentative="1">
+      <w:start w:val="1"/>
+      <w:numFmt w:val="decimal"/>
+      <w:lvlText w:val="%7."/>
+      <w:lvlJc w:val="left"/>
+      <w:pPr>
+        <w:ind w:left="5040" w:hanging="360"/>
+      </w:pPr>
+    </w:lvl>
+    <w:lvl w:ilvl="7" w:tplc="FFFFFFFF" w:tentative="1">
+      <w:start w:val="1"/>
+      <w:numFmt w:val="lowerLetter"/>
+      <w:lvlText w:val="%8."/>
+      <w:lvlJc w:val="left"/>
+      <w:pPr>
+        <w:ind w:left="5760" w:hanging="360"/>
+      </w:pPr>
+    </w:lvl>
+    <w:lvl w:ilvl="8" w:tplc="FFFFFFFF" w:tentative="1">
+      <w:start w:val="1"/>
+      <w:numFmt w:val="lowerRoman"/>
+      <w:lvlText w:val="%9."/>
+      <w:lvlJc w:val="right"/>
+      <w:pPr>
+        <w:ind w:left="6480" w:hanging="180"/>
+      </w:pPr>
+    </w:lvl>
+  </w:abstractNum>
+  <w:abstractNum w:abstractNumId="8" w15:restartNumberingAfterBreak="0">
     <w:nsid w:val="3DE24D8C"/>
     <w:multiLevelType w:val="hybridMultilevel"/>
     <w:tmpl w:val="FF425546"/>
@@ -6330,7 +10924,7 @@
       </w:pPr>
     </w:lvl>
   </w:abstractNum>
-  <w:abstractNum w:abstractNumId="4" w15:restartNumberingAfterBreak="0">
+  <w:abstractNum w:abstractNumId="9" w15:restartNumberingAfterBreak="0">
     <w:nsid w:val="409D0152"/>
     <w:multiLevelType w:val="hybridMultilevel"/>
     <w:tmpl w:val="ECCAA098"/>
@@ -6419,7 +11013,7 @@
       </w:pPr>
     </w:lvl>
   </w:abstractNum>
-  <w:abstractNum w:abstractNumId="5" w15:restartNumberingAfterBreak="0">
+  <w:abstractNum w:abstractNumId="10" w15:restartNumberingAfterBreak="0">
     <w:nsid w:val="40F656A2"/>
     <w:multiLevelType w:val="hybridMultilevel"/>
     <w:tmpl w:val="6C8EE962"/>
@@ -6508,7 +11102,7 @@
       </w:pPr>
     </w:lvl>
   </w:abstractNum>
-  <w:abstractNum w:abstractNumId="6" w15:restartNumberingAfterBreak="0">
+  <w:abstractNum w:abstractNumId="11" w15:restartNumberingAfterBreak="0">
     <w:nsid w:val="435A14FD"/>
     <w:multiLevelType w:val="hybridMultilevel"/>
     <w:tmpl w:val="12024242"/>
@@ -6597,7 +11191,794 @@
       </w:pPr>
     </w:lvl>
   </w:abstractNum>
-  <w:abstractNum w:abstractNumId="7" w15:restartNumberingAfterBreak="0">
+  <w:abstractNum w:abstractNumId="12" w15:restartNumberingAfterBreak="0">
+    <w:nsid w:val="43FD7D02"/>
+    <w:multiLevelType w:val="multilevel"/>
+    <w:tmpl w:val="03D0C400"/>
+    <w:lvl w:ilvl="0">
+      <w:start w:val="1"/>
+      <w:numFmt w:val="bullet"/>
+      <w:lvlText w:val=""/>
+      <w:lvlJc w:val="left"/>
+      <w:pPr>
+        <w:tabs>
+          <w:tab w:val="num" w:pos="720"/>
+        </w:tabs>
+        <w:ind w:left="720" w:hanging="360"/>
+      </w:pPr>
+      <w:rPr>
+        <w:rFonts w:ascii="Symbol" w:hAnsi="Symbol" w:hint="default"/>
+        <w:sz w:val="20"/>
+      </w:rPr>
+    </w:lvl>
+    <w:lvl w:ilvl="1" w:tentative="1">
+      <w:start w:val="1"/>
+      <w:numFmt w:val="bullet"/>
+      <w:lvlText w:val="o"/>
+      <w:lvlJc w:val="left"/>
+      <w:pPr>
+        <w:tabs>
+          <w:tab w:val="num" w:pos="1440"/>
+        </w:tabs>
+        <w:ind w:left="1440" w:hanging="360"/>
+      </w:pPr>
+      <w:rPr>
+        <w:rFonts w:ascii="Courier New" w:hAnsi="Courier New" w:hint="default"/>
+        <w:sz w:val="20"/>
+      </w:rPr>
+    </w:lvl>
+    <w:lvl w:ilvl="2" w:tentative="1">
+      <w:start w:val="1"/>
+      <w:numFmt w:val="bullet"/>
+      <w:lvlText w:val=""/>
+      <w:lvlJc w:val="left"/>
+      <w:pPr>
+        <w:tabs>
+          <w:tab w:val="num" w:pos="2160"/>
+        </w:tabs>
+        <w:ind w:left="2160" w:hanging="360"/>
+      </w:pPr>
+      <w:rPr>
+        <w:rFonts w:ascii="Wingdings" w:hAnsi="Wingdings" w:hint="default"/>
+        <w:sz w:val="20"/>
+      </w:rPr>
+    </w:lvl>
+    <w:lvl w:ilvl="3" w:tentative="1">
+      <w:start w:val="1"/>
+      <w:numFmt w:val="bullet"/>
+      <w:lvlText w:val=""/>
+      <w:lvlJc w:val="left"/>
+      <w:pPr>
+        <w:tabs>
+          <w:tab w:val="num" w:pos="2880"/>
+        </w:tabs>
+        <w:ind w:left="2880" w:hanging="360"/>
+      </w:pPr>
+      <w:rPr>
+        <w:rFonts w:ascii="Wingdings" w:hAnsi="Wingdings" w:hint="default"/>
+        <w:sz w:val="20"/>
+      </w:rPr>
+    </w:lvl>
+    <w:lvl w:ilvl="4" w:tentative="1">
+      <w:start w:val="1"/>
+      <w:numFmt w:val="bullet"/>
+      <w:lvlText w:val=""/>
+      <w:lvlJc w:val="left"/>
+      <w:pPr>
+        <w:tabs>
+          <w:tab w:val="num" w:pos="3600"/>
+        </w:tabs>
+        <w:ind w:left="3600" w:hanging="360"/>
+      </w:pPr>
+      <w:rPr>
+        <w:rFonts w:ascii="Wingdings" w:hAnsi="Wingdings" w:hint="default"/>
+        <w:sz w:val="20"/>
+      </w:rPr>
+    </w:lvl>
+    <w:lvl w:ilvl="5" w:tentative="1">
+      <w:start w:val="1"/>
+      <w:numFmt w:val="bullet"/>
+      <w:lvlText w:val=""/>
+      <w:lvlJc w:val="left"/>
+      <w:pPr>
+        <w:tabs>
+          <w:tab w:val="num" w:pos="4320"/>
+        </w:tabs>
+        <w:ind w:left="4320" w:hanging="360"/>
+      </w:pPr>
+      <w:rPr>
+        <w:rFonts w:ascii="Wingdings" w:hAnsi="Wingdings" w:hint="default"/>
+        <w:sz w:val="20"/>
+      </w:rPr>
+    </w:lvl>
+    <w:lvl w:ilvl="6" w:tentative="1">
+      <w:start w:val="1"/>
+      <w:numFmt w:val="bullet"/>
+      <w:lvlText w:val=""/>
+      <w:lvlJc w:val="left"/>
+      <w:pPr>
+        <w:tabs>
+          <w:tab w:val="num" w:pos="5040"/>
+        </w:tabs>
+        <w:ind w:left="5040" w:hanging="360"/>
+      </w:pPr>
+      <w:rPr>
+        <w:rFonts w:ascii="Wingdings" w:hAnsi="Wingdings" w:hint="default"/>
+        <w:sz w:val="20"/>
+      </w:rPr>
+    </w:lvl>
+    <w:lvl w:ilvl="7" w:tentative="1">
+      <w:start w:val="1"/>
+      <w:numFmt w:val="bullet"/>
+      <w:lvlText w:val=""/>
+      <w:lvlJc w:val="left"/>
+      <w:pPr>
+        <w:tabs>
+          <w:tab w:val="num" w:pos="5760"/>
+        </w:tabs>
+        <w:ind w:left="5760" w:hanging="360"/>
+      </w:pPr>
+      <w:rPr>
+        <w:rFonts w:ascii="Wingdings" w:hAnsi="Wingdings" w:hint="default"/>
+        <w:sz w:val="20"/>
+      </w:rPr>
+    </w:lvl>
+    <w:lvl w:ilvl="8" w:tentative="1">
+      <w:start w:val="1"/>
+      <w:numFmt w:val="bullet"/>
+      <w:lvlText w:val=""/>
+      <w:lvlJc w:val="left"/>
+      <w:pPr>
+        <w:tabs>
+          <w:tab w:val="num" w:pos="6480"/>
+        </w:tabs>
+        <w:ind w:left="6480" w:hanging="360"/>
+      </w:pPr>
+      <w:rPr>
+        <w:rFonts w:ascii="Wingdings" w:hAnsi="Wingdings" w:hint="default"/>
+        <w:sz w:val="20"/>
+      </w:rPr>
+    </w:lvl>
+  </w:abstractNum>
+  <w:abstractNum w:abstractNumId="13" w15:restartNumberingAfterBreak="0">
+    <w:nsid w:val="46B24CA1"/>
+    <w:multiLevelType w:val="hybridMultilevel"/>
+    <w:tmpl w:val="DE90EB9E"/>
+    <w:lvl w:ilvl="0" w:tplc="100C0001">
+      <w:start w:val="1"/>
+      <w:numFmt w:val="bullet"/>
+      <w:lvlText w:val=""/>
+      <w:lvlJc w:val="left"/>
+      <w:pPr>
+        <w:ind w:left="1080" w:hanging="360"/>
+      </w:pPr>
+      <w:rPr>
+        <w:rFonts w:ascii="Symbol" w:hAnsi="Symbol" w:hint="default"/>
+      </w:rPr>
+    </w:lvl>
+    <w:lvl w:ilvl="1" w:tplc="100C0003" w:tentative="1">
+      <w:start w:val="1"/>
+      <w:numFmt w:val="bullet"/>
+      <w:lvlText w:val="o"/>
+      <w:lvlJc w:val="left"/>
+      <w:pPr>
+        <w:ind w:left="1800" w:hanging="360"/>
+      </w:pPr>
+      <w:rPr>
+        <w:rFonts w:ascii="Courier New" w:hAnsi="Courier New" w:cs="Courier New" w:hint="default"/>
+      </w:rPr>
+    </w:lvl>
+    <w:lvl w:ilvl="2" w:tplc="100C0005" w:tentative="1">
+      <w:start w:val="1"/>
+      <w:numFmt w:val="bullet"/>
+      <w:lvlText w:val=""/>
+      <w:lvlJc w:val="left"/>
+      <w:pPr>
+        <w:ind w:left="2520" w:hanging="360"/>
+      </w:pPr>
+      <w:rPr>
+        <w:rFonts w:ascii="Wingdings" w:hAnsi="Wingdings" w:hint="default"/>
+      </w:rPr>
+    </w:lvl>
+    <w:lvl w:ilvl="3" w:tplc="100C0001" w:tentative="1">
+      <w:start w:val="1"/>
+      <w:numFmt w:val="bullet"/>
+      <w:lvlText w:val=""/>
+      <w:lvlJc w:val="left"/>
+      <w:pPr>
+        <w:ind w:left="3240" w:hanging="360"/>
+      </w:pPr>
+      <w:rPr>
+        <w:rFonts w:ascii="Symbol" w:hAnsi="Symbol" w:hint="default"/>
+      </w:rPr>
+    </w:lvl>
+    <w:lvl w:ilvl="4" w:tplc="100C0003" w:tentative="1">
+      <w:start w:val="1"/>
+      <w:numFmt w:val="bullet"/>
+      <w:lvlText w:val="o"/>
+      <w:lvlJc w:val="left"/>
+      <w:pPr>
+        <w:ind w:left="3960" w:hanging="360"/>
+      </w:pPr>
+      <w:rPr>
+        <w:rFonts w:ascii="Courier New" w:hAnsi="Courier New" w:cs="Courier New" w:hint="default"/>
+      </w:rPr>
+    </w:lvl>
+    <w:lvl w:ilvl="5" w:tplc="100C0005" w:tentative="1">
+      <w:start w:val="1"/>
+      <w:numFmt w:val="bullet"/>
+      <w:lvlText w:val=""/>
+      <w:lvlJc w:val="left"/>
+      <w:pPr>
+        <w:ind w:left="4680" w:hanging="360"/>
+      </w:pPr>
+      <w:rPr>
+        <w:rFonts w:ascii="Wingdings" w:hAnsi="Wingdings" w:hint="default"/>
+      </w:rPr>
+    </w:lvl>
+    <w:lvl w:ilvl="6" w:tplc="100C0001" w:tentative="1">
+      <w:start w:val="1"/>
+      <w:numFmt w:val="bullet"/>
+      <w:lvlText w:val=""/>
+      <w:lvlJc w:val="left"/>
+      <w:pPr>
+        <w:ind w:left="5400" w:hanging="360"/>
+      </w:pPr>
+      <w:rPr>
+        <w:rFonts w:ascii="Symbol" w:hAnsi="Symbol" w:hint="default"/>
+      </w:rPr>
+    </w:lvl>
+    <w:lvl w:ilvl="7" w:tplc="100C0003" w:tentative="1">
+      <w:start w:val="1"/>
+      <w:numFmt w:val="bullet"/>
+      <w:lvlText w:val="o"/>
+      <w:lvlJc w:val="left"/>
+      <w:pPr>
+        <w:ind w:left="6120" w:hanging="360"/>
+      </w:pPr>
+      <w:rPr>
+        <w:rFonts w:ascii="Courier New" w:hAnsi="Courier New" w:cs="Courier New" w:hint="default"/>
+      </w:rPr>
+    </w:lvl>
+    <w:lvl w:ilvl="8" w:tplc="100C0005" w:tentative="1">
+      <w:start w:val="1"/>
+      <w:numFmt w:val="bullet"/>
+      <w:lvlText w:val=""/>
+      <w:lvlJc w:val="left"/>
+      <w:pPr>
+        <w:ind w:left="6840" w:hanging="360"/>
+      </w:pPr>
+      <w:rPr>
+        <w:rFonts w:ascii="Wingdings" w:hAnsi="Wingdings" w:hint="default"/>
+      </w:rPr>
+    </w:lvl>
+  </w:abstractNum>
+  <w:abstractNum w:abstractNumId="14" w15:restartNumberingAfterBreak="0">
+    <w:nsid w:val="478A4B74"/>
+    <w:multiLevelType w:val="hybridMultilevel"/>
+    <w:tmpl w:val="B998A850"/>
+    <w:lvl w:ilvl="0" w:tplc="100C0001">
+      <w:start w:val="1"/>
+      <w:numFmt w:val="bullet"/>
+      <w:lvlText w:val=""/>
+      <w:lvlJc w:val="left"/>
+      <w:pPr>
+        <w:ind w:left="1080" w:hanging="360"/>
+      </w:pPr>
+      <w:rPr>
+        <w:rFonts w:ascii="Symbol" w:hAnsi="Symbol" w:hint="default"/>
+      </w:rPr>
+    </w:lvl>
+    <w:lvl w:ilvl="1" w:tplc="100C0003" w:tentative="1">
+      <w:start w:val="1"/>
+      <w:numFmt w:val="bullet"/>
+      <w:lvlText w:val="o"/>
+      <w:lvlJc w:val="left"/>
+      <w:pPr>
+        <w:ind w:left="1800" w:hanging="360"/>
+      </w:pPr>
+      <w:rPr>
+        <w:rFonts w:ascii="Courier New" w:hAnsi="Courier New" w:cs="Courier New" w:hint="default"/>
+      </w:rPr>
+    </w:lvl>
+    <w:lvl w:ilvl="2" w:tplc="100C0005" w:tentative="1">
+      <w:start w:val="1"/>
+      <w:numFmt w:val="bullet"/>
+      <w:lvlText w:val=""/>
+      <w:lvlJc w:val="left"/>
+      <w:pPr>
+        <w:ind w:left="2520" w:hanging="360"/>
+      </w:pPr>
+      <w:rPr>
+        <w:rFonts w:ascii="Wingdings" w:hAnsi="Wingdings" w:hint="default"/>
+      </w:rPr>
+    </w:lvl>
+    <w:lvl w:ilvl="3" w:tplc="100C0001" w:tentative="1">
+      <w:start w:val="1"/>
+      <w:numFmt w:val="bullet"/>
+      <w:lvlText w:val=""/>
+      <w:lvlJc w:val="left"/>
+      <w:pPr>
+        <w:ind w:left="3240" w:hanging="360"/>
+      </w:pPr>
+      <w:rPr>
+        <w:rFonts w:ascii="Symbol" w:hAnsi="Symbol" w:hint="default"/>
+      </w:rPr>
+    </w:lvl>
+    <w:lvl w:ilvl="4" w:tplc="100C0003" w:tentative="1">
+      <w:start w:val="1"/>
+      <w:numFmt w:val="bullet"/>
+      <w:lvlText w:val="o"/>
+      <w:lvlJc w:val="left"/>
+      <w:pPr>
+        <w:ind w:left="3960" w:hanging="360"/>
+      </w:pPr>
+      <w:rPr>
+        <w:rFonts w:ascii="Courier New" w:hAnsi="Courier New" w:cs="Courier New" w:hint="default"/>
+      </w:rPr>
+    </w:lvl>
+    <w:lvl w:ilvl="5" w:tplc="100C0005" w:tentative="1">
+      <w:start w:val="1"/>
+      <w:numFmt w:val="bullet"/>
+      <w:lvlText w:val=""/>
+      <w:lvlJc w:val="left"/>
+      <w:pPr>
+        <w:ind w:left="4680" w:hanging="360"/>
+      </w:pPr>
+      <w:rPr>
+        <w:rFonts w:ascii="Wingdings" w:hAnsi="Wingdings" w:hint="default"/>
+      </w:rPr>
+    </w:lvl>
+    <w:lvl w:ilvl="6" w:tplc="100C0001" w:tentative="1">
+      <w:start w:val="1"/>
+      <w:numFmt w:val="bullet"/>
+      <w:lvlText w:val=""/>
+      <w:lvlJc w:val="left"/>
+      <w:pPr>
+        <w:ind w:left="5400" w:hanging="360"/>
+      </w:pPr>
+      <w:rPr>
+        <w:rFonts w:ascii="Symbol" w:hAnsi="Symbol" w:hint="default"/>
+      </w:rPr>
+    </w:lvl>
+    <w:lvl w:ilvl="7" w:tplc="100C0003" w:tentative="1">
+      <w:start w:val="1"/>
+      <w:numFmt w:val="bullet"/>
+      <w:lvlText w:val="o"/>
+      <w:lvlJc w:val="left"/>
+      <w:pPr>
+        <w:ind w:left="6120" w:hanging="360"/>
+      </w:pPr>
+      <w:rPr>
+        <w:rFonts w:ascii="Courier New" w:hAnsi="Courier New" w:cs="Courier New" w:hint="default"/>
+      </w:rPr>
+    </w:lvl>
+    <w:lvl w:ilvl="8" w:tplc="100C0005" w:tentative="1">
+      <w:start w:val="1"/>
+      <w:numFmt w:val="bullet"/>
+      <w:lvlText w:val=""/>
+      <w:lvlJc w:val="left"/>
+      <w:pPr>
+        <w:ind w:left="6840" w:hanging="360"/>
+      </w:pPr>
+      <w:rPr>
+        <w:rFonts w:ascii="Wingdings" w:hAnsi="Wingdings" w:hint="default"/>
+      </w:rPr>
+    </w:lvl>
+  </w:abstractNum>
+  <w:abstractNum w:abstractNumId="15" w15:restartNumberingAfterBreak="0">
+    <w:nsid w:val="49951C97"/>
+    <w:multiLevelType w:val="hybridMultilevel"/>
+    <w:tmpl w:val="2B92F014"/>
+    <w:lvl w:ilvl="0" w:tplc="FFFFFFFF">
+      <w:start w:val="1"/>
+      <w:numFmt w:val="decimal"/>
+      <w:lvlText w:val="%1."/>
+      <w:lvlJc w:val="left"/>
+      <w:pPr>
+        <w:ind w:left="720" w:hanging="360"/>
+      </w:pPr>
+      <w:rPr>
+        <w:rFonts w:hint="default"/>
+        <w:b/>
+        <w:i/>
+        <w:sz w:val="26"/>
+        <w:u w:val="none"/>
+      </w:rPr>
+    </w:lvl>
+    <w:lvl w:ilvl="1" w:tplc="FFFFFFFF" w:tentative="1">
+      <w:start w:val="1"/>
+      <w:numFmt w:val="lowerLetter"/>
+      <w:lvlText w:val="%2."/>
+      <w:lvlJc w:val="left"/>
+      <w:pPr>
+        <w:ind w:left="1440" w:hanging="360"/>
+      </w:pPr>
+    </w:lvl>
+    <w:lvl w:ilvl="2" w:tplc="FFFFFFFF" w:tentative="1">
+      <w:start w:val="1"/>
+      <w:numFmt w:val="lowerRoman"/>
+      <w:lvlText w:val="%3."/>
+      <w:lvlJc w:val="right"/>
+      <w:pPr>
+        <w:ind w:left="2160" w:hanging="180"/>
+      </w:pPr>
+    </w:lvl>
+    <w:lvl w:ilvl="3" w:tplc="FFFFFFFF" w:tentative="1">
+      <w:start w:val="1"/>
+      <w:numFmt w:val="decimal"/>
+      <w:lvlText w:val="%4."/>
+      <w:lvlJc w:val="left"/>
+      <w:pPr>
+        <w:ind w:left="2880" w:hanging="360"/>
+      </w:pPr>
+    </w:lvl>
+    <w:lvl w:ilvl="4" w:tplc="FFFFFFFF" w:tentative="1">
+      <w:start w:val="1"/>
+      <w:numFmt w:val="lowerLetter"/>
+      <w:lvlText w:val="%5."/>
+      <w:lvlJc w:val="left"/>
+      <w:pPr>
+        <w:ind w:left="3600" w:hanging="360"/>
+      </w:pPr>
+    </w:lvl>
+    <w:lvl w:ilvl="5" w:tplc="FFFFFFFF" w:tentative="1">
+      <w:start w:val="1"/>
+      <w:numFmt w:val="lowerRoman"/>
+      <w:lvlText w:val="%6."/>
+      <w:lvlJc w:val="right"/>
+      <w:pPr>
+        <w:ind w:left="4320" w:hanging="180"/>
+      </w:pPr>
+    </w:lvl>
+    <w:lvl w:ilvl="6" w:tplc="FFFFFFFF" w:tentative="1">
+      <w:start w:val="1"/>
+      <w:numFmt w:val="decimal"/>
+      <w:lvlText w:val="%7."/>
+      <w:lvlJc w:val="left"/>
+      <w:pPr>
+        <w:ind w:left="5040" w:hanging="360"/>
+      </w:pPr>
+    </w:lvl>
+    <w:lvl w:ilvl="7" w:tplc="FFFFFFFF" w:tentative="1">
+      <w:start w:val="1"/>
+      <w:numFmt w:val="lowerLetter"/>
+      <w:lvlText w:val="%8."/>
+      <w:lvlJc w:val="left"/>
+      <w:pPr>
+        <w:ind w:left="5760" w:hanging="360"/>
+      </w:pPr>
+    </w:lvl>
+    <w:lvl w:ilvl="8" w:tplc="FFFFFFFF" w:tentative="1">
+      <w:start w:val="1"/>
+      <w:numFmt w:val="lowerRoman"/>
+      <w:lvlText w:val="%9."/>
+      <w:lvlJc w:val="right"/>
+      <w:pPr>
+        <w:ind w:left="6480" w:hanging="180"/>
+      </w:pPr>
+    </w:lvl>
+  </w:abstractNum>
+  <w:abstractNum w:abstractNumId="16" w15:restartNumberingAfterBreak="0">
+    <w:nsid w:val="4B2A3EFE"/>
+    <w:multiLevelType w:val="hybridMultilevel"/>
+    <w:tmpl w:val="903CE718"/>
+    <w:lvl w:ilvl="0" w:tplc="100C0001">
+      <w:start w:val="1"/>
+      <w:numFmt w:val="bullet"/>
+      <w:lvlText w:val=""/>
+      <w:lvlJc w:val="left"/>
+      <w:pPr>
+        <w:ind w:left="1080" w:hanging="360"/>
+      </w:pPr>
+      <w:rPr>
+        <w:rFonts w:ascii="Symbol" w:hAnsi="Symbol" w:hint="default"/>
+      </w:rPr>
+    </w:lvl>
+    <w:lvl w:ilvl="1" w:tplc="100C0003" w:tentative="1">
+      <w:start w:val="1"/>
+      <w:numFmt w:val="bullet"/>
+      <w:lvlText w:val="o"/>
+      <w:lvlJc w:val="left"/>
+      <w:pPr>
+        <w:ind w:left="1800" w:hanging="360"/>
+      </w:pPr>
+      <w:rPr>
+        <w:rFonts w:ascii="Courier New" w:hAnsi="Courier New" w:cs="Courier New" w:hint="default"/>
+      </w:rPr>
+    </w:lvl>
+    <w:lvl w:ilvl="2" w:tplc="100C0005" w:tentative="1">
+      <w:start w:val="1"/>
+      <w:numFmt w:val="bullet"/>
+      <w:lvlText w:val=""/>
+      <w:lvlJc w:val="left"/>
+      <w:pPr>
+        <w:ind w:left="2520" w:hanging="360"/>
+      </w:pPr>
+      <w:rPr>
+        <w:rFonts w:ascii="Wingdings" w:hAnsi="Wingdings" w:hint="default"/>
+      </w:rPr>
+    </w:lvl>
+    <w:lvl w:ilvl="3" w:tplc="100C0001" w:tentative="1">
+      <w:start w:val="1"/>
+      <w:numFmt w:val="bullet"/>
+      <w:lvlText w:val=""/>
+      <w:lvlJc w:val="left"/>
+      <w:pPr>
+        <w:ind w:left="3240" w:hanging="360"/>
+      </w:pPr>
+      <w:rPr>
+        <w:rFonts w:ascii="Symbol" w:hAnsi="Symbol" w:hint="default"/>
+      </w:rPr>
+    </w:lvl>
+    <w:lvl w:ilvl="4" w:tplc="100C0003" w:tentative="1">
+      <w:start w:val="1"/>
+      <w:numFmt w:val="bullet"/>
+      <w:lvlText w:val="o"/>
+      <w:lvlJc w:val="left"/>
+      <w:pPr>
+        <w:ind w:left="3960" w:hanging="360"/>
+      </w:pPr>
+      <w:rPr>
+        <w:rFonts w:ascii="Courier New" w:hAnsi="Courier New" w:cs="Courier New" w:hint="default"/>
+      </w:rPr>
+    </w:lvl>
+    <w:lvl w:ilvl="5" w:tplc="100C0005" w:tentative="1">
+      <w:start w:val="1"/>
+      <w:numFmt w:val="bullet"/>
+      <w:lvlText w:val=""/>
+      <w:lvlJc w:val="left"/>
+      <w:pPr>
+        <w:ind w:left="4680" w:hanging="360"/>
+      </w:pPr>
+      <w:rPr>
+        <w:rFonts w:ascii="Wingdings" w:hAnsi="Wingdings" w:hint="default"/>
+      </w:rPr>
+    </w:lvl>
+    <w:lvl w:ilvl="6" w:tplc="100C0001" w:tentative="1">
+      <w:start w:val="1"/>
+      <w:numFmt w:val="bullet"/>
+      <w:lvlText w:val=""/>
+      <w:lvlJc w:val="left"/>
+      <w:pPr>
+        <w:ind w:left="5400" w:hanging="360"/>
+      </w:pPr>
+      <w:rPr>
+        <w:rFonts w:ascii="Symbol" w:hAnsi="Symbol" w:hint="default"/>
+      </w:rPr>
+    </w:lvl>
+    <w:lvl w:ilvl="7" w:tplc="100C0003" w:tentative="1">
+      <w:start w:val="1"/>
+      <w:numFmt w:val="bullet"/>
+      <w:lvlText w:val="o"/>
+      <w:lvlJc w:val="left"/>
+      <w:pPr>
+        <w:ind w:left="6120" w:hanging="360"/>
+      </w:pPr>
+      <w:rPr>
+        <w:rFonts w:ascii="Courier New" w:hAnsi="Courier New" w:cs="Courier New" w:hint="default"/>
+      </w:rPr>
+    </w:lvl>
+    <w:lvl w:ilvl="8" w:tplc="100C0005" w:tentative="1">
+      <w:start w:val="1"/>
+      <w:numFmt w:val="bullet"/>
+      <w:lvlText w:val=""/>
+      <w:lvlJc w:val="left"/>
+      <w:pPr>
+        <w:ind w:left="6840" w:hanging="360"/>
+      </w:pPr>
+      <w:rPr>
+        <w:rFonts w:ascii="Wingdings" w:hAnsi="Wingdings" w:hint="default"/>
+      </w:rPr>
+    </w:lvl>
+  </w:abstractNum>
+  <w:abstractNum w:abstractNumId="17" w15:restartNumberingAfterBreak="0">
+    <w:nsid w:val="4CBC1CBB"/>
+    <w:multiLevelType w:val="hybridMultilevel"/>
+    <w:tmpl w:val="2B92F014"/>
+    <w:lvl w:ilvl="0" w:tplc="FFFFFFFF">
+      <w:start w:val="1"/>
+      <w:numFmt w:val="decimal"/>
+      <w:lvlText w:val="%1."/>
+      <w:lvlJc w:val="left"/>
+      <w:pPr>
+        <w:ind w:left="720" w:hanging="360"/>
+      </w:pPr>
+      <w:rPr>
+        <w:rFonts w:hint="default"/>
+        <w:b/>
+        <w:i/>
+        <w:sz w:val="26"/>
+        <w:u w:val="none"/>
+      </w:rPr>
+    </w:lvl>
+    <w:lvl w:ilvl="1" w:tplc="FFFFFFFF" w:tentative="1">
+      <w:start w:val="1"/>
+      <w:numFmt w:val="lowerLetter"/>
+      <w:lvlText w:val="%2."/>
+      <w:lvlJc w:val="left"/>
+      <w:pPr>
+        <w:ind w:left="1440" w:hanging="360"/>
+      </w:pPr>
+    </w:lvl>
+    <w:lvl w:ilvl="2" w:tplc="FFFFFFFF" w:tentative="1">
+      <w:start w:val="1"/>
+      <w:numFmt w:val="lowerRoman"/>
+      <w:lvlText w:val="%3."/>
+      <w:lvlJc w:val="right"/>
+      <w:pPr>
+        <w:ind w:left="2160" w:hanging="180"/>
+      </w:pPr>
+    </w:lvl>
+    <w:lvl w:ilvl="3" w:tplc="FFFFFFFF" w:tentative="1">
+      <w:start w:val="1"/>
+      <w:numFmt w:val="decimal"/>
+      <w:lvlText w:val="%4."/>
+      <w:lvlJc w:val="left"/>
+      <w:pPr>
+        <w:ind w:left="2880" w:hanging="360"/>
+      </w:pPr>
+    </w:lvl>
+    <w:lvl w:ilvl="4" w:tplc="FFFFFFFF" w:tentative="1">
+      <w:start w:val="1"/>
+      <w:numFmt w:val="lowerLetter"/>
+      <w:lvlText w:val="%5."/>
+      <w:lvlJc w:val="left"/>
+      <w:pPr>
+        <w:ind w:left="3600" w:hanging="360"/>
+      </w:pPr>
+    </w:lvl>
+    <w:lvl w:ilvl="5" w:tplc="FFFFFFFF" w:tentative="1">
+      <w:start w:val="1"/>
+      <w:numFmt w:val="lowerRoman"/>
+      <w:lvlText w:val="%6."/>
+      <w:lvlJc w:val="right"/>
+      <w:pPr>
+        <w:ind w:left="4320" w:hanging="180"/>
+      </w:pPr>
+    </w:lvl>
+    <w:lvl w:ilvl="6" w:tplc="FFFFFFFF" w:tentative="1">
+      <w:start w:val="1"/>
+      <w:numFmt w:val="decimal"/>
+      <w:lvlText w:val="%7."/>
+      <w:lvlJc w:val="left"/>
+      <w:pPr>
+        <w:ind w:left="5040" w:hanging="360"/>
+      </w:pPr>
+    </w:lvl>
+    <w:lvl w:ilvl="7" w:tplc="FFFFFFFF" w:tentative="1">
+      <w:start w:val="1"/>
+      <w:numFmt w:val="lowerLetter"/>
+      <w:lvlText w:val="%8."/>
+      <w:lvlJc w:val="left"/>
+      <w:pPr>
+        <w:ind w:left="5760" w:hanging="360"/>
+      </w:pPr>
+    </w:lvl>
+    <w:lvl w:ilvl="8" w:tplc="FFFFFFFF" w:tentative="1">
+      <w:start w:val="1"/>
+      <w:numFmt w:val="lowerRoman"/>
+      <w:lvlText w:val="%9."/>
+      <w:lvlJc w:val="right"/>
+      <w:pPr>
+        <w:ind w:left="6480" w:hanging="180"/>
+      </w:pPr>
+    </w:lvl>
+  </w:abstractNum>
+  <w:abstractNum w:abstractNumId="18" w15:restartNumberingAfterBreak="0">
+    <w:nsid w:val="5222170D"/>
+    <w:multiLevelType w:val="hybridMultilevel"/>
+    <w:tmpl w:val="FE886AB4"/>
+    <w:lvl w:ilvl="0" w:tplc="100C0001">
+      <w:start w:val="1"/>
+      <w:numFmt w:val="bullet"/>
+      <w:lvlText w:val=""/>
+      <w:lvlJc w:val="left"/>
+      <w:pPr>
+        <w:ind w:left="1080" w:hanging="360"/>
+      </w:pPr>
+      <w:rPr>
+        <w:rFonts w:ascii="Symbol" w:hAnsi="Symbol" w:hint="default"/>
+      </w:rPr>
+    </w:lvl>
+    <w:lvl w:ilvl="1" w:tplc="100C0003" w:tentative="1">
+      <w:start w:val="1"/>
+      <w:numFmt w:val="bullet"/>
+      <w:lvlText w:val="o"/>
+      <w:lvlJc w:val="left"/>
+      <w:pPr>
+        <w:ind w:left="1800" w:hanging="360"/>
+      </w:pPr>
+      <w:rPr>
+        <w:rFonts w:ascii="Courier New" w:hAnsi="Courier New" w:cs="Courier New" w:hint="default"/>
+      </w:rPr>
+    </w:lvl>
+    <w:lvl w:ilvl="2" w:tplc="100C0005" w:tentative="1">
+      <w:start w:val="1"/>
+      <w:numFmt w:val="bullet"/>
+      <w:lvlText w:val=""/>
+      <w:lvlJc w:val="left"/>
+      <w:pPr>
+        <w:ind w:left="2520" w:hanging="360"/>
+      </w:pPr>
+      <w:rPr>
+        <w:rFonts w:ascii="Wingdings" w:hAnsi="Wingdings" w:hint="default"/>
+      </w:rPr>
+    </w:lvl>
+    <w:lvl w:ilvl="3" w:tplc="100C0001" w:tentative="1">
+      <w:start w:val="1"/>
+      <w:numFmt w:val="bullet"/>
+      <w:lvlText w:val=""/>
+      <w:lvlJc w:val="left"/>
+      <w:pPr>
+        <w:ind w:left="3240" w:hanging="360"/>
+      </w:pPr>
+      <w:rPr>
+        <w:rFonts w:ascii="Symbol" w:hAnsi="Symbol" w:hint="default"/>
+      </w:rPr>
+    </w:lvl>
+    <w:lvl w:ilvl="4" w:tplc="100C0003" w:tentative="1">
+      <w:start w:val="1"/>
+      <w:numFmt w:val="bullet"/>
+      <w:lvlText w:val="o"/>
+      <w:lvlJc w:val="left"/>
+      <w:pPr>
+        <w:ind w:left="3960" w:hanging="360"/>
+      </w:pPr>
+      <w:rPr>
+        <w:rFonts w:ascii="Courier New" w:hAnsi="Courier New" w:cs="Courier New" w:hint="default"/>
+      </w:rPr>
+    </w:lvl>
+    <w:lvl w:ilvl="5" w:tplc="100C0005" w:tentative="1">
+      <w:start w:val="1"/>
+      <w:numFmt w:val="bullet"/>
+      <w:lvlText w:val=""/>
+      <w:lvlJc w:val="left"/>
+      <w:pPr>
+        <w:ind w:left="4680" w:hanging="360"/>
+      </w:pPr>
+      <w:rPr>
+        <w:rFonts w:ascii="Wingdings" w:hAnsi="Wingdings" w:hint="default"/>
+      </w:rPr>
+    </w:lvl>
+    <w:lvl w:ilvl="6" w:tplc="100C0001" w:tentative="1">
+      <w:start w:val="1"/>
+      <w:numFmt w:val="bullet"/>
+      <w:lvlText w:val=""/>
+      <w:lvlJc w:val="left"/>
+      <w:pPr>
+        <w:ind w:left="5400" w:hanging="360"/>
+      </w:pPr>
+      <w:rPr>
+        <w:rFonts w:ascii="Symbol" w:hAnsi="Symbol" w:hint="default"/>
+      </w:rPr>
+    </w:lvl>
+    <w:lvl w:ilvl="7" w:tplc="100C0003" w:tentative="1">
+      <w:start w:val="1"/>
+      <w:numFmt w:val="bullet"/>
+      <w:lvlText w:val="o"/>
+      <w:lvlJc w:val="left"/>
+      <w:pPr>
+        <w:ind w:left="6120" w:hanging="360"/>
+      </w:pPr>
+      <w:rPr>
+        <w:rFonts w:ascii="Courier New" w:hAnsi="Courier New" w:cs="Courier New" w:hint="default"/>
+      </w:rPr>
+    </w:lvl>
+    <w:lvl w:ilvl="8" w:tplc="100C0005" w:tentative="1">
+      <w:start w:val="1"/>
+      <w:numFmt w:val="bullet"/>
+      <w:lvlText w:val=""/>
+      <w:lvlJc w:val="left"/>
+      <w:pPr>
+        <w:ind w:left="6840" w:hanging="360"/>
+      </w:pPr>
+      <w:rPr>
+        <w:rFonts w:ascii="Wingdings" w:hAnsi="Wingdings" w:hint="default"/>
+      </w:rPr>
+    </w:lvl>
+  </w:abstractNum>
+  <w:abstractNum w:abstractNumId="19" w15:restartNumberingAfterBreak="0">
     <w:nsid w:val="52FE2E9D"/>
     <w:multiLevelType w:val="hybridMultilevel"/>
     <w:tmpl w:val="59CE9F8A"/>
@@ -6686,7 +12067,7 @@
       </w:pPr>
     </w:lvl>
   </w:abstractNum>
-  <w:abstractNum w:abstractNumId="8" w15:restartNumberingAfterBreak="0">
+  <w:abstractNum w:abstractNumId="20" w15:restartNumberingAfterBreak="0">
     <w:nsid w:val="54F575DD"/>
     <w:multiLevelType w:val="hybridMultilevel"/>
     <w:tmpl w:val="72187D18"/>
@@ -6775,7 +12156,100 @@
       </w:pPr>
     </w:lvl>
   </w:abstractNum>
-  <w:abstractNum w:abstractNumId="9" w15:restartNumberingAfterBreak="0">
+  <w:abstractNum w:abstractNumId="21" w15:restartNumberingAfterBreak="0">
+    <w:nsid w:val="578711DF"/>
+    <w:multiLevelType w:val="hybridMultilevel"/>
+    <w:tmpl w:val="2B92F014"/>
+    <w:lvl w:ilvl="0" w:tplc="FFFFFFFF">
+      <w:start w:val="1"/>
+      <w:numFmt w:val="decimal"/>
+      <w:lvlText w:val="%1."/>
+      <w:lvlJc w:val="left"/>
+      <w:pPr>
+        <w:ind w:left="720" w:hanging="360"/>
+      </w:pPr>
+      <w:rPr>
+        <w:rFonts w:hint="default"/>
+        <w:b/>
+        <w:i/>
+        <w:sz w:val="26"/>
+        <w:u w:val="none"/>
+      </w:rPr>
+    </w:lvl>
+    <w:lvl w:ilvl="1" w:tplc="FFFFFFFF" w:tentative="1">
+      <w:start w:val="1"/>
+      <w:numFmt w:val="lowerLetter"/>
+      <w:lvlText w:val="%2."/>
+      <w:lvlJc w:val="left"/>
+      <w:pPr>
+        <w:ind w:left="1440" w:hanging="360"/>
+      </w:pPr>
+    </w:lvl>
+    <w:lvl w:ilvl="2" w:tplc="FFFFFFFF" w:tentative="1">
+      <w:start w:val="1"/>
+      <w:numFmt w:val="lowerRoman"/>
+      <w:lvlText w:val="%3."/>
+      <w:lvlJc w:val="right"/>
+      <w:pPr>
+        <w:ind w:left="2160" w:hanging="180"/>
+      </w:pPr>
+    </w:lvl>
+    <w:lvl w:ilvl="3" w:tplc="FFFFFFFF" w:tentative="1">
+      <w:start w:val="1"/>
+      <w:numFmt w:val="decimal"/>
+      <w:lvlText w:val="%4."/>
+      <w:lvlJc w:val="left"/>
+      <w:pPr>
+        <w:ind w:left="2880" w:hanging="360"/>
+      </w:pPr>
+    </w:lvl>
+    <w:lvl w:ilvl="4" w:tplc="FFFFFFFF" w:tentative="1">
+      <w:start w:val="1"/>
+      <w:numFmt w:val="lowerLetter"/>
+      <w:lvlText w:val="%5."/>
+      <w:lvlJc w:val="left"/>
+      <w:pPr>
+        <w:ind w:left="3600" w:hanging="360"/>
+      </w:pPr>
+    </w:lvl>
+    <w:lvl w:ilvl="5" w:tplc="FFFFFFFF" w:tentative="1">
+      <w:start w:val="1"/>
+      <w:numFmt w:val="lowerRoman"/>
+      <w:lvlText w:val="%6."/>
+      <w:lvlJc w:val="right"/>
+      <w:pPr>
+        <w:ind w:left="4320" w:hanging="180"/>
+      </w:pPr>
+    </w:lvl>
+    <w:lvl w:ilvl="6" w:tplc="FFFFFFFF" w:tentative="1">
+      <w:start w:val="1"/>
+      <w:numFmt w:val="decimal"/>
+      <w:lvlText w:val="%7."/>
+      <w:lvlJc w:val="left"/>
+      <w:pPr>
+        <w:ind w:left="5040" w:hanging="360"/>
+      </w:pPr>
+    </w:lvl>
+    <w:lvl w:ilvl="7" w:tplc="FFFFFFFF" w:tentative="1">
+      <w:start w:val="1"/>
+      <w:numFmt w:val="lowerLetter"/>
+      <w:lvlText w:val="%8."/>
+      <w:lvlJc w:val="left"/>
+      <w:pPr>
+        <w:ind w:left="5760" w:hanging="360"/>
+      </w:pPr>
+    </w:lvl>
+    <w:lvl w:ilvl="8" w:tplc="FFFFFFFF" w:tentative="1">
+      <w:start w:val="1"/>
+      <w:numFmt w:val="lowerRoman"/>
+      <w:lvlText w:val="%9."/>
+      <w:lvlJc w:val="right"/>
+      <w:pPr>
+        <w:ind w:left="6480" w:hanging="180"/>
+      </w:pPr>
+    </w:lvl>
+  </w:abstractNum>
+  <w:abstractNum w:abstractNumId="22" w15:restartNumberingAfterBreak="0">
     <w:nsid w:val="592C3193"/>
     <w:multiLevelType w:val="hybridMultilevel"/>
     <w:tmpl w:val="3B38282A"/>
@@ -6864,7 +12338,7 @@
       </w:pPr>
     </w:lvl>
   </w:abstractNum>
-  <w:abstractNum w:abstractNumId="10" w15:restartNumberingAfterBreak="0">
+  <w:abstractNum w:abstractNumId="23" w15:restartNumberingAfterBreak="0">
     <w:nsid w:val="5A4F4CA5"/>
     <w:multiLevelType w:val="hybridMultilevel"/>
     <w:tmpl w:val="1CA08AB8"/>
@@ -6953,7 +12427,7 @@
       </w:pPr>
     </w:lvl>
   </w:abstractNum>
-  <w:abstractNum w:abstractNumId="11" w15:restartNumberingAfterBreak="0">
+  <w:abstractNum w:abstractNumId="24" w15:restartNumberingAfterBreak="0">
     <w:nsid w:val="5A6C2FB3"/>
     <w:multiLevelType w:val="hybridMultilevel"/>
     <w:tmpl w:val="E7A0842C"/>
@@ -7042,7 +12516,193 @@
       </w:pPr>
     </w:lvl>
   </w:abstractNum>
-  <w:abstractNum w:abstractNumId="12" w15:restartNumberingAfterBreak="0">
+  <w:abstractNum w:abstractNumId="25" w15:restartNumberingAfterBreak="0">
+    <w:nsid w:val="610A74DC"/>
+    <w:multiLevelType w:val="hybridMultilevel"/>
+    <w:tmpl w:val="2B92F014"/>
+    <w:lvl w:ilvl="0" w:tplc="FFFFFFFF">
+      <w:start w:val="1"/>
+      <w:numFmt w:val="decimal"/>
+      <w:lvlText w:val="%1."/>
+      <w:lvlJc w:val="left"/>
+      <w:pPr>
+        <w:ind w:left="720" w:hanging="360"/>
+      </w:pPr>
+      <w:rPr>
+        <w:rFonts w:hint="default"/>
+        <w:b/>
+        <w:i/>
+        <w:sz w:val="26"/>
+        <w:u w:val="none"/>
+      </w:rPr>
+    </w:lvl>
+    <w:lvl w:ilvl="1" w:tplc="FFFFFFFF" w:tentative="1">
+      <w:start w:val="1"/>
+      <w:numFmt w:val="lowerLetter"/>
+      <w:lvlText w:val="%2."/>
+      <w:lvlJc w:val="left"/>
+      <w:pPr>
+        <w:ind w:left="1440" w:hanging="360"/>
+      </w:pPr>
+    </w:lvl>
+    <w:lvl w:ilvl="2" w:tplc="FFFFFFFF" w:tentative="1">
+      <w:start w:val="1"/>
+      <w:numFmt w:val="lowerRoman"/>
+      <w:lvlText w:val="%3."/>
+      <w:lvlJc w:val="right"/>
+      <w:pPr>
+        <w:ind w:left="2160" w:hanging="180"/>
+      </w:pPr>
+    </w:lvl>
+    <w:lvl w:ilvl="3" w:tplc="FFFFFFFF" w:tentative="1">
+      <w:start w:val="1"/>
+      <w:numFmt w:val="decimal"/>
+      <w:lvlText w:val="%4."/>
+      <w:lvlJc w:val="left"/>
+      <w:pPr>
+        <w:ind w:left="2880" w:hanging="360"/>
+      </w:pPr>
+    </w:lvl>
+    <w:lvl w:ilvl="4" w:tplc="FFFFFFFF" w:tentative="1">
+      <w:start w:val="1"/>
+      <w:numFmt w:val="lowerLetter"/>
+      <w:lvlText w:val="%5."/>
+      <w:lvlJc w:val="left"/>
+      <w:pPr>
+        <w:ind w:left="3600" w:hanging="360"/>
+      </w:pPr>
+    </w:lvl>
+    <w:lvl w:ilvl="5" w:tplc="FFFFFFFF" w:tentative="1">
+      <w:start w:val="1"/>
+      <w:numFmt w:val="lowerRoman"/>
+      <w:lvlText w:val="%6."/>
+      <w:lvlJc w:val="right"/>
+      <w:pPr>
+        <w:ind w:left="4320" w:hanging="180"/>
+      </w:pPr>
+    </w:lvl>
+    <w:lvl w:ilvl="6" w:tplc="FFFFFFFF" w:tentative="1">
+      <w:start w:val="1"/>
+      <w:numFmt w:val="decimal"/>
+      <w:lvlText w:val="%7."/>
+      <w:lvlJc w:val="left"/>
+      <w:pPr>
+        <w:ind w:left="5040" w:hanging="360"/>
+      </w:pPr>
+    </w:lvl>
+    <w:lvl w:ilvl="7" w:tplc="FFFFFFFF" w:tentative="1">
+      <w:start w:val="1"/>
+      <w:numFmt w:val="lowerLetter"/>
+      <w:lvlText w:val="%8."/>
+      <w:lvlJc w:val="left"/>
+      <w:pPr>
+        <w:ind w:left="5760" w:hanging="360"/>
+      </w:pPr>
+    </w:lvl>
+    <w:lvl w:ilvl="8" w:tplc="FFFFFFFF" w:tentative="1">
+      <w:start w:val="1"/>
+      <w:numFmt w:val="lowerRoman"/>
+      <w:lvlText w:val="%9."/>
+      <w:lvlJc w:val="right"/>
+      <w:pPr>
+        <w:ind w:left="6480" w:hanging="180"/>
+      </w:pPr>
+    </w:lvl>
+  </w:abstractNum>
+  <w:abstractNum w:abstractNumId="26" w15:restartNumberingAfterBreak="0">
+    <w:nsid w:val="67B44202"/>
+    <w:multiLevelType w:val="hybridMultilevel"/>
+    <w:tmpl w:val="2B92F014"/>
+    <w:lvl w:ilvl="0" w:tplc="FFFFFFFF">
+      <w:start w:val="1"/>
+      <w:numFmt w:val="decimal"/>
+      <w:lvlText w:val="%1."/>
+      <w:lvlJc w:val="left"/>
+      <w:pPr>
+        <w:ind w:left="720" w:hanging="360"/>
+      </w:pPr>
+      <w:rPr>
+        <w:rFonts w:hint="default"/>
+        <w:b/>
+        <w:i/>
+        <w:sz w:val="26"/>
+        <w:u w:val="none"/>
+      </w:rPr>
+    </w:lvl>
+    <w:lvl w:ilvl="1" w:tplc="FFFFFFFF" w:tentative="1">
+      <w:start w:val="1"/>
+      <w:numFmt w:val="lowerLetter"/>
+      <w:lvlText w:val="%2."/>
+      <w:lvlJc w:val="left"/>
+      <w:pPr>
+        <w:ind w:left="1440" w:hanging="360"/>
+      </w:pPr>
+    </w:lvl>
+    <w:lvl w:ilvl="2" w:tplc="FFFFFFFF" w:tentative="1">
+      <w:start w:val="1"/>
+      <w:numFmt w:val="lowerRoman"/>
+      <w:lvlText w:val="%3."/>
+      <w:lvlJc w:val="right"/>
+      <w:pPr>
+        <w:ind w:left="2160" w:hanging="180"/>
+      </w:pPr>
+    </w:lvl>
+    <w:lvl w:ilvl="3" w:tplc="FFFFFFFF" w:tentative="1">
+      <w:start w:val="1"/>
+      <w:numFmt w:val="decimal"/>
+      <w:lvlText w:val="%4."/>
+      <w:lvlJc w:val="left"/>
+      <w:pPr>
+        <w:ind w:left="2880" w:hanging="360"/>
+      </w:pPr>
+    </w:lvl>
+    <w:lvl w:ilvl="4" w:tplc="FFFFFFFF" w:tentative="1">
+      <w:start w:val="1"/>
+      <w:numFmt w:val="lowerLetter"/>
+      <w:lvlText w:val="%5."/>
+      <w:lvlJc w:val="left"/>
+      <w:pPr>
+        <w:ind w:left="3600" w:hanging="360"/>
+      </w:pPr>
+    </w:lvl>
+    <w:lvl w:ilvl="5" w:tplc="FFFFFFFF" w:tentative="1">
+      <w:start w:val="1"/>
+      <w:numFmt w:val="lowerRoman"/>
+      <w:lvlText w:val="%6."/>
+      <w:lvlJc w:val="right"/>
+      <w:pPr>
+        <w:ind w:left="4320" w:hanging="180"/>
+      </w:pPr>
+    </w:lvl>
+    <w:lvl w:ilvl="6" w:tplc="FFFFFFFF" w:tentative="1">
+      <w:start w:val="1"/>
+      <w:numFmt w:val="decimal"/>
+      <w:lvlText w:val="%7."/>
+      <w:lvlJc w:val="left"/>
+      <w:pPr>
+        <w:ind w:left="5040" w:hanging="360"/>
+      </w:pPr>
+    </w:lvl>
+    <w:lvl w:ilvl="7" w:tplc="FFFFFFFF" w:tentative="1">
+      <w:start w:val="1"/>
+      <w:numFmt w:val="lowerLetter"/>
+      <w:lvlText w:val="%8."/>
+      <w:lvlJc w:val="left"/>
+      <w:pPr>
+        <w:ind w:left="5760" w:hanging="360"/>
+      </w:pPr>
+    </w:lvl>
+    <w:lvl w:ilvl="8" w:tplc="FFFFFFFF" w:tentative="1">
+      <w:start w:val="1"/>
+      <w:numFmt w:val="lowerRoman"/>
+      <w:lvlText w:val="%9."/>
+      <w:lvlJc w:val="right"/>
+      <w:pPr>
+        <w:ind w:left="6480" w:hanging="180"/>
+      </w:pPr>
+    </w:lvl>
+  </w:abstractNum>
+  <w:abstractNum w:abstractNumId="27" w15:restartNumberingAfterBreak="0">
     <w:nsid w:val="69664C5E"/>
     <w:multiLevelType w:val="multilevel"/>
     <w:tmpl w:val="0BEE03FA"/>
@@ -7163,7 +12823,7 @@
       </w:rPr>
     </w:lvl>
   </w:abstractNum>
-  <w:abstractNum w:abstractNumId="13" w15:restartNumberingAfterBreak="0">
+  <w:abstractNum w:abstractNumId="28" w15:restartNumberingAfterBreak="0">
     <w:nsid w:val="6B3F167A"/>
     <w:multiLevelType w:val="multilevel"/>
     <w:tmpl w:val="C39A5F60"/>
@@ -7284,7 +12944,7 @@
       </w:rPr>
     </w:lvl>
   </w:abstractNum>
-  <w:abstractNum w:abstractNumId="14" w15:restartNumberingAfterBreak="0">
+  <w:abstractNum w:abstractNumId="29" w15:restartNumberingAfterBreak="0">
     <w:nsid w:val="70BF0E87"/>
     <w:multiLevelType w:val="multilevel"/>
     <w:tmpl w:val="0BEE03FA"/>
@@ -7405,7 +13065,154 @@
       </w:rPr>
     </w:lvl>
   </w:abstractNum>
-  <w:abstractNum w:abstractNumId="15" w15:restartNumberingAfterBreak="0">
+  <w:abstractNum w:abstractNumId="30" w15:restartNumberingAfterBreak="0">
+    <w:nsid w:val="71EE12BC"/>
+    <w:multiLevelType w:val="multilevel"/>
+    <w:tmpl w:val="6510A72A"/>
+    <w:lvl w:ilvl="0">
+      <w:start w:val="1"/>
+      <w:numFmt w:val="bullet"/>
+      <w:lvlText w:val=""/>
+      <w:lvlJc w:val="left"/>
+      <w:pPr>
+        <w:tabs>
+          <w:tab w:val="num" w:pos="720"/>
+        </w:tabs>
+        <w:ind w:left="720" w:hanging="360"/>
+      </w:pPr>
+      <w:rPr>
+        <w:rFonts w:ascii="Symbol" w:hAnsi="Symbol" w:hint="default"/>
+        <w:sz w:val="20"/>
+      </w:rPr>
+    </w:lvl>
+    <w:lvl w:ilvl="1">
+      <w:start w:val="1"/>
+      <w:numFmt w:val="decimal"/>
+      <w:lvlText w:val="%2."/>
+      <w:lvlJc w:val="left"/>
+      <w:pPr>
+        <w:ind w:left="1440" w:hanging="360"/>
+      </w:pPr>
+      <w:rPr>
+        <w:rFonts w:hint="default"/>
+        <w:b/>
+        <w:sz w:val="26"/>
+      </w:rPr>
+    </w:lvl>
+    <w:lvl w:ilvl="2" w:tentative="1">
+      <w:start w:val="1"/>
+      <w:numFmt w:val="bullet"/>
+      <w:lvlText w:val=""/>
+      <w:lvlJc w:val="left"/>
+      <w:pPr>
+        <w:tabs>
+          <w:tab w:val="num" w:pos="2160"/>
+        </w:tabs>
+        <w:ind w:left="2160" w:hanging="360"/>
+      </w:pPr>
+      <w:rPr>
+        <w:rFonts w:ascii="Wingdings" w:hAnsi="Wingdings" w:hint="default"/>
+        <w:sz w:val="20"/>
+      </w:rPr>
+    </w:lvl>
+    <w:lvl w:ilvl="3" w:tentative="1">
+      <w:start w:val="1"/>
+      <w:numFmt w:val="bullet"/>
+      <w:lvlText w:val=""/>
+      <w:lvlJc w:val="left"/>
+      <w:pPr>
+        <w:tabs>
+          <w:tab w:val="num" w:pos="2880"/>
+        </w:tabs>
+        <w:ind w:left="2880" w:hanging="360"/>
+      </w:pPr>
+      <w:rPr>
+        <w:rFonts w:ascii="Wingdings" w:hAnsi="Wingdings" w:hint="default"/>
+        <w:sz w:val="20"/>
+      </w:rPr>
+    </w:lvl>
+    <w:lvl w:ilvl="4" w:tentative="1">
+      <w:start w:val="1"/>
+      <w:numFmt w:val="bullet"/>
+      <w:lvlText w:val=""/>
+      <w:lvlJc w:val="left"/>
+      <w:pPr>
+        <w:tabs>
+          <w:tab w:val="num" w:pos="3600"/>
+        </w:tabs>
+        <w:ind w:left="3600" w:hanging="360"/>
+      </w:pPr>
+      <w:rPr>
+        <w:rFonts w:ascii="Wingdings" w:hAnsi="Wingdings" w:hint="default"/>
+        <w:sz w:val="20"/>
+      </w:rPr>
+    </w:lvl>
+    <w:lvl w:ilvl="5" w:tentative="1">
+      <w:start w:val="1"/>
+      <w:numFmt w:val="bullet"/>
+      <w:lvlText w:val=""/>
+      <w:lvlJc w:val="left"/>
+      <w:pPr>
+        <w:tabs>
+          <w:tab w:val="num" w:pos="4320"/>
+        </w:tabs>
+        <w:ind w:left="4320" w:hanging="360"/>
+      </w:pPr>
+      <w:rPr>
+        <w:rFonts w:ascii="Wingdings" w:hAnsi="Wingdings" w:hint="default"/>
+        <w:sz w:val="20"/>
+      </w:rPr>
+    </w:lvl>
+    <w:lvl w:ilvl="6" w:tentative="1">
+      <w:start w:val="1"/>
+      <w:numFmt w:val="bullet"/>
+      <w:lvlText w:val=""/>
+      <w:lvlJc w:val="left"/>
+      <w:pPr>
+        <w:tabs>
+          <w:tab w:val="num" w:pos="5040"/>
+        </w:tabs>
+        <w:ind w:left="5040" w:hanging="360"/>
+      </w:pPr>
+      <w:rPr>
+        <w:rFonts w:ascii="Wingdings" w:hAnsi="Wingdings" w:hint="default"/>
+        <w:sz w:val="20"/>
+      </w:rPr>
+    </w:lvl>
+    <w:lvl w:ilvl="7" w:tentative="1">
+      <w:start w:val="1"/>
+      <w:numFmt w:val="bullet"/>
+      <w:lvlText w:val=""/>
+      <w:lvlJc w:val="left"/>
+      <w:pPr>
+        <w:tabs>
+          <w:tab w:val="num" w:pos="5760"/>
+        </w:tabs>
+        <w:ind w:left="5760" w:hanging="360"/>
+      </w:pPr>
+      <w:rPr>
+        <w:rFonts w:ascii="Wingdings" w:hAnsi="Wingdings" w:hint="default"/>
+        <w:sz w:val="20"/>
+      </w:rPr>
+    </w:lvl>
+    <w:lvl w:ilvl="8" w:tentative="1">
+      <w:start w:val="1"/>
+      <w:numFmt w:val="bullet"/>
+      <w:lvlText w:val=""/>
+      <w:lvlJc w:val="left"/>
+      <w:pPr>
+        <w:tabs>
+          <w:tab w:val="num" w:pos="6480"/>
+        </w:tabs>
+        <w:ind w:left="6480" w:hanging="360"/>
+      </w:pPr>
+      <w:rPr>
+        <w:rFonts w:ascii="Wingdings" w:hAnsi="Wingdings" w:hint="default"/>
+        <w:sz w:val="20"/>
+      </w:rPr>
+    </w:lvl>
+  </w:abstractNum>
+  <w:abstractNum w:abstractNumId="31" w15:restartNumberingAfterBreak="0">
     <w:nsid w:val="76CD79AE"/>
     <w:multiLevelType w:val="hybridMultilevel"/>
     <w:tmpl w:val="2E72289E"/>
@@ -7518,7 +13325,193 @@
       </w:rPr>
     </w:lvl>
   </w:abstractNum>
-  <w:abstractNum w:abstractNumId="16" w15:restartNumberingAfterBreak="0">
+  <w:abstractNum w:abstractNumId="32" w15:restartNumberingAfterBreak="0">
+    <w:nsid w:val="77747E30"/>
+    <w:multiLevelType w:val="hybridMultilevel"/>
+    <w:tmpl w:val="2B92F014"/>
+    <w:lvl w:ilvl="0" w:tplc="FFFFFFFF">
+      <w:start w:val="1"/>
+      <w:numFmt w:val="decimal"/>
+      <w:lvlText w:val="%1."/>
+      <w:lvlJc w:val="left"/>
+      <w:pPr>
+        <w:ind w:left="720" w:hanging="360"/>
+      </w:pPr>
+      <w:rPr>
+        <w:rFonts w:hint="default"/>
+        <w:b/>
+        <w:i/>
+        <w:sz w:val="26"/>
+        <w:u w:val="none"/>
+      </w:rPr>
+    </w:lvl>
+    <w:lvl w:ilvl="1" w:tplc="FFFFFFFF" w:tentative="1">
+      <w:start w:val="1"/>
+      <w:numFmt w:val="lowerLetter"/>
+      <w:lvlText w:val="%2."/>
+      <w:lvlJc w:val="left"/>
+      <w:pPr>
+        <w:ind w:left="1440" w:hanging="360"/>
+      </w:pPr>
+    </w:lvl>
+    <w:lvl w:ilvl="2" w:tplc="FFFFFFFF" w:tentative="1">
+      <w:start w:val="1"/>
+      <w:numFmt w:val="lowerRoman"/>
+      <w:lvlText w:val="%3."/>
+      <w:lvlJc w:val="right"/>
+      <w:pPr>
+        <w:ind w:left="2160" w:hanging="180"/>
+      </w:pPr>
+    </w:lvl>
+    <w:lvl w:ilvl="3" w:tplc="FFFFFFFF" w:tentative="1">
+      <w:start w:val="1"/>
+      <w:numFmt w:val="decimal"/>
+      <w:lvlText w:val="%4."/>
+      <w:lvlJc w:val="left"/>
+      <w:pPr>
+        <w:ind w:left="2880" w:hanging="360"/>
+      </w:pPr>
+    </w:lvl>
+    <w:lvl w:ilvl="4" w:tplc="FFFFFFFF" w:tentative="1">
+      <w:start w:val="1"/>
+      <w:numFmt w:val="lowerLetter"/>
+      <w:lvlText w:val="%5."/>
+      <w:lvlJc w:val="left"/>
+      <w:pPr>
+        <w:ind w:left="3600" w:hanging="360"/>
+      </w:pPr>
+    </w:lvl>
+    <w:lvl w:ilvl="5" w:tplc="FFFFFFFF" w:tentative="1">
+      <w:start w:val="1"/>
+      <w:numFmt w:val="lowerRoman"/>
+      <w:lvlText w:val="%6."/>
+      <w:lvlJc w:val="right"/>
+      <w:pPr>
+        <w:ind w:left="4320" w:hanging="180"/>
+      </w:pPr>
+    </w:lvl>
+    <w:lvl w:ilvl="6" w:tplc="FFFFFFFF" w:tentative="1">
+      <w:start w:val="1"/>
+      <w:numFmt w:val="decimal"/>
+      <w:lvlText w:val="%7."/>
+      <w:lvlJc w:val="left"/>
+      <w:pPr>
+        <w:ind w:left="5040" w:hanging="360"/>
+      </w:pPr>
+    </w:lvl>
+    <w:lvl w:ilvl="7" w:tplc="FFFFFFFF" w:tentative="1">
+      <w:start w:val="1"/>
+      <w:numFmt w:val="lowerLetter"/>
+      <w:lvlText w:val="%8."/>
+      <w:lvlJc w:val="left"/>
+      <w:pPr>
+        <w:ind w:left="5760" w:hanging="360"/>
+      </w:pPr>
+    </w:lvl>
+    <w:lvl w:ilvl="8" w:tplc="FFFFFFFF" w:tentative="1">
+      <w:start w:val="1"/>
+      <w:numFmt w:val="lowerRoman"/>
+      <w:lvlText w:val="%9."/>
+      <w:lvlJc w:val="right"/>
+      <w:pPr>
+        <w:ind w:left="6480" w:hanging="180"/>
+      </w:pPr>
+    </w:lvl>
+  </w:abstractNum>
+  <w:abstractNum w:abstractNumId="33" w15:restartNumberingAfterBreak="0">
+    <w:nsid w:val="79132CA3"/>
+    <w:multiLevelType w:val="hybridMultilevel"/>
+    <w:tmpl w:val="2B92F014"/>
+    <w:lvl w:ilvl="0" w:tplc="FFFFFFFF">
+      <w:start w:val="1"/>
+      <w:numFmt w:val="decimal"/>
+      <w:lvlText w:val="%1."/>
+      <w:lvlJc w:val="left"/>
+      <w:pPr>
+        <w:ind w:left="720" w:hanging="360"/>
+      </w:pPr>
+      <w:rPr>
+        <w:rFonts w:hint="default"/>
+        <w:b/>
+        <w:i/>
+        <w:sz w:val="26"/>
+        <w:u w:val="none"/>
+      </w:rPr>
+    </w:lvl>
+    <w:lvl w:ilvl="1" w:tplc="FFFFFFFF" w:tentative="1">
+      <w:start w:val="1"/>
+      <w:numFmt w:val="lowerLetter"/>
+      <w:lvlText w:val="%2."/>
+      <w:lvlJc w:val="left"/>
+      <w:pPr>
+        <w:ind w:left="1440" w:hanging="360"/>
+      </w:pPr>
+    </w:lvl>
+    <w:lvl w:ilvl="2" w:tplc="FFFFFFFF" w:tentative="1">
+      <w:start w:val="1"/>
+      <w:numFmt w:val="lowerRoman"/>
+      <w:lvlText w:val="%3."/>
+      <w:lvlJc w:val="right"/>
+      <w:pPr>
+        <w:ind w:left="2160" w:hanging="180"/>
+      </w:pPr>
+    </w:lvl>
+    <w:lvl w:ilvl="3" w:tplc="FFFFFFFF" w:tentative="1">
+      <w:start w:val="1"/>
+      <w:numFmt w:val="decimal"/>
+      <w:lvlText w:val="%4."/>
+      <w:lvlJc w:val="left"/>
+      <w:pPr>
+        <w:ind w:left="2880" w:hanging="360"/>
+      </w:pPr>
+    </w:lvl>
+    <w:lvl w:ilvl="4" w:tplc="FFFFFFFF" w:tentative="1">
+      <w:start w:val="1"/>
+      <w:numFmt w:val="lowerLetter"/>
+      <w:lvlText w:val="%5."/>
+      <w:lvlJc w:val="left"/>
+      <w:pPr>
+        <w:ind w:left="3600" w:hanging="360"/>
+      </w:pPr>
+    </w:lvl>
+    <w:lvl w:ilvl="5" w:tplc="FFFFFFFF" w:tentative="1">
+      <w:start w:val="1"/>
+      <w:numFmt w:val="lowerRoman"/>
+      <w:lvlText w:val="%6."/>
+      <w:lvlJc w:val="right"/>
+      <w:pPr>
+        <w:ind w:left="4320" w:hanging="180"/>
+      </w:pPr>
+    </w:lvl>
+    <w:lvl w:ilvl="6" w:tplc="FFFFFFFF" w:tentative="1">
+      <w:start w:val="1"/>
+      <w:numFmt w:val="decimal"/>
+      <w:lvlText w:val="%7."/>
+      <w:lvlJc w:val="left"/>
+      <w:pPr>
+        <w:ind w:left="5040" w:hanging="360"/>
+      </w:pPr>
+    </w:lvl>
+    <w:lvl w:ilvl="7" w:tplc="FFFFFFFF" w:tentative="1">
+      <w:start w:val="1"/>
+      <w:numFmt w:val="lowerLetter"/>
+      <w:lvlText w:val="%8."/>
+      <w:lvlJc w:val="left"/>
+      <w:pPr>
+        <w:ind w:left="5760" w:hanging="360"/>
+      </w:pPr>
+    </w:lvl>
+    <w:lvl w:ilvl="8" w:tplc="FFFFFFFF" w:tentative="1">
+      <w:start w:val="1"/>
+      <w:numFmt w:val="lowerRoman"/>
+      <w:lvlText w:val="%9."/>
+      <w:lvlJc w:val="right"/>
+      <w:pPr>
+        <w:ind w:left="6480" w:hanging="180"/>
+      </w:pPr>
+    </w:lvl>
+  </w:abstractNum>
+  <w:abstractNum w:abstractNumId="34" w15:restartNumberingAfterBreak="0">
     <w:nsid w:val="7CB45ADD"/>
     <w:multiLevelType w:val="hybridMultilevel"/>
     <w:tmpl w:val="F7DAF148"/>
@@ -7607,7 +13600,7 @@
       </w:pPr>
     </w:lvl>
   </w:abstractNum>
-  <w:abstractNum w:abstractNumId="17" w15:restartNumberingAfterBreak="0">
+  <w:abstractNum w:abstractNumId="35" w15:restartNumberingAfterBreak="0">
     <w:nsid w:val="7D161309"/>
     <w:multiLevelType w:val="hybridMultilevel"/>
     <w:tmpl w:val="2C46CF0C"/>
@@ -7697,58 +13690,112 @@
     </w:lvl>
   </w:abstractNum>
   <w:num w:numId="1" w16cid:durableId="886915133">
-    <w:abstractNumId w:val="14"/>
+    <w:abstractNumId w:val="29"/>
   </w:num>
   <w:num w:numId="2" w16cid:durableId="260184172">
-    <w:abstractNumId w:val="17"/>
+    <w:abstractNumId w:val="35"/>
   </w:num>
   <w:num w:numId="3" w16cid:durableId="1738160831">
     <w:abstractNumId w:val="1"/>
   </w:num>
   <w:num w:numId="4" w16cid:durableId="2002734290">
-    <w:abstractNumId w:val="13"/>
+    <w:abstractNumId w:val="28"/>
   </w:num>
   <w:num w:numId="5" w16cid:durableId="1966042056">
+    <w:abstractNumId w:val="23"/>
+  </w:num>
+  <w:num w:numId="6" w16cid:durableId="250549568">
+    <w:abstractNumId w:val="24"/>
+  </w:num>
+  <w:num w:numId="7" w16cid:durableId="1322662321">
     <w:abstractNumId w:val="10"/>
   </w:num>
-  <w:num w:numId="6" w16cid:durableId="250549568">
-    <w:abstractNumId w:val="11"/>
+  <w:num w:numId="8" w16cid:durableId="1139374756">
+    <w:abstractNumId w:val="20"/>
   </w:num>
-  <w:num w:numId="7" w16cid:durableId="1322662321">
-    <w:abstractNumId w:val="5"/>
+  <w:num w:numId="9" w16cid:durableId="1418283196">
+    <w:abstractNumId w:val="22"/>
   </w:num>
-  <w:num w:numId="8" w16cid:durableId="1139374756">
+  <w:num w:numId="10" w16cid:durableId="317924423">
     <w:abstractNumId w:val="8"/>
   </w:num>
-  <w:num w:numId="9" w16cid:durableId="1418283196">
+  <w:num w:numId="11" w16cid:durableId="1052847847">
+    <w:abstractNumId w:val="19"/>
+  </w:num>
+  <w:num w:numId="12" w16cid:durableId="752707573">
     <w:abstractNumId w:val="9"/>
   </w:num>
-  <w:num w:numId="10" w16cid:durableId="317924423">
-    <w:abstractNumId w:val="3"/>
-  </w:num>
-  <w:num w:numId="11" w16cid:durableId="1052847847">
-    <w:abstractNumId w:val="7"/>
-  </w:num>
-  <w:num w:numId="12" w16cid:durableId="752707573">
-    <w:abstractNumId w:val="4"/>
-  </w:num>
   <w:num w:numId="13" w16cid:durableId="728310756">
-    <w:abstractNumId w:val="16"/>
+    <w:abstractNumId w:val="34"/>
   </w:num>
   <w:num w:numId="14" w16cid:durableId="1184242767">
-    <w:abstractNumId w:val="6"/>
+    <w:abstractNumId w:val="11"/>
   </w:num>
   <w:num w:numId="15" w16cid:durableId="559942666">
     <w:abstractNumId w:val="0"/>
   </w:num>
   <w:num w:numId="16" w16cid:durableId="737827485">
+    <w:abstractNumId w:val="3"/>
+  </w:num>
+  <w:num w:numId="17" w16cid:durableId="1322198190">
+    <w:abstractNumId w:val="31"/>
+  </w:num>
+  <w:num w:numId="18" w16cid:durableId="1765344956">
+    <w:abstractNumId w:val="27"/>
+  </w:num>
+  <w:num w:numId="19" w16cid:durableId="94058861">
+    <w:abstractNumId w:val="12"/>
+  </w:num>
+  <w:num w:numId="20" w16cid:durableId="1624732961">
+    <w:abstractNumId w:val="14"/>
+  </w:num>
+  <w:num w:numId="21" w16cid:durableId="1951811259">
+    <w:abstractNumId w:val="30"/>
+  </w:num>
+  <w:num w:numId="22" w16cid:durableId="2018775070">
+    <w:abstractNumId w:val="4"/>
+  </w:num>
+  <w:num w:numId="23" w16cid:durableId="1697003653">
+    <w:abstractNumId w:val="17"/>
+  </w:num>
+  <w:num w:numId="24" w16cid:durableId="156461198">
+    <w:abstractNumId w:val="16"/>
+  </w:num>
+  <w:num w:numId="25" w16cid:durableId="1929775492">
+    <w:abstractNumId w:val="25"/>
+  </w:num>
+  <w:num w:numId="26" w16cid:durableId="166945697">
+    <w:abstractNumId w:val="15"/>
+  </w:num>
+  <w:num w:numId="27" w16cid:durableId="1953780169">
+    <w:abstractNumId w:val="18"/>
+  </w:num>
+  <w:num w:numId="28" w16cid:durableId="1381319592">
+    <w:abstractNumId w:val="21"/>
+  </w:num>
+  <w:num w:numId="29" w16cid:durableId="1960063324">
+    <w:abstractNumId w:val="7"/>
+  </w:num>
+  <w:num w:numId="30" w16cid:durableId="339622539">
     <w:abstractNumId w:val="2"/>
   </w:num>
-  <w:num w:numId="17" w16cid:durableId="1322198190">
-    <w:abstractNumId w:val="15"/>
+  <w:num w:numId="31" w16cid:durableId="2001501274">
+    <w:abstractNumId w:val="6"/>
   </w:num>
-  <w:num w:numId="18" w16cid:durableId="1765344956">
-    <w:abstractNumId w:val="12"/>
+  <w:num w:numId="32" w16cid:durableId="1754820169">
+    <w:abstractNumId w:val="13"/>
+  </w:num>
+  <w:num w:numId="33" w16cid:durableId="461193761">
+    <w:abstractNumId w:val="33"/>
+  </w:num>
+  <w:num w:numId="34" w16cid:durableId="1404841063">
+    <w:abstractNumId w:val="5"/>
+  </w:num>
+  <w:num w:numId="35" w16cid:durableId="1534229671">
+    <w:abstractNumId w:val="32"/>
+  </w:num>
+  <w:num w:numId="36" w16cid:durableId="308829174">
+    <w:abstractNumId w:val="26"/>
   </w:num>
 </w:numbering>
 </file>
@@ -8222,7 +14269,6 @@
   <w:style w:type="character" w:default="1" w:styleId="Policepardfaut">
     <w:name w:val="Default Paragraph Font"/>
     <w:uiPriority w:val="1"/>
-    <w:semiHidden/>
     <w:unhideWhenUsed/>
   </w:style>
   <w:style w:type="table" w:default="1" w:styleId="TableauNormal">

--- a/WIP/rapport de projet/Rapport de projet test.docx
+++ b/WIP/rapport de projet/Rapport de projet test.docx
@@ -1588,7 +1588,7 @@
       </w:r>
       <w:proofErr w:type="spellEnd"/>
       <w:r>
-        <w:t xml:space="preserve"> pour que chacun puisse voir une version du projet à jour. </w:t>
+        <w:t xml:space="preserve"> pour que chacun puisse voir une version du projet à jour.</w:t>
       </w:r>
     </w:p>
     <w:p>
@@ -1597,7 +1597,7 @@
         <w:jc w:val="both"/>
       </w:pPr>
       <w:r>
-        <w:t xml:space="preserve">Un journal personnel est aussi utilisé sous forme de fichier CSV. Ce journal permet de suivre l'avancement du projet et de recenser les problèmes rencontrés. Ainsi, si une des deux personnes est absente, il est toujours possible de suivre l'avancement du projet. Le but est qu'aucun événement ne ralentisse l'avancement et le bon déroulement du projet. </w:t>
+        <w:t>Un journal personnel est aussi utilisé sous forme de fichier CSV. Ce journal permet de suivre l'avancement du projet et de recenser les problèmes rencontrés. Ainsi, si une des deux personnes est absente, il est toujours possible de suivre l'avancement du projet. Le but est qu'aucun événement ne ralentisse l'avancement et le bon déroulement du projet.</w:t>
       </w:r>
     </w:p>
     <w:p>
@@ -1743,7 +1743,7 @@
           <w:szCs w:val="14"/>
         </w:rPr>
         <w:lastRenderedPageBreak/>
-        <w:t xml:space="preserve">qui nous était spécifiquement demandé et avons cherché à comprendre le CDC afin de pouvoir au mieux planifier les tâches principales. </w:t>
+        <w:t>qui nous était spécifiquement demandé et avons cherché à comprendre le CDC afin de pouvoir au mieux planifier les tâches principales.</w:t>
       </w:r>
     </w:p>
     <w:p>
@@ -1758,7 +1758,7 @@
         <w:rPr>
           <w:szCs w:val="14"/>
         </w:rPr>
-        <w:t xml:space="preserve">Nous avons réfléchi à ce qui était le plus important à faire au début, comme la mise en place de l’environnement, ainsi qu’aux différentes étapes nécessaires pour avancer efficacement, petit à petit, dans le projet. </w:t>
+        <w:t>Nous avons réfléchi à ce qui était le plus important à faire au début, comme la mise en place de l’environnement, ainsi qu’aux différentes étapes nécessaires pour avancer efficacement, petit à petit, dans le projet.</w:t>
       </w:r>
     </w:p>
     <w:p>
@@ -2016,7 +2016,7 @@
       </w:r>
       <w:proofErr w:type="spellEnd"/>
       <w:r>
-        <w:t xml:space="preserve">, qui comprend un frontend Vue.js, un backend Node.js/Express, et une base de données MongoDB. </w:t>
+        <w:t>, qui comprend un frontend Vue.js, un backend Node.js/Express, et une base de données MongoDB.</w:t>
       </w:r>
     </w:p>
     <w:p>
@@ -2255,7 +2255,7 @@
           <w:szCs w:val="26"/>
           <w:u w:val="single"/>
         </w:rPr>
-        <w:t xml:space="preserve">Tests unitaires </w:t>
+        <w:t>Tests unitaires</w:t>
       </w:r>
     </w:p>
     <w:p>
@@ -2408,13 +2408,6 @@
           <w:szCs w:val="26"/>
         </w:rPr>
         <w:t>Outils :</w:t>
-      </w:r>
-      <w:r>
-        <w:rPr>
-          <w:sz w:val="26"/>
-          <w:szCs w:val="26"/>
-        </w:rPr>
-        <w:t xml:space="preserve"> </w:t>
       </w:r>
     </w:p>
     <w:p>
@@ -2859,9 +2852,6 @@
       <w:pPr>
         <w:jc w:val="both"/>
       </w:pPr>
-      <w:r>
-        <w:tab/>
-      </w:r>
     </w:p>
     <w:p>
       <w:pPr>
@@ -3161,13 +3151,6 @@
         </w:rPr>
         <w:t>Authentification</w:t>
       </w:r>
-      <w:r>
-        <w:rPr>
-          <w:sz w:val="26"/>
-          <w:szCs w:val="26"/>
-        </w:rPr>
-        <w:t xml:space="preserve"> </w:t>
-      </w:r>
     </w:p>
     <w:p>
       <w:pPr>
@@ -3175,7 +3158,7 @@
         <w:jc w:val="both"/>
       </w:pPr>
       <w:r>
-        <w:t xml:space="preserve">Ces tests ont pour but de vérifier le système d’authentification de l’application pour d’assurer que le fonctionnement et les sorties de la fonctionnalité soit correct. </w:t>
+        <w:t>Ces tests ont pour but de vérifier le système d’authentification de l’application pour d’assurer que le fonctionnement et les sorties de la fonctionnalité soit correct.</w:t>
       </w:r>
     </w:p>
     <w:p>
@@ -3303,7 +3286,7 @@
         <w:jc w:val="both"/>
       </w:pPr>
       <w:r>
-        <w:t xml:space="preserve">Voici comment cela se mets en place dans le code. </w:t>
+        <w:t>Voici comment cela se mets en place dans le code.</w:t>
       </w:r>
     </w:p>
     <w:p>
@@ -3413,9 +3396,6 @@
         <w:ind w:left="360"/>
         <w:jc w:val="both"/>
       </w:pPr>
-      <w:r>
-        <w:t xml:space="preserve"> </w:t>
-      </w:r>
       <w:r>
         <w:rPr>
           <w:noProof/>
@@ -3860,7 +3840,7 @@
               <w:jc w:val="both"/>
             </w:pPr>
             <w:r>
-              <w:t xml:space="preserve">Présence d’un body dans la réponse du server </w:t>
+              <w:t>Présence d’un body dans la réponse du server</w:t>
             </w:r>
           </w:p>
         </w:tc>
@@ -4137,7 +4117,7 @@
       </w:r>
       <w:proofErr w:type="gramEnd"/>
       <w:r>
-        <w:t xml:space="preserve">. </w:t>
+        <w:t>.</w:t>
       </w:r>
     </w:p>
     <w:p>
@@ -5058,7 +5038,7 @@
         <w:jc w:val="both"/>
       </w:pPr>
       <w:r>
-        <w:t xml:space="preserve">Mise à jour du lieu </w:t>
+        <w:t>Mise à jour du lieu</w:t>
       </w:r>
     </w:p>
     <w:p>
@@ -6986,9 +6966,6 @@
         <w:jc w:val="both"/>
       </w:pPr>
       <w:r>
-        <w:t xml:space="preserve"> </w:t>
-      </w:r>
-      <w:r>
         <w:t xml:space="preserve">Format </w:t>
       </w:r>
       <w:proofErr w:type="gramStart"/>
@@ -7009,9 +6986,6 @@
         </w:numPr>
         <w:jc w:val="both"/>
       </w:pPr>
-      <w:r>
-        <w:t xml:space="preserve"> </w:t>
-      </w:r>
       <w:bookmarkStart w:id="14" w:name="_Hlk186984248"/>
       <w:r>
         <w:t>Utilisateur inexistant</w:t>
@@ -7028,7 +7002,7 @@
         <w:jc w:val="both"/>
       </w:pPr>
       <w:r>
-        <w:t xml:space="preserve"> Mauvais mot de passe</w:t>
+        <w:t>Mauvais mot de passe</w:t>
       </w:r>
     </w:p>
     <w:p>
@@ -7041,7 +7015,7 @@
         <w:jc w:val="both"/>
       </w:pPr>
       <w:r>
-        <w:t xml:space="preserve"> Connexion réussie</w:t>
+        <w:t>Connexion réussie</w:t>
       </w:r>
     </w:p>
     <w:p>
@@ -7278,13 +7252,41 @@
         </w:drawing>
       </w:r>
     </w:p>
-    <w:p/>
-    <w:p/>
-    <w:p/>
-    <w:p/>
-    <w:p/>
-    <w:p/>
-    <w:p/>
+    <w:p>
+      <w:pPr>
+        <w:jc w:val="both"/>
+      </w:pPr>
+    </w:p>
+    <w:p>
+      <w:pPr>
+        <w:jc w:val="both"/>
+      </w:pPr>
+    </w:p>
+    <w:p>
+      <w:pPr>
+        <w:jc w:val="both"/>
+      </w:pPr>
+    </w:p>
+    <w:p>
+      <w:pPr>
+        <w:jc w:val="both"/>
+      </w:pPr>
+    </w:p>
+    <w:p>
+      <w:pPr>
+        <w:jc w:val="both"/>
+      </w:pPr>
+    </w:p>
+    <w:p>
+      <w:pPr>
+        <w:jc w:val="both"/>
+      </w:pPr>
+    </w:p>
+    <w:p>
+      <w:pPr>
+        <w:jc w:val="both"/>
+      </w:pPr>
+    </w:p>
     <w:p>
       <w:pPr>
         <w:pStyle w:val="Paragraphedeliste"/>
@@ -7317,6 +7319,7 @@
     <w:p>
       <w:pPr>
         <w:ind w:left="708"/>
+        <w:jc w:val="both"/>
       </w:pPr>
       <w:r>
         <w:drawing>
@@ -7378,21 +7381,47 @@
       <w:r>
         <w:t xml:space="preserve"> inexistant.</w:t>
       </w:r>
-      <w:r>
-        <w:rPr>
-          <w:noProof/>
-        </w:rPr>
-        <w:t xml:space="preserve"> </w:t>
-      </w:r>
-    </w:p>
-    <w:p/>
-    <w:p/>
-    <w:p/>
-    <w:p/>
-    <w:p/>
-    <w:p/>
-    <w:p/>
-    <w:p/>
+    </w:p>
+    <w:p>
+      <w:pPr>
+        <w:jc w:val="both"/>
+      </w:pPr>
+    </w:p>
+    <w:p>
+      <w:pPr>
+        <w:jc w:val="both"/>
+      </w:pPr>
+    </w:p>
+    <w:p>
+      <w:pPr>
+        <w:jc w:val="both"/>
+      </w:pPr>
+    </w:p>
+    <w:p>
+      <w:pPr>
+        <w:jc w:val="both"/>
+      </w:pPr>
+    </w:p>
+    <w:p>
+      <w:pPr>
+        <w:jc w:val="both"/>
+      </w:pPr>
+    </w:p>
+    <w:p>
+      <w:pPr>
+        <w:jc w:val="both"/>
+      </w:pPr>
+    </w:p>
+    <w:p>
+      <w:pPr>
+        <w:jc w:val="both"/>
+      </w:pPr>
+    </w:p>
+    <w:p>
+      <w:pPr>
+        <w:jc w:val="both"/>
+      </w:pPr>
+    </w:p>
     <w:p>
       <w:pPr>
         <w:tabs>
@@ -7489,9 +7518,6 @@
         </w:drawing>
       </w:r>
       <w:r>
-        <w:tab/>
-      </w:r>
-      <w:r>
         <w:t>Ce test vérifie que la connexion échoue si le mot de passe est incorrect</w:t>
       </w:r>
       <w:r>
@@ -7613,20 +7639,42 @@
       <w:r>
         <w:t>.</w:t>
       </w:r>
-      <w:r>
-        <w:rPr>
-          <w:noProof/>
-        </w:rPr>
-        <w:t xml:space="preserve"> </w:t>
-      </w:r>
-    </w:p>
-    <w:p/>
-    <w:p/>
-    <w:p/>
-    <w:p/>
-    <w:p/>
-    <w:p/>
-    <w:p/>
+    </w:p>
+    <w:p>
+      <w:pPr>
+        <w:jc w:val="both"/>
+      </w:pPr>
+    </w:p>
+    <w:p>
+      <w:pPr>
+        <w:jc w:val="both"/>
+      </w:pPr>
+    </w:p>
+    <w:p>
+      <w:pPr>
+        <w:jc w:val="both"/>
+      </w:pPr>
+    </w:p>
+    <w:p>
+      <w:pPr>
+        <w:jc w:val="both"/>
+      </w:pPr>
+    </w:p>
+    <w:p>
+      <w:pPr>
+        <w:jc w:val="both"/>
+      </w:pPr>
+    </w:p>
+    <w:p>
+      <w:pPr>
+        <w:jc w:val="both"/>
+      </w:pPr>
+    </w:p>
+    <w:p>
+      <w:pPr>
+        <w:jc w:val="both"/>
+      </w:pPr>
+    </w:p>
     <w:p>
       <w:pPr>
         <w:pStyle w:val="Titre3"/>
@@ -7651,6 +7699,7 @@
     <w:p>
       <w:pPr>
         <w:ind w:left="360"/>
+        <w:jc w:val="both"/>
       </w:pPr>
       <w:r>
         <w:t>La gestion du profil permet aux utilisateurs de consulter et modifier leurs informations. Les tests vérifient si les informations actuelles sont affichées, si les modifications sont prises en compte, et si les erreurs sont bien gérées.</w:t>
@@ -7659,6 +7708,7 @@
     <w:p>
       <w:pPr>
         <w:ind w:left="360"/>
+        <w:jc w:val="both"/>
       </w:pPr>
       <w:r>
         <w:t xml:space="preserve">Voici </w:t>
@@ -7679,6 +7729,7 @@
           <w:ilvl w:val="0"/>
           <w:numId w:val="27"/>
         </w:numPr>
+        <w:jc w:val="both"/>
       </w:pPr>
       <w:r>
         <w:t>Affichage des informations actuelles</w:t>
@@ -7691,6 +7742,7 @@
           <w:ilvl w:val="0"/>
           <w:numId w:val="27"/>
         </w:numPr>
+        <w:jc w:val="both"/>
       </w:pPr>
       <w:bookmarkStart w:id="15" w:name="_Hlk186984834"/>
       <w:r>
@@ -7705,12 +7757,17 @@
           <w:ilvl w:val="0"/>
           <w:numId w:val="27"/>
         </w:numPr>
+        <w:jc w:val="both"/>
       </w:pPr>
       <w:r>
         <w:t>Mise à jour avec des valeurs valides</w:t>
       </w:r>
     </w:p>
-    <w:p/>
+    <w:p>
+      <w:pPr>
+        <w:jc w:val="both"/>
+      </w:pPr>
+    </w:p>
     <w:p>
       <w:pPr>
         <w:pStyle w:val="Paragraphedeliste"/>
@@ -7745,6 +7802,7 @@
     <w:p>
       <w:pPr>
         <w:ind w:left="360" w:firstLine="348"/>
+        <w:jc w:val="both"/>
       </w:pPr>
       <w:r>
         <w:t xml:space="preserve">Ce test vérifie que </w:t>
@@ -7763,6 +7821,7 @@
         <w:tabs>
           <w:tab w:val="left" w:pos="930"/>
         </w:tabs>
+        <w:jc w:val="both"/>
       </w:pPr>
       <w:r>
         <w:drawing>
@@ -7816,17 +7875,61 @@
         </w:drawing>
       </w:r>
     </w:p>
-    <w:p/>
-    <w:p/>
-    <w:p/>
-    <w:p/>
-    <w:p/>
-    <w:p/>
-    <w:p/>
-    <w:p/>
-    <w:p/>
-    <w:p/>
-    <w:p/>
+    <w:p>
+      <w:pPr>
+        <w:jc w:val="both"/>
+      </w:pPr>
+    </w:p>
+    <w:p>
+      <w:pPr>
+        <w:jc w:val="both"/>
+      </w:pPr>
+    </w:p>
+    <w:p>
+      <w:pPr>
+        <w:jc w:val="both"/>
+      </w:pPr>
+    </w:p>
+    <w:p>
+      <w:pPr>
+        <w:jc w:val="both"/>
+      </w:pPr>
+    </w:p>
+    <w:p>
+      <w:pPr>
+        <w:jc w:val="both"/>
+      </w:pPr>
+    </w:p>
+    <w:p>
+      <w:pPr>
+        <w:jc w:val="both"/>
+      </w:pPr>
+    </w:p>
+    <w:p>
+      <w:pPr>
+        <w:jc w:val="both"/>
+      </w:pPr>
+    </w:p>
+    <w:p>
+      <w:pPr>
+        <w:jc w:val="both"/>
+      </w:pPr>
+    </w:p>
+    <w:p>
+      <w:pPr>
+        <w:jc w:val="both"/>
+      </w:pPr>
+    </w:p>
+    <w:p>
+      <w:pPr>
+        <w:jc w:val="both"/>
+      </w:pPr>
+    </w:p>
+    <w:p>
+      <w:pPr>
+        <w:jc w:val="both"/>
+      </w:pPr>
+    </w:p>
     <w:p>
       <w:pPr>
         <w:pStyle w:val="Paragraphedeliste"/>
@@ -7834,6 +7937,7 @@
           <w:ilvl w:val="0"/>
           <w:numId w:val="28"/>
         </w:numPr>
+        <w:jc w:val="both"/>
         <w:rPr>
           <w:b/>
           <w:bCs/>
@@ -7861,6 +7965,7 @@
     <w:p>
       <w:pPr>
         <w:ind w:left="708"/>
+        <w:jc w:val="both"/>
       </w:pPr>
       <w:r>
         <w:t>Ce test vérifie que l</w:t>
@@ -7923,7 +8028,11 @@
         </w:drawing>
       </w:r>
     </w:p>
-    <w:p/>
+    <w:p>
+      <w:pPr>
+        <w:jc w:val="both"/>
+      </w:pPr>
+    </w:p>
     <w:p>
       <w:pPr>
         <w:pStyle w:val="Paragraphedeliste"/>
@@ -7931,6 +8040,7 @@
           <w:ilvl w:val="0"/>
           <w:numId w:val="28"/>
         </w:numPr>
+        <w:jc w:val="both"/>
         <w:rPr>
           <w:b/>
           <w:bCs/>
@@ -7957,6 +8067,7 @@
     <w:p>
       <w:pPr>
         <w:ind w:left="708"/>
+        <w:jc w:val="both"/>
       </w:pPr>
       <w:r>
         <w:drawing>
@@ -8022,10 +8133,19 @@
     <w:p>
       <w:pPr>
         <w:ind w:left="708"/>
-      </w:pPr>
-    </w:p>
-    <w:p/>
-    <w:p/>
+        <w:jc w:val="both"/>
+      </w:pPr>
+    </w:p>
+    <w:p>
+      <w:pPr>
+        <w:jc w:val="both"/>
+      </w:pPr>
+    </w:p>
+    <w:p>
+      <w:pPr>
+        <w:jc w:val="both"/>
+      </w:pPr>
+    </w:p>
     <w:p>
       <w:pPr>
         <w:pStyle w:val="Titre3"/>
@@ -8068,6 +8188,7 @@
     <w:p>
       <w:pPr>
         <w:ind w:left="360"/>
+        <w:jc w:val="both"/>
       </w:pPr>
       <w:r>
         <w:t xml:space="preserve">Ces tests permettent de vérifier </w:t>
@@ -8094,6 +8215,7 @@
     <w:p>
       <w:pPr>
         <w:ind w:left="360"/>
+        <w:jc w:val="both"/>
       </w:pPr>
       <w:r>
         <w:t>Voici les cas testés :</w:t>
@@ -8106,6 +8228,7 @@
           <w:ilvl w:val="0"/>
           <w:numId w:val="30"/>
         </w:numPr>
+        <w:jc w:val="both"/>
       </w:pPr>
       <w:r>
         <w:t>Champs vides</w:t>
@@ -8118,6 +8241,7 @@
           <w:ilvl w:val="0"/>
           <w:numId w:val="30"/>
         </w:numPr>
+        <w:jc w:val="both"/>
       </w:pPr>
       <w:bookmarkStart w:id="16" w:name="_Hlk186985346"/>
       <w:r>
@@ -8132,6 +8256,7 @@
           <w:ilvl w:val="0"/>
           <w:numId w:val="30"/>
         </w:numPr>
+        <w:jc w:val="both"/>
       </w:pPr>
       <w:r>
         <w:t>Validation des tâches</w:t>
@@ -8144,12 +8269,17 @@
           <w:ilvl w:val="0"/>
           <w:numId w:val="30"/>
         </w:numPr>
+        <w:jc w:val="both"/>
       </w:pPr>
       <w:r>
         <w:t>Suppression des tâches</w:t>
       </w:r>
     </w:p>
-    <w:p/>
+    <w:p>
+      <w:pPr>
+        <w:jc w:val="both"/>
+      </w:pPr>
+    </w:p>
     <w:p>
       <w:pPr>
         <w:pStyle w:val="Paragraphedeliste"/>
@@ -8277,6 +8407,7 @@
     <w:p>
       <w:pPr>
         <w:ind w:left="708"/>
+        <w:jc w:val="both"/>
       </w:pPr>
       <w:r>
         <w:drawing>
@@ -8339,16 +8470,56 @@
         <w:t>Ce test vérifie que l’utilisateur peut ajouter des tâches avec et qu’elles s’affichent correctement dans la liste.</w:t>
       </w:r>
     </w:p>
-    <w:p/>
-    <w:p/>
-    <w:p/>
-    <w:p/>
-    <w:p/>
-    <w:p/>
-    <w:p/>
-    <w:p/>
-    <w:p/>
-    <w:p/>
+    <w:p>
+      <w:pPr>
+        <w:jc w:val="both"/>
+      </w:pPr>
+    </w:p>
+    <w:p>
+      <w:pPr>
+        <w:jc w:val="both"/>
+      </w:pPr>
+    </w:p>
+    <w:p>
+      <w:pPr>
+        <w:jc w:val="both"/>
+      </w:pPr>
+    </w:p>
+    <w:p>
+      <w:pPr>
+        <w:jc w:val="both"/>
+      </w:pPr>
+    </w:p>
+    <w:p>
+      <w:pPr>
+        <w:jc w:val="both"/>
+      </w:pPr>
+    </w:p>
+    <w:p>
+      <w:pPr>
+        <w:jc w:val="both"/>
+      </w:pPr>
+    </w:p>
+    <w:p>
+      <w:pPr>
+        <w:jc w:val="both"/>
+      </w:pPr>
+    </w:p>
+    <w:p>
+      <w:pPr>
+        <w:jc w:val="both"/>
+      </w:pPr>
+    </w:p>
+    <w:p>
+      <w:pPr>
+        <w:jc w:val="both"/>
+      </w:pPr>
+    </w:p>
+    <w:p>
+      <w:pPr>
+        <w:jc w:val="both"/>
+      </w:pPr>
+    </w:p>
     <w:p>
       <w:pPr>
         <w:pStyle w:val="Paragraphedeliste"/>
@@ -8420,6 +8591,7 @@
     <w:p>
       <w:pPr>
         <w:ind w:left="708"/>
+        <w:jc w:val="both"/>
       </w:pPr>
       <w:r>
         <w:t xml:space="preserve">Ce test vérifie que l’utilisateur peut marquer des tâches comme </w:t>
@@ -8434,6 +8606,7 @@
     <w:p>
       <w:pPr>
         <w:ind w:left="708"/>
+        <w:jc w:val="both"/>
       </w:pPr>
       <w:r>
         <w:drawing>
@@ -8487,15 +8660,51 @@
         </w:drawing>
       </w:r>
     </w:p>
-    <w:p/>
-    <w:p/>
-    <w:p/>
-    <w:p/>
-    <w:p/>
-    <w:p/>
-    <w:p/>
-    <w:p/>
-    <w:p/>
+    <w:p>
+      <w:pPr>
+        <w:jc w:val="both"/>
+      </w:pPr>
+    </w:p>
+    <w:p>
+      <w:pPr>
+        <w:jc w:val="both"/>
+      </w:pPr>
+    </w:p>
+    <w:p>
+      <w:pPr>
+        <w:jc w:val="both"/>
+      </w:pPr>
+    </w:p>
+    <w:p>
+      <w:pPr>
+        <w:jc w:val="both"/>
+      </w:pPr>
+    </w:p>
+    <w:p>
+      <w:pPr>
+        <w:jc w:val="both"/>
+      </w:pPr>
+    </w:p>
+    <w:p>
+      <w:pPr>
+        <w:jc w:val="both"/>
+      </w:pPr>
+    </w:p>
+    <w:p>
+      <w:pPr>
+        <w:jc w:val="both"/>
+      </w:pPr>
+    </w:p>
+    <w:p>
+      <w:pPr>
+        <w:jc w:val="both"/>
+      </w:pPr>
+    </w:p>
+    <w:p>
+      <w:pPr>
+        <w:jc w:val="both"/>
+      </w:pPr>
+    </w:p>
     <w:p>
       <w:pPr>
         <w:pStyle w:val="Paragraphedeliste"/>
@@ -8644,6 +8853,7 @@
     <w:p>
       <w:pPr>
         <w:ind w:firstLine="708"/>
+        <w:jc w:val="both"/>
       </w:pPr>
     </w:p>
     <w:p>
@@ -8670,6 +8880,7 @@
     <w:p>
       <w:pPr>
         <w:ind w:left="360"/>
+        <w:jc w:val="both"/>
       </w:pPr>
       <w:r>
         <w:t xml:space="preserve">Ces tests valident la navigation entre les différentes pages de l’application </w:t>
@@ -8684,21 +8895,25 @@
     <w:p>
       <w:pPr>
         <w:ind w:left="360"/>
+        <w:jc w:val="both"/>
       </w:pPr>
     </w:p>
     <w:p>
       <w:pPr>
         <w:ind w:left="360"/>
+        <w:jc w:val="both"/>
       </w:pPr>
     </w:p>
     <w:p>
       <w:pPr>
         <w:ind w:left="360"/>
+        <w:jc w:val="both"/>
       </w:pPr>
     </w:p>
     <w:p>
       <w:pPr>
         <w:ind w:left="360"/>
+        <w:jc w:val="both"/>
       </w:pPr>
       <w:r>
         <w:lastRenderedPageBreak/>
@@ -8712,6 +8927,7 @@
           <w:ilvl w:val="0"/>
           <w:numId w:val="32"/>
         </w:numPr>
+        <w:jc w:val="both"/>
       </w:pPr>
       <w:r>
         <w:t>Changement de mode clair/sombre</w:t>
@@ -8724,6 +8940,7 @@
           <w:ilvl w:val="0"/>
           <w:numId w:val="32"/>
         </w:numPr>
+        <w:jc w:val="both"/>
       </w:pPr>
       <w:bookmarkStart w:id="17" w:name="_Hlk186985856"/>
       <w:r>
@@ -8738,9 +8955,10 @@
           <w:ilvl w:val="0"/>
           <w:numId w:val="32"/>
         </w:numPr>
-      </w:pPr>
-      <w:r>
-        <w:t xml:space="preserve">Navigation vers la page "Profil" </w:t>
+        <w:jc w:val="both"/>
+      </w:pPr>
+      <w:r>
+        <w:t>Navigation vers la page "Profil"</w:t>
       </w:r>
     </w:p>
     <w:p>
@@ -8750,12 +8968,17 @@
           <w:ilvl w:val="0"/>
           <w:numId w:val="32"/>
         </w:numPr>
+        <w:jc w:val="both"/>
       </w:pPr>
       <w:r>
         <w:t>Retour à l’accueil via le logo</w:t>
       </w:r>
     </w:p>
-    <w:p/>
+    <w:p>
+      <w:pPr>
+        <w:jc w:val="both"/>
+      </w:pPr>
+    </w:p>
     <w:p>
       <w:pPr>
         <w:pStyle w:val="Paragraphedeliste"/>
@@ -8898,17 +9121,61 @@
         </w:rPr>
       </w:pPr>
     </w:p>
-    <w:p/>
-    <w:p/>
-    <w:p/>
-    <w:p/>
-    <w:p/>
-    <w:p/>
-    <w:p/>
-    <w:p/>
-    <w:p/>
-    <w:p/>
-    <w:p/>
+    <w:p>
+      <w:pPr>
+        <w:jc w:val="both"/>
+      </w:pPr>
+    </w:p>
+    <w:p>
+      <w:pPr>
+        <w:jc w:val="both"/>
+      </w:pPr>
+    </w:p>
+    <w:p>
+      <w:pPr>
+        <w:jc w:val="both"/>
+      </w:pPr>
+    </w:p>
+    <w:p>
+      <w:pPr>
+        <w:jc w:val="both"/>
+      </w:pPr>
+    </w:p>
+    <w:p>
+      <w:pPr>
+        <w:jc w:val="both"/>
+      </w:pPr>
+    </w:p>
+    <w:p>
+      <w:pPr>
+        <w:jc w:val="both"/>
+      </w:pPr>
+    </w:p>
+    <w:p>
+      <w:pPr>
+        <w:jc w:val="both"/>
+      </w:pPr>
+    </w:p>
+    <w:p>
+      <w:pPr>
+        <w:jc w:val="both"/>
+      </w:pPr>
+    </w:p>
+    <w:p>
+      <w:pPr>
+        <w:jc w:val="both"/>
+      </w:pPr>
+    </w:p>
+    <w:p>
+      <w:pPr>
+        <w:jc w:val="both"/>
+      </w:pPr>
+    </w:p>
+    <w:p>
+      <w:pPr>
+        <w:jc w:val="both"/>
+      </w:pPr>
+    </w:p>
     <w:p>
       <w:pPr>
         <w:pStyle w:val="Paragraphedeliste"/>
@@ -8943,6 +9210,7 @@
     <w:p>
       <w:pPr>
         <w:ind w:left="708"/>
+        <w:jc w:val="both"/>
       </w:pPr>
       <w:bookmarkStart w:id="18" w:name="_Hlk186986379"/>
       <w:r>
@@ -8956,6 +9224,7 @@
     <w:p>
       <w:pPr>
         <w:ind w:left="708"/>
+        <w:jc w:val="both"/>
       </w:pPr>
       <w:r>
         <w:drawing>
@@ -9018,36 +9287,43 @@
     <w:p>
       <w:pPr>
         <w:ind w:left="708"/>
+        <w:jc w:val="both"/>
       </w:pPr>
     </w:p>
     <w:p>
       <w:pPr>
         <w:ind w:left="708"/>
+        <w:jc w:val="both"/>
       </w:pPr>
     </w:p>
     <w:p>
       <w:pPr>
         <w:ind w:left="708"/>
+        <w:jc w:val="both"/>
       </w:pPr>
     </w:p>
     <w:p>
       <w:pPr>
         <w:ind w:left="708"/>
+        <w:jc w:val="both"/>
       </w:pPr>
     </w:p>
     <w:p>
       <w:pPr>
         <w:ind w:left="708"/>
+        <w:jc w:val="both"/>
       </w:pPr>
     </w:p>
     <w:p>
       <w:pPr>
         <w:ind w:left="708"/>
+        <w:jc w:val="both"/>
       </w:pPr>
     </w:p>
     <w:p>
       <w:pPr>
         <w:ind w:left="708"/>
+        <w:jc w:val="both"/>
       </w:pPr>
     </w:p>
     <w:p>
@@ -9109,6 +9385,7 @@
     <w:p>
       <w:pPr>
         <w:ind w:left="360" w:firstLine="348"/>
+        <w:jc w:val="both"/>
       </w:pPr>
       <w:bookmarkStart w:id="19" w:name="_Hlk186986014"/>
       <w:r>
@@ -9122,6 +9399,7 @@
     <w:p>
       <w:pPr>
         <w:ind w:left="708"/>
+        <w:jc w:val="both"/>
       </w:pPr>
       <w:r>
         <w:drawing>
@@ -9175,15 +9453,51 @@
         </w:drawing>
       </w:r>
     </w:p>
-    <w:p/>
-    <w:p/>
-    <w:p/>
-    <w:p/>
-    <w:p/>
-    <w:p/>
-    <w:p/>
-    <w:p/>
-    <w:p/>
+    <w:p>
+      <w:pPr>
+        <w:jc w:val="both"/>
+      </w:pPr>
+    </w:p>
+    <w:p>
+      <w:pPr>
+        <w:jc w:val="both"/>
+      </w:pPr>
+    </w:p>
+    <w:p>
+      <w:pPr>
+        <w:jc w:val="both"/>
+      </w:pPr>
+    </w:p>
+    <w:p>
+      <w:pPr>
+        <w:jc w:val="both"/>
+      </w:pPr>
+    </w:p>
+    <w:p>
+      <w:pPr>
+        <w:jc w:val="both"/>
+      </w:pPr>
+    </w:p>
+    <w:p>
+      <w:pPr>
+        <w:jc w:val="both"/>
+      </w:pPr>
+    </w:p>
+    <w:p>
+      <w:pPr>
+        <w:jc w:val="both"/>
+      </w:pPr>
+    </w:p>
+    <w:p>
+      <w:pPr>
+        <w:jc w:val="both"/>
+      </w:pPr>
+    </w:p>
+    <w:p>
+      <w:pPr>
+        <w:jc w:val="both"/>
+      </w:pPr>
+    </w:p>
     <w:p>
       <w:pPr>
         <w:pStyle w:val="Paragraphedeliste"/>
@@ -9218,6 +9532,7 @@
     <w:p>
       <w:pPr>
         <w:ind w:left="360" w:firstLine="348"/>
+        <w:jc w:val="both"/>
       </w:pPr>
       <w:r>
         <w:t xml:space="preserve">Ce test vérifie que l’utilisateur peut </w:t>
@@ -9237,6 +9552,7 @@
     <w:p>
       <w:pPr>
         <w:ind w:left="360" w:firstLine="348"/>
+        <w:jc w:val="both"/>
       </w:pPr>
       <w:r>
         <w:drawing>
@@ -9295,15 +9611,44 @@
         <w:tabs>
           <w:tab w:val="left" w:pos="1320"/>
         </w:tabs>
-      </w:pPr>
-    </w:p>
-    <w:p/>
-    <w:p/>
-    <w:p/>
-    <w:p/>
-    <w:p/>
-    <w:p/>
-    <w:p/>
+        <w:jc w:val="both"/>
+      </w:pPr>
+    </w:p>
+    <w:p>
+      <w:pPr>
+        <w:jc w:val="both"/>
+      </w:pPr>
+    </w:p>
+    <w:p>
+      <w:pPr>
+        <w:jc w:val="both"/>
+      </w:pPr>
+    </w:p>
+    <w:p>
+      <w:pPr>
+        <w:jc w:val="both"/>
+      </w:pPr>
+    </w:p>
+    <w:p>
+      <w:pPr>
+        <w:jc w:val="both"/>
+      </w:pPr>
+    </w:p>
+    <w:p>
+      <w:pPr>
+        <w:jc w:val="both"/>
+      </w:pPr>
+    </w:p>
+    <w:p>
+      <w:pPr>
+        <w:jc w:val="both"/>
+      </w:pPr>
+    </w:p>
+    <w:p>
+      <w:pPr>
+        <w:jc w:val="both"/>
+      </w:pPr>
+    </w:p>
     <w:p>
       <w:pPr>
         <w:pStyle w:val="Titre3"/>
@@ -9331,6 +9676,7 @@
           <w:tab w:val="left" w:pos="990"/>
         </w:tabs>
         <w:ind w:left="360"/>
+        <w:jc w:val="both"/>
       </w:pPr>
       <w:r>
         <w:t>Ces tests valident que l’utilisateur peut se déconnecter de l’application</w:t>
@@ -9360,6 +9706,7 @@
           <w:tab w:val="left" w:pos="990"/>
         </w:tabs>
         <w:ind w:left="360"/>
+        <w:jc w:val="both"/>
       </w:pPr>
       <w:r>
         <w:t>Voici le cas testé :</w:t>
@@ -9375,6 +9722,7 @@
         <w:tabs>
           <w:tab w:val="left" w:pos="990"/>
         </w:tabs>
+        <w:jc w:val="both"/>
       </w:pPr>
       <w:r>
         <w:t>Déconnexion</w:t>
@@ -9385,6 +9733,15 @@
         <w:tabs>
           <w:tab w:val="left" w:pos="990"/>
         </w:tabs>
+        <w:jc w:val="both"/>
+      </w:pPr>
+    </w:p>
+    <w:p>
+      <w:pPr>
+        <w:tabs>
+          <w:tab w:val="left" w:pos="990"/>
+        </w:tabs>
+        <w:jc w:val="both"/>
       </w:pPr>
     </w:p>
     <w:p>
@@ -9422,6 +9779,7 @@
     <w:p>
       <w:pPr>
         <w:ind w:left="708"/>
+        <w:jc w:val="both"/>
       </w:pPr>
       <w:r>
         <w:t xml:space="preserve">Ce test vérifie que l’utilisateur peut </w:t>
@@ -9445,6 +9803,7 @@
     <w:p>
       <w:pPr>
         <w:ind w:left="708"/>
+        <w:jc w:val="both"/>
       </w:pPr>
       <w:r>
         <w:drawing>
@@ -9518,16 +9877,49 @@
         <w:tabs>
           <w:tab w:val="left" w:pos="990"/>
         </w:tabs>
-      </w:pPr>
-    </w:p>
-    <w:p/>
-    <w:p/>
-    <w:p/>
-    <w:p/>
-    <w:p/>
-    <w:p/>
-    <w:p/>
-    <w:p/>
+        <w:jc w:val="both"/>
+      </w:pPr>
+    </w:p>
+    <w:p>
+      <w:pPr>
+        <w:jc w:val="both"/>
+      </w:pPr>
+    </w:p>
+    <w:p>
+      <w:pPr>
+        <w:jc w:val="both"/>
+      </w:pPr>
+    </w:p>
+    <w:p>
+      <w:pPr>
+        <w:jc w:val="both"/>
+      </w:pPr>
+    </w:p>
+    <w:p>
+      <w:pPr>
+        <w:jc w:val="both"/>
+      </w:pPr>
+    </w:p>
+    <w:p>
+      <w:pPr>
+        <w:jc w:val="both"/>
+      </w:pPr>
+    </w:p>
+    <w:p>
+      <w:pPr>
+        <w:jc w:val="both"/>
+      </w:pPr>
+    </w:p>
+    <w:p>
+      <w:pPr>
+        <w:jc w:val="both"/>
+      </w:pPr>
+    </w:p>
+    <w:p>
+      <w:pPr>
+        <w:jc w:val="both"/>
+      </w:pPr>
+    </w:p>
     <w:p>
       <w:pPr>
         <w:pStyle w:val="Titre3"/>
@@ -9552,6 +9944,7 @@
     <w:p>
       <w:pPr>
         <w:ind w:left="708"/>
+        <w:jc w:val="both"/>
       </w:pPr>
       <w:r>
         <w:t xml:space="preserve">Ce test vérifie que l’utilisateur peut supprimer son compte. Cependant, </w:t>
@@ -9566,6 +9959,7 @@
     <w:p>
       <w:pPr>
         <w:ind w:left="708"/>
+        <w:jc w:val="both"/>
       </w:pPr>
       <w:r>
         <w:t>Voici le cas testé :</w:t>
@@ -9578,12 +9972,17 @@
           <w:ilvl w:val="0"/>
           <w:numId w:val="34"/>
         </w:numPr>
+        <w:jc w:val="both"/>
       </w:pPr>
       <w:r>
         <w:t>Suppression de compte</w:t>
       </w:r>
     </w:p>
-    <w:p/>
+    <w:p>
+      <w:pPr>
+        <w:jc w:val="both"/>
+      </w:pPr>
+    </w:p>
     <w:p>
       <w:pPr>
         <w:pStyle w:val="Paragraphedeliste"/>
@@ -9618,6 +10017,7 @@
     <w:p>
       <w:pPr>
         <w:ind w:left="708"/>
+        <w:jc w:val="both"/>
       </w:pPr>
       <w:r>
         <w:t xml:space="preserve">Ce test vérifie que l’utilisateur peut </w:t>
@@ -9646,6 +10046,7 @@
     <w:p>
       <w:pPr>
         <w:ind w:left="708"/>
+        <w:jc w:val="both"/>
       </w:pPr>
       <w:r>
         <w:drawing>
@@ -9705,12 +10106,35 @@
         </w:drawing>
       </w:r>
     </w:p>
-    <w:p/>
-    <w:p/>
-    <w:p/>
-    <w:p/>
-    <w:p/>
-    <w:p>
+    <w:p>
+      <w:pPr>
+        <w:jc w:val="both"/>
+      </w:pPr>
+    </w:p>
+    <w:p>
+      <w:pPr>
+        <w:jc w:val="both"/>
+      </w:pPr>
+    </w:p>
+    <w:p>
+      <w:pPr>
+        <w:jc w:val="both"/>
+      </w:pPr>
+    </w:p>
+    <w:p>
+      <w:pPr>
+        <w:jc w:val="both"/>
+      </w:pPr>
+    </w:p>
+    <w:p>
+      <w:pPr>
+        <w:jc w:val="both"/>
+      </w:pPr>
+    </w:p>
+    <w:p>
+      <w:pPr>
+        <w:jc w:val="both"/>
+      </w:pPr>
       <w:r>
         <w:lastRenderedPageBreak/>
         <w:drawing>
@@ -9770,10 +10194,14 @@
         </w:drawing>
       </w:r>
       <w:r>
-        <w:t xml:space="preserve"> Voici le code en commentaire :</w:t>
-      </w:r>
-    </w:p>
-    <w:p/>
+        <w:t>Voici le code en commentaire :</w:t>
+      </w:r>
+    </w:p>
+    <w:p>
+      <w:pPr>
+        <w:jc w:val="both"/>
+      </w:pPr>
+    </w:p>
     <w:sectPr>
       <w:headerReference w:type="default" r:id="rId54"/>
       <w:headerReference w:type="first" r:id="rId55"/>

--- a/WIP/rapport de projet/Rapport de projet test.docx
+++ b/WIP/rapport de projet/Rapport de projet test.docx
@@ -10,7 +10,6 @@
           <w:docPartUnique/>
         </w:docPartObj>
       </w:sdtPr>
-      <w:sdtEndPr/>
       <w:sdtContent>
         <w:p>
           <w:pPr>
@@ -149,7 +148,7 @@
               <w:r>
                 <w:fldChar w:fldCharType="separate"/>
               </w:r>
-              <w:hyperlink w:anchor="_Toc185575451" w:history="1">
+              <w:hyperlink w:anchor="_Toc187043363" w:history="1">
                 <w:r>
                   <w:rPr>
                     <w:rStyle w:val="Lienhypertexte"/>
@@ -193,7 +192,7 @@
                     <w:noProof/>
                     <w:webHidden/>
                   </w:rPr>
-                  <w:instrText xml:space="preserve"> PAGEREF _Toc185575451 \h </w:instrText>
+                  <w:instrText xml:space="preserve"> PAGEREF _Toc187043363 \h </w:instrText>
                 </w:r>
                 <w:r>
                   <w:rPr>
@@ -213,7 +212,7 @@
                     <w:noProof/>
                     <w:webHidden/>
                   </w:rPr>
-                  <w:t>2</w:t>
+                  <w:t>3</w:t>
                 </w:r>
                 <w:r>
                   <w:rPr>
@@ -239,7 +238,7 @@
                   <w14:ligatures w14:val="standardContextual"/>
                 </w:rPr>
               </w:pPr>
-              <w:hyperlink w:anchor="_Toc185575452" w:history="1">
+              <w:hyperlink w:anchor="_Toc187043364" w:history="1">
                 <w:r>
                   <w:rPr>
                     <w:rStyle w:val="Lienhypertexte"/>
@@ -282,7 +281,7 @@
                     <w:noProof/>
                     <w:webHidden/>
                   </w:rPr>
-                  <w:instrText xml:space="preserve"> PAGEREF _Toc185575452 \h </w:instrText>
+                  <w:instrText xml:space="preserve"> PAGEREF _Toc187043364 \h </w:instrText>
                 </w:r>
                 <w:r>
                   <w:rPr>
@@ -302,7 +301,7 @@
                     <w:noProof/>
                     <w:webHidden/>
                   </w:rPr>
-                  <w:t>2</w:t>
+                  <w:t>3</w:t>
                 </w:r>
                 <w:r>
                   <w:rPr>
@@ -328,7 +327,7 @@
                   <w14:ligatures w14:val="standardContextual"/>
                 </w:rPr>
               </w:pPr>
-              <w:hyperlink w:anchor="_Toc185575453" w:history="1">
+              <w:hyperlink w:anchor="_Toc187043365" w:history="1">
                 <w:r>
                   <w:rPr>
                     <w:rStyle w:val="Lienhypertexte"/>
@@ -371,7 +370,7 @@
                     <w:noProof/>
                     <w:webHidden/>
                   </w:rPr>
-                  <w:instrText xml:space="preserve"> PAGEREF _Toc185575453 \h </w:instrText>
+                  <w:instrText xml:space="preserve"> PAGEREF _Toc187043365 \h </w:instrText>
                 </w:r>
                 <w:r>
                   <w:rPr>
@@ -391,7 +390,7 @@
                     <w:noProof/>
                     <w:webHidden/>
                   </w:rPr>
-                  <w:t>2</w:t>
+                  <w:t>3</w:t>
                 </w:r>
                 <w:r>
                   <w:rPr>
@@ -417,7 +416,7 @@
                   <w14:ligatures w14:val="standardContextual"/>
                 </w:rPr>
               </w:pPr>
-              <w:hyperlink w:anchor="_Toc185575454" w:history="1">
+              <w:hyperlink w:anchor="_Toc187043366" w:history="1">
                 <w:r>
                   <w:rPr>
                     <w:rStyle w:val="Lienhypertexte"/>
@@ -460,7 +459,7 @@
                     <w:noProof/>
                     <w:webHidden/>
                   </w:rPr>
-                  <w:instrText xml:space="preserve"> PAGEREF _Toc185575454 \h </w:instrText>
+                  <w:instrText xml:space="preserve"> PAGEREF _Toc187043366 \h </w:instrText>
                 </w:r>
                 <w:r>
                   <w:rPr>
@@ -480,7 +479,7 @@
                     <w:noProof/>
                     <w:webHidden/>
                   </w:rPr>
-                  <w:t>2</w:t>
+                  <w:t>3</w:t>
                 </w:r>
                 <w:r>
                   <w:rPr>
@@ -506,7 +505,7 @@
                   <w14:ligatures w14:val="standardContextual"/>
                 </w:rPr>
               </w:pPr>
-              <w:hyperlink w:anchor="_Toc185575455" w:history="1">
+              <w:hyperlink w:anchor="_Toc187043367" w:history="1">
                 <w:r>
                   <w:rPr>
                     <w:rStyle w:val="Lienhypertexte"/>
@@ -549,7 +548,7 @@
                     <w:noProof/>
                     <w:webHidden/>
                   </w:rPr>
-                  <w:instrText xml:space="preserve"> PAGEREF _Toc185575455 \h </w:instrText>
+                  <w:instrText xml:space="preserve"> PAGEREF _Toc187043367 \h </w:instrText>
                 </w:r>
                 <w:r>
                   <w:rPr>
@@ -569,7 +568,7 @@
                     <w:noProof/>
                     <w:webHidden/>
                   </w:rPr>
-                  <w:t>2</w:t>
+                  <w:t>3</w:t>
                 </w:r>
                 <w:r>
                   <w:rPr>
@@ -595,7 +594,7 @@
                   <w14:ligatures w14:val="standardContextual"/>
                 </w:rPr>
               </w:pPr>
-              <w:hyperlink w:anchor="_Toc185575456" w:history="1">
+              <w:hyperlink w:anchor="_Toc187043368" w:history="1">
                 <w:r>
                   <w:rPr>
                     <w:rStyle w:val="Lienhypertexte"/>
@@ -639,7 +638,7 @@
                     <w:noProof/>
                     <w:webHidden/>
                   </w:rPr>
-                  <w:instrText xml:space="preserve"> PAGEREF _Toc185575456 \h </w:instrText>
+                  <w:instrText xml:space="preserve"> PAGEREF _Toc187043368 \h </w:instrText>
                 </w:r>
                 <w:r>
                   <w:rPr>
@@ -659,7 +658,7 @@
                     <w:noProof/>
                     <w:webHidden/>
                   </w:rPr>
-                  <w:t>3</w:t>
+                  <w:t>4</w:t>
                 </w:r>
                 <w:r>
                   <w:rPr>
@@ -685,7 +684,7 @@
                   <w14:ligatures w14:val="standardContextual"/>
                 </w:rPr>
               </w:pPr>
-              <w:hyperlink w:anchor="_Toc185575457" w:history="1">
+              <w:hyperlink w:anchor="_Toc187043369" w:history="1">
                 <w:r>
                   <w:rPr>
                     <w:rStyle w:val="Lienhypertexte"/>
@@ -728,7 +727,7 @@
                     <w:noProof/>
                     <w:webHidden/>
                   </w:rPr>
-                  <w:instrText xml:space="preserve"> PAGEREF _Toc185575457 \h </w:instrText>
+                  <w:instrText xml:space="preserve"> PAGEREF _Toc187043369 \h </w:instrText>
                 </w:r>
                 <w:r>
                   <w:rPr>
@@ -748,7 +747,7 @@
                     <w:noProof/>
                     <w:webHidden/>
                   </w:rPr>
-                  <w:t>3</w:t>
+                  <w:t>4</w:t>
                 </w:r>
                 <w:r>
                   <w:rPr>
@@ -774,7 +773,7 @@
                   <w14:ligatures w14:val="standardContextual"/>
                 </w:rPr>
               </w:pPr>
-              <w:hyperlink w:anchor="_Toc185575458" w:history="1">
+              <w:hyperlink w:anchor="_Toc187043370" w:history="1">
                 <w:r>
                   <w:rPr>
                     <w:rStyle w:val="Lienhypertexte"/>
@@ -817,7 +816,7 @@
                     <w:noProof/>
                     <w:webHidden/>
                   </w:rPr>
-                  <w:instrText xml:space="preserve"> PAGEREF _Toc185575458 \h </w:instrText>
+                  <w:instrText xml:space="preserve"> PAGEREF _Toc187043370 \h </w:instrText>
                 </w:r>
                 <w:r>
                   <w:rPr>
@@ -837,7 +836,7 @@
                     <w:noProof/>
                     <w:webHidden/>
                   </w:rPr>
-                  <w:t>4</w:t>
+                  <w:t>5</w:t>
                 </w:r>
                 <w:r>
                   <w:rPr>
@@ -863,7 +862,7 @@
                   <w14:ligatures w14:val="standardContextual"/>
                 </w:rPr>
               </w:pPr>
-              <w:hyperlink w:anchor="_Toc185575459" w:history="1">
+              <w:hyperlink w:anchor="_Toc187043371" w:history="1">
                 <w:r>
                   <w:rPr>
                     <w:rStyle w:val="Lienhypertexte"/>
@@ -906,7 +905,7 @@
                     <w:noProof/>
                     <w:webHidden/>
                   </w:rPr>
-                  <w:instrText xml:space="preserve"> PAGEREF _Toc185575459 \h </w:instrText>
+                  <w:instrText xml:space="preserve"> PAGEREF _Toc187043371 \h </w:instrText>
                 </w:r>
                 <w:r>
                   <w:rPr>
@@ -926,7 +925,1164 @@
                     <w:noProof/>
                     <w:webHidden/>
                   </w:rPr>
-                  <w:t>5</w:t>
+                  <w:t>6</w:t>
+                </w:r>
+                <w:r>
+                  <w:rPr>
+                    <w:noProof/>
+                    <w:webHidden/>
+                  </w:rPr>
+                  <w:fldChar w:fldCharType="end"/>
+                </w:r>
+              </w:hyperlink>
+            </w:p>
+            <w:p>
+              <w:pPr>
+                <w:pStyle w:val="TM2"/>
+                <w:tabs>
+                  <w:tab w:val="left" w:pos="880"/>
+                  <w:tab w:val="right" w:leader="dot" w:pos="9062"/>
+                </w:tabs>
+                <w:jc w:val="both"/>
+                <w:rPr>
+                  <w:rFonts w:cstheme="minorBidi"/>
+                  <w:noProof/>
+                  <w:kern w:val="2"/>
+                  <w14:ligatures w14:val="standardContextual"/>
+                </w:rPr>
+              </w:pPr>
+              <w:hyperlink w:anchor="_Toc187043372" w:history="1">
+                <w:r>
+                  <w:rPr>
+                    <w:rStyle w:val="Lienhypertexte"/>
+                    <w:noProof/>
+                  </w:rPr>
+                  <w:t>2.4</w:t>
+                </w:r>
+                <w:r>
+                  <w:rPr>
+                    <w:rFonts w:cstheme="minorBidi"/>
+                    <w:noProof/>
+                    <w:kern w:val="2"/>
+                    <w14:ligatures w14:val="standardContextual"/>
+                  </w:rPr>
+                  <w:tab/>
+                </w:r>
+                <w:r>
+                  <w:rPr>
+                    <w:rStyle w:val="Lienhypertexte"/>
+                    <w:noProof/>
+                  </w:rPr>
+                  <w:t>Test Backend</w:t>
+                </w:r>
+                <w:r>
+                  <w:rPr>
+                    <w:noProof/>
+                    <w:webHidden/>
+                  </w:rPr>
+                  <w:tab/>
+                </w:r>
+                <w:r>
+                  <w:rPr>
+                    <w:noProof/>
+                    <w:webHidden/>
+                  </w:rPr>
+                  <w:fldChar w:fldCharType="begin"/>
+                </w:r>
+                <w:r>
+                  <w:rPr>
+                    <w:noProof/>
+                    <w:webHidden/>
+                  </w:rPr>
+                  <w:instrText xml:space="preserve"> PAGEREF _Toc187043372 \h </w:instrText>
+                </w:r>
+                <w:r>
+                  <w:rPr>
+                    <w:noProof/>
+                    <w:webHidden/>
+                  </w:rPr>
+                </w:r>
+                <w:r>
+                  <w:rPr>
+                    <w:noProof/>
+                    <w:webHidden/>
+                  </w:rPr>
+                  <w:fldChar w:fldCharType="separate"/>
+                </w:r>
+                <w:r>
+                  <w:rPr>
+                    <w:noProof/>
+                    <w:webHidden/>
+                  </w:rPr>
+                  <w:t>8</w:t>
+                </w:r>
+                <w:r>
+                  <w:rPr>
+                    <w:noProof/>
+                    <w:webHidden/>
+                  </w:rPr>
+                  <w:fldChar w:fldCharType="end"/>
+                </w:r>
+              </w:hyperlink>
+            </w:p>
+            <w:p>
+              <w:pPr>
+                <w:pStyle w:val="TM3"/>
+                <w:tabs>
+                  <w:tab w:val="left" w:pos="1320"/>
+                  <w:tab w:val="right" w:leader="dot" w:pos="9062"/>
+                </w:tabs>
+                <w:jc w:val="both"/>
+                <w:rPr>
+                  <w:rFonts w:cstheme="minorBidi"/>
+                  <w:noProof/>
+                  <w:kern w:val="2"/>
+                  <w14:ligatures w14:val="standardContextual"/>
+                </w:rPr>
+              </w:pPr>
+              <w:hyperlink w:anchor="_Toc187043373" w:history="1">
+                <w:r>
+                  <w:rPr>
+                    <w:rStyle w:val="Lienhypertexte"/>
+                    <w:noProof/>
+                  </w:rPr>
+                  <w:t>2.4.1</w:t>
+                </w:r>
+                <w:r>
+                  <w:rPr>
+                    <w:rFonts w:cstheme="minorBidi"/>
+                    <w:noProof/>
+                    <w:kern w:val="2"/>
+                    <w14:ligatures w14:val="standardContextual"/>
+                  </w:rPr>
+                  <w:tab/>
+                </w:r>
+                <w:r>
+                  <w:rPr>
+                    <w:rStyle w:val="Lienhypertexte"/>
+                    <w:noProof/>
+                  </w:rPr>
+                  <w:t>Authentification</w:t>
+                </w:r>
+                <w:r>
+                  <w:rPr>
+                    <w:noProof/>
+                    <w:webHidden/>
+                  </w:rPr>
+                  <w:tab/>
+                </w:r>
+                <w:r>
+                  <w:rPr>
+                    <w:noProof/>
+                    <w:webHidden/>
+                  </w:rPr>
+                  <w:fldChar w:fldCharType="begin"/>
+                </w:r>
+                <w:r>
+                  <w:rPr>
+                    <w:noProof/>
+                    <w:webHidden/>
+                  </w:rPr>
+                  <w:instrText xml:space="preserve"> PAGEREF _Toc187043373 \h </w:instrText>
+                </w:r>
+                <w:r>
+                  <w:rPr>
+                    <w:noProof/>
+                    <w:webHidden/>
+                  </w:rPr>
+                </w:r>
+                <w:r>
+                  <w:rPr>
+                    <w:noProof/>
+                    <w:webHidden/>
+                  </w:rPr>
+                  <w:fldChar w:fldCharType="separate"/>
+                </w:r>
+                <w:r>
+                  <w:rPr>
+                    <w:noProof/>
+                    <w:webHidden/>
+                  </w:rPr>
+                  <w:t>8</w:t>
+                </w:r>
+                <w:r>
+                  <w:rPr>
+                    <w:noProof/>
+                    <w:webHidden/>
+                  </w:rPr>
+                  <w:fldChar w:fldCharType="end"/>
+                </w:r>
+              </w:hyperlink>
+            </w:p>
+            <w:p>
+              <w:pPr>
+                <w:pStyle w:val="TM3"/>
+                <w:tabs>
+                  <w:tab w:val="left" w:pos="1320"/>
+                  <w:tab w:val="right" w:leader="dot" w:pos="9062"/>
+                </w:tabs>
+                <w:jc w:val="both"/>
+                <w:rPr>
+                  <w:rFonts w:cstheme="minorBidi"/>
+                  <w:noProof/>
+                  <w:kern w:val="2"/>
+                  <w14:ligatures w14:val="standardContextual"/>
+                </w:rPr>
+              </w:pPr>
+              <w:hyperlink w:anchor="_Toc187043374" w:history="1">
+                <w:r>
+                  <w:rPr>
+                    <w:rStyle w:val="Lienhypertexte"/>
+                    <w:noProof/>
+                  </w:rPr>
+                  <w:t>2.4.2</w:t>
+                </w:r>
+                <w:r>
+                  <w:rPr>
+                    <w:rFonts w:cstheme="minorBidi"/>
+                    <w:noProof/>
+                    <w:kern w:val="2"/>
+                    <w14:ligatures w14:val="standardContextual"/>
+                  </w:rPr>
+                  <w:tab/>
+                </w:r>
+                <w:r>
+                  <w:rPr>
+                    <w:rStyle w:val="Lienhypertexte"/>
+                    <w:noProof/>
+                  </w:rPr>
+                  <w:t>Test Login</w:t>
+                </w:r>
+                <w:r>
+                  <w:rPr>
+                    <w:noProof/>
+                    <w:webHidden/>
+                  </w:rPr>
+                  <w:tab/>
+                </w:r>
+                <w:r>
+                  <w:rPr>
+                    <w:noProof/>
+                    <w:webHidden/>
+                  </w:rPr>
+                  <w:fldChar w:fldCharType="begin"/>
+                </w:r>
+                <w:r>
+                  <w:rPr>
+                    <w:noProof/>
+                    <w:webHidden/>
+                  </w:rPr>
+                  <w:instrText xml:space="preserve"> PAGEREF _Toc187043374 \h </w:instrText>
+                </w:r>
+                <w:r>
+                  <w:rPr>
+                    <w:noProof/>
+                    <w:webHidden/>
+                  </w:rPr>
+                </w:r>
+                <w:r>
+                  <w:rPr>
+                    <w:noProof/>
+                    <w:webHidden/>
+                  </w:rPr>
+                  <w:fldChar w:fldCharType="separate"/>
+                </w:r>
+                <w:r>
+                  <w:rPr>
+                    <w:noProof/>
+                    <w:webHidden/>
+                  </w:rPr>
+                  <w:t>9</w:t>
+                </w:r>
+                <w:r>
+                  <w:rPr>
+                    <w:noProof/>
+                    <w:webHidden/>
+                  </w:rPr>
+                  <w:fldChar w:fldCharType="end"/>
+                </w:r>
+              </w:hyperlink>
+            </w:p>
+            <w:p>
+              <w:pPr>
+                <w:pStyle w:val="TM3"/>
+                <w:tabs>
+                  <w:tab w:val="left" w:pos="1320"/>
+                  <w:tab w:val="right" w:leader="dot" w:pos="9062"/>
+                </w:tabs>
+                <w:jc w:val="both"/>
+                <w:rPr>
+                  <w:rFonts w:cstheme="minorBidi"/>
+                  <w:noProof/>
+                  <w:kern w:val="2"/>
+                  <w14:ligatures w14:val="standardContextual"/>
+                </w:rPr>
+              </w:pPr>
+              <w:hyperlink w:anchor="_Toc187043375" w:history="1">
+                <w:r>
+                  <w:rPr>
+                    <w:rStyle w:val="Lienhypertexte"/>
+                    <w:noProof/>
+                  </w:rPr>
+                  <w:t>2.4.3</w:t>
+                </w:r>
+                <w:r>
+                  <w:rPr>
+                    <w:rFonts w:cstheme="minorBidi"/>
+                    <w:noProof/>
+                    <w:kern w:val="2"/>
+                    <w14:ligatures w14:val="standardContextual"/>
+                  </w:rPr>
+                  <w:tab/>
+                </w:r>
+                <w:r>
+                  <w:rPr>
+                    <w:rStyle w:val="Lienhypertexte"/>
+                    <w:noProof/>
+                  </w:rPr>
+                  <w:t>Gestion de l’utilisateur</w:t>
+                </w:r>
+                <w:r>
+                  <w:rPr>
+                    <w:noProof/>
+                    <w:webHidden/>
+                  </w:rPr>
+                  <w:tab/>
+                </w:r>
+                <w:r>
+                  <w:rPr>
+                    <w:noProof/>
+                    <w:webHidden/>
+                  </w:rPr>
+                  <w:fldChar w:fldCharType="begin"/>
+                </w:r>
+                <w:r>
+                  <w:rPr>
+                    <w:noProof/>
+                    <w:webHidden/>
+                  </w:rPr>
+                  <w:instrText xml:space="preserve"> PAGEREF _Toc187043375 \h </w:instrText>
+                </w:r>
+                <w:r>
+                  <w:rPr>
+                    <w:noProof/>
+                    <w:webHidden/>
+                  </w:rPr>
+                </w:r>
+                <w:r>
+                  <w:rPr>
+                    <w:noProof/>
+                    <w:webHidden/>
+                  </w:rPr>
+                  <w:fldChar w:fldCharType="separate"/>
+                </w:r>
+                <w:r>
+                  <w:rPr>
+                    <w:noProof/>
+                    <w:webHidden/>
+                  </w:rPr>
+                  <w:t>12</w:t>
+                </w:r>
+                <w:r>
+                  <w:rPr>
+                    <w:noProof/>
+                    <w:webHidden/>
+                  </w:rPr>
+                  <w:fldChar w:fldCharType="end"/>
+                </w:r>
+              </w:hyperlink>
+            </w:p>
+            <w:p>
+              <w:pPr>
+                <w:pStyle w:val="TM2"/>
+                <w:tabs>
+                  <w:tab w:val="left" w:pos="880"/>
+                  <w:tab w:val="right" w:leader="dot" w:pos="9062"/>
+                </w:tabs>
+                <w:jc w:val="both"/>
+                <w:rPr>
+                  <w:rFonts w:cstheme="minorBidi"/>
+                  <w:noProof/>
+                  <w:kern w:val="2"/>
+                  <w14:ligatures w14:val="standardContextual"/>
+                </w:rPr>
+              </w:pPr>
+              <w:hyperlink w:anchor="_Toc187043376" w:history="1">
+                <w:r>
+                  <w:rPr>
+                    <w:rStyle w:val="Lienhypertexte"/>
+                    <w:noProof/>
+                  </w:rPr>
+                  <w:t>2.5</w:t>
+                </w:r>
+                <w:r>
+                  <w:rPr>
+                    <w:rFonts w:cstheme="minorBidi"/>
+                    <w:noProof/>
+                    <w:kern w:val="2"/>
+                    <w14:ligatures w14:val="standardContextual"/>
+                  </w:rPr>
+                  <w:tab/>
+                </w:r>
+                <w:r>
+                  <w:rPr>
+                    <w:rStyle w:val="Lienhypertexte"/>
+                    <w:noProof/>
+                  </w:rPr>
+                  <w:t>Test E2E</w:t>
+                </w:r>
+                <w:r>
+                  <w:rPr>
+                    <w:noProof/>
+                    <w:webHidden/>
+                  </w:rPr>
+                  <w:tab/>
+                </w:r>
+                <w:r>
+                  <w:rPr>
+                    <w:noProof/>
+                    <w:webHidden/>
+                  </w:rPr>
+                  <w:fldChar w:fldCharType="begin"/>
+                </w:r>
+                <w:r>
+                  <w:rPr>
+                    <w:noProof/>
+                    <w:webHidden/>
+                  </w:rPr>
+                  <w:instrText xml:space="preserve"> PAGEREF _Toc187043376 \h </w:instrText>
+                </w:r>
+                <w:r>
+                  <w:rPr>
+                    <w:noProof/>
+                    <w:webHidden/>
+                  </w:rPr>
+                </w:r>
+                <w:r>
+                  <w:rPr>
+                    <w:noProof/>
+                    <w:webHidden/>
+                  </w:rPr>
+                  <w:fldChar w:fldCharType="separate"/>
+                </w:r>
+                <w:r>
+                  <w:rPr>
+                    <w:noProof/>
+                    <w:webHidden/>
+                  </w:rPr>
+                  <w:t>14</w:t>
+                </w:r>
+                <w:r>
+                  <w:rPr>
+                    <w:noProof/>
+                    <w:webHidden/>
+                  </w:rPr>
+                  <w:fldChar w:fldCharType="end"/>
+                </w:r>
+              </w:hyperlink>
+            </w:p>
+            <w:p>
+              <w:pPr>
+                <w:pStyle w:val="TM3"/>
+                <w:tabs>
+                  <w:tab w:val="left" w:pos="1320"/>
+                  <w:tab w:val="right" w:leader="dot" w:pos="9062"/>
+                </w:tabs>
+                <w:jc w:val="both"/>
+                <w:rPr>
+                  <w:rFonts w:cstheme="minorBidi"/>
+                  <w:noProof/>
+                  <w:kern w:val="2"/>
+                  <w14:ligatures w14:val="standardContextual"/>
+                </w:rPr>
+              </w:pPr>
+              <w:hyperlink w:anchor="_Toc187043377" w:history="1">
+                <w:r>
+                  <w:rPr>
+                    <w:rStyle w:val="Lienhypertexte"/>
+                    <w:noProof/>
+                  </w:rPr>
+                  <w:t>2.5.1</w:t>
+                </w:r>
+                <w:r>
+                  <w:rPr>
+                    <w:rFonts w:cstheme="minorBidi"/>
+                    <w:noProof/>
+                    <w:kern w:val="2"/>
+                    <w14:ligatures w14:val="standardContextual"/>
+                  </w:rPr>
+                  <w:tab/>
+                </w:r>
+                <w:r>
+                  <w:rPr>
+                    <w:rStyle w:val="Lienhypertexte"/>
+                    <w:noProof/>
+                  </w:rPr>
+                  <w:t>Détails globaux</w:t>
+                </w:r>
+                <w:r>
+                  <w:rPr>
+                    <w:noProof/>
+                    <w:webHidden/>
+                  </w:rPr>
+                  <w:tab/>
+                </w:r>
+                <w:r>
+                  <w:rPr>
+                    <w:noProof/>
+                    <w:webHidden/>
+                  </w:rPr>
+                  <w:fldChar w:fldCharType="begin"/>
+                </w:r>
+                <w:r>
+                  <w:rPr>
+                    <w:noProof/>
+                    <w:webHidden/>
+                  </w:rPr>
+                  <w:instrText xml:space="preserve"> PAGEREF _Toc187043377 \h </w:instrText>
+                </w:r>
+                <w:r>
+                  <w:rPr>
+                    <w:noProof/>
+                    <w:webHidden/>
+                  </w:rPr>
+                </w:r>
+                <w:r>
+                  <w:rPr>
+                    <w:noProof/>
+                    <w:webHidden/>
+                  </w:rPr>
+                  <w:fldChar w:fldCharType="separate"/>
+                </w:r>
+                <w:r>
+                  <w:rPr>
+                    <w:noProof/>
+                    <w:webHidden/>
+                  </w:rPr>
+                  <w:t>14</w:t>
+                </w:r>
+                <w:r>
+                  <w:rPr>
+                    <w:noProof/>
+                    <w:webHidden/>
+                  </w:rPr>
+                  <w:fldChar w:fldCharType="end"/>
+                </w:r>
+              </w:hyperlink>
+            </w:p>
+            <w:p>
+              <w:pPr>
+                <w:pStyle w:val="TM3"/>
+                <w:tabs>
+                  <w:tab w:val="left" w:pos="1320"/>
+                  <w:tab w:val="right" w:leader="dot" w:pos="9062"/>
+                </w:tabs>
+                <w:jc w:val="both"/>
+                <w:rPr>
+                  <w:rFonts w:cstheme="minorBidi"/>
+                  <w:noProof/>
+                  <w:kern w:val="2"/>
+                  <w14:ligatures w14:val="standardContextual"/>
+                </w:rPr>
+              </w:pPr>
+              <w:hyperlink w:anchor="_Toc187043378" w:history="1">
+                <w:r>
+                  <w:rPr>
+                    <w:rStyle w:val="Lienhypertexte"/>
+                    <w:noProof/>
+                  </w:rPr>
+                  <w:t>2.5.2</w:t>
+                </w:r>
+                <w:r>
+                  <w:rPr>
+                    <w:rFonts w:cstheme="minorBidi"/>
+                    <w:noProof/>
+                    <w:kern w:val="2"/>
+                    <w14:ligatures w14:val="standardContextual"/>
+                  </w:rPr>
+                  <w:tab/>
+                </w:r>
+                <w:r>
+                  <w:rPr>
+                    <w:rStyle w:val="Lienhypertexte"/>
+                    <w:noProof/>
+                  </w:rPr>
+                  <w:t>Création de compte</w:t>
+                </w:r>
+                <w:r>
+                  <w:rPr>
+                    <w:noProof/>
+                    <w:webHidden/>
+                  </w:rPr>
+                  <w:tab/>
+                </w:r>
+                <w:r>
+                  <w:rPr>
+                    <w:noProof/>
+                    <w:webHidden/>
+                  </w:rPr>
+                  <w:fldChar w:fldCharType="begin"/>
+                </w:r>
+                <w:r>
+                  <w:rPr>
+                    <w:noProof/>
+                    <w:webHidden/>
+                  </w:rPr>
+                  <w:instrText xml:space="preserve"> PAGEREF _Toc187043378 \h </w:instrText>
+                </w:r>
+                <w:r>
+                  <w:rPr>
+                    <w:noProof/>
+                    <w:webHidden/>
+                  </w:rPr>
+                </w:r>
+                <w:r>
+                  <w:rPr>
+                    <w:noProof/>
+                    <w:webHidden/>
+                  </w:rPr>
+                  <w:fldChar w:fldCharType="separate"/>
+                </w:r>
+                <w:r>
+                  <w:rPr>
+                    <w:noProof/>
+                    <w:webHidden/>
+                  </w:rPr>
+                  <w:t>14</w:t>
+                </w:r>
+                <w:r>
+                  <w:rPr>
+                    <w:noProof/>
+                    <w:webHidden/>
+                  </w:rPr>
+                  <w:fldChar w:fldCharType="end"/>
+                </w:r>
+              </w:hyperlink>
+            </w:p>
+            <w:p>
+              <w:pPr>
+                <w:pStyle w:val="TM3"/>
+                <w:tabs>
+                  <w:tab w:val="left" w:pos="1320"/>
+                  <w:tab w:val="right" w:leader="dot" w:pos="9062"/>
+                </w:tabs>
+                <w:jc w:val="both"/>
+                <w:rPr>
+                  <w:rFonts w:cstheme="minorBidi"/>
+                  <w:noProof/>
+                  <w:kern w:val="2"/>
+                  <w14:ligatures w14:val="standardContextual"/>
+                </w:rPr>
+              </w:pPr>
+              <w:hyperlink w:anchor="_Toc187043379" w:history="1">
+                <w:r>
+                  <w:rPr>
+                    <w:rStyle w:val="Lienhypertexte"/>
+                    <w:noProof/>
+                  </w:rPr>
+                  <w:t>2.5.3</w:t>
+                </w:r>
+                <w:r>
+                  <w:rPr>
+                    <w:rFonts w:cstheme="minorBidi"/>
+                    <w:noProof/>
+                    <w:kern w:val="2"/>
+                    <w14:ligatures w14:val="standardContextual"/>
+                  </w:rPr>
+                  <w:tab/>
+                </w:r>
+                <w:r>
+                  <w:rPr>
+                    <w:rStyle w:val="Lienhypertexte"/>
+                    <w:noProof/>
+                  </w:rPr>
+                  <w:t>Connexion</w:t>
+                </w:r>
+                <w:r>
+                  <w:rPr>
+                    <w:noProof/>
+                    <w:webHidden/>
+                  </w:rPr>
+                  <w:tab/>
+                </w:r>
+                <w:r>
+                  <w:rPr>
+                    <w:noProof/>
+                    <w:webHidden/>
+                  </w:rPr>
+                  <w:fldChar w:fldCharType="begin"/>
+                </w:r>
+                <w:r>
+                  <w:rPr>
+                    <w:noProof/>
+                    <w:webHidden/>
+                  </w:rPr>
+                  <w:instrText xml:space="preserve"> PAGEREF _Toc187043379 \h </w:instrText>
+                </w:r>
+                <w:r>
+                  <w:rPr>
+                    <w:noProof/>
+                    <w:webHidden/>
+                  </w:rPr>
+                </w:r>
+                <w:r>
+                  <w:rPr>
+                    <w:noProof/>
+                    <w:webHidden/>
+                  </w:rPr>
+                  <w:fldChar w:fldCharType="separate"/>
+                </w:r>
+                <w:r>
+                  <w:rPr>
+                    <w:noProof/>
+                    <w:webHidden/>
+                  </w:rPr>
+                  <w:t>17</w:t>
+                </w:r>
+                <w:r>
+                  <w:rPr>
+                    <w:noProof/>
+                    <w:webHidden/>
+                  </w:rPr>
+                  <w:fldChar w:fldCharType="end"/>
+                </w:r>
+              </w:hyperlink>
+            </w:p>
+            <w:p>
+              <w:pPr>
+                <w:pStyle w:val="TM3"/>
+                <w:tabs>
+                  <w:tab w:val="left" w:pos="1320"/>
+                  <w:tab w:val="right" w:leader="dot" w:pos="9062"/>
+                </w:tabs>
+                <w:jc w:val="both"/>
+                <w:rPr>
+                  <w:rFonts w:cstheme="minorBidi"/>
+                  <w:noProof/>
+                  <w:kern w:val="2"/>
+                  <w14:ligatures w14:val="standardContextual"/>
+                </w:rPr>
+              </w:pPr>
+              <w:hyperlink w:anchor="_Toc187043380" w:history="1">
+                <w:r>
+                  <w:rPr>
+                    <w:rStyle w:val="Lienhypertexte"/>
+                    <w:noProof/>
+                  </w:rPr>
+                  <w:t>2.5.4</w:t>
+                </w:r>
+                <w:r>
+                  <w:rPr>
+                    <w:rFonts w:cstheme="minorBidi"/>
+                    <w:noProof/>
+                    <w:kern w:val="2"/>
+                    <w14:ligatures w14:val="standardContextual"/>
+                  </w:rPr>
+                  <w:tab/>
+                </w:r>
+                <w:r>
+                  <w:rPr>
+                    <w:rStyle w:val="Lienhypertexte"/>
+                    <w:noProof/>
+                  </w:rPr>
+                  <w:t>Gestion du profil</w:t>
+                </w:r>
+                <w:r>
+                  <w:rPr>
+                    <w:noProof/>
+                    <w:webHidden/>
+                  </w:rPr>
+                  <w:tab/>
+                </w:r>
+                <w:r>
+                  <w:rPr>
+                    <w:noProof/>
+                    <w:webHidden/>
+                  </w:rPr>
+                  <w:fldChar w:fldCharType="begin"/>
+                </w:r>
+                <w:r>
+                  <w:rPr>
+                    <w:noProof/>
+                    <w:webHidden/>
+                  </w:rPr>
+                  <w:instrText xml:space="preserve"> PAGEREF _Toc187043380 \h </w:instrText>
+                </w:r>
+                <w:r>
+                  <w:rPr>
+                    <w:noProof/>
+                    <w:webHidden/>
+                  </w:rPr>
+                </w:r>
+                <w:r>
+                  <w:rPr>
+                    <w:noProof/>
+                    <w:webHidden/>
+                  </w:rPr>
+                  <w:fldChar w:fldCharType="separate"/>
+                </w:r>
+                <w:r>
+                  <w:rPr>
+                    <w:noProof/>
+                    <w:webHidden/>
+                  </w:rPr>
+                  <w:t>19</w:t>
+                </w:r>
+                <w:r>
+                  <w:rPr>
+                    <w:noProof/>
+                    <w:webHidden/>
+                  </w:rPr>
+                  <w:fldChar w:fldCharType="end"/>
+                </w:r>
+              </w:hyperlink>
+            </w:p>
+            <w:p>
+              <w:pPr>
+                <w:pStyle w:val="TM3"/>
+                <w:tabs>
+                  <w:tab w:val="left" w:pos="1320"/>
+                  <w:tab w:val="right" w:leader="dot" w:pos="9062"/>
+                </w:tabs>
+                <w:jc w:val="both"/>
+                <w:rPr>
+                  <w:rFonts w:cstheme="minorBidi"/>
+                  <w:noProof/>
+                  <w:kern w:val="2"/>
+                  <w14:ligatures w14:val="standardContextual"/>
+                </w:rPr>
+              </w:pPr>
+              <w:hyperlink w:anchor="_Toc187043381" w:history="1">
+                <w:r>
+                  <w:rPr>
+                    <w:rStyle w:val="Lienhypertexte"/>
+                    <w:noProof/>
+                  </w:rPr>
+                  <w:t>2.5.5</w:t>
+                </w:r>
+                <w:r>
+                  <w:rPr>
+                    <w:rFonts w:cstheme="minorBidi"/>
+                    <w:noProof/>
+                    <w:kern w:val="2"/>
+                    <w14:ligatures w14:val="standardContextual"/>
+                  </w:rPr>
+                  <w:tab/>
+                </w:r>
+                <w:r>
+                  <w:rPr>
+                    <w:rStyle w:val="Lienhypertexte"/>
+                    <w:noProof/>
+                  </w:rPr>
+                  <w:t>Gestion des tâches</w:t>
+                </w:r>
+                <w:r>
+                  <w:rPr>
+                    <w:noProof/>
+                    <w:webHidden/>
+                  </w:rPr>
+                  <w:tab/>
+                </w:r>
+                <w:r>
+                  <w:rPr>
+                    <w:noProof/>
+                    <w:webHidden/>
+                  </w:rPr>
+                  <w:fldChar w:fldCharType="begin"/>
+                </w:r>
+                <w:r>
+                  <w:rPr>
+                    <w:noProof/>
+                    <w:webHidden/>
+                  </w:rPr>
+                  <w:instrText xml:space="preserve"> PAGEREF _Toc187043381 \h </w:instrText>
+                </w:r>
+                <w:r>
+                  <w:rPr>
+                    <w:noProof/>
+                    <w:webHidden/>
+                  </w:rPr>
+                </w:r>
+                <w:r>
+                  <w:rPr>
+                    <w:noProof/>
+                    <w:webHidden/>
+                  </w:rPr>
+                  <w:fldChar w:fldCharType="separate"/>
+                </w:r>
+                <w:r>
+                  <w:rPr>
+                    <w:noProof/>
+                    <w:webHidden/>
+                  </w:rPr>
+                  <w:t>21</w:t>
+                </w:r>
+                <w:r>
+                  <w:rPr>
+                    <w:noProof/>
+                    <w:webHidden/>
+                  </w:rPr>
+                  <w:fldChar w:fldCharType="end"/>
+                </w:r>
+              </w:hyperlink>
+            </w:p>
+            <w:p>
+              <w:pPr>
+                <w:pStyle w:val="TM3"/>
+                <w:tabs>
+                  <w:tab w:val="left" w:pos="1320"/>
+                  <w:tab w:val="right" w:leader="dot" w:pos="9062"/>
+                </w:tabs>
+                <w:jc w:val="both"/>
+                <w:rPr>
+                  <w:rFonts w:cstheme="minorBidi"/>
+                  <w:noProof/>
+                  <w:kern w:val="2"/>
+                  <w14:ligatures w14:val="standardContextual"/>
+                </w:rPr>
+              </w:pPr>
+              <w:hyperlink w:anchor="_Toc187043382" w:history="1">
+                <w:r>
+                  <w:rPr>
+                    <w:rStyle w:val="Lienhypertexte"/>
+                    <w:noProof/>
+                  </w:rPr>
+                  <w:t>2.5.6</w:t>
+                </w:r>
+                <w:r>
+                  <w:rPr>
+                    <w:rFonts w:cstheme="minorBidi"/>
+                    <w:noProof/>
+                    <w:kern w:val="2"/>
+                    <w14:ligatures w14:val="standardContextual"/>
+                  </w:rPr>
+                  <w:tab/>
+                </w:r>
+                <w:r>
+                  <w:rPr>
+                    <w:rStyle w:val="Lienhypertexte"/>
+                    <w:noProof/>
+                  </w:rPr>
+                  <w:t>Navigation</w:t>
+                </w:r>
+                <w:r>
+                  <w:rPr>
+                    <w:noProof/>
+                    <w:webHidden/>
+                  </w:rPr>
+                  <w:tab/>
+                </w:r>
+                <w:r>
+                  <w:rPr>
+                    <w:noProof/>
+                    <w:webHidden/>
+                  </w:rPr>
+                  <w:fldChar w:fldCharType="begin"/>
+                </w:r>
+                <w:r>
+                  <w:rPr>
+                    <w:noProof/>
+                    <w:webHidden/>
+                  </w:rPr>
+                  <w:instrText xml:space="preserve"> PAGEREF _Toc187043382 \h </w:instrText>
+                </w:r>
+                <w:r>
+                  <w:rPr>
+                    <w:noProof/>
+                    <w:webHidden/>
+                  </w:rPr>
+                </w:r>
+                <w:r>
+                  <w:rPr>
+                    <w:noProof/>
+                    <w:webHidden/>
+                  </w:rPr>
+                  <w:fldChar w:fldCharType="separate"/>
+                </w:r>
+                <w:r>
+                  <w:rPr>
+                    <w:noProof/>
+                    <w:webHidden/>
+                  </w:rPr>
+                  <w:t>22</w:t>
+                </w:r>
+                <w:r>
+                  <w:rPr>
+                    <w:noProof/>
+                    <w:webHidden/>
+                  </w:rPr>
+                  <w:fldChar w:fldCharType="end"/>
+                </w:r>
+              </w:hyperlink>
+            </w:p>
+            <w:p>
+              <w:pPr>
+                <w:pStyle w:val="TM3"/>
+                <w:tabs>
+                  <w:tab w:val="left" w:pos="1320"/>
+                  <w:tab w:val="right" w:leader="dot" w:pos="9062"/>
+                </w:tabs>
+                <w:jc w:val="both"/>
+                <w:rPr>
+                  <w:rFonts w:cstheme="minorBidi"/>
+                  <w:noProof/>
+                  <w:kern w:val="2"/>
+                  <w14:ligatures w14:val="standardContextual"/>
+                </w:rPr>
+              </w:pPr>
+              <w:hyperlink w:anchor="_Toc187043383" w:history="1">
+                <w:r>
+                  <w:rPr>
+                    <w:rStyle w:val="Lienhypertexte"/>
+                    <w:noProof/>
+                  </w:rPr>
+                  <w:t>2.5.7</w:t>
+                </w:r>
+                <w:r>
+                  <w:rPr>
+                    <w:rFonts w:cstheme="minorBidi"/>
+                    <w:noProof/>
+                    <w:kern w:val="2"/>
+                    <w14:ligatures w14:val="standardContextual"/>
+                  </w:rPr>
+                  <w:tab/>
+                </w:r>
+                <w:r>
+                  <w:rPr>
+                    <w:rStyle w:val="Lienhypertexte"/>
+                    <w:noProof/>
+                  </w:rPr>
+                  <w:t>Déconnexion</w:t>
+                </w:r>
+                <w:r>
+                  <w:rPr>
+                    <w:noProof/>
+                    <w:webHidden/>
+                  </w:rPr>
+                  <w:tab/>
+                </w:r>
+                <w:r>
+                  <w:rPr>
+                    <w:noProof/>
+                    <w:webHidden/>
+                  </w:rPr>
+                  <w:fldChar w:fldCharType="begin"/>
+                </w:r>
+                <w:r>
+                  <w:rPr>
+                    <w:noProof/>
+                    <w:webHidden/>
+                  </w:rPr>
+                  <w:instrText xml:space="preserve"> PAGEREF _Toc187043383 \h </w:instrText>
+                </w:r>
+                <w:r>
+                  <w:rPr>
+                    <w:noProof/>
+                    <w:webHidden/>
+                  </w:rPr>
+                </w:r>
+                <w:r>
+                  <w:rPr>
+                    <w:noProof/>
+                    <w:webHidden/>
+                  </w:rPr>
+                  <w:fldChar w:fldCharType="separate"/>
+                </w:r>
+                <w:r>
+                  <w:rPr>
+                    <w:noProof/>
+                    <w:webHidden/>
+                  </w:rPr>
+                  <w:t>24</w:t>
+                </w:r>
+                <w:r>
+                  <w:rPr>
+                    <w:noProof/>
+                    <w:webHidden/>
+                  </w:rPr>
+                  <w:fldChar w:fldCharType="end"/>
+                </w:r>
+              </w:hyperlink>
+            </w:p>
+            <w:p>
+              <w:pPr>
+                <w:pStyle w:val="TM3"/>
+                <w:tabs>
+                  <w:tab w:val="left" w:pos="1320"/>
+                  <w:tab w:val="right" w:leader="dot" w:pos="9062"/>
+                </w:tabs>
+                <w:jc w:val="both"/>
+                <w:rPr>
+                  <w:rFonts w:cstheme="minorBidi"/>
+                  <w:noProof/>
+                  <w:kern w:val="2"/>
+                  <w14:ligatures w14:val="standardContextual"/>
+                </w:rPr>
+              </w:pPr>
+              <w:hyperlink w:anchor="_Toc187043384" w:history="1">
+                <w:r>
+                  <w:rPr>
+                    <w:rStyle w:val="Lienhypertexte"/>
+                    <w:noProof/>
+                  </w:rPr>
+                  <w:t>2.5.8</w:t>
+                </w:r>
+                <w:r>
+                  <w:rPr>
+                    <w:rFonts w:cstheme="minorBidi"/>
+                    <w:noProof/>
+                    <w:kern w:val="2"/>
+                    <w14:ligatures w14:val="standardContextual"/>
+                  </w:rPr>
+                  <w:tab/>
+                </w:r>
+                <w:r>
+                  <w:rPr>
+                    <w:rStyle w:val="Lienhypertexte"/>
+                    <w:noProof/>
+                  </w:rPr>
+                  <w:t>Suppression de compte</w:t>
+                </w:r>
+                <w:r>
+                  <w:rPr>
+                    <w:noProof/>
+                    <w:webHidden/>
+                  </w:rPr>
+                  <w:tab/>
+                </w:r>
+                <w:r>
+                  <w:rPr>
+                    <w:noProof/>
+                    <w:webHidden/>
+                  </w:rPr>
+                  <w:fldChar w:fldCharType="begin"/>
+                </w:r>
+                <w:r>
+                  <w:rPr>
+                    <w:noProof/>
+                    <w:webHidden/>
+                  </w:rPr>
+                  <w:instrText xml:space="preserve"> PAGEREF _Toc187043384 \h </w:instrText>
+                </w:r>
+                <w:r>
+                  <w:rPr>
+                    <w:noProof/>
+                    <w:webHidden/>
+                  </w:rPr>
+                </w:r>
+                <w:r>
+                  <w:rPr>
+                    <w:noProof/>
+                    <w:webHidden/>
+                  </w:rPr>
+                  <w:fldChar w:fldCharType="separate"/>
+                </w:r>
+                <w:r>
+                  <w:rPr>
+                    <w:noProof/>
+                    <w:webHidden/>
+                  </w:rPr>
+                  <w:t>25</w:t>
                 </w:r>
                 <w:r>
                   <w:rPr>
@@ -1000,61 +2156,6 @@
     </w:p>
     <w:p>
       <w:pPr>
-        <w:jc w:val="both"/>
-      </w:pPr>
-    </w:p>
-    <w:p>
-      <w:pPr>
-        <w:jc w:val="both"/>
-      </w:pPr>
-    </w:p>
-    <w:p>
-      <w:pPr>
-        <w:jc w:val="both"/>
-      </w:pPr>
-    </w:p>
-    <w:p>
-      <w:pPr>
-        <w:jc w:val="both"/>
-      </w:pPr>
-    </w:p>
-    <w:p>
-      <w:pPr>
-        <w:jc w:val="both"/>
-      </w:pPr>
-    </w:p>
-    <w:p>
-      <w:pPr>
-        <w:jc w:val="both"/>
-      </w:pPr>
-    </w:p>
-    <w:p>
-      <w:pPr>
-        <w:jc w:val="both"/>
-      </w:pPr>
-    </w:p>
-    <w:p>
-      <w:pPr>
-        <w:jc w:val="both"/>
-      </w:pPr>
-    </w:p>
-    <w:p>
-      <w:pPr>
-        <w:jc w:val="both"/>
-      </w:pPr>
-    </w:p>
-    <w:p>
-      <w:pPr>
-        <w:jc w:val="both"/>
-      </w:pPr>
-    </w:p>
-    <w:p>
-      <w:pPr>
-        <w:jc w:val="both"/>
-      </w:pPr>
-    </w:p>
-    <w:p>
-      <w:pPr>
         <w:tabs>
           <w:tab w:val="left" w:pos="2400"/>
         </w:tabs>
@@ -1073,7 +2174,7 @@
         </w:numPr>
         <w:jc w:val="both"/>
       </w:pPr>
-      <w:bookmarkStart w:id="0" w:name="_Toc185575451"/>
+      <w:bookmarkStart w:id="0" w:name="_Toc187043363"/>
       <w:r>
         <w:lastRenderedPageBreak/>
         <w:t>Analyse préliminaire</w:t>
@@ -1089,7 +2190,7 @@
         </w:numPr>
         <w:jc w:val="both"/>
       </w:pPr>
-      <w:bookmarkStart w:id="1" w:name="_Toc185575452"/>
+      <w:bookmarkStart w:id="1" w:name="_Toc187043364"/>
       <w:r>
         <w:t>Introduction</w:t>
       </w:r>
@@ -1170,7 +2271,7 @@
         </w:numPr>
         <w:jc w:val="both"/>
       </w:pPr>
-      <w:bookmarkStart w:id="2" w:name="_Toc185575453"/>
+      <w:bookmarkStart w:id="2" w:name="_Toc187043365"/>
       <w:r>
         <w:t>Objectifs</w:t>
       </w:r>
@@ -1568,7 +2669,7 @@
         </w:numPr>
         <w:jc w:val="both"/>
       </w:pPr>
-      <w:bookmarkStart w:id="3" w:name="_Toc185575454"/>
+      <w:bookmarkStart w:id="3" w:name="_Toc187043366"/>
       <w:r>
         <w:t>Gestion de projet</w:t>
       </w:r>
@@ -1626,7 +2727,7 @@
         </w:numPr>
         <w:jc w:val="both"/>
       </w:pPr>
-      <w:bookmarkStart w:id="4" w:name="_Toc185575455"/>
+      <w:bookmarkStart w:id="4" w:name="_Toc187043367"/>
       <w:r>
         <w:t>Planification initiale</w:t>
       </w:r>
@@ -1949,7 +3050,7 @@
         </w:numPr>
         <w:jc w:val="both"/>
       </w:pPr>
-      <w:bookmarkStart w:id="5" w:name="_Toc185575456"/>
+      <w:bookmarkStart w:id="5" w:name="_Toc187043368"/>
       <w:r>
         <w:t>Test</w:t>
       </w:r>
@@ -1964,7 +3065,7 @@
         </w:numPr>
         <w:jc w:val="both"/>
       </w:pPr>
-      <w:bookmarkStart w:id="6" w:name="_Toc185575457"/>
+      <w:bookmarkStart w:id="6" w:name="_Toc187043369"/>
       <w:r>
         <w:t>Politique de Test</w:t>
       </w:r>
@@ -2122,7 +3223,7 @@
         </w:numPr>
         <w:jc w:val="both"/>
       </w:pPr>
-      <w:bookmarkStart w:id="7" w:name="_Toc185575458"/>
+      <w:bookmarkStart w:id="7" w:name="_Toc187043370"/>
       <w:r>
         <w:t>Stratégie de test</w:t>
       </w:r>
@@ -2658,7 +3759,7 @@
         </w:numPr>
         <w:jc w:val="both"/>
       </w:pPr>
-      <w:bookmarkStart w:id="8" w:name="_Toc185575459"/>
+      <w:bookmarkStart w:id="8" w:name="_Toc187043371"/>
       <w:r>
         <w:lastRenderedPageBreak/>
         <w:t>Plan de test</w:t>
@@ -3126,10 +4227,12 @@
         </w:numPr>
         <w:jc w:val="both"/>
       </w:pPr>
+      <w:bookmarkStart w:id="9" w:name="_Toc187043372"/>
       <w:r>
         <w:lastRenderedPageBreak/>
         <w:t>Test Backend</w:t>
       </w:r>
+      <w:bookmarkEnd w:id="9"/>
     </w:p>
     <w:p>
       <w:pPr>
@@ -3144,6 +4247,7 @@
           <w:szCs w:val="26"/>
         </w:rPr>
       </w:pPr>
+      <w:bookmarkStart w:id="10" w:name="_Toc187043373"/>
       <w:r>
         <w:rPr>
           <w:sz w:val="26"/>
@@ -3151,6 +4255,7 @@
         </w:rPr>
         <w:t>Authentification</w:t>
       </w:r>
+      <w:bookmarkEnd w:id="10"/>
     </w:p>
     <w:p>
       <w:pPr>
@@ -4093,9 +5198,11 @@
         </w:numPr>
         <w:jc w:val="both"/>
       </w:pPr>
+      <w:bookmarkStart w:id="11" w:name="_Toc187043374"/>
       <w:r>
         <w:t>Test Login</w:t>
       </w:r>
+      <w:bookmarkEnd w:id="11"/>
     </w:p>
     <w:p>
       <w:pPr>
@@ -4962,10 +6069,12 @@
         </w:numPr>
         <w:jc w:val="both"/>
       </w:pPr>
+      <w:bookmarkStart w:id="12" w:name="_Toc187043375"/>
       <w:r>
         <w:lastRenderedPageBreak/>
         <w:t>Gestion de l’utilisateur</w:t>
       </w:r>
+      <w:bookmarkEnd w:id="12"/>
     </w:p>
     <w:p>
       <w:pPr>
@@ -5762,9 +6871,11 @@
         </w:numPr>
         <w:jc w:val="both"/>
       </w:pPr>
+      <w:bookmarkStart w:id="13" w:name="_Toc187043376"/>
       <w:r>
         <w:t>Test E2E</w:t>
       </w:r>
+      <w:bookmarkEnd w:id="13"/>
     </w:p>
     <w:p>
       <w:pPr>
@@ -5779,6 +6890,7 @@
           <w:szCs w:val="26"/>
         </w:rPr>
       </w:pPr>
+      <w:bookmarkStart w:id="14" w:name="_Toc187043377"/>
       <w:r>
         <w:rPr>
           <w:sz w:val="26"/>
@@ -5786,6 +6898,7 @@
         </w:rPr>
         <w:t>Détails globaux</w:t>
       </w:r>
+      <w:bookmarkEnd w:id="14"/>
     </w:p>
     <w:p>
       <w:pPr>
@@ -5813,6 +6926,9 @@
         <w:jc w:val="both"/>
       </w:pPr>
       <w:r>
+        <w:rPr>
+          <w:noProof/>
+        </w:rPr>
         <w:drawing>
           <wp:inline distT="0" distB="0" distL="0" distR="0" wp14:anchorId="534B79CB" wp14:editId="118C550A">
             <wp:extent cx="3686689" cy="276264"/>
@@ -5975,6 +7091,7 @@
           <w:szCs w:val="26"/>
         </w:rPr>
       </w:pPr>
+      <w:bookmarkStart w:id="15" w:name="_Toc187043378"/>
       <w:r>
         <w:rPr>
           <w:sz w:val="26"/>
@@ -5982,6 +7099,7 @@
         </w:rPr>
         <w:t>Création de compte</w:t>
       </w:r>
+      <w:bookmarkEnd w:id="15"/>
     </w:p>
     <w:p>
       <w:pPr>
@@ -6025,7 +7143,7 @@
         <w:ind w:left="1428"/>
         <w:jc w:val="both"/>
       </w:pPr>
-      <w:bookmarkStart w:id="9" w:name="_Hlk186983000"/>
+      <w:bookmarkStart w:id="16" w:name="_Hlk186983000"/>
       <w:r>
         <w:t xml:space="preserve">Format </w:t>
       </w:r>
@@ -6048,8 +7166,8 @@
         <w:ind w:left="1428"/>
         <w:jc w:val="both"/>
       </w:pPr>
-      <w:bookmarkStart w:id="10" w:name="_Hlk186983145"/>
-      <w:bookmarkEnd w:id="9"/>
+      <w:bookmarkStart w:id="17" w:name="_Hlk186983145"/>
+      <w:bookmarkEnd w:id="16"/>
       <w:r>
         <w:t>Mot de passe trop court</w:t>
       </w:r>
@@ -6064,8 +7182,8 @@
         <w:ind w:left="1428"/>
         <w:jc w:val="both"/>
       </w:pPr>
-      <w:bookmarkStart w:id="11" w:name="_Hlk186983409"/>
-      <w:bookmarkEnd w:id="10"/>
+      <w:bookmarkStart w:id="18" w:name="_Hlk186983409"/>
+      <w:bookmarkEnd w:id="17"/>
       <w:r>
         <w:t>Mots de passe non correspondants</w:t>
       </w:r>
@@ -6080,8 +7198,8 @@
         <w:ind w:left="1428"/>
         <w:jc w:val="both"/>
       </w:pPr>
-      <w:bookmarkStart w:id="12" w:name="_Hlk186983622"/>
-      <w:bookmarkEnd w:id="11"/>
+      <w:bookmarkStart w:id="19" w:name="_Hlk186983622"/>
+      <w:bookmarkEnd w:id="18"/>
       <w:r>
         <w:t>Compte déjà existant</w:t>
       </w:r>
@@ -6096,12 +7214,12 @@
         <w:ind w:left="1428"/>
         <w:jc w:val="both"/>
       </w:pPr>
-      <w:bookmarkStart w:id="13" w:name="_Hlk186983472"/>
-      <w:bookmarkEnd w:id="12"/>
+      <w:bookmarkStart w:id="20" w:name="_Hlk186983472"/>
+      <w:bookmarkEnd w:id="19"/>
       <w:r>
         <w:t>Création d’un compte valide</w:t>
       </w:r>
-      <w:bookmarkEnd w:id="13"/>
+      <w:bookmarkEnd w:id="20"/>
     </w:p>
     <w:p>
       <w:pPr>
@@ -6137,6 +7255,9 @@
         <w:jc w:val="both"/>
       </w:pPr>
       <w:r>
+        <w:rPr>
+          <w:noProof/>
+        </w:rPr>
         <w:drawing>
           <wp:anchor distT="0" distB="0" distL="114300" distR="114300" simplePos="0" relativeHeight="251662336" behindDoc="0" locked="0" layoutInCell="1" allowOverlap="1" wp14:anchorId="35E0E019" wp14:editId="6B3CF22D">
             <wp:simplePos x="0" y="0"/>
@@ -6278,20 +7399,17 @@
       </w:r>
       <w:proofErr w:type="gramEnd"/>
       <w:r>
-        <w:t xml:space="preserve"> </w:t>
-      </w:r>
-      <w:r>
-        <w:t>au format incorrect</w:t>
-      </w:r>
-      <w:r>
-        <w:t xml:space="preserve"> et affiche une erreur.</w:t>
-      </w:r>
-    </w:p>
-    <w:p>
-      <w:pPr>
-        <w:jc w:val="both"/>
-      </w:pPr>
-      <w:r>
+        <w:t xml:space="preserve"> au format incorrect et affiche une erreur.</w:t>
+      </w:r>
+    </w:p>
+    <w:p>
+      <w:pPr>
+        <w:jc w:val="both"/>
+      </w:pPr>
+      <w:r>
+        <w:rPr>
+          <w:noProof/>
+        </w:rPr>
         <w:drawing>
           <wp:anchor distT="0" distB="0" distL="114300" distR="114300" simplePos="0" relativeHeight="251663360" behindDoc="0" locked="0" layoutInCell="1" allowOverlap="1" wp14:anchorId="59CCB8C5" wp14:editId="11861EB1">
             <wp:simplePos x="0" y="0"/>
@@ -6420,6 +7538,9 @@
         <w:jc w:val="both"/>
       </w:pPr>
       <w:r>
+        <w:rPr>
+          <w:noProof/>
+        </w:rPr>
         <w:drawing>
           <wp:anchor distT="0" distB="0" distL="114300" distR="114300" simplePos="0" relativeHeight="251664384" behindDoc="0" locked="0" layoutInCell="1" allowOverlap="1" wp14:anchorId="3AC2A11A" wp14:editId="2102D381">
             <wp:simplePos x="0" y="0"/>
@@ -6532,6 +7653,7 @@
           <w:bCs/>
           <w:i/>
           <w:iCs/>
+          <w:noProof/>
           <w:sz w:val="26"/>
           <w:szCs w:val="26"/>
         </w:rPr>
@@ -6644,6 +7766,7 @@
       </w:pPr>
       <w:r>
         <w:rPr>
+          <w:noProof/>
           <w:color w:val="000000" w:themeColor="text1"/>
         </w:rPr>
         <w:drawing>
@@ -6724,13 +7847,7 @@
         <w:rPr>
           <w:color w:val="000000" w:themeColor="text1"/>
         </w:rPr>
-        <w:t>che</w:t>
-      </w:r>
-      <w:r>
-        <w:rPr>
-          <w:color w:val="000000" w:themeColor="text1"/>
-        </w:rPr>
-        <w:t xml:space="preserve"> la création d’un compte avec un </w:t>
+        <w:t xml:space="preserve">che la création d’un compte avec un </w:t>
       </w:r>
       <w:proofErr w:type="gramStart"/>
       <w:r>
@@ -6829,6 +7946,9 @@
         <w:jc w:val="both"/>
       </w:pPr>
       <w:r>
+        <w:rPr>
+          <w:noProof/>
+        </w:rPr>
         <w:drawing>
           <wp:anchor distT="0" distB="0" distL="114300" distR="114300" simplePos="0" relativeHeight="251667456" behindDoc="0" locked="0" layoutInCell="1" allowOverlap="1" wp14:anchorId="28A9B337" wp14:editId="2EB03014">
             <wp:simplePos x="0" y="0"/>
@@ -6902,6 +8022,7 @@
           <w:szCs w:val="26"/>
         </w:rPr>
       </w:pPr>
+      <w:bookmarkStart w:id="21" w:name="_Toc187043379"/>
       <w:r>
         <w:rPr>
           <w:sz w:val="26"/>
@@ -6916,6 +8037,7 @@
         </w:rPr>
         <w:t>onnexion</w:t>
       </w:r>
+      <w:bookmarkEnd w:id="21"/>
     </w:p>
     <w:p>
       <w:pPr>
@@ -6986,11 +8108,11 @@
         </w:numPr>
         <w:jc w:val="both"/>
       </w:pPr>
-      <w:bookmarkStart w:id="14" w:name="_Hlk186984248"/>
+      <w:bookmarkStart w:id="22" w:name="_Hlk186984248"/>
       <w:r>
         <w:t>Utilisateur inexistant</w:t>
       </w:r>
-      <w:bookmarkEnd w:id="14"/>
+      <w:bookmarkEnd w:id="22"/>
     </w:p>
     <w:p>
       <w:pPr>
@@ -7056,6 +8178,9 @@
         <w:jc w:val="both"/>
       </w:pPr>
       <w:r>
+        <w:rPr>
+          <w:noProof/>
+        </w:rPr>
         <w:drawing>
           <wp:anchor distT="0" distB="0" distL="114300" distR="114300" simplePos="0" relativeHeight="251668480" behindDoc="0" locked="0" layoutInCell="1" allowOverlap="1" wp14:anchorId="67890327" wp14:editId="7BEBA548">
             <wp:simplePos x="0" y="0"/>
@@ -7201,6 +8326,9 @@
         <w:jc w:val="both"/>
       </w:pPr>
       <w:r>
+        <w:rPr>
+          <w:noProof/>
+        </w:rPr>
         <w:drawing>
           <wp:anchor distT="0" distB="0" distL="114300" distR="114300" simplePos="0" relativeHeight="251669504" behindDoc="0" locked="0" layoutInCell="1" allowOverlap="1" wp14:anchorId="65160888" wp14:editId="52B1A813">
             <wp:simplePos x="0" y="0"/>
@@ -7322,6 +8450,9 @@
         <w:jc w:val="both"/>
       </w:pPr>
       <w:r>
+        <w:rPr>
+          <w:noProof/>
+        </w:rPr>
         <w:drawing>
           <wp:anchor distT="0" distB="0" distL="114300" distR="114300" simplePos="0" relativeHeight="251670528" behindDoc="0" locked="0" layoutInCell="1" allowOverlap="1" wp14:anchorId="05322CD4" wp14:editId="41DE2B36">
             <wp:simplePos x="0" y="0"/>
@@ -7467,6 +8598,9 @@
         <w:jc w:val="both"/>
       </w:pPr>
       <w:r>
+        <w:rPr>
+          <w:noProof/>
+        </w:rPr>
         <w:drawing>
           <wp:anchor distT="0" distB="0" distL="114300" distR="114300" simplePos="0" relativeHeight="251671552" behindDoc="0" locked="0" layoutInCell="1" allowOverlap="1" wp14:anchorId="5DC2C0B4" wp14:editId="4150E7AB">
             <wp:simplePos x="0" y="0"/>
@@ -7580,6 +8714,9 @@
         <w:jc w:val="both"/>
       </w:pPr>
       <w:r>
+        <w:rPr>
+          <w:noProof/>
+        </w:rPr>
         <w:drawing>
           <wp:anchor distT="0" distB="0" distL="114300" distR="114300" simplePos="0" relativeHeight="251672576" behindDoc="0" locked="0" layoutInCell="1" allowOverlap="1" wp14:anchorId="4216B0BC" wp14:editId="2B3590BE">
             <wp:simplePos x="0" y="0"/>
@@ -7688,6 +8825,7 @@
           <w:szCs w:val="26"/>
         </w:rPr>
       </w:pPr>
+      <w:bookmarkStart w:id="23" w:name="_Toc187043380"/>
       <w:r>
         <w:rPr>
           <w:sz w:val="26"/>
@@ -7695,6 +8833,7 @@
         </w:rPr>
         <w:t>Gestion du profil</w:t>
       </w:r>
+      <w:bookmarkEnd w:id="23"/>
     </w:p>
     <w:p>
       <w:pPr>
@@ -7744,12 +8883,12 @@
         </w:numPr>
         <w:jc w:val="both"/>
       </w:pPr>
-      <w:bookmarkStart w:id="15" w:name="_Hlk186984834"/>
+      <w:bookmarkStart w:id="24" w:name="_Hlk186984834"/>
       <w:r>
         <w:t>Champs vides</w:t>
       </w:r>
     </w:p>
-    <w:bookmarkEnd w:id="15"/>
+    <w:bookmarkEnd w:id="24"/>
     <w:p>
       <w:pPr>
         <w:pStyle w:val="Paragraphedeliste"/>
@@ -7824,6 +8963,9 @@
         <w:jc w:val="both"/>
       </w:pPr>
       <w:r>
+        <w:rPr>
+          <w:noProof/>
+        </w:rPr>
         <w:drawing>
           <wp:anchor distT="0" distB="0" distL="114300" distR="114300" simplePos="0" relativeHeight="251673600" behindDoc="0" locked="0" layoutInCell="1" allowOverlap="1" wp14:anchorId="59097CCA" wp14:editId="0A49CDE6">
             <wp:simplePos x="0" y="0"/>
@@ -7977,6 +9119,9 @@
         <w:t>affiche un message d’erreur lorsque les champs requis ne sont pas remplis.</w:t>
       </w:r>
       <w:r>
+        <w:rPr>
+          <w:noProof/>
+        </w:rPr>
         <w:drawing>
           <wp:anchor distT="0" distB="0" distL="114300" distR="114300" simplePos="0" relativeHeight="251674624" behindDoc="0" locked="0" layoutInCell="1" allowOverlap="1" wp14:anchorId="237B5728" wp14:editId="12CE9499">
             <wp:simplePos x="0" y="0"/>
@@ -8070,6 +9215,9 @@
         <w:jc w:val="both"/>
       </w:pPr>
       <w:r>
+        <w:rPr>
+          <w:noProof/>
+        </w:rPr>
         <w:drawing>
           <wp:anchor distT="0" distB="0" distL="114300" distR="114300" simplePos="0" relativeHeight="251675648" behindDoc="0" locked="0" layoutInCell="1" allowOverlap="1" wp14:anchorId="12F33E03" wp14:editId="351F7047">
             <wp:simplePos x="0" y="0"/>
@@ -8121,13 +9269,7 @@
         </w:drawing>
       </w:r>
       <w:r>
-        <w:t xml:space="preserve">Ce test vérifie que les champs du profil (nom, adresse, etc.) peuvent être modifiés et </w:t>
-      </w:r>
-      <w:r>
-        <w:t>enregistré</w:t>
-      </w:r>
-      <w:r>
-        <w:t xml:space="preserve"> correctement.</w:t>
+        <w:t>Ce test vérifie que les champs du profil (nom, adresse, etc.) peuvent être modifiés et enregistré correctement.</w:t>
       </w:r>
     </w:p>
     <w:p>
@@ -8159,20 +9301,14 @@
           <w:szCs w:val="26"/>
         </w:rPr>
       </w:pPr>
+      <w:bookmarkStart w:id="25" w:name="_Toc187043381"/>
       <w:r>
         <w:rPr>
           <w:sz w:val="26"/>
           <w:szCs w:val="26"/>
         </w:rPr>
         <w:lastRenderedPageBreak/>
-        <w:t>Gestion d</w:t>
-      </w:r>
-      <w:r>
-        <w:rPr>
-          <w:sz w:val="26"/>
-          <w:szCs w:val="26"/>
-        </w:rPr>
-        <w:t>es t</w:t>
+        <w:t>Gestion des t</w:t>
       </w:r>
       <w:r>
         <w:t>â</w:t>
@@ -8184,6 +9320,7 @@
         </w:rPr>
         <w:t>ches</w:t>
       </w:r>
+      <w:bookmarkEnd w:id="25"/>
     </w:p>
     <w:p>
       <w:pPr>
@@ -8200,13 +9337,7 @@
         <w:t>ajout, validation, et suppression</w:t>
       </w:r>
       <w:r>
-        <w:t xml:space="preserve"> des t</w:t>
-      </w:r>
-      <w:r>
-        <w:t>â</w:t>
-      </w:r>
-      <w:r>
-        <w:t>ches</w:t>
+        <w:t xml:space="preserve"> des tâches</w:t>
       </w:r>
       <w:r>
         <w:t>. Les erreurs comme l’ajout sans description, sont également testées pour s’assurer qu’elles sont bien gérées.</w:t>
@@ -8243,12 +9374,12 @@
         </w:numPr>
         <w:jc w:val="both"/>
       </w:pPr>
-      <w:bookmarkStart w:id="16" w:name="_Hlk186985346"/>
+      <w:bookmarkStart w:id="26" w:name="_Hlk186985346"/>
       <w:r>
         <w:t>Ajout de tâches valides</w:t>
       </w:r>
     </w:p>
-    <w:bookmarkEnd w:id="16"/>
+    <w:bookmarkEnd w:id="26"/>
     <w:p>
       <w:pPr>
         <w:pStyle w:val="Paragraphedeliste"/>
@@ -8313,6 +9444,9 @@
         <w:jc w:val="both"/>
       </w:pPr>
       <w:r>
+        <w:rPr>
+          <w:noProof/>
+        </w:rPr>
         <w:drawing>
           <wp:anchor distT="0" distB="0" distL="114300" distR="114300" simplePos="0" relativeHeight="251676672" behindDoc="0" locked="0" layoutInCell="1" allowOverlap="1" wp14:anchorId="2AEE7DD4" wp14:editId="4AC26E7C">
             <wp:simplePos x="0" y="0"/>
@@ -8410,6 +9544,9 @@
         <w:jc w:val="both"/>
       </w:pPr>
       <w:r>
+        <w:rPr>
+          <w:noProof/>
+        </w:rPr>
         <w:drawing>
           <wp:anchor distT="0" distB="0" distL="114300" distR="114300" simplePos="0" relativeHeight="251677696" behindDoc="0" locked="0" layoutInCell="1" allowOverlap="1" wp14:anchorId="45DE04D6" wp14:editId="1F22400A">
             <wp:simplePos x="0" y="0"/>
@@ -8609,6 +9746,9 @@
         <w:jc w:val="both"/>
       </w:pPr>
       <w:r>
+        <w:rPr>
+          <w:noProof/>
+        </w:rPr>
         <w:drawing>
           <wp:anchor distT="0" distB="0" distL="114300" distR="114300" simplePos="0" relativeHeight="251678720" behindDoc="0" locked="0" layoutInCell="1" allowOverlap="1" wp14:anchorId="6DA727F4" wp14:editId="52CBC259">
             <wp:simplePos x="0" y="0"/>
@@ -8781,6 +9921,9 @@
         </w:rPr>
       </w:pPr>
       <w:r>
+        <w:rPr>
+          <w:noProof/>
+        </w:rPr>
         <w:drawing>
           <wp:anchor distT="0" distB="0" distL="114300" distR="114300" simplePos="0" relativeHeight="251679744" behindDoc="0" locked="0" layoutInCell="1" allowOverlap="1" wp14:anchorId="4BAFEFF0" wp14:editId="399198FF">
             <wp:simplePos x="0" y="0"/>
@@ -8869,6 +10012,7 @@
           <w:szCs w:val="26"/>
         </w:rPr>
       </w:pPr>
+      <w:bookmarkStart w:id="27" w:name="_Toc187043382"/>
       <w:r>
         <w:rPr>
           <w:sz w:val="26"/>
@@ -8876,6 +10020,7 @@
         </w:rPr>
         <w:t>Navigation</w:t>
       </w:r>
+      <w:bookmarkEnd w:id="27"/>
     </w:p>
     <w:p>
       <w:pPr>
@@ -8942,12 +10087,12 @@
         </w:numPr>
         <w:jc w:val="both"/>
       </w:pPr>
-      <w:bookmarkStart w:id="17" w:name="_Hlk186985856"/>
+      <w:bookmarkStart w:id="28" w:name="_Hlk186985856"/>
       <w:r>
         <w:t>Navigation vers la page "À propos"</w:t>
       </w:r>
     </w:p>
-    <w:bookmarkEnd w:id="17"/>
+    <w:bookmarkEnd w:id="28"/>
     <w:p>
       <w:pPr>
         <w:pStyle w:val="Paragraphedeliste"/>
@@ -9059,6 +10204,7 @@
       </w:pPr>
       <w:r>
         <w:rPr>
+          <w:noProof/>
           <w:color w:val="000000" w:themeColor="text1"/>
         </w:rPr>
         <w:drawing>
@@ -9212,7 +10358,7 @@
         <w:ind w:left="708"/>
         <w:jc w:val="both"/>
       </w:pPr>
-      <w:bookmarkStart w:id="18" w:name="_Hlk186986379"/>
+      <w:bookmarkStart w:id="29" w:name="_Hlk186986379"/>
       <w:r>
         <w:t>Ce test vérifie que l’utilisateur peut accéder à la page "À propos"</w:t>
       </w:r>
@@ -9220,13 +10366,16 @@
         <w:t>.</w:t>
       </w:r>
     </w:p>
-    <w:bookmarkEnd w:id="18"/>
+    <w:bookmarkEnd w:id="29"/>
     <w:p>
       <w:pPr>
         <w:ind w:left="708"/>
         <w:jc w:val="both"/>
       </w:pPr>
       <w:r>
+        <w:rPr>
+          <w:noProof/>
+        </w:rPr>
         <w:drawing>
           <wp:anchor distT="0" distB="0" distL="114300" distR="114300" simplePos="0" relativeHeight="251681792" behindDoc="1" locked="0" layoutInCell="1" allowOverlap="1" wp14:anchorId="10726571" wp14:editId="782EF8A7">
             <wp:simplePos x="0" y="0"/>
@@ -9387,7 +10536,7 @@
         <w:ind w:left="360" w:firstLine="348"/>
         <w:jc w:val="both"/>
       </w:pPr>
-      <w:bookmarkStart w:id="19" w:name="_Hlk186986014"/>
+      <w:bookmarkStart w:id="30" w:name="_Hlk186986014"/>
       <w:r>
         <w:t>Ce test vérifie que l’utilisateur peut accéder à la page "À propos"</w:t>
       </w:r>
@@ -9395,13 +10544,16 @@
         <w:t>.</w:t>
       </w:r>
     </w:p>
-    <w:bookmarkEnd w:id="19"/>
+    <w:bookmarkEnd w:id="30"/>
     <w:p>
       <w:pPr>
         <w:ind w:left="708"/>
         <w:jc w:val="both"/>
       </w:pPr>
       <w:r>
+        <w:rPr>
+          <w:noProof/>
+        </w:rPr>
         <w:drawing>
           <wp:anchor distT="0" distB="0" distL="114300" distR="114300" simplePos="0" relativeHeight="251682816" behindDoc="0" locked="0" layoutInCell="1" allowOverlap="1" wp14:anchorId="2E9E78F0" wp14:editId="45639D2B">
             <wp:simplePos x="0" y="0"/>
@@ -9555,6 +10707,9 @@
         <w:jc w:val="both"/>
       </w:pPr>
       <w:r>
+        <w:rPr>
+          <w:noProof/>
+        </w:rPr>
         <w:drawing>
           <wp:anchor distT="0" distB="0" distL="114300" distR="114300" simplePos="0" relativeHeight="251683840" behindDoc="0" locked="0" layoutInCell="1" allowOverlap="1" wp14:anchorId="40A594AD" wp14:editId="47D7F65F">
             <wp:simplePos x="0" y="0"/>
@@ -9662,6 +10817,7 @@
           <w:szCs w:val="26"/>
         </w:rPr>
       </w:pPr>
+      <w:bookmarkStart w:id="31" w:name="_Toc187043383"/>
       <w:r>
         <w:rPr>
           <w:sz w:val="26"/>
@@ -9669,6 +10825,7 @@
         </w:rPr>
         <w:t>Déconnexion</w:t>
       </w:r>
+      <w:bookmarkEnd w:id="31"/>
     </w:p>
     <w:p>
       <w:pPr>
@@ -9806,6 +10963,9 @@
         <w:jc w:val="both"/>
       </w:pPr>
       <w:r>
+        <w:rPr>
+          <w:noProof/>
+        </w:rPr>
         <w:drawing>
           <wp:anchor distT="0" distB="0" distL="114300" distR="114300" simplePos="0" relativeHeight="251684864" behindDoc="0" locked="0" layoutInCell="1" allowOverlap="1" wp14:anchorId="0D3D8CA2" wp14:editId="45E1DB97">
             <wp:simplePos x="0" y="0"/>
@@ -9933,6 +11093,7 @@
           <w:szCs w:val="26"/>
         </w:rPr>
       </w:pPr>
+      <w:bookmarkStart w:id="32" w:name="_Toc187043384"/>
       <w:r>
         <w:rPr>
           <w:sz w:val="26"/>
@@ -9940,6 +11101,7 @@
         </w:rPr>
         <w:t>Suppression de compte</w:t>
       </w:r>
+      <w:bookmarkEnd w:id="32"/>
     </w:p>
     <w:p>
       <w:pPr>
@@ -10023,13 +11185,7 @@
         <w:t xml:space="preserve">Ce test vérifie que l’utilisateur peut </w:t>
       </w:r>
       <w:r>
-        <w:t>s</w:t>
-      </w:r>
-      <w:r>
-        <w:t xml:space="preserve">upprimer son compte </w:t>
-      </w:r>
-      <w:r>
-        <w:t>en cliquant sur le bouton « </w:t>
+        <w:t>supprimer son compte en cliquant sur le bouton « </w:t>
       </w:r>
       <w:r>
         <w:t xml:space="preserve">Supprimer votre </w:t>
@@ -10049,6 +11205,9 @@
         <w:jc w:val="both"/>
       </w:pPr>
       <w:r>
+        <w:rPr>
+          <w:noProof/>
+        </w:rPr>
         <w:drawing>
           <wp:anchor distT="0" distB="0" distL="114300" distR="114300" simplePos="0" relativeHeight="251685888" behindDoc="0" locked="0" layoutInCell="1" allowOverlap="1" wp14:anchorId="15B7CB98" wp14:editId="44CE085C">
             <wp:simplePos x="0" y="0"/>
@@ -10136,6 +11295,9 @@
         <w:jc w:val="both"/>
       </w:pPr>
       <w:r>
+        <w:rPr>
+          <w:noProof/>
+        </w:rPr>
         <w:lastRenderedPageBreak/>
         <w:drawing>
           <wp:anchor distT="0" distB="0" distL="114300" distR="114300" simplePos="0" relativeHeight="251686912" behindDoc="0" locked="0" layoutInCell="1" allowOverlap="1" wp14:anchorId="4BB7451C" wp14:editId="2CCB1B28">
@@ -10202,9 +11364,600 @@
         <w:jc w:val="both"/>
       </w:pPr>
     </w:p>
+    <w:p>
+      <w:pPr>
+        <w:pStyle w:val="Titre2"/>
+        <w:numPr>
+          <w:ilvl w:val="1"/>
+          <w:numId w:val="1"/>
+        </w:numPr>
+        <w:jc w:val="both"/>
+      </w:pPr>
+      <w:r>
+        <w:t xml:space="preserve">Résultat </w:t>
+      </w:r>
+      <w:r>
+        <w:t xml:space="preserve">Campagne de </w:t>
+      </w:r>
+      <w:r>
+        <w:t>Test E2E</w:t>
+      </w:r>
+    </w:p>
+    <w:p>
+      <w:pPr>
+        <w:ind w:left="360"/>
+        <w:jc w:val="both"/>
+      </w:pPr>
+      <w:r>
+        <w:t xml:space="preserve">Tous les tests ont été exécutés et la majorité des fonctionnalités principales fonctionnent correctement. </w:t>
+      </w:r>
+    </w:p>
+    <w:p>
+      <w:pPr>
+        <w:ind w:left="360"/>
+        <w:jc w:val="both"/>
+      </w:pPr>
+      <w:r>
+        <w:t xml:space="preserve">Voici une capture d’écran des tests réussis dans </w:t>
+      </w:r>
+      <w:proofErr w:type="spellStart"/>
+      <w:r>
+        <w:t>Cypress</w:t>
+      </w:r>
+      <w:proofErr w:type="spellEnd"/>
+      <w:r>
+        <w:t xml:space="preserve"> : </w:t>
+      </w:r>
+    </w:p>
+    <w:p>
+      <w:pPr>
+        <w:ind w:left="360"/>
+        <w:jc w:val="both"/>
+      </w:pPr>
+      <w:r>
+        <w:drawing>
+          <wp:inline distT="0" distB="0" distL="0" distR="0" wp14:anchorId="12AC2164" wp14:editId="1FD9F2DA">
+            <wp:extent cx="5760720" cy="6031230"/>
+            <wp:effectExtent l="0" t="0" r="0" b="7620"/>
+            <wp:docPr id="39" name="Image 39"/>
+            <wp:cNvGraphicFramePr>
+              <a:graphicFrameLocks xmlns:a="http://schemas.openxmlformats.org/drawingml/2006/main" noChangeAspect="1"/>
+            </wp:cNvGraphicFramePr>
+            <a:graphic xmlns:a="http://schemas.openxmlformats.org/drawingml/2006/main">
+              <a:graphicData uri="http://schemas.openxmlformats.org/drawingml/2006/picture">
+                <pic:pic xmlns:pic="http://schemas.openxmlformats.org/drawingml/2006/picture">
+                  <pic:nvPicPr>
+                    <pic:cNvPr id="1" name=""/>
+                    <pic:cNvPicPr/>
+                  </pic:nvPicPr>
+                  <pic:blipFill>
+                    <a:blip r:embed="rId54"/>
+                    <a:stretch>
+                      <a:fillRect/>
+                    </a:stretch>
+                  </pic:blipFill>
+                  <pic:spPr>
+                    <a:xfrm>
+                      <a:off x="0" y="0"/>
+                      <a:ext cx="5760720" cy="6031230"/>
+                    </a:xfrm>
+                    <a:prstGeom prst="rect">
+                      <a:avLst/>
+                    </a:prstGeom>
+                  </pic:spPr>
+                </pic:pic>
+              </a:graphicData>
+            </a:graphic>
+          </wp:inline>
+        </w:drawing>
+      </w:r>
+    </w:p>
+    <w:p>
+      <w:pPr>
+        <w:jc w:val="both"/>
+      </w:pPr>
+      <w:r>
+        <w:lastRenderedPageBreak/>
+        <w:drawing>
+          <wp:anchor distT="0" distB="0" distL="114300" distR="114300" simplePos="0" relativeHeight="251687936" behindDoc="0" locked="0" layoutInCell="1" allowOverlap="1" wp14:anchorId="763DC572" wp14:editId="3C54354C">
+            <wp:simplePos x="0" y="0"/>
+            <wp:positionH relativeFrom="margin">
+              <wp:align>right</wp:align>
+            </wp:positionH>
+            <wp:positionV relativeFrom="paragraph">
+              <wp:posOffset>81280</wp:posOffset>
+            </wp:positionV>
+            <wp:extent cx="5760720" cy="922020"/>
+            <wp:effectExtent l="0" t="0" r="0" b="0"/>
+            <wp:wrapSquare wrapText="bothSides"/>
+            <wp:docPr id="52" name="Image 52"/>
+            <wp:cNvGraphicFramePr>
+              <a:graphicFrameLocks xmlns:a="http://schemas.openxmlformats.org/drawingml/2006/main" noChangeAspect="1"/>
+            </wp:cNvGraphicFramePr>
+            <a:graphic xmlns:a="http://schemas.openxmlformats.org/drawingml/2006/main">
+              <a:graphicData uri="http://schemas.openxmlformats.org/drawingml/2006/picture">
+                <pic:pic xmlns:pic="http://schemas.openxmlformats.org/drawingml/2006/picture">
+                  <pic:nvPicPr>
+                    <pic:cNvPr id="1" name=""/>
+                    <pic:cNvPicPr/>
+                  </pic:nvPicPr>
+                  <pic:blipFill>
+                    <a:blip r:embed="rId55">
+                      <a:extLst>
+                        <a:ext uri="{28A0092B-C50C-407E-A947-70E740481C1C}">
+                          <a14:useLocalDpi xmlns:a14="http://schemas.microsoft.com/office/drawing/2010/main" val="0"/>
+                        </a:ext>
+                      </a:extLst>
+                    </a:blip>
+                    <a:stretch>
+                      <a:fillRect/>
+                    </a:stretch>
+                  </pic:blipFill>
+                  <pic:spPr>
+                    <a:xfrm>
+                      <a:off x="0" y="0"/>
+                      <a:ext cx="5760720" cy="922020"/>
+                    </a:xfrm>
+                    <a:prstGeom prst="rect">
+                      <a:avLst/>
+                    </a:prstGeom>
+                  </pic:spPr>
+                </pic:pic>
+              </a:graphicData>
+            </a:graphic>
+          </wp:anchor>
+        </w:drawing>
+      </w:r>
+    </w:p>
+    <w:p>
+      <w:pPr>
+        <w:pStyle w:val="Titre2"/>
+        <w:numPr>
+          <w:ilvl w:val="1"/>
+          <w:numId w:val="1"/>
+        </w:numPr>
+        <w:jc w:val="both"/>
+      </w:pPr>
+      <w:r>
+        <w:t>R</w:t>
+      </w:r>
+      <w:r>
+        <w:t xml:space="preserve">apport de test </w:t>
+      </w:r>
+    </w:p>
+    <w:p>
+      <w:pPr>
+        <w:pStyle w:val="Titre3"/>
+        <w:numPr>
+          <w:ilvl w:val="2"/>
+          <w:numId w:val="1"/>
+        </w:numPr>
+        <w:jc w:val="both"/>
+        <w:rPr>
+          <w:sz w:val="26"/>
+          <w:szCs w:val="26"/>
+        </w:rPr>
+      </w:pPr>
+      <w:r>
+        <w:rPr>
+          <w:sz w:val="26"/>
+          <w:szCs w:val="26"/>
+        </w:rPr>
+        <w:t>Statuts</w:t>
+      </w:r>
+    </w:p>
+    <w:p>
+      <w:pPr>
+        <w:ind w:left="360"/>
+        <w:jc w:val="both"/>
+      </w:pPr>
+      <w:r>
+        <w:t>Les tests E2E ont été réalisés pour vérifier les principales fonctionnalités de l’application. Voici un résumé du statut des tests et des problèmes identifiés :</w:t>
+      </w:r>
+    </w:p>
+    <w:p>
+      <w:pPr>
+        <w:ind w:left="360"/>
+        <w:jc w:val="both"/>
+      </w:pPr>
+      <w:r>
+        <w:rPr>
+          <w:b/>
+          <w:bCs/>
+          <w:i/>
+          <w:iCs/>
+        </w:rPr>
+        <w:t>Résultats globaux Tests réussis :</w:t>
+      </w:r>
+      <w:r>
+        <w:t xml:space="preserve"> </w:t>
+      </w:r>
+    </w:p>
+    <w:p>
+      <w:pPr>
+        <w:ind w:left="360"/>
+        <w:jc w:val="both"/>
+      </w:pPr>
+      <w:r>
+        <w:t xml:space="preserve">La majorité des fonctionnalités principales, comme la création de compte, la connexion, la gestion du profil, la gestion des tâches et la navigation fonctionnent correctement et passent les tests sans problème. </w:t>
+      </w:r>
+    </w:p>
+    <w:p>
+      <w:pPr>
+        <w:ind w:left="360"/>
+        <w:jc w:val="both"/>
+      </w:pPr>
+      <w:r>
+        <w:rPr>
+          <w:b/>
+          <w:bCs/>
+          <w:i/>
+          <w:iCs/>
+        </w:rPr>
+        <w:t>Tests avec problèmes :</w:t>
+      </w:r>
+      <w:r>
+        <w:t xml:space="preserve"> </w:t>
+      </w:r>
+    </w:p>
+    <w:p>
+      <w:pPr>
+        <w:pStyle w:val="Paragraphedeliste"/>
+        <w:numPr>
+          <w:ilvl w:val="0"/>
+          <w:numId w:val="17"/>
+        </w:numPr>
+        <w:jc w:val="both"/>
+      </w:pPr>
+      <w:r>
+        <w:rPr>
+          <w:b/>
+          <w:bCs/>
+        </w:rPr>
+        <w:t xml:space="preserve">Déconnexion </w:t>
+      </w:r>
+      <w:r>
+        <w:t>: Après la déconnexion, l’application reste sur la page de gestion des tâches au lieu de rediriger vers la page de connexion ou d’accueil. Ce</w:t>
+      </w:r>
+      <w:r>
+        <w:t>la</w:t>
+      </w:r>
+      <w:r>
+        <w:t xml:space="preserve"> est incorrect, mais il n’empêche pas la déconnexion en elle-même. </w:t>
+      </w:r>
+      <w:r>
+        <w:t xml:space="preserve">Surtout que cela est seulement provoque avec </w:t>
+      </w:r>
+      <w:proofErr w:type="spellStart"/>
+      <w:r>
+        <w:t>cypress</w:t>
+      </w:r>
+      <w:proofErr w:type="spellEnd"/>
+      <w:r>
+        <w:t>.</w:t>
+      </w:r>
+    </w:p>
+    <w:p>
+      <w:pPr>
+        <w:pStyle w:val="Paragraphedeliste"/>
+        <w:jc w:val="both"/>
+      </w:pPr>
+    </w:p>
+    <w:p>
+      <w:pPr>
+        <w:pStyle w:val="Paragraphedeliste"/>
+        <w:numPr>
+          <w:ilvl w:val="0"/>
+          <w:numId w:val="17"/>
+        </w:numPr>
+        <w:jc w:val="both"/>
+      </w:pPr>
+      <w:r>
+        <w:rPr>
+          <w:b/>
+          <w:bCs/>
+        </w:rPr>
+        <w:t>Suppression de compte</w:t>
+      </w:r>
+      <w:r>
+        <w:t xml:space="preserve"> : La suppression d’un compte provoque un crash de l’application backend. L’exception générée n’est pas gérée, ce qui bloque tout</w:t>
+      </w:r>
+      <w:r>
+        <w:t xml:space="preserve"> exécution </w:t>
+      </w:r>
+      <w:r>
+        <w:t xml:space="preserve">après cette étape. </w:t>
+      </w:r>
+    </w:p>
+    <w:p>
+      <w:pPr>
+        <w:pStyle w:val="Paragraphedeliste"/>
+        <w:jc w:val="both"/>
+      </w:pPr>
+    </w:p>
+    <w:p>
+      <w:pPr>
+        <w:ind w:firstLine="360"/>
+        <w:jc w:val="both"/>
+        <w:rPr>
+          <w:b/>
+          <w:bCs/>
+          <w:i/>
+          <w:iCs/>
+        </w:rPr>
+      </w:pPr>
+      <w:r>
+        <w:rPr>
+          <w:b/>
+          <w:bCs/>
+          <w:i/>
+          <w:iCs/>
+        </w:rPr>
+        <w:t>Solutions envisagées</w:t>
+      </w:r>
+    </w:p>
+    <w:p>
+      <w:pPr>
+        <w:pStyle w:val="Paragraphedeliste"/>
+        <w:numPr>
+          <w:ilvl w:val="0"/>
+          <w:numId w:val="40"/>
+        </w:numPr>
+        <w:jc w:val="both"/>
+      </w:pPr>
+      <w:r>
+        <w:rPr>
+          <w:b/>
+          <w:bCs/>
+        </w:rPr>
+        <w:t>D</w:t>
+      </w:r>
+      <w:r>
+        <w:rPr>
+          <w:b/>
+          <w:bCs/>
+        </w:rPr>
+        <w:t>éconnexion</w:t>
+      </w:r>
+      <w:r>
+        <w:t xml:space="preserve"> : Une correction dans le code backend ou frontend est nécessaire pour ajouter une redirection après la </w:t>
+      </w:r>
+      <w:r>
+        <w:t>déconnexion</w:t>
+      </w:r>
+      <w:r>
+        <w:t xml:space="preserve">. Cela permettrait de ramener l’utilisateur à la page de connexion ou d’accueil. </w:t>
+      </w:r>
+    </w:p>
+    <w:p>
+      <w:pPr>
+        <w:pStyle w:val="Paragraphedeliste"/>
+        <w:ind w:left="765"/>
+        <w:jc w:val="both"/>
+      </w:pPr>
+    </w:p>
+    <w:p>
+      <w:pPr>
+        <w:pStyle w:val="Paragraphedeliste"/>
+        <w:numPr>
+          <w:ilvl w:val="0"/>
+          <w:numId w:val="40"/>
+        </w:numPr>
+        <w:jc w:val="both"/>
+      </w:pPr>
+      <w:r>
+        <w:rPr>
+          <w:b/>
+          <w:bCs/>
+        </w:rPr>
+        <w:t>S</w:t>
+      </w:r>
+      <w:r>
+        <w:rPr>
+          <w:b/>
+          <w:bCs/>
+        </w:rPr>
+        <w:t>uppression de compte</w:t>
+      </w:r>
+      <w:r>
+        <w:t xml:space="preserve"> : Le backend doit être modifié pour gérer l’exception liée à la suppression de compte. </w:t>
+      </w:r>
+      <w:r>
+        <w:t xml:space="preserve">Il faudrait donc </w:t>
+      </w:r>
+      <w:r>
+        <w:t>modifier</w:t>
+      </w:r>
+      <w:r>
+        <w:t xml:space="preserve"> le code afin de corriger cela.</w:t>
+      </w:r>
+    </w:p>
+    <w:p>
+      <w:pPr>
+        <w:pStyle w:val="Titre3"/>
+        <w:numPr>
+          <w:ilvl w:val="2"/>
+          <w:numId w:val="1"/>
+        </w:numPr>
+        <w:jc w:val="both"/>
+        <w:rPr>
+          <w:sz w:val="26"/>
+          <w:szCs w:val="26"/>
+        </w:rPr>
+      </w:pPr>
+      <w:r>
+        <w:rPr>
+          <w:sz w:val="26"/>
+          <w:szCs w:val="26"/>
+        </w:rPr>
+        <w:t>Conclusion</w:t>
+      </w:r>
+    </w:p>
+    <w:p>
+      <w:pPr>
+        <w:ind w:left="360"/>
+        <w:jc w:val="both"/>
+      </w:pPr>
+      <w:r>
+        <w:t xml:space="preserve">Les tests E2E montrent que les principales fonctionnalités de l’application fonctionnent correctement </w:t>
+      </w:r>
+      <w:r>
+        <w:t>et que les tests correspondent avec les plans établis</w:t>
+      </w:r>
+      <w:r>
+        <w:t xml:space="preserve">, ce qui garantit une bonne expérience utilisateur dans la plupart des cas. </w:t>
+      </w:r>
+    </w:p>
+    <w:p>
+      <w:pPr>
+        <w:ind w:left="360"/>
+        <w:jc w:val="both"/>
+      </w:pPr>
+      <w:r>
+        <w:t xml:space="preserve">Il faut tout de même corriger les problèmes aborder plus en haut, car cela permettrait de garantir </w:t>
+      </w:r>
+      <w:r>
+        <w:t>une meilleure fiabilité</w:t>
+      </w:r>
+      <w:r>
+        <w:t xml:space="preserve"> concernant la bonne exécution des fonctionnalités et afin que l’application soit </w:t>
+      </w:r>
+      <w:r>
+        <w:t>testée</w:t>
+      </w:r>
+      <w:r>
+        <w:t xml:space="preserve"> dans les bonne condition sans problèmes.</w:t>
+      </w:r>
+    </w:p>
+    <w:p>
+      <w:pPr>
+        <w:jc w:val="both"/>
+      </w:pPr>
+    </w:p>
+    <w:p>
+      <w:pPr>
+        <w:jc w:val="both"/>
+      </w:pPr>
+    </w:p>
+    <w:p>
+      <w:pPr>
+        <w:jc w:val="both"/>
+      </w:pPr>
+    </w:p>
+    <w:p>
+      <w:pPr>
+        <w:pStyle w:val="Titre2"/>
+        <w:numPr>
+          <w:ilvl w:val="1"/>
+          <w:numId w:val="1"/>
+        </w:numPr>
+        <w:jc w:val="both"/>
+      </w:pPr>
+      <w:r>
+        <w:lastRenderedPageBreak/>
+        <w:t>Conclusion</w:t>
+      </w:r>
+    </w:p>
+    <w:p>
+      <w:pPr>
+        <w:pStyle w:val="Titre3"/>
+        <w:numPr>
+          <w:ilvl w:val="2"/>
+          <w:numId w:val="1"/>
+        </w:numPr>
+        <w:jc w:val="both"/>
+        <w:rPr>
+          <w:sz w:val="26"/>
+          <w:szCs w:val="26"/>
+        </w:rPr>
+      </w:pPr>
+      <w:r>
+        <w:rPr>
+          <w:sz w:val="26"/>
+          <w:szCs w:val="26"/>
+        </w:rPr>
+        <w:t>Résultats finaux et conclusion</w:t>
+      </w:r>
+    </w:p>
+    <w:p>
+      <w:pPr>
+        <w:pStyle w:val="Titre3"/>
+        <w:numPr>
+          <w:ilvl w:val="2"/>
+          <w:numId w:val="1"/>
+        </w:numPr>
+        <w:jc w:val="both"/>
+        <w:rPr>
+          <w:sz w:val="26"/>
+          <w:szCs w:val="26"/>
+        </w:rPr>
+      </w:pPr>
+      <w:r>
+        <w:rPr>
+          <w:sz w:val="26"/>
+          <w:szCs w:val="26"/>
+        </w:rPr>
+        <w:t>Utilisation de l’IA</w:t>
+      </w:r>
+    </w:p>
+    <w:p>
+      <w:pPr>
+        <w:ind w:left="360"/>
+      </w:pPr>
+      <w:r>
+        <w:t xml:space="preserve">Ce projet était la première fois que nous effectuions des tests avec </w:t>
+      </w:r>
+      <w:proofErr w:type="spellStart"/>
+      <w:r>
+        <w:t>Cypress</w:t>
+      </w:r>
+      <w:proofErr w:type="spellEnd"/>
+      <w:r>
+        <w:t xml:space="preserve"> ou des tests unitaires en JavaScript. Nous avons utilisé l’IA pour nous aider à </w:t>
+      </w:r>
+      <w:r>
+        <w:t>faire</w:t>
+      </w:r>
+      <w:r>
+        <w:t xml:space="preserve"> des tâches que nous n’avions jamais </w:t>
+      </w:r>
+      <w:r>
+        <w:t>faites</w:t>
+      </w:r>
+      <w:r>
+        <w:t xml:space="preserve"> </w:t>
+      </w:r>
+      <w:r>
+        <w:t>avant</w:t>
+      </w:r>
+      <w:r>
+        <w:t xml:space="preserve">, comme comprendre la syntaxe de </w:t>
+      </w:r>
+      <w:proofErr w:type="spellStart"/>
+      <w:r>
+        <w:t>Jest</w:t>
+      </w:r>
+      <w:proofErr w:type="spellEnd"/>
+      <w:r>
+        <w:t xml:space="preserve"> pour créer des tests unitaires, ainsi que la syntaxe des tests E2E avec </w:t>
+      </w:r>
+      <w:proofErr w:type="spellStart"/>
+      <w:r>
+        <w:t>Cypress</w:t>
+      </w:r>
+      <w:proofErr w:type="spellEnd"/>
+      <w:r>
+        <w:t>. L’IA a également été utile pour corriger les fautes d’orthographe et de syntaxe dans le rapport de projet.</w:t>
+      </w:r>
+    </w:p>
+    <w:p>
+      <w:pPr>
+        <w:jc w:val="both"/>
+      </w:pPr>
+    </w:p>
     <w:sectPr>
-      <w:headerReference w:type="default" r:id="rId54"/>
-      <w:headerReference w:type="first" r:id="rId55"/>
+      <w:headerReference w:type="default" r:id="rId56"/>
+      <w:headerReference w:type="first" r:id="rId57"/>
       <w:pgSz w:w="11906" w:h="16838"/>
       <w:pgMar w:top="1417" w:right="1417" w:bottom="1417" w:left="1417" w:header="709" w:footer="708" w:gutter="0"/>
       <w:pgNumType w:start="0"/>
@@ -11531,6 +13284,127 @@
     </w:lvl>
   </w:abstractNum>
   <w:abstractNum w:abstractNumId="11" w15:restartNumberingAfterBreak="0">
+    <w:nsid w:val="424E5DC6"/>
+    <w:multiLevelType w:val="multilevel"/>
+    <w:tmpl w:val="0BEE03FA"/>
+    <w:lvl w:ilvl="0">
+      <w:start w:val="1"/>
+      <w:numFmt w:val="decimal"/>
+      <w:lvlText w:val="%1."/>
+      <w:lvlJc w:val="left"/>
+      <w:pPr>
+        <w:ind w:left="720" w:hanging="360"/>
+      </w:pPr>
+      <w:rPr>
+        <w:rFonts w:asciiTheme="minorHAnsi" w:eastAsiaTheme="minorHAnsi" w:hAnsiTheme="minorHAnsi" w:cstheme="minorBidi"/>
+      </w:rPr>
+    </w:lvl>
+    <w:lvl w:ilvl="1">
+      <w:start w:val="1"/>
+      <w:numFmt w:val="decimal"/>
+      <w:isLgl/>
+      <w:lvlText w:val="%1.%2"/>
+      <w:lvlJc w:val="left"/>
+      <w:pPr>
+        <w:ind w:left="750" w:hanging="390"/>
+      </w:pPr>
+      <w:rPr>
+        <w:rFonts w:hint="default"/>
+      </w:rPr>
+    </w:lvl>
+    <w:lvl w:ilvl="2">
+      <w:start w:val="1"/>
+      <w:numFmt w:val="decimal"/>
+      <w:isLgl/>
+      <w:lvlText w:val="%1.%2.%3"/>
+      <w:lvlJc w:val="left"/>
+      <w:pPr>
+        <w:ind w:left="1080" w:hanging="720"/>
+      </w:pPr>
+      <w:rPr>
+        <w:rFonts w:hint="default"/>
+      </w:rPr>
+    </w:lvl>
+    <w:lvl w:ilvl="3">
+      <w:start w:val="1"/>
+      <w:numFmt w:val="decimal"/>
+      <w:isLgl/>
+      <w:lvlText w:val="%1.%2.%3.%4"/>
+      <w:lvlJc w:val="left"/>
+      <w:pPr>
+        <w:ind w:left="1080" w:hanging="720"/>
+      </w:pPr>
+      <w:rPr>
+        <w:rFonts w:hint="default"/>
+      </w:rPr>
+    </w:lvl>
+    <w:lvl w:ilvl="4">
+      <w:start w:val="1"/>
+      <w:numFmt w:val="decimal"/>
+      <w:isLgl/>
+      <w:lvlText w:val="%1.%2.%3.%4.%5"/>
+      <w:lvlJc w:val="left"/>
+      <w:pPr>
+        <w:ind w:left="1440" w:hanging="1080"/>
+      </w:pPr>
+      <w:rPr>
+        <w:rFonts w:hint="default"/>
+      </w:rPr>
+    </w:lvl>
+    <w:lvl w:ilvl="5">
+      <w:start w:val="1"/>
+      <w:numFmt w:val="decimal"/>
+      <w:isLgl/>
+      <w:lvlText w:val="%1.%2.%3.%4.%5.%6"/>
+      <w:lvlJc w:val="left"/>
+      <w:pPr>
+        <w:ind w:left="1440" w:hanging="1080"/>
+      </w:pPr>
+      <w:rPr>
+        <w:rFonts w:hint="default"/>
+      </w:rPr>
+    </w:lvl>
+    <w:lvl w:ilvl="6">
+      <w:start w:val="1"/>
+      <w:numFmt w:val="decimal"/>
+      <w:isLgl/>
+      <w:lvlText w:val="%1.%2.%3.%4.%5.%6.%7"/>
+      <w:lvlJc w:val="left"/>
+      <w:pPr>
+        <w:ind w:left="1800" w:hanging="1440"/>
+      </w:pPr>
+      <w:rPr>
+        <w:rFonts w:hint="default"/>
+      </w:rPr>
+    </w:lvl>
+    <w:lvl w:ilvl="7">
+      <w:start w:val="1"/>
+      <w:numFmt w:val="decimal"/>
+      <w:isLgl/>
+      <w:lvlText w:val="%1.%2.%3.%4.%5.%6.%7.%8"/>
+      <w:lvlJc w:val="left"/>
+      <w:pPr>
+        <w:ind w:left="1800" w:hanging="1440"/>
+      </w:pPr>
+      <w:rPr>
+        <w:rFonts w:hint="default"/>
+      </w:rPr>
+    </w:lvl>
+    <w:lvl w:ilvl="8">
+      <w:start w:val="1"/>
+      <w:numFmt w:val="decimal"/>
+      <w:isLgl/>
+      <w:lvlText w:val="%1.%2.%3.%4.%5.%6.%7.%8.%9"/>
+      <w:lvlJc w:val="left"/>
+      <w:pPr>
+        <w:ind w:left="1800" w:hanging="1440"/>
+      </w:pPr>
+      <w:rPr>
+        <w:rFonts w:hint="default"/>
+      </w:rPr>
+    </w:lvl>
+  </w:abstractNum>
+  <w:abstractNum w:abstractNumId="12" w15:restartNumberingAfterBreak="0">
     <w:nsid w:val="435A14FD"/>
     <w:multiLevelType w:val="hybridMultilevel"/>
     <w:tmpl w:val="12024242"/>
@@ -11619,7 +13493,7 @@
       </w:pPr>
     </w:lvl>
   </w:abstractNum>
-  <w:abstractNum w:abstractNumId="12" w15:restartNumberingAfterBreak="0">
+  <w:abstractNum w:abstractNumId="13" w15:restartNumberingAfterBreak="0">
     <w:nsid w:val="43FD7D02"/>
     <w:multiLevelType w:val="multilevel"/>
     <w:tmpl w:val="03D0C400"/>
@@ -11768,7 +13642,7 @@
       </w:rPr>
     </w:lvl>
   </w:abstractNum>
-  <w:abstractNum w:abstractNumId="13" w15:restartNumberingAfterBreak="0">
+  <w:abstractNum w:abstractNumId="14" w15:restartNumberingAfterBreak="0">
     <w:nsid w:val="46B24CA1"/>
     <w:multiLevelType w:val="hybridMultilevel"/>
     <w:tmpl w:val="DE90EB9E"/>
@@ -11881,7 +13755,7 @@
       </w:rPr>
     </w:lvl>
   </w:abstractNum>
-  <w:abstractNum w:abstractNumId="14" w15:restartNumberingAfterBreak="0">
+  <w:abstractNum w:abstractNumId="15" w15:restartNumberingAfterBreak="0">
     <w:nsid w:val="478A4B74"/>
     <w:multiLevelType w:val="hybridMultilevel"/>
     <w:tmpl w:val="B998A850"/>
@@ -11994,7 +13868,120 @@
       </w:rPr>
     </w:lvl>
   </w:abstractNum>
-  <w:abstractNum w:abstractNumId="15" w15:restartNumberingAfterBreak="0">
+  <w:abstractNum w:abstractNumId="16" w15:restartNumberingAfterBreak="0">
+    <w:nsid w:val="48F46E3E"/>
+    <w:multiLevelType w:val="hybridMultilevel"/>
+    <w:tmpl w:val="349CCD44"/>
+    <w:lvl w:ilvl="0" w:tplc="100C0001">
+      <w:start w:val="1"/>
+      <w:numFmt w:val="bullet"/>
+      <w:lvlText w:val=""/>
+      <w:lvlJc w:val="left"/>
+      <w:pPr>
+        <w:ind w:left="765" w:hanging="360"/>
+      </w:pPr>
+      <w:rPr>
+        <w:rFonts w:ascii="Symbol" w:hAnsi="Symbol" w:hint="default"/>
+      </w:rPr>
+    </w:lvl>
+    <w:lvl w:ilvl="1" w:tplc="100C0003" w:tentative="1">
+      <w:start w:val="1"/>
+      <w:numFmt w:val="bullet"/>
+      <w:lvlText w:val="o"/>
+      <w:lvlJc w:val="left"/>
+      <w:pPr>
+        <w:ind w:left="1485" w:hanging="360"/>
+      </w:pPr>
+      <w:rPr>
+        <w:rFonts w:ascii="Courier New" w:hAnsi="Courier New" w:cs="Courier New" w:hint="default"/>
+      </w:rPr>
+    </w:lvl>
+    <w:lvl w:ilvl="2" w:tplc="100C0005" w:tentative="1">
+      <w:start w:val="1"/>
+      <w:numFmt w:val="bullet"/>
+      <w:lvlText w:val=""/>
+      <w:lvlJc w:val="left"/>
+      <w:pPr>
+        <w:ind w:left="2205" w:hanging="360"/>
+      </w:pPr>
+      <w:rPr>
+        <w:rFonts w:ascii="Wingdings" w:hAnsi="Wingdings" w:hint="default"/>
+      </w:rPr>
+    </w:lvl>
+    <w:lvl w:ilvl="3" w:tplc="100C0001" w:tentative="1">
+      <w:start w:val="1"/>
+      <w:numFmt w:val="bullet"/>
+      <w:lvlText w:val=""/>
+      <w:lvlJc w:val="left"/>
+      <w:pPr>
+        <w:ind w:left="2925" w:hanging="360"/>
+      </w:pPr>
+      <w:rPr>
+        <w:rFonts w:ascii="Symbol" w:hAnsi="Symbol" w:hint="default"/>
+      </w:rPr>
+    </w:lvl>
+    <w:lvl w:ilvl="4" w:tplc="100C0003" w:tentative="1">
+      <w:start w:val="1"/>
+      <w:numFmt w:val="bullet"/>
+      <w:lvlText w:val="o"/>
+      <w:lvlJc w:val="left"/>
+      <w:pPr>
+        <w:ind w:left="3645" w:hanging="360"/>
+      </w:pPr>
+      <w:rPr>
+        <w:rFonts w:ascii="Courier New" w:hAnsi="Courier New" w:cs="Courier New" w:hint="default"/>
+      </w:rPr>
+    </w:lvl>
+    <w:lvl w:ilvl="5" w:tplc="100C0005" w:tentative="1">
+      <w:start w:val="1"/>
+      <w:numFmt w:val="bullet"/>
+      <w:lvlText w:val=""/>
+      <w:lvlJc w:val="left"/>
+      <w:pPr>
+        <w:ind w:left="4365" w:hanging="360"/>
+      </w:pPr>
+      <w:rPr>
+        <w:rFonts w:ascii="Wingdings" w:hAnsi="Wingdings" w:hint="default"/>
+      </w:rPr>
+    </w:lvl>
+    <w:lvl w:ilvl="6" w:tplc="100C0001" w:tentative="1">
+      <w:start w:val="1"/>
+      <w:numFmt w:val="bullet"/>
+      <w:lvlText w:val=""/>
+      <w:lvlJc w:val="left"/>
+      <w:pPr>
+        <w:ind w:left="5085" w:hanging="360"/>
+      </w:pPr>
+      <w:rPr>
+        <w:rFonts w:ascii="Symbol" w:hAnsi="Symbol" w:hint="default"/>
+      </w:rPr>
+    </w:lvl>
+    <w:lvl w:ilvl="7" w:tplc="100C0003" w:tentative="1">
+      <w:start w:val="1"/>
+      <w:numFmt w:val="bullet"/>
+      <w:lvlText w:val="o"/>
+      <w:lvlJc w:val="left"/>
+      <w:pPr>
+        <w:ind w:left="5805" w:hanging="360"/>
+      </w:pPr>
+      <w:rPr>
+        <w:rFonts w:ascii="Courier New" w:hAnsi="Courier New" w:cs="Courier New" w:hint="default"/>
+      </w:rPr>
+    </w:lvl>
+    <w:lvl w:ilvl="8" w:tplc="100C0005" w:tentative="1">
+      <w:start w:val="1"/>
+      <w:numFmt w:val="bullet"/>
+      <w:lvlText w:val=""/>
+      <w:lvlJc w:val="left"/>
+      <w:pPr>
+        <w:ind w:left="6525" w:hanging="360"/>
+      </w:pPr>
+      <w:rPr>
+        <w:rFonts w:ascii="Wingdings" w:hAnsi="Wingdings" w:hint="default"/>
+      </w:rPr>
+    </w:lvl>
+  </w:abstractNum>
+  <w:abstractNum w:abstractNumId="17" w15:restartNumberingAfterBreak="0">
     <w:nsid w:val="49951C97"/>
     <w:multiLevelType w:val="hybridMultilevel"/>
     <w:tmpl w:val="2B92F014"/>
@@ -12087,7 +14074,7 @@
       </w:pPr>
     </w:lvl>
   </w:abstractNum>
-  <w:abstractNum w:abstractNumId="16" w15:restartNumberingAfterBreak="0">
+  <w:abstractNum w:abstractNumId="18" w15:restartNumberingAfterBreak="0">
     <w:nsid w:val="4B2A3EFE"/>
     <w:multiLevelType w:val="hybridMultilevel"/>
     <w:tmpl w:val="903CE718"/>
@@ -12200,7 +14187,7 @@
       </w:rPr>
     </w:lvl>
   </w:abstractNum>
-  <w:abstractNum w:abstractNumId="17" w15:restartNumberingAfterBreak="0">
+  <w:abstractNum w:abstractNumId="19" w15:restartNumberingAfterBreak="0">
     <w:nsid w:val="4CBC1CBB"/>
     <w:multiLevelType w:val="hybridMultilevel"/>
     <w:tmpl w:val="2B92F014"/>
@@ -12293,7 +14280,7 @@
       </w:pPr>
     </w:lvl>
   </w:abstractNum>
-  <w:abstractNum w:abstractNumId="18" w15:restartNumberingAfterBreak="0">
+  <w:abstractNum w:abstractNumId="20" w15:restartNumberingAfterBreak="0">
     <w:nsid w:val="5222170D"/>
     <w:multiLevelType w:val="hybridMultilevel"/>
     <w:tmpl w:val="FE886AB4"/>
@@ -12406,7 +14393,128 @@
       </w:rPr>
     </w:lvl>
   </w:abstractNum>
-  <w:abstractNum w:abstractNumId="19" w15:restartNumberingAfterBreak="0">
+  <w:abstractNum w:abstractNumId="21" w15:restartNumberingAfterBreak="0">
+    <w:nsid w:val="525D72F2"/>
+    <w:multiLevelType w:val="multilevel"/>
+    <w:tmpl w:val="0BEE03FA"/>
+    <w:lvl w:ilvl="0">
+      <w:start w:val="1"/>
+      <w:numFmt w:val="decimal"/>
+      <w:lvlText w:val="%1."/>
+      <w:lvlJc w:val="left"/>
+      <w:pPr>
+        <w:ind w:left="720" w:hanging="360"/>
+      </w:pPr>
+      <w:rPr>
+        <w:rFonts w:asciiTheme="minorHAnsi" w:eastAsiaTheme="minorHAnsi" w:hAnsiTheme="minorHAnsi" w:cstheme="minorBidi"/>
+      </w:rPr>
+    </w:lvl>
+    <w:lvl w:ilvl="1">
+      <w:start w:val="1"/>
+      <w:numFmt w:val="decimal"/>
+      <w:isLgl/>
+      <w:lvlText w:val="%1.%2"/>
+      <w:lvlJc w:val="left"/>
+      <w:pPr>
+        <w:ind w:left="750" w:hanging="390"/>
+      </w:pPr>
+      <w:rPr>
+        <w:rFonts w:hint="default"/>
+      </w:rPr>
+    </w:lvl>
+    <w:lvl w:ilvl="2">
+      <w:start w:val="1"/>
+      <w:numFmt w:val="decimal"/>
+      <w:isLgl/>
+      <w:lvlText w:val="%1.%2.%3"/>
+      <w:lvlJc w:val="left"/>
+      <w:pPr>
+        <w:ind w:left="1080" w:hanging="720"/>
+      </w:pPr>
+      <w:rPr>
+        <w:rFonts w:hint="default"/>
+      </w:rPr>
+    </w:lvl>
+    <w:lvl w:ilvl="3">
+      <w:start w:val="1"/>
+      <w:numFmt w:val="decimal"/>
+      <w:isLgl/>
+      <w:lvlText w:val="%1.%2.%3.%4"/>
+      <w:lvlJc w:val="left"/>
+      <w:pPr>
+        <w:ind w:left="1080" w:hanging="720"/>
+      </w:pPr>
+      <w:rPr>
+        <w:rFonts w:hint="default"/>
+      </w:rPr>
+    </w:lvl>
+    <w:lvl w:ilvl="4">
+      <w:start w:val="1"/>
+      <w:numFmt w:val="decimal"/>
+      <w:isLgl/>
+      <w:lvlText w:val="%1.%2.%3.%4.%5"/>
+      <w:lvlJc w:val="left"/>
+      <w:pPr>
+        <w:ind w:left="1440" w:hanging="1080"/>
+      </w:pPr>
+      <w:rPr>
+        <w:rFonts w:hint="default"/>
+      </w:rPr>
+    </w:lvl>
+    <w:lvl w:ilvl="5">
+      <w:start w:val="1"/>
+      <w:numFmt w:val="decimal"/>
+      <w:isLgl/>
+      <w:lvlText w:val="%1.%2.%3.%4.%5.%6"/>
+      <w:lvlJc w:val="left"/>
+      <w:pPr>
+        <w:ind w:left="1440" w:hanging="1080"/>
+      </w:pPr>
+      <w:rPr>
+        <w:rFonts w:hint="default"/>
+      </w:rPr>
+    </w:lvl>
+    <w:lvl w:ilvl="6">
+      <w:start w:val="1"/>
+      <w:numFmt w:val="decimal"/>
+      <w:isLgl/>
+      <w:lvlText w:val="%1.%2.%3.%4.%5.%6.%7"/>
+      <w:lvlJc w:val="left"/>
+      <w:pPr>
+        <w:ind w:left="1800" w:hanging="1440"/>
+      </w:pPr>
+      <w:rPr>
+        <w:rFonts w:hint="default"/>
+      </w:rPr>
+    </w:lvl>
+    <w:lvl w:ilvl="7">
+      <w:start w:val="1"/>
+      <w:numFmt w:val="decimal"/>
+      <w:isLgl/>
+      <w:lvlText w:val="%1.%2.%3.%4.%5.%6.%7.%8"/>
+      <w:lvlJc w:val="left"/>
+      <w:pPr>
+        <w:ind w:left="1800" w:hanging="1440"/>
+      </w:pPr>
+      <w:rPr>
+        <w:rFonts w:hint="default"/>
+      </w:rPr>
+    </w:lvl>
+    <w:lvl w:ilvl="8">
+      <w:start w:val="1"/>
+      <w:numFmt w:val="decimal"/>
+      <w:isLgl/>
+      <w:lvlText w:val="%1.%2.%3.%4.%5.%6.%7.%8.%9"/>
+      <w:lvlJc w:val="left"/>
+      <w:pPr>
+        <w:ind w:left="1800" w:hanging="1440"/>
+      </w:pPr>
+      <w:rPr>
+        <w:rFonts w:hint="default"/>
+      </w:rPr>
+    </w:lvl>
+  </w:abstractNum>
+  <w:abstractNum w:abstractNumId="22" w15:restartNumberingAfterBreak="0">
     <w:nsid w:val="52FE2E9D"/>
     <w:multiLevelType w:val="hybridMultilevel"/>
     <w:tmpl w:val="59CE9F8A"/>
@@ -12495,7 +14603,7 @@
       </w:pPr>
     </w:lvl>
   </w:abstractNum>
-  <w:abstractNum w:abstractNumId="20" w15:restartNumberingAfterBreak="0">
+  <w:abstractNum w:abstractNumId="23" w15:restartNumberingAfterBreak="0">
     <w:nsid w:val="54F575DD"/>
     <w:multiLevelType w:val="hybridMultilevel"/>
     <w:tmpl w:val="72187D18"/>
@@ -12584,7 +14692,7 @@
       </w:pPr>
     </w:lvl>
   </w:abstractNum>
-  <w:abstractNum w:abstractNumId="21" w15:restartNumberingAfterBreak="0">
+  <w:abstractNum w:abstractNumId="24" w15:restartNumberingAfterBreak="0">
     <w:nsid w:val="578711DF"/>
     <w:multiLevelType w:val="hybridMultilevel"/>
     <w:tmpl w:val="2B92F014"/>
@@ -12677,7 +14785,7 @@
       </w:pPr>
     </w:lvl>
   </w:abstractNum>
-  <w:abstractNum w:abstractNumId="22" w15:restartNumberingAfterBreak="0">
+  <w:abstractNum w:abstractNumId="25" w15:restartNumberingAfterBreak="0">
     <w:nsid w:val="592C3193"/>
     <w:multiLevelType w:val="hybridMultilevel"/>
     <w:tmpl w:val="3B38282A"/>
@@ -12766,7 +14874,7 @@
       </w:pPr>
     </w:lvl>
   </w:abstractNum>
-  <w:abstractNum w:abstractNumId="23" w15:restartNumberingAfterBreak="0">
+  <w:abstractNum w:abstractNumId="26" w15:restartNumberingAfterBreak="0">
     <w:nsid w:val="5A4F4CA5"/>
     <w:multiLevelType w:val="hybridMultilevel"/>
     <w:tmpl w:val="1CA08AB8"/>
@@ -12855,7 +14963,7 @@
       </w:pPr>
     </w:lvl>
   </w:abstractNum>
-  <w:abstractNum w:abstractNumId="24" w15:restartNumberingAfterBreak="0">
+  <w:abstractNum w:abstractNumId="27" w15:restartNumberingAfterBreak="0">
     <w:nsid w:val="5A6C2FB3"/>
     <w:multiLevelType w:val="hybridMultilevel"/>
     <w:tmpl w:val="E7A0842C"/>
@@ -12944,7 +15052,7 @@
       </w:pPr>
     </w:lvl>
   </w:abstractNum>
-  <w:abstractNum w:abstractNumId="25" w15:restartNumberingAfterBreak="0">
+  <w:abstractNum w:abstractNumId="28" w15:restartNumberingAfterBreak="0">
     <w:nsid w:val="610A74DC"/>
     <w:multiLevelType w:val="hybridMultilevel"/>
     <w:tmpl w:val="2B92F014"/>
@@ -13037,7 +15145,7 @@
       </w:pPr>
     </w:lvl>
   </w:abstractNum>
-  <w:abstractNum w:abstractNumId="26" w15:restartNumberingAfterBreak="0">
+  <w:abstractNum w:abstractNumId="29" w15:restartNumberingAfterBreak="0">
     <w:nsid w:val="67B44202"/>
     <w:multiLevelType w:val="hybridMultilevel"/>
     <w:tmpl w:val="2B92F014"/>
@@ -13130,7 +15238,7 @@
       </w:pPr>
     </w:lvl>
   </w:abstractNum>
-  <w:abstractNum w:abstractNumId="27" w15:restartNumberingAfterBreak="0">
+  <w:abstractNum w:abstractNumId="30" w15:restartNumberingAfterBreak="0">
     <w:nsid w:val="69664C5E"/>
     <w:multiLevelType w:val="multilevel"/>
     <w:tmpl w:val="0BEE03FA"/>
@@ -13251,7 +15359,7 @@
       </w:rPr>
     </w:lvl>
   </w:abstractNum>
-  <w:abstractNum w:abstractNumId="28" w15:restartNumberingAfterBreak="0">
+  <w:abstractNum w:abstractNumId="31" w15:restartNumberingAfterBreak="0">
     <w:nsid w:val="6B3F167A"/>
     <w:multiLevelType w:val="multilevel"/>
     <w:tmpl w:val="C39A5F60"/>
@@ -13372,7 +15480,7 @@
       </w:rPr>
     </w:lvl>
   </w:abstractNum>
-  <w:abstractNum w:abstractNumId="29" w15:restartNumberingAfterBreak="0">
+  <w:abstractNum w:abstractNumId="32" w15:restartNumberingAfterBreak="0">
     <w:nsid w:val="70BF0E87"/>
     <w:multiLevelType w:val="multilevel"/>
     <w:tmpl w:val="0BEE03FA"/>
@@ -13493,7 +15601,7 @@
       </w:rPr>
     </w:lvl>
   </w:abstractNum>
-  <w:abstractNum w:abstractNumId="30" w15:restartNumberingAfterBreak="0">
+  <w:abstractNum w:abstractNumId="33" w15:restartNumberingAfterBreak="0">
     <w:nsid w:val="71EE12BC"/>
     <w:multiLevelType w:val="multilevel"/>
     <w:tmpl w:val="6510A72A"/>
@@ -13640,20 +15748,20 @@
       </w:rPr>
     </w:lvl>
   </w:abstractNum>
-  <w:abstractNum w:abstractNumId="31" w15:restartNumberingAfterBreak="0">
+  <w:abstractNum w:abstractNumId="34" w15:restartNumberingAfterBreak="0">
     <w:nsid w:val="76CD79AE"/>
     <w:multiLevelType w:val="hybridMultilevel"/>
-    <w:tmpl w:val="2E72289E"/>
-    <w:lvl w:ilvl="0" w:tplc="AE9E925A">
-      <w:start w:val="2"/>
+    <w:tmpl w:val="C58AD834"/>
+    <w:lvl w:ilvl="0" w:tplc="100C0001">
+      <w:start w:val="1"/>
       <w:numFmt w:val="bullet"/>
-      <w:lvlText w:val="-"/>
+      <w:lvlText w:val=""/>
       <w:lvlJc w:val="left"/>
       <w:pPr>
         <w:ind w:left="720" w:hanging="360"/>
       </w:pPr>
       <w:rPr>
-        <w:rFonts w:ascii="Calibri" w:eastAsiaTheme="minorHAnsi" w:hAnsi="Calibri" w:cs="Calibri" w:hint="default"/>
+        <w:rFonts w:ascii="Symbol" w:hAnsi="Symbol" w:hint="default"/>
       </w:rPr>
     </w:lvl>
     <w:lvl w:ilvl="1" w:tplc="100C0003" w:tentative="1">
@@ -13753,7 +15861,7 @@
       </w:rPr>
     </w:lvl>
   </w:abstractNum>
-  <w:abstractNum w:abstractNumId="32" w15:restartNumberingAfterBreak="0">
+  <w:abstractNum w:abstractNumId="35" w15:restartNumberingAfterBreak="0">
     <w:nsid w:val="77747E30"/>
     <w:multiLevelType w:val="hybridMultilevel"/>
     <w:tmpl w:val="2B92F014"/>
@@ -13846,7 +15954,7 @@
       </w:pPr>
     </w:lvl>
   </w:abstractNum>
-  <w:abstractNum w:abstractNumId="33" w15:restartNumberingAfterBreak="0">
+  <w:abstractNum w:abstractNumId="36" w15:restartNumberingAfterBreak="0">
     <w:nsid w:val="79132CA3"/>
     <w:multiLevelType w:val="hybridMultilevel"/>
     <w:tmpl w:val="2B92F014"/>
@@ -13939,7 +16047,7 @@
       </w:pPr>
     </w:lvl>
   </w:abstractNum>
-  <w:abstractNum w:abstractNumId="34" w15:restartNumberingAfterBreak="0">
+  <w:abstractNum w:abstractNumId="37" w15:restartNumberingAfterBreak="0">
     <w:nsid w:val="7CB45ADD"/>
     <w:multiLevelType w:val="hybridMultilevel"/>
     <w:tmpl w:val="F7DAF148"/>
@@ -14028,7 +16136,7 @@
       </w:pPr>
     </w:lvl>
   </w:abstractNum>
-  <w:abstractNum w:abstractNumId="35" w15:restartNumberingAfterBreak="0">
+  <w:abstractNum w:abstractNumId="38" w15:restartNumberingAfterBreak="0">
     <w:nsid w:val="7D161309"/>
     <w:multiLevelType w:val="hybridMultilevel"/>
     <w:tmpl w:val="2C46CF0C"/>
@@ -14117,47 +16225,168 @@
       </w:pPr>
     </w:lvl>
   </w:abstractNum>
+  <w:abstractNum w:abstractNumId="39" w15:restartNumberingAfterBreak="0">
+    <w:nsid w:val="7DD06170"/>
+    <w:multiLevelType w:val="multilevel"/>
+    <w:tmpl w:val="0BEE03FA"/>
+    <w:lvl w:ilvl="0">
+      <w:start w:val="1"/>
+      <w:numFmt w:val="decimal"/>
+      <w:lvlText w:val="%1."/>
+      <w:lvlJc w:val="left"/>
+      <w:pPr>
+        <w:ind w:left="720" w:hanging="360"/>
+      </w:pPr>
+      <w:rPr>
+        <w:rFonts w:asciiTheme="minorHAnsi" w:eastAsiaTheme="minorHAnsi" w:hAnsiTheme="minorHAnsi" w:cstheme="minorBidi"/>
+      </w:rPr>
+    </w:lvl>
+    <w:lvl w:ilvl="1">
+      <w:start w:val="1"/>
+      <w:numFmt w:val="decimal"/>
+      <w:isLgl/>
+      <w:lvlText w:val="%1.%2"/>
+      <w:lvlJc w:val="left"/>
+      <w:pPr>
+        <w:ind w:left="750" w:hanging="390"/>
+      </w:pPr>
+      <w:rPr>
+        <w:rFonts w:hint="default"/>
+      </w:rPr>
+    </w:lvl>
+    <w:lvl w:ilvl="2">
+      <w:start w:val="1"/>
+      <w:numFmt w:val="decimal"/>
+      <w:isLgl/>
+      <w:lvlText w:val="%1.%2.%3"/>
+      <w:lvlJc w:val="left"/>
+      <w:pPr>
+        <w:ind w:left="1080" w:hanging="720"/>
+      </w:pPr>
+      <w:rPr>
+        <w:rFonts w:hint="default"/>
+      </w:rPr>
+    </w:lvl>
+    <w:lvl w:ilvl="3">
+      <w:start w:val="1"/>
+      <w:numFmt w:val="decimal"/>
+      <w:isLgl/>
+      <w:lvlText w:val="%1.%2.%3.%4"/>
+      <w:lvlJc w:val="left"/>
+      <w:pPr>
+        <w:ind w:left="1080" w:hanging="720"/>
+      </w:pPr>
+      <w:rPr>
+        <w:rFonts w:hint="default"/>
+      </w:rPr>
+    </w:lvl>
+    <w:lvl w:ilvl="4">
+      <w:start w:val="1"/>
+      <w:numFmt w:val="decimal"/>
+      <w:isLgl/>
+      <w:lvlText w:val="%1.%2.%3.%4.%5"/>
+      <w:lvlJc w:val="left"/>
+      <w:pPr>
+        <w:ind w:left="1440" w:hanging="1080"/>
+      </w:pPr>
+      <w:rPr>
+        <w:rFonts w:hint="default"/>
+      </w:rPr>
+    </w:lvl>
+    <w:lvl w:ilvl="5">
+      <w:start w:val="1"/>
+      <w:numFmt w:val="decimal"/>
+      <w:isLgl/>
+      <w:lvlText w:val="%1.%2.%3.%4.%5.%6"/>
+      <w:lvlJc w:val="left"/>
+      <w:pPr>
+        <w:ind w:left="1440" w:hanging="1080"/>
+      </w:pPr>
+      <w:rPr>
+        <w:rFonts w:hint="default"/>
+      </w:rPr>
+    </w:lvl>
+    <w:lvl w:ilvl="6">
+      <w:start w:val="1"/>
+      <w:numFmt w:val="decimal"/>
+      <w:isLgl/>
+      <w:lvlText w:val="%1.%2.%3.%4.%5.%6.%7"/>
+      <w:lvlJc w:val="left"/>
+      <w:pPr>
+        <w:ind w:left="1800" w:hanging="1440"/>
+      </w:pPr>
+      <w:rPr>
+        <w:rFonts w:hint="default"/>
+      </w:rPr>
+    </w:lvl>
+    <w:lvl w:ilvl="7">
+      <w:start w:val="1"/>
+      <w:numFmt w:val="decimal"/>
+      <w:isLgl/>
+      <w:lvlText w:val="%1.%2.%3.%4.%5.%6.%7.%8"/>
+      <w:lvlJc w:val="left"/>
+      <w:pPr>
+        <w:ind w:left="1800" w:hanging="1440"/>
+      </w:pPr>
+      <w:rPr>
+        <w:rFonts w:hint="default"/>
+      </w:rPr>
+    </w:lvl>
+    <w:lvl w:ilvl="8">
+      <w:start w:val="1"/>
+      <w:numFmt w:val="decimal"/>
+      <w:isLgl/>
+      <w:lvlText w:val="%1.%2.%3.%4.%5.%6.%7.%8.%9"/>
+      <w:lvlJc w:val="left"/>
+      <w:pPr>
+        <w:ind w:left="1800" w:hanging="1440"/>
+      </w:pPr>
+      <w:rPr>
+        <w:rFonts w:hint="default"/>
+      </w:rPr>
+    </w:lvl>
+  </w:abstractNum>
   <w:num w:numId="1" w16cid:durableId="886915133">
-    <w:abstractNumId w:val="29"/>
+    <w:abstractNumId w:val="32"/>
   </w:num>
   <w:num w:numId="2" w16cid:durableId="260184172">
-    <w:abstractNumId w:val="35"/>
+    <w:abstractNumId w:val="38"/>
   </w:num>
   <w:num w:numId="3" w16cid:durableId="1738160831">
     <w:abstractNumId w:val="1"/>
   </w:num>
   <w:num w:numId="4" w16cid:durableId="2002734290">
-    <w:abstractNumId w:val="28"/>
+    <w:abstractNumId w:val="31"/>
   </w:num>
   <w:num w:numId="5" w16cid:durableId="1966042056">
-    <w:abstractNumId w:val="23"/>
+    <w:abstractNumId w:val="26"/>
   </w:num>
   <w:num w:numId="6" w16cid:durableId="250549568">
-    <w:abstractNumId w:val="24"/>
+    <w:abstractNumId w:val="27"/>
   </w:num>
   <w:num w:numId="7" w16cid:durableId="1322662321">
     <w:abstractNumId w:val="10"/>
   </w:num>
   <w:num w:numId="8" w16cid:durableId="1139374756">
-    <w:abstractNumId w:val="20"/>
+    <w:abstractNumId w:val="23"/>
   </w:num>
   <w:num w:numId="9" w16cid:durableId="1418283196">
-    <w:abstractNumId w:val="22"/>
+    <w:abstractNumId w:val="25"/>
   </w:num>
   <w:num w:numId="10" w16cid:durableId="317924423">
     <w:abstractNumId w:val="8"/>
   </w:num>
   <w:num w:numId="11" w16cid:durableId="1052847847">
-    <w:abstractNumId w:val="19"/>
+    <w:abstractNumId w:val="22"/>
   </w:num>
   <w:num w:numId="12" w16cid:durableId="752707573">
     <w:abstractNumId w:val="9"/>
   </w:num>
   <w:num w:numId="13" w16cid:durableId="728310756">
-    <w:abstractNumId w:val="34"/>
+    <w:abstractNumId w:val="37"/>
   </w:num>
   <w:num w:numId="14" w16cid:durableId="1184242767">
-    <w:abstractNumId w:val="11"/>
+    <w:abstractNumId w:val="12"/>
   </w:num>
   <w:num w:numId="15" w16cid:durableId="559942666">
     <w:abstractNumId w:val="0"/>
@@ -14166,40 +16395,40 @@
     <w:abstractNumId w:val="3"/>
   </w:num>
   <w:num w:numId="17" w16cid:durableId="1322198190">
-    <w:abstractNumId w:val="31"/>
+    <w:abstractNumId w:val="34"/>
   </w:num>
   <w:num w:numId="18" w16cid:durableId="1765344956">
-    <w:abstractNumId w:val="27"/>
+    <w:abstractNumId w:val="30"/>
   </w:num>
   <w:num w:numId="19" w16cid:durableId="94058861">
-    <w:abstractNumId w:val="12"/>
+    <w:abstractNumId w:val="13"/>
   </w:num>
   <w:num w:numId="20" w16cid:durableId="1624732961">
-    <w:abstractNumId w:val="14"/>
+    <w:abstractNumId w:val="15"/>
   </w:num>
   <w:num w:numId="21" w16cid:durableId="1951811259">
-    <w:abstractNumId w:val="30"/>
+    <w:abstractNumId w:val="33"/>
   </w:num>
   <w:num w:numId="22" w16cid:durableId="2018775070">
     <w:abstractNumId w:val="4"/>
   </w:num>
   <w:num w:numId="23" w16cid:durableId="1697003653">
+    <w:abstractNumId w:val="19"/>
+  </w:num>
+  <w:num w:numId="24" w16cid:durableId="156461198">
+    <w:abstractNumId w:val="18"/>
+  </w:num>
+  <w:num w:numId="25" w16cid:durableId="1929775492">
+    <w:abstractNumId w:val="28"/>
+  </w:num>
+  <w:num w:numId="26" w16cid:durableId="166945697">
     <w:abstractNumId w:val="17"/>
   </w:num>
-  <w:num w:numId="24" w16cid:durableId="156461198">
-    <w:abstractNumId w:val="16"/>
-  </w:num>
-  <w:num w:numId="25" w16cid:durableId="1929775492">
-    <w:abstractNumId w:val="25"/>
-  </w:num>
-  <w:num w:numId="26" w16cid:durableId="166945697">
-    <w:abstractNumId w:val="15"/>
-  </w:num>
   <w:num w:numId="27" w16cid:durableId="1953780169">
-    <w:abstractNumId w:val="18"/>
+    <w:abstractNumId w:val="20"/>
   </w:num>
   <w:num w:numId="28" w16cid:durableId="1381319592">
-    <w:abstractNumId w:val="21"/>
+    <w:abstractNumId w:val="24"/>
   </w:num>
   <w:num w:numId="29" w16cid:durableId="1960063324">
     <w:abstractNumId w:val="7"/>
@@ -14211,19 +16440,31 @@
     <w:abstractNumId w:val="6"/>
   </w:num>
   <w:num w:numId="32" w16cid:durableId="1754820169">
-    <w:abstractNumId w:val="13"/>
+    <w:abstractNumId w:val="14"/>
   </w:num>
   <w:num w:numId="33" w16cid:durableId="461193761">
-    <w:abstractNumId w:val="33"/>
+    <w:abstractNumId w:val="36"/>
   </w:num>
   <w:num w:numId="34" w16cid:durableId="1404841063">
     <w:abstractNumId w:val="5"/>
   </w:num>
   <w:num w:numId="35" w16cid:durableId="1534229671">
-    <w:abstractNumId w:val="32"/>
+    <w:abstractNumId w:val="35"/>
   </w:num>
   <w:num w:numId="36" w16cid:durableId="308829174">
-    <w:abstractNumId w:val="26"/>
+    <w:abstractNumId w:val="29"/>
+  </w:num>
+  <w:num w:numId="37" w16cid:durableId="1913806730">
+    <w:abstractNumId w:val="21"/>
+  </w:num>
+  <w:num w:numId="38" w16cid:durableId="1117986743">
+    <w:abstractNumId w:val="39"/>
+  </w:num>
+  <w:num w:numId="39" w16cid:durableId="914708207">
+    <w:abstractNumId w:val="11"/>
+  </w:num>
+  <w:num w:numId="40" w16cid:durableId="983583283">
+    <w:abstractNumId w:val="16"/>
   </w:num>
 </w:numbering>
 </file>
@@ -14697,6 +16938,7 @@
   <w:style w:type="character" w:default="1" w:styleId="Policepardfaut">
     <w:name w:val="Default Paragraph Font"/>
     <w:uiPriority w:val="1"/>
+    <w:semiHidden/>
     <w:unhideWhenUsed/>
   </w:style>
   <w:style w:type="table" w:default="1" w:styleId="TableauNormal">
@@ -14963,6 +17205,16 @@
         <w:insideV w:val="single" w:sz="4" w:space="0" w:color="auto"/>
       </w:tblBorders>
     </w:tblPr>
+  </w:style>
+  <w:style w:type="character" w:customStyle="1" w:styleId="normaltextrun">
+    <w:name w:val="normaltextrun"/>
+    <w:basedOn w:val="Policepardfaut"/>
+    <w:rsid w:val="00C31310"/>
+  </w:style>
+  <w:style w:type="character" w:customStyle="1" w:styleId="eop">
+    <w:name w:val="eop"/>
+    <w:basedOn w:val="Policepardfaut"/>
+    <w:rsid w:val="00C31310"/>
   </w:style>
 </w:styles>
 </file>

--- a/WIP/rapport de projet/Rapport de projet test.docx
+++ b/WIP/rapport de projet/Rapport de projet test.docx
@@ -131,7 +131,6 @@
                   <w:tab w:val="left" w:pos="440"/>
                   <w:tab w:val="right" w:leader="dot" w:pos="9062"/>
                 </w:tabs>
-                <w:jc w:val="both"/>
                 <w:rPr>
                   <w:rFonts w:cstheme="minorBidi"/>
                   <w:noProof/>
@@ -148,7 +147,7 @@
               <w:r>
                 <w:fldChar w:fldCharType="separate"/>
               </w:r>
-              <w:hyperlink w:anchor="_Toc187043363" w:history="1">
+              <w:hyperlink w:anchor="_Toc187053766" w:history="1">
                 <w:r>
                   <w:rPr>
                     <w:rStyle w:val="Lienhypertexte"/>
@@ -192,7 +191,7 @@
                     <w:noProof/>
                     <w:webHidden/>
                   </w:rPr>
-                  <w:instrText xml:space="preserve"> PAGEREF _Toc187043363 \h </w:instrText>
+                  <w:instrText xml:space="preserve"> PAGEREF _Toc187053766 \h </w:instrText>
                 </w:r>
                 <w:r>
                   <w:rPr>
@@ -230,7 +229,6 @@
                   <w:tab w:val="left" w:pos="880"/>
                   <w:tab w:val="right" w:leader="dot" w:pos="9062"/>
                 </w:tabs>
-                <w:jc w:val="both"/>
                 <w:rPr>
                   <w:rFonts w:cstheme="minorBidi"/>
                   <w:noProof/>
@@ -238,7 +236,7 @@
                   <w14:ligatures w14:val="standardContextual"/>
                 </w:rPr>
               </w:pPr>
-              <w:hyperlink w:anchor="_Toc187043364" w:history="1">
+              <w:hyperlink w:anchor="_Toc187053767" w:history="1">
                 <w:r>
                   <w:rPr>
                     <w:rStyle w:val="Lienhypertexte"/>
@@ -281,7 +279,7 @@
                     <w:noProof/>
                     <w:webHidden/>
                   </w:rPr>
-                  <w:instrText xml:space="preserve"> PAGEREF _Toc187043364 \h </w:instrText>
+                  <w:instrText xml:space="preserve"> PAGEREF _Toc187053767 \h </w:instrText>
                 </w:r>
                 <w:r>
                   <w:rPr>
@@ -319,7 +317,6 @@
                   <w:tab w:val="left" w:pos="880"/>
                   <w:tab w:val="right" w:leader="dot" w:pos="9062"/>
                 </w:tabs>
-                <w:jc w:val="both"/>
                 <w:rPr>
                   <w:rFonts w:cstheme="minorBidi"/>
                   <w:noProof/>
@@ -327,7 +324,7 @@
                   <w14:ligatures w14:val="standardContextual"/>
                 </w:rPr>
               </w:pPr>
-              <w:hyperlink w:anchor="_Toc187043365" w:history="1">
+              <w:hyperlink w:anchor="_Toc187053768" w:history="1">
                 <w:r>
                   <w:rPr>
                     <w:rStyle w:val="Lienhypertexte"/>
@@ -370,7 +367,7 @@
                     <w:noProof/>
                     <w:webHidden/>
                   </w:rPr>
-                  <w:instrText xml:space="preserve"> PAGEREF _Toc187043365 \h </w:instrText>
+                  <w:instrText xml:space="preserve"> PAGEREF _Toc187053768 \h </w:instrText>
                 </w:r>
                 <w:r>
                   <w:rPr>
@@ -408,7 +405,6 @@
                   <w:tab w:val="left" w:pos="880"/>
                   <w:tab w:val="right" w:leader="dot" w:pos="9062"/>
                 </w:tabs>
-                <w:jc w:val="both"/>
                 <w:rPr>
                   <w:rFonts w:cstheme="minorBidi"/>
                   <w:noProof/>
@@ -416,7 +412,7 @@
                   <w14:ligatures w14:val="standardContextual"/>
                 </w:rPr>
               </w:pPr>
-              <w:hyperlink w:anchor="_Toc187043366" w:history="1">
+              <w:hyperlink w:anchor="_Toc187053769" w:history="1">
                 <w:r>
                   <w:rPr>
                     <w:rStyle w:val="Lienhypertexte"/>
@@ -459,7 +455,7 @@
                     <w:noProof/>
                     <w:webHidden/>
                   </w:rPr>
-                  <w:instrText xml:space="preserve"> PAGEREF _Toc187043366 \h </w:instrText>
+                  <w:instrText xml:space="preserve"> PAGEREF _Toc187053769 \h </w:instrText>
                 </w:r>
                 <w:r>
                   <w:rPr>
@@ -497,7 +493,6 @@
                   <w:tab w:val="left" w:pos="880"/>
                   <w:tab w:val="right" w:leader="dot" w:pos="9062"/>
                 </w:tabs>
-                <w:jc w:val="both"/>
                 <w:rPr>
                   <w:rFonts w:cstheme="minorBidi"/>
                   <w:noProof/>
@@ -505,7 +500,7 @@
                   <w14:ligatures w14:val="standardContextual"/>
                 </w:rPr>
               </w:pPr>
-              <w:hyperlink w:anchor="_Toc187043367" w:history="1">
+              <w:hyperlink w:anchor="_Toc187053770" w:history="1">
                 <w:r>
                   <w:rPr>
                     <w:rStyle w:val="Lienhypertexte"/>
@@ -548,7 +543,7 @@
                     <w:noProof/>
                     <w:webHidden/>
                   </w:rPr>
-                  <w:instrText xml:space="preserve"> PAGEREF _Toc187043367 \h </w:instrText>
+                  <w:instrText xml:space="preserve"> PAGEREF _Toc187053770 \h </w:instrText>
                 </w:r>
                 <w:r>
                   <w:rPr>
@@ -586,7 +581,6 @@
                   <w:tab w:val="left" w:pos="440"/>
                   <w:tab w:val="right" w:leader="dot" w:pos="9062"/>
                 </w:tabs>
-                <w:jc w:val="both"/>
                 <w:rPr>
                   <w:rFonts w:cstheme="minorBidi"/>
                   <w:noProof/>
@@ -594,7 +588,7 @@
                   <w14:ligatures w14:val="standardContextual"/>
                 </w:rPr>
               </w:pPr>
-              <w:hyperlink w:anchor="_Toc187043368" w:history="1">
+              <w:hyperlink w:anchor="_Toc187053771" w:history="1">
                 <w:r>
                   <w:rPr>
                     <w:rStyle w:val="Lienhypertexte"/>
@@ -638,7 +632,7 @@
                     <w:noProof/>
                     <w:webHidden/>
                   </w:rPr>
-                  <w:instrText xml:space="preserve"> PAGEREF _Toc187043368 \h </w:instrText>
+                  <w:instrText xml:space="preserve"> PAGEREF _Toc187053771 \h </w:instrText>
                 </w:r>
                 <w:r>
                   <w:rPr>
@@ -676,7 +670,6 @@
                   <w:tab w:val="left" w:pos="880"/>
                   <w:tab w:val="right" w:leader="dot" w:pos="9062"/>
                 </w:tabs>
-                <w:jc w:val="both"/>
                 <w:rPr>
                   <w:rFonts w:cstheme="minorBidi"/>
                   <w:noProof/>
@@ -684,7 +677,7 @@
                   <w14:ligatures w14:val="standardContextual"/>
                 </w:rPr>
               </w:pPr>
-              <w:hyperlink w:anchor="_Toc187043369" w:history="1">
+              <w:hyperlink w:anchor="_Toc187053772" w:history="1">
                 <w:r>
                   <w:rPr>
                     <w:rStyle w:val="Lienhypertexte"/>
@@ -727,7 +720,7 @@
                     <w:noProof/>
                     <w:webHidden/>
                   </w:rPr>
-                  <w:instrText xml:space="preserve"> PAGEREF _Toc187043369 \h </w:instrText>
+                  <w:instrText xml:space="preserve"> PAGEREF _Toc187053772 \h </w:instrText>
                 </w:r>
                 <w:r>
                   <w:rPr>
@@ -765,7 +758,6 @@
                   <w:tab w:val="left" w:pos="880"/>
                   <w:tab w:val="right" w:leader="dot" w:pos="9062"/>
                 </w:tabs>
-                <w:jc w:val="both"/>
                 <w:rPr>
                   <w:rFonts w:cstheme="minorBidi"/>
                   <w:noProof/>
@@ -773,7 +765,7 @@
                   <w14:ligatures w14:val="standardContextual"/>
                 </w:rPr>
               </w:pPr>
-              <w:hyperlink w:anchor="_Toc187043370" w:history="1">
+              <w:hyperlink w:anchor="_Toc187053773" w:history="1">
                 <w:r>
                   <w:rPr>
                     <w:rStyle w:val="Lienhypertexte"/>
@@ -816,7 +808,7 @@
                     <w:noProof/>
                     <w:webHidden/>
                   </w:rPr>
-                  <w:instrText xml:space="preserve"> PAGEREF _Toc187043370 \h </w:instrText>
+                  <w:instrText xml:space="preserve"> PAGEREF _Toc187053773 \h </w:instrText>
                 </w:r>
                 <w:r>
                   <w:rPr>
@@ -854,7 +846,6 @@
                   <w:tab w:val="left" w:pos="880"/>
                   <w:tab w:val="right" w:leader="dot" w:pos="9062"/>
                 </w:tabs>
-                <w:jc w:val="both"/>
                 <w:rPr>
                   <w:rFonts w:cstheme="minorBidi"/>
                   <w:noProof/>
@@ -862,7 +853,7 @@
                   <w14:ligatures w14:val="standardContextual"/>
                 </w:rPr>
               </w:pPr>
-              <w:hyperlink w:anchor="_Toc187043371" w:history="1">
+              <w:hyperlink w:anchor="_Toc187053774" w:history="1">
                 <w:r>
                   <w:rPr>
                     <w:rStyle w:val="Lienhypertexte"/>
@@ -905,7 +896,7 @@
                     <w:noProof/>
                     <w:webHidden/>
                   </w:rPr>
-                  <w:instrText xml:space="preserve"> PAGEREF _Toc187043371 \h </w:instrText>
+                  <w:instrText xml:space="preserve"> PAGEREF _Toc187053774 \h </w:instrText>
                 </w:r>
                 <w:r>
                   <w:rPr>
@@ -943,7 +934,6 @@
                   <w:tab w:val="left" w:pos="880"/>
                   <w:tab w:val="right" w:leader="dot" w:pos="9062"/>
                 </w:tabs>
-                <w:jc w:val="both"/>
                 <w:rPr>
                   <w:rFonts w:cstheme="minorBidi"/>
                   <w:noProof/>
@@ -951,7 +941,7 @@
                   <w14:ligatures w14:val="standardContextual"/>
                 </w:rPr>
               </w:pPr>
-              <w:hyperlink w:anchor="_Toc187043372" w:history="1">
+              <w:hyperlink w:anchor="_Toc187053775" w:history="1">
                 <w:r>
                   <w:rPr>
                     <w:rStyle w:val="Lienhypertexte"/>
@@ -994,7 +984,7 @@
                     <w:noProof/>
                     <w:webHidden/>
                   </w:rPr>
-                  <w:instrText xml:space="preserve"> PAGEREF _Toc187043372 \h </w:instrText>
+                  <w:instrText xml:space="preserve"> PAGEREF _Toc187053775 \h </w:instrText>
                 </w:r>
                 <w:r>
                   <w:rPr>
@@ -1032,7 +1022,6 @@
                   <w:tab w:val="left" w:pos="1320"/>
                   <w:tab w:val="right" w:leader="dot" w:pos="9062"/>
                 </w:tabs>
-                <w:jc w:val="both"/>
                 <w:rPr>
                   <w:rFonts w:cstheme="minorBidi"/>
                   <w:noProof/>
@@ -1040,7 +1029,7 @@
                   <w14:ligatures w14:val="standardContextual"/>
                 </w:rPr>
               </w:pPr>
-              <w:hyperlink w:anchor="_Toc187043373" w:history="1">
+              <w:hyperlink w:anchor="_Toc187053776" w:history="1">
                 <w:r>
                   <w:rPr>
                     <w:rStyle w:val="Lienhypertexte"/>
@@ -1083,7 +1072,7 @@
                     <w:noProof/>
                     <w:webHidden/>
                   </w:rPr>
-                  <w:instrText xml:space="preserve"> PAGEREF _Toc187043373 \h </w:instrText>
+                  <w:instrText xml:space="preserve"> PAGEREF _Toc187053776 \h </w:instrText>
                 </w:r>
                 <w:r>
                   <w:rPr>
@@ -1121,7 +1110,6 @@
                   <w:tab w:val="left" w:pos="1320"/>
                   <w:tab w:val="right" w:leader="dot" w:pos="9062"/>
                 </w:tabs>
-                <w:jc w:val="both"/>
                 <w:rPr>
                   <w:rFonts w:cstheme="minorBidi"/>
                   <w:noProof/>
@@ -1129,7 +1117,7 @@
                   <w14:ligatures w14:val="standardContextual"/>
                 </w:rPr>
               </w:pPr>
-              <w:hyperlink w:anchor="_Toc187043374" w:history="1">
+              <w:hyperlink w:anchor="_Toc187053777" w:history="1">
                 <w:r>
                   <w:rPr>
                     <w:rStyle w:val="Lienhypertexte"/>
@@ -1172,7 +1160,7 @@
                     <w:noProof/>
                     <w:webHidden/>
                   </w:rPr>
-                  <w:instrText xml:space="preserve"> PAGEREF _Toc187043374 \h </w:instrText>
+                  <w:instrText xml:space="preserve"> PAGEREF _Toc187053777 \h </w:instrText>
                 </w:r>
                 <w:r>
                   <w:rPr>
@@ -1210,7 +1198,6 @@
                   <w:tab w:val="left" w:pos="1320"/>
                   <w:tab w:val="right" w:leader="dot" w:pos="9062"/>
                 </w:tabs>
-                <w:jc w:val="both"/>
                 <w:rPr>
                   <w:rFonts w:cstheme="minorBidi"/>
                   <w:noProof/>
@@ -1218,7 +1205,7 @@
                   <w14:ligatures w14:val="standardContextual"/>
                 </w:rPr>
               </w:pPr>
-              <w:hyperlink w:anchor="_Toc187043375" w:history="1">
+              <w:hyperlink w:anchor="_Toc187053778" w:history="1">
                 <w:r>
                   <w:rPr>
                     <w:rStyle w:val="Lienhypertexte"/>
@@ -1261,7 +1248,7 @@
                     <w:noProof/>
                     <w:webHidden/>
                   </w:rPr>
-                  <w:instrText xml:space="preserve"> PAGEREF _Toc187043375 \h </w:instrText>
+                  <w:instrText xml:space="preserve"> PAGEREF _Toc187053778 \h </w:instrText>
                 </w:r>
                 <w:r>
                   <w:rPr>
@@ -1282,6 +1269,182 @@
                     <w:webHidden/>
                   </w:rPr>
                   <w:t>12</w:t>
+                </w:r>
+                <w:r>
+                  <w:rPr>
+                    <w:noProof/>
+                    <w:webHidden/>
+                  </w:rPr>
+                  <w:fldChar w:fldCharType="end"/>
+                </w:r>
+              </w:hyperlink>
+            </w:p>
+            <w:p>
+              <w:pPr>
+                <w:pStyle w:val="TM3"/>
+                <w:tabs>
+                  <w:tab w:val="left" w:pos="1320"/>
+                  <w:tab w:val="right" w:leader="dot" w:pos="9062"/>
+                </w:tabs>
+                <w:rPr>
+                  <w:rFonts w:cstheme="minorBidi"/>
+                  <w:noProof/>
+                  <w:kern w:val="2"/>
+                  <w14:ligatures w14:val="standardContextual"/>
+                </w:rPr>
+              </w:pPr>
+              <w:hyperlink w:anchor="_Toc187053779" w:history="1">
+                <w:r>
+                  <w:rPr>
+                    <w:rStyle w:val="Lienhypertexte"/>
+                    <w:noProof/>
+                  </w:rPr>
+                  <w:t>2.4.4</w:t>
+                </w:r>
+                <w:r>
+                  <w:rPr>
+                    <w:rFonts w:cstheme="minorBidi"/>
+                    <w:noProof/>
+                    <w:kern w:val="2"/>
+                    <w14:ligatures w14:val="standardContextual"/>
+                  </w:rPr>
+                  <w:tab/>
+                </w:r>
+                <w:r>
+                  <w:rPr>
+                    <w:rStyle w:val="Lienhypertexte"/>
+                    <w:noProof/>
+                  </w:rPr>
+                  <w:t>Gestion des ToDo</w:t>
+                </w:r>
+                <w:r>
+                  <w:rPr>
+                    <w:noProof/>
+                    <w:webHidden/>
+                  </w:rPr>
+                  <w:tab/>
+                </w:r>
+                <w:r>
+                  <w:rPr>
+                    <w:noProof/>
+                    <w:webHidden/>
+                  </w:rPr>
+                  <w:fldChar w:fldCharType="begin"/>
+                </w:r>
+                <w:r>
+                  <w:rPr>
+                    <w:noProof/>
+                    <w:webHidden/>
+                  </w:rPr>
+                  <w:instrText xml:space="preserve"> PAGEREF _Toc187053779 \h </w:instrText>
+                </w:r>
+                <w:r>
+                  <w:rPr>
+                    <w:noProof/>
+                    <w:webHidden/>
+                  </w:rPr>
+                </w:r>
+                <w:r>
+                  <w:rPr>
+                    <w:noProof/>
+                    <w:webHidden/>
+                  </w:rPr>
+                  <w:fldChar w:fldCharType="separate"/>
+                </w:r>
+                <w:r>
+                  <w:rPr>
+                    <w:noProof/>
+                    <w:webHidden/>
+                  </w:rPr>
+                  <w:t>16</w:t>
+                </w:r>
+                <w:r>
+                  <w:rPr>
+                    <w:noProof/>
+                    <w:webHidden/>
+                  </w:rPr>
+                  <w:fldChar w:fldCharType="end"/>
+                </w:r>
+              </w:hyperlink>
+            </w:p>
+            <w:p>
+              <w:pPr>
+                <w:pStyle w:val="TM2"/>
+                <w:tabs>
+                  <w:tab w:val="left" w:pos="1100"/>
+                  <w:tab w:val="right" w:leader="dot" w:pos="9062"/>
+                </w:tabs>
+                <w:rPr>
+                  <w:rFonts w:cstheme="minorBidi"/>
+                  <w:noProof/>
+                  <w:kern w:val="2"/>
+                  <w14:ligatures w14:val="standardContextual"/>
+                </w:rPr>
+              </w:pPr>
+              <w:hyperlink w:anchor="_Toc187053780" w:history="1">
+                <w:r>
+                  <w:rPr>
+                    <w:rStyle w:val="Lienhypertexte"/>
+                    <w:noProof/>
+                  </w:rPr>
+                  <w:t>2.4.5</w:t>
+                </w:r>
+                <w:r>
+                  <w:rPr>
+                    <w:rFonts w:cstheme="minorBidi"/>
+                    <w:noProof/>
+                    <w:kern w:val="2"/>
+                    <w14:ligatures w14:val="standardContextual"/>
+                  </w:rPr>
+                  <w:tab/>
+                </w:r>
+                <w:r>
+                  <w:rPr>
+                    <w:rStyle w:val="Lienhypertexte"/>
+                    <w:noProof/>
+                  </w:rPr>
+                  <w:t>Résultat Campagne de Test unitaire</w:t>
+                </w:r>
+                <w:r>
+                  <w:rPr>
+                    <w:noProof/>
+                    <w:webHidden/>
+                  </w:rPr>
+                  <w:tab/>
+                </w:r>
+                <w:r>
+                  <w:rPr>
+                    <w:noProof/>
+                    <w:webHidden/>
+                  </w:rPr>
+                  <w:fldChar w:fldCharType="begin"/>
+                </w:r>
+                <w:r>
+                  <w:rPr>
+                    <w:noProof/>
+                    <w:webHidden/>
+                  </w:rPr>
+                  <w:instrText xml:space="preserve"> PAGEREF _Toc187053780 \h </w:instrText>
+                </w:r>
+                <w:r>
+                  <w:rPr>
+                    <w:noProof/>
+                    <w:webHidden/>
+                  </w:rPr>
+                </w:r>
+                <w:r>
+                  <w:rPr>
+                    <w:noProof/>
+                    <w:webHidden/>
+                  </w:rPr>
+                  <w:fldChar w:fldCharType="separate"/>
+                </w:r>
+                <w:r>
+                  <w:rPr>
+                    <w:noProof/>
+                    <w:webHidden/>
+                  </w:rPr>
+                  <w:t>21</w:t>
                 </w:r>
                 <w:r>
                   <w:rPr>
@@ -1299,7 +1462,6 @@
                   <w:tab w:val="left" w:pos="880"/>
                   <w:tab w:val="right" w:leader="dot" w:pos="9062"/>
                 </w:tabs>
-                <w:jc w:val="both"/>
                 <w:rPr>
                   <w:rFonts w:cstheme="minorBidi"/>
                   <w:noProof/>
@@ -1307,7 +1469,7 @@
                   <w14:ligatures w14:val="standardContextual"/>
                 </w:rPr>
               </w:pPr>
-              <w:hyperlink w:anchor="_Toc187043376" w:history="1">
+              <w:hyperlink w:anchor="_Toc187053781" w:history="1">
                 <w:r>
                   <w:rPr>
                     <w:rStyle w:val="Lienhypertexte"/>
@@ -1350,7 +1512,7 @@
                     <w:noProof/>
                     <w:webHidden/>
                   </w:rPr>
-                  <w:instrText xml:space="preserve"> PAGEREF _Toc187043376 \h </w:instrText>
+                  <w:instrText xml:space="preserve"> PAGEREF _Toc187053781 \h </w:instrText>
                 </w:r>
                 <w:r>
                   <w:rPr>
@@ -1370,7 +1532,7 @@
                     <w:noProof/>
                     <w:webHidden/>
                   </w:rPr>
-                  <w:t>14</w:t>
+                  <w:t>22</w:t>
                 </w:r>
                 <w:r>
                   <w:rPr>
@@ -1388,7 +1550,6 @@
                   <w:tab w:val="left" w:pos="1320"/>
                   <w:tab w:val="right" w:leader="dot" w:pos="9062"/>
                 </w:tabs>
-                <w:jc w:val="both"/>
                 <w:rPr>
                   <w:rFonts w:cstheme="minorBidi"/>
                   <w:noProof/>
@@ -1396,7 +1557,7 @@
                   <w14:ligatures w14:val="standardContextual"/>
                 </w:rPr>
               </w:pPr>
-              <w:hyperlink w:anchor="_Toc187043377" w:history="1">
+              <w:hyperlink w:anchor="_Toc187053782" w:history="1">
                 <w:r>
                   <w:rPr>
                     <w:rStyle w:val="Lienhypertexte"/>
@@ -1439,7 +1600,7 @@
                     <w:noProof/>
                     <w:webHidden/>
                   </w:rPr>
-                  <w:instrText xml:space="preserve"> PAGEREF _Toc187043377 \h </w:instrText>
+                  <w:instrText xml:space="preserve"> PAGEREF _Toc187053782 \h </w:instrText>
                 </w:r>
                 <w:r>
                   <w:rPr>
@@ -1459,7 +1620,7 @@
                     <w:noProof/>
                     <w:webHidden/>
                   </w:rPr>
-                  <w:t>14</w:t>
+                  <w:t>23</w:t>
                 </w:r>
                 <w:r>
                   <w:rPr>
@@ -1477,7 +1638,6 @@
                   <w:tab w:val="left" w:pos="1320"/>
                   <w:tab w:val="right" w:leader="dot" w:pos="9062"/>
                 </w:tabs>
-                <w:jc w:val="both"/>
                 <w:rPr>
                   <w:rFonts w:cstheme="minorBidi"/>
                   <w:noProof/>
@@ -1485,7 +1645,7 @@
                   <w14:ligatures w14:val="standardContextual"/>
                 </w:rPr>
               </w:pPr>
-              <w:hyperlink w:anchor="_Toc187043378" w:history="1">
+              <w:hyperlink w:anchor="_Toc187053783" w:history="1">
                 <w:r>
                   <w:rPr>
                     <w:rStyle w:val="Lienhypertexte"/>
@@ -1528,7 +1688,7 @@
                     <w:noProof/>
                     <w:webHidden/>
                   </w:rPr>
-                  <w:instrText xml:space="preserve"> PAGEREF _Toc187043378 \h </w:instrText>
+                  <w:instrText xml:space="preserve"> PAGEREF _Toc187053783 \h </w:instrText>
                 </w:r>
                 <w:r>
                   <w:rPr>
@@ -1548,7 +1708,7 @@
                     <w:noProof/>
                     <w:webHidden/>
                   </w:rPr>
-                  <w:t>14</w:t>
+                  <w:t>23</w:t>
                 </w:r>
                 <w:r>
                   <w:rPr>
@@ -1566,7 +1726,6 @@
                   <w:tab w:val="left" w:pos="1320"/>
                   <w:tab w:val="right" w:leader="dot" w:pos="9062"/>
                 </w:tabs>
-                <w:jc w:val="both"/>
                 <w:rPr>
                   <w:rFonts w:cstheme="minorBidi"/>
                   <w:noProof/>
@@ -1574,7 +1733,7 @@
                   <w14:ligatures w14:val="standardContextual"/>
                 </w:rPr>
               </w:pPr>
-              <w:hyperlink w:anchor="_Toc187043379" w:history="1">
+              <w:hyperlink w:anchor="_Toc187053784" w:history="1">
                 <w:r>
                   <w:rPr>
                     <w:rStyle w:val="Lienhypertexte"/>
@@ -1617,7 +1776,7 @@
                     <w:noProof/>
                     <w:webHidden/>
                   </w:rPr>
-                  <w:instrText xml:space="preserve"> PAGEREF _Toc187043379 \h </w:instrText>
+                  <w:instrText xml:space="preserve"> PAGEREF _Toc187053784 \h </w:instrText>
                 </w:r>
                 <w:r>
                   <w:rPr>
@@ -1637,7 +1796,7 @@
                     <w:noProof/>
                     <w:webHidden/>
                   </w:rPr>
-                  <w:t>17</w:t>
+                  <w:t>23</w:t>
                 </w:r>
                 <w:r>
                   <w:rPr>
@@ -1655,7 +1814,6 @@
                   <w:tab w:val="left" w:pos="1320"/>
                   <w:tab w:val="right" w:leader="dot" w:pos="9062"/>
                 </w:tabs>
-                <w:jc w:val="both"/>
                 <w:rPr>
                   <w:rFonts w:cstheme="minorBidi"/>
                   <w:noProof/>
@@ -1663,7 +1821,7 @@
                   <w14:ligatures w14:val="standardContextual"/>
                 </w:rPr>
               </w:pPr>
-              <w:hyperlink w:anchor="_Toc187043380" w:history="1">
+              <w:hyperlink w:anchor="_Toc187053785" w:history="1">
                 <w:r>
                   <w:rPr>
                     <w:rStyle w:val="Lienhypertexte"/>
@@ -1706,7 +1864,7 @@
                     <w:noProof/>
                     <w:webHidden/>
                   </w:rPr>
-                  <w:instrText xml:space="preserve"> PAGEREF _Toc187043380 \h </w:instrText>
+                  <w:instrText xml:space="preserve"> PAGEREF _Toc187053785 \h </w:instrText>
                 </w:r>
                 <w:r>
                   <w:rPr>
@@ -1726,7 +1884,7 @@
                     <w:noProof/>
                     <w:webHidden/>
                   </w:rPr>
-                  <w:t>19</w:t>
+                  <w:t>23</w:t>
                 </w:r>
                 <w:r>
                   <w:rPr>
@@ -1744,7 +1902,6 @@
                   <w:tab w:val="left" w:pos="1320"/>
                   <w:tab w:val="right" w:leader="dot" w:pos="9062"/>
                 </w:tabs>
-                <w:jc w:val="both"/>
                 <w:rPr>
                   <w:rFonts w:cstheme="minorBidi"/>
                   <w:noProof/>
@@ -1752,7 +1909,7 @@
                   <w14:ligatures w14:val="standardContextual"/>
                 </w:rPr>
               </w:pPr>
-              <w:hyperlink w:anchor="_Toc187043381" w:history="1">
+              <w:hyperlink w:anchor="_Toc187053786" w:history="1">
                 <w:r>
                   <w:rPr>
                     <w:rStyle w:val="Lienhypertexte"/>
@@ -1795,7 +1952,7 @@
                     <w:noProof/>
                     <w:webHidden/>
                   </w:rPr>
-                  <w:instrText xml:space="preserve"> PAGEREF _Toc187043381 \h </w:instrText>
+                  <w:instrText xml:space="preserve"> PAGEREF _Toc187053786 \h </w:instrText>
                 </w:r>
                 <w:r>
                   <w:rPr>
@@ -1815,7 +1972,7 @@
                     <w:noProof/>
                     <w:webHidden/>
                   </w:rPr>
-                  <w:t>21</w:t>
+                  <w:t>23</w:t>
                 </w:r>
                 <w:r>
                   <w:rPr>
@@ -1833,7 +1990,6 @@
                   <w:tab w:val="left" w:pos="1320"/>
                   <w:tab w:val="right" w:leader="dot" w:pos="9062"/>
                 </w:tabs>
-                <w:jc w:val="both"/>
                 <w:rPr>
                   <w:rFonts w:cstheme="minorBidi"/>
                   <w:noProof/>
@@ -1841,7 +1997,7 @@
                   <w14:ligatures w14:val="standardContextual"/>
                 </w:rPr>
               </w:pPr>
-              <w:hyperlink w:anchor="_Toc187043382" w:history="1">
+              <w:hyperlink w:anchor="_Toc187053787" w:history="1">
                 <w:r>
                   <w:rPr>
                     <w:rStyle w:val="Lienhypertexte"/>
@@ -1884,7 +2040,7 @@
                     <w:noProof/>
                     <w:webHidden/>
                   </w:rPr>
-                  <w:instrText xml:space="preserve"> PAGEREF _Toc187043382 \h </w:instrText>
+                  <w:instrText xml:space="preserve"> PAGEREF _Toc187053787 \h </w:instrText>
                 </w:r>
                 <w:r>
                   <w:rPr>
@@ -1904,7 +2060,7 @@
                     <w:noProof/>
                     <w:webHidden/>
                   </w:rPr>
-                  <w:t>22</w:t>
+                  <w:t>23</w:t>
                 </w:r>
                 <w:r>
                   <w:rPr>
@@ -1922,7 +2078,6 @@
                   <w:tab w:val="left" w:pos="1320"/>
                   <w:tab w:val="right" w:leader="dot" w:pos="9062"/>
                 </w:tabs>
-                <w:jc w:val="both"/>
                 <w:rPr>
                   <w:rFonts w:cstheme="minorBidi"/>
                   <w:noProof/>
@@ -1930,7 +2085,7 @@
                   <w14:ligatures w14:val="standardContextual"/>
                 </w:rPr>
               </w:pPr>
-              <w:hyperlink w:anchor="_Toc187043383" w:history="1">
+              <w:hyperlink w:anchor="_Toc187053788" w:history="1">
                 <w:r>
                   <w:rPr>
                     <w:rStyle w:val="Lienhypertexte"/>
@@ -1973,7 +2128,7 @@
                     <w:noProof/>
                     <w:webHidden/>
                   </w:rPr>
-                  <w:instrText xml:space="preserve"> PAGEREF _Toc187043383 \h </w:instrText>
+                  <w:instrText xml:space="preserve"> PAGEREF _Toc187053788 \h </w:instrText>
                 </w:r>
                 <w:r>
                   <w:rPr>
@@ -1993,7 +2148,7 @@
                     <w:noProof/>
                     <w:webHidden/>
                   </w:rPr>
-                  <w:t>24</w:t>
+                  <w:t>23</w:t>
                 </w:r>
                 <w:r>
                   <w:rPr>
@@ -2011,7 +2166,6 @@
                   <w:tab w:val="left" w:pos="1320"/>
                   <w:tab w:val="right" w:leader="dot" w:pos="9062"/>
                 </w:tabs>
-                <w:jc w:val="both"/>
                 <w:rPr>
                   <w:rFonts w:cstheme="minorBidi"/>
                   <w:noProof/>
@@ -2019,7 +2173,7 @@
                   <w14:ligatures w14:val="standardContextual"/>
                 </w:rPr>
               </w:pPr>
-              <w:hyperlink w:anchor="_Toc187043384" w:history="1">
+              <w:hyperlink w:anchor="_Toc187053789" w:history="1">
                 <w:r>
                   <w:rPr>
                     <w:rStyle w:val="Lienhypertexte"/>
@@ -2062,7 +2216,7 @@
                     <w:noProof/>
                     <w:webHidden/>
                   </w:rPr>
-                  <w:instrText xml:space="preserve"> PAGEREF _Toc187043384 \h </w:instrText>
+                  <w:instrText xml:space="preserve"> PAGEREF _Toc187053789 \h </w:instrText>
                 </w:r>
                 <w:r>
                   <w:rPr>
@@ -2082,7 +2236,623 @@
                     <w:noProof/>
                     <w:webHidden/>
                   </w:rPr>
-                  <w:t>25</w:t>
+                  <w:t>23</w:t>
+                </w:r>
+                <w:r>
+                  <w:rPr>
+                    <w:noProof/>
+                    <w:webHidden/>
+                  </w:rPr>
+                  <w:fldChar w:fldCharType="end"/>
+                </w:r>
+              </w:hyperlink>
+            </w:p>
+            <w:p>
+              <w:pPr>
+                <w:pStyle w:val="TM2"/>
+                <w:tabs>
+                  <w:tab w:val="left" w:pos="880"/>
+                  <w:tab w:val="right" w:leader="dot" w:pos="9062"/>
+                </w:tabs>
+                <w:rPr>
+                  <w:rFonts w:cstheme="minorBidi"/>
+                  <w:noProof/>
+                  <w:kern w:val="2"/>
+                  <w14:ligatures w14:val="standardContextual"/>
+                </w:rPr>
+              </w:pPr>
+              <w:hyperlink w:anchor="_Toc187053790" w:history="1">
+                <w:r>
+                  <w:rPr>
+                    <w:rStyle w:val="Lienhypertexte"/>
+                    <w:noProof/>
+                  </w:rPr>
+                  <w:t>2.6</w:t>
+                </w:r>
+                <w:r>
+                  <w:rPr>
+                    <w:rFonts w:cstheme="minorBidi"/>
+                    <w:noProof/>
+                    <w:kern w:val="2"/>
+                    <w14:ligatures w14:val="standardContextual"/>
+                  </w:rPr>
+                  <w:tab/>
+                </w:r>
+                <w:r>
+                  <w:rPr>
+                    <w:rStyle w:val="Lienhypertexte"/>
+                    <w:noProof/>
+                  </w:rPr>
+                  <w:t>Résultat Campagne de Test E2E</w:t>
+                </w:r>
+                <w:r>
+                  <w:rPr>
+                    <w:noProof/>
+                    <w:webHidden/>
+                  </w:rPr>
+                  <w:tab/>
+                </w:r>
+                <w:r>
+                  <w:rPr>
+                    <w:noProof/>
+                    <w:webHidden/>
+                  </w:rPr>
+                  <w:fldChar w:fldCharType="begin"/>
+                </w:r>
+                <w:r>
+                  <w:rPr>
+                    <w:noProof/>
+                    <w:webHidden/>
+                  </w:rPr>
+                  <w:instrText xml:space="preserve"> PAGEREF _Toc187053790 \h </w:instrText>
+                </w:r>
+                <w:r>
+                  <w:rPr>
+                    <w:noProof/>
+                    <w:webHidden/>
+                  </w:rPr>
+                </w:r>
+                <w:r>
+                  <w:rPr>
+                    <w:noProof/>
+                    <w:webHidden/>
+                  </w:rPr>
+                  <w:fldChar w:fldCharType="separate"/>
+                </w:r>
+                <w:r>
+                  <w:rPr>
+                    <w:noProof/>
+                    <w:webHidden/>
+                  </w:rPr>
+                  <w:t>22</w:t>
+                </w:r>
+                <w:r>
+                  <w:rPr>
+                    <w:noProof/>
+                    <w:webHidden/>
+                  </w:rPr>
+                  <w:fldChar w:fldCharType="end"/>
+                </w:r>
+              </w:hyperlink>
+            </w:p>
+            <w:p>
+              <w:pPr>
+                <w:pStyle w:val="TM2"/>
+                <w:tabs>
+                  <w:tab w:val="left" w:pos="880"/>
+                  <w:tab w:val="right" w:leader="dot" w:pos="9062"/>
+                </w:tabs>
+                <w:rPr>
+                  <w:rFonts w:cstheme="minorBidi"/>
+                  <w:noProof/>
+                  <w:kern w:val="2"/>
+                  <w14:ligatures w14:val="standardContextual"/>
+                </w:rPr>
+              </w:pPr>
+              <w:hyperlink w:anchor="_Toc187053791" w:history="1">
+                <w:r>
+                  <w:rPr>
+                    <w:rStyle w:val="Lienhypertexte"/>
+                    <w:noProof/>
+                  </w:rPr>
+                  <w:t>2.7</w:t>
+                </w:r>
+                <w:r>
+                  <w:rPr>
+                    <w:rFonts w:cstheme="minorBidi"/>
+                    <w:noProof/>
+                    <w:kern w:val="2"/>
+                    <w14:ligatures w14:val="standardContextual"/>
+                  </w:rPr>
+                  <w:tab/>
+                </w:r>
+                <w:r>
+                  <w:rPr>
+                    <w:rStyle w:val="Lienhypertexte"/>
+                    <w:noProof/>
+                  </w:rPr>
+                  <w:t>Rapport de test</w:t>
+                </w:r>
+                <w:r>
+                  <w:rPr>
+                    <w:noProof/>
+                    <w:webHidden/>
+                  </w:rPr>
+                  <w:tab/>
+                </w:r>
+                <w:r>
+                  <w:rPr>
+                    <w:noProof/>
+                    <w:webHidden/>
+                  </w:rPr>
+                  <w:fldChar w:fldCharType="begin"/>
+                </w:r>
+                <w:r>
+                  <w:rPr>
+                    <w:noProof/>
+                    <w:webHidden/>
+                  </w:rPr>
+                  <w:instrText xml:space="preserve"> PAGEREF _Toc187053791 \h </w:instrText>
+                </w:r>
+                <w:r>
+                  <w:rPr>
+                    <w:noProof/>
+                    <w:webHidden/>
+                  </w:rPr>
+                </w:r>
+                <w:r>
+                  <w:rPr>
+                    <w:noProof/>
+                    <w:webHidden/>
+                  </w:rPr>
+                  <w:fldChar w:fldCharType="separate"/>
+                </w:r>
+                <w:r>
+                  <w:rPr>
+                    <w:noProof/>
+                    <w:webHidden/>
+                  </w:rPr>
+                  <w:t>22</w:t>
+                </w:r>
+                <w:r>
+                  <w:rPr>
+                    <w:noProof/>
+                    <w:webHidden/>
+                  </w:rPr>
+                  <w:fldChar w:fldCharType="end"/>
+                </w:r>
+              </w:hyperlink>
+            </w:p>
+            <w:p>
+              <w:pPr>
+                <w:pStyle w:val="TM3"/>
+                <w:tabs>
+                  <w:tab w:val="left" w:pos="1320"/>
+                  <w:tab w:val="right" w:leader="dot" w:pos="9062"/>
+                </w:tabs>
+                <w:rPr>
+                  <w:rFonts w:cstheme="minorBidi"/>
+                  <w:noProof/>
+                  <w:kern w:val="2"/>
+                  <w14:ligatures w14:val="standardContextual"/>
+                </w:rPr>
+              </w:pPr>
+              <w:hyperlink w:anchor="_Toc187053792" w:history="1">
+                <w:r>
+                  <w:rPr>
+                    <w:rStyle w:val="Lienhypertexte"/>
+                    <w:noProof/>
+                  </w:rPr>
+                  <w:t>2.7.1</w:t>
+                </w:r>
+                <w:r>
+                  <w:rPr>
+                    <w:rFonts w:cstheme="minorBidi"/>
+                    <w:noProof/>
+                    <w:kern w:val="2"/>
+                    <w14:ligatures w14:val="standardContextual"/>
+                  </w:rPr>
+                  <w:tab/>
+                </w:r>
+                <w:r>
+                  <w:rPr>
+                    <w:rStyle w:val="Lienhypertexte"/>
+                    <w:noProof/>
+                  </w:rPr>
+                  <w:t>Statuts</w:t>
+                </w:r>
+                <w:r>
+                  <w:rPr>
+                    <w:noProof/>
+                    <w:webHidden/>
+                  </w:rPr>
+                  <w:tab/>
+                </w:r>
+                <w:r>
+                  <w:rPr>
+                    <w:noProof/>
+                    <w:webHidden/>
+                  </w:rPr>
+                  <w:fldChar w:fldCharType="begin"/>
+                </w:r>
+                <w:r>
+                  <w:rPr>
+                    <w:noProof/>
+                    <w:webHidden/>
+                  </w:rPr>
+                  <w:instrText xml:space="preserve"> PAGEREF _Toc187053792 \h </w:instrText>
+                </w:r>
+                <w:r>
+                  <w:rPr>
+                    <w:noProof/>
+                    <w:webHidden/>
+                  </w:rPr>
+                </w:r>
+                <w:r>
+                  <w:rPr>
+                    <w:noProof/>
+                    <w:webHidden/>
+                  </w:rPr>
+                  <w:fldChar w:fldCharType="separate"/>
+                </w:r>
+                <w:r>
+                  <w:rPr>
+                    <w:noProof/>
+                    <w:webHidden/>
+                  </w:rPr>
+                  <w:t>23</w:t>
+                </w:r>
+                <w:r>
+                  <w:rPr>
+                    <w:noProof/>
+                    <w:webHidden/>
+                  </w:rPr>
+                  <w:fldChar w:fldCharType="end"/>
+                </w:r>
+              </w:hyperlink>
+            </w:p>
+            <w:p>
+              <w:pPr>
+                <w:pStyle w:val="TM3"/>
+                <w:tabs>
+                  <w:tab w:val="left" w:pos="1320"/>
+                  <w:tab w:val="right" w:leader="dot" w:pos="9062"/>
+                </w:tabs>
+                <w:rPr>
+                  <w:rFonts w:cstheme="minorBidi"/>
+                  <w:noProof/>
+                  <w:kern w:val="2"/>
+                  <w14:ligatures w14:val="standardContextual"/>
+                </w:rPr>
+              </w:pPr>
+              <w:hyperlink w:anchor="_Toc187053793" w:history="1">
+                <w:r>
+                  <w:rPr>
+                    <w:rStyle w:val="Lienhypertexte"/>
+                    <w:noProof/>
+                  </w:rPr>
+                  <w:t>2.7.2</w:t>
+                </w:r>
+                <w:r>
+                  <w:rPr>
+                    <w:rFonts w:cstheme="minorBidi"/>
+                    <w:noProof/>
+                    <w:kern w:val="2"/>
+                    <w14:ligatures w14:val="standardContextual"/>
+                  </w:rPr>
+                  <w:tab/>
+                </w:r>
+                <w:r>
+                  <w:rPr>
+                    <w:rStyle w:val="Lienhypertexte"/>
+                    <w:noProof/>
+                  </w:rPr>
+                  <w:t>Conclusion</w:t>
+                </w:r>
+                <w:r>
+                  <w:rPr>
+                    <w:noProof/>
+                    <w:webHidden/>
+                  </w:rPr>
+                  <w:tab/>
+                </w:r>
+                <w:r>
+                  <w:rPr>
+                    <w:noProof/>
+                    <w:webHidden/>
+                  </w:rPr>
+                  <w:fldChar w:fldCharType="begin"/>
+                </w:r>
+                <w:r>
+                  <w:rPr>
+                    <w:noProof/>
+                    <w:webHidden/>
+                  </w:rPr>
+                  <w:instrText xml:space="preserve"> PAGEREF _Toc187053793 \h </w:instrText>
+                </w:r>
+                <w:r>
+                  <w:rPr>
+                    <w:noProof/>
+                    <w:webHidden/>
+                  </w:rPr>
+                </w:r>
+                <w:r>
+                  <w:rPr>
+                    <w:noProof/>
+                    <w:webHidden/>
+                  </w:rPr>
+                  <w:fldChar w:fldCharType="separate"/>
+                </w:r>
+                <w:r>
+                  <w:rPr>
+                    <w:noProof/>
+                    <w:webHidden/>
+                  </w:rPr>
+                  <w:t>23</w:t>
+                </w:r>
+                <w:r>
+                  <w:rPr>
+                    <w:noProof/>
+                    <w:webHidden/>
+                  </w:rPr>
+                  <w:fldChar w:fldCharType="end"/>
+                </w:r>
+              </w:hyperlink>
+            </w:p>
+            <w:p>
+              <w:pPr>
+                <w:pStyle w:val="TM2"/>
+                <w:tabs>
+                  <w:tab w:val="left" w:pos="880"/>
+                  <w:tab w:val="right" w:leader="dot" w:pos="9062"/>
+                </w:tabs>
+                <w:rPr>
+                  <w:rFonts w:cstheme="minorBidi"/>
+                  <w:noProof/>
+                  <w:kern w:val="2"/>
+                  <w14:ligatures w14:val="standardContextual"/>
+                </w:rPr>
+              </w:pPr>
+              <w:hyperlink w:anchor="_Toc187053794" w:history="1">
+                <w:r>
+                  <w:rPr>
+                    <w:rStyle w:val="Lienhypertexte"/>
+                    <w:noProof/>
+                  </w:rPr>
+                  <w:t>2.8</w:t>
+                </w:r>
+                <w:r>
+                  <w:rPr>
+                    <w:rFonts w:cstheme="minorBidi"/>
+                    <w:noProof/>
+                    <w:kern w:val="2"/>
+                    <w14:ligatures w14:val="standardContextual"/>
+                  </w:rPr>
+                  <w:tab/>
+                </w:r>
+                <w:r>
+                  <w:rPr>
+                    <w:rStyle w:val="Lienhypertexte"/>
+                    <w:noProof/>
+                  </w:rPr>
+                  <w:t>Conclusion</w:t>
+                </w:r>
+                <w:r>
+                  <w:rPr>
+                    <w:noProof/>
+                    <w:webHidden/>
+                  </w:rPr>
+                  <w:tab/>
+                </w:r>
+                <w:r>
+                  <w:rPr>
+                    <w:noProof/>
+                    <w:webHidden/>
+                  </w:rPr>
+                  <w:fldChar w:fldCharType="begin"/>
+                </w:r>
+                <w:r>
+                  <w:rPr>
+                    <w:noProof/>
+                    <w:webHidden/>
+                  </w:rPr>
+                  <w:instrText xml:space="preserve"> PAGEREF _Toc187053794 \h </w:instrText>
+                </w:r>
+                <w:r>
+                  <w:rPr>
+                    <w:noProof/>
+                    <w:webHidden/>
+                  </w:rPr>
+                </w:r>
+                <w:r>
+                  <w:rPr>
+                    <w:noProof/>
+                    <w:webHidden/>
+                  </w:rPr>
+                  <w:fldChar w:fldCharType="separate"/>
+                </w:r>
+                <w:r>
+                  <w:rPr>
+                    <w:noProof/>
+                    <w:webHidden/>
+                  </w:rPr>
+                  <w:t>22</w:t>
+                </w:r>
+                <w:r>
+                  <w:rPr>
+                    <w:noProof/>
+                    <w:webHidden/>
+                  </w:rPr>
+                  <w:fldChar w:fldCharType="end"/>
+                </w:r>
+              </w:hyperlink>
+            </w:p>
+            <w:p>
+              <w:pPr>
+                <w:pStyle w:val="TM3"/>
+                <w:tabs>
+                  <w:tab w:val="left" w:pos="1320"/>
+                  <w:tab w:val="right" w:leader="dot" w:pos="9062"/>
+                </w:tabs>
+                <w:rPr>
+                  <w:rFonts w:cstheme="minorBidi"/>
+                  <w:noProof/>
+                  <w:kern w:val="2"/>
+                  <w14:ligatures w14:val="standardContextual"/>
+                </w:rPr>
+              </w:pPr>
+              <w:hyperlink w:anchor="_Toc187053795" w:history="1">
+                <w:r>
+                  <w:rPr>
+                    <w:rStyle w:val="Lienhypertexte"/>
+                    <w:noProof/>
+                  </w:rPr>
+                  <w:t>2.8.1</w:t>
+                </w:r>
+                <w:r>
+                  <w:rPr>
+                    <w:rFonts w:cstheme="minorBidi"/>
+                    <w:noProof/>
+                    <w:kern w:val="2"/>
+                    <w14:ligatures w14:val="standardContextual"/>
+                  </w:rPr>
+                  <w:tab/>
+                </w:r>
+                <w:r>
+                  <w:rPr>
+                    <w:rStyle w:val="Lienhypertexte"/>
+                    <w:noProof/>
+                  </w:rPr>
+                  <w:t>Résultats finaux et conclusion</w:t>
+                </w:r>
+                <w:r>
+                  <w:rPr>
+                    <w:noProof/>
+                    <w:webHidden/>
+                  </w:rPr>
+                  <w:tab/>
+                </w:r>
+                <w:r>
+                  <w:rPr>
+                    <w:noProof/>
+                    <w:webHidden/>
+                  </w:rPr>
+                  <w:fldChar w:fldCharType="begin"/>
+                </w:r>
+                <w:r>
+                  <w:rPr>
+                    <w:noProof/>
+                    <w:webHidden/>
+                  </w:rPr>
+                  <w:instrText xml:space="preserve"> PAGEREF _Toc187053795 \h </w:instrText>
+                </w:r>
+                <w:r>
+                  <w:rPr>
+                    <w:noProof/>
+                    <w:webHidden/>
+                  </w:rPr>
+                </w:r>
+                <w:r>
+                  <w:rPr>
+                    <w:noProof/>
+                    <w:webHidden/>
+                  </w:rPr>
+                  <w:fldChar w:fldCharType="separate"/>
+                </w:r>
+                <w:r>
+                  <w:rPr>
+                    <w:noProof/>
+                    <w:webHidden/>
+                  </w:rPr>
+                  <w:t>22</w:t>
+                </w:r>
+                <w:r>
+                  <w:rPr>
+                    <w:noProof/>
+                    <w:webHidden/>
+                  </w:rPr>
+                  <w:fldChar w:fldCharType="end"/>
+                </w:r>
+              </w:hyperlink>
+            </w:p>
+            <w:p>
+              <w:pPr>
+                <w:pStyle w:val="TM3"/>
+                <w:tabs>
+                  <w:tab w:val="left" w:pos="1320"/>
+                  <w:tab w:val="right" w:leader="dot" w:pos="9062"/>
+                </w:tabs>
+                <w:rPr>
+                  <w:rFonts w:cstheme="minorBidi"/>
+                  <w:noProof/>
+                  <w:kern w:val="2"/>
+                  <w14:ligatures w14:val="standardContextual"/>
+                </w:rPr>
+              </w:pPr>
+              <w:hyperlink w:anchor="_Toc187053796" w:history="1">
+                <w:r>
+                  <w:rPr>
+                    <w:rStyle w:val="Lienhypertexte"/>
+                    <w:noProof/>
+                  </w:rPr>
+                  <w:t>2.8.2</w:t>
+                </w:r>
+                <w:r>
+                  <w:rPr>
+                    <w:rFonts w:cstheme="minorBidi"/>
+                    <w:noProof/>
+                    <w:kern w:val="2"/>
+                    <w14:ligatures w14:val="standardContextual"/>
+                  </w:rPr>
+                  <w:tab/>
+                </w:r>
+                <w:r>
+                  <w:rPr>
+                    <w:rStyle w:val="Lienhypertexte"/>
+                    <w:noProof/>
+                  </w:rPr>
+                  <w:t>Utilisation de l’IA</w:t>
+                </w:r>
+                <w:r>
+                  <w:rPr>
+                    <w:noProof/>
+                    <w:webHidden/>
+                  </w:rPr>
+                  <w:tab/>
+                </w:r>
+                <w:r>
+                  <w:rPr>
+                    <w:noProof/>
+                    <w:webHidden/>
+                  </w:rPr>
+                  <w:fldChar w:fldCharType="begin"/>
+                </w:r>
+                <w:r>
+                  <w:rPr>
+                    <w:noProof/>
+                    <w:webHidden/>
+                  </w:rPr>
+                  <w:instrText xml:space="preserve"> PAGEREF _Toc187053796 \h </w:instrText>
+                </w:r>
+                <w:r>
+                  <w:rPr>
+                    <w:noProof/>
+                    <w:webHidden/>
+                  </w:rPr>
+                </w:r>
+                <w:r>
+                  <w:rPr>
+                    <w:noProof/>
+                    <w:webHidden/>
+                  </w:rPr>
+                  <w:fldChar w:fldCharType="separate"/>
+                </w:r>
+                <w:r>
+                  <w:rPr>
+                    <w:noProof/>
+                    <w:webHidden/>
+                  </w:rPr>
+                  <w:t>22</w:t>
                 </w:r>
                 <w:r>
                   <w:rPr>
@@ -2116,54 +2886,11 @@
     </w:sdt>
     <w:p>
       <w:pPr>
-        <w:jc w:val="both"/>
-      </w:pPr>
-    </w:p>
-    <w:p>
-      <w:pPr>
-        <w:jc w:val="both"/>
-      </w:pPr>
-    </w:p>
-    <w:p>
-      <w:pPr>
-        <w:jc w:val="both"/>
-      </w:pPr>
-    </w:p>
-    <w:p>
-      <w:pPr>
-        <w:jc w:val="both"/>
-      </w:pPr>
-    </w:p>
-    <w:p>
-      <w:pPr>
-        <w:jc w:val="both"/>
-      </w:pPr>
-    </w:p>
-    <w:p>
-      <w:pPr>
-        <w:jc w:val="both"/>
-      </w:pPr>
-    </w:p>
-    <w:p>
-      <w:pPr>
-        <w:jc w:val="both"/>
-      </w:pPr>
-    </w:p>
-    <w:p>
-      <w:pPr>
-        <w:jc w:val="both"/>
-      </w:pPr>
-    </w:p>
-    <w:p>
-      <w:pPr>
         <w:tabs>
           <w:tab w:val="left" w:pos="2400"/>
         </w:tabs>
         <w:jc w:val="both"/>
       </w:pPr>
-      <w:r>
-        <w:br w:type="page"/>
-      </w:r>
     </w:p>
     <w:p>
       <w:pPr>
@@ -2174,7 +2901,7 @@
         </w:numPr>
         <w:jc w:val="both"/>
       </w:pPr>
-      <w:bookmarkStart w:id="0" w:name="_Toc187043363"/>
+      <w:bookmarkStart w:id="0" w:name="_Toc187053766"/>
       <w:r>
         <w:lastRenderedPageBreak/>
         <w:t>Analyse préliminaire</w:t>
@@ -2190,7 +2917,7 @@
         </w:numPr>
         <w:jc w:val="both"/>
       </w:pPr>
-      <w:bookmarkStart w:id="1" w:name="_Toc187043364"/>
+      <w:bookmarkStart w:id="1" w:name="_Toc187053767"/>
       <w:r>
         <w:t>Introduction</w:t>
       </w:r>
@@ -2271,7 +2998,7 @@
         </w:numPr>
         <w:jc w:val="both"/>
       </w:pPr>
-      <w:bookmarkStart w:id="2" w:name="_Toc187043365"/>
+      <w:bookmarkStart w:id="2" w:name="_Toc187053768"/>
       <w:r>
         <w:t>Objectifs</w:t>
       </w:r>
@@ -2669,7 +3396,7 @@
         </w:numPr>
         <w:jc w:val="both"/>
       </w:pPr>
-      <w:bookmarkStart w:id="3" w:name="_Toc187043366"/>
+      <w:bookmarkStart w:id="3" w:name="_Toc187053769"/>
       <w:r>
         <w:t>Gestion de projet</w:t>
       </w:r>
@@ -2727,7 +3454,7 @@
         </w:numPr>
         <w:jc w:val="both"/>
       </w:pPr>
-      <w:bookmarkStart w:id="4" w:name="_Toc187043367"/>
+      <w:bookmarkStart w:id="4" w:name="_Toc187053770"/>
       <w:r>
         <w:t>Planification initiale</w:t>
       </w:r>
@@ -3050,7 +3777,7 @@
         </w:numPr>
         <w:jc w:val="both"/>
       </w:pPr>
-      <w:bookmarkStart w:id="5" w:name="_Toc187043368"/>
+      <w:bookmarkStart w:id="5" w:name="_Toc187053771"/>
       <w:r>
         <w:t>Test</w:t>
       </w:r>
@@ -3065,7 +3792,7 @@
         </w:numPr>
         <w:jc w:val="both"/>
       </w:pPr>
-      <w:bookmarkStart w:id="6" w:name="_Toc187043369"/>
+      <w:bookmarkStart w:id="6" w:name="_Toc187053772"/>
       <w:r>
         <w:t>Politique de Test</w:t>
       </w:r>
@@ -3223,7 +3950,7 @@
         </w:numPr>
         <w:jc w:val="both"/>
       </w:pPr>
-      <w:bookmarkStart w:id="7" w:name="_Toc187043370"/>
+      <w:bookmarkStart w:id="7" w:name="_Toc187053773"/>
       <w:r>
         <w:t>Stratégie de test</w:t>
       </w:r>
@@ -3759,7 +4486,7 @@
         </w:numPr>
         <w:jc w:val="both"/>
       </w:pPr>
-      <w:bookmarkStart w:id="8" w:name="_Toc187043371"/>
+      <w:bookmarkStart w:id="8" w:name="_Toc187053774"/>
       <w:r>
         <w:lastRenderedPageBreak/>
         <w:t>Plan de test</w:t>
@@ -4227,7 +4954,7 @@
         </w:numPr>
         <w:jc w:val="both"/>
       </w:pPr>
-      <w:bookmarkStart w:id="9" w:name="_Toc187043372"/>
+      <w:bookmarkStart w:id="9" w:name="_Toc187053775"/>
       <w:r>
         <w:lastRenderedPageBreak/>
         <w:t>Test Backend</w:t>
@@ -4247,7 +4974,7 @@
           <w:szCs w:val="26"/>
         </w:rPr>
       </w:pPr>
-      <w:bookmarkStart w:id="10" w:name="_Toc187043373"/>
+      <w:bookmarkStart w:id="10" w:name="_Toc187053776"/>
       <w:r>
         <w:rPr>
           <w:sz w:val="26"/>
@@ -5198,7 +5925,7 @@
         </w:numPr>
         <w:jc w:val="both"/>
       </w:pPr>
-      <w:bookmarkStart w:id="11" w:name="_Toc187043374"/>
+      <w:bookmarkStart w:id="11" w:name="_Toc187053777"/>
       <w:r>
         <w:t>Test Login</w:t>
       </w:r>
@@ -5520,12 +6247,6 @@
           </wp:inline>
         </w:drawing>
       </w:r>
-    </w:p>
-    <w:p>
-      <w:pPr>
-        <w:ind w:left="360"/>
-        <w:jc w:val="both"/>
-      </w:pPr>
     </w:p>
     <w:p>
       <w:pPr>
@@ -6069,7 +6790,7 @@
         </w:numPr>
         <w:jc w:val="both"/>
       </w:pPr>
-      <w:bookmarkStart w:id="12" w:name="_Toc187043375"/>
+      <w:bookmarkStart w:id="12" w:name="_Toc187053778"/>
       <w:r>
         <w:lastRenderedPageBreak/>
         <w:t>Gestion de l’utilisateur</w:t>
@@ -6860,45 +7581,66 @@
       <w:pPr>
         <w:ind w:left="360"/>
         <w:jc w:val="both"/>
-      </w:pPr>
-    </w:p>
-    <w:p>
-      <w:pPr>
-        <w:pStyle w:val="Titre2"/>
-        <w:numPr>
-          <w:ilvl w:val="1"/>
-          <w:numId w:val="1"/>
-        </w:numPr>
-        <w:jc w:val="both"/>
-      </w:pPr>
-      <w:bookmarkStart w:id="13" w:name="_Toc187043376"/>
-      <w:r>
-        <w:t>Test E2E</w:t>
-      </w:r>
-      <w:bookmarkEnd w:id="13"/>
-    </w:p>
-    <w:p>
-      <w:pPr>
-        <w:pStyle w:val="Titre3"/>
-        <w:numPr>
-          <w:ilvl w:val="2"/>
-          <w:numId w:val="1"/>
-        </w:numPr>
-        <w:jc w:val="both"/>
-        <w:rPr>
-          <w:sz w:val="26"/>
-          <w:szCs w:val="26"/>
-        </w:rPr>
-      </w:pPr>
-      <w:bookmarkStart w:id="14" w:name="_Toc187043377"/>
-      <w:r>
-        <w:rPr>
-          <w:sz w:val="26"/>
-          <w:szCs w:val="26"/>
-        </w:rPr>
-        <w:t>Détails globaux</w:t>
-      </w:r>
-      <w:bookmarkEnd w:id="14"/>
+        <w:rPr>
+          <w:b/>
+          <w:bCs/>
+          <w:i/>
+          <w:iCs/>
+          <w:sz w:val="26"/>
+          <w:szCs w:val="26"/>
+          <w:u w:val="single"/>
+        </w:rPr>
+      </w:pPr>
+      <w:r>
+        <w:rPr>
+          <w:b/>
+          <w:bCs/>
+          <w:i/>
+          <w:iCs/>
+          <w:sz w:val="26"/>
+          <w:szCs w:val="26"/>
+          <w:u w:val="single"/>
+        </w:rPr>
+        <w:t>Mise à jour d</w:t>
+      </w:r>
+      <w:r>
+        <w:rPr>
+          <w:b/>
+          <w:bCs/>
+          <w:i/>
+          <w:iCs/>
+          <w:sz w:val="26"/>
+          <w:szCs w:val="26"/>
+          <w:u w:val="single"/>
+        </w:rPr>
+        <w:t xml:space="preserve">u nom, adresse, </w:t>
+      </w:r>
+      <w:proofErr w:type="spellStart"/>
+      <w:r>
+        <w:rPr>
+          <w:b/>
+          <w:bCs/>
+          <w:i/>
+          <w:iCs/>
+          <w:sz w:val="26"/>
+          <w:szCs w:val="26"/>
+          <w:u w:val="single"/>
+        </w:rPr>
+        <w:t>npa</w:t>
+      </w:r>
+      <w:proofErr w:type="spellEnd"/>
+      <w:r>
+        <w:rPr>
+          <w:b/>
+          <w:bCs/>
+          <w:i/>
+          <w:iCs/>
+          <w:sz w:val="26"/>
+          <w:szCs w:val="26"/>
+          <w:u w:val="single"/>
+        </w:rPr>
+        <w:t xml:space="preserve"> et place de l’utilisateur</w:t>
+      </w:r>
     </w:p>
     <w:p>
       <w:pPr>
@@ -6906,18 +7648,13 @@
         <w:jc w:val="both"/>
       </w:pPr>
       <w:r>
-        <w:t xml:space="preserve">Ces tests E2E permettent de vérifier les principales fonctionnalités de l’application. Tous les tests sont regroupés dans un seul fichier pour les exécuter de manière logique, comme si un utilisateur utilisait l’application du début à la fin. </w:t>
-      </w:r>
-      <w:proofErr w:type="gramStart"/>
-      <w:r>
-        <w:t>L’email</w:t>
-      </w:r>
-      <w:proofErr w:type="gramEnd"/>
-      <w:r>
-        <w:t xml:space="preserve"> est généré dynamiquement avec la date pour qu’il soit unique à chaque test</w:t>
-      </w:r>
-      <w:r>
-        <w:t>, comme si cela était un nouvel utilisateur</w:t>
+        <w:t xml:space="preserve">Ce test consiste en une simple requête vers la route « Edit » avec en corps </w:t>
+      </w:r>
+      <w:r>
+        <w:t xml:space="preserve">les nouvelles valeurs de chaque champ de </w:t>
+      </w:r>
+      <w:r>
+        <w:t>l’utilisateur.</w:t>
       </w:r>
     </w:p>
     <w:p>
@@ -6926,14 +7663,11 @@
         <w:jc w:val="both"/>
       </w:pPr>
       <w:r>
-        <w:rPr>
-          <w:noProof/>
-        </w:rPr>
         <w:drawing>
-          <wp:inline distT="0" distB="0" distL="0" distR="0" wp14:anchorId="534B79CB" wp14:editId="118C550A">
-            <wp:extent cx="3686689" cy="276264"/>
-            <wp:effectExtent l="0" t="0" r="0" b="9525"/>
-            <wp:docPr id="10" name="Image 10"/>
+          <wp:inline distT="0" distB="0" distL="0" distR="0" wp14:anchorId="7D2D613E" wp14:editId="50F886D3">
+            <wp:extent cx="5544324" cy="2591162"/>
+            <wp:effectExtent l="0" t="0" r="0" b="0"/>
+            <wp:docPr id="66" name="Image 66"/>
             <wp:cNvGraphicFramePr>
               <a:graphicFrameLocks xmlns:a="http://schemas.openxmlformats.org/drawingml/2006/main" noChangeAspect="1"/>
             </wp:cNvGraphicFramePr>
@@ -6953,6 +7687,2912 @@
                   <pic:spPr>
                     <a:xfrm>
                       <a:off x="0" y="0"/>
+                      <a:ext cx="5544324" cy="2591162"/>
+                    </a:xfrm>
+                    <a:prstGeom prst="rect">
+                      <a:avLst/>
+                    </a:prstGeom>
+                  </pic:spPr>
+                </pic:pic>
+              </a:graphicData>
+            </a:graphic>
+          </wp:inline>
+        </w:drawing>
+      </w:r>
+    </w:p>
+    <w:p>
+      <w:pPr>
+        <w:ind w:left="360"/>
+        <w:rPr>
+          <w:b/>
+          <w:bCs/>
+          <w:i/>
+          <w:iCs/>
+          <w:sz w:val="26"/>
+          <w:szCs w:val="26"/>
+          <w:u w:val="single"/>
+        </w:rPr>
+      </w:pPr>
+      <w:r>
+        <w:rPr>
+          <w:b/>
+          <w:bCs/>
+          <w:i/>
+          <w:iCs/>
+          <w:sz w:val="26"/>
+          <w:szCs w:val="26"/>
+          <w:u w:val="single"/>
+        </w:rPr>
+        <w:t>Résultat de la suppression d’un utilisateur</w:t>
+      </w:r>
+    </w:p>
+    <w:tbl>
+      <w:tblPr>
+        <w:tblStyle w:val="Grilledutableau"/>
+        <w:tblW w:w="0" w:type="auto"/>
+        <w:tblInd w:w="360" w:type="dxa"/>
+        <w:tblLook w:val="04A0" w:firstRow="1" w:lastRow="0" w:firstColumn="1" w:lastColumn="0" w:noHBand="0" w:noVBand="1"/>
+      </w:tblPr>
+      <w:tblGrid>
+        <w:gridCol w:w="4351"/>
+        <w:gridCol w:w="4351"/>
+      </w:tblGrid>
+      <w:tr>
+        <w:tc>
+          <w:tcPr>
+            <w:tcW w:w="4351" w:type="dxa"/>
+          </w:tcPr>
+          <w:p>
+            <w:pPr>
+              <w:jc w:val="center"/>
+              <w:rPr>
+                <w:b/>
+                <w:bCs/>
+              </w:rPr>
+            </w:pPr>
+            <w:r>
+              <w:rPr>
+                <w:b/>
+                <w:bCs/>
+              </w:rPr>
+              <w:t>Résultat attendu</w:t>
+            </w:r>
+          </w:p>
+        </w:tc>
+        <w:tc>
+          <w:tcPr>
+            <w:tcW w:w="4351" w:type="dxa"/>
+          </w:tcPr>
+          <w:p>
+            <w:pPr>
+              <w:jc w:val="center"/>
+              <w:rPr>
+                <w:b/>
+                <w:bCs/>
+              </w:rPr>
+            </w:pPr>
+            <w:r>
+              <w:rPr>
+                <w:b/>
+                <w:bCs/>
+              </w:rPr>
+              <w:t>Résultat obtenu</w:t>
+            </w:r>
+          </w:p>
+        </w:tc>
+      </w:tr>
+      <w:tr>
+        <w:tc>
+          <w:tcPr>
+            <w:tcW w:w="4351" w:type="dxa"/>
+          </w:tcPr>
+          <w:p>
+            <w:pPr>
+              <w:jc w:val="center"/>
+            </w:pPr>
+            <w:r>
+              <w:t>Réception d’une réponse 200 de la part du serveur</w:t>
+            </w:r>
+          </w:p>
+        </w:tc>
+        <w:tc>
+          <w:tcPr>
+            <w:tcW w:w="4351" w:type="dxa"/>
+          </w:tcPr>
+          <w:p>
+            <w:pPr>
+              <w:jc w:val="center"/>
+            </w:pPr>
+            <w:r>
+              <w:rPr>
+                <w:highlight w:val="yellow"/>
+              </w:rPr>
+              <w:t>Réception d’une réponse 200 de la part du serveur</w:t>
+            </w:r>
+          </w:p>
+        </w:tc>
+      </w:tr>
+    </w:tbl>
+    <w:p>
+      <w:pPr>
+        <w:ind w:left="360"/>
+        <w:rPr>
+          <w:b/>
+          <w:bCs/>
+          <w:i/>
+          <w:iCs/>
+          <w:sz w:val="26"/>
+          <w:szCs w:val="26"/>
+          <w:u w:val="single"/>
+        </w:rPr>
+      </w:pPr>
+      <w:r>
+        <w:rPr>
+          <w:b/>
+          <w:bCs/>
+          <w:i/>
+          <w:iCs/>
+          <w:sz w:val="26"/>
+          <w:szCs w:val="26"/>
+          <w:u w:val="single"/>
+        </w:rPr>
+        <w:t xml:space="preserve">Résultat de la </w:t>
+      </w:r>
+      <w:r>
+        <w:rPr>
+          <w:b/>
+          <w:bCs/>
+          <w:i/>
+          <w:iCs/>
+          <w:sz w:val="26"/>
+          <w:szCs w:val="26"/>
+          <w:u w:val="single"/>
+        </w:rPr>
+        <w:t>modification</w:t>
+      </w:r>
+      <w:r>
+        <w:rPr>
+          <w:b/>
+          <w:bCs/>
+          <w:i/>
+          <w:iCs/>
+          <w:sz w:val="26"/>
+          <w:szCs w:val="26"/>
+          <w:u w:val="single"/>
+        </w:rPr>
+        <w:t xml:space="preserve"> d’un utilisateur</w:t>
+      </w:r>
+    </w:p>
+    <w:tbl>
+      <w:tblPr>
+        <w:tblStyle w:val="Grilledutableau"/>
+        <w:tblW w:w="0" w:type="auto"/>
+        <w:tblInd w:w="360" w:type="dxa"/>
+        <w:tblLook w:val="04A0" w:firstRow="1" w:lastRow="0" w:firstColumn="1" w:lastColumn="0" w:noHBand="0" w:noVBand="1"/>
+      </w:tblPr>
+      <w:tblGrid>
+        <w:gridCol w:w="2914"/>
+        <w:gridCol w:w="2894"/>
+        <w:gridCol w:w="2894"/>
+      </w:tblGrid>
+      <w:tr>
+        <w:tc>
+          <w:tcPr>
+            <w:tcW w:w="2914" w:type="dxa"/>
+          </w:tcPr>
+          <w:p>
+            <w:pPr>
+              <w:jc w:val="center"/>
+              <w:rPr>
+                <w:b/>
+                <w:bCs/>
+              </w:rPr>
+            </w:pPr>
+            <w:r>
+              <w:rPr>
+                <w:b/>
+                <w:bCs/>
+              </w:rPr>
+              <w:t>Test</w:t>
+            </w:r>
+          </w:p>
+        </w:tc>
+        <w:tc>
+          <w:tcPr>
+            <w:tcW w:w="2894" w:type="dxa"/>
+          </w:tcPr>
+          <w:p>
+            <w:pPr>
+              <w:jc w:val="center"/>
+              <w:rPr>
+                <w:b/>
+                <w:bCs/>
+              </w:rPr>
+            </w:pPr>
+            <w:r>
+              <w:rPr>
+                <w:b/>
+                <w:bCs/>
+              </w:rPr>
+              <w:t>Résultat attendu</w:t>
+            </w:r>
+          </w:p>
+        </w:tc>
+        <w:tc>
+          <w:tcPr>
+            <w:tcW w:w="2894" w:type="dxa"/>
+          </w:tcPr>
+          <w:p>
+            <w:pPr>
+              <w:jc w:val="center"/>
+              <w:rPr>
+                <w:b/>
+                <w:bCs/>
+              </w:rPr>
+            </w:pPr>
+            <w:r>
+              <w:rPr>
+                <w:b/>
+                <w:bCs/>
+              </w:rPr>
+              <w:t>Résultat obtenu</w:t>
+            </w:r>
+          </w:p>
+        </w:tc>
+      </w:tr>
+      <w:tr>
+        <w:tc>
+          <w:tcPr>
+            <w:tcW w:w="2914" w:type="dxa"/>
+          </w:tcPr>
+          <w:p>
+            <w:pPr>
+              <w:jc w:val="center"/>
+            </w:pPr>
+            <w:r>
+              <w:t>Mise à jour nom d’utilisateur</w:t>
+            </w:r>
+          </w:p>
+        </w:tc>
+        <w:tc>
+          <w:tcPr>
+            <w:tcW w:w="2894" w:type="dxa"/>
+          </w:tcPr>
+          <w:p>
+            <w:pPr>
+              <w:jc w:val="center"/>
+            </w:pPr>
+            <w:r>
+              <w:t>Réception d’une réponse 200 de la part du serveur</w:t>
+            </w:r>
+          </w:p>
+        </w:tc>
+        <w:tc>
+          <w:tcPr>
+            <w:tcW w:w="2894" w:type="dxa"/>
+          </w:tcPr>
+          <w:p>
+            <w:pPr>
+              <w:jc w:val="center"/>
+            </w:pPr>
+            <w:r>
+              <w:rPr>
+                <w:highlight w:val="yellow"/>
+              </w:rPr>
+              <w:t>Réception d’une réponse 200 de la part du serveur</w:t>
+            </w:r>
+          </w:p>
+        </w:tc>
+      </w:tr>
+      <w:tr>
+        <w:tc>
+          <w:tcPr>
+            <w:tcW w:w="2914" w:type="dxa"/>
+          </w:tcPr>
+          <w:p>
+            <w:pPr>
+              <w:jc w:val="center"/>
+            </w:pPr>
+            <w:r>
+              <w:t>Mise à jour de l’adresse</w:t>
+            </w:r>
+          </w:p>
+        </w:tc>
+        <w:tc>
+          <w:tcPr>
+            <w:tcW w:w="2894" w:type="dxa"/>
+          </w:tcPr>
+          <w:p>
+            <w:pPr>
+              <w:jc w:val="center"/>
+            </w:pPr>
+            <w:r>
+              <w:t>Réception d’une réponse 200 de la part du serveur</w:t>
+            </w:r>
+          </w:p>
+        </w:tc>
+        <w:tc>
+          <w:tcPr>
+            <w:tcW w:w="2894" w:type="dxa"/>
+          </w:tcPr>
+          <w:p>
+            <w:pPr>
+              <w:jc w:val="center"/>
+            </w:pPr>
+            <w:r>
+              <w:rPr>
+                <w:highlight w:val="yellow"/>
+              </w:rPr>
+              <w:t>Réception d’une réponse 200 de la part du serveur</w:t>
+            </w:r>
+          </w:p>
+        </w:tc>
+      </w:tr>
+      <w:tr>
+        <w:tc>
+          <w:tcPr>
+            <w:tcW w:w="2914" w:type="dxa"/>
+          </w:tcPr>
+          <w:p>
+            <w:pPr>
+              <w:jc w:val="center"/>
+            </w:pPr>
+            <w:r>
+              <w:t>Mise à jour du NPA</w:t>
+            </w:r>
+          </w:p>
+        </w:tc>
+        <w:tc>
+          <w:tcPr>
+            <w:tcW w:w="2894" w:type="dxa"/>
+          </w:tcPr>
+          <w:p>
+            <w:pPr>
+              <w:jc w:val="center"/>
+            </w:pPr>
+            <w:r>
+              <w:t>Réception d’une réponse 200 de la part du serveur</w:t>
+            </w:r>
+          </w:p>
+        </w:tc>
+        <w:tc>
+          <w:tcPr>
+            <w:tcW w:w="2894" w:type="dxa"/>
+          </w:tcPr>
+          <w:p>
+            <w:pPr>
+              <w:jc w:val="center"/>
+            </w:pPr>
+            <w:r>
+              <w:rPr>
+                <w:highlight w:val="yellow"/>
+              </w:rPr>
+              <w:t>Réception d’une réponse 200 de la part du serveur</w:t>
+            </w:r>
+          </w:p>
+        </w:tc>
+      </w:tr>
+      <w:tr>
+        <w:tc>
+          <w:tcPr>
+            <w:tcW w:w="2914" w:type="dxa"/>
+          </w:tcPr>
+          <w:p>
+            <w:pPr>
+              <w:jc w:val="center"/>
+            </w:pPr>
+            <w:r>
+              <w:t>Mise à jour du lieu</w:t>
+            </w:r>
+          </w:p>
+        </w:tc>
+        <w:tc>
+          <w:tcPr>
+            <w:tcW w:w="2894" w:type="dxa"/>
+          </w:tcPr>
+          <w:p>
+            <w:pPr>
+              <w:jc w:val="center"/>
+            </w:pPr>
+            <w:r>
+              <w:t>Réception d’une réponse 200 de la part du serveur</w:t>
+            </w:r>
+          </w:p>
+        </w:tc>
+        <w:tc>
+          <w:tcPr>
+            <w:tcW w:w="2894" w:type="dxa"/>
+          </w:tcPr>
+          <w:p>
+            <w:pPr>
+              <w:jc w:val="center"/>
+            </w:pPr>
+            <w:r>
+              <w:rPr>
+                <w:highlight w:val="yellow"/>
+              </w:rPr>
+              <w:t>Réception d’une réponse 200 de la part du serveur</w:t>
+            </w:r>
+          </w:p>
+        </w:tc>
+      </w:tr>
+      <w:tr>
+        <w:tc>
+          <w:tcPr>
+            <w:tcW w:w="2914" w:type="dxa"/>
+          </w:tcPr>
+          <w:p>
+            <w:pPr>
+              <w:jc w:val="center"/>
+            </w:pPr>
+            <w:r>
+              <w:lastRenderedPageBreak/>
+              <w:t>Mise à jour de plusieurs champs à la fois</w:t>
+            </w:r>
+          </w:p>
+        </w:tc>
+        <w:tc>
+          <w:tcPr>
+            <w:tcW w:w="2894" w:type="dxa"/>
+          </w:tcPr>
+          <w:p>
+            <w:pPr>
+              <w:jc w:val="center"/>
+            </w:pPr>
+            <w:r>
+              <w:t>Réception d’une réponse 200 de la part du serveur</w:t>
+            </w:r>
+          </w:p>
+        </w:tc>
+        <w:tc>
+          <w:tcPr>
+            <w:tcW w:w="2894" w:type="dxa"/>
+          </w:tcPr>
+          <w:p>
+            <w:pPr>
+              <w:jc w:val="center"/>
+            </w:pPr>
+            <w:r>
+              <w:rPr>
+                <w:highlight w:val="yellow"/>
+              </w:rPr>
+              <w:t>Réception d’une réponse 200 de la part du serveur</w:t>
+            </w:r>
+          </w:p>
+        </w:tc>
+      </w:tr>
+      <w:tr>
+        <w:tc>
+          <w:tcPr>
+            <w:tcW w:w="2914" w:type="dxa"/>
+          </w:tcPr>
+          <w:p>
+            <w:pPr>
+              <w:jc w:val="center"/>
+            </w:pPr>
+            <w:r>
+              <w:t xml:space="preserve">Mise à jour d’un champ sans </w:t>
+            </w:r>
+            <w:proofErr w:type="spellStart"/>
+            <w:r>
+              <w:t>token</w:t>
+            </w:r>
+            <w:proofErr w:type="spellEnd"/>
+          </w:p>
+        </w:tc>
+        <w:tc>
+          <w:tcPr>
+            <w:tcW w:w="2894" w:type="dxa"/>
+          </w:tcPr>
+          <w:p>
+            <w:pPr>
+              <w:jc w:val="center"/>
+            </w:pPr>
+            <w:r>
+              <w:t xml:space="preserve">Réception d’une réponse </w:t>
+            </w:r>
+            <w:r>
+              <w:t>400</w:t>
+            </w:r>
+            <w:r>
+              <w:t xml:space="preserve"> de la part du serveur</w:t>
+            </w:r>
+          </w:p>
+        </w:tc>
+        <w:tc>
+          <w:tcPr>
+            <w:tcW w:w="2894" w:type="dxa"/>
+          </w:tcPr>
+          <w:p>
+            <w:pPr>
+              <w:jc w:val="center"/>
+            </w:pPr>
+            <w:r>
+              <w:rPr>
+                <w:highlight w:val="red"/>
+              </w:rPr>
+              <w:t>Echec du test à cause d’un time out car le serveur ne revoie rien</w:t>
+            </w:r>
+          </w:p>
+        </w:tc>
+      </w:tr>
+    </w:tbl>
+    <w:p>
+      <w:pPr>
+        <w:ind w:left="360"/>
+        <w:rPr>
+          <w:b/>
+          <w:bCs/>
+          <w:i/>
+          <w:iCs/>
+          <w:sz w:val="26"/>
+          <w:szCs w:val="26"/>
+          <w:u w:val="single"/>
+        </w:rPr>
+      </w:pPr>
+      <w:r>
+        <w:rPr>
+          <w:b/>
+          <w:bCs/>
+          <w:i/>
+          <w:iCs/>
+          <w:sz w:val="26"/>
+          <w:szCs w:val="26"/>
+          <w:u w:val="single"/>
+        </w:rPr>
+        <w:t>Solution proposée</w:t>
+      </w:r>
+    </w:p>
+    <w:p>
+      <w:pPr>
+        <w:ind w:left="360"/>
+      </w:pPr>
+      <w:r>
+        <w:t xml:space="preserve">Le problème survient car le code de la route ne prend pas en compte un envoie de requête sans </w:t>
+      </w:r>
+      <w:proofErr w:type="spellStart"/>
+      <w:r>
+        <w:t>token</w:t>
+      </w:r>
+      <w:proofErr w:type="spellEnd"/>
+      <w:r>
+        <w:t xml:space="preserve"> et ne revoie donc rien, la solution est donc gérée la réception d’un appelle de la route sans </w:t>
+      </w:r>
+      <w:proofErr w:type="spellStart"/>
+      <w:r>
+        <w:t>token</w:t>
+      </w:r>
+      <w:proofErr w:type="spellEnd"/>
+      <w:r>
+        <w:t xml:space="preserve"> comme ceci : </w:t>
+      </w:r>
+    </w:p>
+    <w:p>
+      <w:pPr>
+        <w:ind w:left="360"/>
+      </w:pPr>
+      <w:r>
+        <w:drawing>
+          <wp:inline distT="0" distB="0" distL="0" distR="0" wp14:anchorId="29FD75D5" wp14:editId="7B9E2EE9">
+            <wp:extent cx="4429743" cy="5820587"/>
+            <wp:effectExtent l="0" t="0" r="9525" b="8890"/>
+            <wp:docPr id="67" name="Image 67"/>
+            <wp:cNvGraphicFramePr>
+              <a:graphicFrameLocks xmlns:a="http://schemas.openxmlformats.org/drawingml/2006/main" noChangeAspect="1"/>
+            </wp:cNvGraphicFramePr>
+            <a:graphic xmlns:a="http://schemas.openxmlformats.org/drawingml/2006/main">
+              <a:graphicData uri="http://schemas.openxmlformats.org/drawingml/2006/picture">
+                <pic:pic xmlns:pic="http://schemas.openxmlformats.org/drawingml/2006/picture">
+                  <pic:nvPicPr>
+                    <pic:cNvPr id="1" name=""/>
+                    <pic:cNvPicPr/>
+                  </pic:nvPicPr>
+                  <pic:blipFill>
+                    <a:blip r:embed="rId29"/>
+                    <a:stretch>
+                      <a:fillRect/>
+                    </a:stretch>
+                  </pic:blipFill>
+                  <pic:spPr>
+                    <a:xfrm>
+                      <a:off x="0" y="0"/>
+                      <a:ext cx="4429743" cy="5820587"/>
+                    </a:xfrm>
+                    <a:prstGeom prst="rect">
+                      <a:avLst/>
+                    </a:prstGeom>
+                  </pic:spPr>
+                </pic:pic>
+              </a:graphicData>
+            </a:graphic>
+          </wp:inline>
+        </w:drawing>
+      </w:r>
+    </w:p>
+    <w:p>
+      <w:pPr>
+        <w:ind w:left="360"/>
+      </w:pPr>
+    </w:p>
+    <w:p>
+      <w:pPr>
+        <w:ind w:left="360"/>
+      </w:pPr>
+    </w:p>
+    <w:p>
+      <w:pPr>
+        <w:ind w:left="360"/>
+      </w:pPr>
+    </w:p>
+    <w:p>
+      <w:pPr>
+        <w:ind w:left="360"/>
+      </w:pPr>
+    </w:p>
+    <w:p>
+      <w:pPr>
+        <w:ind w:left="360"/>
+        <w:rPr>
+          <w:b/>
+          <w:bCs/>
+          <w:i/>
+          <w:iCs/>
+          <w:sz w:val="26"/>
+          <w:szCs w:val="26"/>
+          <w:u w:val="single"/>
+        </w:rPr>
+      </w:pPr>
+      <w:r>
+        <w:rPr>
+          <w:b/>
+          <w:bCs/>
+          <w:i/>
+          <w:iCs/>
+          <w:sz w:val="26"/>
+          <w:szCs w:val="26"/>
+          <w:u w:val="single"/>
+        </w:rPr>
+        <w:lastRenderedPageBreak/>
+        <w:t xml:space="preserve">Résultat </w:t>
+      </w:r>
+      <w:proofErr w:type="spellStart"/>
+      <w:r>
+        <w:rPr>
+          <w:b/>
+          <w:bCs/>
+          <w:i/>
+          <w:iCs/>
+          <w:sz w:val="26"/>
+          <w:szCs w:val="26"/>
+          <w:u w:val="single"/>
+        </w:rPr>
+        <w:t>Jest</w:t>
+      </w:r>
+      <w:proofErr w:type="spellEnd"/>
+      <w:r>
+        <w:rPr>
+          <w:b/>
+          <w:bCs/>
+          <w:i/>
+          <w:iCs/>
+          <w:sz w:val="26"/>
+          <w:szCs w:val="26"/>
+          <w:u w:val="single"/>
+        </w:rPr>
+        <w:t xml:space="preserve"> pré-changement</w:t>
+      </w:r>
+    </w:p>
+    <w:p>
+      <w:pPr>
+        <w:ind w:left="360"/>
+        <w:rPr>
+          <w:b/>
+          <w:bCs/>
+          <w:i/>
+          <w:iCs/>
+          <w:sz w:val="26"/>
+          <w:szCs w:val="26"/>
+          <w:u w:val="single"/>
+        </w:rPr>
+      </w:pPr>
+      <w:r>
+        <w:rPr>
+          <w:b/>
+          <w:bCs/>
+          <w:i/>
+          <w:iCs/>
+          <w:sz w:val="26"/>
+          <w:szCs w:val="26"/>
+          <w:u w:val="single"/>
+        </w:rPr>
+        <w:drawing>
+          <wp:inline distT="0" distB="0" distL="0" distR="0" wp14:anchorId="4AA3E05F" wp14:editId="69BCB893">
+            <wp:extent cx="5760720" cy="3122930"/>
+            <wp:effectExtent l="0" t="0" r="0" b="1270"/>
+            <wp:docPr id="68" name="Image 68"/>
+            <wp:cNvGraphicFramePr>
+              <a:graphicFrameLocks xmlns:a="http://schemas.openxmlformats.org/drawingml/2006/main" noChangeAspect="1"/>
+            </wp:cNvGraphicFramePr>
+            <a:graphic xmlns:a="http://schemas.openxmlformats.org/drawingml/2006/main">
+              <a:graphicData uri="http://schemas.openxmlformats.org/drawingml/2006/picture">
+                <pic:pic xmlns:pic="http://schemas.openxmlformats.org/drawingml/2006/picture">
+                  <pic:nvPicPr>
+                    <pic:cNvPr id="1" name=""/>
+                    <pic:cNvPicPr/>
+                  </pic:nvPicPr>
+                  <pic:blipFill>
+                    <a:blip r:embed="rId30"/>
+                    <a:stretch>
+                      <a:fillRect/>
+                    </a:stretch>
+                  </pic:blipFill>
+                  <pic:spPr>
+                    <a:xfrm>
+                      <a:off x="0" y="0"/>
+                      <a:ext cx="5760720" cy="3122930"/>
+                    </a:xfrm>
+                    <a:prstGeom prst="rect">
+                      <a:avLst/>
+                    </a:prstGeom>
+                  </pic:spPr>
+                </pic:pic>
+              </a:graphicData>
+            </a:graphic>
+          </wp:inline>
+        </w:drawing>
+      </w:r>
+    </w:p>
+    <w:p>
+      <w:pPr>
+        <w:ind w:left="360"/>
+        <w:rPr>
+          <w:b/>
+          <w:bCs/>
+          <w:i/>
+          <w:iCs/>
+          <w:sz w:val="26"/>
+          <w:szCs w:val="26"/>
+          <w:u w:val="single"/>
+        </w:rPr>
+      </w:pPr>
+      <w:r>
+        <w:rPr>
+          <w:b/>
+          <w:bCs/>
+          <w:i/>
+          <w:iCs/>
+          <w:sz w:val="26"/>
+          <w:szCs w:val="26"/>
+          <w:u w:val="single"/>
+        </w:rPr>
+        <w:t xml:space="preserve">Résultat </w:t>
+      </w:r>
+      <w:proofErr w:type="spellStart"/>
+      <w:r>
+        <w:rPr>
+          <w:b/>
+          <w:bCs/>
+          <w:i/>
+          <w:iCs/>
+          <w:sz w:val="26"/>
+          <w:szCs w:val="26"/>
+          <w:u w:val="single"/>
+        </w:rPr>
+        <w:t>Jest</w:t>
+      </w:r>
+      <w:proofErr w:type="spellEnd"/>
+      <w:r>
+        <w:rPr>
+          <w:b/>
+          <w:bCs/>
+          <w:i/>
+          <w:iCs/>
+          <w:sz w:val="26"/>
+          <w:szCs w:val="26"/>
+          <w:u w:val="single"/>
+        </w:rPr>
+        <w:t xml:space="preserve"> </w:t>
+      </w:r>
+      <w:r>
+        <w:rPr>
+          <w:b/>
+          <w:bCs/>
+          <w:i/>
+          <w:iCs/>
+          <w:sz w:val="26"/>
+          <w:szCs w:val="26"/>
+          <w:u w:val="single"/>
+        </w:rPr>
+        <w:t>post</w:t>
+      </w:r>
+      <w:r>
+        <w:rPr>
+          <w:b/>
+          <w:bCs/>
+          <w:i/>
+          <w:iCs/>
+          <w:sz w:val="26"/>
+          <w:szCs w:val="26"/>
+          <w:u w:val="single"/>
+        </w:rPr>
+        <w:t>-changement</w:t>
+      </w:r>
+    </w:p>
+    <w:p>
+      <w:pPr>
+        <w:ind w:left="360"/>
+        <w:rPr>
+          <w:sz w:val="26"/>
+          <w:szCs w:val="26"/>
+        </w:rPr>
+      </w:pPr>
+      <w:r>
+        <w:rPr>
+          <w:sz w:val="26"/>
+          <w:szCs w:val="26"/>
+        </w:rPr>
+        <w:drawing>
+          <wp:inline distT="0" distB="0" distL="0" distR="0" wp14:anchorId="617D93FA" wp14:editId="29A2D303">
+            <wp:extent cx="4563112" cy="2629267"/>
+            <wp:effectExtent l="0" t="0" r="8890" b="0"/>
+            <wp:docPr id="70" name="Image 70"/>
+            <wp:cNvGraphicFramePr>
+              <a:graphicFrameLocks xmlns:a="http://schemas.openxmlformats.org/drawingml/2006/main" noChangeAspect="1"/>
+            </wp:cNvGraphicFramePr>
+            <a:graphic xmlns:a="http://schemas.openxmlformats.org/drawingml/2006/main">
+              <a:graphicData uri="http://schemas.openxmlformats.org/drawingml/2006/picture">
+                <pic:pic xmlns:pic="http://schemas.openxmlformats.org/drawingml/2006/picture">
+                  <pic:nvPicPr>
+                    <pic:cNvPr id="1" name=""/>
+                    <pic:cNvPicPr/>
+                  </pic:nvPicPr>
+                  <pic:blipFill>
+                    <a:blip r:embed="rId31"/>
+                    <a:stretch>
+                      <a:fillRect/>
+                    </a:stretch>
+                  </pic:blipFill>
+                  <pic:spPr>
+                    <a:xfrm>
+                      <a:off x="0" y="0"/>
+                      <a:ext cx="4563112" cy="2629267"/>
+                    </a:xfrm>
+                    <a:prstGeom prst="rect">
+                      <a:avLst/>
+                    </a:prstGeom>
+                  </pic:spPr>
+                </pic:pic>
+              </a:graphicData>
+            </a:graphic>
+          </wp:inline>
+        </w:drawing>
+      </w:r>
+    </w:p>
+    <w:p>
+      <w:pPr>
+        <w:pStyle w:val="Titre3"/>
+        <w:numPr>
+          <w:ilvl w:val="2"/>
+          <w:numId w:val="1"/>
+        </w:numPr>
+        <w:jc w:val="both"/>
+      </w:pPr>
+      <w:bookmarkStart w:id="13" w:name="_Toc187053779"/>
+      <w:r>
+        <w:t>Gestion d</w:t>
+      </w:r>
+      <w:r>
+        <w:t xml:space="preserve">es </w:t>
+      </w:r>
+      <w:proofErr w:type="spellStart"/>
+      <w:r>
+        <w:t>ToDo</w:t>
+      </w:r>
+      <w:bookmarkEnd w:id="13"/>
+      <w:proofErr w:type="spellEnd"/>
+    </w:p>
+    <w:p>
+      <w:pPr>
+        <w:ind w:left="360"/>
+      </w:pPr>
+      <w:r>
+        <w:t xml:space="preserve">Ces tests vérifient le fonctionnement des fonctionnalités permettant de gérer les différentes </w:t>
+      </w:r>
+      <w:proofErr w:type="spellStart"/>
+      <w:r>
+        <w:t>ToDo</w:t>
+      </w:r>
+      <w:proofErr w:type="spellEnd"/>
+      <w:r>
+        <w:t xml:space="preserve"> de l’app que sont, voici la liste des différentes fonctionnalités testée :</w:t>
+      </w:r>
+    </w:p>
+    <w:p>
+      <w:pPr>
+        <w:pStyle w:val="Paragraphedeliste"/>
+        <w:numPr>
+          <w:ilvl w:val="0"/>
+          <w:numId w:val="17"/>
+        </w:numPr>
+      </w:pPr>
+      <w:r>
+        <w:t xml:space="preserve">Ajout d’un </w:t>
+      </w:r>
+      <w:proofErr w:type="spellStart"/>
+      <w:r>
+        <w:t>Todo</w:t>
+      </w:r>
+      <w:proofErr w:type="spellEnd"/>
+    </w:p>
+    <w:p>
+      <w:pPr>
+        <w:pStyle w:val="Paragraphedeliste"/>
+        <w:numPr>
+          <w:ilvl w:val="0"/>
+          <w:numId w:val="17"/>
+        </w:numPr>
+      </w:pPr>
+      <w:r>
+        <w:t xml:space="preserve">Suppression d’un </w:t>
+      </w:r>
+      <w:proofErr w:type="spellStart"/>
+      <w:r>
+        <w:t>ToDo</w:t>
+      </w:r>
+      <w:proofErr w:type="spellEnd"/>
+    </w:p>
+    <w:p>
+      <w:pPr>
+        <w:pStyle w:val="Paragraphedeliste"/>
+        <w:numPr>
+          <w:ilvl w:val="0"/>
+          <w:numId w:val="17"/>
+        </w:numPr>
+      </w:pPr>
+      <w:r>
+        <w:t xml:space="preserve">Modification d’un </w:t>
+      </w:r>
+      <w:proofErr w:type="spellStart"/>
+      <w:r>
+        <w:t>ToDo</w:t>
+      </w:r>
+      <w:proofErr w:type="spellEnd"/>
+    </w:p>
+    <w:p/>
+    <w:p/>
+    <w:p/>
+    <w:p>
+      <w:pPr>
+        <w:ind w:left="360"/>
+        <w:rPr>
+          <w:b/>
+          <w:bCs/>
+          <w:i/>
+          <w:iCs/>
+          <w:sz w:val="26"/>
+          <w:szCs w:val="26"/>
+          <w:u w:val="single"/>
+        </w:rPr>
+      </w:pPr>
+      <w:r>
+        <w:rPr>
+          <w:b/>
+          <w:bCs/>
+          <w:i/>
+          <w:iCs/>
+          <w:sz w:val="26"/>
+          <w:szCs w:val="26"/>
+          <w:u w:val="single"/>
+        </w:rPr>
+        <w:lastRenderedPageBreak/>
+        <w:t>Modules requis</w:t>
+      </w:r>
+    </w:p>
+    <w:p>
+      <w:pPr>
+        <w:ind w:left="360"/>
+      </w:pPr>
+      <w:r>
+        <w:t>Les modules suivants seront requis afin de mettre en place les tests de gestion de l’utilisateur :</w:t>
+      </w:r>
+    </w:p>
+    <w:p>
+      <w:pPr>
+        <w:pStyle w:val="Paragraphedeliste"/>
+        <w:numPr>
+          <w:ilvl w:val="0"/>
+          <w:numId w:val="17"/>
+        </w:numPr>
+      </w:pPr>
+      <w:proofErr w:type="spellStart"/>
+      <w:r>
+        <w:t>SuperTest</w:t>
+      </w:r>
+      <w:proofErr w:type="spellEnd"/>
+    </w:p>
+    <w:p>
+      <w:pPr>
+        <w:pStyle w:val="Paragraphedeliste"/>
+        <w:numPr>
+          <w:ilvl w:val="0"/>
+          <w:numId w:val="17"/>
+        </w:numPr>
+      </w:pPr>
+      <w:r>
+        <w:t>Express</w:t>
+      </w:r>
+    </w:p>
+    <w:p>
+      <w:pPr>
+        <w:pStyle w:val="Paragraphedeliste"/>
+        <w:numPr>
+          <w:ilvl w:val="0"/>
+          <w:numId w:val="17"/>
+        </w:numPr>
+      </w:pPr>
+      <w:r>
+        <w:t>Index.js</w:t>
+      </w:r>
+    </w:p>
+    <w:p>
+      <w:pPr>
+        <w:pStyle w:val="Paragraphedeliste"/>
+        <w:numPr>
+          <w:ilvl w:val="0"/>
+          <w:numId w:val="17"/>
+        </w:numPr>
+      </w:pPr>
+      <w:proofErr w:type="spellStart"/>
+      <w:r>
+        <w:t>User.model</w:t>
+      </w:r>
+      <w:proofErr w:type="spellEnd"/>
+    </w:p>
+    <w:p>
+      <w:pPr>
+        <w:pStyle w:val="Paragraphedeliste"/>
+        <w:numPr>
+          <w:ilvl w:val="0"/>
+          <w:numId w:val="17"/>
+        </w:numPr>
+      </w:pPr>
+      <w:proofErr w:type="spellStart"/>
+      <w:r>
+        <w:t>JsonWebToken</w:t>
+      </w:r>
+      <w:proofErr w:type="spellEnd"/>
+    </w:p>
+    <w:p>
+      <w:pPr>
+        <w:pStyle w:val="Paragraphedeliste"/>
+        <w:numPr>
+          <w:ilvl w:val="0"/>
+          <w:numId w:val="17"/>
+        </w:numPr>
+      </w:pPr>
+      <w:r>
+        <w:t>La clef privée du projet</w:t>
+      </w:r>
+    </w:p>
+    <w:p>
+      <w:pPr>
+        <w:pStyle w:val="Paragraphedeliste"/>
+        <w:numPr>
+          <w:ilvl w:val="0"/>
+          <w:numId w:val="17"/>
+        </w:numPr>
+      </w:pPr>
+      <w:r>
+        <w:t>Cookie-</w:t>
+      </w:r>
+      <w:proofErr w:type="spellStart"/>
+      <w:r>
+        <w:t>parser</w:t>
+      </w:r>
+      <w:proofErr w:type="spellEnd"/>
+    </w:p>
+    <w:p>
+      <w:pPr>
+        <w:pStyle w:val="Paragraphedeliste"/>
+        <w:numPr>
+          <w:ilvl w:val="0"/>
+          <w:numId w:val="17"/>
+        </w:numPr>
+      </w:pPr>
+      <w:proofErr w:type="spellStart"/>
+      <w:r>
+        <w:t>Bcrypt</w:t>
+      </w:r>
+      <w:proofErr w:type="spellEnd"/>
+    </w:p>
+    <w:p>
+      <w:pPr>
+        <w:rPr>
+          <w:b/>
+          <w:bCs/>
+          <w:i/>
+          <w:iCs/>
+          <w:sz w:val="26"/>
+          <w:szCs w:val="26"/>
+          <w:u w:val="single"/>
+        </w:rPr>
+      </w:pPr>
+      <w:r>
+        <w:rPr>
+          <w:b/>
+          <w:bCs/>
+          <w:i/>
+          <w:iCs/>
+          <w:sz w:val="26"/>
+          <w:szCs w:val="26"/>
+          <w:u w:val="single"/>
+        </w:rPr>
+        <w:t xml:space="preserve">Ajout d’un </w:t>
+      </w:r>
+      <w:proofErr w:type="spellStart"/>
+      <w:r>
+        <w:rPr>
+          <w:b/>
+          <w:bCs/>
+          <w:i/>
+          <w:iCs/>
+          <w:sz w:val="26"/>
+          <w:szCs w:val="26"/>
+          <w:u w:val="single"/>
+        </w:rPr>
+        <w:t>ToDo</w:t>
+      </w:r>
+      <w:proofErr w:type="spellEnd"/>
+    </w:p>
+    <w:p>
+      <w:pPr>
+        <w:ind w:left="360"/>
+      </w:pPr>
+      <w:r>
+        <w:t>Ce test vérifie l</w:t>
+      </w:r>
+      <w:r>
+        <w:t xml:space="preserve">’ajout </w:t>
+      </w:r>
+      <w:r>
+        <w:t xml:space="preserve">d’un </w:t>
+      </w:r>
+      <w:proofErr w:type="spellStart"/>
+      <w:r>
+        <w:t>ToDo</w:t>
+      </w:r>
+      <w:proofErr w:type="spellEnd"/>
+      <w:r>
+        <w:t>, pour se faire il est divisé en trois étapes :</w:t>
+      </w:r>
+    </w:p>
+    <w:p>
+      <w:pPr>
+        <w:pStyle w:val="Paragraphedeliste"/>
+        <w:numPr>
+          <w:ilvl w:val="0"/>
+          <w:numId w:val="17"/>
+        </w:numPr>
+      </w:pPr>
+      <w:proofErr w:type="spellStart"/>
+      <w:r>
+        <w:t>Hashage</w:t>
+      </w:r>
+      <w:proofErr w:type="spellEnd"/>
+      <w:r>
+        <w:t xml:space="preserve"> et création d’un nouvel utilisateur.</w:t>
+      </w:r>
+    </w:p>
+    <w:p>
+      <w:pPr>
+        <w:pStyle w:val="Paragraphedeliste"/>
+      </w:pPr>
+      <w:r>
+        <w:drawing>
+          <wp:inline distT="0" distB="0" distL="0" distR="0" wp14:anchorId="5BC41CE2" wp14:editId="0D94FADF">
+            <wp:extent cx="4172532" cy="2057687"/>
+            <wp:effectExtent l="0" t="0" r="0" b="0"/>
+            <wp:docPr id="49" name="Image 49"/>
+            <wp:cNvGraphicFramePr>
+              <a:graphicFrameLocks xmlns:a="http://schemas.openxmlformats.org/drawingml/2006/main" noChangeAspect="1"/>
+            </wp:cNvGraphicFramePr>
+            <a:graphic xmlns:a="http://schemas.openxmlformats.org/drawingml/2006/main">
+              <a:graphicData uri="http://schemas.openxmlformats.org/drawingml/2006/picture">
+                <pic:pic xmlns:pic="http://schemas.openxmlformats.org/drawingml/2006/picture">
+                  <pic:nvPicPr>
+                    <pic:cNvPr id="1" name=""/>
+                    <pic:cNvPicPr/>
+                  </pic:nvPicPr>
+                  <pic:blipFill>
+                    <a:blip r:embed="rId32"/>
+                    <a:stretch>
+                      <a:fillRect/>
+                    </a:stretch>
+                  </pic:blipFill>
+                  <pic:spPr>
+                    <a:xfrm>
+                      <a:off x="0" y="0"/>
+                      <a:ext cx="4172532" cy="2057687"/>
+                    </a:xfrm>
+                    <a:prstGeom prst="rect">
+                      <a:avLst/>
+                    </a:prstGeom>
+                  </pic:spPr>
+                </pic:pic>
+              </a:graphicData>
+            </a:graphic>
+          </wp:inline>
+        </w:drawing>
+      </w:r>
+    </w:p>
+    <w:p>
+      <w:pPr>
+        <w:pStyle w:val="Paragraphedeliste"/>
+        <w:numPr>
+          <w:ilvl w:val="0"/>
+          <w:numId w:val="17"/>
+        </w:numPr>
+      </w:pPr>
+      <w:r>
+        <w:t xml:space="preserve">Génération d’un </w:t>
+      </w:r>
+      <w:proofErr w:type="spellStart"/>
+      <w:r>
+        <w:t>token</w:t>
+      </w:r>
+      <w:proofErr w:type="spellEnd"/>
+      <w:r>
+        <w:t xml:space="preserve"> valide.</w:t>
+      </w:r>
+    </w:p>
+    <w:p>
+      <w:pPr>
+        <w:pStyle w:val="Paragraphedeliste"/>
+      </w:pPr>
+      <w:r>
+        <w:drawing>
+          <wp:inline distT="0" distB="0" distL="0" distR="0" wp14:anchorId="301DA65B" wp14:editId="7C83B158">
+            <wp:extent cx="2753109" cy="1124107"/>
+            <wp:effectExtent l="0" t="0" r="0" b="0"/>
+            <wp:docPr id="53" name="Image 53"/>
+            <wp:cNvGraphicFramePr>
+              <a:graphicFrameLocks xmlns:a="http://schemas.openxmlformats.org/drawingml/2006/main" noChangeAspect="1"/>
+            </wp:cNvGraphicFramePr>
+            <a:graphic xmlns:a="http://schemas.openxmlformats.org/drawingml/2006/main">
+              <a:graphicData uri="http://schemas.openxmlformats.org/drawingml/2006/picture">
+                <pic:pic xmlns:pic="http://schemas.openxmlformats.org/drawingml/2006/picture">
+                  <pic:nvPicPr>
+                    <pic:cNvPr id="1" name=""/>
+                    <pic:cNvPicPr/>
+                  </pic:nvPicPr>
+                  <pic:blipFill>
+                    <a:blip r:embed="rId33"/>
+                    <a:stretch>
+                      <a:fillRect/>
+                    </a:stretch>
+                  </pic:blipFill>
+                  <pic:spPr>
+                    <a:xfrm>
+                      <a:off x="0" y="0"/>
+                      <a:ext cx="2753109" cy="1124107"/>
+                    </a:xfrm>
+                    <a:prstGeom prst="rect">
+                      <a:avLst/>
+                    </a:prstGeom>
+                  </pic:spPr>
+                </pic:pic>
+              </a:graphicData>
+            </a:graphic>
+          </wp:inline>
+        </w:drawing>
+      </w:r>
+    </w:p>
+    <w:p>
+      <w:pPr>
+        <w:pStyle w:val="Paragraphedeliste"/>
+        <w:numPr>
+          <w:ilvl w:val="0"/>
+          <w:numId w:val="17"/>
+        </w:numPr>
+      </w:pPr>
+      <w:r>
+        <w:t xml:space="preserve">Vérification de la création d’un </w:t>
+      </w:r>
+      <w:proofErr w:type="spellStart"/>
+      <w:r>
+        <w:t>ToDo</w:t>
+      </w:r>
+      <w:proofErr w:type="spellEnd"/>
+      <w:r>
+        <w:t>.</w:t>
+      </w:r>
+    </w:p>
+    <w:p>
+      <w:pPr>
+        <w:pStyle w:val="Paragraphedeliste"/>
+      </w:pPr>
+      <w:r>
+        <w:drawing>
+          <wp:inline distT="0" distB="0" distL="0" distR="0" wp14:anchorId="29C5F0DA" wp14:editId="29B5B137">
+            <wp:extent cx="4563112" cy="1676634"/>
+            <wp:effectExtent l="0" t="0" r="8890" b="0"/>
+            <wp:docPr id="54" name="Image 54"/>
+            <wp:cNvGraphicFramePr>
+              <a:graphicFrameLocks xmlns:a="http://schemas.openxmlformats.org/drawingml/2006/main" noChangeAspect="1"/>
+            </wp:cNvGraphicFramePr>
+            <a:graphic xmlns:a="http://schemas.openxmlformats.org/drawingml/2006/main">
+              <a:graphicData uri="http://schemas.openxmlformats.org/drawingml/2006/picture">
+                <pic:pic xmlns:pic="http://schemas.openxmlformats.org/drawingml/2006/picture">
+                  <pic:nvPicPr>
+                    <pic:cNvPr id="1" name=""/>
+                    <pic:cNvPicPr/>
+                  </pic:nvPicPr>
+                  <pic:blipFill>
+                    <a:blip r:embed="rId34"/>
+                    <a:stretch>
+                      <a:fillRect/>
+                    </a:stretch>
+                  </pic:blipFill>
+                  <pic:spPr>
+                    <a:xfrm>
+                      <a:off x="0" y="0"/>
+                      <a:ext cx="4563112" cy="1676634"/>
+                    </a:xfrm>
+                    <a:prstGeom prst="rect">
+                      <a:avLst/>
+                    </a:prstGeom>
+                  </pic:spPr>
+                </pic:pic>
+              </a:graphicData>
+            </a:graphic>
+          </wp:inline>
+        </w:drawing>
+      </w:r>
+    </w:p>
+    <w:p>
+      <w:pPr>
+        <w:ind w:firstLine="360"/>
+        <w:rPr>
+          <w:b/>
+          <w:bCs/>
+          <w:i/>
+          <w:iCs/>
+          <w:sz w:val="26"/>
+          <w:szCs w:val="26"/>
+          <w:u w:val="single"/>
+        </w:rPr>
+      </w:pPr>
+      <w:r>
+        <w:rPr>
+          <w:b/>
+          <w:bCs/>
+          <w:i/>
+          <w:iCs/>
+          <w:sz w:val="26"/>
+          <w:szCs w:val="26"/>
+          <w:u w:val="single"/>
+        </w:rPr>
+        <w:t xml:space="preserve">Suppression d’un </w:t>
+      </w:r>
+      <w:proofErr w:type="spellStart"/>
+      <w:r>
+        <w:rPr>
+          <w:b/>
+          <w:bCs/>
+          <w:i/>
+          <w:iCs/>
+          <w:sz w:val="26"/>
+          <w:szCs w:val="26"/>
+          <w:u w:val="single"/>
+        </w:rPr>
+        <w:t>ToDo</w:t>
+      </w:r>
+      <w:proofErr w:type="spellEnd"/>
+    </w:p>
+    <w:p>
+      <w:pPr>
+        <w:ind w:left="360"/>
+      </w:pPr>
+      <w:r>
+        <w:t xml:space="preserve">Ce test vérifie </w:t>
+      </w:r>
+      <w:r>
+        <w:t>la suppression</w:t>
+      </w:r>
+      <w:r>
+        <w:t xml:space="preserve"> </w:t>
+      </w:r>
+      <w:r>
+        <w:t xml:space="preserve">d’un </w:t>
+      </w:r>
+      <w:proofErr w:type="spellStart"/>
+      <w:r>
+        <w:t>ToDo</w:t>
+      </w:r>
+      <w:proofErr w:type="spellEnd"/>
+      <w:r>
+        <w:t xml:space="preserve">, pour se faire il est divisé en </w:t>
+      </w:r>
+      <w:r>
+        <w:t>cinq</w:t>
+      </w:r>
+      <w:r>
+        <w:t xml:space="preserve"> étapes :</w:t>
+      </w:r>
+    </w:p>
+    <w:p>
+      <w:pPr>
+        <w:pStyle w:val="Paragraphedeliste"/>
+        <w:numPr>
+          <w:ilvl w:val="0"/>
+          <w:numId w:val="17"/>
+        </w:numPr>
+      </w:pPr>
+      <w:proofErr w:type="spellStart"/>
+      <w:r>
+        <w:lastRenderedPageBreak/>
+        <w:t>Hashage</w:t>
+      </w:r>
+      <w:proofErr w:type="spellEnd"/>
+      <w:r>
+        <w:t xml:space="preserve"> et création d’un nouvel utilisateur.</w:t>
+      </w:r>
+    </w:p>
+    <w:p>
+      <w:pPr>
+        <w:pStyle w:val="Paragraphedeliste"/>
+      </w:pPr>
+      <w:r>
+        <w:drawing>
+          <wp:inline distT="0" distB="0" distL="0" distR="0" wp14:anchorId="3643F250" wp14:editId="67B3C013">
+            <wp:extent cx="4172532" cy="1581371"/>
+            <wp:effectExtent l="0" t="0" r="0" b="0"/>
+            <wp:docPr id="55" name="Image 55"/>
+            <wp:cNvGraphicFramePr>
+              <a:graphicFrameLocks xmlns:a="http://schemas.openxmlformats.org/drawingml/2006/main" noChangeAspect="1"/>
+            </wp:cNvGraphicFramePr>
+            <a:graphic xmlns:a="http://schemas.openxmlformats.org/drawingml/2006/main">
+              <a:graphicData uri="http://schemas.openxmlformats.org/drawingml/2006/picture">
+                <pic:pic xmlns:pic="http://schemas.openxmlformats.org/drawingml/2006/picture">
+                  <pic:nvPicPr>
+                    <pic:cNvPr id="1" name=""/>
+                    <pic:cNvPicPr/>
+                  </pic:nvPicPr>
+                  <pic:blipFill>
+                    <a:blip r:embed="rId35"/>
+                    <a:stretch>
+                      <a:fillRect/>
+                    </a:stretch>
+                  </pic:blipFill>
+                  <pic:spPr>
+                    <a:xfrm>
+                      <a:off x="0" y="0"/>
+                      <a:ext cx="4172532" cy="1581371"/>
+                    </a:xfrm>
+                    <a:prstGeom prst="rect">
+                      <a:avLst/>
+                    </a:prstGeom>
+                  </pic:spPr>
+                </pic:pic>
+              </a:graphicData>
+            </a:graphic>
+          </wp:inline>
+        </w:drawing>
+      </w:r>
+    </w:p>
+    <w:p>
+      <w:pPr>
+        <w:pStyle w:val="Paragraphedeliste"/>
+      </w:pPr>
+    </w:p>
+    <w:p>
+      <w:pPr>
+        <w:pStyle w:val="Paragraphedeliste"/>
+        <w:numPr>
+          <w:ilvl w:val="0"/>
+          <w:numId w:val="17"/>
+        </w:numPr>
+      </w:pPr>
+      <w:r>
+        <w:t xml:space="preserve">Génération d’un </w:t>
+      </w:r>
+      <w:proofErr w:type="spellStart"/>
+      <w:r>
+        <w:t>token</w:t>
+      </w:r>
+      <w:proofErr w:type="spellEnd"/>
+      <w:r>
+        <w:t xml:space="preserve"> valide.</w:t>
+      </w:r>
+    </w:p>
+    <w:p>
+      <w:pPr>
+        <w:pStyle w:val="Paragraphedeliste"/>
+      </w:pPr>
+      <w:r>
+        <w:drawing>
+          <wp:inline distT="0" distB="0" distL="0" distR="0" wp14:anchorId="65165425" wp14:editId="24A6F3EC">
+            <wp:extent cx="2762636" cy="1228896"/>
+            <wp:effectExtent l="0" t="0" r="0" b="0"/>
+            <wp:docPr id="56" name="Image 56"/>
+            <wp:cNvGraphicFramePr>
+              <a:graphicFrameLocks xmlns:a="http://schemas.openxmlformats.org/drawingml/2006/main" noChangeAspect="1"/>
+            </wp:cNvGraphicFramePr>
+            <a:graphic xmlns:a="http://schemas.openxmlformats.org/drawingml/2006/main">
+              <a:graphicData uri="http://schemas.openxmlformats.org/drawingml/2006/picture">
+                <pic:pic xmlns:pic="http://schemas.openxmlformats.org/drawingml/2006/picture">
+                  <pic:nvPicPr>
+                    <pic:cNvPr id="1" name=""/>
+                    <pic:cNvPicPr/>
+                  </pic:nvPicPr>
+                  <pic:blipFill>
+                    <a:blip r:embed="rId36"/>
+                    <a:stretch>
+                      <a:fillRect/>
+                    </a:stretch>
+                  </pic:blipFill>
+                  <pic:spPr>
+                    <a:xfrm>
+                      <a:off x="0" y="0"/>
+                      <a:ext cx="2762636" cy="1228896"/>
+                    </a:xfrm>
+                    <a:prstGeom prst="rect">
+                      <a:avLst/>
+                    </a:prstGeom>
+                  </pic:spPr>
+                </pic:pic>
+              </a:graphicData>
+            </a:graphic>
+          </wp:inline>
+        </w:drawing>
+      </w:r>
+    </w:p>
+    <w:p>
+      <w:pPr>
+        <w:pStyle w:val="Paragraphedeliste"/>
+        <w:numPr>
+          <w:ilvl w:val="0"/>
+          <w:numId w:val="17"/>
+        </w:numPr>
+      </w:pPr>
+      <w:r>
+        <w:t xml:space="preserve">Ajout d’un </w:t>
+      </w:r>
+      <w:proofErr w:type="spellStart"/>
+      <w:r>
+        <w:t>ToDo</w:t>
+      </w:r>
+      <w:proofErr w:type="spellEnd"/>
+      <w:r>
+        <w:t xml:space="preserve"> afin de pouvoir la valider.</w:t>
+      </w:r>
+    </w:p>
+    <w:p>
+      <w:pPr>
+        <w:pStyle w:val="Paragraphedeliste"/>
+      </w:pPr>
+      <w:r>
+        <w:drawing>
+          <wp:inline distT="0" distB="0" distL="0" distR="0" wp14:anchorId="66E554C0" wp14:editId="06F125EA">
+            <wp:extent cx="2695951" cy="1276528"/>
+            <wp:effectExtent l="0" t="0" r="9525" b="0"/>
+            <wp:docPr id="57" name="Image 57"/>
+            <wp:cNvGraphicFramePr>
+              <a:graphicFrameLocks xmlns:a="http://schemas.openxmlformats.org/drawingml/2006/main" noChangeAspect="1"/>
+            </wp:cNvGraphicFramePr>
+            <a:graphic xmlns:a="http://schemas.openxmlformats.org/drawingml/2006/main">
+              <a:graphicData uri="http://schemas.openxmlformats.org/drawingml/2006/picture">
+                <pic:pic xmlns:pic="http://schemas.openxmlformats.org/drawingml/2006/picture">
+                  <pic:nvPicPr>
+                    <pic:cNvPr id="1" name=""/>
+                    <pic:cNvPicPr/>
+                  </pic:nvPicPr>
+                  <pic:blipFill>
+                    <a:blip r:embed="rId37"/>
+                    <a:stretch>
+                      <a:fillRect/>
+                    </a:stretch>
+                  </pic:blipFill>
+                  <pic:spPr>
+                    <a:xfrm>
+                      <a:off x="0" y="0"/>
+                      <a:ext cx="2695951" cy="1276528"/>
+                    </a:xfrm>
+                    <a:prstGeom prst="rect">
+                      <a:avLst/>
+                    </a:prstGeom>
+                  </pic:spPr>
+                </pic:pic>
+              </a:graphicData>
+            </a:graphic>
+          </wp:inline>
+        </w:drawing>
+      </w:r>
+    </w:p>
+    <w:p>
+      <w:pPr>
+        <w:pStyle w:val="Paragraphedeliste"/>
+        <w:numPr>
+          <w:ilvl w:val="0"/>
+          <w:numId w:val="17"/>
+        </w:numPr>
+      </w:pPr>
+      <w:r>
+        <w:t xml:space="preserve">Récupération de la liste des </w:t>
+      </w:r>
+      <w:proofErr w:type="spellStart"/>
+      <w:r>
+        <w:t>ToDo</w:t>
+      </w:r>
+      <w:proofErr w:type="spellEnd"/>
+      <w:r>
+        <w:t>.</w:t>
+      </w:r>
+    </w:p>
+    <w:p>
+      <w:pPr>
+        <w:pStyle w:val="Paragraphedeliste"/>
+      </w:pPr>
+      <w:r>
+        <w:drawing>
+          <wp:inline distT="0" distB="0" distL="0" distR="0" wp14:anchorId="54627912" wp14:editId="60CB91B6">
+            <wp:extent cx="3143689" cy="1114581"/>
+            <wp:effectExtent l="0" t="0" r="0" b="9525"/>
+            <wp:docPr id="58" name="Image 58"/>
+            <wp:cNvGraphicFramePr>
+              <a:graphicFrameLocks xmlns:a="http://schemas.openxmlformats.org/drawingml/2006/main" noChangeAspect="1"/>
+            </wp:cNvGraphicFramePr>
+            <a:graphic xmlns:a="http://schemas.openxmlformats.org/drawingml/2006/main">
+              <a:graphicData uri="http://schemas.openxmlformats.org/drawingml/2006/picture">
+                <pic:pic xmlns:pic="http://schemas.openxmlformats.org/drawingml/2006/picture">
+                  <pic:nvPicPr>
+                    <pic:cNvPr id="1" name=""/>
+                    <pic:cNvPicPr/>
+                  </pic:nvPicPr>
+                  <pic:blipFill>
+                    <a:blip r:embed="rId38"/>
+                    <a:stretch>
+                      <a:fillRect/>
+                    </a:stretch>
+                  </pic:blipFill>
+                  <pic:spPr>
+                    <a:xfrm>
+                      <a:off x="0" y="0"/>
+                      <a:ext cx="3143689" cy="1114581"/>
+                    </a:xfrm>
+                    <a:prstGeom prst="rect">
+                      <a:avLst/>
+                    </a:prstGeom>
+                  </pic:spPr>
+                </pic:pic>
+              </a:graphicData>
+            </a:graphic>
+          </wp:inline>
+        </w:drawing>
+      </w:r>
+    </w:p>
+    <w:p>
+      <w:pPr>
+        <w:pStyle w:val="Paragraphedeliste"/>
+        <w:numPr>
+          <w:ilvl w:val="0"/>
+          <w:numId w:val="17"/>
+        </w:numPr>
+      </w:pPr>
+      <w:r>
+        <w:t xml:space="preserve">Suppression d’un </w:t>
+      </w:r>
+      <w:proofErr w:type="spellStart"/>
+      <w:r>
+        <w:t>ToDo</w:t>
+      </w:r>
+      <w:proofErr w:type="spellEnd"/>
+      <w:r>
+        <w:t>.</w:t>
+      </w:r>
+    </w:p>
+    <w:p>
+      <w:pPr>
+        <w:pStyle w:val="Paragraphedeliste"/>
+      </w:pPr>
+      <w:r>
+        <w:drawing>
+          <wp:inline distT="0" distB="0" distL="0" distR="0" wp14:anchorId="37CDB4FE" wp14:editId="69A55288">
+            <wp:extent cx="4791744" cy="1076475"/>
+            <wp:effectExtent l="0" t="0" r="8890" b="9525"/>
+            <wp:docPr id="59" name="Image 59"/>
+            <wp:cNvGraphicFramePr>
+              <a:graphicFrameLocks xmlns:a="http://schemas.openxmlformats.org/drawingml/2006/main" noChangeAspect="1"/>
+            </wp:cNvGraphicFramePr>
+            <a:graphic xmlns:a="http://schemas.openxmlformats.org/drawingml/2006/main">
+              <a:graphicData uri="http://schemas.openxmlformats.org/drawingml/2006/picture">
+                <pic:pic xmlns:pic="http://schemas.openxmlformats.org/drawingml/2006/picture">
+                  <pic:nvPicPr>
+                    <pic:cNvPr id="1" name=""/>
+                    <pic:cNvPicPr/>
+                  </pic:nvPicPr>
+                  <pic:blipFill>
+                    <a:blip r:embed="rId39"/>
+                    <a:stretch>
+                      <a:fillRect/>
+                    </a:stretch>
+                  </pic:blipFill>
+                  <pic:spPr>
+                    <a:xfrm>
+                      <a:off x="0" y="0"/>
+                      <a:ext cx="4791744" cy="1076475"/>
+                    </a:xfrm>
+                    <a:prstGeom prst="rect">
+                      <a:avLst/>
+                    </a:prstGeom>
+                  </pic:spPr>
+                </pic:pic>
+              </a:graphicData>
+            </a:graphic>
+          </wp:inline>
+        </w:drawing>
+      </w:r>
+    </w:p>
+    <w:p>
+      <w:pPr>
+        <w:ind w:firstLine="360"/>
+        <w:rPr>
+          <w:b/>
+          <w:bCs/>
+          <w:i/>
+          <w:iCs/>
+          <w:sz w:val="26"/>
+          <w:szCs w:val="26"/>
+          <w:u w:val="single"/>
+        </w:rPr>
+      </w:pPr>
+      <w:r>
+        <w:rPr>
+          <w:b/>
+          <w:bCs/>
+          <w:i/>
+          <w:iCs/>
+          <w:sz w:val="26"/>
+          <w:szCs w:val="26"/>
+          <w:u w:val="single"/>
+        </w:rPr>
+        <w:t xml:space="preserve">Modification d’un </w:t>
+      </w:r>
+      <w:proofErr w:type="spellStart"/>
+      <w:r>
+        <w:rPr>
+          <w:b/>
+          <w:bCs/>
+          <w:i/>
+          <w:iCs/>
+          <w:sz w:val="26"/>
+          <w:szCs w:val="26"/>
+          <w:u w:val="single"/>
+        </w:rPr>
+        <w:t>Todo</w:t>
+      </w:r>
+      <w:proofErr w:type="spellEnd"/>
+    </w:p>
+    <w:p>
+      <w:pPr>
+        <w:ind w:left="360"/>
+      </w:pPr>
+      <w:r>
+        <w:t xml:space="preserve">Ce test vérifie </w:t>
+      </w:r>
+      <w:r>
+        <w:t xml:space="preserve">la suppression </w:t>
+      </w:r>
+      <w:r>
+        <w:t xml:space="preserve">d’un </w:t>
+      </w:r>
+      <w:proofErr w:type="spellStart"/>
+      <w:r>
+        <w:t>ToDo</w:t>
+      </w:r>
+      <w:proofErr w:type="spellEnd"/>
+      <w:r>
+        <w:t xml:space="preserve">, pour se faire il est divisé en </w:t>
+      </w:r>
+      <w:r>
+        <w:t>cinq</w:t>
+      </w:r>
+      <w:r>
+        <w:t xml:space="preserve"> étapes :</w:t>
+      </w:r>
+    </w:p>
+    <w:p>
+      <w:pPr>
+        <w:pStyle w:val="Paragraphedeliste"/>
+        <w:numPr>
+          <w:ilvl w:val="0"/>
+          <w:numId w:val="17"/>
+        </w:numPr>
+      </w:pPr>
+      <w:proofErr w:type="spellStart"/>
+      <w:r>
+        <w:t>Hashage</w:t>
+      </w:r>
+      <w:proofErr w:type="spellEnd"/>
+      <w:r>
+        <w:t xml:space="preserve"> et création d’un nouvel utilisateur.</w:t>
+      </w:r>
+    </w:p>
+    <w:p>
+      <w:pPr>
+        <w:pStyle w:val="Paragraphedeliste"/>
+      </w:pPr>
+      <w:r>
+        <w:lastRenderedPageBreak/>
+        <w:drawing>
+          <wp:inline distT="0" distB="0" distL="0" distR="0" wp14:anchorId="5C26BB2F" wp14:editId="54E7F3AF">
+            <wp:extent cx="4153480" cy="1781424"/>
+            <wp:effectExtent l="0" t="0" r="0" b="9525"/>
+            <wp:docPr id="60" name="Image 60"/>
+            <wp:cNvGraphicFramePr>
+              <a:graphicFrameLocks xmlns:a="http://schemas.openxmlformats.org/drawingml/2006/main" noChangeAspect="1"/>
+            </wp:cNvGraphicFramePr>
+            <a:graphic xmlns:a="http://schemas.openxmlformats.org/drawingml/2006/main">
+              <a:graphicData uri="http://schemas.openxmlformats.org/drawingml/2006/picture">
+                <pic:pic xmlns:pic="http://schemas.openxmlformats.org/drawingml/2006/picture">
+                  <pic:nvPicPr>
+                    <pic:cNvPr id="1" name=""/>
+                    <pic:cNvPicPr/>
+                  </pic:nvPicPr>
+                  <pic:blipFill>
+                    <a:blip r:embed="rId40"/>
+                    <a:stretch>
+                      <a:fillRect/>
+                    </a:stretch>
+                  </pic:blipFill>
+                  <pic:spPr>
+                    <a:xfrm>
+                      <a:off x="0" y="0"/>
+                      <a:ext cx="4153480" cy="1781424"/>
+                    </a:xfrm>
+                    <a:prstGeom prst="rect">
+                      <a:avLst/>
+                    </a:prstGeom>
+                  </pic:spPr>
+                </pic:pic>
+              </a:graphicData>
+            </a:graphic>
+          </wp:inline>
+        </w:drawing>
+      </w:r>
+    </w:p>
+    <w:p>
+      <w:pPr>
+        <w:pStyle w:val="Paragraphedeliste"/>
+      </w:pPr>
+    </w:p>
+    <w:p>
+      <w:pPr>
+        <w:pStyle w:val="Paragraphedeliste"/>
+      </w:pPr>
+    </w:p>
+    <w:p>
+      <w:pPr>
+        <w:pStyle w:val="Paragraphedeliste"/>
+      </w:pPr>
+    </w:p>
+    <w:p>
+      <w:pPr>
+        <w:pStyle w:val="Paragraphedeliste"/>
+        <w:numPr>
+          <w:ilvl w:val="0"/>
+          <w:numId w:val="17"/>
+        </w:numPr>
+      </w:pPr>
+      <w:r>
+        <w:t xml:space="preserve">Génération d’un </w:t>
+      </w:r>
+      <w:proofErr w:type="spellStart"/>
+      <w:r>
+        <w:t>token</w:t>
+      </w:r>
+      <w:proofErr w:type="spellEnd"/>
+      <w:r>
+        <w:t xml:space="preserve"> valide.</w:t>
+      </w:r>
+    </w:p>
+    <w:p>
+      <w:pPr>
+        <w:pStyle w:val="Paragraphedeliste"/>
+      </w:pPr>
+      <w:r>
+        <w:drawing>
+          <wp:inline distT="0" distB="0" distL="0" distR="0" wp14:anchorId="3DCD0778" wp14:editId="7DA46573">
+            <wp:extent cx="2705478" cy="1076475"/>
+            <wp:effectExtent l="0" t="0" r="0" b="9525"/>
+            <wp:docPr id="61" name="Image 61"/>
+            <wp:cNvGraphicFramePr>
+              <a:graphicFrameLocks xmlns:a="http://schemas.openxmlformats.org/drawingml/2006/main" noChangeAspect="1"/>
+            </wp:cNvGraphicFramePr>
+            <a:graphic xmlns:a="http://schemas.openxmlformats.org/drawingml/2006/main">
+              <a:graphicData uri="http://schemas.openxmlformats.org/drawingml/2006/picture">
+                <pic:pic xmlns:pic="http://schemas.openxmlformats.org/drawingml/2006/picture">
+                  <pic:nvPicPr>
+                    <pic:cNvPr id="1" name=""/>
+                    <pic:cNvPicPr/>
+                  </pic:nvPicPr>
+                  <pic:blipFill>
+                    <a:blip r:embed="rId41"/>
+                    <a:stretch>
+                      <a:fillRect/>
+                    </a:stretch>
+                  </pic:blipFill>
+                  <pic:spPr>
+                    <a:xfrm>
+                      <a:off x="0" y="0"/>
+                      <a:ext cx="2705478" cy="1076475"/>
+                    </a:xfrm>
+                    <a:prstGeom prst="rect">
+                      <a:avLst/>
+                    </a:prstGeom>
+                  </pic:spPr>
+                </pic:pic>
+              </a:graphicData>
+            </a:graphic>
+          </wp:inline>
+        </w:drawing>
+      </w:r>
+    </w:p>
+    <w:p>
+      <w:pPr>
+        <w:pStyle w:val="Paragraphedeliste"/>
+        <w:numPr>
+          <w:ilvl w:val="0"/>
+          <w:numId w:val="17"/>
+        </w:numPr>
+      </w:pPr>
+      <w:r>
+        <w:t xml:space="preserve">Ajout d’un </w:t>
+      </w:r>
+      <w:proofErr w:type="spellStart"/>
+      <w:r>
+        <w:t>todo</w:t>
+      </w:r>
+      <w:proofErr w:type="spellEnd"/>
+      <w:r>
+        <w:t xml:space="preserve"> afin de pouvoir le modifier.</w:t>
+      </w:r>
+    </w:p>
+    <w:p>
+      <w:pPr>
+        <w:pStyle w:val="Paragraphedeliste"/>
+      </w:pPr>
+      <w:r>
+        <w:drawing>
+          <wp:inline distT="0" distB="0" distL="0" distR="0" wp14:anchorId="777051A2" wp14:editId="2AF8B51B">
+            <wp:extent cx="2705478" cy="1228896"/>
+            <wp:effectExtent l="0" t="0" r="0" b="0"/>
+            <wp:docPr id="62" name="Image 62"/>
+            <wp:cNvGraphicFramePr>
+              <a:graphicFrameLocks xmlns:a="http://schemas.openxmlformats.org/drawingml/2006/main" noChangeAspect="1"/>
+            </wp:cNvGraphicFramePr>
+            <a:graphic xmlns:a="http://schemas.openxmlformats.org/drawingml/2006/main">
+              <a:graphicData uri="http://schemas.openxmlformats.org/drawingml/2006/picture">
+                <pic:pic xmlns:pic="http://schemas.openxmlformats.org/drawingml/2006/picture">
+                  <pic:nvPicPr>
+                    <pic:cNvPr id="1" name=""/>
+                    <pic:cNvPicPr/>
+                  </pic:nvPicPr>
+                  <pic:blipFill>
+                    <a:blip r:embed="rId42"/>
+                    <a:stretch>
+                      <a:fillRect/>
+                    </a:stretch>
+                  </pic:blipFill>
+                  <pic:spPr>
+                    <a:xfrm>
+                      <a:off x="0" y="0"/>
+                      <a:ext cx="2705478" cy="1228896"/>
+                    </a:xfrm>
+                    <a:prstGeom prst="rect">
+                      <a:avLst/>
+                    </a:prstGeom>
+                  </pic:spPr>
+                </pic:pic>
+              </a:graphicData>
+            </a:graphic>
+          </wp:inline>
+        </w:drawing>
+      </w:r>
+    </w:p>
+    <w:p>
+      <w:pPr>
+        <w:pStyle w:val="Paragraphedeliste"/>
+        <w:numPr>
+          <w:ilvl w:val="0"/>
+          <w:numId w:val="17"/>
+        </w:numPr>
+      </w:pPr>
+      <w:r>
+        <w:t xml:space="preserve">Récupération des </w:t>
+      </w:r>
+      <w:proofErr w:type="spellStart"/>
+      <w:r>
+        <w:t>todos</w:t>
+      </w:r>
+      <w:proofErr w:type="spellEnd"/>
+      <w:r>
+        <w:t>.</w:t>
+      </w:r>
+    </w:p>
+    <w:p>
+      <w:pPr>
+        <w:pStyle w:val="Paragraphedeliste"/>
+      </w:pPr>
+      <w:r>
+        <w:drawing>
+          <wp:inline distT="0" distB="0" distL="0" distR="0" wp14:anchorId="46A4BCFE" wp14:editId="38F33789">
+            <wp:extent cx="3200847" cy="1143160"/>
+            <wp:effectExtent l="0" t="0" r="0" b="0"/>
+            <wp:docPr id="63" name="Image 63"/>
+            <wp:cNvGraphicFramePr>
+              <a:graphicFrameLocks xmlns:a="http://schemas.openxmlformats.org/drawingml/2006/main" noChangeAspect="1"/>
+            </wp:cNvGraphicFramePr>
+            <a:graphic xmlns:a="http://schemas.openxmlformats.org/drawingml/2006/main">
+              <a:graphicData uri="http://schemas.openxmlformats.org/drawingml/2006/picture">
+                <pic:pic xmlns:pic="http://schemas.openxmlformats.org/drawingml/2006/picture">
+                  <pic:nvPicPr>
+                    <pic:cNvPr id="1" name=""/>
+                    <pic:cNvPicPr/>
+                  </pic:nvPicPr>
+                  <pic:blipFill>
+                    <a:blip r:embed="rId43"/>
+                    <a:stretch>
+                      <a:fillRect/>
+                    </a:stretch>
+                  </pic:blipFill>
+                  <pic:spPr>
+                    <a:xfrm>
+                      <a:off x="0" y="0"/>
+                      <a:ext cx="3200847" cy="1143160"/>
+                    </a:xfrm>
+                    <a:prstGeom prst="rect">
+                      <a:avLst/>
+                    </a:prstGeom>
+                  </pic:spPr>
+                </pic:pic>
+              </a:graphicData>
+            </a:graphic>
+          </wp:inline>
+        </w:drawing>
+      </w:r>
+    </w:p>
+    <w:p>
+      <w:pPr>
+        <w:pStyle w:val="Paragraphedeliste"/>
+        <w:numPr>
+          <w:ilvl w:val="0"/>
+          <w:numId w:val="17"/>
+        </w:numPr>
+      </w:pPr>
+      <w:r>
+        <w:t xml:space="preserve">Modification du </w:t>
+      </w:r>
+      <w:proofErr w:type="spellStart"/>
+      <w:r>
+        <w:t>ToDo</w:t>
+      </w:r>
+      <w:proofErr w:type="spellEnd"/>
+      <w:r>
+        <w:t>.</w:t>
+      </w:r>
+    </w:p>
+    <w:p>
+      <w:pPr>
+        <w:pStyle w:val="Paragraphedeliste"/>
+      </w:pPr>
+      <w:r>
+        <w:drawing>
+          <wp:inline distT="0" distB="0" distL="0" distR="0" wp14:anchorId="3B251EDD" wp14:editId="1A1DD74F">
+            <wp:extent cx="4629796" cy="1581371"/>
+            <wp:effectExtent l="0" t="0" r="0" b="0"/>
+            <wp:docPr id="64" name="Image 64"/>
+            <wp:cNvGraphicFramePr>
+              <a:graphicFrameLocks xmlns:a="http://schemas.openxmlformats.org/drawingml/2006/main" noChangeAspect="1"/>
+            </wp:cNvGraphicFramePr>
+            <a:graphic xmlns:a="http://schemas.openxmlformats.org/drawingml/2006/main">
+              <a:graphicData uri="http://schemas.openxmlformats.org/drawingml/2006/picture">
+                <pic:pic xmlns:pic="http://schemas.openxmlformats.org/drawingml/2006/picture">
+                  <pic:nvPicPr>
+                    <pic:cNvPr id="1" name=""/>
+                    <pic:cNvPicPr/>
+                  </pic:nvPicPr>
+                  <pic:blipFill>
+                    <a:blip r:embed="rId44"/>
+                    <a:stretch>
+                      <a:fillRect/>
+                    </a:stretch>
+                  </pic:blipFill>
+                  <pic:spPr>
+                    <a:xfrm>
+                      <a:off x="0" y="0"/>
+                      <a:ext cx="4629796" cy="1581371"/>
+                    </a:xfrm>
+                    <a:prstGeom prst="rect">
+                      <a:avLst/>
+                    </a:prstGeom>
+                  </pic:spPr>
+                </pic:pic>
+              </a:graphicData>
+            </a:graphic>
+          </wp:inline>
+        </w:drawing>
+      </w:r>
+    </w:p>
+    <w:p>
+      <w:pPr>
+        <w:pStyle w:val="Paragraphedeliste"/>
+      </w:pPr>
+    </w:p>
+    <w:p>
+      <w:pPr>
+        <w:pStyle w:val="Paragraphedeliste"/>
+      </w:pPr>
+    </w:p>
+    <w:p>
+      <w:pPr>
+        <w:pStyle w:val="Paragraphedeliste"/>
+      </w:pPr>
+    </w:p>
+    <w:p>
+      <w:pPr>
+        <w:ind w:firstLine="360"/>
+        <w:rPr>
+          <w:b/>
+          <w:bCs/>
+          <w:i/>
+          <w:iCs/>
+          <w:sz w:val="26"/>
+          <w:szCs w:val="26"/>
+          <w:u w:val="single"/>
+        </w:rPr>
+      </w:pPr>
+      <w:r>
+        <w:rPr>
+          <w:b/>
+          <w:bCs/>
+          <w:i/>
+          <w:iCs/>
+          <w:sz w:val="26"/>
+          <w:szCs w:val="26"/>
+          <w:u w:val="single"/>
+        </w:rPr>
+        <w:lastRenderedPageBreak/>
+        <w:t>Résultats des tests</w:t>
+      </w:r>
+    </w:p>
+    <w:tbl>
+      <w:tblPr>
+        <w:tblStyle w:val="Grilledutableau"/>
+        <w:tblW w:w="0" w:type="auto"/>
+        <w:tblLook w:val="04A0" w:firstRow="1" w:lastRow="0" w:firstColumn="1" w:lastColumn="0" w:noHBand="0" w:noVBand="1"/>
+      </w:tblPr>
+      <w:tblGrid>
+        <w:gridCol w:w="3020"/>
+        <w:gridCol w:w="3021"/>
+        <w:gridCol w:w="3021"/>
+      </w:tblGrid>
+      <w:tr>
+        <w:tc>
+          <w:tcPr>
+            <w:tcW w:w="3020" w:type="dxa"/>
+          </w:tcPr>
+          <w:p>
+            <w:pPr>
+              <w:jc w:val="center"/>
+              <w:rPr>
+                <w:b/>
+                <w:bCs/>
+              </w:rPr>
+            </w:pPr>
+            <w:r>
+              <w:rPr>
+                <w:b/>
+                <w:bCs/>
+              </w:rPr>
+              <w:t>Test</w:t>
+            </w:r>
+          </w:p>
+        </w:tc>
+        <w:tc>
+          <w:tcPr>
+            <w:tcW w:w="3021" w:type="dxa"/>
+          </w:tcPr>
+          <w:p>
+            <w:pPr>
+              <w:jc w:val="center"/>
+              <w:rPr>
+                <w:b/>
+                <w:bCs/>
+              </w:rPr>
+            </w:pPr>
+            <w:r>
+              <w:rPr>
+                <w:b/>
+                <w:bCs/>
+              </w:rPr>
+              <w:t xml:space="preserve">Résultat attendue </w:t>
+            </w:r>
+          </w:p>
+        </w:tc>
+        <w:tc>
+          <w:tcPr>
+            <w:tcW w:w="3021" w:type="dxa"/>
+          </w:tcPr>
+          <w:p>
+            <w:pPr>
+              <w:jc w:val="center"/>
+              <w:rPr>
+                <w:b/>
+                <w:bCs/>
+              </w:rPr>
+            </w:pPr>
+            <w:r>
+              <w:rPr>
+                <w:b/>
+                <w:bCs/>
+              </w:rPr>
+              <w:t>Résultat Actuelle</w:t>
+            </w:r>
+          </w:p>
+        </w:tc>
+      </w:tr>
+      <w:tr>
+        <w:tc>
+          <w:tcPr>
+            <w:tcW w:w="3020" w:type="dxa"/>
+          </w:tcPr>
+          <w:p>
+            <w:pPr>
+              <w:jc w:val="center"/>
+            </w:pPr>
+            <w:r>
+              <w:t xml:space="preserve">Ajout d’un </w:t>
+            </w:r>
+            <w:proofErr w:type="spellStart"/>
+            <w:r>
+              <w:t>Todo</w:t>
+            </w:r>
+            <w:proofErr w:type="spellEnd"/>
+          </w:p>
+        </w:tc>
+        <w:tc>
+          <w:tcPr>
+            <w:tcW w:w="3021" w:type="dxa"/>
+          </w:tcPr>
+          <w:p>
+            <w:pPr>
+              <w:jc w:val="center"/>
+            </w:pPr>
+            <w:r>
+              <w:t>Réception d’une réponse 200 de la part du serveur</w:t>
+            </w:r>
+          </w:p>
+        </w:tc>
+        <w:tc>
+          <w:tcPr>
+            <w:tcW w:w="3021" w:type="dxa"/>
+          </w:tcPr>
+          <w:p>
+            <w:pPr>
+              <w:jc w:val="center"/>
+              <w:rPr>
+                <w:highlight w:val="yellow"/>
+              </w:rPr>
+            </w:pPr>
+            <w:r>
+              <w:rPr>
+                <w:highlight w:val="yellow"/>
+              </w:rPr>
+              <w:t>Réception d’une réponse 200 de la part du serveur</w:t>
+            </w:r>
+          </w:p>
+        </w:tc>
+      </w:tr>
+      <w:tr>
+        <w:tc>
+          <w:tcPr>
+            <w:tcW w:w="3020" w:type="dxa"/>
+          </w:tcPr>
+          <w:p>
+            <w:pPr>
+              <w:jc w:val="center"/>
+            </w:pPr>
+            <w:r>
+              <w:t xml:space="preserve">Suppression d’un </w:t>
+            </w:r>
+            <w:proofErr w:type="spellStart"/>
+            <w:r>
+              <w:t>todo</w:t>
+            </w:r>
+            <w:proofErr w:type="spellEnd"/>
+          </w:p>
+        </w:tc>
+        <w:tc>
+          <w:tcPr>
+            <w:tcW w:w="3021" w:type="dxa"/>
+          </w:tcPr>
+          <w:p>
+            <w:pPr>
+              <w:jc w:val="center"/>
+            </w:pPr>
+            <w:r>
+              <w:t>Réception d’une réponse 200 de la part du serveur</w:t>
+            </w:r>
+          </w:p>
+        </w:tc>
+        <w:tc>
+          <w:tcPr>
+            <w:tcW w:w="3021" w:type="dxa"/>
+          </w:tcPr>
+          <w:p>
+            <w:pPr>
+              <w:jc w:val="center"/>
+            </w:pPr>
+            <w:r>
+              <w:rPr>
+                <w:highlight w:val="yellow"/>
+              </w:rPr>
+              <w:t>Réception d’une réponse 200 de la part du serveur</w:t>
+            </w:r>
+          </w:p>
+        </w:tc>
+      </w:tr>
+      <w:tr>
+        <w:tc>
+          <w:tcPr>
+            <w:tcW w:w="3020" w:type="dxa"/>
+          </w:tcPr>
+          <w:p>
+            <w:pPr>
+              <w:jc w:val="center"/>
+            </w:pPr>
+            <w:r>
+              <w:t xml:space="preserve">Modification d’un </w:t>
+            </w:r>
+            <w:proofErr w:type="spellStart"/>
+            <w:r>
+              <w:t>Todo</w:t>
+            </w:r>
+            <w:proofErr w:type="spellEnd"/>
+          </w:p>
+        </w:tc>
+        <w:tc>
+          <w:tcPr>
+            <w:tcW w:w="3021" w:type="dxa"/>
+          </w:tcPr>
+          <w:p>
+            <w:pPr>
+              <w:jc w:val="center"/>
+            </w:pPr>
+            <w:r>
+              <w:t>Réception d’une réponse 200 de la part du serveur</w:t>
+            </w:r>
+          </w:p>
+        </w:tc>
+        <w:tc>
+          <w:tcPr>
+            <w:tcW w:w="3021" w:type="dxa"/>
+          </w:tcPr>
+          <w:p>
+            <w:pPr>
+              <w:jc w:val="center"/>
+            </w:pPr>
+            <w:r>
+              <w:rPr>
+                <w:highlight w:val="yellow"/>
+              </w:rPr>
+              <w:t>Réception d’une réponse 200 de la part du serveur</w:t>
+            </w:r>
+          </w:p>
+        </w:tc>
+      </w:tr>
+    </w:tbl>
+    <w:p>
+      <w:pPr>
+        <w:ind w:firstLine="360"/>
+        <w:rPr>
+          <w:b/>
+          <w:bCs/>
+          <w:i/>
+          <w:iCs/>
+          <w:sz w:val="26"/>
+          <w:szCs w:val="26"/>
+          <w:u w:val="single"/>
+        </w:rPr>
+      </w:pPr>
+      <w:r>
+        <w:rPr>
+          <w:b/>
+          <w:bCs/>
+          <w:i/>
+          <w:iCs/>
+          <w:sz w:val="26"/>
+          <w:szCs w:val="26"/>
+          <w:u w:val="single"/>
+        </w:rPr>
+        <w:t xml:space="preserve">Résultats </w:t>
+      </w:r>
+      <w:proofErr w:type="spellStart"/>
+      <w:r>
+        <w:rPr>
+          <w:b/>
+          <w:bCs/>
+          <w:i/>
+          <w:iCs/>
+          <w:sz w:val="26"/>
+          <w:szCs w:val="26"/>
+          <w:u w:val="single"/>
+        </w:rPr>
+        <w:t>Jest</w:t>
+      </w:r>
+      <w:proofErr w:type="spellEnd"/>
+      <w:r>
+        <w:rPr>
+          <w:b/>
+          <w:bCs/>
+          <w:i/>
+          <w:iCs/>
+          <w:sz w:val="26"/>
+          <w:szCs w:val="26"/>
+          <w:u w:val="single"/>
+        </w:rPr>
+        <w:t xml:space="preserve"> CLI</w:t>
+      </w:r>
+    </w:p>
+    <w:p>
+      <w:pPr>
+        <w:ind w:firstLine="360"/>
+        <w:rPr>
+          <w:b/>
+          <w:bCs/>
+          <w:i/>
+          <w:iCs/>
+          <w:sz w:val="26"/>
+          <w:szCs w:val="26"/>
+          <w:u w:val="single"/>
+        </w:rPr>
+      </w:pPr>
+      <w:r>
+        <w:rPr>
+          <w:b/>
+          <w:bCs/>
+          <w:i/>
+          <w:iCs/>
+          <w:sz w:val="26"/>
+          <w:szCs w:val="26"/>
+          <w:u w:val="single"/>
+        </w:rPr>
+        <w:drawing>
+          <wp:inline distT="0" distB="0" distL="0" distR="0" wp14:anchorId="2E471BB3" wp14:editId="78FE7A97">
+            <wp:extent cx="3772426" cy="2114845"/>
+            <wp:effectExtent l="0" t="0" r="0" b="0"/>
+            <wp:docPr id="65" name="Image 65"/>
+            <wp:cNvGraphicFramePr>
+              <a:graphicFrameLocks xmlns:a="http://schemas.openxmlformats.org/drawingml/2006/main" noChangeAspect="1"/>
+            </wp:cNvGraphicFramePr>
+            <a:graphic xmlns:a="http://schemas.openxmlformats.org/drawingml/2006/main">
+              <a:graphicData uri="http://schemas.openxmlformats.org/drawingml/2006/picture">
+                <pic:pic xmlns:pic="http://schemas.openxmlformats.org/drawingml/2006/picture">
+                  <pic:nvPicPr>
+                    <pic:cNvPr id="1" name=""/>
+                    <pic:cNvPicPr/>
+                  </pic:nvPicPr>
+                  <pic:blipFill>
+                    <a:blip r:embed="rId45"/>
+                    <a:stretch>
+                      <a:fillRect/>
+                    </a:stretch>
+                  </pic:blipFill>
+                  <pic:spPr>
+                    <a:xfrm>
+                      <a:off x="0" y="0"/>
+                      <a:ext cx="3772426" cy="2114845"/>
+                    </a:xfrm>
+                    <a:prstGeom prst="rect">
+                      <a:avLst/>
+                    </a:prstGeom>
+                  </pic:spPr>
+                </pic:pic>
+              </a:graphicData>
+            </a:graphic>
+          </wp:inline>
+        </w:drawing>
+      </w:r>
+    </w:p>
+    <w:p>
+      <w:pPr>
+        <w:ind w:firstLine="360"/>
+        <w:rPr>
+          <w:b/>
+          <w:bCs/>
+          <w:i/>
+          <w:iCs/>
+          <w:sz w:val="26"/>
+          <w:szCs w:val="26"/>
+          <w:u w:val="single"/>
+        </w:rPr>
+      </w:pPr>
+    </w:p>
+    <w:p>
+      <w:pPr>
+        <w:ind w:firstLine="360"/>
+        <w:rPr>
+          <w:b/>
+          <w:bCs/>
+          <w:i/>
+          <w:iCs/>
+          <w:sz w:val="26"/>
+          <w:szCs w:val="26"/>
+          <w:u w:val="single"/>
+        </w:rPr>
+      </w:pPr>
+    </w:p>
+    <w:p>
+      <w:pPr>
+        <w:ind w:firstLine="360"/>
+        <w:rPr>
+          <w:b/>
+          <w:bCs/>
+          <w:i/>
+          <w:iCs/>
+          <w:sz w:val="26"/>
+          <w:szCs w:val="26"/>
+          <w:u w:val="single"/>
+        </w:rPr>
+      </w:pPr>
+    </w:p>
+    <w:p>
+      <w:pPr>
+        <w:ind w:firstLine="360"/>
+        <w:rPr>
+          <w:b/>
+          <w:bCs/>
+          <w:i/>
+          <w:iCs/>
+          <w:sz w:val="26"/>
+          <w:szCs w:val="26"/>
+          <w:u w:val="single"/>
+        </w:rPr>
+      </w:pPr>
+    </w:p>
+    <w:p>
+      <w:pPr>
+        <w:ind w:firstLine="360"/>
+        <w:rPr>
+          <w:b/>
+          <w:bCs/>
+          <w:i/>
+          <w:iCs/>
+          <w:sz w:val="26"/>
+          <w:szCs w:val="26"/>
+          <w:u w:val="single"/>
+        </w:rPr>
+      </w:pPr>
+    </w:p>
+    <w:p>
+      <w:pPr>
+        <w:ind w:firstLine="360"/>
+        <w:rPr>
+          <w:b/>
+          <w:bCs/>
+          <w:i/>
+          <w:iCs/>
+          <w:sz w:val="26"/>
+          <w:szCs w:val="26"/>
+          <w:u w:val="single"/>
+        </w:rPr>
+      </w:pPr>
+    </w:p>
+    <w:p>
+      <w:pPr>
+        <w:ind w:firstLine="360"/>
+        <w:rPr>
+          <w:b/>
+          <w:bCs/>
+          <w:i/>
+          <w:iCs/>
+          <w:sz w:val="26"/>
+          <w:szCs w:val="26"/>
+          <w:u w:val="single"/>
+        </w:rPr>
+      </w:pPr>
+    </w:p>
+    <w:p>
+      <w:pPr>
+        <w:ind w:firstLine="360"/>
+        <w:rPr>
+          <w:b/>
+          <w:bCs/>
+          <w:i/>
+          <w:iCs/>
+          <w:sz w:val="26"/>
+          <w:szCs w:val="26"/>
+          <w:u w:val="single"/>
+        </w:rPr>
+      </w:pPr>
+    </w:p>
+    <w:p>
+      <w:pPr>
+        <w:ind w:firstLine="360"/>
+        <w:rPr>
+          <w:b/>
+          <w:bCs/>
+          <w:i/>
+          <w:iCs/>
+          <w:sz w:val="26"/>
+          <w:szCs w:val="26"/>
+          <w:u w:val="single"/>
+        </w:rPr>
+      </w:pPr>
+    </w:p>
+    <w:p>
+      <w:pPr>
+        <w:ind w:firstLine="360"/>
+        <w:rPr>
+          <w:b/>
+          <w:bCs/>
+          <w:i/>
+          <w:iCs/>
+          <w:sz w:val="26"/>
+          <w:szCs w:val="26"/>
+          <w:u w:val="single"/>
+        </w:rPr>
+      </w:pPr>
+    </w:p>
+    <w:p>
+      <w:pPr>
+        <w:ind w:firstLine="360"/>
+        <w:rPr>
+          <w:b/>
+          <w:bCs/>
+          <w:i/>
+          <w:iCs/>
+          <w:sz w:val="26"/>
+          <w:szCs w:val="26"/>
+          <w:u w:val="single"/>
+        </w:rPr>
+      </w:pPr>
+    </w:p>
+    <w:p>
+      <w:pPr>
+        <w:ind w:firstLine="360"/>
+        <w:rPr>
+          <w:b/>
+          <w:bCs/>
+          <w:i/>
+          <w:iCs/>
+          <w:sz w:val="26"/>
+          <w:szCs w:val="26"/>
+          <w:u w:val="single"/>
+        </w:rPr>
+      </w:pPr>
+    </w:p>
+    <w:p>
+      <w:pPr>
+        <w:ind w:firstLine="360"/>
+        <w:rPr>
+          <w:b/>
+          <w:bCs/>
+          <w:i/>
+          <w:iCs/>
+          <w:sz w:val="26"/>
+          <w:szCs w:val="26"/>
+          <w:u w:val="single"/>
+        </w:rPr>
+      </w:pPr>
+    </w:p>
+    <w:p>
+      <w:pPr>
+        <w:ind w:firstLine="360"/>
+        <w:rPr>
+          <w:b/>
+          <w:bCs/>
+          <w:i/>
+          <w:iCs/>
+          <w:sz w:val="26"/>
+          <w:szCs w:val="26"/>
+          <w:u w:val="single"/>
+        </w:rPr>
+      </w:pPr>
+    </w:p>
+    <w:p>
+      <w:pPr>
+        <w:pStyle w:val="Titre2"/>
+        <w:numPr>
+          <w:ilvl w:val="2"/>
+          <w:numId w:val="1"/>
+        </w:numPr>
+        <w:jc w:val="both"/>
+      </w:pPr>
+      <w:bookmarkStart w:id="14" w:name="_Toc187053780"/>
+      <w:r>
+        <w:lastRenderedPageBreak/>
+        <w:t xml:space="preserve">Résultat Campagne de Test </w:t>
+      </w:r>
+      <w:r>
+        <w:t>unitaire</w:t>
+      </w:r>
+      <w:bookmarkEnd w:id="14"/>
+      <w:r>
+        <w:t xml:space="preserve"> </w:t>
+      </w:r>
+    </w:p>
+    <w:p>
+      <w:pPr>
+        <w:ind w:left="360"/>
+        <w:jc w:val="both"/>
+      </w:pPr>
+      <w:r>
+        <w:t xml:space="preserve">Tous les tests ont été exécutés </w:t>
+      </w:r>
+      <w:r>
+        <w:t>fonctionne</w:t>
+      </w:r>
+    </w:p>
+    <w:p>
+      <w:pPr>
+        <w:ind w:firstLine="360"/>
+        <w:jc w:val="both"/>
+      </w:pPr>
+      <w:r>
+        <w:t xml:space="preserve">Voici une capture d’écran des </w:t>
+      </w:r>
+      <w:r>
+        <w:t>résultats des différents test JEST</w:t>
+      </w:r>
+      <w:r>
+        <w:t xml:space="preserve"> :</w:t>
+      </w:r>
+    </w:p>
+    <w:p>
+      <w:pPr>
+        <w:ind w:firstLine="360"/>
+        <w:jc w:val="both"/>
+      </w:pPr>
+      <w:r>
+        <w:t xml:space="preserve"> </w:t>
+      </w:r>
+      <w:r>
+        <w:drawing>
+          <wp:inline distT="0" distB="0" distL="0" distR="0" wp14:anchorId="6C77336A" wp14:editId="5878AA15">
+            <wp:extent cx="4715222" cy="7746521"/>
+            <wp:effectExtent l="0" t="0" r="9525" b="6985"/>
+            <wp:docPr id="71" name="Image 71"/>
+            <wp:cNvGraphicFramePr>
+              <a:graphicFrameLocks xmlns:a="http://schemas.openxmlformats.org/drawingml/2006/main" noChangeAspect="1"/>
+            </wp:cNvGraphicFramePr>
+            <a:graphic xmlns:a="http://schemas.openxmlformats.org/drawingml/2006/main">
+              <a:graphicData uri="http://schemas.openxmlformats.org/drawingml/2006/picture">
+                <pic:pic xmlns:pic="http://schemas.openxmlformats.org/drawingml/2006/picture">
+                  <pic:nvPicPr>
+                    <pic:cNvPr id="1" name=""/>
+                    <pic:cNvPicPr/>
+                  </pic:nvPicPr>
+                  <pic:blipFill>
+                    <a:blip r:embed="rId46"/>
+                    <a:stretch>
+                      <a:fillRect/>
+                    </a:stretch>
+                  </pic:blipFill>
+                  <pic:spPr>
+                    <a:xfrm>
+                      <a:off x="0" y="0"/>
+                      <a:ext cx="4718656" cy="7752163"/>
+                    </a:xfrm>
+                    <a:prstGeom prst="rect">
+                      <a:avLst/>
+                    </a:prstGeom>
+                  </pic:spPr>
+                </pic:pic>
+              </a:graphicData>
+            </a:graphic>
+          </wp:inline>
+        </w:drawing>
+      </w:r>
+    </w:p>
+    <w:p>
+      <w:pPr>
+        <w:ind w:left="360"/>
+      </w:pPr>
+    </w:p>
+    <w:p>
+      <w:pPr>
+        <w:pStyle w:val="Titre2"/>
+        <w:numPr>
+          <w:ilvl w:val="1"/>
+          <w:numId w:val="1"/>
+        </w:numPr>
+        <w:jc w:val="both"/>
+      </w:pPr>
+      <w:bookmarkStart w:id="15" w:name="_Toc187053781"/>
+      <w:r>
+        <w:lastRenderedPageBreak/>
+        <w:t>Test E2E</w:t>
+      </w:r>
+      <w:bookmarkEnd w:id="15"/>
+    </w:p>
+    <w:p>
+      <w:pPr>
+        <w:pStyle w:val="Titre3"/>
+        <w:numPr>
+          <w:ilvl w:val="2"/>
+          <w:numId w:val="1"/>
+        </w:numPr>
+        <w:jc w:val="both"/>
+        <w:rPr>
+          <w:sz w:val="26"/>
+          <w:szCs w:val="26"/>
+        </w:rPr>
+      </w:pPr>
+      <w:bookmarkStart w:id="16" w:name="_Toc187053782"/>
+      <w:r>
+        <w:rPr>
+          <w:sz w:val="26"/>
+          <w:szCs w:val="26"/>
+        </w:rPr>
+        <w:t>Détails globaux</w:t>
+      </w:r>
+      <w:bookmarkEnd w:id="16"/>
+    </w:p>
+    <w:p>
+      <w:pPr>
+        <w:ind w:left="360"/>
+        <w:jc w:val="both"/>
+      </w:pPr>
+      <w:r>
+        <w:t xml:space="preserve">Ces tests E2E permettent de vérifier les principales fonctionnalités de l’application. Tous les tests sont regroupés dans un seul fichier pour les exécuter de manière logique, comme si un utilisateur utilisait l’application du début à la fin. </w:t>
+      </w:r>
+      <w:proofErr w:type="gramStart"/>
+      <w:r>
+        <w:t>L’email</w:t>
+      </w:r>
+      <w:proofErr w:type="gramEnd"/>
+      <w:r>
+        <w:t xml:space="preserve"> est généré dynamiquement avec la date pour qu’il soit unique à chaque test</w:t>
+      </w:r>
+      <w:r>
+        <w:t>, comme si cela était un nouvel utilisateur</w:t>
+      </w:r>
+    </w:p>
+    <w:p>
+      <w:pPr>
+        <w:ind w:left="360"/>
+        <w:jc w:val="both"/>
+      </w:pPr>
+      <w:r>
+        <w:rPr>
+          <w:noProof/>
+        </w:rPr>
+        <w:drawing>
+          <wp:inline distT="0" distB="0" distL="0" distR="0" wp14:anchorId="534B79CB" wp14:editId="118C550A">
+            <wp:extent cx="3686689" cy="276264"/>
+            <wp:effectExtent l="0" t="0" r="0" b="9525"/>
+            <wp:docPr id="10" name="Image 10"/>
+            <wp:cNvGraphicFramePr>
+              <a:graphicFrameLocks xmlns:a="http://schemas.openxmlformats.org/drawingml/2006/main" noChangeAspect="1"/>
+            </wp:cNvGraphicFramePr>
+            <a:graphic xmlns:a="http://schemas.openxmlformats.org/drawingml/2006/main">
+              <a:graphicData uri="http://schemas.openxmlformats.org/drawingml/2006/picture">
+                <pic:pic xmlns:pic="http://schemas.openxmlformats.org/drawingml/2006/picture">
+                  <pic:nvPicPr>
+                    <pic:cNvPr id="1" name=""/>
+                    <pic:cNvPicPr/>
+                  </pic:nvPicPr>
+                  <pic:blipFill>
+                    <a:blip r:embed="rId47"/>
+                    <a:stretch>
+                      <a:fillRect/>
+                    </a:stretch>
+                  </pic:blipFill>
+                  <pic:spPr>
+                    <a:xfrm>
+                      <a:off x="0" y="0"/>
                       <a:ext cx="3686689" cy="276264"/>
                     </a:xfrm>
                     <a:prstGeom prst="rect">
@@ -7091,7 +10731,7 @@
           <w:szCs w:val="26"/>
         </w:rPr>
       </w:pPr>
-      <w:bookmarkStart w:id="15" w:name="_Toc187043378"/>
+      <w:bookmarkStart w:id="17" w:name="_Toc187053783"/>
       <w:r>
         <w:rPr>
           <w:sz w:val="26"/>
@@ -7099,7 +10739,7 @@
         </w:rPr>
         <w:t>Création de compte</w:t>
       </w:r>
-      <w:bookmarkEnd w:id="15"/>
+      <w:bookmarkEnd w:id="17"/>
     </w:p>
     <w:p>
       <w:pPr>
@@ -7143,7 +10783,7 @@
         <w:ind w:left="1428"/>
         <w:jc w:val="both"/>
       </w:pPr>
-      <w:bookmarkStart w:id="16" w:name="_Hlk186983000"/>
+      <w:bookmarkStart w:id="18" w:name="_Hlk186983000"/>
       <w:r>
         <w:t xml:space="preserve">Format </w:t>
       </w:r>
@@ -7166,8 +10806,8 @@
         <w:ind w:left="1428"/>
         <w:jc w:val="both"/>
       </w:pPr>
-      <w:bookmarkStart w:id="17" w:name="_Hlk186983145"/>
-      <w:bookmarkEnd w:id="16"/>
+      <w:bookmarkStart w:id="19" w:name="_Hlk186983145"/>
+      <w:bookmarkEnd w:id="18"/>
       <w:r>
         <w:t>Mot de passe trop court</w:t>
       </w:r>
@@ -7182,8 +10822,8 @@
         <w:ind w:left="1428"/>
         <w:jc w:val="both"/>
       </w:pPr>
-      <w:bookmarkStart w:id="18" w:name="_Hlk186983409"/>
-      <w:bookmarkEnd w:id="17"/>
+      <w:bookmarkStart w:id="20" w:name="_Hlk186983409"/>
+      <w:bookmarkEnd w:id="19"/>
       <w:r>
         <w:t>Mots de passe non correspondants</w:t>
       </w:r>
@@ -7198,8 +10838,8 @@
         <w:ind w:left="1428"/>
         <w:jc w:val="both"/>
       </w:pPr>
-      <w:bookmarkStart w:id="19" w:name="_Hlk186983622"/>
-      <w:bookmarkEnd w:id="18"/>
+      <w:bookmarkStart w:id="21" w:name="_Hlk186983622"/>
+      <w:bookmarkEnd w:id="20"/>
       <w:r>
         <w:t>Compte déjà existant</w:t>
       </w:r>
@@ -7214,12 +10854,12 @@
         <w:ind w:left="1428"/>
         <w:jc w:val="both"/>
       </w:pPr>
-      <w:bookmarkStart w:id="20" w:name="_Hlk186983472"/>
-      <w:bookmarkEnd w:id="19"/>
+      <w:bookmarkStart w:id="22" w:name="_Hlk186983472"/>
+      <w:bookmarkEnd w:id="21"/>
       <w:r>
         <w:t>Création d’un compte valide</w:t>
       </w:r>
-      <w:bookmarkEnd w:id="20"/>
+      <w:bookmarkEnd w:id="22"/>
     </w:p>
     <w:p>
       <w:pPr>
@@ -7245,7 +10885,6 @@
           <w:sz w:val="26"/>
           <w:szCs w:val="26"/>
         </w:rPr>
-        <w:lastRenderedPageBreak/>
         <w:t>Champs vides</w:t>
       </w:r>
     </w:p>
@@ -7282,7 +10921,7 @@
                     <pic:cNvPicPr/>
                   </pic:nvPicPr>
                   <pic:blipFill>
-                    <a:blip r:embed="rId29">
+                    <a:blip r:embed="rId48">
                       <a:extLst>
                         <a:ext uri="{28A0092B-C50C-407E-A947-70E740481C1C}">
                           <a14:useLocalDpi xmlns:a14="http://schemas.microsoft.com/office/drawing/2010/main" val="0"/>
@@ -7434,7 +11073,7 @@
                     <pic:cNvPicPr/>
                   </pic:nvPicPr>
                   <pic:blipFill>
-                    <a:blip r:embed="rId30">
+                    <a:blip r:embed="rId49">
                       <a:extLst>
                         <a:ext uri="{28A0092B-C50C-407E-A947-70E740481C1C}">
                           <a14:useLocalDpi xmlns:a14="http://schemas.microsoft.com/office/drawing/2010/main" val="0"/>
@@ -7565,7 +11204,7 @@
                     <pic:cNvPicPr/>
                   </pic:nvPicPr>
                   <pic:blipFill>
-                    <a:blip r:embed="rId31">
+                    <a:blip r:embed="rId50">
                       <a:extLst>
                         <a:ext uri="{28A0092B-C50C-407E-A947-70E740481C1C}">
                           <a14:useLocalDpi xmlns:a14="http://schemas.microsoft.com/office/drawing/2010/main" val="0"/>
@@ -7638,7 +11277,6 @@
           <w:sz w:val="26"/>
           <w:szCs w:val="26"/>
         </w:rPr>
-        <w:lastRenderedPageBreak/>
         <w:t>Mots de passe non correspondants</w:t>
       </w:r>
     </w:p>
@@ -7681,7 +11319,7 @@
                     <pic:cNvPicPr/>
                   </pic:nvPicPr>
                   <pic:blipFill>
-                    <a:blip r:embed="rId32">
+                    <a:blip r:embed="rId51">
                       <a:extLst>
                         <a:ext uri="{28A0092B-C50C-407E-A947-70E740481C1C}">
                           <a14:useLocalDpi xmlns:a14="http://schemas.microsoft.com/office/drawing/2010/main" val="0"/>
@@ -7793,7 +11431,7 @@
                     <pic:cNvPicPr/>
                   </pic:nvPicPr>
                   <pic:blipFill>
-                    <a:blip r:embed="rId33">
+                    <a:blip r:embed="rId52">
                       <a:extLst>
                         <a:ext uri="{28A0092B-C50C-407E-A947-70E740481C1C}">
                           <a14:useLocalDpi xmlns:a14="http://schemas.microsoft.com/office/drawing/2010/main" val="0"/>
@@ -7936,7 +11574,6 @@
           <w:sz w:val="26"/>
           <w:szCs w:val="26"/>
         </w:rPr>
-        <w:lastRenderedPageBreak/>
         <w:t>Création d’un compte valide</w:t>
       </w:r>
     </w:p>
@@ -7973,7 +11610,7 @@
                     <pic:cNvPicPr/>
                   </pic:nvPicPr>
                   <pic:blipFill>
-                    <a:blip r:embed="rId34">
+                    <a:blip r:embed="rId53">
                       <a:extLst>
                         <a:ext uri="{28A0092B-C50C-407E-A947-70E740481C1C}">
                           <a14:useLocalDpi xmlns:a14="http://schemas.microsoft.com/office/drawing/2010/main" val="0"/>
@@ -8022,7 +11659,7 @@
           <w:szCs w:val="26"/>
         </w:rPr>
       </w:pPr>
-      <w:bookmarkStart w:id="21" w:name="_Toc187043379"/>
+      <w:bookmarkStart w:id="23" w:name="_Toc187053784"/>
       <w:r>
         <w:rPr>
           <w:sz w:val="26"/>
@@ -8037,7 +11674,7 @@
         </w:rPr>
         <w:t>onnexion</w:t>
       </w:r>
-      <w:bookmarkEnd w:id="21"/>
+      <w:bookmarkEnd w:id="23"/>
     </w:p>
     <w:p>
       <w:pPr>
@@ -8108,11 +11745,11 @@
         </w:numPr>
         <w:jc w:val="both"/>
       </w:pPr>
-      <w:bookmarkStart w:id="22" w:name="_Hlk186984248"/>
+      <w:bookmarkStart w:id="24" w:name="_Hlk186984248"/>
       <w:r>
         <w:t>Utilisateur inexistant</w:t>
       </w:r>
-      <w:bookmarkEnd w:id="22"/>
+      <w:bookmarkEnd w:id="24"/>
     </w:p>
     <w:p>
       <w:pPr>
@@ -8205,7 +11842,7 @@
                     <pic:cNvPicPr/>
                   </pic:nvPicPr>
                   <pic:blipFill>
-                    <a:blip r:embed="rId35">
+                    <a:blip r:embed="rId54">
                       <a:extLst>
                         <a:ext uri="{28A0092B-C50C-407E-A947-70E740481C1C}">
                           <a14:useLocalDpi xmlns:a14="http://schemas.microsoft.com/office/drawing/2010/main" val="0"/>
@@ -8270,7 +11907,6 @@
           <w:sz w:val="26"/>
           <w:szCs w:val="26"/>
         </w:rPr>
-        <w:lastRenderedPageBreak/>
         <w:t xml:space="preserve">Format </w:t>
       </w:r>
       <w:proofErr w:type="gramStart"/>
@@ -8353,7 +11989,7 @@
                     <pic:cNvPicPr/>
                   </pic:nvPicPr>
                   <pic:blipFill>
-                    <a:blip r:embed="rId36">
+                    <a:blip r:embed="rId55">
                       <a:extLst>
                         <a:ext uri="{28A0092B-C50C-407E-A947-70E740481C1C}">
                           <a14:useLocalDpi xmlns:a14="http://schemas.microsoft.com/office/drawing/2010/main" val="0"/>
@@ -8477,7 +12113,7 @@
                     <pic:cNvPicPr/>
                   </pic:nvPicPr>
                   <pic:blipFill>
-                    <a:blip r:embed="rId37">
+                    <a:blip r:embed="rId56">
                       <a:extLst>
                         <a:ext uri="{28A0092B-C50C-407E-A947-70E740481C1C}">
                           <a14:useLocalDpi xmlns:a14="http://schemas.microsoft.com/office/drawing/2010/main" val="0"/>
@@ -8625,7 +12261,7 @@
                     <pic:cNvPicPr/>
                   </pic:nvPicPr>
                   <pic:blipFill>
-                    <a:blip r:embed="rId38">
+                    <a:blip r:embed="rId57">
                       <a:extLst>
                         <a:ext uri="{28A0092B-C50C-407E-A947-70E740481C1C}">
                           <a14:useLocalDpi xmlns:a14="http://schemas.microsoft.com/office/drawing/2010/main" val="0"/>
@@ -8681,7 +12317,6 @@
           <w:sz w:val="26"/>
           <w:szCs w:val="26"/>
         </w:rPr>
-        <w:lastRenderedPageBreak/>
         <w:t>5.</w:t>
       </w:r>
       <w:r>
@@ -8741,7 +12376,7 @@
                     <pic:cNvPicPr/>
                   </pic:nvPicPr>
                   <pic:blipFill>
-                    <a:blip r:embed="rId39">
+                    <a:blip r:embed="rId58">
                       <a:extLst>
                         <a:ext uri="{28A0092B-C50C-407E-A947-70E740481C1C}">
                           <a14:useLocalDpi xmlns:a14="http://schemas.microsoft.com/office/drawing/2010/main" val="0"/>
@@ -8825,7 +12460,7 @@
           <w:szCs w:val="26"/>
         </w:rPr>
       </w:pPr>
-      <w:bookmarkStart w:id="23" w:name="_Toc187043380"/>
+      <w:bookmarkStart w:id="25" w:name="_Toc187053785"/>
       <w:r>
         <w:rPr>
           <w:sz w:val="26"/>
@@ -8833,7 +12468,7 @@
         </w:rPr>
         <w:t>Gestion du profil</w:t>
       </w:r>
-      <w:bookmarkEnd w:id="23"/>
+      <w:bookmarkEnd w:id="25"/>
     </w:p>
     <w:p>
       <w:pPr>
@@ -8883,12 +12518,12 @@
         </w:numPr>
         <w:jc w:val="both"/>
       </w:pPr>
-      <w:bookmarkStart w:id="24" w:name="_Hlk186984834"/>
+      <w:bookmarkStart w:id="26" w:name="_Hlk186984834"/>
       <w:r>
         <w:t>Champs vides</w:t>
       </w:r>
     </w:p>
-    <w:bookmarkEnd w:id="24"/>
+    <w:bookmarkEnd w:id="26"/>
     <w:p>
       <w:pPr>
         <w:pStyle w:val="Paragraphedeliste"/>
@@ -8990,7 +12625,7 @@
                     <pic:cNvPicPr/>
                   </pic:nvPicPr>
                   <pic:blipFill>
-                    <a:blip r:embed="rId40">
+                    <a:blip r:embed="rId59">
                       <a:extLst>
                         <a:ext uri="{28A0092B-C50C-407E-A947-70E740481C1C}">
                           <a14:useLocalDpi xmlns:a14="http://schemas.microsoft.com/office/drawing/2010/main" val="0"/>
@@ -9100,7 +12735,6 @@
           <w:sz w:val="26"/>
           <w:szCs w:val="26"/>
         </w:rPr>
-        <w:lastRenderedPageBreak/>
         <w:t>Champs vides</w:t>
       </w:r>
     </w:p>
@@ -9146,7 +12780,7 @@
                     <pic:cNvPicPr/>
                   </pic:nvPicPr>
                   <pic:blipFill>
-                    <a:blip r:embed="rId41">
+                    <a:blip r:embed="rId60">
                       <a:extLst>
                         <a:ext uri="{28A0092B-C50C-407E-A947-70E740481C1C}">
                           <a14:useLocalDpi xmlns:a14="http://schemas.microsoft.com/office/drawing/2010/main" val="0"/>
@@ -9242,7 +12876,7 @@
                     <pic:cNvPicPr/>
                   </pic:nvPicPr>
                   <pic:blipFill>
-                    <a:blip r:embed="rId42">
+                    <a:blip r:embed="rId61">
                       <a:extLst>
                         <a:ext uri="{28A0092B-C50C-407E-A947-70E740481C1C}">
                           <a14:useLocalDpi xmlns:a14="http://schemas.microsoft.com/office/drawing/2010/main" val="0"/>
@@ -9301,13 +12935,12 @@
           <w:szCs w:val="26"/>
         </w:rPr>
       </w:pPr>
-      <w:bookmarkStart w:id="25" w:name="_Toc187043381"/>
-      <w:r>
-        <w:rPr>
-          <w:sz w:val="26"/>
-          <w:szCs w:val="26"/>
-        </w:rPr>
-        <w:lastRenderedPageBreak/>
+      <w:bookmarkStart w:id="27" w:name="_Toc187053786"/>
+      <w:r>
+        <w:rPr>
+          <w:sz w:val="26"/>
+          <w:szCs w:val="26"/>
+        </w:rPr>
         <w:t>Gestion des t</w:t>
       </w:r>
       <w:r>
@@ -9320,7 +12953,7 @@
         </w:rPr>
         <w:t>ches</w:t>
       </w:r>
-      <w:bookmarkEnd w:id="25"/>
+      <w:bookmarkEnd w:id="27"/>
     </w:p>
     <w:p>
       <w:pPr>
@@ -9374,12 +13007,12 @@
         </w:numPr>
         <w:jc w:val="both"/>
       </w:pPr>
-      <w:bookmarkStart w:id="26" w:name="_Hlk186985346"/>
+      <w:bookmarkStart w:id="28" w:name="_Hlk186985346"/>
       <w:r>
         <w:t>Ajout de tâches valides</w:t>
       </w:r>
     </w:p>
-    <w:bookmarkEnd w:id="26"/>
+    <w:bookmarkEnd w:id="28"/>
     <w:p>
       <w:pPr>
         <w:pStyle w:val="Paragraphedeliste"/>
@@ -9471,7 +13104,7 @@
                     <pic:cNvPicPr/>
                   </pic:nvPicPr>
                   <pic:blipFill>
-                    <a:blip r:embed="rId43">
+                    <a:blip r:embed="rId62">
                       <a:extLst>
                         <a:ext uri="{28A0092B-C50C-407E-A947-70E740481C1C}">
                           <a14:useLocalDpi xmlns:a14="http://schemas.microsoft.com/office/drawing/2010/main" val="0"/>
@@ -9571,7 +13204,7 @@
                     <pic:cNvPicPr/>
                   </pic:nvPicPr>
                   <pic:blipFill>
-                    <a:blip r:embed="rId44">
+                    <a:blip r:embed="rId63">
                       <a:extLst>
                         <a:ext uri="{28A0092B-C50C-407E-A947-70E740481C1C}">
                           <a14:useLocalDpi xmlns:a14="http://schemas.microsoft.com/office/drawing/2010/main" val="0"/>
@@ -9685,7 +13318,6 @@
           <w:sz w:val="26"/>
           <w:szCs w:val="26"/>
         </w:rPr>
-        <w:lastRenderedPageBreak/>
         <w:t>Validation</w:t>
       </w:r>
       <w:r>
@@ -9773,7 +13405,7 @@
                     <pic:cNvPicPr/>
                   </pic:nvPicPr>
                   <pic:blipFill>
-                    <a:blip r:embed="rId45">
+                    <a:blip r:embed="rId64">
                       <a:extLst>
                         <a:ext uri="{28A0092B-C50C-407E-A947-70E740481C1C}">
                           <a14:useLocalDpi xmlns:a14="http://schemas.microsoft.com/office/drawing/2010/main" val="0"/>
@@ -9948,7 +13580,7 @@
                     <pic:cNvPicPr/>
                   </pic:nvPicPr>
                   <pic:blipFill>
-                    <a:blip r:embed="rId46">
+                    <a:blip r:embed="rId65">
                       <a:extLst>
                         <a:ext uri="{28A0092B-C50C-407E-A947-70E740481C1C}">
                           <a14:useLocalDpi xmlns:a14="http://schemas.microsoft.com/office/drawing/2010/main" val="0"/>
@@ -10012,7 +13644,7 @@
           <w:szCs w:val="26"/>
         </w:rPr>
       </w:pPr>
-      <w:bookmarkStart w:id="27" w:name="_Toc187043382"/>
+      <w:bookmarkStart w:id="29" w:name="_Toc187053787"/>
       <w:r>
         <w:rPr>
           <w:sz w:val="26"/>
@@ -10020,7 +13652,7 @@
         </w:rPr>
         <w:t>Navigation</w:t>
       </w:r>
-      <w:bookmarkEnd w:id="27"/>
+      <w:bookmarkEnd w:id="29"/>
     </w:p>
     <w:p>
       <w:pPr>
@@ -10061,7 +13693,6 @@
         <w:jc w:val="both"/>
       </w:pPr>
       <w:r>
-        <w:lastRenderedPageBreak/>
         <w:t>Voici les cas testés :</w:t>
       </w:r>
     </w:p>
@@ -10087,12 +13718,12 @@
         </w:numPr>
         <w:jc w:val="both"/>
       </w:pPr>
-      <w:bookmarkStart w:id="28" w:name="_Hlk186985856"/>
+      <w:bookmarkStart w:id="30" w:name="_Hlk186985856"/>
       <w:r>
         <w:t>Navigation vers la page "À propos"</w:t>
       </w:r>
     </w:p>
-    <w:bookmarkEnd w:id="28"/>
+    <w:bookmarkEnd w:id="30"/>
     <w:p>
       <w:pPr>
         <w:pStyle w:val="Paragraphedeliste"/>
@@ -10231,7 +13862,7 @@
                     <pic:cNvPicPr/>
                   </pic:nvPicPr>
                   <pic:blipFill>
-                    <a:blip r:embed="rId47">
+                    <a:blip r:embed="rId66">
                       <a:extLst>
                         <a:ext uri="{28A0092B-C50C-407E-A947-70E740481C1C}">
                           <a14:useLocalDpi xmlns:a14="http://schemas.microsoft.com/office/drawing/2010/main" val="0"/>
@@ -10358,7 +13989,7 @@
         <w:ind w:left="708"/>
         <w:jc w:val="both"/>
       </w:pPr>
-      <w:bookmarkStart w:id="29" w:name="_Hlk186986379"/>
+      <w:bookmarkStart w:id="31" w:name="_Hlk186986379"/>
       <w:r>
         <w:t>Ce test vérifie que l’utilisateur peut accéder à la page "À propos"</w:t>
       </w:r>
@@ -10366,7 +13997,7 @@
         <w:t>.</w:t>
       </w:r>
     </w:p>
-    <w:bookmarkEnd w:id="29"/>
+    <w:bookmarkEnd w:id="31"/>
     <w:p>
       <w:pPr>
         <w:ind w:left="708"/>
@@ -10400,7 +14031,7 @@
                     <pic:cNvPicPr/>
                   </pic:nvPicPr>
                   <pic:blipFill>
-                    <a:blip r:embed="rId48">
+                    <a:blip r:embed="rId67">
                       <a:extLst>
                         <a:ext uri="{28A0092B-C50C-407E-A947-70E740481C1C}">
                           <a14:useLocalDpi xmlns:a14="http://schemas.microsoft.com/office/drawing/2010/main" val="0"/>
@@ -10503,7 +14134,6 @@
           <w:sz w:val="26"/>
           <w:szCs w:val="26"/>
         </w:rPr>
-        <w:lastRenderedPageBreak/>
         <w:t>Navigation vers la page "</w:t>
       </w:r>
       <w:r>
@@ -10536,7 +14166,7 @@
         <w:ind w:left="360" w:firstLine="348"/>
         <w:jc w:val="both"/>
       </w:pPr>
-      <w:bookmarkStart w:id="30" w:name="_Hlk186986014"/>
+      <w:bookmarkStart w:id="32" w:name="_Hlk186986014"/>
       <w:r>
         <w:t>Ce test vérifie que l’utilisateur peut accéder à la page "À propos"</w:t>
       </w:r>
@@ -10544,7 +14174,7 @@
         <w:t>.</w:t>
       </w:r>
     </w:p>
-    <w:bookmarkEnd w:id="30"/>
+    <w:bookmarkEnd w:id="32"/>
     <w:p>
       <w:pPr>
         <w:ind w:left="708"/>
@@ -10578,7 +14208,7 @@
                     <pic:cNvPicPr/>
                   </pic:nvPicPr>
                   <pic:blipFill>
-                    <a:blip r:embed="rId49">
+                    <a:blip r:embed="rId68">
                       <a:extLst>
                         <a:ext uri="{28A0092B-C50C-407E-A947-70E740481C1C}">
                           <a14:useLocalDpi xmlns:a14="http://schemas.microsoft.com/office/drawing/2010/main" val="0"/>
@@ -10734,7 +14364,7 @@
                     <pic:cNvPicPr/>
                   </pic:nvPicPr>
                   <pic:blipFill>
-                    <a:blip r:embed="rId50">
+                    <a:blip r:embed="rId69">
                       <a:extLst>
                         <a:ext uri="{28A0092B-C50C-407E-A947-70E740481C1C}">
                           <a14:useLocalDpi xmlns:a14="http://schemas.microsoft.com/office/drawing/2010/main" val="0"/>
@@ -10817,7 +14447,7 @@
           <w:szCs w:val="26"/>
         </w:rPr>
       </w:pPr>
-      <w:bookmarkStart w:id="31" w:name="_Toc187043383"/>
+      <w:bookmarkStart w:id="33" w:name="_Toc187053788"/>
       <w:r>
         <w:rPr>
           <w:sz w:val="26"/>
@@ -10825,7 +14455,7 @@
         </w:rPr>
         <w:t>Déconnexion</w:t>
       </w:r>
-      <w:bookmarkEnd w:id="31"/>
+      <w:bookmarkEnd w:id="33"/>
     </w:p>
     <w:p>
       <w:pPr>
@@ -10929,7 +14559,6 @@
           <w:sz w:val="26"/>
           <w:szCs w:val="26"/>
         </w:rPr>
-        <w:lastRenderedPageBreak/>
         <w:t>Déconnexion</w:t>
       </w:r>
     </w:p>
@@ -10990,7 +14619,7 @@
                     <pic:cNvPicPr/>
                   </pic:nvPicPr>
                   <pic:blipFill>
-                    <a:blip r:embed="rId51">
+                    <a:blip r:embed="rId70">
                       <a:extLst>
                         <a:ext uri="{28A0092B-C50C-407E-A947-70E740481C1C}">
                           <a14:useLocalDpi xmlns:a14="http://schemas.microsoft.com/office/drawing/2010/main" val="0"/>
@@ -11093,7 +14722,7 @@
           <w:szCs w:val="26"/>
         </w:rPr>
       </w:pPr>
-      <w:bookmarkStart w:id="32" w:name="_Toc187043384"/>
+      <w:bookmarkStart w:id="34" w:name="_Toc187053789"/>
       <w:r>
         <w:rPr>
           <w:sz w:val="26"/>
@@ -11101,7 +14730,7 @@
         </w:rPr>
         <w:t>Suppression de compte</w:t>
       </w:r>
-      <w:bookmarkEnd w:id="32"/>
+      <w:bookmarkEnd w:id="34"/>
     </w:p>
     <w:p>
       <w:pPr>
@@ -11232,7 +14861,7 @@
                     <pic:cNvPicPr/>
                   </pic:nvPicPr>
                   <pic:blipFill>
-                    <a:blip r:embed="rId52">
+                    <a:blip r:embed="rId71">
                       <a:extLst>
                         <a:ext uri="{28A0092B-C50C-407E-A947-70E740481C1C}">
                           <a14:useLocalDpi xmlns:a14="http://schemas.microsoft.com/office/drawing/2010/main" val="0"/>
@@ -11298,7 +14927,6 @@
         <w:rPr>
           <w:noProof/>
         </w:rPr>
-        <w:lastRenderedPageBreak/>
         <w:drawing>
           <wp:anchor distT="0" distB="0" distL="114300" distR="114300" simplePos="0" relativeHeight="251686912" behindDoc="0" locked="0" layoutInCell="1" allowOverlap="1" wp14:anchorId="4BB7451C" wp14:editId="2CCB1B28">
             <wp:simplePos x="0" y="0"/>
@@ -11323,7 +14951,7 @@
                     <pic:cNvPicPr/>
                   </pic:nvPicPr>
                   <pic:blipFill>
-                    <a:blip r:embed="rId53">
+                    <a:blip r:embed="rId72">
                       <a:extLst>
                         <a:ext uri="{28A0092B-C50C-407E-A947-70E740481C1C}">
                           <a14:useLocalDpi xmlns:a14="http://schemas.microsoft.com/office/drawing/2010/main" val="0"/>
@@ -11373,6 +15001,7 @@
         </w:numPr>
         <w:jc w:val="both"/>
       </w:pPr>
+      <w:bookmarkStart w:id="35" w:name="_Toc187053790"/>
       <w:r>
         <w:t xml:space="preserve">Résultat </w:t>
       </w:r>
@@ -11382,6 +15011,7 @@
       <w:r>
         <w:t>Test E2E</w:t>
       </w:r>
+      <w:bookmarkEnd w:id="35"/>
     </w:p>
     <w:p>
       <w:pPr>
@@ -11415,6 +15045,9 @@
         <w:jc w:val="both"/>
       </w:pPr>
       <w:r>
+        <w:rPr>
+          <w:noProof/>
+        </w:rPr>
         <w:drawing>
           <wp:inline distT="0" distB="0" distL="0" distR="0" wp14:anchorId="12AC2164" wp14:editId="1FD9F2DA">
             <wp:extent cx="5760720" cy="6031230"/>
@@ -11431,7 +15064,7 @@
                     <pic:cNvPicPr/>
                   </pic:nvPicPr>
                   <pic:blipFill>
-                    <a:blip r:embed="rId54"/>
+                    <a:blip r:embed="rId73"/>
                     <a:stretch>
                       <a:fillRect/>
                     </a:stretch>
@@ -11457,7 +15090,9 @@
         <w:jc w:val="both"/>
       </w:pPr>
       <w:r>
-        <w:lastRenderedPageBreak/>
+        <w:rPr>
+          <w:noProof/>
+        </w:rPr>
         <w:drawing>
           <wp:anchor distT="0" distB="0" distL="114300" distR="114300" simplePos="0" relativeHeight="251687936" behindDoc="0" locked="0" layoutInCell="1" allowOverlap="1" wp14:anchorId="763DC572" wp14:editId="3C54354C">
             <wp:simplePos x="0" y="0"/>
@@ -11482,7 +15117,7 @@
                     <pic:cNvPicPr/>
                   </pic:nvPicPr>
                   <pic:blipFill>
-                    <a:blip r:embed="rId55">
+                    <a:blip r:embed="rId74">
                       <a:extLst>
                         <a:ext uri="{28A0092B-C50C-407E-A947-70E740481C1C}">
                           <a14:useLocalDpi xmlns:a14="http://schemas.microsoft.com/office/drawing/2010/main" val="0"/>
@@ -11518,11 +15153,13 @@
         </w:numPr>
         <w:jc w:val="both"/>
       </w:pPr>
-      <w:r>
-        <w:t>R</w:t>
-      </w:r>
-      <w:r>
-        <w:t xml:space="preserve">apport de test </w:t>
+      <w:bookmarkStart w:id="36" w:name="_Toc187053791"/>
+      <w:r>
+        <w:t>Rapport de test</w:t>
+      </w:r>
+      <w:bookmarkEnd w:id="36"/>
+      <w:r>
+        <w:t xml:space="preserve"> </w:t>
       </w:r>
     </w:p>
     <w:p>
@@ -11538,6 +15175,7 @@
           <w:szCs w:val="26"/>
         </w:rPr>
       </w:pPr>
+      <w:bookmarkStart w:id="37" w:name="_Toc187053792"/>
       <w:r>
         <w:rPr>
           <w:sz w:val="26"/>
@@ -11545,6 +15183,7 @@
         </w:rPr>
         <w:t>Statuts</w:t>
       </w:r>
+      <w:bookmarkEnd w:id="37"/>
     </w:p>
     <w:p>
       <w:pPr>
@@ -11710,14 +15349,7 @@
           <w:b/>
           <w:bCs/>
         </w:rPr>
-        <w:t>D</w:t>
-      </w:r>
-      <w:r>
-        <w:rPr>
-          <w:b/>
-          <w:bCs/>
-        </w:rPr>
-        <w:t>éconnexion</w:t>
+        <w:t>Déconnexion</w:t>
       </w:r>
       <w:r>
         <w:t xml:space="preserve"> : Une correction dans le code backend ou frontend est nécessaire pour ajouter une redirection après la </w:t>
@@ -11750,14 +15382,7 @@
           <w:b/>
           <w:bCs/>
         </w:rPr>
-        <w:t>S</w:t>
-      </w:r>
-      <w:r>
-        <w:rPr>
-          <w:b/>
-          <w:bCs/>
-        </w:rPr>
-        <w:t>uppression de compte</w:t>
+        <w:t>Suppression de compte</w:t>
       </w:r>
       <w:r>
         <w:t xml:space="preserve"> : Le backend doit être modifié pour gérer l’exception liée à la suppression de compte. </w:t>
@@ -11785,6 +15410,7 @@
           <w:szCs w:val="26"/>
         </w:rPr>
       </w:pPr>
+      <w:bookmarkStart w:id="38" w:name="_Toc187053793"/>
       <w:r>
         <w:rPr>
           <w:sz w:val="26"/>
@@ -11792,6 +15418,7 @@
         </w:rPr>
         <w:t>Conclusion</w:t>
       </w:r>
+      <w:bookmarkEnd w:id="38"/>
     </w:p>
     <w:p>
       <w:pPr>
@@ -11831,16 +15458,37 @@
     </w:p>
     <w:p>
       <w:pPr>
-        <w:jc w:val="both"/>
-      </w:pPr>
-    </w:p>
-    <w:p>
-      <w:pPr>
-        <w:jc w:val="both"/>
-      </w:pPr>
-    </w:p>
-    <w:p>
-      <w:pPr>
+        <w:ind w:left="360"/>
+        <w:jc w:val="both"/>
+      </w:pPr>
+    </w:p>
+    <w:p>
+      <w:pPr>
+        <w:ind w:left="360"/>
+        <w:jc w:val="both"/>
+      </w:pPr>
+    </w:p>
+    <w:p>
+      <w:pPr>
+        <w:ind w:left="360"/>
+        <w:jc w:val="both"/>
+      </w:pPr>
+    </w:p>
+    <w:p>
+      <w:pPr>
+        <w:ind w:left="360"/>
+        <w:jc w:val="both"/>
+      </w:pPr>
+    </w:p>
+    <w:p>
+      <w:pPr>
+        <w:ind w:left="360"/>
+        <w:jc w:val="both"/>
+      </w:pPr>
+    </w:p>
+    <w:p>
+      <w:pPr>
+        <w:ind w:left="360"/>
         <w:jc w:val="both"/>
       </w:pPr>
     </w:p>
@@ -11853,10 +15501,11 @@
         </w:numPr>
         <w:jc w:val="both"/>
       </w:pPr>
-      <w:r>
-        <w:lastRenderedPageBreak/>
+      <w:bookmarkStart w:id="39" w:name="_Toc187053794"/>
+      <w:r>
         <w:t>Conclusion</w:t>
       </w:r>
+      <w:bookmarkEnd w:id="39"/>
     </w:p>
     <w:p>
       <w:pPr>
@@ -11871,12 +15520,22 @@
           <w:szCs w:val="26"/>
         </w:rPr>
       </w:pPr>
+      <w:bookmarkStart w:id="40" w:name="_Toc187053795"/>
       <w:r>
         <w:rPr>
           <w:sz w:val="26"/>
           <w:szCs w:val="26"/>
         </w:rPr>
         <w:t>Résultats finaux et conclusion</w:t>
+      </w:r>
+      <w:bookmarkEnd w:id="40"/>
+    </w:p>
+    <w:p>
+      <w:pPr>
+        <w:ind w:left="360"/>
+      </w:pPr>
+      <w:r>
+        <w:t>Finalement nous sommes partis d’une application a moitié fonctionnel ayant des problèmes à être testée à cause de problème de code et nous sommes arrivé à une application testée avec l’entièreté des tests backend fonctionnel et ayant une meilleure gestion des potentiel erreur grâce au problèmes détectés lors de la réalisation des tests.</w:t>
       </w:r>
     </w:p>
     <w:p>
@@ -11892,6 +15551,7 @@
           <w:szCs w:val="26"/>
         </w:rPr>
       </w:pPr>
+      <w:bookmarkStart w:id="41" w:name="_Toc187053796"/>
       <w:r>
         <w:rPr>
           <w:sz w:val="26"/>
@@ -11899,6 +15559,7 @@
         </w:rPr>
         <w:t>Utilisation de l’IA</w:t>
       </w:r>
+      <w:bookmarkEnd w:id="41"/>
     </w:p>
     <w:p>
       <w:pPr>
@@ -11956,8 +15617,8 @@
       </w:pPr>
     </w:p>
     <w:sectPr>
-      <w:headerReference w:type="default" r:id="rId56"/>
-      <w:headerReference w:type="first" r:id="rId57"/>
+      <w:headerReference w:type="default" r:id="rId75"/>
+      <w:headerReference w:type="first" r:id="rId76"/>
       <w:pgSz w:w="11906" w:h="16838"/>
       <w:pgMar w:top="1417" w:right="1417" w:bottom="1417" w:left="1417" w:header="709" w:footer="708" w:gutter="0"/>
       <w:pgNumType w:start="0"/>
@@ -12924,6 +16585,118 @@
     </w:lvl>
   </w:abstractNum>
   <w:abstractNum w:abstractNumId="7" w15:restartNumberingAfterBreak="0">
+    <w:nsid w:val="34891D72"/>
+    <w:multiLevelType w:val="hybridMultilevel"/>
+    <w:tmpl w:val="916C83A6"/>
+    <w:lvl w:ilvl="0" w:tplc="62AAAC7C">
+      <w:numFmt w:val="bullet"/>
+      <w:lvlText w:val="-"/>
+      <w:lvlJc w:val="left"/>
+      <w:pPr>
+        <w:ind w:left="720" w:hanging="360"/>
+      </w:pPr>
+      <w:rPr>
+        <w:rFonts w:ascii="Calibri" w:eastAsiaTheme="minorHAnsi" w:hAnsi="Calibri" w:cs="Calibri" w:hint="default"/>
+      </w:rPr>
+    </w:lvl>
+    <w:lvl w:ilvl="1" w:tplc="100C0003" w:tentative="1">
+      <w:start w:val="1"/>
+      <w:numFmt w:val="bullet"/>
+      <w:lvlText w:val="o"/>
+      <w:lvlJc w:val="left"/>
+      <w:pPr>
+        <w:ind w:left="1440" w:hanging="360"/>
+      </w:pPr>
+      <w:rPr>
+        <w:rFonts w:ascii="Courier New" w:hAnsi="Courier New" w:cs="Courier New" w:hint="default"/>
+      </w:rPr>
+    </w:lvl>
+    <w:lvl w:ilvl="2" w:tplc="100C0005" w:tentative="1">
+      <w:start w:val="1"/>
+      <w:numFmt w:val="bullet"/>
+      <w:lvlText w:val=""/>
+      <w:lvlJc w:val="left"/>
+      <w:pPr>
+        <w:ind w:left="2160" w:hanging="360"/>
+      </w:pPr>
+      <w:rPr>
+        <w:rFonts w:ascii="Wingdings" w:hAnsi="Wingdings" w:hint="default"/>
+      </w:rPr>
+    </w:lvl>
+    <w:lvl w:ilvl="3" w:tplc="100C0001" w:tentative="1">
+      <w:start w:val="1"/>
+      <w:numFmt w:val="bullet"/>
+      <w:lvlText w:val=""/>
+      <w:lvlJc w:val="left"/>
+      <w:pPr>
+        <w:ind w:left="2880" w:hanging="360"/>
+      </w:pPr>
+      <w:rPr>
+        <w:rFonts w:ascii="Symbol" w:hAnsi="Symbol" w:hint="default"/>
+      </w:rPr>
+    </w:lvl>
+    <w:lvl w:ilvl="4" w:tplc="100C0003" w:tentative="1">
+      <w:start w:val="1"/>
+      <w:numFmt w:val="bullet"/>
+      <w:lvlText w:val="o"/>
+      <w:lvlJc w:val="left"/>
+      <w:pPr>
+        <w:ind w:left="3600" w:hanging="360"/>
+      </w:pPr>
+      <w:rPr>
+        <w:rFonts w:ascii="Courier New" w:hAnsi="Courier New" w:cs="Courier New" w:hint="default"/>
+      </w:rPr>
+    </w:lvl>
+    <w:lvl w:ilvl="5" w:tplc="100C0005" w:tentative="1">
+      <w:start w:val="1"/>
+      <w:numFmt w:val="bullet"/>
+      <w:lvlText w:val=""/>
+      <w:lvlJc w:val="left"/>
+      <w:pPr>
+        <w:ind w:left="4320" w:hanging="360"/>
+      </w:pPr>
+      <w:rPr>
+        <w:rFonts w:ascii="Wingdings" w:hAnsi="Wingdings" w:hint="default"/>
+      </w:rPr>
+    </w:lvl>
+    <w:lvl w:ilvl="6" w:tplc="100C0001" w:tentative="1">
+      <w:start w:val="1"/>
+      <w:numFmt w:val="bullet"/>
+      <w:lvlText w:val=""/>
+      <w:lvlJc w:val="left"/>
+      <w:pPr>
+        <w:ind w:left="5040" w:hanging="360"/>
+      </w:pPr>
+      <w:rPr>
+        <w:rFonts w:ascii="Symbol" w:hAnsi="Symbol" w:hint="default"/>
+      </w:rPr>
+    </w:lvl>
+    <w:lvl w:ilvl="7" w:tplc="100C0003" w:tentative="1">
+      <w:start w:val="1"/>
+      <w:numFmt w:val="bullet"/>
+      <w:lvlText w:val="o"/>
+      <w:lvlJc w:val="left"/>
+      <w:pPr>
+        <w:ind w:left="5760" w:hanging="360"/>
+      </w:pPr>
+      <w:rPr>
+        <w:rFonts w:ascii="Courier New" w:hAnsi="Courier New" w:cs="Courier New" w:hint="default"/>
+      </w:rPr>
+    </w:lvl>
+    <w:lvl w:ilvl="8" w:tplc="100C0005" w:tentative="1">
+      <w:start w:val="1"/>
+      <w:numFmt w:val="bullet"/>
+      <w:lvlText w:val=""/>
+      <w:lvlJc w:val="left"/>
+      <w:pPr>
+        <w:ind w:left="6480" w:hanging="360"/>
+      </w:pPr>
+      <w:rPr>
+        <w:rFonts w:ascii="Wingdings" w:hAnsi="Wingdings" w:hint="default"/>
+      </w:rPr>
+    </w:lvl>
+  </w:abstractNum>
+  <w:abstractNum w:abstractNumId="8" w15:restartNumberingAfterBreak="0">
     <w:nsid w:val="3D8556F6"/>
     <w:multiLevelType w:val="hybridMultilevel"/>
     <w:tmpl w:val="2B92F014"/>
@@ -13016,7 +16789,7 @@
       </w:pPr>
     </w:lvl>
   </w:abstractNum>
-  <w:abstractNum w:abstractNumId="8" w15:restartNumberingAfterBreak="0">
+  <w:abstractNum w:abstractNumId="9" w15:restartNumberingAfterBreak="0">
     <w:nsid w:val="3DE24D8C"/>
     <w:multiLevelType w:val="hybridMultilevel"/>
     <w:tmpl w:val="FF425546"/>
@@ -13105,7 +16878,7 @@
       </w:pPr>
     </w:lvl>
   </w:abstractNum>
-  <w:abstractNum w:abstractNumId="9" w15:restartNumberingAfterBreak="0">
+  <w:abstractNum w:abstractNumId="10" w15:restartNumberingAfterBreak="0">
     <w:nsid w:val="409D0152"/>
     <w:multiLevelType w:val="hybridMultilevel"/>
     <w:tmpl w:val="ECCAA098"/>
@@ -13194,7 +16967,7 @@
       </w:pPr>
     </w:lvl>
   </w:abstractNum>
-  <w:abstractNum w:abstractNumId="10" w15:restartNumberingAfterBreak="0">
+  <w:abstractNum w:abstractNumId="11" w15:restartNumberingAfterBreak="0">
     <w:nsid w:val="40F656A2"/>
     <w:multiLevelType w:val="hybridMultilevel"/>
     <w:tmpl w:val="6C8EE962"/>
@@ -13283,7 +17056,7 @@
       </w:pPr>
     </w:lvl>
   </w:abstractNum>
-  <w:abstractNum w:abstractNumId="11" w15:restartNumberingAfterBreak="0">
+  <w:abstractNum w:abstractNumId="12" w15:restartNumberingAfterBreak="0">
     <w:nsid w:val="424E5DC6"/>
     <w:multiLevelType w:val="multilevel"/>
     <w:tmpl w:val="0BEE03FA"/>
@@ -13404,7 +17177,7 @@
       </w:rPr>
     </w:lvl>
   </w:abstractNum>
-  <w:abstractNum w:abstractNumId="12" w15:restartNumberingAfterBreak="0">
+  <w:abstractNum w:abstractNumId="13" w15:restartNumberingAfterBreak="0">
     <w:nsid w:val="435A14FD"/>
     <w:multiLevelType w:val="hybridMultilevel"/>
     <w:tmpl w:val="12024242"/>
@@ -13493,7 +17266,7 @@
       </w:pPr>
     </w:lvl>
   </w:abstractNum>
-  <w:abstractNum w:abstractNumId="13" w15:restartNumberingAfterBreak="0">
+  <w:abstractNum w:abstractNumId="14" w15:restartNumberingAfterBreak="0">
     <w:nsid w:val="43FD7D02"/>
     <w:multiLevelType w:val="multilevel"/>
     <w:tmpl w:val="03D0C400"/>
@@ -13642,7 +17415,7 @@
       </w:rPr>
     </w:lvl>
   </w:abstractNum>
-  <w:abstractNum w:abstractNumId="14" w15:restartNumberingAfterBreak="0">
+  <w:abstractNum w:abstractNumId="15" w15:restartNumberingAfterBreak="0">
     <w:nsid w:val="46B24CA1"/>
     <w:multiLevelType w:val="hybridMultilevel"/>
     <w:tmpl w:val="DE90EB9E"/>
@@ -13755,7 +17528,7 @@
       </w:rPr>
     </w:lvl>
   </w:abstractNum>
-  <w:abstractNum w:abstractNumId="15" w15:restartNumberingAfterBreak="0">
+  <w:abstractNum w:abstractNumId="16" w15:restartNumberingAfterBreak="0">
     <w:nsid w:val="478A4B74"/>
     <w:multiLevelType w:val="hybridMultilevel"/>
     <w:tmpl w:val="B998A850"/>
@@ -13868,7 +17641,7 @@
       </w:rPr>
     </w:lvl>
   </w:abstractNum>
-  <w:abstractNum w:abstractNumId="16" w15:restartNumberingAfterBreak="0">
+  <w:abstractNum w:abstractNumId="17" w15:restartNumberingAfterBreak="0">
     <w:nsid w:val="48F46E3E"/>
     <w:multiLevelType w:val="hybridMultilevel"/>
     <w:tmpl w:val="349CCD44"/>
@@ -13981,7 +17754,7 @@
       </w:rPr>
     </w:lvl>
   </w:abstractNum>
-  <w:abstractNum w:abstractNumId="17" w15:restartNumberingAfterBreak="0">
+  <w:abstractNum w:abstractNumId="18" w15:restartNumberingAfterBreak="0">
     <w:nsid w:val="49951C97"/>
     <w:multiLevelType w:val="hybridMultilevel"/>
     <w:tmpl w:val="2B92F014"/>
@@ -14074,7 +17847,7 @@
       </w:pPr>
     </w:lvl>
   </w:abstractNum>
-  <w:abstractNum w:abstractNumId="18" w15:restartNumberingAfterBreak="0">
+  <w:abstractNum w:abstractNumId="19" w15:restartNumberingAfterBreak="0">
     <w:nsid w:val="4B2A3EFE"/>
     <w:multiLevelType w:val="hybridMultilevel"/>
     <w:tmpl w:val="903CE718"/>
@@ -14187,7 +17960,7 @@
       </w:rPr>
     </w:lvl>
   </w:abstractNum>
-  <w:abstractNum w:abstractNumId="19" w15:restartNumberingAfterBreak="0">
+  <w:abstractNum w:abstractNumId="20" w15:restartNumberingAfterBreak="0">
     <w:nsid w:val="4CBC1CBB"/>
     <w:multiLevelType w:val="hybridMultilevel"/>
     <w:tmpl w:val="2B92F014"/>
@@ -14280,7 +18053,7 @@
       </w:pPr>
     </w:lvl>
   </w:abstractNum>
-  <w:abstractNum w:abstractNumId="20" w15:restartNumberingAfterBreak="0">
+  <w:abstractNum w:abstractNumId="21" w15:restartNumberingAfterBreak="0">
     <w:nsid w:val="5222170D"/>
     <w:multiLevelType w:val="hybridMultilevel"/>
     <w:tmpl w:val="FE886AB4"/>
@@ -14393,7 +18166,7 @@
       </w:rPr>
     </w:lvl>
   </w:abstractNum>
-  <w:abstractNum w:abstractNumId="21" w15:restartNumberingAfterBreak="0">
+  <w:abstractNum w:abstractNumId="22" w15:restartNumberingAfterBreak="0">
     <w:nsid w:val="525D72F2"/>
     <w:multiLevelType w:val="multilevel"/>
     <w:tmpl w:val="0BEE03FA"/>
@@ -14514,7 +18287,7 @@
       </w:rPr>
     </w:lvl>
   </w:abstractNum>
-  <w:abstractNum w:abstractNumId="22" w15:restartNumberingAfterBreak="0">
+  <w:abstractNum w:abstractNumId="23" w15:restartNumberingAfterBreak="0">
     <w:nsid w:val="52FE2E9D"/>
     <w:multiLevelType w:val="hybridMultilevel"/>
     <w:tmpl w:val="59CE9F8A"/>
@@ -14603,7 +18376,7 @@
       </w:pPr>
     </w:lvl>
   </w:abstractNum>
-  <w:abstractNum w:abstractNumId="23" w15:restartNumberingAfterBreak="0">
+  <w:abstractNum w:abstractNumId="24" w15:restartNumberingAfterBreak="0">
     <w:nsid w:val="54F575DD"/>
     <w:multiLevelType w:val="hybridMultilevel"/>
     <w:tmpl w:val="72187D18"/>
@@ -14692,7 +18465,7 @@
       </w:pPr>
     </w:lvl>
   </w:abstractNum>
-  <w:abstractNum w:abstractNumId="24" w15:restartNumberingAfterBreak="0">
+  <w:abstractNum w:abstractNumId="25" w15:restartNumberingAfterBreak="0">
     <w:nsid w:val="578711DF"/>
     <w:multiLevelType w:val="hybridMultilevel"/>
     <w:tmpl w:val="2B92F014"/>
@@ -14785,7 +18558,7 @@
       </w:pPr>
     </w:lvl>
   </w:abstractNum>
-  <w:abstractNum w:abstractNumId="25" w15:restartNumberingAfterBreak="0">
+  <w:abstractNum w:abstractNumId="26" w15:restartNumberingAfterBreak="0">
     <w:nsid w:val="592C3193"/>
     <w:multiLevelType w:val="hybridMultilevel"/>
     <w:tmpl w:val="3B38282A"/>
@@ -14874,7 +18647,7 @@
       </w:pPr>
     </w:lvl>
   </w:abstractNum>
-  <w:abstractNum w:abstractNumId="26" w15:restartNumberingAfterBreak="0">
+  <w:abstractNum w:abstractNumId="27" w15:restartNumberingAfterBreak="0">
     <w:nsid w:val="5A4F4CA5"/>
     <w:multiLevelType w:val="hybridMultilevel"/>
     <w:tmpl w:val="1CA08AB8"/>
@@ -14963,7 +18736,7 @@
       </w:pPr>
     </w:lvl>
   </w:abstractNum>
-  <w:abstractNum w:abstractNumId="27" w15:restartNumberingAfterBreak="0">
+  <w:abstractNum w:abstractNumId="28" w15:restartNumberingAfterBreak="0">
     <w:nsid w:val="5A6C2FB3"/>
     <w:multiLevelType w:val="hybridMultilevel"/>
     <w:tmpl w:val="E7A0842C"/>
@@ -15052,7 +18825,7 @@
       </w:pPr>
     </w:lvl>
   </w:abstractNum>
-  <w:abstractNum w:abstractNumId="28" w15:restartNumberingAfterBreak="0">
+  <w:abstractNum w:abstractNumId="29" w15:restartNumberingAfterBreak="0">
     <w:nsid w:val="610A74DC"/>
     <w:multiLevelType w:val="hybridMultilevel"/>
     <w:tmpl w:val="2B92F014"/>
@@ -15145,7 +18918,7 @@
       </w:pPr>
     </w:lvl>
   </w:abstractNum>
-  <w:abstractNum w:abstractNumId="29" w15:restartNumberingAfterBreak="0">
+  <w:abstractNum w:abstractNumId="30" w15:restartNumberingAfterBreak="0">
     <w:nsid w:val="67B44202"/>
     <w:multiLevelType w:val="hybridMultilevel"/>
     <w:tmpl w:val="2B92F014"/>
@@ -15238,7 +19011,7 @@
       </w:pPr>
     </w:lvl>
   </w:abstractNum>
-  <w:abstractNum w:abstractNumId="30" w15:restartNumberingAfterBreak="0">
+  <w:abstractNum w:abstractNumId="31" w15:restartNumberingAfterBreak="0">
     <w:nsid w:val="69664C5E"/>
     <w:multiLevelType w:val="multilevel"/>
     <w:tmpl w:val="0BEE03FA"/>
@@ -15359,7 +19132,7 @@
       </w:rPr>
     </w:lvl>
   </w:abstractNum>
-  <w:abstractNum w:abstractNumId="31" w15:restartNumberingAfterBreak="0">
+  <w:abstractNum w:abstractNumId="32" w15:restartNumberingAfterBreak="0">
     <w:nsid w:val="6B3F167A"/>
     <w:multiLevelType w:val="multilevel"/>
     <w:tmpl w:val="C39A5F60"/>
@@ -15480,7 +19253,7 @@
       </w:rPr>
     </w:lvl>
   </w:abstractNum>
-  <w:abstractNum w:abstractNumId="32" w15:restartNumberingAfterBreak="0">
+  <w:abstractNum w:abstractNumId="33" w15:restartNumberingAfterBreak="0">
     <w:nsid w:val="70BF0E87"/>
     <w:multiLevelType w:val="multilevel"/>
     <w:tmpl w:val="0BEE03FA"/>
@@ -15601,7 +19374,7 @@
       </w:rPr>
     </w:lvl>
   </w:abstractNum>
-  <w:abstractNum w:abstractNumId="33" w15:restartNumberingAfterBreak="0">
+  <w:abstractNum w:abstractNumId="34" w15:restartNumberingAfterBreak="0">
     <w:nsid w:val="71EE12BC"/>
     <w:multiLevelType w:val="multilevel"/>
     <w:tmpl w:val="6510A72A"/>
@@ -15748,120 +19521,119 @@
       </w:rPr>
     </w:lvl>
   </w:abstractNum>
-  <w:abstractNum w:abstractNumId="34" w15:restartNumberingAfterBreak="0">
+  <w:abstractNum w:abstractNumId="35" w15:restartNumberingAfterBreak="0">
     <w:nsid w:val="76CD79AE"/>
     <w:multiLevelType w:val="hybridMultilevel"/>
-    <w:tmpl w:val="C58AD834"/>
-    <w:lvl w:ilvl="0" w:tplc="100C0001">
+    <w:tmpl w:val="3006C0B0"/>
+    <w:lvl w:ilvl="0" w:tplc="62AAAC7C">
+      <w:numFmt w:val="bullet"/>
+      <w:lvlText w:val="-"/>
+      <w:lvlJc w:val="left"/>
+      <w:pPr>
+        <w:ind w:left="720" w:hanging="360"/>
+      </w:pPr>
+      <w:rPr>
+        <w:rFonts w:ascii="Calibri" w:eastAsiaTheme="minorHAnsi" w:hAnsi="Calibri" w:cs="Calibri" w:hint="default"/>
+      </w:rPr>
+    </w:lvl>
+    <w:lvl w:ilvl="1" w:tplc="100C0003" w:tentative="1">
+      <w:start w:val="1"/>
+      <w:numFmt w:val="bullet"/>
+      <w:lvlText w:val="o"/>
+      <w:lvlJc w:val="left"/>
+      <w:pPr>
+        <w:ind w:left="1440" w:hanging="360"/>
+      </w:pPr>
+      <w:rPr>
+        <w:rFonts w:ascii="Courier New" w:hAnsi="Courier New" w:cs="Courier New" w:hint="default"/>
+      </w:rPr>
+    </w:lvl>
+    <w:lvl w:ilvl="2" w:tplc="100C0005" w:tentative="1">
+      <w:start w:val="1"/>
+      <w:numFmt w:val="bullet"/>
+      <w:lvlText w:val=""/>
+      <w:lvlJc w:val="left"/>
+      <w:pPr>
+        <w:ind w:left="2160" w:hanging="360"/>
+      </w:pPr>
+      <w:rPr>
+        <w:rFonts w:ascii="Wingdings" w:hAnsi="Wingdings" w:hint="default"/>
+      </w:rPr>
+    </w:lvl>
+    <w:lvl w:ilvl="3" w:tplc="100C0001" w:tentative="1">
       <w:start w:val="1"/>
       <w:numFmt w:val="bullet"/>
       <w:lvlText w:val=""/>
       <w:lvlJc w:val="left"/>
       <w:pPr>
-        <w:ind w:left="720" w:hanging="360"/>
+        <w:ind w:left="2880" w:hanging="360"/>
       </w:pPr>
       <w:rPr>
         <w:rFonts w:ascii="Symbol" w:hAnsi="Symbol" w:hint="default"/>
       </w:rPr>
     </w:lvl>
-    <w:lvl w:ilvl="1" w:tplc="100C0003" w:tentative="1">
+    <w:lvl w:ilvl="4" w:tplc="100C0003" w:tentative="1">
       <w:start w:val="1"/>
       <w:numFmt w:val="bullet"/>
       <w:lvlText w:val="o"/>
       <w:lvlJc w:val="left"/>
       <w:pPr>
-        <w:ind w:left="1440" w:hanging="360"/>
+        <w:ind w:left="3600" w:hanging="360"/>
       </w:pPr>
       <w:rPr>
         <w:rFonts w:ascii="Courier New" w:hAnsi="Courier New" w:cs="Courier New" w:hint="default"/>
       </w:rPr>
     </w:lvl>
-    <w:lvl w:ilvl="2" w:tplc="100C0005" w:tentative="1">
+    <w:lvl w:ilvl="5" w:tplc="100C0005" w:tentative="1">
       <w:start w:val="1"/>
       <w:numFmt w:val="bullet"/>
       <w:lvlText w:val=""/>
       <w:lvlJc w:val="left"/>
       <w:pPr>
-        <w:ind w:left="2160" w:hanging="360"/>
+        <w:ind w:left="4320" w:hanging="360"/>
       </w:pPr>
       <w:rPr>
         <w:rFonts w:ascii="Wingdings" w:hAnsi="Wingdings" w:hint="default"/>
       </w:rPr>
     </w:lvl>
-    <w:lvl w:ilvl="3" w:tplc="100C0001" w:tentative="1">
+    <w:lvl w:ilvl="6" w:tplc="100C0001" w:tentative="1">
       <w:start w:val="1"/>
       <w:numFmt w:val="bullet"/>
       <w:lvlText w:val=""/>
       <w:lvlJc w:val="left"/>
       <w:pPr>
-        <w:ind w:left="2880" w:hanging="360"/>
+        <w:ind w:left="5040" w:hanging="360"/>
       </w:pPr>
       <w:rPr>
         <w:rFonts w:ascii="Symbol" w:hAnsi="Symbol" w:hint="default"/>
       </w:rPr>
     </w:lvl>
-    <w:lvl w:ilvl="4" w:tplc="100C0003" w:tentative="1">
+    <w:lvl w:ilvl="7" w:tplc="100C0003" w:tentative="1">
       <w:start w:val="1"/>
       <w:numFmt w:val="bullet"/>
       <w:lvlText w:val="o"/>
       <w:lvlJc w:val="left"/>
       <w:pPr>
-        <w:ind w:left="3600" w:hanging="360"/>
+        <w:ind w:left="5760" w:hanging="360"/>
       </w:pPr>
       <w:rPr>
         <w:rFonts w:ascii="Courier New" w:hAnsi="Courier New" w:cs="Courier New" w:hint="default"/>
       </w:rPr>
     </w:lvl>
-    <w:lvl w:ilvl="5" w:tplc="100C0005" w:tentative="1">
+    <w:lvl w:ilvl="8" w:tplc="100C0005" w:tentative="1">
       <w:start w:val="1"/>
       <w:numFmt w:val="bullet"/>
       <w:lvlText w:val=""/>
       <w:lvlJc w:val="left"/>
       <w:pPr>
-        <w:ind w:left="4320" w:hanging="360"/>
+        <w:ind w:left="6480" w:hanging="360"/>
       </w:pPr>
       <w:rPr>
         <w:rFonts w:ascii="Wingdings" w:hAnsi="Wingdings" w:hint="default"/>
       </w:rPr>
     </w:lvl>
-    <w:lvl w:ilvl="6" w:tplc="100C0001" w:tentative="1">
-      <w:start w:val="1"/>
-      <w:numFmt w:val="bullet"/>
-      <w:lvlText w:val=""/>
-      <w:lvlJc w:val="left"/>
-      <w:pPr>
-        <w:ind w:left="5040" w:hanging="360"/>
-      </w:pPr>
-      <w:rPr>
-        <w:rFonts w:ascii="Symbol" w:hAnsi="Symbol" w:hint="default"/>
-      </w:rPr>
-    </w:lvl>
-    <w:lvl w:ilvl="7" w:tplc="100C0003" w:tentative="1">
-      <w:start w:val="1"/>
-      <w:numFmt w:val="bullet"/>
-      <w:lvlText w:val="o"/>
-      <w:lvlJc w:val="left"/>
-      <w:pPr>
-        <w:ind w:left="5760" w:hanging="360"/>
-      </w:pPr>
-      <w:rPr>
-        <w:rFonts w:ascii="Courier New" w:hAnsi="Courier New" w:cs="Courier New" w:hint="default"/>
-      </w:rPr>
-    </w:lvl>
-    <w:lvl w:ilvl="8" w:tplc="100C0005" w:tentative="1">
-      <w:start w:val="1"/>
-      <w:numFmt w:val="bullet"/>
-      <w:lvlText w:val=""/>
-      <w:lvlJc w:val="left"/>
-      <w:pPr>
-        <w:ind w:left="6480" w:hanging="360"/>
-      </w:pPr>
-      <w:rPr>
-        <w:rFonts w:ascii="Wingdings" w:hAnsi="Wingdings" w:hint="default"/>
-      </w:rPr>
-    </w:lvl>
   </w:abstractNum>
-  <w:abstractNum w:abstractNumId="35" w15:restartNumberingAfterBreak="0">
+  <w:abstractNum w:abstractNumId="36" w15:restartNumberingAfterBreak="0">
     <w:nsid w:val="77747E30"/>
     <w:multiLevelType w:val="hybridMultilevel"/>
     <w:tmpl w:val="2B92F014"/>
@@ -15954,7 +19726,7 @@
       </w:pPr>
     </w:lvl>
   </w:abstractNum>
-  <w:abstractNum w:abstractNumId="36" w15:restartNumberingAfterBreak="0">
+  <w:abstractNum w:abstractNumId="37" w15:restartNumberingAfterBreak="0">
     <w:nsid w:val="79132CA3"/>
     <w:multiLevelType w:val="hybridMultilevel"/>
     <w:tmpl w:val="2B92F014"/>
@@ -16047,7 +19819,7 @@
       </w:pPr>
     </w:lvl>
   </w:abstractNum>
-  <w:abstractNum w:abstractNumId="37" w15:restartNumberingAfterBreak="0">
+  <w:abstractNum w:abstractNumId="38" w15:restartNumberingAfterBreak="0">
     <w:nsid w:val="7CB45ADD"/>
     <w:multiLevelType w:val="hybridMultilevel"/>
     <w:tmpl w:val="F7DAF148"/>
@@ -16136,7 +19908,7 @@
       </w:pPr>
     </w:lvl>
   </w:abstractNum>
-  <w:abstractNum w:abstractNumId="38" w15:restartNumberingAfterBreak="0">
+  <w:abstractNum w:abstractNumId="39" w15:restartNumberingAfterBreak="0">
     <w:nsid w:val="7D161309"/>
     <w:multiLevelType w:val="hybridMultilevel"/>
     <w:tmpl w:val="2C46CF0C"/>
@@ -16225,7 +19997,7 @@
       </w:pPr>
     </w:lvl>
   </w:abstractNum>
-  <w:abstractNum w:abstractNumId="39" w15:restartNumberingAfterBreak="0">
+  <w:abstractNum w:abstractNumId="40" w15:restartNumberingAfterBreak="0">
     <w:nsid w:val="7DD06170"/>
     <w:multiLevelType w:val="multilevel"/>
     <w:tmpl w:val="0BEE03FA"/>
@@ -16347,46 +20119,46 @@
     </w:lvl>
   </w:abstractNum>
   <w:num w:numId="1" w16cid:durableId="886915133">
-    <w:abstractNumId w:val="32"/>
+    <w:abstractNumId w:val="33"/>
   </w:num>
   <w:num w:numId="2" w16cid:durableId="260184172">
-    <w:abstractNumId w:val="38"/>
+    <w:abstractNumId w:val="39"/>
   </w:num>
   <w:num w:numId="3" w16cid:durableId="1738160831">
     <w:abstractNumId w:val="1"/>
   </w:num>
   <w:num w:numId="4" w16cid:durableId="2002734290">
-    <w:abstractNumId w:val="31"/>
+    <w:abstractNumId w:val="32"/>
   </w:num>
   <w:num w:numId="5" w16cid:durableId="1966042056">
+    <w:abstractNumId w:val="27"/>
+  </w:num>
+  <w:num w:numId="6" w16cid:durableId="250549568">
+    <w:abstractNumId w:val="28"/>
+  </w:num>
+  <w:num w:numId="7" w16cid:durableId="1322662321">
+    <w:abstractNumId w:val="11"/>
+  </w:num>
+  <w:num w:numId="8" w16cid:durableId="1139374756">
+    <w:abstractNumId w:val="24"/>
+  </w:num>
+  <w:num w:numId="9" w16cid:durableId="1418283196">
     <w:abstractNumId w:val="26"/>
   </w:num>
-  <w:num w:numId="6" w16cid:durableId="250549568">
-    <w:abstractNumId w:val="27"/>
+  <w:num w:numId="10" w16cid:durableId="317924423">
+    <w:abstractNumId w:val="9"/>
   </w:num>
-  <w:num w:numId="7" w16cid:durableId="1322662321">
+  <w:num w:numId="11" w16cid:durableId="1052847847">
+    <w:abstractNumId w:val="23"/>
+  </w:num>
+  <w:num w:numId="12" w16cid:durableId="752707573">
     <w:abstractNumId w:val="10"/>
   </w:num>
-  <w:num w:numId="8" w16cid:durableId="1139374756">
-    <w:abstractNumId w:val="23"/>
-  </w:num>
-  <w:num w:numId="9" w16cid:durableId="1418283196">
-    <w:abstractNumId w:val="25"/>
-  </w:num>
-  <w:num w:numId="10" w16cid:durableId="317924423">
-    <w:abstractNumId w:val="8"/>
-  </w:num>
-  <w:num w:numId="11" w16cid:durableId="1052847847">
-    <w:abstractNumId w:val="22"/>
-  </w:num>
-  <w:num w:numId="12" w16cid:durableId="752707573">
-    <w:abstractNumId w:val="9"/>
-  </w:num>
   <w:num w:numId="13" w16cid:durableId="728310756">
-    <w:abstractNumId w:val="37"/>
+    <w:abstractNumId w:val="38"/>
   </w:num>
   <w:num w:numId="14" w16cid:durableId="1184242767">
-    <w:abstractNumId w:val="12"/>
+    <w:abstractNumId w:val="13"/>
   </w:num>
   <w:num w:numId="15" w16cid:durableId="559942666">
     <w:abstractNumId w:val="0"/>
@@ -16395,43 +20167,43 @@
     <w:abstractNumId w:val="3"/>
   </w:num>
   <w:num w:numId="17" w16cid:durableId="1322198190">
-    <w:abstractNumId w:val="34"/>
+    <w:abstractNumId w:val="35"/>
   </w:num>
   <w:num w:numId="18" w16cid:durableId="1765344956">
-    <w:abstractNumId w:val="30"/>
+    <w:abstractNumId w:val="31"/>
   </w:num>
   <w:num w:numId="19" w16cid:durableId="94058861">
-    <w:abstractNumId w:val="13"/>
+    <w:abstractNumId w:val="14"/>
   </w:num>
   <w:num w:numId="20" w16cid:durableId="1624732961">
-    <w:abstractNumId w:val="15"/>
+    <w:abstractNumId w:val="16"/>
   </w:num>
   <w:num w:numId="21" w16cid:durableId="1951811259">
-    <w:abstractNumId w:val="33"/>
+    <w:abstractNumId w:val="34"/>
   </w:num>
   <w:num w:numId="22" w16cid:durableId="2018775070">
     <w:abstractNumId w:val="4"/>
   </w:num>
   <w:num w:numId="23" w16cid:durableId="1697003653">
+    <w:abstractNumId w:val="20"/>
+  </w:num>
+  <w:num w:numId="24" w16cid:durableId="156461198">
     <w:abstractNumId w:val="19"/>
   </w:num>
-  <w:num w:numId="24" w16cid:durableId="156461198">
+  <w:num w:numId="25" w16cid:durableId="1929775492">
+    <w:abstractNumId w:val="29"/>
+  </w:num>
+  <w:num w:numId="26" w16cid:durableId="166945697">
     <w:abstractNumId w:val="18"/>
   </w:num>
-  <w:num w:numId="25" w16cid:durableId="1929775492">
-    <w:abstractNumId w:val="28"/>
-  </w:num>
-  <w:num w:numId="26" w16cid:durableId="166945697">
-    <w:abstractNumId w:val="17"/>
-  </w:num>
   <w:num w:numId="27" w16cid:durableId="1953780169">
-    <w:abstractNumId w:val="20"/>
+    <w:abstractNumId w:val="21"/>
   </w:num>
   <w:num w:numId="28" w16cid:durableId="1381319592">
-    <w:abstractNumId w:val="24"/>
+    <w:abstractNumId w:val="25"/>
   </w:num>
   <w:num w:numId="29" w16cid:durableId="1960063324">
-    <w:abstractNumId w:val="7"/>
+    <w:abstractNumId w:val="8"/>
   </w:num>
   <w:num w:numId="30" w16cid:durableId="339622539">
     <w:abstractNumId w:val="2"/>
@@ -16440,31 +20212,34 @@
     <w:abstractNumId w:val="6"/>
   </w:num>
   <w:num w:numId="32" w16cid:durableId="1754820169">
-    <w:abstractNumId w:val="14"/>
+    <w:abstractNumId w:val="15"/>
   </w:num>
   <w:num w:numId="33" w16cid:durableId="461193761">
-    <w:abstractNumId w:val="36"/>
+    <w:abstractNumId w:val="37"/>
   </w:num>
   <w:num w:numId="34" w16cid:durableId="1404841063">
     <w:abstractNumId w:val="5"/>
   </w:num>
   <w:num w:numId="35" w16cid:durableId="1534229671">
-    <w:abstractNumId w:val="35"/>
+    <w:abstractNumId w:val="36"/>
   </w:num>
   <w:num w:numId="36" w16cid:durableId="308829174">
-    <w:abstractNumId w:val="29"/>
+    <w:abstractNumId w:val="30"/>
   </w:num>
   <w:num w:numId="37" w16cid:durableId="1913806730">
-    <w:abstractNumId w:val="21"/>
+    <w:abstractNumId w:val="22"/>
   </w:num>
   <w:num w:numId="38" w16cid:durableId="1117986743">
-    <w:abstractNumId w:val="39"/>
+    <w:abstractNumId w:val="40"/>
   </w:num>
   <w:num w:numId="39" w16cid:durableId="914708207">
-    <w:abstractNumId w:val="11"/>
+    <w:abstractNumId w:val="12"/>
   </w:num>
   <w:num w:numId="40" w16cid:durableId="983583283">
-    <w:abstractNumId w:val="16"/>
+    <w:abstractNumId w:val="17"/>
+  </w:num>
+  <w:num w:numId="41" w16cid:durableId="217478860">
+    <w:abstractNumId w:val="7"/>
   </w:num>
 </w:numbering>
 </file>

--- a/WIP/rapport de projet/Rapport de projet test.docx
+++ b/WIP/rapport de projet/Rapport de projet test.docx
@@ -211,7 +211,7 @@
                     <w:noProof/>
                     <w:webHidden/>
                   </w:rPr>
-                  <w:t>3</w:t>
+                  <w:t>2</w:t>
                 </w:r>
                 <w:r>
                   <w:rPr>
@@ -299,7 +299,7 @@
                     <w:noProof/>
                     <w:webHidden/>
                   </w:rPr>
-                  <w:t>3</w:t>
+                  <w:t>2</w:t>
                 </w:r>
                 <w:r>
                   <w:rPr>
@@ -387,7 +387,7 @@
                     <w:noProof/>
                     <w:webHidden/>
                   </w:rPr>
-                  <w:t>3</w:t>
+                  <w:t>2</w:t>
                 </w:r>
                 <w:r>
                   <w:rPr>
@@ -475,7 +475,7 @@
                     <w:noProof/>
                     <w:webHidden/>
                   </w:rPr>
-                  <w:t>3</w:t>
+                  <w:t>2</w:t>
                 </w:r>
                 <w:r>
                   <w:rPr>
@@ -563,7 +563,7 @@
                     <w:noProof/>
                     <w:webHidden/>
                   </w:rPr>
-                  <w:t>3</w:t>
+                  <w:t>2</w:t>
                 </w:r>
                 <w:r>
                   <w:rPr>
@@ -652,7 +652,7 @@
                     <w:noProof/>
                     <w:webHidden/>
                   </w:rPr>
-                  <w:t>4</w:t>
+                  <w:t>3</w:t>
                 </w:r>
                 <w:r>
                   <w:rPr>
@@ -740,7 +740,7 @@
                     <w:noProof/>
                     <w:webHidden/>
                   </w:rPr>
-                  <w:t>4</w:t>
+                  <w:t>3</w:t>
                 </w:r>
                 <w:r>
                   <w:rPr>
@@ -828,7 +828,7 @@
                     <w:noProof/>
                     <w:webHidden/>
                   </w:rPr>
-                  <w:t>5</w:t>
+                  <w:t>4</w:t>
                 </w:r>
                 <w:r>
                   <w:rPr>
@@ -916,7 +916,7 @@
                     <w:noProof/>
                     <w:webHidden/>
                   </w:rPr>
-                  <w:t>6</w:t>
+                  <w:t>5</w:t>
                 </w:r>
                 <w:r>
                   <w:rPr>
@@ -1004,7 +1004,7 @@
                     <w:noProof/>
                     <w:webHidden/>
                   </w:rPr>
-                  <w:t>8</w:t>
+                  <w:t>7</w:t>
                 </w:r>
                 <w:r>
                   <w:rPr>
@@ -1092,7 +1092,7 @@
                     <w:noProof/>
                     <w:webHidden/>
                   </w:rPr>
-                  <w:t>8</w:t>
+                  <w:t>7</w:t>
                 </w:r>
                 <w:r>
                   <w:rPr>
@@ -1180,7 +1180,7 @@
                     <w:noProof/>
                     <w:webHidden/>
                   </w:rPr>
-                  <w:t>9</w:t>
+                  <w:t>8</w:t>
                 </w:r>
                 <w:r>
                   <w:rPr>
@@ -1268,7 +1268,7 @@
                     <w:noProof/>
                     <w:webHidden/>
                   </w:rPr>
-                  <w:t>12</w:t>
+                  <w:t>11</w:t>
                 </w:r>
                 <w:r>
                   <w:rPr>
@@ -1356,7 +1356,7 @@
                     <w:noProof/>
                     <w:webHidden/>
                   </w:rPr>
-                  <w:t>16</w:t>
+                  <w:t>15</w:t>
                 </w:r>
                 <w:r>
                   <w:rPr>
@@ -1444,7 +1444,7 @@
                     <w:noProof/>
                     <w:webHidden/>
                   </w:rPr>
-                  <w:t>21</w:t>
+                  <w:t>20</w:t>
                 </w:r>
                 <w:r>
                   <w:rPr>
@@ -1532,7 +1532,7 @@
                     <w:noProof/>
                     <w:webHidden/>
                   </w:rPr>
-                  <w:t>22</w:t>
+                  <w:t>21</w:t>
                 </w:r>
                 <w:r>
                   <w:rPr>
@@ -1620,7 +1620,7 @@
                     <w:noProof/>
                     <w:webHidden/>
                   </w:rPr>
-                  <w:t>23</w:t>
+                  <w:t>21</w:t>
                 </w:r>
                 <w:r>
                   <w:rPr>
@@ -1708,7 +1708,7 @@
                     <w:noProof/>
                     <w:webHidden/>
                   </w:rPr>
-                  <w:t>23</w:t>
+                  <w:t>21</w:t>
                 </w:r>
                 <w:r>
                   <w:rPr>
@@ -1796,7 +1796,7 @@
                     <w:noProof/>
                     <w:webHidden/>
                   </w:rPr>
-                  <w:t>23</w:t>
+                  <w:t>24</w:t>
                 </w:r>
                 <w:r>
                   <w:rPr>
@@ -1884,7 +1884,7 @@
                     <w:noProof/>
                     <w:webHidden/>
                   </w:rPr>
-                  <w:t>23</w:t>
+                  <w:t>26</w:t>
                 </w:r>
                 <w:r>
                   <w:rPr>
@@ -1972,7 +1972,7 @@
                     <w:noProof/>
                     <w:webHidden/>
                   </w:rPr>
-                  <w:t>23</w:t>
+                  <w:t>27</w:t>
                 </w:r>
                 <w:r>
                   <w:rPr>
@@ -2060,7 +2060,7 @@
                     <w:noProof/>
                     <w:webHidden/>
                   </w:rPr>
-                  <w:t>23</w:t>
+                  <w:t>30</w:t>
                 </w:r>
                 <w:r>
                   <w:rPr>
@@ -2148,7 +2148,7 @@
                     <w:noProof/>
                     <w:webHidden/>
                   </w:rPr>
-                  <w:t>23</w:t>
+                  <w:t>32</w:t>
                 </w:r>
                 <w:r>
                   <w:rPr>
@@ -2236,7 +2236,7 @@
                     <w:noProof/>
                     <w:webHidden/>
                   </w:rPr>
-                  <w:t>23</w:t>
+                  <w:t>33</w:t>
                 </w:r>
                 <w:r>
                   <w:rPr>
@@ -2324,7 +2324,7 @@
                     <w:noProof/>
                     <w:webHidden/>
                   </w:rPr>
-                  <w:t>22</w:t>
+                  <w:t>34</w:t>
                 </w:r>
                 <w:r>
                   <w:rPr>
@@ -2412,7 +2412,7 @@
                     <w:noProof/>
                     <w:webHidden/>
                   </w:rPr>
-                  <w:t>22</w:t>
+                  <w:t>35</w:t>
                 </w:r>
                 <w:r>
                   <w:rPr>
@@ -2500,7 +2500,7 @@
                     <w:noProof/>
                     <w:webHidden/>
                   </w:rPr>
-                  <w:t>23</w:t>
+                  <w:t>35</w:t>
                 </w:r>
                 <w:r>
                   <w:rPr>
@@ -2588,7 +2588,7 @@
                     <w:noProof/>
                     <w:webHidden/>
                   </w:rPr>
-                  <w:t>23</w:t>
+                  <w:t>35</w:t>
                 </w:r>
                 <w:r>
                   <w:rPr>
@@ -2676,7 +2676,7 @@
                     <w:noProof/>
                     <w:webHidden/>
                   </w:rPr>
-                  <w:t>22</w:t>
+                  <w:t>36</w:t>
                 </w:r>
                 <w:r>
                   <w:rPr>
@@ -2764,7 +2764,7 @@
                     <w:noProof/>
                     <w:webHidden/>
                   </w:rPr>
-                  <w:t>22</w:t>
+                  <w:t>36</w:t>
                 </w:r>
                 <w:r>
                   <w:rPr>
@@ -2852,7 +2852,7 @@
                     <w:noProof/>
                     <w:webHidden/>
                   </w:rPr>
-                  <w:t>22</w:t>
+                  <w:t>36</w:t>
                 </w:r>
                 <w:r>
                   <w:rPr>
@@ -3851,6 +3851,24 @@
       <w:pPr>
         <w:ind w:left="360"/>
         <w:jc w:val="both"/>
+      </w:pPr>
+    </w:p>
+    <w:p>
+      <w:pPr>
+        <w:ind w:left="360"/>
+        <w:jc w:val="both"/>
+      </w:pPr>
+    </w:p>
+    <w:p>
+      <w:pPr>
+        <w:ind w:left="360"/>
+        <w:jc w:val="both"/>
+      </w:pPr>
+    </w:p>
+    <w:p>
+      <w:pPr>
+        <w:ind w:left="360"/>
+        <w:jc w:val="both"/>
         <w:rPr>
           <w:b/>
           <w:bCs/>
@@ -3871,6 +3889,7 @@
           <w:szCs w:val="26"/>
           <w:u w:val="single"/>
         </w:rPr>
+        <w:lastRenderedPageBreak/>
         <w:t>Objectifs</w:t>
       </w:r>
     </w:p>
@@ -3937,7 +3956,6 @@
         </w:rPr>
       </w:pPr>
       <w:r>
-        <w:lastRenderedPageBreak/>
         <w:t>Vérifier le bon fonctionnement complet du code via des test unitaire pour le backend.</w:t>
       </w:r>
     </w:p>
@@ -4446,16 +4464,6 @@
       <w:r>
         <w:t>100% des test unitaire réussis</w:t>
       </w:r>
-    </w:p>
-    <w:p>
-      <w:pPr>
-        <w:jc w:val="both"/>
-      </w:pPr>
-    </w:p>
-    <w:p>
-      <w:pPr>
-        <w:jc w:val="both"/>
-      </w:pPr>
     </w:p>
     <w:p>
       <w:pPr>
@@ -9435,6 +9443,41 @@
     </w:p>
     <w:p>
       <w:pPr>
+        <w:pStyle w:val="Paragraphedeliste"/>
+      </w:pPr>
+    </w:p>
+    <w:p>
+      <w:pPr>
+        <w:pStyle w:val="Paragraphedeliste"/>
+      </w:pPr>
+    </w:p>
+    <w:p>
+      <w:pPr>
+        <w:pStyle w:val="Paragraphedeliste"/>
+      </w:pPr>
+    </w:p>
+    <w:p>
+      <w:pPr>
+        <w:pStyle w:val="Paragraphedeliste"/>
+      </w:pPr>
+    </w:p>
+    <w:p>
+      <w:pPr>
+        <w:pStyle w:val="Paragraphedeliste"/>
+      </w:pPr>
+    </w:p>
+    <w:p>
+      <w:pPr>
+        <w:pStyle w:val="Paragraphedeliste"/>
+      </w:pPr>
+    </w:p>
+    <w:p>
+      <w:pPr>
+        <w:pStyle w:val="Paragraphedeliste"/>
+      </w:pPr>
+    </w:p>
+    <w:p>
+      <w:pPr>
         <w:ind w:firstLine="360"/>
         <w:rPr>
           <w:b/>
@@ -9456,6 +9499,7 @@
           <w:szCs w:val="26"/>
           <w:u w:val="single"/>
         </w:rPr>
+        <w:lastRenderedPageBreak/>
         <w:t xml:space="preserve">Modification d’un </w:t>
       </w:r>
       <w:proofErr w:type="spellStart"/>
@@ -9523,7 +9567,6 @@
         <w:pStyle w:val="Paragraphedeliste"/>
       </w:pPr>
       <w:r>
-        <w:lastRenderedPageBreak/>
         <w:drawing>
           <wp:inline distT="0" distB="0" distL="0" distR="0" wp14:anchorId="5C26BB2F" wp14:editId="54E7F3AF">
             <wp:extent cx="4153480" cy="1781424"/>
@@ -9569,16 +9612,6 @@
     <w:p>
       <w:pPr>
         <w:pStyle w:val="Paragraphedeliste"/>
-      </w:pPr>
-    </w:p>
-    <w:p>
-      <w:pPr>
-        <w:pStyle w:val="Paragraphedeliste"/>
-      </w:pPr>
-    </w:p>
-    <w:p>
-      <w:pPr>
-        <w:pStyle w:val="Paragraphedeliste"/>
         <w:numPr>
           <w:ilvl w:val="0"/>
           <w:numId w:val="17"/>
@@ -9823,16 +9856,6 @@
           </wp:inline>
         </w:drawing>
       </w:r>
-    </w:p>
-    <w:p>
-      <w:pPr>
-        <w:pStyle w:val="Paragraphedeliste"/>
-      </w:pPr>
-    </w:p>
-    <w:p>
-      <w:pPr>
-        <w:pStyle w:val="Paragraphedeliste"/>
-      </w:pPr>
     </w:p>
     <w:p>
       <w:pPr>
@@ -10991,6 +11014,7 @@
           <w:sz w:val="26"/>
           <w:szCs w:val="26"/>
         </w:rPr>
+        <w:lastRenderedPageBreak/>
         <w:t xml:space="preserve">Format </w:t>
       </w:r>
       <w:proofErr w:type="gramStart"/>
@@ -11510,44 +11534,6 @@
     </w:p>
     <w:p>
       <w:pPr>
-        <w:jc w:val="both"/>
-        <w:rPr>
-          <w:b/>
-          <w:bCs/>
-          <w:i/>
-          <w:iCs/>
-          <w:color w:val="538135" w:themeColor="accent6" w:themeShade="BF"/>
-          <w:sz w:val="26"/>
-          <w:szCs w:val="26"/>
-        </w:rPr>
-      </w:pPr>
-    </w:p>
-    <w:p>
-      <w:pPr>
-        <w:ind w:left="360"/>
-        <w:jc w:val="both"/>
-      </w:pPr>
-    </w:p>
-    <w:p>
-      <w:pPr>
-        <w:ind w:left="360"/>
-        <w:jc w:val="both"/>
-      </w:pPr>
-    </w:p>
-    <w:p>
-      <w:pPr>
-        <w:ind w:left="360"/>
-        <w:jc w:val="both"/>
-      </w:pPr>
-    </w:p>
-    <w:p>
-      <w:pPr>
-        <w:ind w:left="360"/>
-        <w:jc w:val="both"/>
-      </w:pPr>
-    </w:p>
-    <w:p>
-      <w:pPr>
         <w:pStyle w:val="Paragraphedeliste"/>
         <w:numPr>
           <w:ilvl w:val="0"/>
@@ -11648,6 +11634,18 @@
     </w:p>
     <w:p>
       <w:pPr>
+        <w:ind w:left="360"/>
+        <w:jc w:val="both"/>
+      </w:pPr>
+    </w:p>
+    <w:p>
+      <w:pPr>
+        <w:ind w:left="360"/>
+        <w:jc w:val="both"/>
+      </w:pPr>
+    </w:p>
+    <w:p>
+      <w:pPr>
         <w:pStyle w:val="Titre3"/>
         <w:numPr>
           <w:ilvl w:val="2"/>
@@ -11665,6 +11663,7 @@
           <w:sz w:val="26"/>
           <w:szCs w:val="26"/>
         </w:rPr>
+        <w:lastRenderedPageBreak/>
         <w:t>C</w:t>
       </w:r>
       <w:r>
@@ -11693,11 +11692,9 @@
       <w:r>
         <w:t xml:space="preserve">Voici </w:t>
       </w:r>
-      <w:proofErr w:type="gramStart"/>
-      <w:r>
-        <w:t>les cas testé</w:t>
-      </w:r>
-      <w:proofErr w:type="gramEnd"/>
+      <w:r>
+        <w:t>les cas testés</w:t>
+      </w:r>
       <w:r>
         <w:t> :</w:t>
       </w:r>
@@ -11779,6 +11776,8 @@
     </w:p>
     <w:p>
       <w:pPr>
+        <w:pStyle w:val="Paragraphedeliste"/>
+        <w:ind w:left="1080"/>
         <w:jc w:val="both"/>
       </w:pPr>
     </w:p>
@@ -11880,6 +11879,12 @@
     </w:p>
     <w:p>
       <w:pPr>
+        <w:ind w:left="708"/>
+        <w:jc w:val="both"/>
+      </w:pPr>
+    </w:p>
+    <w:p>
+      <w:pPr>
         <w:jc w:val="both"/>
       </w:pPr>
     </w:p>
@@ -12053,6 +12058,16 @@
     </w:p>
     <w:p>
       <w:pPr>
+        <w:jc w:val="both"/>
+      </w:pPr>
+    </w:p>
+    <w:p>
+      <w:pPr>
+        <w:jc w:val="both"/>
+      </w:pPr>
+    </w:p>
+    <w:p>
+      <w:pPr>
         <w:pStyle w:val="Paragraphedeliste"/>
         <w:numPr>
           <w:ilvl w:val="0"/>
@@ -12077,6 +12092,7 @@
           <w:sz w:val="26"/>
           <w:szCs w:val="26"/>
         </w:rPr>
+        <w:lastRenderedPageBreak/>
         <w:t>Utilisateur inexistant</w:t>
       </w:r>
     </w:p>
@@ -12304,6 +12320,22 @@
         <w:rPr>
           <w:b/>
           <w:bCs/>
+          <w:color w:val="538135" w:themeColor="accent6" w:themeShade="BF"/>
+          <w:sz w:val="26"/>
+          <w:szCs w:val="26"/>
+        </w:rPr>
+      </w:pPr>
+    </w:p>
+    <w:p>
+      <w:pPr>
+        <w:tabs>
+          <w:tab w:val="left" w:pos="960"/>
+        </w:tabs>
+        <w:ind w:left="360"/>
+        <w:jc w:val="both"/>
+        <w:rPr>
+          <w:b/>
+          <w:bCs/>
           <w:color w:val="C00000"/>
           <w:sz w:val="26"/>
           <w:szCs w:val="26"/>
@@ -12466,6 +12498,7 @@
           <w:sz w:val="26"/>
           <w:szCs w:val="26"/>
         </w:rPr>
+        <w:lastRenderedPageBreak/>
         <w:t>Gestion du profil</w:t>
       </w:r>
       <w:bookmarkEnd w:id="25"/>
@@ -12487,11 +12520,9 @@
       <w:r>
         <w:t xml:space="preserve">Voici </w:t>
       </w:r>
-      <w:proofErr w:type="gramStart"/>
-      <w:r>
-        <w:t>les cas testé</w:t>
-      </w:r>
-      <w:proofErr w:type="gramEnd"/>
+      <w:r>
+        <w:t>les cas testés</w:t>
+      </w:r>
       <w:r>
         <w:t> :</w:t>
       </w:r>
@@ -12689,26 +12720,6 @@
     </w:p>
     <w:p>
       <w:pPr>
-        <w:jc w:val="both"/>
-      </w:pPr>
-    </w:p>
-    <w:p>
-      <w:pPr>
-        <w:jc w:val="both"/>
-      </w:pPr>
-    </w:p>
-    <w:p>
-      <w:pPr>
-        <w:jc w:val="both"/>
-      </w:pPr>
-    </w:p>
-    <w:p>
-      <w:pPr>
-        <w:jc w:val="both"/>
-      </w:pPr>
-    </w:p>
-    <w:p>
-      <w:pPr>
         <w:pStyle w:val="Paragraphedeliste"/>
         <w:numPr>
           <w:ilvl w:val="0"/>
@@ -12814,6 +12825,11 @@
     </w:p>
     <w:p>
       <w:pPr>
+        <w:jc w:val="both"/>
+      </w:pPr>
+    </w:p>
+    <w:p>
+      <w:pPr>
         <w:pStyle w:val="Paragraphedeliste"/>
         <w:numPr>
           <w:ilvl w:val="0"/>
@@ -12840,6 +12856,7 @@
           <w:sz w:val="26"/>
           <w:szCs w:val="26"/>
         </w:rPr>
+        <w:lastRenderedPageBreak/>
         <w:t>Mise à jour avec des valeurs valides</w:t>
       </w:r>
     </w:p>
@@ -12908,17 +12925,6 @@
     </w:p>
     <w:p>
       <w:pPr>
-        <w:ind w:left="708"/>
-        <w:jc w:val="both"/>
-      </w:pPr>
-    </w:p>
-    <w:p>
-      <w:pPr>
-        <w:jc w:val="both"/>
-      </w:pPr>
-    </w:p>
-    <w:p>
-      <w:pPr>
         <w:jc w:val="both"/>
       </w:pPr>
     </w:p>
@@ -13046,6 +13052,46 @@
     </w:p>
     <w:p>
       <w:pPr>
+        <w:jc w:val="both"/>
+      </w:pPr>
+    </w:p>
+    <w:p>
+      <w:pPr>
+        <w:jc w:val="both"/>
+      </w:pPr>
+    </w:p>
+    <w:p>
+      <w:pPr>
+        <w:jc w:val="both"/>
+      </w:pPr>
+    </w:p>
+    <w:p>
+      <w:pPr>
+        <w:jc w:val="both"/>
+      </w:pPr>
+    </w:p>
+    <w:p>
+      <w:pPr>
+        <w:jc w:val="both"/>
+      </w:pPr>
+    </w:p>
+    <w:p>
+      <w:pPr>
+        <w:jc w:val="both"/>
+      </w:pPr>
+    </w:p>
+    <w:p>
+      <w:pPr>
+        <w:jc w:val="both"/>
+      </w:pPr>
+    </w:p>
+    <w:p>
+      <w:pPr>
+        <w:jc w:val="both"/>
+      </w:pPr>
+    </w:p>
+    <w:p>
+      <w:pPr>
         <w:pStyle w:val="Paragraphedeliste"/>
         <w:numPr>
           <w:ilvl w:val="0"/>
@@ -13068,6 +13114,7 @@
           <w:sz w:val="26"/>
           <w:szCs w:val="26"/>
         </w:rPr>
+        <w:lastRenderedPageBreak/>
         <w:t>Champs vides</w:t>
       </w:r>
     </w:p>
@@ -13292,6 +13339,41 @@
     </w:p>
     <w:p>
       <w:pPr>
+        <w:jc w:val="both"/>
+      </w:pPr>
+    </w:p>
+    <w:p>
+      <w:pPr>
+        <w:jc w:val="both"/>
+      </w:pPr>
+    </w:p>
+    <w:p>
+      <w:pPr>
+        <w:jc w:val="both"/>
+      </w:pPr>
+    </w:p>
+    <w:p>
+      <w:pPr>
+        <w:jc w:val="both"/>
+      </w:pPr>
+    </w:p>
+    <w:p>
+      <w:pPr>
+        <w:jc w:val="both"/>
+      </w:pPr>
+    </w:p>
+    <w:p>
+      <w:pPr>
+        <w:jc w:val="both"/>
+      </w:pPr>
+    </w:p>
+    <w:p>
+      <w:pPr>
+        <w:jc w:val="both"/>
+      </w:pPr>
+    </w:p>
+    <w:p>
+      <w:pPr>
         <w:pStyle w:val="Paragraphedeliste"/>
         <w:numPr>
           <w:ilvl w:val="0"/>
@@ -13318,6 +13400,7 @@
           <w:sz w:val="26"/>
           <w:szCs w:val="26"/>
         </w:rPr>
+        <w:lastRenderedPageBreak/>
         <w:t>Validation</w:t>
       </w:r>
       <w:r>
@@ -13633,6 +13716,30 @@
     </w:p>
     <w:p>
       <w:pPr>
+        <w:ind w:firstLine="708"/>
+        <w:jc w:val="both"/>
+      </w:pPr>
+    </w:p>
+    <w:p>
+      <w:pPr>
+        <w:ind w:firstLine="708"/>
+        <w:jc w:val="both"/>
+      </w:pPr>
+    </w:p>
+    <w:p>
+      <w:pPr>
+        <w:ind w:firstLine="708"/>
+        <w:jc w:val="both"/>
+      </w:pPr>
+    </w:p>
+    <w:p>
+      <w:pPr>
+        <w:ind w:firstLine="708"/>
+        <w:jc w:val="both"/>
+      </w:pPr>
+    </w:p>
+    <w:p>
+      <w:pPr>
         <w:pStyle w:val="Titre3"/>
         <w:numPr>
           <w:ilvl w:val="2"/>
@@ -13650,6 +13757,7 @@
           <w:sz w:val="26"/>
           <w:szCs w:val="26"/>
         </w:rPr>
+        <w:lastRenderedPageBreak/>
         <w:t>Navigation</w:t>
       </w:r>
       <w:bookmarkEnd w:id="29"/>
@@ -13668,24 +13776,6 @@
       <w:r>
         <w:t xml:space="preserve"> le changement entre les modes clair et sombre. Ils permettent de vérifier que l’interface réagit correctement aux interactions et que les URL changent comme prévu.</w:t>
       </w:r>
-    </w:p>
-    <w:p>
-      <w:pPr>
-        <w:ind w:left="360"/>
-        <w:jc w:val="both"/>
-      </w:pPr>
-    </w:p>
-    <w:p>
-      <w:pPr>
-        <w:ind w:left="360"/>
-        <w:jc w:val="both"/>
-      </w:pPr>
-    </w:p>
-    <w:p>
-      <w:pPr>
-        <w:ind w:left="360"/>
-        <w:jc w:val="both"/>
-      </w:pPr>
     </w:p>
     <w:p>
       <w:pPr>
@@ -13955,6 +14045,41 @@
     </w:p>
     <w:p>
       <w:pPr>
+        <w:jc w:val="both"/>
+      </w:pPr>
+    </w:p>
+    <w:p>
+      <w:pPr>
+        <w:jc w:val="both"/>
+      </w:pPr>
+    </w:p>
+    <w:p>
+      <w:pPr>
+        <w:jc w:val="both"/>
+      </w:pPr>
+    </w:p>
+    <w:p>
+      <w:pPr>
+        <w:jc w:val="both"/>
+      </w:pPr>
+    </w:p>
+    <w:p>
+      <w:pPr>
+        <w:jc w:val="both"/>
+      </w:pPr>
+    </w:p>
+    <w:p>
+      <w:pPr>
+        <w:jc w:val="both"/>
+      </w:pPr>
+    </w:p>
+    <w:p>
+      <w:pPr>
+        <w:jc w:val="both"/>
+      </w:pPr>
+    </w:p>
+    <w:p>
+      <w:pPr>
         <w:pStyle w:val="Paragraphedeliste"/>
         <w:numPr>
           <w:ilvl w:val="0"/>
@@ -13981,6 +14106,7 @@
           <w:sz w:val="26"/>
           <w:szCs w:val="26"/>
         </w:rPr>
+        <w:lastRenderedPageBreak/>
         <w:t>Navigation vers la page "À propos"</w:t>
       </w:r>
     </w:p>
@@ -14282,6 +14408,46 @@
     </w:p>
     <w:p>
       <w:pPr>
+        <w:jc w:val="both"/>
+      </w:pPr>
+    </w:p>
+    <w:p>
+      <w:pPr>
+        <w:jc w:val="both"/>
+      </w:pPr>
+    </w:p>
+    <w:p>
+      <w:pPr>
+        <w:jc w:val="both"/>
+      </w:pPr>
+    </w:p>
+    <w:p>
+      <w:pPr>
+        <w:jc w:val="both"/>
+      </w:pPr>
+    </w:p>
+    <w:p>
+      <w:pPr>
+        <w:jc w:val="both"/>
+      </w:pPr>
+    </w:p>
+    <w:p>
+      <w:pPr>
+        <w:jc w:val="both"/>
+      </w:pPr>
+    </w:p>
+    <w:p>
+      <w:pPr>
+        <w:jc w:val="both"/>
+      </w:pPr>
+    </w:p>
+    <w:p>
+      <w:pPr>
+        <w:jc w:val="both"/>
+      </w:pPr>
+    </w:p>
+    <w:p>
+      <w:pPr>
         <w:pStyle w:val="Paragraphedeliste"/>
         <w:numPr>
           <w:ilvl w:val="0"/>
@@ -14308,6 +14474,7 @@
           <w:sz w:val="26"/>
           <w:szCs w:val="26"/>
         </w:rPr>
+        <w:lastRenderedPageBreak/>
         <w:t>Retour à l’accueil via le logo</w:t>
       </w:r>
     </w:p>
@@ -14517,22 +14684,6 @@
     </w:p>
     <w:p>
       <w:pPr>
-        <w:tabs>
-          <w:tab w:val="left" w:pos="990"/>
-        </w:tabs>
-        <w:jc w:val="both"/>
-      </w:pPr>
-    </w:p>
-    <w:p>
-      <w:pPr>
-        <w:tabs>
-          <w:tab w:val="left" w:pos="990"/>
-        </w:tabs>
-        <w:jc w:val="both"/>
-      </w:pPr>
-    </w:p>
-    <w:p>
-      <w:pPr>
         <w:pStyle w:val="Paragraphedeliste"/>
         <w:numPr>
           <w:ilvl w:val="0"/>
@@ -14728,6 +14879,7 @@
           <w:sz w:val="26"/>
           <w:szCs w:val="26"/>
         </w:rPr>
+        <w:lastRenderedPageBreak/>
         <w:t>Suppression de compte</w:t>
       </w:r>
       <w:bookmarkEnd w:id="34"/>
@@ -14811,40 +14963,17 @@
         <w:jc w:val="both"/>
       </w:pPr>
       <w:r>
-        <w:t xml:space="preserve">Ce test vérifie que l’utilisateur peut </w:t>
-      </w:r>
-      <w:r>
-        <w:t>supprimer son compte en cliquant sur le bouton « </w:t>
-      </w:r>
-      <w:r>
-        <w:t xml:space="preserve">Supprimer votre </w:t>
-      </w:r>
-      <w:proofErr w:type="gramStart"/>
-      <w:r>
-        <w:t>compte</w:t>
-      </w:r>
-      <w:r>
-        <w:t>»</w:t>
-      </w:r>
-      <w:proofErr w:type="gramEnd"/>
-    </w:p>
-    <w:p>
-      <w:pPr>
-        <w:ind w:left="708"/>
-        <w:jc w:val="both"/>
-      </w:pPr>
-      <w:r>
         <w:rPr>
           <w:noProof/>
         </w:rPr>
         <w:drawing>
-          <wp:anchor distT="0" distB="0" distL="114300" distR="114300" simplePos="0" relativeHeight="251685888" behindDoc="0" locked="0" layoutInCell="1" allowOverlap="1" wp14:anchorId="15B7CB98" wp14:editId="44CE085C">
+          <wp:anchor distT="0" distB="0" distL="114300" distR="114300" simplePos="0" relativeHeight="251685888" behindDoc="0" locked="0" layoutInCell="1" allowOverlap="1" wp14:anchorId="15B7CB98" wp14:editId="156A5FCC">
             <wp:simplePos x="0" y="0"/>
             <wp:positionH relativeFrom="margin">
-              <wp:posOffset>595630</wp:posOffset>
+              <wp:posOffset>176530</wp:posOffset>
             </wp:positionH>
             <wp:positionV relativeFrom="paragraph">
-              <wp:posOffset>1270</wp:posOffset>
+              <wp:posOffset>375920</wp:posOffset>
             </wp:positionV>
             <wp:extent cx="4248150" cy="1838325"/>
             <wp:effectExtent l="0" t="0" r="0" b="9525"/>
@@ -14893,6 +15022,34 @@
           </wp:anchor>
         </w:drawing>
       </w:r>
+      <w:r>
+        <w:t xml:space="preserve">Ce test vérifie que l’utilisateur peut </w:t>
+      </w:r>
+      <w:r>
+        <w:t>supprimer son compte en cliquant sur le bouton « </w:t>
+      </w:r>
+      <w:r>
+        <w:t xml:space="preserve">Supprimer votre </w:t>
+      </w:r>
+      <w:proofErr w:type="gramStart"/>
+      <w:r>
+        <w:t>compte</w:t>
+      </w:r>
+      <w:r>
+        <w:t>»</w:t>
+      </w:r>
+      <w:proofErr w:type="gramEnd"/>
+    </w:p>
+    <w:p>
+      <w:pPr>
+        <w:ind w:left="708"/>
+        <w:jc w:val="both"/>
+      </w:pPr>
+    </w:p>
+    <w:p>
+      <w:pPr>
+        <w:jc w:val="both"/>
+      </w:pPr>
     </w:p>
     <w:p>
       <w:pPr>
@@ -14994,6 +15151,41 @@
     </w:p>
     <w:p>
       <w:pPr>
+        <w:jc w:val="both"/>
+      </w:pPr>
+    </w:p>
+    <w:p>
+      <w:pPr>
+        <w:jc w:val="both"/>
+      </w:pPr>
+    </w:p>
+    <w:p>
+      <w:pPr>
+        <w:jc w:val="both"/>
+      </w:pPr>
+    </w:p>
+    <w:p>
+      <w:pPr>
+        <w:jc w:val="both"/>
+      </w:pPr>
+    </w:p>
+    <w:p>
+      <w:pPr>
+        <w:jc w:val="both"/>
+      </w:pPr>
+    </w:p>
+    <w:p>
+      <w:pPr>
+        <w:jc w:val="both"/>
+      </w:pPr>
+    </w:p>
+    <w:p>
+      <w:pPr>
+        <w:jc w:val="both"/>
+      </w:pPr>
+    </w:p>
+    <w:p>
+      <w:pPr>
         <w:pStyle w:val="Titre2"/>
         <w:numPr>
           <w:ilvl w:val="1"/>
@@ -15003,6 +15195,7 @@
       </w:pPr>
       <w:bookmarkStart w:id="35" w:name="_Toc187053790"/>
       <w:r>
+        <w:lastRenderedPageBreak/>
         <w:t xml:space="preserve">Résultat </w:t>
       </w:r>
       <w:r>
@@ -15155,6 +15348,7 @@
       </w:pPr>
       <w:bookmarkStart w:id="36" w:name="_Toc187053791"/>
       <w:r>
+        <w:lastRenderedPageBreak/>
         <w:t>Rapport de test</w:t>
       </w:r>
       <w:bookmarkEnd w:id="36"/>
@@ -15503,6 +15697,7 @@
       </w:pPr>
       <w:bookmarkStart w:id="39" w:name="_Toc187053794"/>
       <w:r>
+        <w:lastRenderedPageBreak/>
         <w:t>Conclusion</w:t>
       </w:r>
       <w:bookmarkEnd w:id="39"/>

--- a/WIP/rapport de projet/Rapport de projet test.docx
+++ b/WIP/rapport de projet/Rapport de projet test.docx
@@ -147,7 +147,7 @@
               <w:r>
                 <w:fldChar w:fldCharType="separate"/>
               </w:r>
-              <w:hyperlink w:anchor="_Toc187053766" w:history="1">
+              <w:hyperlink w:anchor="_Toc187237019" w:history="1">
                 <w:r>
                   <w:rPr>
                     <w:rStyle w:val="Lienhypertexte"/>
@@ -191,7 +191,7 @@
                     <w:noProof/>
                     <w:webHidden/>
                   </w:rPr>
-                  <w:instrText xml:space="preserve"> PAGEREF _Toc187053766 \h </w:instrText>
+                  <w:instrText xml:space="preserve"> PAGEREF _Toc187237019 \h </w:instrText>
                 </w:r>
                 <w:r>
                   <w:rPr>
@@ -236,7 +236,7 @@
                   <w14:ligatures w14:val="standardContextual"/>
                 </w:rPr>
               </w:pPr>
-              <w:hyperlink w:anchor="_Toc187053767" w:history="1">
+              <w:hyperlink w:anchor="_Toc187237020" w:history="1">
                 <w:r>
                   <w:rPr>
                     <w:rStyle w:val="Lienhypertexte"/>
@@ -279,7 +279,7 @@
                     <w:noProof/>
                     <w:webHidden/>
                   </w:rPr>
-                  <w:instrText xml:space="preserve"> PAGEREF _Toc187053767 \h </w:instrText>
+                  <w:instrText xml:space="preserve"> PAGEREF _Toc187237020 \h </w:instrText>
                 </w:r>
                 <w:r>
                   <w:rPr>
@@ -324,7 +324,7 @@
                   <w14:ligatures w14:val="standardContextual"/>
                 </w:rPr>
               </w:pPr>
-              <w:hyperlink w:anchor="_Toc187053768" w:history="1">
+              <w:hyperlink w:anchor="_Toc187237021" w:history="1">
                 <w:r>
                   <w:rPr>
                     <w:rStyle w:val="Lienhypertexte"/>
@@ -367,7 +367,7 @@
                     <w:noProof/>
                     <w:webHidden/>
                   </w:rPr>
-                  <w:instrText xml:space="preserve"> PAGEREF _Toc187053768 \h </w:instrText>
+                  <w:instrText xml:space="preserve"> PAGEREF _Toc187237021 \h </w:instrText>
                 </w:r>
                 <w:r>
                   <w:rPr>
@@ -412,7 +412,7 @@
                   <w14:ligatures w14:val="standardContextual"/>
                 </w:rPr>
               </w:pPr>
-              <w:hyperlink w:anchor="_Toc187053769" w:history="1">
+              <w:hyperlink w:anchor="_Toc187237022" w:history="1">
                 <w:r>
                   <w:rPr>
                     <w:rStyle w:val="Lienhypertexte"/>
@@ -455,7 +455,7 @@
                     <w:noProof/>
                     <w:webHidden/>
                   </w:rPr>
-                  <w:instrText xml:space="preserve"> PAGEREF _Toc187053769 \h </w:instrText>
+                  <w:instrText xml:space="preserve"> PAGEREF _Toc187237022 \h </w:instrText>
                 </w:r>
                 <w:r>
                   <w:rPr>
@@ -500,7 +500,7 @@
                   <w14:ligatures w14:val="standardContextual"/>
                 </w:rPr>
               </w:pPr>
-              <w:hyperlink w:anchor="_Toc187053770" w:history="1">
+              <w:hyperlink w:anchor="_Toc187237023" w:history="1">
                 <w:r>
                   <w:rPr>
                     <w:rStyle w:val="Lienhypertexte"/>
@@ -543,7 +543,7 @@
                     <w:noProof/>
                     <w:webHidden/>
                   </w:rPr>
-                  <w:instrText xml:space="preserve"> PAGEREF _Toc187053770 \h </w:instrText>
+                  <w:instrText xml:space="preserve"> PAGEREF _Toc187237023 \h </w:instrText>
                 </w:r>
                 <w:r>
                   <w:rPr>
@@ -588,7 +588,7 @@
                   <w14:ligatures w14:val="standardContextual"/>
                 </w:rPr>
               </w:pPr>
-              <w:hyperlink w:anchor="_Toc187053771" w:history="1">
+              <w:hyperlink w:anchor="_Toc187237024" w:history="1">
                 <w:r>
                   <w:rPr>
                     <w:rStyle w:val="Lienhypertexte"/>
@@ -632,7 +632,7 @@
                     <w:noProof/>
                     <w:webHidden/>
                   </w:rPr>
-                  <w:instrText xml:space="preserve"> PAGEREF _Toc187053771 \h </w:instrText>
+                  <w:instrText xml:space="preserve"> PAGEREF _Toc187237024 \h </w:instrText>
                 </w:r>
                 <w:r>
                   <w:rPr>
@@ -677,7 +677,7 @@
                   <w14:ligatures w14:val="standardContextual"/>
                 </w:rPr>
               </w:pPr>
-              <w:hyperlink w:anchor="_Toc187053772" w:history="1">
+              <w:hyperlink w:anchor="_Toc187237025" w:history="1">
                 <w:r>
                   <w:rPr>
                     <w:rStyle w:val="Lienhypertexte"/>
@@ -720,7 +720,7 @@
                     <w:noProof/>
                     <w:webHidden/>
                   </w:rPr>
-                  <w:instrText xml:space="preserve"> PAGEREF _Toc187053772 \h </w:instrText>
+                  <w:instrText xml:space="preserve"> PAGEREF _Toc187237025 \h </w:instrText>
                 </w:r>
                 <w:r>
                   <w:rPr>
@@ -765,7 +765,7 @@
                   <w14:ligatures w14:val="standardContextual"/>
                 </w:rPr>
               </w:pPr>
-              <w:hyperlink w:anchor="_Toc187053773" w:history="1">
+              <w:hyperlink w:anchor="_Toc187237026" w:history="1">
                 <w:r>
                   <w:rPr>
                     <w:rStyle w:val="Lienhypertexte"/>
@@ -808,7 +808,7 @@
                     <w:noProof/>
                     <w:webHidden/>
                   </w:rPr>
-                  <w:instrText xml:space="preserve"> PAGEREF _Toc187053773 \h </w:instrText>
+                  <w:instrText xml:space="preserve"> PAGEREF _Toc187237026 \h </w:instrText>
                 </w:r>
                 <w:r>
                   <w:rPr>
@@ -853,7 +853,7 @@
                   <w14:ligatures w14:val="standardContextual"/>
                 </w:rPr>
               </w:pPr>
-              <w:hyperlink w:anchor="_Toc187053774" w:history="1">
+              <w:hyperlink w:anchor="_Toc187237027" w:history="1">
                 <w:r>
                   <w:rPr>
                     <w:rStyle w:val="Lienhypertexte"/>
@@ -896,7 +896,7 @@
                     <w:noProof/>
                     <w:webHidden/>
                   </w:rPr>
-                  <w:instrText xml:space="preserve"> PAGEREF _Toc187053774 \h </w:instrText>
+                  <w:instrText xml:space="preserve"> PAGEREF _Toc187237027 \h </w:instrText>
                 </w:r>
                 <w:r>
                   <w:rPr>
@@ -941,7 +941,7 @@
                   <w14:ligatures w14:val="standardContextual"/>
                 </w:rPr>
               </w:pPr>
-              <w:hyperlink w:anchor="_Toc187053775" w:history="1">
+              <w:hyperlink w:anchor="_Toc187237028" w:history="1">
                 <w:r>
                   <w:rPr>
                     <w:rStyle w:val="Lienhypertexte"/>
@@ -963,7 +963,7 @@
                     <w:rStyle w:val="Lienhypertexte"/>
                     <w:noProof/>
                   </w:rPr>
-                  <w:t>Test Backend</w:t>
+                  <w:t>Test Unitaire</w:t>
                 </w:r>
                 <w:r>
                   <w:rPr>
@@ -984,7 +984,7 @@
                     <w:noProof/>
                     <w:webHidden/>
                   </w:rPr>
-                  <w:instrText xml:space="preserve"> PAGEREF _Toc187053775 \h </w:instrText>
+                  <w:instrText xml:space="preserve"> PAGEREF _Toc187237028 \h </w:instrText>
                 </w:r>
                 <w:r>
                   <w:rPr>
@@ -1029,7 +1029,7 @@
                   <w14:ligatures w14:val="standardContextual"/>
                 </w:rPr>
               </w:pPr>
-              <w:hyperlink w:anchor="_Toc187053776" w:history="1">
+              <w:hyperlink w:anchor="_Toc187237029" w:history="1">
                 <w:r>
                   <w:rPr>
                     <w:rStyle w:val="Lienhypertexte"/>
@@ -1072,7 +1072,7 @@
                     <w:noProof/>
                     <w:webHidden/>
                   </w:rPr>
-                  <w:instrText xml:space="preserve"> PAGEREF _Toc187053776 \h </w:instrText>
+                  <w:instrText xml:space="preserve"> PAGEREF _Toc187237029 \h </w:instrText>
                 </w:r>
                 <w:r>
                   <w:rPr>
@@ -1117,7 +1117,7 @@
                   <w14:ligatures w14:val="standardContextual"/>
                 </w:rPr>
               </w:pPr>
-              <w:hyperlink w:anchor="_Toc187053777" w:history="1">
+              <w:hyperlink w:anchor="_Toc187237030" w:history="1">
                 <w:r>
                   <w:rPr>
                     <w:rStyle w:val="Lienhypertexte"/>
@@ -1160,7 +1160,7 @@
                     <w:noProof/>
                     <w:webHidden/>
                   </w:rPr>
-                  <w:instrText xml:space="preserve"> PAGEREF _Toc187053777 \h </w:instrText>
+                  <w:instrText xml:space="preserve"> PAGEREF _Toc187237030 \h </w:instrText>
                 </w:r>
                 <w:r>
                   <w:rPr>
@@ -1205,7 +1205,7 @@
                   <w14:ligatures w14:val="standardContextual"/>
                 </w:rPr>
               </w:pPr>
-              <w:hyperlink w:anchor="_Toc187053778" w:history="1">
+              <w:hyperlink w:anchor="_Toc187237031" w:history="1">
                 <w:r>
                   <w:rPr>
                     <w:rStyle w:val="Lienhypertexte"/>
@@ -1248,7 +1248,7 @@
                     <w:noProof/>
                     <w:webHidden/>
                   </w:rPr>
-                  <w:instrText xml:space="preserve"> PAGEREF _Toc187053778 \h </w:instrText>
+                  <w:instrText xml:space="preserve"> PAGEREF _Toc187237031 \h </w:instrText>
                 </w:r>
                 <w:r>
                   <w:rPr>
@@ -1293,7 +1293,7 @@
                   <w14:ligatures w14:val="standardContextual"/>
                 </w:rPr>
               </w:pPr>
-              <w:hyperlink w:anchor="_Toc187053779" w:history="1">
+              <w:hyperlink w:anchor="_Toc187237032" w:history="1">
                 <w:r>
                   <w:rPr>
                     <w:rStyle w:val="Lienhypertexte"/>
@@ -1336,7 +1336,7 @@
                     <w:noProof/>
                     <w:webHidden/>
                   </w:rPr>
-                  <w:instrText xml:space="preserve"> PAGEREF _Toc187053779 \h </w:instrText>
+                  <w:instrText xml:space="preserve"> PAGEREF _Toc187237032 \h </w:instrText>
                 </w:r>
                 <w:r>
                   <w:rPr>
@@ -1357,94 +1357,6 @@
                     <w:webHidden/>
                   </w:rPr>
                   <w:t>15</w:t>
-                </w:r>
-                <w:r>
-                  <w:rPr>
-                    <w:noProof/>
-                    <w:webHidden/>
-                  </w:rPr>
-                  <w:fldChar w:fldCharType="end"/>
-                </w:r>
-              </w:hyperlink>
-            </w:p>
-            <w:p>
-              <w:pPr>
-                <w:pStyle w:val="TM2"/>
-                <w:tabs>
-                  <w:tab w:val="left" w:pos="1100"/>
-                  <w:tab w:val="right" w:leader="dot" w:pos="9062"/>
-                </w:tabs>
-                <w:rPr>
-                  <w:rFonts w:cstheme="minorBidi"/>
-                  <w:noProof/>
-                  <w:kern w:val="2"/>
-                  <w14:ligatures w14:val="standardContextual"/>
-                </w:rPr>
-              </w:pPr>
-              <w:hyperlink w:anchor="_Toc187053780" w:history="1">
-                <w:r>
-                  <w:rPr>
-                    <w:rStyle w:val="Lienhypertexte"/>
-                    <w:noProof/>
-                  </w:rPr>
-                  <w:t>2.4.5</w:t>
-                </w:r>
-                <w:r>
-                  <w:rPr>
-                    <w:rFonts w:cstheme="minorBidi"/>
-                    <w:noProof/>
-                    <w:kern w:val="2"/>
-                    <w14:ligatures w14:val="standardContextual"/>
-                  </w:rPr>
-                  <w:tab/>
-                </w:r>
-                <w:r>
-                  <w:rPr>
-                    <w:rStyle w:val="Lienhypertexte"/>
-                    <w:noProof/>
-                  </w:rPr>
-                  <w:t>Résultat Campagne de Test unitaire</w:t>
-                </w:r>
-                <w:r>
-                  <w:rPr>
-                    <w:noProof/>
-                    <w:webHidden/>
-                  </w:rPr>
-                  <w:tab/>
-                </w:r>
-                <w:r>
-                  <w:rPr>
-                    <w:noProof/>
-                    <w:webHidden/>
-                  </w:rPr>
-                  <w:fldChar w:fldCharType="begin"/>
-                </w:r>
-                <w:r>
-                  <w:rPr>
-                    <w:noProof/>
-                    <w:webHidden/>
-                  </w:rPr>
-                  <w:instrText xml:space="preserve"> PAGEREF _Toc187053780 \h </w:instrText>
-                </w:r>
-                <w:r>
-                  <w:rPr>
-                    <w:noProof/>
-                    <w:webHidden/>
-                  </w:rPr>
-                </w:r>
-                <w:r>
-                  <w:rPr>
-                    <w:noProof/>
-                    <w:webHidden/>
-                  </w:rPr>
-                  <w:fldChar w:fldCharType="separate"/>
-                </w:r>
-                <w:r>
-                  <w:rPr>
-                    <w:noProof/>
-                    <w:webHidden/>
-                  </w:rPr>
-                  <w:t>20</w:t>
                 </w:r>
                 <w:r>
                   <w:rPr>
@@ -1469,7 +1381,7 @@
                   <w14:ligatures w14:val="standardContextual"/>
                 </w:rPr>
               </w:pPr>
-              <w:hyperlink w:anchor="_Toc187053781" w:history="1">
+              <w:hyperlink w:anchor="_Toc187237033" w:history="1">
                 <w:r>
                   <w:rPr>
                     <w:rStyle w:val="Lienhypertexte"/>
@@ -1491,6 +1403,94 @@
                     <w:rStyle w:val="Lienhypertexte"/>
                     <w:noProof/>
                   </w:rPr>
+                  <w:t>Résultat Campagne de Test unitaire</w:t>
+                </w:r>
+                <w:r>
+                  <w:rPr>
+                    <w:noProof/>
+                    <w:webHidden/>
+                  </w:rPr>
+                  <w:tab/>
+                </w:r>
+                <w:r>
+                  <w:rPr>
+                    <w:noProof/>
+                    <w:webHidden/>
+                  </w:rPr>
+                  <w:fldChar w:fldCharType="begin"/>
+                </w:r>
+                <w:r>
+                  <w:rPr>
+                    <w:noProof/>
+                    <w:webHidden/>
+                  </w:rPr>
+                  <w:instrText xml:space="preserve"> PAGEREF _Toc187237033 \h </w:instrText>
+                </w:r>
+                <w:r>
+                  <w:rPr>
+                    <w:noProof/>
+                    <w:webHidden/>
+                  </w:rPr>
+                </w:r>
+                <w:r>
+                  <w:rPr>
+                    <w:noProof/>
+                    <w:webHidden/>
+                  </w:rPr>
+                  <w:fldChar w:fldCharType="separate"/>
+                </w:r>
+                <w:r>
+                  <w:rPr>
+                    <w:noProof/>
+                    <w:webHidden/>
+                  </w:rPr>
+                  <w:t>20</w:t>
+                </w:r>
+                <w:r>
+                  <w:rPr>
+                    <w:noProof/>
+                    <w:webHidden/>
+                  </w:rPr>
+                  <w:fldChar w:fldCharType="end"/>
+                </w:r>
+              </w:hyperlink>
+            </w:p>
+            <w:p>
+              <w:pPr>
+                <w:pStyle w:val="TM2"/>
+                <w:tabs>
+                  <w:tab w:val="left" w:pos="880"/>
+                  <w:tab w:val="right" w:leader="dot" w:pos="9062"/>
+                </w:tabs>
+                <w:rPr>
+                  <w:rFonts w:cstheme="minorBidi"/>
+                  <w:noProof/>
+                  <w:kern w:val="2"/>
+                  <w14:ligatures w14:val="standardContextual"/>
+                </w:rPr>
+              </w:pPr>
+              <w:hyperlink w:anchor="_Toc187237034" w:history="1">
+                <w:r>
+                  <w:rPr>
+                    <w:rStyle w:val="Lienhypertexte"/>
+                    <w:noProof/>
+                  </w:rPr>
+                  <w:t>2.6</w:t>
+                </w:r>
+                <w:r>
+                  <w:rPr>
+                    <w:rFonts w:cstheme="minorBidi"/>
+                    <w:noProof/>
+                    <w:kern w:val="2"/>
+                    <w14:ligatures w14:val="standardContextual"/>
+                  </w:rPr>
+                  <w:tab/>
+                </w:r>
+                <w:r>
+                  <w:rPr>
+                    <w:rStyle w:val="Lienhypertexte"/>
+                    <w:noProof/>
+                  </w:rPr>
                   <w:t>Test E2E</w:t>
                 </w:r>
                 <w:r>
@@ -1512,7 +1512,7 @@
                     <w:noProof/>
                     <w:webHidden/>
                   </w:rPr>
-                  <w:instrText xml:space="preserve"> PAGEREF _Toc187053781 \h </w:instrText>
+                  <w:instrText xml:space="preserve"> PAGEREF _Toc187237034 \h </w:instrText>
                 </w:r>
                 <w:r>
                   <w:rPr>
@@ -1557,13 +1557,13 @@
                   <w14:ligatures w14:val="standardContextual"/>
                 </w:rPr>
               </w:pPr>
-              <w:hyperlink w:anchor="_Toc187053782" w:history="1">
+              <w:hyperlink w:anchor="_Toc187237035" w:history="1">
                 <w:r>
                   <w:rPr>
                     <w:rStyle w:val="Lienhypertexte"/>
                     <w:noProof/>
                   </w:rPr>
-                  <w:t>2.5.1</w:t>
+                  <w:t>2.6.1</w:t>
                 </w:r>
                 <w:r>
                   <w:rPr>
@@ -1600,7 +1600,7 @@
                     <w:noProof/>
                     <w:webHidden/>
                   </w:rPr>
-                  <w:instrText xml:space="preserve"> PAGEREF _Toc187053782 \h </w:instrText>
+                  <w:instrText xml:space="preserve"> PAGEREF _Toc187237035 \h </w:instrText>
                 </w:r>
                 <w:r>
                   <w:rPr>
@@ -1645,13 +1645,13 @@
                   <w14:ligatures w14:val="standardContextual"/>
                 </w:rPr>
               </w:pPr>
-              <w:hyperlink w:anchor="_Toc187053783" w:history="1">
+              <w:hyperlink w:anchor="_Toc187237036" w:history="1">
                 <w:r>
                   <w:rPr>
                     <w:rStyle w:val="Lienhypertexte"/>
                     <w:noProof/>
                   </w:rPr>
-                  <w:t>2.5.2</w:t>
+                  <w:t>2.6.2</w:t>
                 </w:r>
                 <w:r>
                   <w:rPr>
@@ -1688,7 +1688,7 @@
                     <w:noProof/>
                     <w:webHidden/>
                   </w:rPr>
-                  <w:instrText xml:space="preserve"> PAGEREF _Toc187053783 \h </w:instrText>
+                  <w:instrText xml:space="preserve"> PAGEREF _Toc187237036 \h </w:instrText>
                 </w:r>
                 <w:r>
                   <w:rPr>
@@ -1733,13 +1733,13 @@
                   <w14:ligatures w14:val="standardContextual"/>
                 </w:rPr>
               </w:pPr>
-              <w:hyperlink w:anchor="_Toc187053784" w:history="1">
+              <w:hyperlink w:anchor="_Toc187237037" w:history="1">
                 <w:r>
                   <w:rPr>
                     <w:rStyle w:val="Lienhypertexte"/>
                     <w:noProof/>
                   </w:rPr>
-                  <w:t>2.5.3</w:t>
+                  <w:t>2.6.3</w:t>
                 </w:r>
                 <w:r>
                   <w:rPr>
@@ -1776,7 +1776,7 @@
                     <w:noProof/>
                     <w:webHidden/>
                   </w:rPr>
-                  <w:instrText xml:space="preserve"> PAGEREF _Toc187053784 \h </w:instrText>
+                  <w:instrText xml:space="preserve"> PAGEREF _Toc187237037 \h </w:instrText>
                 </w:r>
                 <w:r>
                   <w:rPr>
@@ -1821,13 +1821,13 @@
                   <w14:ligatures w14:val="standardContextual"/>
                 </w:rPr>
               </w:pPr>
-              <w:hyperlink w:anchor="_Toc187053785" w:history="1">
+              <w:hyperlink w:anchor="_Toc187237038" w:history="1">
                 <w:r>
                   <w:rPr>
                     <w:rStyle w:val="Lienhypertexte"/>
                     <w:noProof/>
                   </w:rPr>
-                  <w:t>2.5.4</w:t>
+                  <w:t>2.6.4</w:t>
                 </w:r>
                 <w:r>
                   <w:rPr>
@@ -1864,7 +1864,7 @@
                     <w:noProof/>
                     <w:webHidden/>
                   </w:rPr>
-                  <w:instrText xml:space="preserve"> PAGEREF _Toc187053785 \h </w:instrText>
+                  <w:instrText xml:space="preserve"> PAGEREF _Toc187237038 \h </w:instrText>
                 </w:r>
                 <w:r>
                   <w:rPr>
@@ -1909,13 +1909,13 @@
                   <w14:ligatures w14:val="standardContextual"/>
                 </w:rPr>
               </w:pPr>
-              <w:hyperlink w:anchor="_Toc187053786" w:history="1">
+              <w:hyperlink w:anchor="_Toc187237039" w:history="1">
                 <w:r>
                   <w:rPr>
                     <w:rStyle w:val="Lienhypertexte"/>
                     <w:noProof/>
                   </w:rPr>
-                  <w:t>2.5.5</w:t>
+                  <w:t>2.6.5</w:t>
                 </w:r>
                 <w:r>
                   <w:rPr>
@@ -1952,7 +1952,7 @@
                     <w:noProof/>
                     <w:webHidden/>
                   </w:rPr>
-                  <w:instrText xml:space="preserve"> PAGEREF _Toc187053786 \h </w:instrText>
+                  <w:instrText xml:space="preserve"> PAGEREF _Toc187237039 \h </w:instrText>
                 </w:r>
                 <w:r>
                   <w:rPr>
@@ -1997,13 +1997,13 @@
                   <w14:ligatures w14:val="standardContextual"/>
                 </w:rPr>
               </w:pPr>
-              <w:hyperlink w:anchor="_Toc187053787" w:history="1">
+              <w:hyperlink w:anchor="_Toc187237040" w:history="1">
                 <w:r>
                   <w:rPr>
                     <w:rStyle w:val="Lienhypertexte"/>
                     <w:noProof/>
                   </w:rPr>
-                  <w:t>2.5.6</w:t>
+                  <w:t>2.6.6</w:t>
                 </w:r>
                 <w:r>
                   <w:rPr>
@@ -2040,7 +2040,7 @@
                     <w:noProof/>
                     <w:webHidden/>
                   </w:rPr>
-                  <w:instrText xml:space="preserve"> PAGEREF _Toc187053787 \h </w:instrText>
+                  <w:instrText xml:space="preserve"> PAGEREF _Toc187237040 \h </w:instrText>
                 </w:r>
                 <w:r>
                   <w:rPr>
@@ -2085,13 +2085,13 @@
                   <w14:ligatures w14:val="standardContextual"/>
                 </w:rPr>
               </w:pPr>
-              <w:hyperlink w:anchor="_Toc187053788" w:history="1">
+              <w:hyperlink w:anchor="_Toc187237041" w:history="1">
                 <w:r>
                   <w:rPr>
                     <w:rStyle w:val="Lienhypertexte"/>
                     <w:noProof/>
                   </w:rPr>
-                  <w:t>2.5.7</w:t>
+                  <w:t>2.6.7</w:t>
                 </w:r>
                 <w:r>
                   <w:rPr>
@@ -2128,7 +2128,7 @@
                     <w:noProof/>
                     <w:webHidden/>
                   </w:rPr>
-                  <w:instrText xml:space="preserve"> PAGEREF _Toc187053788 \h </w:instrText>
+                  <w:instrText xml:space="preserve"> PAGEREF _Toc187237041 \h </w:instrText>
                 </w:r>
                 <w:r>
                   <w:rPr>
@@ -2173,13 +2173,13 @@
                   <w14:ligatures w14:val="standardContextual"/>
                 </w:rPr>
               </w:pPr>
-              <w:hyperlink w:anchor="_Toc187053789" w:history="1">
+              <w:hyperlink w:anchor="_Toc187237042" w:history="1">
                 <w:r>
                   <w:rPr>
                     <w:rStyle w:val="Lienhypertexte"/>
                     <w:noProof/>
                   </w:rPr>
-                  <w:t>2.5.8</w:t>
+                  <w:t>2.6.8</w:t>
                 </w:r>
                 <w:r>
                   <w:rPr>
@@ -2216,7 +2216,7 @@
                     <w:noProof/>
                     <w:webHidden/>
                   </w:rPr>
-                  <w:instrText xml:space="preserve"> PAGEREF _Toc187053789 \h </w:instrText>
+                  <w:instrText xml:space="preserve"> PAGEREF _Toc187237042 \h </w:instrText>
                 </w:r>
                 <w:r>
                   <w:rPr>
@@ -2261,13 +2261,13 @@
                   <w14:ligatures w14:val="standardContextual"/>
                 </w:rPr>
               </w:pPr>
-              <w:hyperlink w:anchor="_Toc187053790" w:history="1">
+              <w:hyperlink w:anchor="_Toc187237043" w:history="1">
                 <w:r>
                   <w:rPr>
                     <w:rStyle w:val="Lienhypertexte"/>
                     <w:noProof/>
                   </w:rPr>
-                  <w:t>2.6</w:t>
+                  <w:t>2.7</w:t>
                 </w:r>
                 <w:r>
                   <w:rPr>
@@ -2304,7 +2304,7 @@
                     <w:noProof/>
                     <w:webHidden/>
                   </w:rPr>
-                  <w:instrText xml:space="preserve"> PAGEREF _Toc187053790 \h </w:instrText>
+                  <w:instrText xml:space="preserve"> PAGEREF _Toc187237043 \h </w:instrText>
                 </w:r>
                 <w:r>
                   <w:rPr>
@@ -2349,13 +2349,13 @@
                   <w14:ligatures w14:val="standardContextual"/>
                 </w:rPr>
               </w:pPr>
-              <w:hyperlink w:anchor="_Toc187053791" w:history="1">
+              <w:hyperlink w:anchor="_Toc187237044" w:history="1">
                 <w:r>
                   <w:rPr>
                     <w:rStyle w:val="Lienhypertexte"/>
                     <w:noProof/>
                   </w:rPr>
-                  <w:t>2.7</w:t>
+                  <w:t>2.8</w:t>
                 </w:r>
                 <w:r>
                   <w:rPr>
@@ -2392,7 +2392,7 @@
                     <w:noProof/>
                     <w:webHidden/>
                   </w:rPr>
-                  <w:instrText xml:space="preserve"> PAGEREF _Toc187053791 \h </w:instrText>
+                  <w:instrText xml:space="preserve"> PAGEREF _Toc187237044 \h </w:instrText>
                 </w:r>
                 <w:r>
                   <w:rPr>
@@ -2437,13 +2437,13 @@
                   <w14:ligatures w14:val="standardContextual"/>
                 </w:rPr>
               </w:pPr>
-              <w:hyperlink w:anchor="_Toc187053792" w:history="1">
+              <w:hyperlink w:anchor="_Toc187237045" w:history="1">
                 <w:r>
                   <w:rPr>
                     <w:rStyle w:val="Lienhypertexte"/>
                     <w:noProof/>
                   </w:rPr>
-                  <w:t>2.7.1</w:t>
+                  <w:t>2.8.1</w:t>
                 </w:r>
                 <w:r>
                   <w:rPr>
@@ -2480,7 +2480,7 @@
                     <w:noProof/>
                     <w:webHidden/>
                   </w:rPr>
-                  <w:instrText xml:space="preserve"> PAGEREF _Toc187053792 \h </w:instrText>
+                  <w:instrText xml:space="preserve"> PAGEREF _Toc187237045 \h </w:instrText>
                 </w:r>
                 <w:r>
                   <w:rPr>
@@ -2525,13 +2525,13 @@
                   <w14:ligatures w14:val="standardContextual"/>
                 </w:rPr>
               </w:pPr>
-              <w:hyperlink w:anchor="_Toc187053793" w:history="1">
+              <w:hyperlink w:anchor="_Toc187237046" w:history="1">
                 <w:r>
                   <w:rPr>
                     <w:rStyle w:val="Lienhypertexte"/>
                     <w:noProof/>
                   </w:rPr>
-                  <w:t>2.7.2</w:t>
+                  <w:t>2.8.2</w:t>
                 </w:r>
                 <w:r>
                   <w:rPr>
@@ -2568,7 +2568,7 @@
                     <w:noProof/>
                     <w:webHidden/>
                   </w:rPr>
-                  <w:instrText xml:space="preserve"> PAGEREF _Toc187053793 \h </w:instrText>
+                  <w:instrText xml:space="preserve"> PAGEREF _Toc187237046 \h </w:instrText>
                 </w:r>
                 <w:r>
                   <w:rPr>
@@ -2613,13 +2613,13 @@
                   <w14:ligatures w14:val="standardContextual"/>
                 </w:rPr>
               </w:pPr>
-              <w:hyperlink w:anchor="_Toc187053794" w:history="1">
+              <w:hyperlink w:anchor="_Toc187237047" w:history="1">
                 <w:r>
                   <w:rPr>
                     <w:rStyle w:val="Lienhypertexte"/>
                     <w:noProof/>
                   </w:rPr>
-                  <w:t>2.8</w:t>
+                  <w:t>2.9</w:t>
                 </w:r>
                 <w:r>
                   <w:rPr>
@@ -2656,7 +2656,7 @@
                     <w:noProof/>
                     <w:webHidden/>
                   </w:rPr>
-                  <w:instrText xml:space="preserve"> PAGEREF _Toc187053794 \h </w:instrText>
+                  <w:instrText xml:space="preserve"> PAGEREF _Toc187237047 \h </w:instrText>
                 </w:r>
                 <w:r>
                   <w:rPr>
@@ -2701,13 +2701,13 @@
                   <w14:ligatures w14:val="standardContextual"/>
                 </w:rPr>
               </w:pPr>
-              <w:hyperlink w:anchor="_Toc187053795" w:history="1">
+              <w:hyperlink w:anchor="_Toc187237048" w:history="1">
                 <w:r>
                   <w:rPr>
                     <w:rStyle w:val="Lienhypertexte"/>
                     <w:noProof/>
                   </w:rPr>
-                  <w:t>2.8.1</w:t>
+                  <w:t>2.9.1</w:t>
                 </w:r>
                 <w:r>
                   <w:rPr>
@@ -2744,7 +2744,7 @@
                     <w:noProof/>
                     <w:webHidden/>
                   </w:rPr>
-                  <w:instrText xml:space="preserve"> PAGEREF _Toc187053795 \h </w:instrText>
+                  <w:instrText xml:space="preserve"> PAGEREF _Toc187237048 \h </w:instrText>
                 </w:r>
                 <w:r>
                   <w:rPr>
@@ -2789,13 +2789,13 @@
                   <w14:ligatures w14:val="standardContextual"/>
                 </w:rPr>
               </w:pPr>
-              <w:hyperlink w:anchor="_Toc187053796" w:history="1">
+              <w:hyperlink w:anchor="_Toc187237049" w:history="1">
                 <w:r>
                   <w:rPr>
                     <w:rStyle w:val="Lienhypertexte"/>
                     <w:noProof/>
                   </w:rPr>
-                  <w:t>2.8.2</w:t>
+                  <w:t>2.9.2</w:t>
                 </w:r>
                 <w:r>
                   <w:rPr>
@@ -2832,7 +2832,7 @@
                     <w:noProof/>
                     <w:webHidden/>
                   </w:rPr>
-                  <w:instrText xml:space="preserve"> PAGEREF _Toc187053796 \h </w:instrText>
+                  <w:instrText xml:space="preserve"> PAGEREF _Toc187237049 \h </w:instrText>
                 </w:r>
                 <w:r>
                   <w:rPr>
@@ -2901,7 +2901,7 @@
         </w:numPr>
         <w:jc w:val="both"/>
       </w:pPr>
-      <w:bookmarkStart w:id="0" w:name="_Toc187053766"/>
+      <w:bookmarkStart w:id="0" w:name="_Toc187237019"/>
       <w:r>
         <w:lastRenderedPageBreak/>
         <w:t>Analyse préliminaire</w:t>
@@ -2917,7 +2917,7 @@
         </w:numPr>
         <w:jc w:val="both"/>
       </w:pPr>
-      <w:bookmarkStart w:id="1" w:name="_Toc187053767"/>
+      <w:bookmarkStart w:id="1" w:name="_Toc187237020"/>
       <w:r>
         <w:t>Introduction</w:t>
       </w:r>
@@ -2998,7 +2998,7 @@
         </w:numPr>
         <w:jc w:val="both"/>
       </w:pPr>
-      <w:bookmarkStart w:id="2" w:name="_Toc187053768"/>
+      <w:bookmarkStart w:id="2" w:name="_Toc187237021"/>
       <w:r>
         <w:t>Objectifs</w:t>
       </w:r>
@@ -3396,7 +3396,7 @@
         </w:numPr>
         <w:jc w:val="both"/>
       </w:pPr>
-      <w:bookmarkStart w:id="3" w:name="_Toc187053769"/>
+      <w:bookmarkStart w:id="3" w:name="_Toc187237022"/>
       <w:r>
         <w:t>Gestion de projet</w:t>
       </w:r>
@@ -3454,7 +3454,7 @@
         </w:numPr>
         <w:jc w:val="both"/>
       </w:pPr>
-      <w:bookmarkStart w:id="4" w:name="_Toc187053770"/>
+      <w:bookmarkStart w:id="4" w:name="_Toc187237023"/>
       <w:r>
         <w:t>Planification initiale</w:t>
       </w:r>
@@ -3777,7 +3777,7 @@
         </w:numPr>
         <w:jc w:val="both"/>
       </w:pPr>
-      <w:bookmarkStart w:id="5" w:name="_Toc187053771"/>
+      <w:bookmarkStart w:id="5" w:name="_Toc187237024"/>
       <w:r>
         <w:t>Test</w:t>
       </w:r>
@@ -3792,7 +3792,7 @@
         </w:numPr>
         <w:jc w:val="both"/>
       </w:pPr>
-      <w:bookmarkStart w:id="6" w:name="_Toc187053772"/>
+      <w:bookmarkStart w:id="6" w:name="_Toc187237025"/>
       <w:r>
         <w:t>Politique de Test</w:t>
       </w:r>
@@ -3968,7 +3968,7 @@
         </w:numPr>
         <w:jc w:val="both"/>
       </w:pPr>
-      <w:bookmarkStart w:id="7" w:name="_Toc187053773"/>
+      <w:bookmarkStart w:id="7" w:name="_Toc187237026"/>
       <w:r>
         <w:t>Stratégie de test</w:t>
       </w:r>
@@ -4308,9 +4308,11 @@
           <w:szCs w:val="26"/>
         </w:rPr>
       </w:pPr>
-      <w:r>
-        <w:t>Production</w:t>
-      </w:r>
+      <w:proofErr w:type="spellStart"/>
+      <w:r>
+        <w:t>Pré-Production</w:t>
+      </w:r>
+      <w:proofErr w:type="spellEnd"/>
     </w:p>
     <w:p>
       <w:pPr>
@@ -4419,38 +4421,13 @@
         </w:rPr>
       </w:pPr>
       <w:r>
-        <w:t>Environnement production</w:t>
-      </w:r>
-      <w:r>
-        <w:t>.</w:t>
-      </w:r>
-    </w:p>
-    <w:p>
-      <w:pPr>
-        <w:ind w:left="360"/>
-        <w:jc w:val="both"/>
-        <w:rPr>
-          <w:b/>
-          <w:bCs/>
-          <w:i/>
-          <w:iCs/>
-          <w:sz w:val="26"/>
-          <w:szCs w:val="26"/>
-          <w:u w:val="single"/>
-        </w:rPr>
-      </w:pPr>
-      <w:r>
-        <w:rPr>
-          <w:b/>
-          <w:bCs/>
-          <w:i/>
-          <w:iCs/>
-          <w:sz w:val="26"/>
-          <w:szCs w:val="26"/>
-          <w:u w:val="single"/>
-        </w:rPr>
-        <w:t>Critères de succès</w:t>
-      </w:r>
+        <w:t xml:space="preserve">Environnement </w:t>
+      </w:r>
+      <w:proofErr w:type="spellStart"/>
+      <w:r>
+        <w:t>pré-production</w:t>
+      </w:r>
+      <w:proofErr w:type="spellEnd"/>
     </w:p>
     <w:p>
       <w:pPr>
@@ -4460,6 +4437,58 @@
           <w:numId w:val="17"/>
         </w:numPr>
         <w:jc w:val="both"/>
+        <w:rPr>
+          <w:b/>
+          <w:bCs/>
+          <w:i/>
+          <w:iCs/>
+          <w:sz w:val="26"/>
+          <w:szCs w:val="26"/>
+          <w:u w:val="single"/>
+        </w:rPr>
+      </w:pPr>
+      <w:r>
+        <w:t>Environnement production</w:t>
+      </w:r>
+      <w:r>
+        <w:t>.</w:t>
+      </w:r>
+    </w:p>
+    <w:p>
+      <w:pPr>
+        <w:ind w:left="360"/>
+        <w:jc w:val="both"/>
+        <w:rPr>
+          <w:b/>
+          <w:bCs/>
+          <w:i/>
+          <w:iCs/>
+          <w:sz w:val="26"/>
+          <w:szCs w:val="26"/>
+          <w:u w:val="single"/>
+        </w:rPr>
+      </w:pPr>
+      <w:r>
+        <w:rPr>
+          <w:b/>
+          <w:bCs/>
+          <w:i/>
+          <w:iCs/>
+          <w:sz w:val="26"/>
+          <w:szCs w:val="26"/>
+          <w:u w:val="single"/>
+        </w:rPr>
+        <w:t>Critères de succès</w:t>
+      </w:r>
+    </w:p>
+    <w:p>
+      <w:pPr>
+        <w:pStyle w:val="Paragraphedeliste"/>
+        <w:numPr>
+          <w:ilvl w:val="0"/>
+          <w:numId w:val="17"/>
+        </w:numPr>
+        <w:jc w:val="both"/>
       </w:pPr>
       <w:r>
         <w:t>100% des test unitaire réussis</w:t>
@@ -4494,9 +4523,8 @@
         </w:numPr>
         <w:jc w:val="both"/>
       </w:pPr>
-      <w:bookmarkStart w:id="8" w:name="_Toc187053774"/>
-      <w:r>
-        <w:lastRenderedPageBreak/>
+      <w:bookmarkStart w:id="8" w:name="_Toc187237027"/>
+      <w:r>
         <w:t>Plan de test</w:t>
       </w:r>
       <w:bookmarkEnd w:id="8"/>
@@ -4717,7 +4745,6 @@
           <w:szCs w:val="26"/>
           <w:u w:val="single"/>
         </w:rPr>
-        <w:lastRenderedPageBreak/>
         <w:t xml:space="preserve">Création Des </w:t>
       </w:r>
       <w:proofErr w:type="spellStart"/>
@@ -4962,10 +4989,12 @@
         </w:numPr>
         <w:jc w:val="both"/>
       </w:pPr>
-      <w:bookmarkStart w:id="9" w:name="_Toc187053775"/>
-      <w:r>
-        <w:lastRenderedPageBreak/>
-        <w:t>Test Backend</w:t>
+      <w:bookmarkStart w:id="9" w:name="_Toc187237028"/>
+      <w:r>
+        <w:t xml:space="preserve">Test </w:t>
+      </w:r>
+      <w:r>
+        <w:t>Unitaire</w:t>
       </w:r>
       <w:bookmarkEnd w:id="9"/>
     </w:p>
@@ -4982,7 +5011,7 @@
           <w:szCs w:val="26"/>
         </w:rPr>
       </w:pPr>
-      <w:bookmarkStart w:id="10" w:name="_Toc187053776"/>
+      <w:bookmarkStart w:id="10" w:name="_Toc187237029"/>
       <w:r>
         <w:rPr>
           <w:sz w:val="26"/>
@@ -5386,7 +5415,6 @@
           <w:szCs w:val="26"/>
           <w:u w:val="single"/>
         </w:rPr>
-        <w:lastRenderedPageBreak/>
         <w:t>Authentification</w:t>
       </w:r>
       <w:r>
@@ -5933,7 +5961,7 @@
         </w:numPr>
         <w:jc w:val="both"/>
       </w:pPr>
-      <w:bookmarkStart w:id="11" w:name="_Toc187053777"/>
+      <w:bookmarkStart w:id="11" w:name="_Toc187237030"/>
       <w:r>
         <w:t>Test Login</w:t>
       </w:r>
@@ -6093,7 +6121,6 @@
           <w:szCs w:val="26"/>
           <w:u w:val="single"/>
         </w:rPr>
-        <w:lastRenderedPageBreak/>
         <w:t>Création d’un compte avec des données valides</w:t>
       </w:r>
     </w:p>
@@ -6798,7 +6825,7 @@
         </w:numPr>
         <w:jc w:val="both"/>
       </w:pPr>
-      <w:bookmarkStart w:id="12" w:name="_Toc187053778"/>
+      <w:bookmarkStart w:id="12" w:name="_Toc187237031"/>
       <w:r>
         <w:lastRenderedPageBreak/>
         <w:t>Gestion de l’utilisateur</w:t>
@@ -7609,8 +7636,9 @@
           <w:szCs w:val="26"/>
           <w:u w:val="single"/>
         </w:rPr>
-        <w:t>Mise à jour d</w:t>
-      </w:r>
+        <w:t xml:space="preserve">Mise à jour du nom, adresse, </w:t>
+      </w:r>
+      <w:proofErr w:type="spellStart"/>
       <w:r>
         <w:rPr>
           <w:b/>
@@ -7621,9 +7649,9 @@
           <w:szCs w:val="26"/>
           <w:u w:val="single"/>
         </w:rPr>
-        <w:t xml:space="preserve">u nom, adresse, </w:t>
-      </w:r>
-      <w:proofErr w:type="spellStart"/>
+        <w:t>npa</w:t>
+      </w:r>
+      <w:proofErr w:type="spellEnd"/>
       <w:r>
         <w:rPr>
           <w:b/>
@@ -7634,19 +7662,6 @@
           <w:szCs w:val="26"/>
           <w:u w:val="single"/>
         </w:rPr>
-        <w:t>npa</w:t>
-      </w:r>
-      <w:proofErr w:type="spellEnd"/>
-      <w:r>
-        <w:rPr>
-          <w:b/>
-          <w:bCs/>
-          <w:i/>
-          <w:iCs/>
-          <w:sz w:val="26"/>
-          <w:szCs w:val="26"/>
-          <w:u w:val="single"/>
-        </w:rPr>
         <w:t xml:space="preserve"> et place de l’utilisateur</w:t>
       </w:r>
     </w:p>
@@ -7656,13 +7671,7 @@
         <w:jc w:val="both"/>
       </w:pPr>
       <w:r>
-        <w:t xml:space="preserve">Ce test consiste en une simple requête vers la route « Edit » avec en corps </w:t>
-      </w:r>
-      <w:r>
-        <w:t xml:space="preserve">les nouvelles valeurs de chaque champ de </w:t>
-      </w:r>
-      <w:r>
-        <w:t>l’utilisateur.</w:t>
+        <w:t>Ce test consiste en une simple requête vers la route « Edit » avec en corps les nouvelles valeurs de chaque champ de l’utilisateur.</w:t>
       </w:r>
     </w:p>
     <w:p>
@@ -7671,6 +7680,9 @@
         <w:jc w:val="both"/>
       </w:pPr>
       <w:r>
+        <w:rPr>
+          <w:noProof/>
+        </w:rPr>
         <w:drawing>
           <wp:inline distT="0" distB="0" distL="0" distR="0" wp14:anchorId="7D2D613E" wp14:editId="50F886D3">
             <wp:extent cx="5544324" cy="2591162"/>
@@ -7844,31 +7856,7 @@
           <w:szCs w:val="26"/>
           <w:u w:val="single"/>
         </w:rPr>
-        <w:t xml:space="preserve">Résultat de la </w:t>
-      </w:r>
-      <w:r>
-        <w:rPr>
-          <w:b/>
-          <w:bCs/>
-          <w:i/>
-          <w:iCs/>
-          <w:sz w:val="26"/>
-          <w:szCs w:val="26"/>
-          <w:u w:val="single"/>
-        </w:rPr>
-        <w:t>modification</w:t>
-      </w:r>
-      <w:r>
-        <w:rPr>
-          <w:b/>
-          <w:bCs/>
-          <w:i/>
-          <w:iCs/>
-          <w:sz w:val="26"/>
-          <w:szCs w:val="26"/>
-          <w:u w:val="single"/>
-        </w:rPr>
-        <w:t xml:space="preserve"> d’un utilisateur</w:t>
+        <w:t>Résultat de la modification d’un utilisateur</w:t>
       </w:r>
     </w:p>
     <w:tbl>
@@ -8197,13 +8185,7 @@
               <w:jc w:val="center"/>
             </w:pPr>
             <w:r>
-              <w:t xml:space="preserve">Réception d’une réponse </w:t>
-            </w:r>
-            <w:r>
-              <w:t>400</w:t>
-            </w:r>
-            <w:r>
-              <w:t xml:space="preserve"> de la part du serveur</w:t>
+              <w:t>Réception d’une réponse 400 de la part du serveur</w:t>
             </w:r>
           </w:p>
         </w:tc>
@@ -8280,6 +8262,9 @@
         <w:ind w:left="360"/>
       </w:pPr>
       <w:r>
+        <w:rPr>
+          <w:noProof/>
+        </w:rPr>
         <w:drawing>
           <wp:inline distT="0" distB="0" distL="0" distR="0" wp14:anchorId="29FD75D5" wp14:editId="7B9E2EE9">
             <wp:extent cx="4429743" cy="5820587"/>
@@ -8409,6 +8394,7 @@
           <w:bCs/>
           <w:i/>
           <w:iCs/>
+          <w:noProof/>
           <w:sz w:val="26"/>
           <w:szCs w:val="26"/>
           <w:u w:val="single"/>
@@ -8499,31 +8485,7 @@
           <w:szCs w:val="26"/>
           <w:u w:val="single"/>
         </w:rPr>
-        <w:t xml:space="preserve"> </w:t>
-      </w:r>
-      <w:r>
-        <w:rPr>
-          <w:b/>
-          <w:bCs/>
-          <w:i/>
-          <w:iCs/>
-          <w:sz w:val="26"/>
-          <w:szCs w:val="26"/>
-          <w:u w:val="single"/>
-        </w:rPr>
-        <w:t>post</w:t>
-      </w:r>
-      <w:r>
-        <w:rPr>
-          <w:b/>
-          <w:bCs/>
-          <w:i/>
-          <w:iCs/>
-          <w:sz w:val="26"/>
-          <w:szCs w:val="26"/>
-          <w:u w:val="single"/>
-        </w:rPr>
-        <w:t>-changement</w:t>
+        <w:t xml:space="preserve"> post-changement</w:t>
       </w:r>
     </w:p>
     <w:p>
@@ -8536,6 +8498,7 @@
       </w:pPr>
       <w:r>
         <w:rPr>
+          <w:noProof/>
           <w:sz w:val="26"/>
           <w:szCs w:val="26"/>
         </w:rPr>
@@ -8585,12 +8548,9 @@
         </w:numPr>
         <w:jc w:val="both"/>
       </w:pPr>
-      <w:bookmarkStart w:id="13" w:name="_Toc187053779"/>
-      <w:r>
-        <w:t>Gestion d</w:t>
-      </w:r>
-      <w:r>
-        <w:t xml:space="preserve">es </w:t>
+      <w:bookmarkStart w:id="13" w:name="_Toc187237032"/>
+      <w:r>
+        <w:t xml:space="preserve">Gestion des </w:t>
       </w:r>
       <w:proofErr w:type="spellStart"/>
       <w:r>
@@ -8896,6 +8856,9 @@
         <w:pStyle w:val="Paragraphedeliste"/>
       </w:pPr>
       <w:r>
+        <w:rPr>
+          <w:noProof/>
+        </w:rPr>
         <w:drawing>
           <wp:inline distT="0" distB="0" distL="0" distR="0" wp14:anchorId="5BC41CE2" wp14:editId="0D94FADF">
             <wp:extent cx="4172532" cy="2057687"/>
@@ -8958,6 +8921,9 @@
         <w:pStyle w:val="Paragraphedeliste"/>
       </w:pPr>
       <w:r>
+        <w:rPr>
+          <w:noProof/>
+        </w:rPr>
         <w:drawing>
           <wp:inline distT="0" distB="0" distL="0" distR="0" wp14:anchorId="301DA65B" wp14:editId="7C83B158">
             <wp:extent cx="2753109" cy="1124107"/>
@@ -9020,6 +8986,9 @@
         <w:pStyle w:val="Paragraphedeliste"/>
       </w:pPr>
       <w:r>
+        <w:rPr>
+          <w:noProof/>
+        </w:rPr>
         <w:drawing>
           <wp:inline distT="0" distB="0" distL="0" distR="0" wp14:anchorId="29C5F0DA" wp14:editId="29B5B137">
             <wp:extent cx="4563112" cy="1676634"/>
@@ -9105,10 +9074,7 @@
         <w:t xml:space="preserve">Ce test vérifie </w:t>
       </w:r>
       <w:r>
-        <w:t>la suppression</w:t>
-      </w:r>
-      <w:r>
-        <w:t xml:space="preserve"> </w:t>
+        <w:t xml:space="preserve">la suppression </w:t>
       </w:r>
       <w:r>
         <w:t xml:space="preserve">d’un </w:t>
@@ -9151,6 +9117,9 @@
         <w:pStyle w:val="Paragraphedeliste"/>
       </w:pPr>
       <w:r>
+        <w:rPr>
+          <w:noProof/>
+        </w:rPr>
         <w:drawing>
           <wp:inline distT="0" distB="0" distL="0" distR="0" wp14:anchorId="3643F250" wp14:editId="67B3C013">
             <wp:extent cx="4172532" cy="1581371"/>
@@ -9218,6 +9187,9 @@
         <w:pStyle w:val="Paragraphedeliste"/>
       </w:pPr>
       <w:r>
+        <w:rPr>
+          <w:noProof/>
+        </w:rPr>
         <w:drawing>
           <wp:inline distT="0" distB="0" distL="0" distR="0" wp14:anchorId="65165425" wp14:editId="24A6F3EC">
             <wp:extent cx="2762636" cy="1228896"/>
@@ -9280,6 +9252,9 @@
         <w:pStyle w:val="Paragraphedeliste"/>
       </w:pPr>
       <w:r>
+        <w:rPr>
+          <w:noProof/>
+        </w:rPr>
         <w:drawing>
           <wp:inline distT="0" distB="0" distL="0" distR="0" wp14:anchorId="66E554C0" wp14:editId="06F125EA">
             <wp:extent cx="2695951" cy="1276528"/>
@@ -9342,6 +9317,9 @@
         <w:pStyle w:val="Paragraphedeliste"/>
       </w:pPr>
       <w:r>
+        <w:rPr>
+          <w:noProof/>
+        </w:rPr>
         <w:drawing>
           <wp:inline distT="0" distB="0" distL="0" distR="0" wp14:anchorId="54627912" wp14:editId="60CB91B6">
             <wp:extent cx="3143689" cy="1114581"/>
@@ -9404,6 +9382,9 @@
         <w:pStyle w:val="Paragraphedeliste"/>
       </w:pPr>
       <w:r>
+        <w:rPr>
+          <w:noProof/>
+        </w:rPr>
         <w:drawing>
           <wp:inline distT="0" distB="0" distL="0" distR="0" wp14:anchorId="37CDB4FE" wp14:editId="69A55288">
             <wp:extent cx="4791744" cy="1076475"/>
@@ -9567,6 +9548,9 @@
         <w:pStyle w:val="Paragraphedeliste"/>
       </w:pPr>
       <w:r>
+        <w:rPr>
+          <w:noProof/>
+        </w:rPr>
         <w:drawing>
           <wp:inline distT="0" distB="0" distL="0" distR="0" wp14:anchorId="5C26BB2F" wp14:editId="54E7F3AF">
             <wp:extent cx="4153480" cy="1781424"/>
@@ -9634,6 +9618,9 @@
         <w:pStyle w:val="Paragraphedeliste"/>
       </w:pPr>
       <w:r>
+        <w:rPr>
+          <w:noProof/>
+        </w:rPr>
         <w:drawing>
           <wp:inline distT="0" distB="0" distL="0" distR="0" wp14:anchorId="3DCD0778" wp14:editId="7DA46573">
             <wp:extent cx="2705478" cy="1076475"/>
@@ -9696,6 +9683,9 @@
         <w:pStyle w:val="Paragraphedeliste"/>
       </w:pPr>
       <w:r>
+        <w:rPr>
+          <w:noProof/>
+        </w:rPr>
         <w:drawing>
           <wp:inline distT="0" distB="0" distL="0" distR="0" wp14:anchorId="777051A2" wp14:editId="2AF8B51B">
             <wp:extent cx="2705478" cy="1228896"/>
@@ -9758,6 +9748,9 @@
         <w:pStyle w:val="Paragraphedeliste"/>
       </w:pPr>
       <w:r>
+        <w:rPr>
+          <w:noProof/>
+        </w:rPr>
         <w:drawing>
           <wp:inline distT="0" distB="0" distL="0" distR="0" wp14:anchorId="46A4BCFE" wp14:editId="38F33789">
             <wp:extent cx="3200847" cy="1143160"/>
@@ -9820,6 +9813,9 @@
         <w:pStyle w:val="Paragraphedeliste"/>
       </w:pPr>
       <w:r>
+        <w:rPr>
+          <w:noProof/>
+        </w:rPr>
         <w:drawing>
           <wp:inline distT="0" distB="0" distL="0" distR="0" wp14:anchorId="3B251EDD" wp14:editId="1A1DD74F">
             <wp:extent cx="4629796" cy="1581371"/>
@@ -10187,6 +10183,7 @@
           <w:bCs/>
           <w:i/>
           <w:iCs/>
+          <w:noProof/>
           <w:sz w:val="26"/>
           <w:szCs w:val="26"/>
           <w:u w:val="single"/>
@@ -10428,18 +10425,15 @@
       <w:pPr>
         <w:pStyle w:val="Titre2"/>
         <w:numPr>
-          <w:ilvl w:val="2"/>
+          <w:ilvl w:val="1"/>
           <w:numId w:val="1"/>
         </w:numPr>
         <w:jc w:val="both"/>
       </w:pPr>
-      <w:bookmarkStart w:id="14" w:name="_Toc187053780"/>
+      <w:bookmarkStart w:id="14" w:name="_Toc187237033"/>
       <w:r>
         <w:lastRenderedPageBreak/>
-        <w:t xml:space="preserve">Résultat Campagne de Test </w:t>
-      </w:r>
-      <w:r>
-        <w:t>unitaire</w:t>
+        <w:t>Résultat Campagne de Test unitaire</w:t>
       </w:r>
       <w:bookmarkEnd w:id="14"/>
       <w:r>
@@ -10482,6 +10476,9 @@
         <w:t xml:space="preserve"> </w:t>
       </w:r>
       <w:r>
+        <w:rPr>
+          <w:noProof/>
+        </w:rPr>
         <w:drawing>
           <wp:inline distT="0" distB="0" distL="0" distR="0" wp14:anchorId="6C77336A" wp14:editId="5878AA15">
             <wp:extent cx="4715222" cy="7746521"/>
@@ -10533,7 +10530,7 @@
         </w:numPr>
         <w:jc w:val="both"/>
       </w:pPr>
-      <w:bookmarkStart w:id="15" w:name="_Toc187053781"/>
+      <w:bookmarkStart w:id="15" w:name="_Toc187237034"/>
       <w:r>
         <w:lastRenderedPageBreak/>
         <w:t>Test E2E</w:t>
@@ -10553,7 +10550,7 @@
           <w:szCs w:val="26"/>
         </w:rPr>
       </w:pPr>
-      <w:bookmarkStart w:id="16" w:name="_Toc187053782"/>
+      <w:bookmarkStart w:id="16" w:name="_Toc187237035"/>
       <w:r>
         <w:rPr>
           <w:sz w:val="26"/>
@@ -10754,7 +10751,7 @@
           <w:szCs w:val="26"/>
         </w:rPr>
       </w:pPr>
-      <w:bookmarkStart w:id="17" w:name="_Toc187053783"/>
+      <w:bookmarkStart w:id="17" w:name="_Toc187237036"/>
       <w:r>
         <w:rPr>
           <w:sz w:val="26"/>
@@ -10895,7 +10892,7 @@
         <w:rPr>
           <w:i/>
           <w:iCs/>
-          <w:color w:val="FF0000"/>
+          <w:color w:val="000000" w:themeColor="text1"/>
         </w:rPr>
       </w:pPr>
       <w:r>
@@ -10904,7 +10901,7 @@
           <w:bCs/>
           <w:i/>
           <w:iCs/>
-          <w:color w:val="FF0000"/>
+          <w:color w:val="000000" w:themeColor="text1"/>
           <w:sz w:val="26"/>
           <w:szCs w:val="26"/>
         </w:rPr>
@@ -11657,7 +11654,7 @@
           <w:szCs w:val="26"/>
         </w:rPr>
       </w:pPr>
-      <w:bookmarkStart w:id="23" w:name="_Toc187053784"/>
+      <w:bookmarkStart w:id="23" w:name="_Toc187237037"/>
       <w:r>
         <w:rPr>
           <w:sz w:val="26"/>
@@ -11792,7 +11789,7 @@
         <w:rPr>
           <w:i/>
           <w:iCs/>
-          <w:color w:val="FF0000"/>
+          <w:color w:val="000000" w:themeColor="text1"/>
         </w:rPr>
       </w:pPr>
       <w:r>
@@ -11801,7 +11798,7 @@
           <w:bCs/>
           <w:i/>
           <w:iCs/>
-          <w:color w:val="FF0000"/>
+          <w:color w:val="000000" w:themeColor="text1"/>
           <w:sz w:val="26"/>
           <w:szCs w:val="26"/>
         </w:rPr>
@@ -11899,7 +11896,7 @@
         <w:rPr>
           <w:i/>
           <w:iCs/>
-          <w:color w:val="FF0000"/>
+          <w:color w:val="000000" w:themeColor="text1"/>
         </w:rPr>
       </w:pPr>
       <w:r>
@@ -11908,7 +11905,7 @@
           <w:bCs/>
           <w:i/>
           <w:iCs/>
-          <w:color w:val="FF0000"/>
+          <w:color w:val="000000" w:themeColor="text1"/>
           <w:sz w:val="26"/>
           <w:szCs w:val="26"/>
         </w:rPr>
@@ -11921,7 +11918,7 @@
           <w:bCs/>
           <w:i/>
           <w:iCs/>
-          <w:color w:val="FF0000"/>
+          <w:color w:val="000000" w:themeColor="text1"/>
           <w:sz w:val="26"/>
           <w:szCs w:val="26"/>
         </w:rPr>
@@ -11934,7 +11931,7 @@
           <w:bCs/>
           <w:i/>
           <w:iCs/>
-          <w:color w:val="FF0000"/>
+          <w:color w:val="000000" w:themeColor="text1"/>
           <w:sz w:val="26"/>
           <w:szCs w:val="26"/>
         </w:rPr>
@@ -12079,16 +12076,16 @@
           <w:bCs/>
           <w:i/>
           <w:iCs/>
-          <w:color w:val="C00000"/>
-          <w:sz w:val="26"/>
-          <w:szCs w:val="26"/>
-        </w:rPr>
-      </w:pPr>
-      <w:r>
-        <w:rPr>
-          <w:b/>
-          <w:bCs/>
-          <w:color w:val="C00000"/>
+          <w:color w:val="000000" w:themeColor="text1"/>
+          <w:sz w:val="26"/>
+          <w:szCs w:val="26"/>
+        </w:rPr>
+      </w:pPr>
+      <w:r>
+        <w:rPr>
+          <w:b/>
+          <w:bCs/>
+          <w:color w:val="000000" w:themeColor="text1"/>
           <w:sz w:val="26"/>
           <w:szCs w:val="26"/>
         </w:rPr>
@@ -12234,7 +12231,7 @@
         <w:rPr>
           <w:b/>
           <w:bCs/>
-          <w:color w:val="C00000"/>
+          <w:color w:val="000000" w:themeColor="text1"/>
           <w:sz w:val="26"/>
           <w:szCs w:val="26"/>
         </w:rPr>
@@ -12365,7 +12362,7 @@
         <w:rPr>
           <w:b/>
           <w:bCs/>
-          <w:color w:val="538135" w:themeColor="accent6" w:themeShade="BF"/>
+          <w:color w:val="000000" w:themeColor="text1"/>
           <w:sz w:val="26"/>
           <w:szCs w:val="26"/>
         </w:rPr>
@@ -12492,7 +12489,7 @@
           <w:szCs w:val="26"/>
         </w:rPr>
       </w:pPr>
-      <w:bookmarkStart w:id="25" w:name="_Toc187053785"/>
+      <w:bookmarkStart w:id="25" w:name="_Toc187237038"/>
       <w:r>
         <w:rPr>
           <w:sz w:val="26"/>
@@ -12586,7 +12583,7 @@
           <w:bCs/>
           <w:i/>
           <w:iCs/>
-          <w:color w:val="538135" w:themeColor="accent6" w:themeShade="BF"/>
+          <w:color w:val="000000" w:themeColor="text1"/>
           <w:sz w:val="26"/>
           <w:szCs w:val="26"/>
         </w:rPr>
@@ -12597,7 +12594,7 @@
           <w:bCs/>
           <w:i/>
           <w:iCs/>
-          <w:color w:val="538135" w:themeColor="accent6" w:themeShade="BF"/>
+          <w:color w:val="000000" w:themeColor="text1"/>
           <w:sz w:val="26"/>
           <w:szCs w:val="26"/>
         </w:rPr>
@@ -12731,7 +12728,7 @@
           <w:bCs/>
           <w:i/>
           <w:iCs/>
-          <w:color w:val="C00000"/>
+          <w:color w:val="000000" w:themeColor="text1"/>
           <w:sz w:val="26"/>
           <w:szCs w:val="26"/>
         </w:rPr>
@@ -12742,7 +12739,7 @@
           <w:bCs/>
           <w:i/>
           <w:iCs/>
-          <w:color w:val="C00000"/>
+          <w:color w:val="000000" w:themeColor="text1"/>
           <w:sz w:val="26"/>
           <w:szCs w:val="26"/>
         </w:rPr>
@@ -12841,7 +12838,7 @@
           <w:bCs/>
           <w:i/>
           <w:iCs/>
-          <w:color w:val="538135" w:themeColor="accent6" w:themeShade="BF"/>
+          <w:color w:val="000000" w:themeColor="text1"/>
           <w:sz w:val="26"/>
           <w:szCs w:val="26"/>
         </w:rPr>
@@ -12852,7 +12849,7 @@
           <w:bCs/>
           <w:i/>
           <w:iCs/>
-          <w:color w:val="538135" w:themeColor="accent6" w:themeShade="BF"/>
+          <w:color w:val="000000" w:themeColor="text1"/>
           <w:sz w:val="26"/>
           <w:szCs w:val="26"/>
         </w:rPr>
@@ -12941,7 +12938,7 @@
           <w:szCs w:val="26"/>
         </w:rPr>
       </w:pPr>
-      <w:bookmarkStart w:id="27" w:name="_Toc187053786"/>
+      <w:bookmarkStart w:id="27" w:name="_Toc187237039"/>
       <w:r>
         <w:rPr>
           <w:sz w:val="26"/>
@@ -13101,7 +13098,7 @@
         <w:rPr>
           <w:i/>
           <w:iCs/>
-          <w:color w:val="FF0000"/>
+          <w:color w:val="000000" w:themeColor="text1"/>
         </w:rPr>
       </w:pPr>
       <w:r>
@@ -13110,7 +13107,7 @@
           <w:bCs/>
           <w:i/>
           <w:iCs/>
-          <w:color w:val="FF0000"/>
+          <w:color w:val="000000" w:themeColor="text1"/>
           <w:sz w:val="26"/>
           <w:szCs w:val="26"/>
         </w:rPr>
@@ -13200,7 +13197,7 @@
           <w:bCs/>
           <w:i/>
           <w:iCs/>
-          <w:color w:val="538135" w:themeColor="accent6" w:themeShade="BF"/>
+          <w:color w:val="000000" w:themeColor="text1"/>
           <w:sz w:val="26"/>
           <w:szCs w:val="26"/>
         </w:rPr>
@@ -13211,7 +13208,7 @@
           <w:bCs/>
           <w:i/>
           <w:iCs/>
-          <w:color w:val="538135" w:themeColor="accent6" w:themeShade="BF"/>
+          <w:color w:val="000000" w:themeColor="text1"/>
           <w:sz w:val="26"/>
           <w:szCs w:val="26"/>
         </w:rPr>
@@ -13385,7 +13382,7 @@
           <w:bCs/>
           <w:i/>
           <w:iCs/>
-          <w:color w:val="538135" w:themeColor="accent6" w:themeShade="BF"/>
+          <w:color w:val="000000" w:themeColor="text1"/>
           <w:sz w:val="26"/>
           <w:szCs w:val="26"/>
         </w:rPr>
@@ -13396,12 +13393,12 @@
           <w:bCs/>
           <w:i/>
           <w:iCs/>
-          <w:color w:val="538135" w:themeColor="accent6" w:themeShade="BF"/>
+          <w:color w:val="000000" w:themeColor="text1"/>
           <w:sz w:val="26"/>
           <w:szCs w:val="26"/>
         </w:rPr>
         <w:lastRenderedPageBreak/>
-        <w:t>Validation</w:t>
+        <w:t>Validation de</w:t>
       </w:r>
       <w:r>
         <w:rPr>
@@ -13409,11 +13406,11 @@
           <w:bCs/>
           <w:i/>
           <w:iCs/>
-          <w:color w:val="538135" w:themeColor="accent6" w:themeShade="BF"/>
-          <w:sz w:val="26"/>
-          <w:szCs w:val="26"/>
-        </w:rPr>
-        <w:t xml:space="preserve"> de</w:t>
+          <w:color w:val="000000" w:themeColor="text1"/>
+          <w:sz w:val="26"/>
+          <w:szCs w:val="26"/>
+        </w:rPr>
+        <w:t>s</w:t>
       </w:r>
       <w:r>
         <w:rPr>
@@ -13421,19 +13418,7 @@
           <w:bCs/>
           <w:i/>
           <w:iCs/>
-          <w:color w:val="538135" w:themeColor="accent6" w:themeShade="BF"/>
-          <w:sz w:val="26"/>
-          <w:szCs w:val="26"/>
-        </w:rPr>
-        <w:t>s</w:t>
-      </w:r>
-      <w:r>
-        <w:rPr>
-          <w:b/>
-          <w:bCs/>
-          <w:i/>
-          <w:iCs/>
-          <w:color w:val="538135" w:themeColor="accent6" w:themeShade="BF"/>
+          <w:color w:val="000000" w:themeColor="text1"/>
           <w:sz w:val="26"/>
           <w:szCs w:val="26"/>
         </w:rPr>
@@ -13573,7 +13558,7 @@
           <w:bCs/>
           <w:i/>
           <w:iCs/>
-          <w:color w:val="538135" w:themeColor="accent6" w:themeShade="BF"/>
+          <w:color w:val="000000" w:themeColor="text1"/>
           <w:sz w:val="26"/>
           <w:szCs w:val="26"/>
         </w:rPr>
@@ -13584,47 +13569,11 @@
           <w:bCs/>
           <w:i/>
           <w:iCs/>
-          <w:color w:val="538135" w:themeColor="accent6" w:themeShade="BF"/>
-          <w:sz w:val="26"/>
-          <w:szCs w:val="26"/>
-        </w:rPr>
-        <w:t>Suppression</w:t>
-      </w:r>
-      <w:r>
-        <w:rPr>
-          <w:b/>
-          <w:bCs/>
-          <w:i/>
-          <w:iCs/>
-          <w:color w:val="538135" w:themeColor="accent6" w:themeShade="BF"/>
-          <w:sz w:val="26"/>
-          <w:szCs w:val="26"/>
-        </w:rPr>
-        <w:t xml:space="preserve"> d</w:t>
-      </w:r>
-      <w:r>
-        <w:rPr>
-          <w:b/>
-          <w:bCs/>
-          <w:i/>
-          <w:iCs/>
-          <w:color w:val="538135" w:themeColor="accent6" w:themeShade="BF"/>
-          <w:sz w:val="26"/>
-          <w:szCs w:val="26"/>
-        </w:rPr>
-        <w:t>es</w:t>
-      </w:r>
-      <w:r>
-        <w:rPr>
-          <w:b/>
-          <w:bCs/>
-          <w:i/>
-          <w:iCs/>
-          <w:color w:val="538135" w:themeColor="accent6" w:themeShade="BF"/>
-          <w:sz w:val="26"/>
-          <w:szCs w:val="26"/>
-        </w:rPr>
-        <w:t xml:space="preserve"> tâches</w:t>
+          <w:color w:val="000000" w:themeColor="text1"/>
+          <w:sz w:val="26"/>
+          <w:szCs w:val="26"/>
+        </w:rPr>
+        <w:t>Suppression des tâches</w:t>
       </w:r>
     </w:p>
     <w:p>
@@ -13751,7 +13700,7 @@
           <w:szCs w:val="26"/>
         </w:rPr>
       </w:pPr>
-      <w:bookmarkStart w:id="29" w:name="_Toc187053787"/>
+      <w:bookmarkStart w:id="29" w:name="_Toc187237040"/>
       <w:r>
         <w:rPr>
           <w:sz w:val="26"/>
@@ -13858,7 +13807,7 @@
           <w:bCs/>
           <w:i/>
           <w:iCs/>
-          <w:color w:val="538135" w:themeColor="accent6" w:themeShade="BF"/>
+          <w:color w:val="000000" w:themeColor="text1"/>
           <w:sz w:val="26"/>
           <w:szCs w:val="26"/>
         </w:rPr>
@@ -13869,7 +13818,7 @@
           <w:bCs/>
           <w:i/>
           <w:iCs/>
-          <w:color w:val="538135" w:themeColor="accent6" w:themeShade="BF"/>
+          <w:color w:val="000000" w:themeColor="text1"/>
           <w:sz w:val="26"/>
           <w:szCs w:val="26"/>
         </w:rPr>
@@ -14091,7 +14040,7 @@
           <w:bCs/>
           <w:i/>
           <w:iCs/>
-          <w:color w:val="538135" w:themeColor="accent6" w:themeShade="BF"/>
+          <w:color w:val="000000" w:themeColor="text1"/>
           <w:sz w:val="26"/>
           <w:szCs w:val="26"/>
         </w:rPr>
@@ -14102,7 +14051,7 @@
           <w:bCs/>
           <w:i/>
           <w:iCs/>
-          <w:color w:val="538135" w:themeColor="accent6" w:themeShade="BF"/>
+          <w:color w:val="000000" w:themeColor="text1"/>
           <w:sz w:val="26"/>
           <w:szCs w:val="26"/>
         </w:rPr>
@@ -14245,7 +14194,7 @@
           <w:bCs/>
           <w:i/>
           <w:iCs/>
-          <w:color w:val="538135" w:themeColor="accent6" w:themeShade="BF"/>
+          <w:color w:val="000000" w:themeColor="text1"/>
           <w:sz w:val="26"/>
           <w:szCs w:val="26"/>
         </w:rPr>
@@ -14256,35 +14205,11 @@
           <w:bCs/>
           <w:i/>
           <w:iCs/>
-          <w:color w:val="538135" w:themeColor="accent6" w:themeShade="BF"/>
-          <w:sz w:val="26"/>
-          <w:szCs w:val="26"/>
-        </w:rPr>
-        <w:t>Navigation vers la page "</w:t>
-      </w:r>
-      <w:r>
-        <w:rPr>
-          <w:b/>
-          <w:bCs/>
-          <w:i/>
-          <w:iCs/>
-          <w:color w:val="538135" w:themeColor="accent6" w:themeShade="BF"/>
-          <w:sz w:val="26"/>
-          <w:szCs w:val="26"/>
-        </w:rPr>
-        <w:t>Profil</w:t>
-      </w:r>
-      <w:r>
-        <w:rPr>
-          <w:b/>
-          <w:bCs/>
-          <w:i/>
-          <w:iCs/>
-          <w:color w:val="538135" w:themeColor="accent6" w:themeShade="BF"/>
-          <w:sz w:val="26"/>
-          <w:szCs w:val="26"/>
-        </w:rPr>
-        <w:t>"</w:t>
+          <w:color w:val="000000" w:themeColor="text1"/>
+          <w:sz w:val="26"/>
+          <w:szCs w:val="26"/>
+        </w:rPr>
+        <w:t>Navigation vers la page "Profil"</w:t>
       </w:r>
     </w:p>
     <w:p>
@@ -14459,7 +14384,7 @@
           <w:bCs/>
           <w:i/>
           <w:iCs/>
-          <w:color w:val="538135" w:themeColor="accent6" w:themeShade="BF"/>
+          <w:color w:val="000000" w:themeColor="text1"/>
           <w:sz w:val="26"/>
           <w:szCs w:val="26"/>
         </w:rPr>
@@ -14470,7 +14395,7 @@
           <w:bCs/>
           <w:i/>
           <w:iCs/>
-          <w:color w:val="538135" w:themeColor="accent6" w:themeShade="BF"/>
+          <w:color w:val="000000" w:themeColor="text1"/>
           <w:sz w:val="26"/>
           <w:szCs w:val="26"/>
         </w:rPr>
@@ -14614,7 +14539,7 @@
           <w:szCs w:val="26"/>
         </w:rPr>
       </w:pPr>
-      <w:bookmarkStart w:id="33" w:name="_Toc187053788"/>
+      <w:bookmarkStart w:id="33" w:name="_Toc187237041"/>
       <w:r>
         <w:rPr>
           <w:sz w:val="26"/>
@@ -14695,7 +14620,7 @@
           <w:bCs/>
           <w:i/>
           <w:iCs/>
-          <w:color w:val="538135" w:themeColor="accent6" w:themeShade="BF"/>
+          <w:color w:val="000000" w:themeColor="text1"/>
           <w:sz w:val="26"/>
           <w:szCs w:val="26"/>
         </w:rPr>
@@ -14706,7 +14631,7 @@
           <w:bCs/>
           <w:i/>
           <w:iCs/>
-          <w:color w:val="538135" w:themeColor="accent6" w:themeShade="BF"/>
+          <w:color w:val="000000" w:themeColor="text1"/>
           <w:sz w:val="26"/>
           <w:szCs w:val="26"/>
         </w:rPr>
@@ -14873,7 +14798,7 @@
           <w:szCs w:val="26"/>
         </w:rPr>
       </w:pPr>
-      <w:bookmarkStart w:id="34" w:name="_Toc187053789"/>
+      <w:bookmarkStart w:id="34" w:name="_Toc187237042"/>
       <w:r>
         <w:rPr>
           <w:sz w:val="26"/>
@@ -14939,7 +14864,7 @@
           <w:bCs/>
           <w:i/>
           <w:iCs/>
-          <w:color w:val="538135" w:themeColor="accent6" w:themeShade="BF"/>
+          <w:color w:val="000000" w:themeColor="text1"/>
           <w:sz w:val="26"/>
           <w:szCs w:val="26"/>
         </w:rPr>
@@ -14950,7 +14875,7 @@
           <w:bCs/>
           <w:i/>
           <w:iCs/>
-          <w:color w:val="538135" w:themeColor="accent6" w:themeShade="BF"/>
+          <w:color w:val="000000" w:themeColor="text1"/>
           <w:sz w:val="26"/>
           <w:szCs w:val="26"/>
         </w:rPr>
@@ -15193,7 +15118,7 @@
         </w:numPr>
         <w:jc w:val="both"/>
       </w:pPr>
-      <w:bookmarkStart w:id="35" w:name="_Toc187053790"/>
+      <w:bookmarkStart w:id="35" w:name="_Toc187237043"/>
       <w:r>
         <w:lastRenderedPageBreak/>
         <w:t xml:space="preserve">Résultat </w:t>
@@ -15346,15 +15271,15 @@
         </w:numPr>
         <w:jc w:val="both"/>
       </w:pPr>
-      <w:bookmarkStart w:id="36" w:name="_Toc187053791"/>
+      <w:bookmarkStart w:id="36" w:name="_Toc187237044"/>
       <w:r>
         <w:lastRenderedPageBreak/>
-        <w:t>Rapport de test</w:t>
+        <w:t>Rapport de tes</w:t>
+      </w:r>
+      <w:r>
+        <w:t>t</w:t>
       </w:r>
       <w:bookmarkEnd w:id="36"/>
-      <w:r>
-        <w:t xml:space="preserve"> </w:t>
-      </w:r>
     </w:p>
     <w:p>
       <w:pPr>
@@ -15369,7 +15294,7 @@
           <w:szCs w:val="26"/>
         </w:rPr>
       </w:pPr>
-      <w:bookmarkStart w:id="37" w:name="_Toc187053792"/>
+      <w:bookmarkStart w:id="37" w:name="_Toc187237045"/>
       <w:r>
         <w:rPr>
           <w:sz w:val="26"/>
@@ -15604,7 +15529,7 @@
           <w:szCs w:val="26"/>
         </w:rPr>
       </w:pPr>
-      <w:bookmarkStart w:id="38" w:name="_Toc187053793"/>
+      <w:bookmarkStart w:id="38" w:name="_Toc187237046"/>
       <w:r>
         <w:rPr>
           <w:sz w:val="26"/>
@@ -15695,7 +15620,7 @@
         </w:numPr>
         <w:jc w:val="both"/>
       </w:pPr>
-      <w:bookmarkStart w:id="39" w:name="_Toc187053794"/>
+      <w:bookmarkStart w:id="39" w:name="_Toc187237047"/>
       <w:r>
         <w:lastRenderedPageBreak/>
         <w:t>Conclusion</w:t>
@@ -15715,7 +15640,7 @@
           <w:szCs w:val="26"/>
         </w:rPr>
       </w:pPr>
-      <w:bookmarkStart w:id="40" w:name="_Toc187053795"/>
+      <w:bookmarkStart w:id="40" w:name="_Toc187237048"/>
       <w:r>
         <w:rPr>
           <w:sz w:val="26"/>
@@ -15746,7 +15671,7 @@
           <w:szCs w:val="26"/>
         </w:rPr>
       </w:pPr>
-      <w:bookmarkStart w:id="41" w:name="_Toc187053796"/>
+      <w:bookmarkStart w:id="41" w:name="_Toc187237049"/>
       <w:r>
         <w:rPr>
           <w:sz w:val="26"/>
